--- a/EXPORTS/DOCX/review/niveau2/Dutch/Suriname aanvullingen.docx
+++ b/EXPORTS/DOCX/review/niveau2/Dutch/Suriname aanvullingen.docx
@@ -626,34 +626,7 @@
           <w:color w:val="000000"/>
           <w:sz w:val="24"/>
         </w:rPr>
-        <w:t xml:space="preserve">•  TM-9 </w:t>
-      </w:r>
-      <w:r>
-        <w:rPr>
-          <w:rFonts w:ascii="Charis SIL Italic" w:hAnsi="Charis SIL Italic" w:eastAsia="Charis SIL Italic"/>
-          <w:b w:val="0"/>
-          <w:i w:val="0"/>
-          <w:color w:val="000000"/>
-          <w:sz w:val="24"/>
-        </w:rPr>
-        <w:hyperlink r:id="rId11" w:history="1">
-          <w:r>
-            <w:rPr>
-              <w:rStyle w:val="Hyperlink"/>
-            </w:rPr>
-            <w:t>is Coran</w:t>
-          </w:r>
-        </w:hyperlink>
-      </w:r>
-      <w:r>
-        <w:rPr>
-          <w:rFonts w:ascii="Charis SIL Italic" w:hAnsi="Charis SIL Italic" w:eastAsia="Charis SIL Italic"/>
-          <w:b w:val="0"/>
-          <w:i w:val="0"/>
-          <w:color w:val="000000"/>
-          <w:sz w:val="24"/>
-        </w:rPr>
-        <w:t xml:space="preserve">tijnexpeditie?? </w:t>
+        <w:t xml:space="preserve">•  TM-9 is Corantijnexpeditie?? </w:t>
       </w:r>
       <w:r>
         <w:rPr>
@@ -1137,13 +1110,31 @@
       </w:r>
       <w:r>
         <w:rPr>
-          <w:rFonts w:ascii="Charis SIL Italic" w:hAnsi="Charis SIL Italic" w:eastAsia="Charis SIL Italic"/>
-          <w:b w:val="0"/>
-          <w:i w:val="0"/>
-          <w:color w:val="000000"/>
-          <w:sz w:val="24"/>
-        </w:rPr>
-        <w:t xml:space="preserve">achttiende eeuw, </w:t>
+          <w:u w:val="single" w:color="0000ff"/>
+          <w:rFonts w:ascii="Charis SIL Italic" w:hAnsi="Charis SIL Italic" w:eastAsia="Charis SIL Italic"/>
+          <w:b w:val="0"/>
+          <w:i w:val="0"/>
+          <w:color w:val="000000"/>
+          <w:sz w:val="24"/>
+        </w:rPr>
+        <w:hyperlink r:id="rId16" w:history="1">
+          <w:r>
+            <w:rPr>
+              <w:rStyle w:val="Hyperlink"/>
+            </w:rPr>
+            <w:t>achttiende e</w:t>
+          </w:r>
+        </w:hyperlink>
+      </w:r>
+      <w:r>
+        <w:rPr>
+          <w:rFonts w:ascii="Charis SIL Italic" w:hAnsi="Charis SIL Italic" w:eastAsia="Charis SIL Italic"/>
+          <w:b w:val="0"/>
+          <w:i w:val="0"/>
+          <w:color w:val="000000"/>
+          <w:sz w:val="24"/>
+        </w:rPr>
+        <w:t xml:space="preserve">euw, </w:t>
       </w:r>
       <w:r>
         <w:rPr>
@@ -2240,7 +2231,34 @@
           <w:color w:val="000000"/>
           <w:sz w:val="24"/>
         </w:rPr>
-        <w:t>state={"matchAllC</w:t>
+        <w:t>state={"ma</w:t>
+      </w:r>
+      <w:r>
+        <w:rPr>
+          <w:rFonts w:ascii="Charis SIL Italic" w:hAnsi="Charis SIL Italic" w:eastAsia="Charis SIL Italic"/>
+          <w:b w:val="0"/>
+          <w:i w:val="0"/>
+          <w:color w:val="000000"/>
+          <w:sz w:val="24"/>
+        </w:rPr>
+        <w:hyperlink r:id="rId23" w:history="1">
+          <w:r>
+            <w:rPr>
+              <w:rStyle w:val="Hyperlink"/>
+            </w:rPr>
+            <w:t>tchAll</w:t>
+          </w:r>
+        </w:hyperlink>
+      </w:r>
+      <w:r>
+        <w:rPr>
+          <w:rFonts w:ascii="Charis SIL Italic" w:hAnsi="Charis SIL Italic" w:eastAsia="Charis SIL Italic"/>
+          <w:b w:val="0"/>
+          <w:i w:val="0"/>
+          <w:color w:val="000000"/>
+          <w:sz w:val="24"/>
+        </w:rPr>
+        <w:t>C</w:t>
       </w:r>
       <w:r>
         <w:rPr>
@@ -3116,6 +3134,7 @@
           <w:i w:val="0"/>
           <w:color w:val="0000FF"/>
           <w:sz w:val="24"/>
+          <w:u w:val="single"/>
         </w:rPr>
         <w:hyperlink r:id="rId27" w:history="1">
           <w:r>
@@ -3135,82 +3154,7 @@
           <w:sz w:val="24"/>
           <w:u w:val="single"/>
         </w:rPr>
-        <w:hyperlink r:id="rId26" w:history="1">
-          <w:r>
-            <w:rPr>
-              <w:rStyle w:val="Hyperlink"/>
-            </w:rPr>
-            <w:t>ift</w:t>
-          </w:r>
-        </w:hyperlink>
-      </w:r>
-      <w:r>
-        <w:rPr>
-          <w:rFonts w:ascii="Charis SIL Italic" w:hAnsi="Charis SIL Italic" w:eastAsia="Charis SIL Italic"/>
-          <w:b w:val="0"/>
-          <w:i w:val="0"/>
-          <w:color w:val="0000FF"/>
-          <w:sz w:val="24"/>
-          <w:u w:val="single"/>
-        </w:rPr>
-        <w:t xml:space="preserve"> </w:t>
-      </w:r>
-      <w:r>
-        <w:rPr>
-          <w:rFonts w:ascii="Charis SIL Italic" w:hAnsi="Charis SIL Italic" w:eastAsia="Charis SIL Italic"/>
-          <w:b w:val="0"/>
-          <w:i w:val="0"/>
-          <w:color w:val="0000FF"/>
-          <w:sz w:val="24"/>
-          <w:u w:val="single"/>
-        </w:rPr>
-        <w:hyperlink r:id="rId27" w:history="1">
-          <w:r>
-            <w:rPr>
-              <w:rStyle w:val="Hyperlink"/>
-            </w:rPr>
-            <w:t>o</w:t>
-          </w:r>
-        </w:hyperlink>
-      </w:r>
-      <w:r>
-        <w:rPr>
-          <w:rFonts w:ascii="Charis SIL Italic" w:hAnsi="Charis SIL Italic" w:eastAsia="Charis SIL Italic"/>
-          <w:b w:val="0"/>
-          <w:i w:val="0"/>
-          <w:color w:val="0000FF"/>
-          <w:sz w:val="24"/>
-          <w:u w:val="single"/>
-        </w:rPr>
-        <w:hyperlink r:id="rId27" w:history="1">
-          <w:r>
-            <w:rPr>
-              <w:rStyle w:val="Hyperlink"/>
-            </w:rPr>
-            <w:t>f</w:t>
-          </w:r>
-        </w:hyperlink>
-      </w:r>
-      <w:r>
-        <w:rPr>
-          <w:rFonts w:ascii="Charis SIL Italic" w:hAnsi="Charis SIL Italic" w:eastAsia="Charis SIL Italic"/>
-          <w:b w:val="0"/>
-          <w:i w:val="0"/>
-          <w:color w:val="0000FF"/>
-          <w:sz w:val="24"/>
-          <w:u w:val="single"/>
-        </w:rPr>
-        <w:t xml:space="preserve"> </w:t>
-      </w:r>
-      <w:r>
-        <w:rPr>
-          <w:rFonts w:ascii="Charis SIL Italic" w:hAnsi="Charis SIL Italic" w:eastAsia="Charis SIL Italic"/>
-          <w:b w:val="0"/>
-          <w:i w:val="0"/>
-          <w:color w:val="0000FF"/>
-          <w:sz w:val="24"/>
-        </w:rPr>
-        <w:t>M</w:t>
+        <w:t>ift of M</w:t>
       </w:r>
       <w:r>
         <w:rPr>
@@ -3266,15 +3210,9 @@
           <w:i w:val="0"/>
           <w:color w:val="0000FF"/>
           <w:sz w:val="24"/>
-        </w:rPr>
-        <w:hyperlink r:id="rId27" w:history="1">
-          <w:r>
-            <w:rPr>
-              <w:rStyle w:val="Hyperlink"/>
-            </w:rPr>
-            <w:t>A</w:t>
-          </w:r>
-        </w:hyperlink>
+          <w:u w:val="single"/>
+        </w:rPr>
+        <w:t>A</w:t>
       </w:r>
       <w:r>
         <w:rPr>
@@ -3285,7 +3223,7 @@
           <w:sz w:val="24"/>
           <w:u w:val="single"/>
         </w:rPr>
-        <w:hyperlink r:id="rId27" w:history="1">
+        <w:hyperlink r:id="rId26" w:history="1">
           <w:r>
             <w:rPr>
               <w:rStyle w:val="Hyperlink"/>
@@ -10354,7 +10292,7 @@
           <w:sz w:val="24"/>
           <w:u w:val="single"/>
         </w:rPr>
-        <w:hyperlink r:id="rId70" w:history="1">
+        <w:hyperlink r:id="rId71" w:history="1">
           <w:r>
             <w:rPr>
               <w:rStyle w:val="Hyperlink"/>
@@ -10383,7 +10321,7 @@
           <w:sz w:val="24"/>
           <w:u w:val="single"/>
         </w:rPr>
-        <w:hyperlink r:id="rId70" w:history="1">
+        <w:hyperlink r:id="rId71" w:history="1">
           <w:r>
             <w:rPr>
               <w:rStyle w:val="Hyperlink"/>
@@ -10480,7 +10418,7 @@
           <w:sz w:val="24"/>
           <w:u w:val="single"/>
         </w:rPr>
-        <w:hyperlink r:id="rId71" w:history="1">
+        <w:hyperlink r:id="rId72" w:history="1">
           <w:r>
             <w:rPr>
               <w:rStyle w:val="Hyperlink"/>
@@ -10509,7 +10447,7 @@
           <w:sz w:val="24"/>
           <w:u w:val="single"/>
         </w:rPr>
-        <w:hyperlink r:id="rId71" w:history="1">
+        <w:hyperlink r:id="rId72" w:history="1">
           <w:r>
             <w:rPr>
               <w:rStyle w:val="Hyperlink"/>
@@ -10537,7 +10475,7 @@
           <w:sz w:val="24"/>
           <w:u w:val="single"/>
         </w:rPr>
-        <w:hyperlink r:id="rId72" w:history="1">
+        <w:hyperlink r:id="rId73" w:history="1">
           <w:r>
             <w:rPr>
               <w:rStyle w:val="Hyperlink"/>
@@ -10566,7 +10504,7 @@
           <w:sz w:val="24"/>
           <w:u w:val="single"/>
         </w:rPr>
-        <w:hyperlink r:id="rId72" w:history="1">
+        <w:hyperlink r:id="rId73" w:history="1">
           <w:r>
             <w:rPr>
               <w:rStyle w:val="Hyperlink"/>

--- a/EXPORTS/DOCX/review/niveau2/Dutch/Suriname aanvullingen.docx
+++ b/EXPORTS/DOCX/review/niveau2/Dutch/Suriname aanvullingen.docx
@@ -3134,7 +3134,6 @@
           <w:i w:val="0"/>
           <w:color w:val="0000FF"/>
           <w:sz w:val="24"/>
-          <w:u w:val="single"/>
         </w:rPr>
         <w:hyperlink r:id="rId27" w:history="1">
           <w:r>
@@ -3154,7 +3153,14 @@
           <w:sz w:val="24"/>
           <w:u w:val="single"/>
         </w:rPr>
-        <w:t>ift of M</w:t>
+        <w:hyperlink r:id="rId27" w:history="1">
+          <w:r>
+            <w:rPr>
+              <w:rStyle w:val="Hyperlink"/>
+            </w:rPr>
+            <w:t>ift</w:t>
+          </w:r>
+        </w:hyperlink>
       </w:r>
       <w:r>
         <w:rPr>
@@ -3165,7 +3171,82 @@
           <w:sz w:val="24"/>
           <w:u w:val="single"/>
         </w:rPr>
-        <w:hyperlink r:id="rId26" w:history="1">
+        <w:t xml:space="preserve"> </w:t>
+      </w:r>
+      <w:r>
+        <w:rPr>
+          <w:rFonts w:ascii="Charis SIL Italic" w:hAnsi="Charis SIL Italic" w:eastAsia="Charis SIL Italic"/>
+          <w:b w:val="0"/>
+          <w:i w:val="0"/>
+          <w:color w:val="0000FF"/>
+          <w:sz w:val="24"/>
+          <w:u w:val="single"/>
+        </w:rPr>
+        <w:hyperlink r:id="rId27" w:history="1">
+          <w:r>
+            <w:rPr>
+              <w:rStyle w:val="Hyperlink"/>
+            </w:rPr>
+            <w:t>o</w:t>
+          </w:r>
+        </w:hyperlink>
+      </w:r>
+      <w:r>
+        <w:rPr>
+          <w:rFonts w:ascii="Charis SIL Italic" w:hAnsi="Charis SIL Italic" w:eastAsia="Charis SIL Italic"/>
+          <w:b w:val="0"/>
+          <w:i w:val="0"/>
+          <w:color w:val="0000FF"/>
+          <w:sz w:val="24"/>
+          <w:u w:val="single"/>
+        </w:rPr>
+        <w:hyperlink r:id="rId27" w:history="1">
+          <w:r>
+            <w:rPr>
+              <w:rStyle w:val="Hyperlink"/>
+            </w:rPr>
+            <w:t>f</w:t>
+          </w:r>
+        </w:hyperlink>
+      </w:r>
+      <w:r>
+        <w:rPr>
+          <w:rFonts w:ascii="Charis SIL Italic" w:hAnsi="Charis SIL Italic" w:eastAsia="Charis SIL Italic"/>
+          <w:b w:val="0"/>
+          <w:i w:val="0"/>
+          <w:color w:val="0000FF"/>
+          <w:sz w:val="24"/>
+          <w:u w:val="single"/>
+        </w:rPr>
+        <w:t xml:space="preserve"> </w:t>
+      </w:r>
+      <w:r>
+        <w:rPr>
+          <w:rFonts w:ascii="Charis SIL Italic" w:hAnsi="Charis SIL Italic" w:eastAsia="Charis SIL Italic"/>
+          <w:b w:val="0"/>
+          <w:i w:val="0"/>
+          <w:color w:val="0000FF"/>
+          <w:sz w:val="24"/>
+        </w:rPr>
+        <w:hyperlink r:id="rId27" w:history="1">
+          <w:r>
+            <w:rPr>
+              <w:rStyle w:val="Hyperlink"/>
+            </w:rPr>
+            <w:t>M</w:t>
+          </w:r>
+        </w:hyperlink>
+      </w:r>
+      <w:r>
+        <w:rPr>
+          <w:rFonts w:ascii="Charis SIL Italic" w:hAnsi="Charis SIL Italic" w:eastAsia="Charis SIL Italic"/>
+          <w:b w:val="0"/>
+          <w:i w:val="0"/>
+          <w:color w:val="0000FF"/>
+          <w:sz w:val="24"/>
+          <w:u w:val="single"/>
+        </w:rPr>
+        <w:hyperlink r:id="rId27" w:history="1">
           <w:r>
             <w:rPr>
               <w:rStyle w:val="Hyperlink"/>
@@ -3183,7 +3264,7 @@
           <w:sz w:val="24"/>
           <w:u w:val="single"/>
         </w:rPr>
-        <w:hyperlink r:id="rId26" w:history="1">
+        <w:hyperlink r:id="rId27" w:history="1">
           <w:r>
             <w:rPr>
               <w:rStyle w:val="Hyperlink"/>
@@ -3212,7 +3293,14 @@
           <w:sz w:val="24"/>
           <w:u w:val="single"/>
         </w:rPr>
-        <w:t>A</w:t>
+        <w:hyperlink r:id="rId27" w:history="1">
+          <w:r>
+            <w:rPr>
+              <w:rStyle w:val="Hyperlink"/>
+            </w:rPr>
+            <w:t>A</w:t>
+          </w:r>
+        </w:hyperlink>
       </w:r>
       <w:r>
         <w:rPr>
@@ -3223,7 +3311,7 @@
           <w:sz w:val="24"/>
           <w:u w:val="single"/>
         </w:rPr>
-        <w:hyperlink r:id="rId26" w:history="1">
+        <w:hyperlink r:id="rId27" w:history="1">
           <w:r>
             <w:rPr>
               <w:rStyle w:val="Hyperlink"/>
@@ -3781,7 +3869,7 @@
             <w:rPr>
               <w:rStyle w:val="Hyperlink"/>
             </w:rPr>
-            <w:t>Jeffers</w:t>
+            <w:t>Jefferso</w:t>
           </w:r>
         </w:hyperlink>
       </w:r>
@@ -3792,13 +3880,36 @@
           <w:i w:val="0"/>
           <w:color w:val="0000FF"/>
           <w:sz w:val="24"/>
+          <w:u w:val="single"/>
+        </w:rPr>
+        <w:t>n</w:t>
+      </w:r>
+      <w:r>
+        <w:rPr>
+          <w:rFonts w:ascii="Charis SIL Italic" w:hAnsi="Charis SIL Italic" w:eastAsia="Charis SIL Italic"/>
+          <w:b w:val="0"/>
+          <w:i w:val="0"/>
+          <w:color w:val="0000FF"/>
+          <w:sz w:val="24"/>
+          <w:u w:val="single"/>
+        </w:rPr>
+        <w:t xml:space="preserve"> </w:t>
+      </w:r>
+      <w:r>
+        <w:rPr>
+          <w:rFonts w:ascii="Charis SIL Italic" w:hAnsi="Charis SIL Italic" w:eastAsia="Charis SIL Italic"/>
+          <w:b w:val="0"/>
+          <w:i w:val="0"/>
+          <w:color w:val="0000FF"/>
+          <w:sz w:val="24"/>
+          <w:u w:val="single"/>
         </w:rPr>
         <w:hyperlink r:id="rId30" w:history="1">
           <w:r>
             <w:rPr>
               <w:rStyle w:val="Hyperlink"/>
             </w:rPr>
-            <w:t>o</w:t>
+            <w:t>Collin</w:t>
           </w:r>
         </w:hyperlink>
       </w:r>
@@ -3810,36 +3921,7 @@
           <w:color w:val="0000FF"/>
           <w:sz w:val="24"/>
         </w:rPr>
-        <w:t>n</w:t>
-      </w:r>
-      <w:r>
-        <w:rPr>
-          <w:rFonts w:ascii="Charis SIL Italic" w:hAnsi="Charis SIL Italic" w:eastAsia="Charis SIL Italic"/>
-          <w:b w:val="0"/>
-          <w:i w:val="0"/>
-          <w:color w:val="0000FF"/>
-          <w:sz w:val="24"/>
-          <w:u w:val="single"/>
-        </w:rPr>
-        <w:t xml:space="preserve"> </w:t>
-      </w:r>
-      <w:r>
-        <w:rPr>
-          <w:rFonts w:ascii="Charis SIL Italic" w:hAnsi="Charis SIL Italic" w:eastAsia="Charis SIL Italic"/>
-          <w:b w:val="0"/>
-          <w:i w:val="0"/>
-          <w:color w:val="0000FF"/>
-          <w:sz w:val="24"/>
-          <w:u w:val="single"/>
-        </w:rPr>
-        <w:hyperlink r:id="rId30" w:history="1">
-          <w:r>
-            <w:rPr>
-              <w:rStyle w:val="Hyperlink"/>
-            </w:rPr>
-            <w:t>Collins</w:t>
-          </w:r>
-        </w:hyperlink>
+        <w:t>s</w:t>
       </w:r>
     </w:p>
     <w:p>
@@ -4481,7 +4563,7 @@
           <w:sz w:val="24"/>
           <w:u w:val="single"/>
         </w:rPr>
-        <w:hyperlink r:id="rId38" w:history="1">
+        <w:hyperlink r:id="rId39" w:history="1">
           <w:r>
             <w:rPr>
               <w:rStyle w:val="Hyperlink"/>
@@ -4530,7 +4612,7 @@
           <w:sz w:val="24"/>
           <w:u w:val="single"/>
         </w:rPr>
-        <w:hyperlink r:id="rId40" w:history="1">
+        <w:hyperlink r:id="rId39" w:history="1">
           <w:r>
             <w:rPr>
               <w:rStyle w:val="Hyperlink"/>
@@ -4598,7 +4680,7 @@
           <w:sz w:val="24"/>
           <w:u w:val="single"/>
         </w:rPr>
-        <w:hyperlink r:id="rId41" w:history="1">
+        <w:hyperlink r:id="rId40" w:history="1">
           <w:r>
             <w:rPr>
               <w:rStyle w:val="Hyperlink"/>
@@ -4627,7 +4709,7 @@
           <w:sz w:val="24"/>
           <w:u w:val="single"/>
         </w:rPr>
-        <w:hyperlink r:id="rId41" w:history="1">
+        <w:hyperlink r:id="rId40" w:history="1">
           <w:r>
             <w:rPr>
               <w:rStyle w:val="Hyperlink"/>
@@ -4656,7 +4738,7 @@
           <w:sz w:val="24"/>
           <w:u w:val="single"/>
         </w:rPr>
-        <w:hyperlink r:id="rId41" w:history="1">
+        <w:hyperlink r:id="rId40" w:history="1">
           <w:r>
             <w:rPr>
               <w:rStyle w:val="Hyperlink"/>
@@ -5046,7 +5128,7 @@
           <w:sz w:val="24"/>
           <w:u w:val="single"/>
         </w:rPr>
-        <w:hyperlink r:id="rId42" w:history="1">
+        <w:hyperlink r:id="rId41" w:history="1">
           <w:r>
             <w:rPr>
               <w:rStyle w:val="Hyperlink"/>
@@ -5114,7 +5196,7 @@
           <w:sz w:val="24"/>
           <w:u w:val="single"/>
         </w:rPr>
-        <w:hyperlink r:id="rId43" w:history="1">
+        <w:hyperlink r:id="rId42" w:history="1">
           <w:r>
             <w:rPr>
               <w:rStyle w:val="Hyperlink"/>
@@ -5142,7 +5224,7 @@
           <w:color w:val="000000"/>
           <w:sz w:val="24"/>
         </w:rPr>
-        <w:hyperlink r:id="rId43" w:history="1">
+        <w:hyperlink r:id="rId42" w:history="1">
           <w:r>
             <w:rPr>
               <w:rStyle w:val="Hyperlink"/>
@@ -5597,7 +5679,7 @@
           <w:color w:val="0000FF"/>
           <w:sz w:val="24"/>
         </w:rPr>
-        <w:hyperlink r:id="rId44" w:history="1">
+        <w:hyperlink r:id="rId43" w:history="1">
           <w:r>
             <w:rPr>
               <w:rStyle w:val="Hyperlink"/>
@@ -5614,7 +5696,7 @@
           <w:color w:val="0000FF"/>
           <w:sz w:val="24"/>
         </w:rPr>
-        <w:hyperlink r:id="rId44" w:history="1">
+        <w:hyperlink r:id="rId43" w:history="1">
           <w:r>
             <w:rPr>
               <w:rStyle w:val="Hyperlink"/>
@@ -5631,7 +5713,7 @@
           <w:color w:val="0000FF"/>
           <w:sz w:val="24"/>
         </w:rPr>
-        <w:hyperlink r:id="rId44" w:history="1">
+        <w:hyperlink r:id="rId43" w:history="1">
           <w:r>
             <w:rPr>
               <w:rStyle w:val="Hyperlink"/>
@@ -5742,7 +5824,7 @@
           <w:sz w:val="24"/>
           <w:u w:val="single"/>
         </w:rPr>
-        <w:hyperlink r:id="rId45" w:history="1">
+        <w:hyperlink r:id="rId44" w:history="1">
           <w:r>
             <w:rPr>
               <w:rStyle w:val="Hyperlink"/>
@@ -5760,7 +5842,7 @@
           <w:sz w:val="24"/>
           <w:u w:val="single"/>
         </w:rPr>
-        <w:hyperlink r:id="rId45" w:history="1">
+        <w:hyperlink r:id="rId44" w:history="1">
           <w:r>
             <w:rPr>
               <w:rStyle w:val="Hyperlink"/>
@@ -5889,7 +5971,7 @@
           <w:color w:val="0000FF"/>
           <w:sz w:val="24"/>
         </w:rPr>
-        <w:hyperlink r:id="rId46" w:history="1">
+        <w:hyperlink r:id="rId45" w:history="1">
           <w:r>
             <w:rPr>
               <w:rStyle w:val="Hyperlink"/>
@@ -5906,7 +5988,7 @@
           <w:color w:val="0000FF"/>
           <w:sz w:val="24"/>
         </w:rPr>
-        <w:hyperlink r:id="rId46" w:history="1">
+        <w:hyperlink r:id="rId45" w:history="1">
           <w:r>
             <w:rPr>
               <w:rStyle w:val="Hyperlink"/>
@@ -6034,7 +6116,7 @@
           <w:sz w:val="24"/>
           <w:u w:val="single"/>
         </w:rPr>
-        <w:hyperlink r:id="rId47" w:history="1">
+        <w:hyperlink r:id="rId46" w:history="1">
           <w:r>
             <w:rPr>
               <w:rStyle w:val="Hyperlink"/>
@@ -6052,7 +6134,7 @@
           <w:sz w:val="24"/>
           <w:u w:val="single"/>
         </w:rPr>
-        <w:hyperlink r:id="rId47" w:history="1">
+        <w:hyperlink r:id="rId46" w:history="1">
           <w:r>
             <w:rPr>
               <w:rStyle w:val="Hyperlink"/>
@@ -6070,7 +6152,7 @@
           <w:sz w:val="24"/>
           <w:u w:val="single"/>
         </w:rPr>
-        <w:hyperlink r:id="rId47" w:history="1">
+        <w:hyperlink r:id="rId46" w:history="1">
           <w:r>
             <w:rPr>
               <w:rStyle w:val="Hyperlink"/>
@@ -6088,7 +6170,7 @@
           <w:sz w:val="24"/>
           <w:u w:val="single"/>
         </w:rPr>
-        <w:hyperlink r:id="rId47" w:history="1">
+        <w:hyperlink r:id="rId46" w:history="1">
           <w:r>
             <w:rPr>
               <w:rStyle w:val="Hyperlink"/>
@@ -6106,7 +6188,7 @@
           <w:sz w:val="24"/>
           <w:u w:val="single"/>
         </w:rPr>
-        <w:hyperlink r:id="rId47" w:history="1">
+        <w:hyperlink r:id="rId46" w:history="1">
           <w:r>
             <w:rPr>
               <w:rStyle w:val="Hyperlink"/>
@@ -6124,7 +6206,7 @@
           <w:sz w:val="24"/>
           <w:u w:val="single"/>
         </w:rPr>
-        <w:hyperlink r:id="rId47" w:history="1">
+        <w:hyperlink r:id="rId46" w:history="1">
           <w:r>
             <w:rPr>
               <w:rStyle w:val="Hyperlink"/>
@@ -6142,7 +6224,7 @@
           <w:sz w:val="24"/>
           <w:u w:val="single"/>
         </w:rPr>
-        <w:hyperlink r:id="rId47" w:history="1">
+        <w:hyperlink r:id="rId46" w:history="1">
           <w:r>
             <w:rPr>
               <w:rStyle w:val="Hyperlink"/>
@@ -6160,12 +6242,12 @@
           <w:sz w:val="24"/>
           <w:u w:val="single"/>
         </w:rPr>
-        <w:hyperlink r:id="rId47" w:history="1">
+        <w:hyperlink r:id="rId46" w:history="1">
           <w:r>
             <w:rPr>
               <w:rStyle w:val="Hyperlink"/>
             </w:rPr>
-            <w:t>profie</w:t>
+            <w:t>profiel</w:t>
           </w:r>
         </w:hyperlink>
       </w:r>
@@ -6176,13 +6258,25 @@
           <w:i w:val="0"/>
           <w:color w:val="0000FF"/>
           <w:sz w:val="24"/>
-        </w:rPr>
-        <w:hyperlink r:id="rId47" w:history="1">
+          <w:u w:val="single"/>
+        </w:rPr>
+        <w:t>-</w:t>
+      </w:r>
+      <w:r>
+        <w:rPr>
+          <w:rFonts w:ascii="Charis SIL Italic" w:hAnsi="Charis SIL Italic" w:eastAsia="Charis SIL Italic"/>
+          <w:b w:val="0"/>
+          <w:i w:val="0"/>
+          <w:color w:val="0000FF"/>
+          <w:sz w:val="24"/>
+          <w:u w:val="single"/>
+        </w:rPr>
+        <w:hyperlink r:id="rId46" w:history="1">
           <w:r>
             <w:rPr>
               <w:rStyle w:val="Hyperlink"/>
             </w:rPr>
-            <w:t>l</w:t>
+            <w:t>als</w:t>
           </w:r>
         </w:hyperlink>
       </w:r>
@@ -6205,25 +6299,7 @@
           <w:sz w:val="24"/>
           <w:u w:val="single"/>
         </w:rPr>
-        <w:hyperlink r:id="rId47" w:history="1">
-          <w:r>
-            <w:rPr>
-              <w:rStyle w:val="Hyperlink"/>
-            </w:rPr>
-            <w:t>als-</w:t>
-          </w:r>
-        </w:hyperlink>
-      </w:r>
-      <w:r>
-        <w:rPr>
-          <w:rFonts w:ascii="Charis SIL Italic" w:hAnsi="Charis SIL Italic" w:eastAsia="Charis SIL Italic"/>
-          <w:b w:val="0"/>
-          <w:i w:val="0"/>
-          <w:color w:val="0000FF"/>
-          <w:sz w:val="24"/>
-          <w:u w:val="single"/>
-        </w:rPr>
-        <w:hyperlink r:id="rId47" w:history="1">
+        <w:hyperlink r:id="rId46" w:history="1">
           <w:r>
             <w:rPr>
               <w:rStyle w:val="Hyperlink"/>
@@ -6241,7 +6317,7 @@
           <w:sz w:val="24"/>
           <w:u w:val="single"/>
         </w:rPr>
-        <w:hyperlink r:id="rId47" w:history="1">
+        <w:hyperlink r:id="rId46" w:history="1">
           <w:r>
             <w:rPr>
               <w:rStyle w:val="Hyperlink"/>
@@ -6259,7 +6335,7 @@
           <w:sz w:val="24"/>
           <w:u w:val="single"/>
         </w:rPr>
-        <w:hyperlink r:id="rId47" w:history="1">
+        <w:hyperlink r:id="rId46" w:history="1">
           <w:r>
             <w:rPr>
               <w:rStyle w:val="Hyperlink"/>
@@ -6277,7 +6353,7 @@
           <w:sz w:val="24"/>
           <w:u w:val="single"/>
         </w:rPr>
-        <w:hyperlink r:id="rId47" w:history="1">
+        <w:hyperlink r:id="rId46" w:history="1">
           <w:r>
             <w:rPr>
               <w:rStyle w:val="Hyperlink"/>
@@ -6405,7 +6481,7 @@
           <w:sz w:val="24"/>
           <w:u w:val="single"/>
         </w:rPr>
-        <w:hyperlink r:id="rId48" w:history="1">
+        <w:hyperlink r:id="rId47" w:history="1">
           <w:r>
             <w:rPr>
               <w:rStyle w:val="Hyperlink"/>
@@ -6423,7 +6499,7 @@
           <w:sz w:val="24"/>
           <w:u w:val="single"/>
         </w:rPr>
-        <w:hyperlink r:id="rId48" w:history="1">
+        <w:hyperlink r:id="rId47" w:history="1">
           <w:r>
             <w:rPr>
               <w:rStyle w:val="Hyperlink"/>
@@ -6441,7 +6517,7 @@
           <w:sz w:val="24"/>
           <w:u w:val="single"/>
         </w:rPr>
-        <w:hyperlink r:id="rId48" w:history="1">
+        <w:hyperlink r:id="rId47" w:history="1">
           <w:r>
             <w:rPr>
               <w:rStyle w:val="Hyperlink"/>
@@ -6459,7 +6535,7 @@
           <w:sz w:val="24"/>
           <w:u w:val="single"/>
         </w:rPr>
-        <w:hyperlink r:id="rId48" w:history="1">
+        <w:hyperlink r:id="rId47" w:history="1">
           <w:r>
             <w:rPr>
               <w:rStyle w:val="Hyperlink"/>
@@ -6477,7 +6553,7 @@
           <w:sz w:val="24"/>
           <w:u w:val="single"/>
         </w:rPr>
-        <w:hyperlink r:id="rId48" w:history="1">
+        <w:hyperlink r:id="rId47" w:history="1">
           <w:r>
             <w:rPr>
               <w:rStyle w:val="Hyperlink"/>
@@ -6495,7 +6571,7 @@
           <w:sz w:val="24"/>
           <w:u w:val="single"/>
         </w:rPr>
-        <w:hyperlink r:id="rId48" w:history="1">
+        <w:hyperlink r:id="rId47" w:history="1">
           <w:r>
             <w:rPr>
               <w:rStyle w:val="Hyperlink"/>
@@ -6513,7 +6589,7 @@
           <w:sz w:val="24"/>
           <w:u w:val="single"/>
         </w:rPr>
-        <w:hyperlink r:id="rId48" w:history="1">
+        <w:hyperlink r:id="rId47" w:history="1">
           <w:r>
             <w:rPr>
               <w:rStyle w:val="Hyperlink"/>
@@ -6531,7 +6607,7 @@
           <w:sz w:val="24"/>
           <w:u w:val="single"/>
         </w:rPr>
-        <w:hyperlink r:id="rId48" w:history="1">
+        <w:hyperlink r:id="rId47" w:history="1">
           <w:r>
             <w:rPr>
               <w:rStyle w:val="Hyperlink"/>
@@ -6559,7 +6635,7 @@
           <w:sz w:val="24"/>
           <w:u w:val="single"/>
         </w:rPr>
-        <w:hyperlink r:id="rId48" w:history="1">
+        <w:hyperlink r:id="rId47" w:history="1">
           <w:r>
             <w:rPr>
               <w:rStyle w:val="Hyperlink"/>
@@ -6588,7 +6664,7 @@
           <w:sz w:val="24"/>
           <w:u w:val="single"/>
         </w:rPr>
-        <w:hyperlink r:id="rId48" w:history="1">
+        <w:hyperlink r:id="rId47" w:history="1">
           <w:r>
             <w:rPr>
               <w:rStyle w:val="Hyperlink"/>
@@ -6606,7 +6682,7 @@
           <w:sz w:val="24"/>
           <w:u w:val="single"/>
         </w:rPr>
-        <w:hyperlink r:id="rId48" w:history="1">
+        <w:hyperlink r:id="rId47" w:history="1">
           <w:r>
             <w:rPr>
               <w:rStyle w:val="Hyperlink"/>
@@ -6704,7 +6780,7 @@
           <w:sz w:val="24"/>
           <w:u w:val="single"/>
         </w:rPr>
-        <w:hyperlink r:id="rId49" w:history="1">
+        <w:hyperlink r:id="rId48" w:history="1">
           <w:r>
             <w:rPr>
               <w:rStyle w:val="Hyperlink"/>
@@ -6722,7 +6798,7 @@
           <w:sz w:val="24"/>
           <w:u w:val="single"/>
         </w:rPr>
-        <w:hyperlink r:id="rId49" w:history="1">
+        <w:hyperlink r:id="rId48" w:history="1">
           <w:r>
             <w:rPr>
               <w:rStyle w:val="Hyperlink"/>
@@ -6740,7 +6816,7 @@
           <w:sz w:val="24"/>
           <w:u w:val="single"/>
         </w:rPr>
-        <w:hyperlink r:id="rId49" w:history="1">
+        <w:hyperlink r:id="rId48" w:history="1">
           <w:r>
             <w:rPr>
               <w:rStyle w:val="Hyperlink"/>
@@ -6768,7 +6844,7 @@
           <w:sz w:val="24"/>
           <w:u w:val="single"/>
         </w:rPr>
-        <w:hyperlink r:id="rId50" w:history="1">
+        <w:hyperlink r:id="rId49" w:history="1">
           <w:r>
             <w:rPr>
               <w:rStyle w:val="Hyperlink"/>
@@ -6797,7 +6873,7 @@
           <w:sz w:val="24"/>
           <w:u w:val="single"/>
         </w:rPr>
-        <w:hyperlink r:id="rId50" w:history="1">
+        <w:hyperlink r:id="rId49" w:history="1">
           <w:r>
             <w:rPr>
               <w:rStyle w:val="Hyperlink"/>
@@ -6918,7 +6994,7 @@
           <w:sz w:val="24"/>
           <w:u w:val="single"/>
         </w:rPr>
-        <w:hyperlink r:id="rId51" w:history="1">
+        <w:hyperlink r:id="rId50" w:history="1">
           <w:r>
             <w:rPr>
               <w:rStyle w:val="Hyperlink"/>
@@ -6936,7 +7012,7 @@
           <w:sz w:val="24"/>
           <w:u w:val="single"/>
         </w:rPr>
-        <w:hyperlink r:id="rId51" w:history="1">
+        <w:hyperlink r:id="rId50" w:history="1">
           <w:r>
             <w:rPr>
               <w:rStyle w:val="Hyperlink"/>
@@ -6954,7 +7030,7 @@
           <w:sz w:val="24"/>
           <w:u w:val="single"/>
         </w:rPr>
-        <w:hyperlink r:id="rId51" w:history="1">
+        <w:hyperlink r:id="rId50" w:history="1">
           <w:r>
             <w:rPr>
               <w:rStyle w:val="Hyperlink"/>
@@ -6972,7 +7048,7 @@
           <w:sz w:val="24"/>
           <w:u w:val="single"/>
         </w:rPr>
-        <w:hyperlink r:id="rId51" w:history="1">
+        <w:hyperlink r:id="rId50" w:history="1">
           <w:r>
             <w:rPr>
               <w:rStyle w:val="Hyperlink"/>
@@ -7000,7 +7076,7 @@
           <w:sz w:val="24"/>
           <w:u w:val="single"/>
         </w:rPr>
-        <w:hyperlink r:id="rId51" w:history="1">
+        <w:hyperlink r:id="rId50" w:history="1">
           <w:r>
             <w:rPr>
               <w:rStyle w:val="Hyperlink"/>
@@ -7018,7 +7094,7 @@
           <w:sz w:val="24"/>
           <w:u w:val="single"/>
         </w:rPr>
-        <w:hyperlink r:id="rId51" w:history="1">
+        <w:hyperlink r:id="rId50" w:history="1">
           <w:r>
             <w:rPr>
               <w:rStyle w:val="Hyperlink"/>
@@ -7047,7 +7123,7 @@
           <w:sz w:val="24"/>
           <w:u w:val="single"/>
         </w:rPr>
-        <w:hyperlink r:id="rId51" w:history="1">
+        <w:hyperlink r:id="rId50" w:history="1">
           <w:r>
             <w:rPr>
               <w:rStyle w:val="Hyperlink"/>
@@ -7194,7 +7270,7 @@
           <w:sz w:val="24"/>
           <w:u w:val="single"/>
         </w:rPr>
-        <w:hyperlink r:id="rId52" w:history="1">
+        <w:hyperlink r:id="rId51" w:history="1">
           <w:r>
             <w:rPr>
               <w:rStyle w:val="Hyperlink"/>
@@ -7212,7 +7288,7 @@
           <w:sz w:val="24"/>
           <w:u w:val="single"/>
         </w:rPr>
-        <w:hyperlink r:id="rId52" w:history="1">
+        <w:hyperlink r:id="rId51" w:history="1">
           <w:r>
             <w:rPr>
               <w:rStyle w:val="Hyperlink"/>
@@ -7310,7 +7386,7 @@
           <w:sz w:val="24"/>
           <w:u w:val="single"/>
         </w:rPr>
-        <w:hyperlink r:id="rId53" w:history="1">
+        <w:hyperlink r:id="rId52" w:history="1">
           <w:r>
             <w:rPr>
               <w:rStyle w:val="Hyperlink"/>
@@ -7339,7 +7415,7 @@
           <w:sz w:val="24"/>
           <w:u w:val="single"/>
         </w:rPr>
-        <w:hyperlink r:id="rId53" w:history="1">
+        <w:hyperlink r:id="rId52" w:history="1">
           <w:r>
             <w:rPr>
               <w:rStyle w:val="Hyperlink"/>
@@ -7467,7 +7543,7 @@
           <w:sz w:val="24"/>
           <w:u w:val="single"/>
         </w:rPr>
-        <w:hyperlink r:id="rId54" w:history="1">
+        <w:hyperlink r:id="rId53" w:history="1">
           <w:r>
             <w:rPr>
               <w:rStyle w:val="Hyperlink"/>
@@ -7485,7 +7561,7 @@
           <w:sz w:val="24"/>
           <w:u w:val="single"/>
         </w:rPr>
-        <w:hyperlink r:id="rId54" w:history="1">
+        <w:hyperlink r:id="rId53" w:history="1">
           <w:r>
             <w:rPr>
               <w:rStyle w:val="Hyperlink"/>
@@ -7503,7 +7579,7 @@
           <w:sz w:val="24"/>
           <w:u w:val="single"/>
         </w:rPr>
-        <w:hyperlink r:id="rId54" w:history="1">
+        <w:hyperlink r:id="rId53" w:history="1">
           <w:r>
             <w:rPr>
               <w:rStyle w:val="Hyperlink"/>
@@ -7620,7 +7696,7 @@
           <w:color w:val="0000FF"/>
           <w:sz w:val="24"/>
         </w:rPr>
-        <w:hyperlink r:id="rId55" w:history="1">
+        <w:hyperlink r:id="rId54" w:history="1">
           <w:r>
             <w:rPr>
               <w:rStyle w:val="Hyperlink"/>
@@ -7637,7 +7713,7 @@
           <w:color w:val="0000FF"/>
           <w:sz w:val="24"/>
         </w:rPr>
-        <w:hyperlink r:id="rId55" w:history="1">
+        <w:hyperlink r:id="rId54" w:history="1">
           <w:r>
             <w:rPr>
               <w:rStyle w:val="Hyperlink"/>
@@ -7654,7 +7730,7 @@
           <w:color w:val="0000FF"/>
           <w:sz w:val="24"/>
         </w:rPr>
-        <w:hyperlink r:id="rId55" w:history="1">
+        <w:hyperlink r:id="rId54" w:history="1">
           <w:r>
             <w:rPr>
               <w:rStyle w:val="Hyperlink"/>
@@ -7671,7 +7747,7 @@
           <w:color w:val="0000FF"/>
           <w:sz w:val="24"/>
         </w:rPr>
-        <w:hyperlink r:id="rId55" w:history="1">
+        <w:hyperlink r:id="rId54" w:history="1">
           <w:r>
             <w:rPr>
               <w:rStyle w:val="Hyperlink"/>
@@ -7688,7 +7764,7 @@
           <w:color w:val="0000FF"/>
           <w:sz w:val="24"/>
         </w:rPr>
-        <w:hyperlink r:id="rId55" w:history="1">
+        <w:hyperlink r:id="rId54" w:history="1">
           <w:r>
             <w:rPr>
               <w:rStyle w:val="Hyperlink"/>
@@ -7836,7 +7912,7 @@
           <w:sz w:val="24"/>
           <w:u w:val="single"/>
         </w:rPr>
-        <w:hyperlink r:id="rId56" w:history="1">
+        <w:hyperlink r:id="rId55" w:history="1">
           <w:r>
             <w:rPr>
               <w:rStyle w:val="Hyperlink"/>
@@ -7854,7 +7930,7 @@
           <w:sz w:val="24"/>
           <w:u w:val="single"/>
         </w:rPr>
-        <w:hyperlink r:id="rId56" w:history="1">
+        <w:hyperlink r:id="rId55" w:history="1">
           <w:r>
             <w:rPr>
               <w:rStyle w:val="Hyperlink"/>
@@ -7872,7 +7948,7 @@
           <w:sz w:val="24"/>
           <w:u w:val="single"/>
         </w:rPr>
-        <w:hyperlink r:id="rId56" w:history="1">
+        <w:hyperlink r:id="rId55" w:history="1">
           <w:r>
             <w:rPr>
               <w:rStyle w:val="Hyperlink"/>
@@ -7900,7 +7976,7 @@
           <w:sz w:val="24"/>
           <w:u w:val="single"/>
         </w:rPr>
-        <w:hyperlink r:id="rId57" w:history="1">
+        <w:hyperlink r:id="rId56" w:history="1">
           <w:r>
             <w:rPr>
               <w:rStyle w:val="Hyperlink"/>
@@ -7929,7 +8005,7 @@
           <w:sz w:val="24"/>
           <w:u w:val="single"/>
         </w:rPr>
-        <w:hyperlink r:id="rId57" w:history="1">
+        <w:hyperlink r:id="rId56" w:history="1">
           <w:r>
             <w:rPr>
               <w:rStyle w:val="Hyperlink"/>
@@ -8026,7 +8102,7 @@
           <w:color w:val="0000FF"/>
           <w:sz w:val="24"/>
         </w:rPr>
-        <w:hyperlink r:id="rId58" w:history="1">
+        <w:hyperlink r:id="rId57" w:history="1">
           <w:r>
             <w:rPr>
               <w:rStyle w:val="Hyperlink"/>
@@ -8043,7 +8119,7 @@
           <w:color w:val="0000FF"/>
           <w:sz w:val="24"/>
         </w:rPr>
-        <w:hyperlink r:id="rId58" w:history="1">
+        <w:hyperlink r:id="rId57" w:history="1">
           <w:r>
             <w:rPr>
               <w:rStyle w:val="Hyperlink"/>
@@ -8060,7 +8136,7 @@
           <w:color w:val="0000FF"/>
           <w:sz w:val="24"/>
         </w:rPr>
-        <w:hyperlink r:id="rId58" w:history="1">
+        <w:hyperlink r:id="rId57" w:history="1">
           <w:r>
             <w:rPr>
               <w:rStyle w:val="Hyperlink"/>
@@ -8077,7 +8153,7 @@
           <w:color w:val="0000FF"/>
           <w:sz w:val="24"/>
         </w:rPr>
-        <w:hyperlink r:id="rId58" w:history="1">
+        <w:hyperlink r:id="rId57" w:history="1">
           <w:r>
             <w:rPr>
               <w:rStyle w:val="Hyperlink"/>
@@ -8094,7 +8170,7 @@
           <w:color w:val="0000FF"/>
           <w:sz w:val="24"/>
         </w:rPr>
-        <w:hyperlink r:id="rId58" w:history="1">
+        <w:hyperlink r:id="rId57" w:history="1">
           <w:r>
             <w:rPr>
               <w:rStyle w:val="Hyperlink"/>
@@ -8216,7 +8292,7 @@
           <w:color w:val="0000FF"/>
           <w:sz w:val="24"/>
         </w:rPr>
-        <w:hyperlink r:id="rId59" w:history="1">
+        <w:hyperlink r:id="rId58" w:history="1">
           <w:r>
             <w:rPr>
               <w:rStyle w:val="Hyperlink"/>
@@ -8233,7 +8309,7 @@
           <w:color w:val="0000FF"/>
           <w:sz w:val="24"/>
         </w:rPr>
-        <w:hyperlink r:id="rId59" w:history="1">
+        <w:hyperlink r:id="rId58" w:history="1">
           <w:r>
             <w:rPr>
               <w:rStyle w:val="Hyperlink"/>
@@ -8250,7 +8326,7 @@
           <w:color w:val="0000FF"/>
           <w:sz w:val="24"/>
         </w:rPr>
-        <w:hyperlink r:id="rId59" w:history="1">
+        <w:hyperlink r:id="rId58" w:history="1">
           <w:r>
             <w:rPr>
               <w:rStyle w:val="Hyperlink"/>
@@ -8267,7 +8343,7 @@
           <w:color w:val="0000FF"/>
           <w:sz w:val="24"/>
         </w:rPr>
-        <w:hyperlink r:id="rId59" w:history="1">
+        <w:hyperlink r:id="rId58" w:history="1">
           <w:r>
             <w:rPr>
               <w:rStyle w:val="Hyperlink"/>
@@ -8284,7 +8360,7 @@
           <w:color w:val="0000FF"/>
           <w:sz w:val="24"/>
         </w:rPr>
-        <w:hyperlink r:id="rId59" w:history="1">
+        <w:hyperlink r:id="rId58" w:history="1">
           <w:r>
             <w:rPr>
               <w:rStyle w:val="Hyperlink"/>
@@ -8393,7 +8469,7 @@
           <w:color w:val="0000FF"/>
           <w:sz w:val="24"/>
         </w:rPr>
-        <w:hyperlink r:id="rId60" w:history="1">
+        <w:hyperlink r:id="rId59" w:history="1">
           <w:r>
             <w:rPr>
               <w:rStyle w:val="Hyperlink"/>
@@ -8410,7 +8486,7 @@
           <w:color w:val="0000FF"/>
           <w:sz w:val="24"/>
         </w:rPr>
-        <w:hyperlink r:id="rId60" w:history="1">
+        <w:hyperlink r:id="rId59" w:history="1">
           <w:r>
             <w:rPr>
               <w:rStyle w:val="Hyperlink"/>
@@ -8427,7 +8503,7 @@
           <w:color w:val="0000FF"/>
           <w:sz w:val="24"/>
         </w:rPr>
-        <w:hyperlink r:id="rId60" w:history="1">
+        <w:hyperlink r:id="rId59" w:history="1">
           <w:r>
             <w:rPr>
               <w:rStyle w:val="Hyperlink"/>
@@ -8444,7 +8520,7 @@
           <w:color w:val="0000FF"/>
           <w:sz w:val="24"/>
         </w:rPr>
-        <w:hyperlink r:id="rId60" w:history="1">
+        <w:hyperlink r:id="rId59" w:history="1">
           <w:r>
             <w:rPr>
               <w:rStyle w:val="Hyperlink"/>
@@ -8461,7 +8537,7 @@
           <w:color w:val="0000FF"/>
           <w:sz w:val="24"/>
         </w:rPr>
-        <w:hyperlink r:id="rId60" w:history="1">
+        <w:hyperlink r:id="rId59" w:history="1">
           <w:r>
             <w:rPr>
               <w:rStyle w:val="Hyperlink"/>
@@ -8584,7 +8660,7 @@
           <w:sz w:val="24"/>
           <w:u w:val="single"/>
         </w:rPr>
-        <w:hyperlink r:id="rId61" w:history="1">
+        <w:hyperlink r:id="rId60" w:history="1">
           <w:r>
             <w:rPr>
               <w:rStyle w:val="Hyperlink"/>
@@ -8613,7 +8689,7 @@
           <w:sz w:val="24"/>
           <w:u w:val="single"/>
         </w:rPr>
-        <w:hyperlink r:id="rId61" w:history="1">
+        <w:hyperlink r:id="rId60" w:history="1">
           <w:r>
             <w:rPr>
               <w:rStyle w:val="Hyperlink"/>
@@ -8698,7 +8774,7 @@
           <w:color w:val="0000FF"/>
           <w:sz w:val="24"/>
         </w:rPr>
-        <w:hyperlink r:id="rId62" w:history="1">
+        <w:hyperlink r:id="rId61" w:history="1">
           <w:r>
             <w:rPr>
               <w:rStyle w:val="Hyperlink"/>
@@ -8715,7 +8791,7 @@
           <w:color w:val="0000FF"/>
           <w:sz w:val="24"/>
         </w:rPr>
-        <w:hyperlink r:id="rId62" w:history="1">
+        <w:hyperlink r:id="rId61" w:history="1">
           <w:r>
             <w:rPr>
               <w:rStyle w:val="Hyperlink"/>
@@ -8732,7 +8808,7 @@
           <w:color w:val="0000FF"/>
           <w:sz w:val="24"/>
         </w:rPr>
-        <w:hyperlink r:id="rId62" w:history="1">
+        <w:hyperlink r:id="rId61" w:history="1">
           <w:r>
             <w:rPr>
               <w:rStyle w:val="Hyperlink"/>
@@ -8749,7 +8825,7 @@
           <w:color w:val="0000FF"/>
           <w:sz w:val="24"/>
         </w:rPr>
-        <w:hyperlink r:id="rId62" w:history="1">
+        <w:hyperlink r:id="rId61" w:history="1">
           <w:r>
             <w:rPr>
               <w:rStyle w:val="Hyperlink"/>
@@ -8766,7 +8842,7 @@
           <w:color w:val="0000FF"/>
           <w:sz w:val="24"/>
         </w:rPr>
-        <w:hyperlink r:id="rId62" w:history="1">
+        <w:hyperlink r:id="rId61" w:history="1">
           <w:r>
             <w:rPr>
               <w:rStyle w:val="Hyperlink"/>
@@ -8783,7 +8859,7 @@
           <w:color w:val="0000FF"/>
           <w:sz w:val="24"/>
         </w:rPr>
-        <w:hyperlink r:id="rId62" w:history="1">
+        <w:hyperlink r:id="rId61" w:history="1">
           <w:r>
             <w:rPr>
               <w:rStyle w:val="Hyperlink"/>
@@ -8800,7 +8876,7 @@
           <w:color w:val="0000FF"/>
           <w:sz w:val="24"/>
         </w:rPr>
-        <w:hyperlink r:id="rId62" w:history="1">
+        <w:hyperlink r:id="rId61" w:history="1">
           <w:r>
             <w:rPr>
               <w:rStyle w:val="Hyperlink"/>
@@ -8821,7 +8897,7 @@
           <w:sz w:val="24"/>
           <w:u w:val="single"/>
         </w:rPr>
-        <w:hyperlink r:id="rId62" w:history="1">
+        <w:hyperlink r:id="rId61" w:history="1">
           <w:r>
             <w:rPr>
               <w:rStyle w:val="Hyperlink"/>
@@ -8839,7 +8915,7 @@
           <w:sz w:val="24"/>
           <w:u w:val="single"/>
         </w:rPr>
-        <w:hyperlink r:id="rId62" w:history="1">
+        <w:hyperlink r:id="rId61" w:history="1">
           <w:r>
             <w:rPr>
               <w:rStyle w:val="Hyperlink"/>
@@ -8857,7 +8933,7 @@
           <w:sz w:val="24"/>
           <w:u w:val="single"/>
         </w:rPr>
-        <w:hyperlink r:id="rId62" w:history="1">
+        <w:hyperlink r:id="rId61" w:history="1">
           <w:r>
             <w:rPr>
               <w:rStyle w:val="Hyperlink"/>
@@ -8875,7 +8951,7 @@
           <w:sz w:val="24"/>
           <w:u w:val="single"/>
         </w:rPr>
-        <w:hyperlink r:id="rId62" w:history="1">
+        <w:hyperlink r:id="rId61" w:history="1">
           <w:r>
             <w:rPr>
               <w:rStyle w:val="Hyperlink"/>
@@ -8893,7 +8969,7 @@
           <w:sz w:val="24"/>
           <w:u w:val="single"/>
         </w:rPr>
-        <w:hyperlink r:id="rId62" w:history="1">
+        <w:hyperlink r:id="rId61" w:history="1">
           <w:r>
             <w:rPr>
               <w:rStyle w:val="Hyperlink"/>
@@ -8911,7 +8987,7 @@
           <w:sz w:val="24"/>
           <w:u w:val="single"/>
         </w:rPr>
-        <w:hyperlink r:id="rId62" w:history="1">
+        <w:hyperlink r:id="rId61" w:history="1">
           <w:r>
             <w:rPr>
               <w:rStyle w:val="Hyperlink"/>
@@ -8929,7 +9005,7 @@
           <w:sz w:val="24"/>
           <w:u w:val="single"/>
         </w:rPr>
-        <w:hyperlink r:id="rId62" w:history="1">
+        <w:hyperlink r:id="rId61" w:history="1">
           <w:r>
             <w:rPr>
               <w:rStyle w:val="Hyperlink"/>
@@ -8947,7 +9023,7 @@
           <w:sz w:val="24"/>
           <w:u w:val="single"/>
         </w:rPr>
-        <w:hyperlink r:id="rId62" w:history="1">
+        <w:hyperlink r:id="rId61" w:history="1">
           <w:r>
             <w:rPr>
               <w:rStyle w:val="Hyperlink"/>
@@ -8965,7 +9041,7 @@
           <w:sz w:val="24"/>
           <w:u w:val="single"/>
         </w:rPr>
-        <w:hyperlink r:id="rId62" w:history="1">
+        <w:hyperlink r:id="rId61" w:history="1">
           <w:r>
             <w:rPr>
               <w:rStyle w:val="Hyperlink"/>
@@ -8983,7 +9059,7 @@
           <w:sz w:val="24"/>
           <w:u w:val="single"/>
         </w:rPr>
-        <w:hyperlink r:id="rId62" w:history="1">
+        <w:hyperlink r:id="rId61" w:history="1">
           <w:r>
             <w:rPr>
               <w:rStyle w:val="Hyperlink"/>
@@ -9066,7 +9142,7 @@
           <w:sz w:val="24"/>
           <w:u w:val="single"/>
         </w:rPr>
-        <w:hyperlink r:id="rId63" w:history="1">
+        <w:hyperlink r:id="rId62" w:history="1">
           <w:r>
             <w:rPr>
               <w:rStyle w:val="Hyperlink"/>
@@ -9084,7 +9160,7 @@
           <w:sz w:val="24"/>
           <w:u w:val="single"/>
         </w:rPr>
-        <w:hyperlink r:id="rId63" w:history="1">
+        <w:hyperlink r:id="rId62" w:history="1">
           <w:r>
             <w:rPr>
               <w:rStyle w:val="Hyperlink"/>
@@ -9102,7 +9178,7 @@
           <w:sz w:val="24"/>
           <w:u w:val="single"/>
         </w:rPr>
-        <w:hyperlink r:id="rId63" w:history="1">
+        <w:hyperlink r:id="rId62" w:history="1">
           <w:r>
             <w:rPr>
               <w:rStyle w:val="Hyperlink"/>
@@ -9120,7 +9196,7 @@
           <w:sz w:val="24"/>
           <w:u w:val="single"/>
         </w:rPr>
-        <w:hyperlink r:id="rId63" w:history="1">
+        <w:hyperlink r:id="rId62" w:history="1">
           <w:r>
             <w:rPr>
               <w:rStyle w:val="Hyperlink"/>
@@ -9196,7 +9272,7 @@
           <w:sz w:val="24"/>
           <w:u w:val="single"/>
         </w:rPr>
-        <w:hyperlink r:id="rId64" w:history="1">
+        <w:hyperlink r:id="rId63" w:history="1">
           <w:r>
             <w:rPr>
               <w:rStyle w:val="Hyperlink"/>
@@ -9214,7 +9290,7 @@
           <w:sz w:val="24"/>
           <w:u w:val="single"/>
         </w:rPr>
-        <w:hyperlink r:id="rId64" w:history="1">
+        <w:hyperlink r:id="rId63" w:history="1">
           <w:r>
             <w:rPr>
               <w:rStyle w:val="Hyperlink"/>
@@ -9232,7 +9308,7 @@
           <w:sz w:val="24"/>
           <w:u w:val="single"/>
         </w:rPr>
-        <w:hyperlink r:id="rId64" w:history="1">
+        <w:hyperlink r:id="rId63" w:history="1">
           <w:r>
             <w:rPr>
               <w:rStyle w:val="Hyperlink"/>
@@ -9250,7 +9326,7 @@
           <w:sz w:val="24"/>
           <w:u w:val="single"/>
         </w:rPr>
-        <w:hyperlink r:id="rId64" w:history="1">
+        <w:hyperlink r:id="rId63" w:history="1">
           <w:r>
             <w:rPr>
               <w:rStyle w:val="Hyperlink"/>
@@ -9320,7 +9396,7 @@
           <w:sz w:val="24"/>
           <w:u w:val="single"/>
         </w:rPr>
-        <w:hyperlink r:id="rId65" w:history="1">
+        <w:hyperlink r:id="rId64" w:history="1">
           <w:r>
             <w:rPr>
               <w:rStyle w:val="Hyperlink"/>
@@ -9338,7 +9414,7 @@
           <w:sz w:val="24"/>
           <w:u w:val="single"/>
         </w:rPr>
-        <w:hyperlink r:id="rId65" w:history="1">
+        <w:hyperlink r:id="rId64" w:history="1">
           <w:r>
             <w:rPr>
               <w:rStyle w:val="Hyperlink"/>
@@ -9356,7 +9432,7 @@
           <w:sz w:val="24"/>
           <w:u w:val="single"/>
         </w:rPr>
-        <w:hyperlink r:id="rId65" w:history="1">
+        <w:hyperlink r:id="rId64" w:history="1">
           <w:r>
             <w:rPr>
               <w:rStyle w:val="Hyperlink"/>
@@ -9374,7 +9450,7 @@
           <w:sz w:val="24"/>
           <w:u w:val="single"/>
         </w:rPr>
-        <w:hyperlink r:id="rId65" w:history="1">
+        <w:hyperlink r:id="rId64" w:history="1">
           <w:r>
             <w:rPr>
               <w:rStyle w:val="Hyperlink"/>
@@ -9490,7 +9566,7 @@
           <w:sz w:val="24"/>
           <w:u w:val="single"/>
         </w:rPr>
-        <w:hyperlink r:id="rId66" w:history="1">
+        <w:hyperlink r:id="rId65" w:history="1">
           <w:r>
             <w:rPr>
               <w:rStyle w:val="Hyperlink"/>
@@ -9508,7 +9584,7 @@
           <w:sz w:val="24"/>
           <w:u w:val="single"/>
         </w:rPr>
-        <w:hyperlink r:id="rId66" w:history="1">
+        <w:hyperlink r:id="rId65" w:history="1">
           <w:r>
             <w:rPr>
               <w:rStyle w:val="Hyperlink"/>
@@ -9526,7 +9602,7 @@
           <w:sz w:val="24"/>
           <w:u w:val="single"/>
         </w:rPr>
-        <w:hyperlink r:id="rId66" w:history="1">
+        <w:hyperlink r:id="rId65" w:history="1">
           <w:r>
             <w:rPr>
               <w:rStyle w:val="Hyperlink"/>
@@ -9544,7 +9620,7 @@
           <w:sz w:val="24"/>
           <w:u w:val="single"/>
         </w:rPr>
-        <w:hyperlink r:id="rId66" w:history="1">
+        <w:hyperlink r:id="rId65" w:history="1">
           <w:r>
             <w:rPr>
               <w:rStyle w:val="Hyperlink"/>
@@ -9562,7 +9638,7 @@
           <w:sz w:val="24"/>
           <w:u w:val="single"/>
         </w:rPr>
-        <w:hyperlink r:id="rId66" w:history="1">
+        <w:hyperlink r:id="rId65" w:history="1">
           <w:r>
             <w:rPr>
               <w:rStyle w:val="Hyperlink"/>
@@ -9648,7 +9724,7 @@
           <w:sz w:val="24"/>
           <w:u w:val="single"/>
         </w:rPr>
-        <w:hyperlink r:id="rId67" w:history="1">
+        <w:hyperlink r:id="rId66" w:history="1">
           <w:r>
             <w:rPr>
               <w:rStyle w:val="Hyperlink"/>
@@ -9666,7 +9742,7 @@
           <w:sz w:val="24"/>
           <w:u w:val="single"/>
         </w:rPr>
-        <w:hyperlink r:id="rId67" w:history="1">
+        <w:hyperlink r:id="rId66" w:history="1">
           <w:r>
             <w:rPr>
               <w:rStyle w:val="Hyperlink"/>
@@ -9684,7 +9760,7 @@
           <w:sz w:val="24"/>
           <w:u w:val="single"/>
         </w:rPr>
-        <w:hyperlink r:id="rId67" w:history="1">
+        <w:hyperlink r:id="rId66" w:history="1">
           <w:r>
             <w:rPr>
               <w:rStyle w:val="Hyperlink"/>
@@ -9702,7 +9778,7 @@
           <w:sz w:val="24"/>
           <w:u w:val="single"/>
         </w:rPr>
-        <w:hyperlink r:id="rId67" w:history="1">
+        <w:hyperlink r:id="rId66" w:history="1">
           <w:r>
             <w:rPr>
               <w:rStyle w:val="Hyperlink"/>
@@ -9788,7 +9864,7 @@
           <w:sz w:val="24"/>
           <w:u w:val="single"/>
         </w:rPr>
-        <w:hyperlink r:id="rId68" w:history="1">
+        <w:hyperlink r:id="rId67" w:history="1">
           <w:r>
             <w:rPr>
               <w:rStyle w:val="Hyperlink"/>
@@ -9806,7 +9882,7 @@
           <w:sz w:val="24"/>
           <w:u w:val="single"/>
         </w:rPr>
-        <w:hyperlink r:id="rId68" w:history="1">
+        <w:hyperlink r:id="rId67" w:history="1">
           <w:r>
             <w:rPr>
               <w:rStyle w:val="Hyperlink"/>
@@ -9824,7 +9900,7 @@
           <w:sz w:val="24"/>
           <w:u w:val="single"/>
         </w:rPr>
-        <w:hyperlink r:id="rId68" w:history="1">
+        <w:hyperlink r:id="rId67" w:history="1">
           <w:r>
             <w:rPr>
               <w:rStyle w:val="Hyperlink"/>
@@ -9842,7 +9918,7 @@
           <w:sz w:val="24"/>
           <w:u w:val="single"/>
         </w:rPr>
-        <w:hyperlink r:id="rId68" w:history="1">
+        <w:hyperlink r:id="rId67" w:history="1">
           <w:r>
             <w:rPr>
               <w:rStyle w:val="Hyperlink"/>
@@ -9860,7 +9936,7 @@
           <w:sz w:val="24"/>
           <w:u w:val="single"/>
         </w:rPr>
-        <w:hyperlink r:id="rId68" w:history="1">
+        <w:hyperlink r:id="rId67" w:history="1">
           <w:r>
             <w:rPr>
               <w:rStyle w:val="Hyperlink"/>
@@ -9878,7 +9954,7 @@
           <w:sz w:val="24"/>
           <w:u w:val="single"/>
         </w:rPr>
-        <w:hyperlink r:id="rId68" w:history="1">
+        <w:hyperlink r:id="rId67" w:history="1">
           <w:r>
             <w:rPr>
               <w:rStyle w:val="Hyperlink"/>
@@ -9896,7 +9972,7 @@
           <w:sz w:val="24"/>
           <w:u w:val="single"/>
         </w:rPr>
-        <w:hyperlink r:id="rId68" w:history="1">
+        <w:hyperlink r:id="rId67" w:history="1">
           <w:r>
             <w:rPr>
               <w:rStyle w:val="Hyperlink"/>
@@ -9992,7 +10068,7 @@
           <w:sz w:val="24"/>
           <w:u w:val="single"/>
         </w:rPr>
-        <w:hyperlink r:id="rId69" w:history="1">
+        <w:hyperlink r:id="rId68" w:history="1">
           <w:r>
             <w:rPr>
               <w:rStyle w:val="Hyperlink"/>
@@ -10010,7 +10086,7 @@
           <w:sz w:val="24"/>
           <w:u w:val="single"/>
         </w:rPr>
-        <w:hyperlink r:id="rId69" w:history="1">
+        <w:hyperlink r:id="rId68" w:history="1">
           <w:r>
             <w:rPr>
               <w:rStyle w:val="Hyperlink"/>
@@ -10028,7 +10104,7 @@
           <w:sz w:val="24"/>
           <w:u w:val="single"/>
         </w:rPr>
-        <w:hyperlink r:id="rId69" w:history="1">
+        <w:hyperlink r:id="rId68" w:history="1">
           <w:r>
             <w:rPr>
               <w:rStyle w:val="Hyperlink"/>
@@ -10046,7 +10122,7 @@
           <w:sz w:val="24"/>
           <w:u w:val="single"/>
         </w:rPr>
-        <w:hyperlink r:id="rId69" w:history="1">
+        <w:hyperlink r:id="rId68" w:history="1">
           <w:r>
             <w:rPr>
               <w:rStyle w:val="Hyperlink"/>
@@ -10158,7 +10234,7 @@
           <w:sz w:val="24"/>
           <w:u w:val="single"/>
         </w:rPr>
-        <w:hyperlink r:id="rId70" w:history="1">
+        <w:hyperlink r:id="rId69" w:history="1">
           <w:r>
             <w:rPr>
               <w:rStyle w:val="Hyperlink"/>
@@ -10176,7 +10252,7 @@
           <w:sz w:val="24"/>
           <w:u w:val="single"/>
         </w:rPr>
-        <w:hyperlink r:id="rId70" w:history="1">
+        <w:hyperlink r:id="rId69" w:history="1">
           <w:r>
             <w:rPr>
               <w:rStyle w:val="Hyperlink"/>
@@ -10194,7 +10270,7 @@
           <w:sz w:val="24"/>
           <w:u w:val="single"/>
         </w:rPr>
-        <w:hyperlink r:id="rId70" w:history="1">
+        <w:hyperlink r:id="rId69" w:history="1">
           <w:r>
             <w:rPr>
               <w:rStyle w:val="Hyperlink"/>
@@ -10218,7 +10294,7 @@
           <w:sz w:val="24"/>
           <w:u w:val="single"/>
         </w:rPr>
-        <w:hyperlink r:id="rId70" w:history="1">
+        <w:hyperlink r:id="rId69" w:history="1">
           <w:r>
             <w:rPr>
               <w:rStyle w:val="Hyperlink"/>
@@ -10236,7 +10312,7 @@
           <w:sz w:val="24"/>
           <w:u w:val="single"/>
         </w:rPr>
-        <w:hyperlink r:id="rId70" w:history="1">
+        <w:hyperlink r:id="rId69" w:history="1">
           <w:r>
             <w:rPr>
               <w:rStyle w:val="Hyperlink"/>
@@ -10254,7 +10330,7 @@
           <w:sz w:val="24"/>
           <w:u w:val="single"/>
         </w:rPr>
-        <w:hyperlink r:id="rId70" w:history="1">
+        <w:hyperlink r:id="rId69" w:history="1">
           <w:r>
             <w:rPr>
               <w:rStyle w:val="Hyperlink"/>
@@ -10271,7 +10347,7 @@
           <w:color w:val="0000FF"/>
           <w:sz w:val="24"/>
         </w:rPr>
-        <w:hyperlink r:id="rId70" w:history="1">
+        <w:hyperlink r:id="rId69" w:history="1">
           <w:r>
             <w:rPr>
               <w:rStyle w:val="Hyperlink"/>
@@ -10292,7 +10368,7 @@
           <w:sz w:val="24"/>
           <w:u w:val="single"/>
         </w:rPr>
-        <w:hyperlink r:id="rId71" w:history="1">
+        <w:hyperlink r:id="rId69" w:history="1">
           <w:r>
             <w:rPr>
               <w:rStyle w:val="Hyperlink"/>
@@ -10321,7 +10397,7 @@
           <w:sz w:val="24"/>
           <w:u w:val="single"/>
         </w:rPr>
-        <w:hyperlink r:id="rId71" w:history="1">
+        <w:hyperlink r:id="rId69" w:history="1">
           <w:r>
             <w:rPr>
               <w:rStyle w:val="Hyperlink"/>
@@ -10418,7 +10494,7 @@
           <w:sz w:val="24"/>
           <w:u w:val="single"/>
         </w:rPr>
-        <w:hyperlink r:id="rId72" w:history="1">
+        <w:hyperlink r:id="rId70" w:history="1">
           <w:r>
             <w:rPr>
               <w:rStyle w:val="Hyperlink"/>
@@ -10447,7 +10523,7 @@
           <w:sz w:val="24"/>
           <w:u w:val="single"/>
         </w:rPr>
-        <w:hyperlink r:id="rId72" w:history="1">
+        <w:hyperlink r:id="rId70" w:history="1">
           <w:r>
             <w:rPr>
               <w:rStyle w:val="Hyperlink"/>
@@ -10475,7 +10551,7 @@
           <w:sz w:val="24"/>
           <w:u w:val="single"/>
         </w:rPr>
-        <w:hyperlink r:id="rId73" w:history="1">
+        <w:hyperlink r:id="rId71" w:history="1">
           <w:r>
             <w:rPr>
               <w:rStyle w:val="Hyperlink"/>
@@ -10504,7 +10580,7 @@
           <w:sz w:val="24"/>
           <w:u w:val="single"/>
         </w:rPr>
-        <w:hyperlink r:id="rId73" w:history="1">
+        <w:hyperlink r:id="rId71" w:history="1">
           <w:r>
             <w:rPr>
               <w:rStyle w:val="Hyperlink"/>

--- a/EXPORTS/DOCX/review/niveau2/Dutch/Suriname aanvullingen.docx
+++ b/EXPORTS/DOCX/review/niveau2/Dutch/Suriname aanvullingen.docx
@@ -626,7 +626,34 @@
           <w:color w:val="000000"/>
           <w:sz w:val="24"/>
         </w:rPr>
-        <w:t xml:space="preserve">•  TM-9 is Corantijnexpeditie?? </w:t>
+        <w:t xml:space="preserve">•  TM-9 </w:t>
+      </w:r>
+      <w:r>
+        <w:rPr>
+          <w:rFonts w:ascii="Charis SIL Italic" w:hAnsi="Charis SIL Italic" w:eastAsia="Charis SIL Italic"/>
+          <w:b w:val="0"/>
+          <w:i w:val="0"/>
+          <w:color w:val="000000"/>
+          <w:sz w:val="24"/>
+        </w:rPr>
+        <w:hyperlink r:id="rId11" w:history="1">
+          <w:r>
+            <w:rPr>
+              <w:rStyle w:val="Hyperlink"/>
+            </w:rPr>
+            <w:t>is Coran</w:t>
+          </w:r>
+        </w:hyperlink>
+      </w:r>
+      <w:r>
+        <w:rPr>
+          <w:rFonts w:ascii="Charis SIL Italic" w:hAnsi="Charis SIL Italic" w:eastAsia="Charis SIL Italic"/>
+          <w:b w:val="0"/>
+          <w:i w:val="0"/>
+          <w:color w:val="000000"/>
+          <w:sz w:val="24"/>
+        </w:rPr>
+        <w:t xml:space="preserve">tijnexpeditie?? </w:t>
       </w:r>
       <w:r>
         <w:rPr>
@@ -3134,6 +3161,7 @@
           <w:i w:val="0"/>
           <w:color w:val="0000FF"/>
           <w:sz w:val="24"/>
+          <w:u w:val="single"/>
         </w:rPr>
         <w:hyperlink r:id="rId27" w:history="1">
           <w:r>
@@ -3169,7 +3197,6 @@
           <w:i w:val="0"/>
           <w:color w:val="0000FF"/>
           <w:sz w:val="24"/>
-          <w:u w:val="single"/>
         </w:rPr>
         <w:t xml:space="preserve"> </w:t>
       </w:r>
@@ -3227,6 +3254,7 @@
           <w:i w:val="0"/>
           <w:color w:val="0000FF"/>
           <w:sz w:val="24"/>
+          <w:u w:val="single"/>
         </w:rPr>
         <w:hyperlink r:id="rId27" w:history="1">
           <w:r>
@@ -3869,7 +3897,7 @@
             <w:rPr>
               <w:rStyle w:val="Hyperlink"/>
             </w:rPr>
-            <w:t>Jefferso</w:t>
+            <w:t>Jeffers</w:t>
           </w:r>
         </w:hyperlink>
       </w:r>
@@ -3880,36 +3908,13 @@
           <w:i w:val="0"/>
           <w:color w:val="0000FF"/>
           <w:sz w:val="24"/>
-          <w:u w:val="single"/>
-        </w:rPr>
-        <w:t>n</w:t>
-      </w:r>
-      <w:r>
-        <w:rPr>
-          <w:rFonts w:ascii="Charis SIL Italic" w:hAnsi="Charis SIL Italic" w:eastAsia="Charis SIL Italic"/>
-          <w:b w:val="0"/>
-          <w:i w:val="0"/>
-          <w:color w:val="0000FF"/>
-          <w:sz w:val="24"/>
-          <w:u w:val="single"/>
-        </w:rPr>
-        <w:t xml:space="preserve"> </w:t>
-      </w:r>
-      <w:r>
-        <w:rPr>
-          <w:rFonts w:ascii="Charis SIL Italic" w:hAnsi="Charis SIL Italic" w:eastAsia="Charis SIL Italic"/>
-          <w:b w:val="0"/>
-          <w:i w:val="0"/>
-          <w:color w:val="0000FF"/>
-          <w:sz w:val="24"/>
-          <w:u w:val="single"/>
         </w:rPr>
         <w:hyperlink r:id="rId30" w:history="1">
           <w:r>
             <w:rPr>
               <w:rStyle w:val="Hyperlink"/>
             </w:rPr>
-            <w:t>Collin</w:t>
+            <w:t>o</w:t>
           </w:r>
         </w:hyperlink>
       </w:r>
@@ -3920,8 +3925,38 @@
           <w:i w:val="0"/>
           <w:color w:val="0000FF"/>
           <w:sz w:val="24"/>
-        </w:rPr>
-        <w:t>s</w:t>
+          <w:u w:val="single"/>
+        </w:rPr>
+        <w:t>n</w:t>
+      </w:r>
+      <w:r>
+        <w:rPr>
+          <w:rFonts w:ascii="Charis SIL Italic" w:hAnsi="Charis SIL Italic" w:eastAsia="Charis SIL Italic"/>
+          <w:b w:val="0"/>
+          <w:i w:val="0"/>
+          <w:color w:val="0000FF"/>
+          <w:sz w:val="24"/>
+          <w:u w:val="single"/>
+        </w:rPr>
+        <w:t xml:space="preserve"> </w:t>
+      </w:r>
+      <w:r>
+        <w:rPr>
+          <w:rFonts w:ascii="Charis SIL Italic" w:hAnsi="Charis SIL Italic" w:eastAsia="Charis SIL Italic"/>
+          <w:b w:val="0"/>
+          <w:i w:val="0"/>
+          <w:color w:val="0000FF"/>
+          <w:sz w:val="24"/>
+          <w:u w:val="single"/>
+        </w:rPr>
+        <w:hyperlink r:id="rId30" w:history="1">
+          <w:r>
+            <w:rPr>
+              <w:rStyle w:val="Hyperlink"/>
+            </w:rPr>
+            <w:t>Collins</w:t>
+          </w:r>
+        </w:hyperlink>
       </w:r>
     </w:p>
     <w:p>
@@ -4563,7 +4598,7 @@
           <w:sz w:val="24"/>
           <w:u w:val="single"/>
         </w:rPr>
-        <w:hyperlink r:id="rId39" w:history="1">
+        <w:hyperlink r:id="rId38" w:history="1">
           <w:r>
             <w:rPr>
               <w:rStyle w:val="Hyperlink"/>
@@ -6023,8 +6058,8 @@
         <w:autoSpaceDN w:val="0"/>
         <w:autoSpaceDE w:val="0"/>
         <w:widowControl/>
-        <w:spacing w:line="352" w:lineRule="exact" w:before="230" w:after="0"/>
-        <w:ind w:left="0" w:right="0" w:firstLine="0"/>
+        <w:spacing w:line="408" w:lineRule="exact" w:before="174" w:after="0"/>
+        <w:ind w:left="800" w:right="288" w:hanging="800"/>
         <w:jc w:val="left"/>
       </w:pPr>
       <w:r>
@@ -6035,78 +6070,57 @@
           <w:color w:val="000000"/>
           <w:sz w:val="24"/>
         </w:rPr>
-        <w:t>Publicatie:</w:t>
+        <w:t xml:space="preserve">Wetenschappelijk artikel: </w:t>
+      </w:r>
+      <w:r>
+        <w:br/>
+      </w:r>
+      <w:r>
+        <w:rPr>
+          <w:rFonts w:ascii="Charis SIL Italic" w:hAnsi="Charis SIL Italic" w:eastAsia="Charis SIL Italic"/>
+          <w:b w:val="0"/>
+          <w:i/>
+          <w:color w:val="000000"/>
+          <w:sz w:val="24"/>
+        </w:rPr>
+        <w:t xml:space="preserve">Coudreau, H. ‘Dix ans de Guyane (missions du ministère de l'instruction publique)’, </w:t>
+      </w:r>
+      <w:r>
+        <w:rPr>
+          <w:rFonts w:ascii="Charis SIL Italic" w:hAnsi="Charis SIL Italic" w:eastAsia="Charis SIL Italic"/>
+          <w:b w:val="0"/>
+          <w:i/>
+          <w:color w:val="000000"/>
+          <w:sz w:val="24"/>
+        </w:rPr>
+        <w:t>Bulletin de la Société de géographie, (1891), 447-480.</w:t>
+      </w:r>
+      <w:r>
+        <w:rPr>
+          <w:rFonts w:ascii="Charis SIL Italic" w:hAnsi="Charis SIL Italic" w:eastAsia="Charis SIL Italic"/>
+          <w:b w:val="0"/>
+          <w:i/>
+          <w:color w:val="000000"/>
+          <w:sz w:val="24"/>
+        </w:rPr>
+        <w:t>SCHRIJVEN!</w:t>
       </w:r>
     </w:p>
     <w:p>
       <w:pPr>
         <w:autoSpaceDN w:val="0"/>
+        <w:tabs>
+          <w:tab w:pos="800" w:val="left"/>
+        </w:tabs>
         <w:autoSpaceDE w:val="0"/>
         <w:widowControl/>
-        <w:spacing w:line="288" w:lineRule="exact" w:before="240" w:after="0"/>
-        <w:ind w:left="800" w:right="288" w:firstLine="0"/>
+        <w:spacing w:line="448" w:lineRule="exact" w:before="80" w:after="0"/>
+        <w:ind w:left="0" w:right="720" w:firstLine="0"/>
         <w:jc w:val="left"/>
       </w:pPr>
       <w:r>
-        <w:rPr>
-          <w:rFonts w:ascii="Charis SIL Italic" w:hAnsi="Charis SIL Italic" w:eastAsia="Charis SIL Italic"/>
-          <w:b w:val="0"/>
-          <w:i/>
-          <w:color w:val="000000"/>
-          <w:sz w:val="24"/>
-        </w:rPr>
-        <w:t xml:space="preserve">Broekhoven, L. van. Collectieprofiel Cultuurgebied Midden- en Zuid-Amerika. In: </w:t>
-      </w:r>
-      <w:r>
-        <w:rPr>
-          <w:rFonts w:ascii="Charis SIL Italic" w:hAnsi="Charis SIL Italic" w:eastAsia="Charis SIL Italic"/>
-          <w:b w:val="0"/>
-          <w:i/>
-          <w:color w:val="000000"/>
-          <w:sz w:val="24"/>
-        </w:rPr>
-        <w:t xml:space="preserve">Verzamelde collectieprofielen Museum Volkenkunde, Leiden. Leiden: Museum </w:t>
-      </w:r>
-      <w:r>
-        <w:rPr>
-          <w:rFonts w:ascii="Charis SIL Italic" w:hAnsi="Charis SIL Italic" w:eastAsia="Charis SIL Italic"/>
-          <w:b w:val="0"/>
-          <w:i/>
-          <w:color w:val="000000"/>
-          <w:sz w:val="24"/>
-        </w:rPr>
-        <w:t>Volkenkunde, 2008.</w:t>
-      </w:r>
-      <w:r>
-        <w:rPr>
-          <w:rFonts w:ascii="Charis SIL Italic" w:hAnsi="Charis SIL Italic" w:eastAsia="Charis SIL Italic"/>
-          <w:b w:val="0"/>
-          <w:i/>
-          <w:color w:val="000000"/>
-          <w:sz w:val="24"/>
-        </w:rPr>
-        <w:t xml:space="preserve">Hoofdstuk over de Midden- en Zuid-Amerikaanse collectie van </w:t>
-      </w:r>
-      <w:r>
-        <w:rPr>
-          <w:rFonts w:ascii="Charis SIL Italic" w:hAnsi="Charis SIL Italic" w:eastAsia="Charis SIL Italic"/>
-          <w:b w:val="0"/>
-          <w:i/>
-          <w:color w:val="000000"/>
-          <w:sz w:val="24"/>
-        </w:rPr>
-        <w:t>het Wereldmuseum Leiden in een publicatie over collectieprofielen.</w:t>
-      </w:r>
-    </w:p>
-    <w:p>
-      <w:pPr>
-        <w:autoSpaceDN w:val="0"/>
-        <w:autoSpaceDE w:val="0"/>
-        <w:widowControl/>
-        <w:spacing w:line="288" w:lineRule="exact" w:before="240" w:after="0"/>
-        <w:ind w:left="800" w:right="288" w:firstLine="0"/>
-        <w:jc w:val="left"/>
-      </w:pPr>
+        <w:tab/>
+      </w:r>
       <w:r>
         <w:rPr>
           <w:rFonts w:ascii="Charis SIL Italic" w:hAnsi="Charis SIL Italic" w:eastAsia="Charis SIL Italic"/>
@@ -6139,7 +6153,7 @@
             <w:rPr>
               <w:rStyle w:val="Hyperlink"/>
             </w:rPr>
-            <w:t>www.yumpu.com/</w:t>
+            <w:t>books.google.nl/</w:t>
           </w:r>
         </w:hyperlink>
       </w:r>
@@ -6157,7 +6171,7 @@
             <w:rPr>
               <w:rStyle w:val="Hyperlink"/>
             </w:rPr>
-            <w:t>nl/</w:t>
+            <w:t>books?</w:t>
           </w:r>
         </w:hyperlink>
       </w:r>
@@ -6175,303 +6189,68 @@
             <w:rPr>
               <w:rStyle w:val="Hyperlink"/>
             </w:rPr>
-            <w:t>document/</w:t>
+            <w:t xml:space="preserve">id=lfwtSWQzxzYC&amp;pg=PA447 </w:t>
           </w:r>
         </w:hyperlink>
       </w:r>
       <w:r>
-        <w:rPr>
-          <w:rFonts w:ascii="Charis SIL Italic" w:hAnsi="Charis SIL Italic" w:eastAsia="Charis SIL Italic"/>
-          <w:b w:val="0"/>
-          <w:i w:val="0"/>
-          <w:color w:val="0000FF"/>
-          <w:sz w:val="24"/>
-          <w:u w:val="single"/>
-        </w:rPr>
-        <w:hyperlink r:id="rId46" w:history="1">
-          <w:r>
-            <w:rPr>
-              <w:rStyle w:val="Hyperlink"/>
-            </w:rPr>
-            <w:t>view/20123476/</w:t>
-          </w:r>
-        </w:hyperlink>
-      </w:r>
-      <w:r>
-        <w:rPr>
-          <w:rFonts w:ascii="Charis SIL Italic" w:hAnsi="Charis SIL Italic" w:eastAsia="Charis SIL Italic"/>
-          <w:b w:val="0"/>
-          <w:i w:val="0"/>
-          <w:color w:val="0000FF"/>
-          <w:sz w:val="24"/>
-          <w:u w:val="single"/>
-        </w:rPr>
-        <w:hyperlink r:id="rId46" w:history="1">
-          <w:r>
-            <w:rPr>
-              <w:rStyle w:val="Hyperlink"/>
-            </w:rPr>
-            <w:t>open-</w:t>
-          </w:r>
-        </w:hyperlink>
-      </w:r>
-      <w:r>
-        <w:rPr>
-          <w:rFonts w:ascii="Charis SIL Italic" w:hAnsi="Charis SIL Italic" w:eastAsia="Charis SIL Italic"/>
-          <w:b w:val="0"/>
-          <w:i w:val="0"/>
-          <w:color w:val="0000FF"/>
-          <w:sz w:val="24"/>
-          <w:u w:val="single"/>
-        </w:rPr>
-        <w:hyperlink r:id="rId46" w:history="1">
-          <w:r>
-            <w:rPr>
-              <w:rStyle w:val="Hyperlink"/>
-            </w:rPr>
-            <w:t>het-</w:t>
-          </w:r>
-        </w:hyperlink>
-      </w:r>
-      <w:r>
-        <w:rPr>
-          <w:rFonts w:ascii="Charis SIL Italic" w:hAnsi="Charis SIL Italic" w:eastAsia="Charis SIL Italic"/>
-          <w:b w:val="0"/>
-          <w:i w:val="0"/>
-          <w:color w:val="0000FF"/>
-          <w:sz w:val="24"/>
-          <w:u w:val="single"/>
-        </w:rPr>
-        <w:hyperlink r:id="rId46" w:history="1">
-          <w:r>
-            <w:rPr>
-              <w:rStyle w:val="Hyperlink"/>
-            </w:rPr>
-            <w:t>profiel</w:t>
-          </w:r>
-        </w:hyperlink>
-      </w:r>
-      <w:r>
-        <w:rPr>
-          <w:rFonts w:ascii="Charis SIL Italic" w:hAnsi="Charis SIL Italic" w:eastAsia="Charis SIL Italic"/>
-          <w:b w:val="0"/>
-          <w:i w:val="0"/>
-          <w:color w:val="0000FF"/>
-          <w:sz w:val="24"/>
-          <w:u w:val="single"/>
-        </w:rPr>
-        <w:t>-</w:t>
-      </w:r>
-      <w:r>
-        <w:rPr>
-          <w:rFonts w:ascii="Charis SIL Italic" w:hAnsi="Charis SIL Italic" w:eastAsia="Charis SIL Italic"/>
-          <w:b w:val="0"/>
-          <w:i w:val="0"/>
-          <w:color w:val="0000FF"/>
-          <w:sz w:val="24"/>
-          <w:u w:val="single"/>
-        </w:rPr>
-        <w:hyperlink r:id="rId46" w:history="1">
-          <w:r>
-            <w:rPr>
-              <w:rStyle w:val="Hyperlink"/>
-            </w:rPr>
-            <w:t>als</w:t>
-          </w:r>
-        </w:hyperlink>
-      </w:r>
-      <w:r>
-        <w:rPr>
-          <w:rFonts w:ascii="Charis SIL Italic" w:hAnsi="Charis SIL Italic" w:eastAsia="Charis SIL Italic"/>
-          <w:b w:val="0"/>
-          <w:i w:val="0"/>
-          <w:color w:val="0000FF"/>
-          <w:sz w:val="24"/>
-        </w:rPr>
-        <w:t>-</w:t>
-      </w:r>
-      <w:r>
-        <w:rPr>
-          <w:rFonts w:ascii="Charis SIL Italic" w:hAnsi="Charis SIL Italic" w:eastAsia="Charis SIL Italic"/>
-          <w:b w:val="0"/>
-          <w:i w:val="0"/>
-          <w:color w:val="0000FF"/>
-          <w:sz w:val="24"/>
-          <w:u w:val="single"/>
-        </w:rPr>
-        <w:hyperlink r:id="rId46" w:history="1">
-          <w:r>
-            <w:rPr>
-              <w:rStyle w:val="Hyperlink"/>
-            </w:rPr>
-            <w:t>pdf-</w:t>
-          </w:r>
-        </w:hyperlink>
-      </w:r>
-      <w:r>
-        <w:rPr>
-          <w:rFonts w:ascii="Charis SIL Italic" w:hAnsi="Charis SIL Italic" w:eastAsia="Charis SIL Italic"/>
-          <w:b w:val="0"/>
-          <w:i w:val="0"/>
-          <w:color w:val="0000FF"/>
-          <w:sz w:val="24"/>
-          <w:u w:val="single"/>
-        </w:rPr>
-        <w:hyperlink r:id="rId46" w:history="1">
-          <w:r>
-            <w:rPr>
-              <w:rStyle w:val="Hyperlink"/>
-            </w:rPr>
-            <w:t>mus</w:t>
-          </w:r>
-        </w:hyperlink>
-      </w:r>
-      <w:r>
-        <w:rPr>
-          <w:rFonts w:ascii="Charis SIL Italic" w:hAnsi="Charis SIL Italic" w:eastAsia="Charis SIL Italic"/>
-          <w:b w:val="0"/>
-          <w:i w:val="0"/>
-          <w:color w:val="0000FF"/>
-          <w:sz w:val="24"/>
-          <w:u w:val="single"/>
-        </w:rPr>
-        <w:hyperlink r:id="rId46" w:history="1">
-          <w:r>
-            <w:rPr>
-              <w:rStyle w:val="Hyperlink"/>
-            </w:rPr>
-            <w:t>eum-</w:t>
-          </w:r>
-        </w:hyperlink>
-      </w:r>
-      <w:r>
-        <w:rPr>
-          <w:rFonts w:ascii="Charis SIL Italic" w:hAnsi="Charis SIL Italic" w:eastAsia="Charis SIL Italic"/>
-          <w:b w:val="0"/>
-          <w:i w:val="0"/>
-          <w:color w:val="0000FF"/>
-          <w:sz w:val="24"/>
-          <w:u w:val="single"/>
-        </w:rPr>
-        <w:hyperlink r:id="rId46" w:history="1">
-          <w:r>
-            <w:rPr>
-              <w:rStyle w:val="Hyperlink"/>
-            </w:rPr>
-            <w:t>volkenkunde</w:t>
-          </w:r>
-        </w:hyperlink>
+        <w:br/>
+      </w:r>
+      <w:r>
+        <w:rPr>
+          <w:rFonts w:ascii="Charis SIL Italic" w:hAnsi="Charis SIL Italic" w:eastAsia="Charis SIL Italic"/>
+          <w:b w:val="0"/>
+          <w:i w:val="0"/>
+          <w:color w:val="000000"/>
+          <w:sz w:val="24"/>
+        </w:rPr>
+        <w:t xml:space="preserve">Boek: </w:t>
+      </w:r>
+      <w:r>
+        <w:br/>
+      </w:r>
+      <w:r>
+        <w:tab/>
+      </w:r>
+      <w:r>
+        <w:rPr>
+          <w:rFonts w:ascii="Charis SIL Italic" w:hAnsi="Charis SIL Italic" w:eastAsia="Charis SIL Italic"/>
+          <w:b w:val="0"/>
+          <w:i/>
+          <w:color w:val="000000"/>
+          <w:sz w:val="24"/>
+        </w:rPr>
+        <w:t xml:space="preserve">Joest, W. Ethnographisches und Verwandtes aus Guayana. Leiden: Trap, 1893. </w:t>
+      </w:r>
+      <w:r>
+        <w:tab/>
+      </w:r>
+      <w:r>
+        <w:rPr>
+          <w:rFonts w:ascii="Charis SIL Italic" w:hAnsi="Charis SIL Italic" w:eastAsia="Charis SIL Italic"/>
+          <w:b w:val="0"/>
+          <w:i/>
+          <w:color w:val="000000"/>
+          <w:sz w:val="24"/>
+        </w:rPr>
+        <w:t>SCHRIJVEN!</w:t>
       </w:r>
     </w:p>
     <w:p>
       <w:pPr>
         <w:autoSpaceDN w:val="0"/>
+        <w:tabs>
+          <w:tab w:pos="800" w:val="left"/>
+        </w:tabs>
         <w:autoSpaceDE w:val="0"/>
         <w:widowControl/>
-        <w:spacing w:line="352" w:lineRule="exact" w:before="176" w:after="0"/>
-        <w:ind w:left="0" w:right="0" w:firstLine="0"/>
+        <w:spacing w:line="448" w:lineRule="exact" w:before="80" w:after="0"/>
+        <w:ind w:left="0" w:right="1008" w:firstLine="0"/>
         <w:jc w:val="left"/>
       </w:pPr>
       <w:r>
-        <w:rPr>
-          <w:rFonts w:ascii="Charis SIL Italic" w:hAnsi="Charis SIL Italic" w:eastAsia="Charis SIL Italic"/>
-          <w:b w:val="0"/>
-          <w:i w:val="0"/>
-          <w:color w:val="000000"/>
-          <w:sz w:val="24"/>
-        </w:rPr>
-        <w:t>Boek:</w:t>
-      </w:r>
-    </w:p>
-    <w:p>
-      <w:pPr>
-        <w:autoSpaceDN w:val="0"/>
-        <w:autoSpaceDE w:val="0"/>
-        <w:widowControl/>
-        <w:spacing w:line="288" w:lineRule="exact" w:before="240" w:after="0"/>
-        <w:ind w:left="800" w:right="288" w:firstLine="0"/>
-        <w:jc w:val="left"/>
-      </w:pPr>
-      <w:r>
-        <w:rPr>
-          <w:rFonts w:ascii="Charis SIL Italic" w:hAnsi="Charis SIL Italic" w:eastAsia="Charis SIL Italic"/>
-          <w:b w:val="0"/>
-          <w:i/>
-          <w:color w:val="000000"/>
-          <w:sz w:val="24"/>
-        </w:rPr>
-        <w:t xml:space="preserve">Broekhoven, L. van, C. Buijs en P. Hovens, Sharing knowledge &amp; cultural heritage: </w:t>
-      </w:r>
-      <w:r>
-        <w:rPr>
-          <w:rFonts w:ascii="Charis SIL Italic" w:hAnsi="Charis SIL Italic" w:eastAsia="Charis SIL Italic"/>
-          <w:b w:val="0"/>
-          <w:i/>
-          <w:color w:val="000000"/>
-          <w:sz w:val="24"/>
-        </w:rPr>
-        <w:t xml:space="preserve">first nations of the Americas: studies in collaboration with indigenous peoples from </w:t>
-      </w:r>
-      <w:r>
-        <w:rPr>
-          <w:rFonts w:ascii="Charis SIL Italic" w:hAnsi="Charis SIL Italic" w:eastAsia="Charis SIL Italic"/>
-          <w:b w:val="0"/>
-          <w:i/>
-          <w:color w:val="000000"/>
-          <w:sz w:val="24"/>
-        </w:rPr>
-        <w:t xml:space="preserve">Greenland, North and South America: proceedings of an expert meeting National </w:t>
-      </w:r>
-      <w:r>
-        <w:rPr>
-          <w:rFonts w:ascii="Charis SIL Italic" w:hAnsi="Charis SIL Italic" w:eastAsia="Charis SIL Italic"/>
-          <w:b w:val="0"/>
-          <w:i/>
-          <w:color w:val="000000"/>
-          <w:sz w:val="24"/>
-        </w:rPr>
-        <w:t>Museum of Ethnology Leiden, The Netherlands. Leiden: Sidestone Press 2010.</w:t>
-      </w:r>
-      <w:r>
-        <w:rPr>
-          <w:rFonts w:ascii="Charis SIL Italic" w:hAnsi="Charis SIL Italic" w:eastAsia="Charis SIL Italic"/>
-          <w:b w:val="0"/>
-          <w:i/>
-          <w:color w:val="000000"/>
-          <w:sz w:val="24"/>
-        </w:rPr>
-        <w:t xml:space="preserve">Boek </w:t>
-      </w:r>
-      <w:r>
-        <w:rPr>
-          <w:rFonts w:ascii="Charis SIL Italic" w:hAnsi="Charis SIL Italic" w:eastAsia="Charis SIL Italic"/>
-          <w:b w:val="0"/>
-          <w:i/>
-          <w:color w:val="000000"/>
-          <w:sz w:val="24"/>
-        </w:rPr>
-        <w:t xml:space="preserve">over samenwerking tussen het Wereldmuseum Leiden en vertegenwoordigers van </w:t>
-      </w:r>
-      <w:r>
-        <w:rPr>
-          <w:rFonts w:ascii="Charis SIL Italic" w:hAnsi="Charis SIL Italic" w:eastAsia="Charis SIL Italic"/>
-          <w:b w:val="0"/>
-          <w:i/>
-          <w:color w:val="000000"/>
-          <w:sz w:val="24"/>
-        </w:rPr>
-        <w:t>inheemse volken van Noord- en Zuid-Amerika.</w:t>
-      </w:r>
-    </w:p>
-    <w:p>
-      <w:pPr>
-        <w:autoSpaceDN w:val="0"/>
-        <w:autoSpaceDE w:val="0"/>
-        <w:widowControl/>
-        <w:spacing w:line="288" w:lineRule="exact" w:before="240" w:after="0"/>
-        <w:ind w:left="800" w:right="432" w:firstLine="0"/>
-        <w:jc w:val="left"/>
-      </w:pPr>
+        <w:tab/>
+      </w:r>
       <w:r>
         <w:rPr>
           <w:rFonts w:ascii="Charis SIL Italic" w:hAnsi="Charis SIL Italic" w:eastAsia="Charis SIL Italic"/>
@@ -6504,7 +6283,7 @@
             <w:rPr>
               <w:rStyle w:val="Hyperlink"/>
             </w:rPr>
-            <w:t>www.sidestone.com/</w:t>
+            <w:t>books.google.nl/</w:t>
           </w:r>
         </w:hyperlink>
       </w:r>
@@ -6522,7 +6301,7 @@
             <w:rPr>
               <w:rStyle w:val="Hyperlink"/>
             </w:rPr>
-            <w:t>books/</w:t>
+            <w:t>books?</w:t>
           </w:r>
         </w:hyperlink>
       </w:r>
@@ -6540,81 +6319,12 @@
             <w:rPr>
               <w:rStyle w:val="Hyperlink"/>
             </w:rPr>
-            <w:t>sharing-</w:t>
+            <w:t xml:space="preserve">id=PeZwo1K4g3YC </w:t>
           </w:r>
         </w:hyperlink>
       </w:r>
       <w:r>
-        <w:rPr>
-          <w:rFonts w:ascii="Charis SIL Italic" w:hAnsi="Charis SIL Italic" w:eastAsia="Charis SIL Italic"/>
-          <w:b w:val="0"/>
-          <w:i w:val="0"/>
-          <w:color w:val="0000FF"/>
-          <w:sz w:val="24"/>
-          <w:u w:val="single"/>
-        </w:rPr>
-        <w:hyperlink r:id="rId47" w:history="1">
-          <w:r>
-            <w:rPr>
-              <w:rStyle w:val="Hyperlink"/>
-            </w:rPr>
-            <w:t>knowledge-</w:t>
-          </w:r>
-        </w:hyperlink>
-      </w:r>
-      <w:r>
-        <w:rPr>
-          <w:rFonts w:ascii="Charis SIL Italic" w:hAnsi="Charis SIL Italic" w:eastAsia="Charis SIL Italic"/>
-          <w:b w:val="0"/>
-          <w:i w:val="0"/>
-          <w:color w:val="0000FF"/>
-          <w:sz w:val="24"/>
-          <w:u w:val="single"/>
-        </w:rPr>
-        <w:hyperlink r:id="rId47" w:history="1">
-          <w:r>
-            <w:rPr>
-              <w:rStyle w:val="Hyperlink"/>
-            </w:rPr>
-            <w:t>and-</w:t>
-          </w:r>
-        </w:hyperlink>
-      </w:r>
-      <w:r>
-        <w:rPr>
-          <w:rFonts w:ascii="Charis SIL Italic" w:hAnsi="Charis SIL Italic" w:eastAsia="Charis SIL Italic"/>
-          <w:b w:val="0"/>
-          <w:i w:val="0"/>
-          <w:color w:val="0000FF"/>
-          <w:sz w:val="24"/>
-          <w:u w:val="single"/>
-        </w:rPr>
-        <w:hyperlink r:id="rId47" w:history="1">
-          <w:r>
-            <w:rPr>
-              <w:rStyle w:val="Hyperlink"/>
-            </w:rPr>
-            <w:t>cultural-</w:t>
-          </w:r>
-        </w:hyperlink>
-      </w:r>
-      <w:r>
-        <w:rPr>
-          <w:rFonts w:ascii="Charis SIL Italic" w:hAnsi="Charis SIL Italic" w:eastAsia="Charis SIL Italic"/>
-          <w:b w:val="0"/>
-          <w:i w:val="0"/>
-          <w:color w:val="0000FF"/>
-          <w:sz w:val="24"/>
-          <w:u w:val="single"/>
-        </w:rPr>
-        <w:hyperlink r:id="rId47" w:history="1">
-          <w:r>
-            <w:rPr>
-              <w:rStyle w:val="Hyperlink"/>
-            </w:rPr>
-            <w:t>heritage</w:t>
-          </w:r>
-        </w:hyperlink>
+        <w:br/>
       </w:r>
       <w:r>
         <w:rPr>
@@ -6624,153 +6334,53 @@
           <w:color w:val="000000"/>
           <w:sz w:val="24"/>
         </w:rPr>
-        <w:t xml:space="preserve">, </w:t>
-      </w:r>
-      <w:r>
-        <w:rPr>
-          <w:rFonts w:ascii="Charis SIL Italic" w:hAnsi="Charis SIL Italic" w:eastAsia="Charis SIL Italic"/>
-          <w:b w:val="0"/>
-          <w:i w:val="0"/>
-          <w:color w:val="0000FF"/>
-          <w:sz w:val="24"/>
-          <w:u w:val="single"/>
-        </w:rPr>
-        <w:hyperlink r:id="rId47" w:history="1">
-          <w:r>
-            <w:rPr>
-              <w:rStyle w:val="Hyperlink"/>
-            </w:rPr>
-            <w:t>ISBN</w:t>
-          </w:r>
-        </w:hyperlink>
-      </w:r>
-      <w:r>
-        <w:rPr>
-          <w:rFonts w:ascii="Charis SIL Italic" w:hAnsi="Charis SIL Italic" w:eastAsia="Charis SIL Italic"/>
-          <w:b w:val="0"/>
-          <w:i w:val="0"/>
-          <w:color w:val="0000FF"/>
-          <w:sz w:val="24"/>
-          <w:u w:val="single"/>
-        </w:rPr>
-        <w:t xml:space="preserve"> </w:t>
-      </w:r>
-      <w:r>
-        <w:rPr>
-          <w:rFonts w:ascii="Charis SIL Italic" w:hAnsi="Charis SIL Italic" w:eastAsia="Charis SIL Italic"/>
-          <w:b w:val="0"/>
-          <w:i w:val="0"/>
-          <w:color w:val="0000FF"/>
-          <w:sz w:val="24"/>
-          <w:u w:val="single"/>
-        </w:rPr>
-        <w:hyperlink r:id="rId47" w:history="1">
-          <w:r>
-            <w:rPr>
-              <w:rStyle w:val="Hyperlink"/>
-            </w:rPr>
-            <w:t>97</w:t>
-          </w:r>
-        </w:hyperlink>
-      </w:r>
-      <w:r>
-        <w:rPr>
-          <w:rFonts w:ascii="Charis SIL Italic" w:hAnsi="Charis SIL Italic" w:eastAsia="Charis SIL Italic"/>
-          <w:b w:val="0"/>
-          <w:i w:val="0"/>
-          <w:color w:val="0000FF"/>
-          <w:sz w:val="24"/>
-          <w:u w:val="single"/>
-        </w:rPr>
-        <w:hyperlink r:id="rId47" w:history="1">
-          <w:r>
-            <w:rPr>
-              <w:rStyle w:val="Hyperlink"/>
-            </w:rPr>
-            <w:t>8-90-8890-066-2</w:t>
-          </w:r>
-        </w:hyperlink>
+        <w:t xml:space="preserve">Boek: </w:t>
+      </w:r>
+      <w:r>
+        <w:br/>
+      </w:r>
+      <w:r>
+        <w:tab/>
+      </w:r>
+      <w:r>
+        <w:rPr>
+          <w:rFonts w:ascii="Charis SIL Italic" w:hAnsi="Charis SIL Italic" w:eastAsia="Charis SIL Italic"/>
+          <w:b w:val="0"/>
+          <w:i/>
+          <w:color w:val="000000"/>
+          <w:sz w:val="24"/>
+        </w:rPr>
+        <w:t xml:space="preserve">Crevaux, J. Voyages dans l'Amerique du Sud. Parijs: Hachette et Cie, 1883. </w:t>
+      </w:r>
+      <w:r>
+        <w:tab/>
+      </w:r>
+      <w:r>
+        <w:rPr>
+          <w:rFonts w:ascii="Charis SIL Italic" w:hAnsi="Charis SIL Italic" w:eastAsia="Charis SIL Italic"/>
+          <w:b w:val="0"/>
+          <w:i/>
+          <w:color w:val="000000"/>
+          <w:sz w:val="24"/>
+        </w:rPr>
+        <w:t>SCHRIJVEN!</w:t>
       </w:r>
     </w:p>
     <w:p>
       <w:pPr>
         <w:autoSpaceDN w:val="0"/>
+        <w:tabs>
+          <w:tab w:pos="800" w:val="left"/>
+        </w:tabs>
         <w:autoSpaceDE w:val="0"/>
         <w:widowControl/>
-        <w:spacing w:line="352" w:lineRule="exact" w:before="176" w:after="0"/>
-        <w:ind w:left="0" w:right="0" w:firstLine="0"/>
+        <w:spacing w:line="408" w:lineRule="exact" w:before="120" w:after="0"/>
+        <w:ind w:left="0" w:right="576" w:firstLine="0"/>
         <w:jc w:val="left"/>
       </w:pPr>
       <w:r>
-        <w:rPr>
-          <w:rFonts w:ascii="Charis SIL Italic" w:hAnsi="Charis SIL Italic" w:eastAsia="Charis SIL Italic"/>
-          <w:b w:val="0"/>
-          <w:i w:val="0"/>
-          <w:color w:val="000000"/>
-          <w:sz w:val="24"/>
-        </w:rPr>
-        <w:t>Boek:</w:t>
-      </w:r>
-    </w:p>
-    <w:p>
-      <w:pPr>
-        <w:autoSpaceDN w:val="0"/>
-        <w:autoSpaceDE w:val="0"/>
-        <w:widowControl/>
-        <w:spacing w:line="288" w:lineRule="exact" w:before="240" w:after="0"/>
-        <w:ind w:left="800" w:right="720" w:firstLine="0"/>
-        <w:jc w:val="left"/>
-      </w:pPr>
-      <w:r>
-        <w:rPr>
-          <w:rFonts w:ascii="Charis SIL Italic" w:hAnsi="Charis SIL Italic" w:eastAsia="Charis SIL Italic"/>
-          <w:b w:val="0"/>
-          <w:i/>
-          <w:color w:val="000000"/>
-          <w:sz w:val="24"/>
-        </w:rPr>
-        <w:t xml:space="preserve">Eeden, F.W. van, Catalogus der Nederlandsche West-Indische tentoonstelling te </w:t>
-      </w:r>
-      <w:r>
-        <w:rPr>
-          <w:rFonts w:ascii="Charis SIL Italic" w:hAnsi="Charis SIL Italic" w:eastAsia="Charis SIL Italic"/>
-          <w:b w:val="0"/>
-          <w:i/>
-          <w:color w:val="000000"/>
-          <w:sz w:val="24"/>
-        </w:rPr>
-        <w:t>Haarlem 1899. Amsterdam: de Bussy 1899.</w:t>
-      </w:r>
-      <w:r>
-        <w:rPr>
-          <w:rFonts w:ascii="Charis SIL Italic" w:hAnsi="Charis SIL Italic" w:eastAsia="Charis SIL Italic"/>
-          <w:b w:val="0"/>
-          <w:i/>
-          <w:color w:val="000000"/>
-          <w:sz w:val="24"/>
-        </w:rPr>
-        <w:t xml:space="preserve">Catalogus van de West-Indische </w:t>
-      </w:r>
-      <w:r>
-        <w:rPr>
-          <w:rFonts w:ascii="Charis SIL Italic" w:hAnsi="Charis SIL Italic" w:eastAsia="Charis SIL Italic"/>
-          <w:b w:val="0"/>
-          <w:i/>
-          <w:color w:val="000000"/>
-          <w:sz w:val="24"/>
-        </w:rPr>
-        <w:t>tentoonstelling gehouden in het Koloniaal Museum te Haarlem in 1899.</w:t>
-      </w:r>
-    </w:p>
-    <w:p>
-      <w:pPr>
-        <w:autoSpaceDN w:val="0"/>
-        <w:autoSpaceDE w:val="0"/>
-        <w:widowControl/>
-        <w:spacing w:line="352" w:lineRule="exact" w:before="176" w:after="0"/>
-        <w:ind w:left="800" w:right="0" w:firstLine="0"/>
-        <w:jc w:val="left"/>
-      </w:pPr>
+        <w:tab/>
+      </w:r>
       <w:r>
         <w:rPr>
           <w:rFonts w:ascii="Charis SIL Italic" w:hAnsi="Charis SIL Italic" w:eastAsia="Charis SIL Italic"/>
@@ -6803,7 +6413,7 @@
             <w:rPr>
               <w:rStyle w:val="Hyperlink"/>
             </w:rPr>
-            <w:t>hdl.handle.net/1887.1/</w:t>
+            <w:t>archive.org/</w:t>
           </w:r>
         </w:hyperlink>
       </w:r>
@@ -6821,7 +6431,7 @@
             <w:rPr>
               <w:rStyle w:val="Hyperlink"/>
             </w:rPr>
-            <w:t>item:970083</w:t>
+            <w:t>details/</w:t>
           </w:r>
         </w:hyperlink>
       </w:r>
@@ -6830,10 +6440,99 @@
           <w:rFonts w:ascii="Charis SIL Italic" w:hAnsi="Charis SIL Italic" w:eastAsia="Charis SIL Italic"/>
           <w:b w:val="0"/>
           <w:i w:val="0"/>
+          <w:color w:val="0000FF"/>
+          <w:sz w:val="24"/>
+          <w:u w:val="single"/>
+        </w:rPr>
+        <w:hyperlink r:id="rId48" w:history="1">
+          <w:r>
+            <w:rPr>
+              <w:rStyle w:val="Hyperlink"/>
+            </w:rPr>
+            <w:t xml:space="preserve">voyagesdanslamer00crev </w:t>
+          </w:r>
+        </w:hyperlink>
+      </w:r>
+      <w:r>
+        <w:br/>
+      </w:r>
+      <w:r>
+        <w:rPr>
+          <w:rFonts w:ascii="Charis SIL Italic" w:hAnsi="Charis SIL Italic" w:eastAsia="Charis SIL Italic"/>
+          <w:b w:val="0"/>
+          <w:i w:val="0"/>
           <w:color w:val="000000"/>
           <w:sz w:val="24"/>
         </w:rPr>
-        <w:t xml:space="preserve">, </w:t>
+        <w:t xml:space="preserve">Wetenschappelijk artikel: </w:t>
+      </w:r>
+      <w:r>
+        <w:br/>
+      </w:r>
+      <w:r>
+        <w:tab/>
+      </w:r>
+      <w:r>
+        <w:rPr>
+          <w:rFonts w:ascii="Charis SIL Italic" w:hAnsi="Charis SIL Italic" w:eastAsia="Charis SIL Italic"/>
+          <w:b w:val="0"/>
+          <w:i/>
+          <w:color w:val="000000"/>
+          <w:sz w:val="24"/>
+        </w:rPr>
+        <w:t xml:space="preserve">Kate, H. F. C. ten ‘Observations anthropologiques recueillies dans la Guyane et le </w:t>
+      </w:r>
+      <w:r>
+        <w:tab/>
+      </w:r>
+      <w:r>
+        <w:rPr>
+          <w:rFonts w:ascii="Charis SIL Italic" w:hAnsi="Charis SIL Italic" w:eastAsia="Charis SIL Italic"/>
+          <w:b w:val="0"/>
+          <w:i/>
+          <w:color w:val="000000"/>
+          <w:sz w:val="24"/>
+        </w:rPr>
+        <w:t>Venezuela’, Revue d'anthropologie, (2) (1887), 44-68.</w:t>
+      </w:r>
+      <w:r>
+        <w:rPr>
+          <w:rFonts w:ascii="Charis SIL Italic" w:hAnsi="Charis SIL Italic" w:eastAsia="Charis SIL Italic"/>
+          <w:b w:val="0"/>
+          <w:i/>
+          <w:color w:val="000000"/>
+          <w:sz w:val="24"/>
+        </w:rPr>
+        <w:t xml:space="preserve">SCHRIJVEN! Gaat dit </w:t>
+      </w:r>
+      <w:r>
+        <w:tab/>
+      </w:r>
+      <w:r>
+        <w:rPr>
+          <w:rFonts w:ascii="Charis SIL Italic" w:hAnsi="Charis SIL Italic" w:eastAsia="Charis SIL Italic"/>
+          <w:b w:val="0"/>
+          <w:i/>
+          <w:color w:val="000000"/>
+          <w:sz w:val="24"/>
+        </w:rPr>
+        <w:t>artikel over de verzamelde collectie?</w:t>
+      </w:r>
+    </w:p>
+    <w:p>
+      <w:pPr>
+        <w:autoSpaceDN w:val="0"/>
+        <w:tabs>
+          <w:tab w:pos="800" w:val="left"/>
+        </w:tabs>
+        <w:autoSpaceDE w:val="0"/>
+        <w:widowControl/>
+        <w:spacing w:line="448" w:lineRule="exact" w:before="80" w:after="0"/>
+        <w:ind w:left="0" w:right="864" w:firstLine="0"/>
+        <w:jc w:val="left"/>
+      </w:pPr>
+      <w:r>
+        <w:tab/>
       </w:r>
       <w:r>
         <w:rPr>
@@ -6849,20 +6548,9 @@
             <w:rPr>
               <w:rStyle w:val="Hyperlink"/>
             </w:rPr>
-            <w:t>WorldCat</w:t>
+            <w:t>https://</w:t>
           </w:r>
         </w:hyperlink>
-      </w:r>
-      <w:r>
-        <w:rPr>
-          <w:rFonts w:ascii="Charis SIL Italic" w:hAnsi="Charis SIL Italic" w:eastAsia="Charis SIL Italic"/>
-          <w:b w:val="0"/>
-          <w:i w:val="0"/>
-          <w:color w:val="0000FF"/>
-          <w:sz w:val="24"/>
-          <w:u w:val="single"/>
-        </w:rPr>
-        <w:t xml:space="preserve"> </w:t>
       </w:r>
       <w:r>
         <w:rPr>
@@ -6878,113 +6566,132 @@
             <w:rPr>
               <w:rStyle w:val="Hyperlink"/>
             </w:rPr>
-            <w:t>905463122</w:t>
+            <w:t>gallica.bnf.fr/</w:t>
           </w:r>
         </w:hyperlink>
+      </w:r>
+      <w:r>
+        <w:rPr>
+          <w:rFonts w:ascii="Charis SIL Italic" w:hAnsi="Charis SIL Italic" w:eastAsia="Charis SIL Italic"/>
+          <w:b w:val="0"/>
+          <w:i w:val="0"/>
+          <w:color w:val="0000FF"/>
+          <w:sz w:val="24"/>
+          <w:u w:val="single"/>
+        </w:rPr>
+        <w:hyperlink r:id="rId49" w:history="1">
+          <w:r>
+            <w:rPr>
+              <w:rStyle w:val="Hyperlink"/>
+            </w:rPr>
+            <w:t>ark:/12148/</w:t>
+          </w:r>
+        </w:hyperlink>
+      </w:r>
+      <w:r>
+        <w:rPr>
+          <w:rFonts w:ascii="Charis SIL Italic" w:hAnsi="Charis SIL Italic" w:eastAsia="Charis SIL Italic"/>
+          <w:b w:val="0"/>
+          <w:i w:val="0"/>
+          <w:color w:val="0000FF"/>
+          <w:sz w:val="24"/>
+          <w:u w:val="single"/>
+        </w:rPr>
+        <w:hyperlink r:id="rId49" w:history="1">
+          <w:r>
+            <w:rPr>
+              <w:rStyle w:val="Hyperlink"/>
+            </w:rPr>
+            <w:t>bpt6k4425708/</w:t>
+          </w:r>
+        </w:hyperlink>
+      </w:r>
+      <w:r>
+        <w:rPr>
+          <w:rFonts w:ascii="Charis SIL Italic" w:hAnsi="Charis SIL Italic" w:eastAsia="Charis SIL Italic"/>
+          <w:b w:val="0"/>
+          <w:i w:val="0"/>
+          <w:color w:val="0000FF"/>
+          <w:sz w:val="24"/>
+          <w:u w:val="single"/>
+        </w:rPr>
+        <w:hyperlink r:id="rId49" w:history="1">
+          <w:r>
+            <w:rPr>
+              <w:rStyle w:val="Hyperlink"/>
+            </w:rPr>
+            <w:t xml:space="preserve">f48.image </w:t>
+          </w:r>
+        </w:hyperlink>
+      </w:r>
+      <w:r>
+        <w:br/>
+      </w:r>
+      <w:r>
+        <w:rPr>
+          <w:rFonts w:ascii="Charis SIL Italic" w:hAnsi="Charis SIL Italic" w:eastAsia="Charis SIL Italic"/>
+          <w:b w:val="0"/>
+          <w:i w:val="0"/>
+          <w:color w:val="000000"/>
+          <w:sz w:val="24"/>
+        </w:rPr>
+        <w:t xml:space="preserve">Boek: </w:t>
+      </w:r>
+      <w:r>
+        <w:br/>
+      </w:r>
+      <w:r>
+        <w:tab/>
+      </w:r>
+      <w:r>
+        <w:rPr>
+          <w:rFonts w:ascii="Charis SIL Italic" w:hAnsi="Charis SIL Italic" w:eastAsia="Charis SIL Italic"/>
+          <w:b w:val="0"/>
+          <w:i/>
+          <w:color w:val="000000"/>
+          <w:sz w:val="24"/>
+        </w:rPr>
+        <w:t xml:space="preserve">Martin, J. K. L. Westindische Skizzen : Reise-Erinnerungen. Leiden: E. J. Brill, </w:t>
+      </w:r>
+      <w:r>
+        <w:tab/>
+      </w:r>
+      <w:r>
+        <w:rPr>
+          <w:rFonts w:ascii="Charis SIL Italic" w:hAnsi="Charis SIL Italic" w:eastAsia="Charis SIL Italic"/>
+          <w:b w:val="0"/>
+          <w:i/>
+          <w:color w:val="000000"/>
+          <w:sz w:val="24"/>
+        </w:rPr>
+        <w:t>1887.</w:t>
+      </w:r>
+      <w:r>
+        <w:rPr>
+          <w:rFonts w:ascii="Charis SIL Italic" w:hAnsi="Charis SIL Italic" w:eastAsia="Charis SIL Italic"/>
+          <w:b w:val="0"/>
+          <w:i/>
+          <w:color w:val="000000"/>
+          <w:sz w:val="24"/>
+        </w:rPr>
+        <w:t>SCHRIJVEN!</w:t>
       </w:r>
     </w:p>
     <w:p>
       <w:pPr>
         <w:autoSpaceDN w:val="0"/>
+        <w:tabs>
+          <w:tab w:pos="800" w:val="left"/>
+        </w:tabs>
         <w:autoSpaceDE w:val="0"/>
         <w:widowControl/>
-        <w:spacing w:line="352" w:lineRule="exact" w:before="176" w:after="0"/>
-        <w:ind w:left="0" w:right="0" w:firstLine="0"/>
+        <w:spacing w:line="448" w:lineRule="exact" w:before="80" w:after="0"/>
+        <w:ind w:left="0" w:right="1152" w:firstLine="0"/>
         <w:jc w:val="left"/>
       </w:pPr>
       <w:r>
-        <w:rPr>
-          <w:rFonts w:ascii="Charis SIL Italic" w:hAnsi="Charis SIL Italic" w:eastAsia="Charis SIL Italic"/>
-          <w:b w:val="0"/>
-          <w:i w:val="0"/>
-          <w:color w:val="000000"/>
-          <w:sz w:val="24"/>
-        </w:rPr>
-        <w:t>Dissertatie:</w:t>
-      </w:r>
-    </w:p>
-    <w:p>
-      <w:pPr>
-        <w:autoSpaceDN w:val="0"/>
-        <w:autoSpaceDE w:val="0"/>
-        <w:widowControl/>
-        <w:spacing w:line="288" w:lineRule="exact" w:before="240" w:after="0"/>
-        <w:ind w:left="800" w:right="864" w:firstLine="0"/>
-        <w:jc w:val="left"/>
-      </w:pPr>
-      <w:r>
-        <w:rPr>
-          <w:rFonts w:ascii="Charis SIL Italic" w:hAnsi="Charis SIL Italic" w:eastAsia="Charis SIL Italic"/>
-          <w:b w:val="0"/>
-          <w:i/>
-          <w:color w:val="000000"/>
-          <w:sz w:val="24"/>
-        </w:rPr>
-        <w:t xml:space="preserve">Effert, Rudolf. Volkenkundig verzamelen: het Koninklijk Kabinet van </w:t>
-      </w:r>
-      <w:r>
-        <w:br/>
-      </w:r>
-      <w:r>
-        <w:rPr>
-          <w:rFonts w:ascii="Charis SIL Italic" w:hAnsi="Charis SIL Italic" w:eastAsia="Charis SIL Italic"/>
-          <w:b w:val="0"/>
-          <w:i/>
-          <w:color w:val="000000"/>
-          <w:sz w:val="24"/>
-        </w:rPr>
-        <w:t>Zeldzaamheden en het Rijks Ethnografisch Museum</w:t>
-      </w:r>
-      <w:r>
-        <w:rPr>
-          <w:rFonts w:ascii="Charis SIL Italic" w:hAnsi="Charis SIL Italic" w:eastAsia="Charis SIL Italic"/>
-          <w:b w:val="0"/>
-          <w:i/>
-          <w:color w:val="000000"/>
-          <w:sz w:val="24"/>
-        </w:rPr>
-        <w:t xml:space="preserve">: 1816-1883. Proefschrift </w:t>
-      </w:r>
-      <w:r>
-        <w:rPr>
-          <w:rFonts w:ascii="Charis SIL Italic" w:hAnsi="Charis SIL Italic" w:eastAsia="Charis SIL Italic"/>
-          <w:b w:val="0"/>
-          <w:i/>
-          <w:color w:val="000000"/>
-          <w:sz w:val="24"/>
-        </w:rPr>
-        <w:t>Universiteit Leiden, 2003.</w:t>
-      </w:r>
-      <w:r>
-        <w:rPr>
-          <w:rFonts w:ascii="Charis SIL Italic" w:hAnsi="Charis SIL Italic" w:eastAsia="Charis SIL Italic"/>
-          <w:b w:val="0"/>
-          <w:i/>
-          <w:color w:val="000000"/>
-          <w:sz w:val="24"/>
-        </w:rPr>
-        <w:t xml:space="preserve">Dissertatie over de geschiedenis van het Koninklijk </w:t>
-      </w:r>
-      <w:r>
-        <w:rPr>
-          <w:rFonts w:ascii="Charis SIL Italic" w:hAnsi="Charis SIL Italic" w:eastAsia="Charis SIL Italic"/>
-          <w:b w:val="0"/>
-          <w:i/>
-          <w:color w:val="000000"/>
-          <w:sz w:val="24"/>
-        </w:rPr>
-        <w:t>Kabinet van Zeldzaamheden en van het Rijks Etnografisch Museum.</w:t>
-      </w:r>
-    </w:p>
-    <w:p>
-      <w:pPr>
-        <w:autoSpaceDN w:val="0"/>
-        <w:autoSpaceDE w:val="0"/>
-        <w:widowControl/>
-        <w:spacing w:line="288" w:lineRule="exact" w:before="240" w:after="0"/>
-        <w:ind w:left="800" w:right="1296" w:firstLine="0"/>
-        <w:jc w:val="left"/>
-      </w:pPr>
+        <w:tab/>
+      </w:r>
       <w:r>
         <w:rPr>
           <w:rFonts w:ascii="Charis SIL Italic" w:hAnsi="Charis SIL Italic" w:eastAsia="Charis SIL Italic"/>
@@ -7017,7 +6724,7 @@
             <w:rPr>
               <w:rStyle w:val="Hyperlink"/>
             </w:rPr>
-            <w:t>search.worldcat.org/</w:t>
+            <w:t>archive.org/</w:t>
           </w:r>
         </w:hyperlink>
       </w:r>
@@ -7035,7 +6742,7 @@
             <w:rPr>
               <w:rStyle w:val="Hyperlink"/>
             </w:rPr>
-            <w:t>title/163275947?</w:t>
+            <w:t>details/</w:t>
           </w:r>
         </w:hyperlink>
       </w:r>
@@ -7053,11 +6760,14 @@
             <w:rPr>
               <w:rStyle w:val="Hyperlink"/>
             </w:rPr>
-            <w:t>oclcNum=163275947</w:t>
+            <w:t xml:space="preserve">westindischeskiz00mart_0 </w:t>
           </w:r>
         </w:hyperlink>
       </w:r>
       <w:r>
+        <w:br/>
+      </w:r>
+      <w:r>
         <w:rPr>
           <w:rFonts w:ascii="Charis SIL Italic" w:hAnsi="Charis SIL Italic" w:eastAsia="Charis SIL Italic"/>
           <w:b w:val="0"/>
@@ -7065,7 +6775,62 @@
           <w:color w:val="000000"/>
           <w:sz w:val="24"/>
         </w:rPr>
-        <w:t xml:space="preserve">, </w:t>
+        <w:t xml:space="preserve">Wetenschappelijk artikel: </w:t>
+      </w:r>
+      <w:r>
+        <w:br/>
+      </w:r>
+      <w:r>
+        <w:tab/>
+      </w:r>
+      <w:r>
+        <w:rPr>
+          <w:rFonts w:ascii="Charis SIL Italic" w:hAnsi="Charis SIL Italic" w:eastAsia="Charis SIL Italic"/>
+          <w:b w:val="0"/>
+          <w:i/>
+          <w:color w:val="000000"/>
+          <w:sz w:val="24"/>
+        </w:rPr>
+        <w:t xml:space="preserve">Pleyte, C.M. ‘Die Kwakwabank der Buschneger Surinams’, Globus, (1896), </w:t>
+      </w:r>
+      <w:r>
+        <w:tab/>
+      </w:r>
+      <w:r>
+        <w:rPr>
+          <w:rFonts w:ascii="Charis SIL Italic" w:hAnsi="Charis SIL Italic" w:eastAsia="Charis SIL Italic"/>
+          <w:b w:val="0"/>
+          <w:i/>
+          <w:color w:val="000000"/>
+          <w:sz w:val="24"/>
+        </w:rPr>
+        <w:t>370-371.</w:t>
+      </w:r>
+      <w:r>
+        <w:rPr>
+          <w:rFonts w:ascii="Charis SIL Italic" w:hAnsi="Charis SIL Italic" w:eastAsia="Charis SIL Italic"/>
+          <w:b w:val="0"/>
+          <w:i/>
+          <w:color w:val="000000"/>
+          <w:sz w:val="24"/>
+        </w:rPr>
+        <w:t>SCHRIJVEN!</w:t>
+      </w:r>
+    </w:p>
+    <w:p>
+      <w:pPr>
+        <w:autoSpaceDN w:val="0"/>
+        <w:tabs>
+          <w:tab w:pos="800" w:val="left"/>
+        </w:tabs>
+        <w:autoSpaceDE w:val="0"/>
+        <w:widowControl/>
+        <w:spacing w:line="448" w:lineRule="exact" w:before="80" w:after="0"/>
+        <w:ind w:left="0" w:right="432" w:firstLine="0"/>
+        <w:jc w:val="left"/>
+      </w:pPr>
+      <w:r>
+        <w:tab/>
       </w:r>
       <w:r>
         <w:rPr>
@@ -7076,12 +6841,12 @@
           <w:sz w:val="24"/>
           <w:u w:val="single"/>
         </w:rPr>
-        <w:hyperlink r:id="rId50" w:history="1">
+        <w:hyperlink r:id="rId51" w:history="1">
           <w:r>
             <w:rPr>
               <w:rStyle w:val="Hyperlink"/>
             </w:rPr>
-            <w:t>WorldC</w:t>
+            <w:t>https://</w:t>
           </w:r>
         </w:hyperlink>
       </w:r>
@@ -7094,12 +6859,12 @@
           <w:sz w:val="24"/>
           <w:u w:val="single"/>
         </w:rPr>
-        <w:hyperlink r:id="rId50" w:history="1">
+        <w:hyperlink r:id="rId51" w:history="1">
           <w:r>
             <w:rPr>
               <w:rStyle w:val="Hyperlink"/>
             </w:rPr>
-            <w:t>at</w:t>
+            <w:t>www.digi-</w:t>
           </w:r>
         </w:hyperlink>
       </w:r>
@@ -7112,36 +6877,87 @@
           <w:sz w:val="24"/>
           <w:u w:val="single"/>
         </w:rPr>
-        <w:t xml:space="preserve"> </w:t>
-      </w:r>
-      <w:r>
-        <w:rPr>
-          <w:rFonts w:ascii="Charis SIL Italic" w:hAnsi="Charis SIL Italic" w:eastAsia="Charis SIL Italic"/>
-          <w:b w:val="0"/>
-          <w:i w:val="0"/>
-          <w:color w:val="0000FF"/>
-          <w:sz w:val="24"/>
-          <w:u w:val="single"/>
-        </w:rPr>
-        <w:hyperlink r:id="rId50" w:history="1">
+        <w:hyperlink r:id="rId51" w:history="1">
           <w:r>
             <w:rPr>
               <w:rStyle w:val="Hyperlink"/>
             </w:rPr>
-            <w:t>163275947</w:t>
+            <w:t>hub.de/</w:t>
           </w:r>
         </w:hyperlink>
       </w:r>
-    </w:p>
-    <w:p>
-      <w:pPr>
-        <w:autoSpaceDN w:val="0"/>
-        <w:autoSpaceDE w:val="0"/>
-        <w:widowControl/>
-        <w:spacing w:line="352" w:lineRule="exact" w:before="176" w:after="0"/>
-        <w:ind w:left="0" w:right="0" w:firstLine="0"/>
-        <w:jc w:val="left"/>
-      </w:pPr>
+      <w:r>
+        <w:rPr>
+          <w:rFonts w:ascii="Charis SIL Italic" w:hAnsi="Charis SIL Italic" w:eastAsia="Charis SIL Italic"/>
+          <w:b w:val="0"/>
+          <w:i w:val="0"/>
+          <w:color w:val="0000FF"/>
+          <w:sz w:val="24"/>
+          <w:u w:val="single"/>
+        </w:rPr>
+        <w:hyperlink r:id="rId51" w:history="1">
+          <w:r>
+            <w:rPr>
+              <w:rStyle w:val="Hyperlink"/>
+            </w:rPr>
+            <w:t>viewer/</w:t>
+          </w:r>
+        </w:hyperlink>
+      </w:r>
+      <w:r>
+        <w:rPr>
+          <w:rFonts w:ascii="Charis SIL Italic" w:hAnsi="Charis SIL Italic" w:eastAsia="Charis SIL Italic"/>
+          <w:b w:val="0"/>
+          <w:i w:val="0"/>
+          <w:color w:val="0000FF"/>
+          <w:sz w:val="24"/>
+          <w:u w:val="single"/>
+        </w:rPr>
+        <w:hyperlink r:id="rId51" w:history="1">
+          <w:r>
+            <w:rPr>
+              <w:rStyle w:val="Hyperlink"/>
+            </w:rPr>
+            <w:t>image/</w:t>
+          </w:r>
+        </w:hyperlink>
+      </w:r>
+      <w:r>
+        <w:rPr>
+          <w:rFonts w:ascii="Charis SIL Italic" w:hAnsi="Charis SIL Italic" w:eastAsia="Charis SIL Italic"/>
+          <w:b w:val="0"/>
+          <w:i w:val="0"/>
+          <w:color w:val="0000FF"/>
+          <w:sz w:val="24"/>
+          <w:u w:val="single"/>
+        </w:rPr>
+        <w:hyperlink r:id="rId51" w:history="1">
+          <w:r>
+            <w:rPr>
+              <w:rStyle w:val="Hyperlink"/>
+            </w:rPr>
+            <w:t>DE-11-001785756/394/</w:t>
+          </w:r>
+        </w:hyperlink>
+      </w:r>
+      <w:r>
+        <w:rPr>
+          <w:rFonts w:ascii="Charis SIL Italic" w:hAnsi="Charis SIL Italic" w:eastAsia="Charis SIL Italic"/>
+          <w:b w:val="0"/>
+          <w:i w:val="0"/>
+          <w:color w:val="0000FF"/>
+          <w:sz w:val="24"/>
+          <w:u w:val="single"/>
+        </w:rPr>
+        <w:hyperlink r:id="rId51" w:history="1">
+          <w:r>
+            <w:rPr>
+              <w:rStyle w:val="Hyperlink"/>
+            </w:rPr>
+            <w:t xml:space="preserve">LOG_0381/ </w:t>
+          </w:r>
+        </w:hyperlink>
+      </w:r>
       <w:r>
         <w:rPr>
           <w:rFonts w:ascii="Charis SIL Italic" w:hAnsi="Charis SIL Italic" w:eastAsia="Charis SIL Italic"/>
@@ -7150,18 +6966,14 @@
           <w:color w:val="000000"/>
           <w:sz w:val="24"/>
         </w:rPr>
-        <w:t>Wetenschappelijk artikel:</w:t>
-      </w:r>
-    </w:p>
-    <w:p>
-      <w:pPr>
-        <w:autoSpaceDN w:val="0"/>
-        <w:autoSpaceDE w:val="0"/>
-        <w:widowControl/>
-        <w:spacing w:line="288" w:lineRule="exact" w:before="240" w:after="0"/>
-        <w:ind w:left="800" w:right="432" w:firstLine="0"/>
-        <w:jc w:val="left"/>
-      </w:pPr>
+        <w:t xml:space="preserve">Wetenschappelijk artikel: </w:t>
+      </w:r>
+      <w:r>
+        <w:br/>
+      </w:r>
+      <w:r>
+        <w:tab/>
+      </w:r>
       <w:r>
         <w:rPr>
           <w:rFonts w:ascii="Charis SIL Italic" w:hAnsi="Charis SIL Italic" w:eastAsia="Charis SIL Italic"/>
@@ -7170,7 +6982,10 @@
           <w:color w:val="000000"/>
           <w:sz w:val="24"/>
         </w:rPr>
-        <w:t xml:space="preserve">Price, R. and S. Price ‘John Gabriel Stedman's collection of 18th-century artifacts </w:t>
+        <w:t xml:space="preserve">Spitzly, John H. ‘Etnographische gegenstände aus Surinam’, Verhandlungen der </w:t>
+      </w:r>
+      <w:r>
+        <w:tab/>
       </w:r>
       <w:r>
         <w:rPr>
@@ -7180,37 +6995,7 @@
           <w:color w:val="000000"/>
           <w:sz w:val="24"/>
         </w:rPr>
-        <w:t xml:space="preserve">from Suriname’, New West Indian Guide / Nieuwe West-Indische Gids, 53(1) </w:t>
-      </w:r>
-      <w:r>
-        <w:rPr>
-          <w:rFonts w:ascii="Charis SIL Italic" w:hAnsi="Charis SIL Italic" w:eastAsia="Charis SIL Italic"/>
-          <w:b w:val="0"/>
-          <w:i/>
-          <w:color w:val="000000"/>
-          <w:sz w:val="24"/>
-        </w:rPr>
-        <w:t>(1979), 121-140.</w:t>
-      </w:r>
-      <w:r>
-        <w:rPr>
-          <w:rFonts w:ascii="Charis SIL Italic" w:hAnsi="Charis SIL Italic" w:eastAsia="Charis SIL Italic"/>
-          <w:b w:val="0"/>
-          <w:i/>
-          <w:color w:val="000000"/>
-          <w:sz w:val="24"/>
-        </w:rPr>
-        <w:t xml:space="preserve">Wetenschappelijk artikel over objecten uit de collectie van het </w:t>
-      </w:r>
-      <w:r>
-        <w:rPr>
-          <w:rFonts w:ascii="Charis SIL Italic" w:hAnsi="Charis SIL Italic" w:eastAsia="Charis SIL Italic"/>
-          <w:b w:val="0"/>
-          <w:i/>
-          <w:color w:val="000000"/>
-          <w:sz w:val="24"/>
-        </w:rPr>
-        <w:t>voormalige Koninklijk Kabinet van Zeldzaamheden die mogelijk afkomstig zijn van</w:t>
+        <w:t>Berliner Gesellschaft für Anthropologie, Ethnologie und Urgeschichte, (1889),</w:t>
       </w:r>
     </w:p>
     <w:p>
@@ -7249,2788 +7034,6 @@
           <w:color w:val="000000"/>
           <w:sz w:val="24"/>
         </w:rPr>
-        <w:t>John Gabriel Stedman.</w:t>
-      </w:r>
-    </w:p>
-    <w:p>
-      <w:pPr>
-        <w:autoSpaceDN w:val="0"/>
-        <w:autoSpaceDE w:val="0"/>
-        <w:widowControl/>
-        <w:spacing w:line="352" w:lineRule="exact" w:before="176" w:after="0"/>
-        <w:ind w:left="800" w:right="0" w:firstLine="0"/>
-        <w:jc w:val="left"/>
-      </w:pPr>
-      <w:r>
-        <w:rPr>
-          <w:rFonts w:ascii="Charis SIL Italic" w:hAnsi="Charis SIL Italic" w:eastAsia="Charis SIL Italic"/>
-          <w:b w:val="0"/>
-          <w:i w:val="0"/>
-          <w:color w:val="0000FF"/>
-          <w:sz w:val="24"/>
-          <w:u w:val="single"/>
-        </w:rPr>
-        <w:hyperlink r:id="rId51" w:history="1">
-          <w:r>
-            <w:rPr>
-              <w:rStyle w:val="Hyperlink"/>
-            </w:rPr>
-            <w:t>https://</w:t>
-          </w:r>
-        </w:hyperlink>
-      </w:r>
-      <w:r>
-        <w:rPr>
-          <w:rFonts w:ascii="Charis SIL Italic" w:hAnsi="Charis SIL Italic" w:eastAsia="Charis SIL Italic"/>
-          <w:b w:val="0"/>
-          <w:i w:val="0"/>
-          <w:color w:val="0000FF"/>
-          <w:sz w:val="24"/>
-          <w:u w:val="single"/>
-        </w:rPr>
-        <w:hyperlink r:id="rId51" w:history="1">
-          <w:r>
-            <w:rPr>
-              <w:rStyle w:val="Hyperlink"/>
-            </w:rPr>
-            <w:t>doi.org/10.1163/22134360-90002148</w:t>
-          </w:r>
-        </w:hyperlink>
-      </w:r>
-    </w:p>
-    <w:p>
-      <w:pPr>
-        <w:autoSpaceDN w:val="0"/>
-        <w:autoSpaceDE w:val="0"/>
-        <w:widowControl/>
-        <w:spacing w:line="352" w:lineRule="exact" w:before="176" w:after="0"/>
-        <w:ind w:left="0" w:right="0" w:firstLine="0"/>
-        <w:jc w:val="left"/>
-      </w:pPr>
-      <w:r>
-        <w:rPr>
-          <w:rFonts w:ascii="Charis SIL Italic" w:hAnsi="Charis SIL Italic" w:eastAsia="Charis SIL Italic"/>
-          <w:b w:val="0"/>
-          <w:i w:val="0"/>
-          <w:color w:val="000000"/>
-          <w:sz w:val="24"/>
-        </w:rPr>
-        <w:t>Boek:</w:t>
-      </w:r>
-    </w:p>
-    <w:p>
-      <w:pPr>
-        <w:autoSpaceDN w:val="0"/>
-        <w:autoSpaceDE w:val="0"/>
-        <w:widowControl/>
-        <w:spacing w:line="288" w:lineRule="exact" w:before="240" w:after="0"/>
-        <w:ind w:left="800" w:right="576" w:firstLine="0"/>
-        <w:jc w:val="left"/>
-      </w:pPr>
-      <w:r>
-        <w:rPr>
-          <w:rFonts w:ascii="Charis SIL Italic" w:hAnsi="Charis SIL Italic" w:eastAsia="Charis SIL Italic"/>
-          <w:b w:val="0"/>
-          <w:i/>
-          <w:color w:val="000000"/>
-          <w:sz w:val="24"/>
-        </w:rPr>
-        <w:t xml:space="preserve">Price, R. and S. Price. Afro-American arts of the Suriname rain forest. Berkeley: </w:t>
-      </w:r>
-      <w:r>
-        <w:rPr>
-          <w:rFonts w:ascii="Charis SIL Italic" w:hAnsi="Charis SIL Italic" w:eastAsia="Charis SIL Italic"/>
-          <w:b w:val="0"/>
-          <w:i/>
-          <w:color w:val="000000"/>
-          <w:sz w:val="24"/>
-        </w:rPr>
-        <w:t>University of California Press, 1980.</w:t>
-      </w:r>
-      <w:r>
-        <w:rPr>
-          <w:rFonts w:ascii="Charis SIL Italic" w:hAnsi="Charis SIL Italic" w:eastAsia="Charis SIL Italic"/>
-          <w:b w:val="0"/>
-          <w:i/>
-          <w:color w:val="000000"/>
-          <w:sz w:val="24"/>
-        </w:rPr>
-        <w:t xml:space="preserve">Catalogus van een in 1980 geopende </w:t>
-      </w:r>
-      <w:r>
-        <w:rPr>
-          <w:rFonts w:ascii="Charis SIL Italic" w:hAnsi="Charis SIL Italic" w:eastAsia="Charis SIL Italic"/>
-          <w:b w:val="0"/>
-          <w:i/>
-          <w:color w:val="000000"/>
-          <w:sz w:val="24"/>
-        </w:rPr>
-        <w:t>tentoonstelling over marronkunst in Los Angeles, Dallas, Baltimore en New York.</w:t>
-      </w:r>
-    </w:p>
-    <w:p>
-      <w:pPr>
-        <w:autoSpaceDN w:val="0"/>
-        <w:autoSpaceDE w:val="0"/>
-        <w:widowControl/>
-        <w:spacing w:line="352" w:lineRule="exact" w:before="176" w:after="0"/>
-        <w:ind w:left="800" w:right="0" w:firstLine="0"/>
-        <w:jc w:val="left"/>
-      </w:pPr>
-      <w:r>
-        <w:rPr>
-          <w:rFonts w:ascii="Charis SIL Italic" w:hAnsi="Charis SIL Italic" w:eastAsia="Charis SIL Italic"/>
-          <w:b w:val="0"/>
-          <w:i w:val="0"/>
-          <w:color w:val="0000FF"/>
-          <w:sz w:val="24"/>
-          <w:u w:val="single"/>
-        </w:rPr>
-        <w:hyperlink r:id="rId52" w:history="1">
-          <w:r>
-            <w:rPr>
-              <w:rStyle w:val="Hyperlink"/>
-            </w:rPr>
-            <w:t>ISBN</w:t>
-          </w:r>
-        </w:hyperlink>
-      </w:r>
-      <w:r>
-        <w:rPr>
-          <w:rFonts w:ascii="Charis SIL Italic" w:hAnsi="Charis SIL Italic" w:eastAsia="Charis SIL Italic"/>
-          <w:b w:val="0"/>
-          <w:i w:val="0"/>
-          <w:color w:val="0000FF"/>
-          <w:sz w:val="24"/>
-          <w:u w:val="single"/>
-        </w:rPr>
-        <w:t xml:space="preserve"> </w:t>
-      </w:r>
-      <w:r>
-        <w:rPr>
-          <w:rFonts w:ascii="Charis SIL Italic" w:hAnsi="Charis SIL Italic" w:eastAsia="Charis SIL Italic"/>
-          <w:b w:val="0"/>
-          <w:i w:val="0"/>
-          <w:color w:val="0000FF"/>
-          <w:sz w:val="24"/>
-          <w:u w:val="single"/>
-        </w:rPr>
-        <w:hyperlink r:id="rId52" w:history="1">
-          <w:r>
-            <w:rPr>
-              <w:rStyle w:val="Hyperlink"/>
-            </w:rPr>
-            <w:t>978-0-520-04412-8</w:t>
-          </w:r>
-        </w:hyperlink>
-      </w:r>
-    </w:p>
-    <w:p>
-      <w:pPr>
-        <w:autoSpaceDN w:val="0"/>
-        <w:autoSpaceDE w:val="0"/>
-        <w:widowControl/>
-        <w:spacing w:line="352" w:lineRule="exact" w:before="176" w:after="0"/>
-        <w:ind w:left="0" w:right="0" w:firstLine="0"/>
-        <w:jc w:val="left"/>
-      </w:pPr>
-      <w:r>
-        <w:rPr>
-          <w:rFonts w:ascii="Charis SIL Italic" w:hAnsi="Charis SIL Italic" w:eastAsia="Charis SIL Italic"/>
-          <w:b w:val="0"/>
-          <w:i w:val="0"/>
-          <w:color w:val="000000"/>
-          <w:sz w:val="24"/>
-        </w:rPr>
-        <w:t>Wetenschappelijk artikel:</w:t>
-      </w:r>
-    </w:p>
-    <w:p>
-      <w:pPr>
-        <w:autoSpaceDN w:val="0"/>
-        <w:autoSpaceDE w:val="0"/>
-        <w:widowControl/>
-        <w:spacing w:line="288" w:lineRule="exact" w:before="240" w:after="0"/>
-        <w:ind w:left="800" w:right="288" w:firstLine="0"/>
-        <w:jc w:val="left"/>
-      </w:pPr>
-      <w:r>
-        <w:rPr>
-          <w:rFonts w:ascii="Charis SIL Italic" w:hAnsi="Charis SIL Italic" w:eastAsia="Charis SIL Italic"/>
-          <w:b w:val="0"/>
-          <w:i/>
-          <w:color w:val="000000"/>
-          <w:sz w:val="24"/>
-        </w:rPr>
-        <w:t xml:space="preserve">Ruiter, I. de, T. van Andel, M. Françozo, C.F. Caromano ‘Surinamese Maroon and </w:t>
-      </w:r>
-      <w:r>
-        <w:rPr>
-          <w:rFonts w:ascii="Charis SIL Italic" w:hAnsi="Charis SIL Italic" w:eastAsia="Charis SIL Italic"/>
-          <w:b w:val="0"/>
-          <w:i/>
-          <w:color w:val="000000"/>
-          <w:sz w:val="24"/>
-        </w:rPr>
-        <w:t xml:space="preserve">Indigenous Knowledge in the Creation of Natural and Ethnographic Collections </w:t>
-      </w:r>
-      <w:r>
-        <w:rPr>
-          <w:rFonts w:ascii="Charis SIL Italic" w:hAnsi="Charis SIL Italic" w:eastAsia="Charis SIL Italic"/>
-          <w:b w:val="0"/>
-          <w:i/>
-          <w:color w:val="000000"/>
-          <w:sz w:val="24"/>
-        </w:rPr>
-        <w:t xml:space="preserve">Housed in The Netherlands’, New West Indian Guide / Nieuwe West-Indische Gids, </w:t>
-      </w:r>
-      <w:r>
-        <w:rPr>
-          <w:rFonts w:ascii="Charis SIL Italic" w:hAnsi="Charis SIL Italic" w:eastAsia="Charis SIL Italic"/>
-          <w:b w:val="0"/>
-          <w:i/>
-          <w:color w:val="000000"/>
-          <w:sz w:val="24"/>
-        </w:rPr>
-        <w:t>99(3-4) (2025), 287-324.</w:t>
-      </w:r>
-      <w:r>
-        <w:rPr>
-          <w:rFonts w:ascii="Charis SIL Italic" w:hAnsi="Charis SIL Italic" w:eastAsia="Charis SIL Italic"/>
-          <w:b w:val="0"/>
-          <w:i/>
-          <w:color w:val="000000"/>
-          <w:sz w:val="24"/>
-        </w:rPr>
-        <w:t xml:space="preserve">Wetenschappelijk artikel over de bijdrage van marrons </w:t>
-      </w:r>
-      <w:r>
-        <w:rPr>
-          <w:rFonts w:ascii="Charis SIL Italic" w:hAnsi="Charis SIL Italic" w:eastAsia="Charis SIL Italic"/>
-          <w:b w:val="0"/>
-          <w:i/>
-          <w:color w:val="000000"/>
-          <w:sz w:val="24"/>
-        </w:rPr>
-        <w:t xml:space="preserve">en inheemsen aan de samenstelling van natuurhistorische en etnografische collecties </w:t>
-      </w:r>
-      <w:r>
-        <w:rPr>
-          <w:rFonts w:ascii="Charis SIL Italic" w:hAnsi="Charis SIL Italic" w:eastAsia="Charis SIL Italic"/>
-          <w:b w:val="0"/>
-          <w:i/>
-          <w:color w:val="000000"/>
-          <w:sz w:val="24"/>
-        </w:rPr>
-        <w:t>in Nederland.</w:t>
-      </w:r>
-    </w:p>
-    <w:p>
-      <w:pPr>
-        <w:autoSpaceDN w:val="0"/>
-        <w:autoSpaceDE w:val="0"/>
-        <w:widowControl/>
-        <w:spacing w:line="352" w:lineRule="exact" w:before="176" w:after="0"/>
-        <w:ind w:left="800" w:right="0" w:firstLine="0"/>
-        <w:jc w:val="left"/>
-      </w:pPr>
-      <w:r>
-        <w:rPr>
-          <w:rFonts w:ascii="Charis SIL Italic" w:hAnsi="Charis SIL Italic" w:eastAsia="Charis SIL Italic"/>
-          <w:b w:val="0"/>
-          <w:i w:val="0"/>
-          <w:color w:val="0000FF"/>
-          <w:sz w:val="24"/>
-          <w:u w:val="single"/>
-        </w:rPr>
-        <w:hyperlink r:id="rId53" w:history="1">
-          <w:r>
-            <w:rPr>
-              <w:rStyle w:val="Hyperlink"/>
-            </w:rPr>
-            <w:t>https://</w:t>
-          </w:r>
-        </w:hyperlink>
-      </w:r>
-      <w:r>
-        <w:rPr>
-          <w:rFonts w:ascii="Charis SIL Italic" w:hAnsi="Charis SIL Italic" w:eastAsia="Charis SIL Italic"/>
-          <w:b w:val="0"/>
-          <w:i w:val="0"/>
-          <w:color w:val="0000FF"/>
-          <w:sz w:val="24"/>
-          <w:u w:val="single"/>
-        </w:rPr>
-        <w:hyperlink r:id="rId53" w:history="1">
-          <w:r>
-            <w:rPr>
-              <w:rStyle w:val="Hyperlink"/>
-            </w:rPr>
-            <w:t>doi.org/10.1163/22134360-</w:t>
-          </w:r>
-        </w:hyperlink>
-      </w:r>
-      <w:r>
-        <w:rPr>
-          <w:rFonts w:ascii="Charis SIL Italic" w:hAnsi="Charis SIL Italic" w:eastAsia="Charis SIL Italic"/>
-          <w:b w:val="0"/>
-          <w:i w:val="0"/>
-          <w:color w:val="0000FF"/>
-          <w:sz w:val="24"/>
-          <w:u w:val="single"/>
-        </w:rPr>
-        <w:hyperlink r:id="rId53" w:history="1">
-          <w:r>
-            <w:rPr>
-              <w:rStyle w:val="Hyperlink"/>
-            </w:rPr>
-            <w:t>bja10038</w:t>
-          </w:r>
-        </w:hyperlink>
-      </w:r>
-    </w:p>
-    <w:p>
-      <w:pPr>
-        <w:autoSpaceDN w:val="0"/>
-        <w:autoSpaceDE w:val="0"/>
-        <w:widowControl/>
-        <w:spacing w:line="352" w:lineRule="exact" w:before="176" w:after="0"/>
-        <w:ind w:left="0" w:right="0" w:firstLine="0"/>
-        <w:jc w:val="left"/>
-      </w:pPr>
-      <w:r>
-        <w:rPr>
-          <w:rFonts w:ascii="Charis SIL Italic" w:hAnsi="Charis SIL Italic" w:eastAsia="Charis SIL Italic"/>
-          <w:b w:val="0"/>
-          <w:i w:val="0"/>
-          <w:color w:val="000000"/>
-          <w:sz w:val="24"/>
-        </w:rPr>
-        <w:t>Wetenschappelijk artikel:</w:t>
-      </w:r>
-    </w:p>
-    <w:p>
-      <w:pPr>
-        <w:autoSpaceDN w:val="0"/>
-        <w:autoSpaceDE w:val="0"/>
-        <w:widowControl/>
-        <w:spacing w:line="352" w:lineRule="exact" w:before="176" w:after="0"/>
-        <w:ind w:left="800" w:right="0" w:firstLine="0"/>
-        <w:jc w:val="left"/>
-      </w:pPr>
-      <w:r>
-        <w:rPr>
-          <w:rFonts w:ascii="Charis SIL Italic" w:hAnsi="Charis SIL Italic" w:eastAsia="Charis SIL Italic"/>
-          <w:b w:val="0"/>
-          <w:i/>
-          <w:color w:val="000000"/>
-          <w:sz w:val="24"/>
-        </w:rPr>
-        <w:t>Stipriaan, A. van ‘Caraïbisch erfgoed in de Nederlandse Black Atlantic’, OSO.</w:t>
-      </w:r>
-    </w:p>
-    <w:p>
-      <w:pPr>
-        <w:autoSpaceDN w:val="0"/>
-        <w:autoSpaceDE w:val="0"/>
-        <w:widowControl/>
-        <w:spacing w:line="288" w:lineRule="exact" w:before="64" w:after="0"/>
-        <w:ind w:left="800" w:right="432" w:firstLine="0"/>
-        <w:jc w:val="left"/>
-      </w:pPr>
-      <w:r>
-        <w:rPr>
-          <w:rFonts w:ascii="Charis SIL Italic" w:hAnsi="Charis SIL Italic" w:eastAsia="Charis SIL Italic"/>
-          <w:b w:val="0"/>
-          <w:i/>
-          <w:color w:val="000000"/>
-          <w:sz w:val="24"/>
-        </w:rPr>
-        <w:t xml:space="preserve">Tijdschrift voor Surinaamse Taalkunde, Letterkunde en Geschiedenis, 35(1) </w:t>
-      </w:r>
-      <w:r>
-        <w:rPr>
-          <w:rFonts w:ascii="Charis SIL Italic" w:hAnsi="Charis SIL Italic" w:eastAsia="Charis SIL Italic"/>
-          <w:b w:val="0"/>
-          <w:i/>
-          <w:color w:val="000000"/>
-          <w:sz w:val="24"/>
-        </w:rPr>
-        <w:t>(2016), 11-37.</w:t>
-      </w:r>
-      <w:r>
-        <w:rPr>
-          <w:rFonts w:ascii="Charis SIL Italic" w:hAnsi="Charis SIL Italic" w:eastAsia="Charis SIL Italic"/>
-          <w:b w:val="0"/>
-          <w:i/>
-          <w:color w:val="000000"/>
-          <w:sz w:val="24"/>
-        </w:rPr>
-        <w:t xml:space="preserve">Artikeln over de verspreiding van Caribisch erfgoed, onder andere </w:t>
-      </w:r>
-      <w:r>
-        <w:rPr>
-          <w:rFonts w:ascii="Charis SIL Italic" w:hAnsi="Charis SIL Italic" w:eastAsia="Charis SIL Italic"/>
-          <w:b w:val="0"/>
-          <w:i/>
-          <w:color w:val="000000"/>
-          <w:sz w:val="24"/>
-        </w:rPr>
-        <w:t>in Nederland.</w:t>
-      </w:r>
-    </w:p>
-    <w:p>
-      <w:pPr>
-        <w:autoSpaceDN w:val="0"/>
-        <w:autoSpaceDE w:val="0"/>
-        <w:widowControl/>
-        <w:spacing w:line="352" w:lineRule="exact" w:before="176" w:after="0"/>
-        <w:ind w:left="800" w:right="0" w:firstLine="0"/>
-        <w:jc w:val="left"/>
-      </w:pPr>
-      <w:r>
-        <w:rPr>
-          <w:rFonts w:ascii="Charis SIL Italic" w:hAnsi="Charis SIL Italic" w:eastAsia="Charis SIL Italic"/>
-          <w:b w:val="0"/>
-          <w:i w:val="0"/>
-          <w:color w:val="0000FF"/>
-          <w:sz w:val="24"/>
-        </w:rPr>
-        <w:hyperlink r:id="rId54" w:history="1">
-          <w:r>
-            <w:rPr>
-              <w:rStyle w:val="Hyperlink"/>
-            </w:rPr>
-            <w:t>https://</w:t>
-          </w:r>
-        </w:hyperlink>
-      </w:r>
-      <w:r>
-        <w:rPr>
-          <w:rFonts w:ascii="Charis SIL Italic" w:hAnsi="Charis SIL Italic" w:eastAsia="Charis SIL Italic"/>
-          <w:b w:val="0"/>
-          <w:i w:val="0"/>
-          <w:color w:val="0000FF"/>
-          <w:sz w:val="24"/>
-        </w:rPr>
-        <w:hyperlink r:id="rId54" w:history="1">
-          <w:r>
-            <w:rPr>
-              <w:rStyle w:val="Hyperlink"/>
-            </w:rPr>
-            <w:t>www.dbnl.org/</w:t>
-          </w:r>
-        </w:hyperlink>
-      </w:r>
-      <w:r>
-        <w:rPr>
-          <w:rFonts w:ascii="Charis SIL Italic" w:hAnsi="Charis SIL Italic" w:eastAsia="Charis SIL Italic"/>
-          <w:b w:val="0"/>
-          <w:i w:val="0"/>
-          <w:color w:val="0000FF"/>
-          <w:sz w:val="24"/>
-        </w:rPr>
-        <w:hyperlink r:id="rId54" w:history="1">
-          <w:r>
-            <w:rPr>
-              <w:rStyle w:val="Hyperlink"/>
-            </w:rPr>
-            <w:t>tekst/</w:t>
-          </w:r>
-        </w:hyperlink>
-      </w:r>
-      <w:r>
-        <w:rPr>
-          <w:rFonts w:ascii="Charis SIL Italic" w:hAnsi="Charis SIL Italic" w:eastAsia="Charis SIL Italic"/>
-          <w:b w:val="0"/>
-          <w:i w:val="0"/>
-          <w:color w:val="0000FF"/>
-          <w:sz w:val="24"/>
-        </w:rPr>
-        <w:hyperlink r:id="rId54" w:history="1">
-          <w:r>
-            <w:rPr>
-              <w:rStyle w:val="Hyperlink"/>
-            </w:rPr>
-            <w:t>_oso001201601_01/</w:t>
-          </w:r>
-        </w:hyperlink>
-      </w:r>
-      <w:r>
-        <w:rPr>
-          <w:rFonts w:ascii="Charis SIL Italic" w:hAnsi="Charis SIL Italic" w:eastAsia="Charis SIL Italic"/>
-          <w:b w:val="0"/>
-          <w:i w:val="0"/>
-          <w:color w:val="0000FF"/>
-          <w:sz w:val="24"/>
-        </w:rPr>
-        <w:hyperlink r:id="rId54" w:history="1">
-          <w:r>
-            <w:rPr>
-              <w:rStyle w:val="Hyperlink"/>
-            </w:rPr>
-            <w:t>_oso001201601_01_0003.php</w:t>
-          </w:r>
-        </w:hyperlink>
-      </w:r>
-    </w:p>
-    <w:p>
-      <w:pPr>
-        <w:autoSpaceDN w:val="0"/>
-        <w:autoSpaceDE w:val="0"/>
-        <w:widowControl/>
-        <w:spacing w:line="352" w:lineRule="exact" w:before="176" w:after="0"/>
-        <w:ind w:left="0" w:right="0" w:firstLine="0"/>
-        <w:jc w:val="left"/>
-      </w:pPr>
-      <w:r>
-        <w:rPr>
-          <w:rFonts w:ascii="Charis SIL Italic" w:hAnsi="Charis SIL Italic" w:eastAsia="Charis SIL Italic"/>
-          <w:b w:val="0"/>
-          <w:i w:val="0"/>
-          <w:color w:val="000000"/>
-          <w:sz w:val="24"/>
-        </w:rPr>
-        <w:t>Catalogus:</w:t>
-      </w:r>
-    </w:p>
-    <w:p>
-      <w:pPr>
-        <w:autoSpaceDN w:val="0"/>
-        <w:autoSpaceDE w:val="0"/>
-        <w:widowControl/>
-        <w:spacing w:line="288" w:lineRule="exact" w:before="240" w:after="0"/>
-        <w:ind w:left="800" w:right="288" w:firstLine="0"/>
-        <w:jc w:val="left"/>
-      </w:pPr>
-      <w:r>
-        <w:rPr>
-          <w:rFonts w:ascii="Charis SIL Italic" w:hAnsi="Charis SIL Italic" w:eastAsia="Charis SIL Italic"/>
-          <w:b w:val="0"/>
-          <w:i/>
-          <w:color w:val="000000"/>
-          <w:sz w:val="24"/>
-        </w:rPr>
-        <w:t xml:space="preserve">Veth, P.J, G.A Wilken, en H.C Klinkert. Catalogus der afdeeling Nederlandsche </w:t>
-      </w:r>
-      <w:r>
-        <w:rPr>
-          <w:rFonts w:ascii="Charis SIL Italic" w:hAnsi="Charis SIL Italic" w:eastAsia="Charis SIL Italic"/>
-          <w:b w:val="0"/>
-          <w:i/>
-          <w:color w:val="000000"/>
-          <w:sz w:val="24"/>
-        </w:rPr>
-        <w:t xml:space="preserve">Koloniën van de internationale koloniale en uitvoerhandel tentoonstelling (van 1 </w:t>
-      </w:r>
-      <w:r>
-        <w:rPr>
-          <w:rFonts w:ascii="Charis SIL Italic" w:hAnsi="Charis SIL Italic" w:eastAsia="Charis SIL Italic"/>
-          <w:b w:val="0"/>
-          <w:i/>
-          <w:color w:val="000000"/>
-          <w:sz w:val="24"/>
-        </w:rPr>
-        <w:t>Mei tot ultimo October 1883) te Amsterdam.Leiden: E.J. Brill, 1883.</w:t>
-      </w:r>
-      <w:r>
-        <w:rPr>
-          <w:rFonts w:ascii="Charis SIL Italic" w:hAnsi="Charis SIL Italic" w:eastAsia="Charis SIL Italic"/>
-          <w:b w:val="0"/>
-          <w:i/>
-          <w:color w:val="000000"/>
-          <w:sz w:val="24"/>
-        </w:rPr>
-        <w:t xml:space="preserve">Catalogus van </w:t>
-      </w:r>
-      <w:r>
-        <w:rPr>
-          <w:rFonts w:ascii="Charis SIL Italic" w:hAnsi="Charis SIL Italic" w:eastAsia="Charis SIL Italic"/>
-          <w:b w:val="0"/>
-          <w:i/>
-          <w:color w:val="000000"/>
-          <w:sz w:val="24"/>
-        </w:rPr>
-        <w:t xml:space="preserve">de afdeling Nederlandse Koloniën op de in 1883 gehouden wereldtentoonstelling in </w:t>
-      </w:r>
-      <w:r>
-        <w:rPr>
-          <w:rFonts w:ascii="Charis SIL Italic" w:hAnsi="Charis SIL Italic" w:eastAsia="Charis SIL Italic"/>
-          <w:b w:val="0"/>
-          <w:i/>
-          <w:color w:val="000000"/>
-          <w:sz w:val="24"/>
-        </w:rPr>
-        <w:t xml:space="preserve">Amsterdam, opgesteld door P.J. Veth. De catalogus bestaat uit drie delen die </w:t>
-      </w:r>
-      <w:r>
-        <w:rPr>
-          <w:rFonts w:ascii="Charis SIL Italic" w:hAnsi="Charis SIL Italic" w:eastAsia="Charis SIL Italic"/>
-          <w:b w:val="0"/>
-          <w:i/>
-          <w:color w:val="000000"/>
-          <w:sz w:val="24"/>
-        </w:rPr>
-        <w:t xml:space="preserve">respectievelijk de drie objectgroepen beschrijven: 'Het terrein der gekoloniseerde en </w:t>
-      </w:r>
-      <w:r>
-        <w:rPr>
-          <w:rFonts w:ascii="Charis SIL Italic" w:hAnsi="Charis SIL Italic" w:eastAsia="Charis SIL Italic"/>
-          <w:b w:val="0"/>
-          <w:i/>
-          <w:color w:val="000000"/>
-          <w:sz w:val="24"/>
-        </w:rPr>
-        <w:t xml:space="preserve">overheerde gewesten', 'De inlandsche bevolking dier gewesten' en Groep III 'De </w:t>
-      </w:r>
-      <w:r>
-        <w:rPr>
-          <w:rFonts w:ascii="Charis SIL Italic" w:hAnsi="Charis SIL Italic" w:eastAsia="Charis SIL Italic"/>
-          <w:b w:val="0"/>
-          <w:i/>
-          <w:color w:val="000000"/>
-          <w:sz w:val="24"/>
-        </w:rPr>
-        <w:t>Europeanen in die gewesten en hunne betrekkingen tot de inlanders'.</w:t>
-      </w:r>
-    </w:p>
-    <w:p>
-      <w:pPr>
-        <w:autoSpaceDN w:val="0"/>
-        <w:autoSpaceDE w:val="0"/>
-        <w:widowControl/>
-        <w:spacing w:line="352" w:lineRule="exact" w:before="176" w:after="0"/>
-        <w:ind w:left="800" w:right="0" w:firstLine="0"/>
-        <w:jc w:val="left"/>
-      </w:pPr>
-      <w:r>
-        <w:rPr>
-          <w:rFonts w:ascii="Charis SIL Italic" w:hAnsi="Charis SIL Italic" w:eastAsia="Charis SIL Italic"/>
-          <w:b w:val="0"/>
-          <w:i w:val="0"/>
-          <w:color w:val="0000FF"/>
-          <w:sz w:val="24"/>
-          <w:u w:val="single"/>
-        </w:rPr>
-        <w:hyperlink r:id="rId55" w:history="1">
-          <w:r>
-            <w:rPr>
-              <w:rStyle w:val="Hyperlink"/>
-            </w:rPr>
-            <w:t>http://</w:t>
-          </w:r>
-        </w:hyperlink>
-      </w:r>
-      <w:r>
-        <w:rPr>
-          <w:rFonts w:ascii="Charis SIL Italic" w:hAnsi="Charis SIL Italic" w:eastAsia="Charis SIL Italic"/>
-          <w:b w:val="0"/>
-          <w:i w:val="0"/>
-          <w:color w:val="0000FF"/>
-          <w:sz w:val="24"/>
-          <w:u w:val="single"/>
-        </w:rPr>
-        <w:hyperlink r:id="rId55" w:history="1">
-          <w:r>
-            <w:rPr>
-              <w:rStyle w:val="Hyperlink"/>
-            </w:rPr>
-            <w:t>hdl.handle.net/1887.1/</w:t>
-          </w:r>
-        </w:hyperlink>
-      </w:r>
-      <w:r>
-        <w:rPr>
-          <w:rFonts w:ascii="Charis SIL Italic" w:hAnsi="Charis SIL Italic" w:eastAsia="Charis SIL Italic"/>
-          <w:b w:val="0"/>
-          <w:i w:val="0"/>
-          <w:color w:val="0000FF"/>
-          <w:sz w:val="24"/>
-          <w:u w:val="single"/>
-        </w:rPr>
-        <w:hyperlink r:id="rId55" w:history="1">
-          <w:r>
-            <w:rPr>
-              <w:rStyle w:val="Hyperlink"/>
-            </w:rPr>
-            <w:t>item:129051</w:t>
-          </w:r>
-        </w:hyperlink>
-      </w:r>
-      <w:r>
-        <w:rPr>
-          <w:rFonts w:ascii="Charis SIL Italic" w:hAnsi="Charis SIL Italic" w:eastAsia="Charis SIL Italic"/>
-          <w:b w:val="0"/>
-          <w:i w:val="0"/>
-          <w:color w:val="000000"/>
-          <w:sz w:val="24"/>
-        </w:rPr>
-        <w:t xml:space="preserve">, </w:t>
-      </w:r>
-      <w:r>
-        <w:rPr>
-          <w:rFonts w:ascii="Charis SIL Italic" w:hAnsi="Charis SIL Italic" w:eastAsia="Charis SIL Italic"/>
-          <w:b w:val="0"/>
-          <w:i w:val="0"/>
-          <w:color w:val="0000FF"/>
-          <w:sz w:val="24"/>
-          <w:u w:val="single"/>
-        </w:rPr>
-        <w:hyperlink r:id="rId56" w:history="1">
-          <w:r>
-            <w:rPr>
-              <w:rStyle w:val="Hyperlink"/>
-            </w:rPr>
-            <w:t>WorldCat</w:t>
-          </w:r>
-        </w:hyperlink>
-      </w:r>
-      <w:r>
-        <w:rPr>
-          <w:rFonts w:ascii="Charis SIL Italic" w:hAnsi="Charis SIL Italic" w:eastAsia="Charis SIL Italic"/>
-          <w:b w:val="0"/>
-          <w:i w:val="0"/>
-          <w:color w:val="0000FF"/>
-          <w:sz w:val="24"/>
-          <w:u w:val="single"/>
-        </w:rPr>
-        <w:t xml:space="preserve"> </w:t>
-      </w:r>
-      <w:r>
-        <w:rPr>
-          <w:rFonts w:ascii="Charis SIL Italic" w:hAnsi="Charis SIL Italic" w:eastAsia="Charis SIL Italic"/>
-          <w:b w:val="0"/>
-          <w:i w:val="0"/>
-          <w:color w:val="0000FF"/>
-          <w:sz w:val="24"/>
-          <w:u w:val="single"/>
-        </w:rPr>
-        <w:hyperlink r:id="rId56" w:history="1">
-          <w:r>
-            <w:rPr>
-              <w:rStyle w:val="Hyperlink"/>
-            </w:rPr>
-            <w:t>680228146</w:t>
-          </w:r>
-        </w:hyperlink>
-      </w:r>
-    </w:p>
-    <w:p>
-      <w:pPr>
-        <w:autoSpaceDN w:val="0"/>
-        <w:autoSpaceDE w:val="0"/>
-        <w:widowControl/>
-        <w:spacing w:line="352" w:lineRule="exact" w:before="176" w:after="0"/>
-        <w:ind w:left="0" w:right="0" w:firstLine="0"/>
-        <w:jc w:val="left"/>
-      </w:pPr>
-      <w:r>
-        <w:rPr>
-          <w:rFonts w:ascii="Charis SIL Italic" w:hAnsi="Charis SIL Italic" w:eastAsia="Charis SIL Italic"/>
-          <w:b w:val="0"/>
-          <w:i w:val="0"/>
-          <w:color w:val="000000"/>
-          <w:sz w:val="24"/>
-        </w:rPr>
-        <w:t>Wetenschappelijk artikel:</w:t>
-      </w:r>
-    </w:p>
-    <w:p>
-      <w:pPr>
-        <w:autoSpaceDN w:val="0"/>
-        <w:autoSpaceDE w:val="0"/>
-        <w:widowControl/>
-        <w:spacing w:line="288" w:lineRule="exact" w:before="240" w:after="0"/>
-        <w:ind w:left="800" w:right="288" w:firstLine="0"/>
-        <w:jc w:val="left"/>
-      </w:pPr>
-      <w:r>
-        <w:rPr>
-          <w:rFonts w:ascii="Charis SIL Italic" w:hAnsi="Charis SIL Italic" w:eastAsia="Charis SIL Italic"/>
-          <w:b w:val="0"/>
-          <w:i/>
-          <w:color w:val="000000"/>
-          <w:sz w:val="24"/>
-        </w:rPr>
-        <w:t xml:space="preserve">Vruggink, H. en B. Paasman ‘Overzicht van Suriname-collecties I’, OSO. Tijdschrift </w:t>
-      </w:r>
-      <w:r>
-        <w:rPr>
-          <w:rFonts w:ascii="Charis SIL Italic" w:hAnsi="Charis SIL Italic" w:eastAsia="Charis SIL Italic"/>
-          <w:b w:val="0"/>
-          <w:i/>
-          <w:color w:val="000000"/>
-          <w:sz w:val="24"/>
-        </w:rPr>
-        <w:t xml:space="preserve">voor Surinaamse Taalkunde, Letterkunde en Geschiedenis, 7(1) (1988), 189-244. </w:t>
-      </w:r>
-      <w:r>
-        <w:rPr>
-          <w:rFonts w:ascii="Charis SIL Italic" w:hAnsi="Charis SIL Italic" w:eastAsia="Charis SIL Italic"/>
-          <w:b w:val="0"/>
-          <w:i/>
-          <w:color w:val="000000"/>
-          <w:sz w:val="24"/>
-        </w:rPr>
-        <w:t xml:space="preserve">Eerste deel van een overzicht van Surinamecollecties in Nederland, verschenen in </w:t>
-      </w:r>
-      <w:r>
-        <w:rPr>
-          <w:rFonts w:ascii="Charis SIL Italic" w:hAnsi="Charis SIL Italic" w:eastAsia="Charis SIL Italic"/>
-          <w:b w:val="0"/>
-          <w:i/>
-          <w:color w:val="000000"/>
-          <w:sz w:val="24"/>
-        </w:rPr>
-        <w:t>het tijdschrift OSO in 1988.</w:t>
-      </w:r>
-    </w:p>
-    <w:p>
-      <w:pPr>
-        <w:autoSpaceDN w:val="0"/>
-        <w:autoSpaceDE w:val="0"/>
-        <w:widowControl/>
-        <w:spacing w:line="352" w:lineRule="exact" w:before="176" w:after="0"/>
-        <w:ind w:left="800" w:right="0" w:firstLine="0"/>
-        <w:jc w:val="left"/>
-      </w:pPr>
-      <w:r>
-        <w:rPr>
-          <w:rFonts w:ascii="Charis SIL Italic" w:hAnsi="Charis SIL Italic" w:eastAsia="Charis SIL Italic"/>
-          <w:b w:val="0"/>
-          <w:i w:val="0"/>
-          <w:color w:val="0000FF"/>
-          <w:sz w:val="24"/>
-        </w:rPr>
-        <w:hyperlink r:id="rId57" w:history="1">
-          <w:r>
-            <w:rPr>
-              <w:rStyle w:val="Hyperlink"/>
-            </w:rPr>
-            <w:t>https://</w:t>
-          </w:r>
-        </w:hyperlink>
-      </w:r>
-      <w:r>
-        <w:rPr>
-          <w:rFonts w:ascii="Charis SIL Italic" w:hAnsi="Charis SIL Italic" w:eastAsia="Charis SIL Italic"/>
-          <w:b w:val="0"/>
-          <w:i w:val="0"/>
-          <w:color w:val="0000FF"/>
-          <w:sz w:val="24"/>
-        </w:rPr>
-        <w:hyperlink r:id="rId57" w:history="1">
-          <w:r>
-            <w:rPr>
-              <w:rStyle w:val="Hyperlink"/>
-            </w:rPr>
-            <w:t>www.dbnl.org/</w:t>
-          </w:r>
-        </w:hyperlink>
-      </w:r>
-      <w:r>
-        <w:rPr>
-          <w:rFonts w:ascii="Charis SIL Italic" w:hAnsi="Charis SIL Italic" w:eastAsia="Charis SIL Italic"/>
-          <w:b w:val="0"/>
-          <w:i w:val="0"/>
-          <w:color w:val="0000FF"/>
-          <w:sz w:val="24"/>
-        </w:rPr>
-        <w:hyperlink r:id="rId57" w:history="1">
-          <w:r>
-            <w:rPr>
-              <w:rStyle w:val="Hyperlink"/>
-            </w:rPr>
-            <w:t>tekst/</w:t>
-          </w:r>
-        </w:hyperlink>
-      </w:r>
-      <w:r>
-        <w:rPr>
-          <w:rFonts w:ascii="Charis SIL Italic" w:hAnsi="Charis SIL Italic" w:eastAsia="Charis SIL Italic"/>
-          <w:b w:val="0"/>
-          <w:i w:val="0"/>
-          <w:color w:val="0000FF"/>
-          <w:sz w:val="24"/>
-        </w:rPr>
-        <w:hyperlink r:id="rId57" w:history="1">
-          <w:r>
-            <w:rPr>
-              <w:rStyle w:val="Hyperlink"/>
-            </w:rPr>
-            <w:t>_oso001198801_01/</w:t>
-          </w:r>
-        </w:hyperlink>
-      </w:r>
-      <w:r>
-        <w:rPr>
-          <w:rFonts w:ascii="Charis SIL Italic" w:hAnsi="Charis SIL Italic" w:eastAsia="Charis SIL Italic"/>
-          <w:b w:val="0"/>
-          <w:i w:val="0"/>
-          <w:color w:val="0000FF"/>
-          <w:sz w:val="24"/>
-        </w:rPr>
-        <w:hyperlink r:id="rId57" w:history="1">
-          <w:r>
-            <w:rPr>
-              <w:rStyle w:val="Hyperlink"/>
-            </w:rPr>
-            <w:t>_oso001198801_01_0020.php</w:t>
-          </w:r>
-        </w:hyperlink>
-      </w:r>
-    </w:p>
-    <w:p>
-      <w:pPr>
-        <w:autoSpaceDN w:val="0"/>
-        <w:autoSpaceDE w:val="0"/>
-        <w:widowControl/>
-        <w:spacing w:line="352" w:lineRule="exact" w:before="176" w:after="0"/>
-        <w:ind w:left="0" w:right="0" w:firstLine="0"/>
-        <w:jc w:val="left"/>
-      </w:pPr>
-      <w:r>
-        <w:rPr>
-          <w:rFonts w:ascii="Charis SIL Italic" w:hAnsi="Charis SIL Italic" w:eastAsia="Charis SIL Italic"/>
-          <w:b w:val="0"/>
-          <w:i w:val="0"/>
-          <w:color w:val="000000"/>
-          <w:sz w:val="24"/>
-        </w:rPr>
-        <w:t>Wetenschappelijk artikel:</w:t>
-      </w:r>
-    </w:p>
-    <w:p>
-      <w:pPr>
-        <w:sectPr>
-          <w:pgSz w:w="11900" w:h="16840"/>
-          <w:pgMar w:top="324" w:right="1440" w:bottom="552" w:left="960" w:header="720" w:footer="720" w:gutter="0"/>
-          <w:cols/>
-          <w:docGrid w:linePitch="360"/>
-        </w:sectPr>
-      </w:pPr>
-    </w:p>
-    <w:p>
-      <w:pPr>
-        <w:autoSpaceDN w:val="0"/>
-        <w:autoSpaceDE w:val="0"/>
-        <w:widowControl/>
-        <w:spacing w:line="220" w:lineRule="exact" w:before="0" w:after="104"/>
-        <w:ind w:left="0" w:right="0"/>
-      </w:pPr>
-    </w:p>
-    <w:p>
-      <w:pPr>
-        <w:autoSpaceDN w:val="0"/>
-        <w:autoSpaceDE w:val="0"/>
-        <w:widowControl/>
-        <w:spacing w:line="288" w:lineRule="exact" w:before="64" w:after="0"/>
-        <w:ind w:left="800" w:right="288" w:firstLine="0"/>
-        <w:jc w:val="left"/>
-      </w:pPr>
-      <w:r>
-        <w:rPr>
-          <w:rFonts w:ascii="Charis SIL Italic" w:hAnsi="Charis SIL Italic" w:eastAsia="Charis SIL Italic"/>
-          <w:b w:val="0"/>
-          <w:i/>
-          <w:color w:val="000000"/>
-          <w:sz w:val="24"/>
-        </w:rPr>
-        <w:t xml:space="preserve">Vruggink, H. en B. Paasman ‘Overzicht van Suriname-collecties II’, OSO. Tijdschrift </w:t>
-      </w:r>
-      <w:r>
-        <w:rPr>
-          <w:rFonts w:ascii="Charis SIL Italic" w:hAnsi="Charis SIL Italic" w:eastAsia="Charis SIL Italic"/>
-          <w:b w:val="0"/>
-          <w:i/>
-          <w:color w:val="000000"/>
-          <w:sz w:val="24"/>
-        </w:rPr>
-        <w:t xml:space="preserve">voor Surinaamse Taalkunde, Letterkunde en Geschiedenis, 8(1) (1989), 77-96. </w:t>
-      </w:r>
-      <w:r>
-        <w:rPr>
-          <w:rFonts w:ascii="Charis SIL Italic" w:hAnsi="Charis SIL Italic" w:eastAsia="Charis SIL Italic"/>
-          <w:b w:val="0"/>
-          <w:i/>
-          <w:color w:val="000000"/>
-          <w:sz w:val="24"/>
-        </w:rPr>
-        <w:t xml:space="preserve">Tweede deel van een overzicht van Surinamecollecties in Nederland, verschenen in </w:t>
-      </w:r>
-      <w:r>
-        <w:rPr>
-          <w:rFonts w:ascii="Charis SIL Italic" w:hAnsi="Charis SIL Italic" w:eastAsia="Charis SIL Italic"/>
-          <w:b w:val="0"/>
-          <w:i/>
-          <w:color w:val="000000"/>
-          <w:sz w:val="24"/>
-        </w:rPr>
-        <w:t>het tijdschrift OSO in 1989.</w:t>
-      </w:r>
-    </w:p>
-    <w:p>
-      <w:pPr>
-        <w:autoSpaceDN w:val="0"/>
-        <w:tabs>
-          <w:tab w:pos="800" w:val="left"/>
-        </w:tabs>
-        <w:autoSpaceDE w:val="0"/>
-        <w:widowControl/>
-        <w:spacing w:line="528" w:lineRule="exact" w:before="0" w:after="0"/>
-        <w:ind w:left="0" w:right="288" w:firstLine="0"/>
-        <w:jc w:val="left"/>
-      </w:pPr>
-      <w:r>
-        <w:tab/>
-      </w:r>
-      <w:r>
-        <w:rPr>
-          <w:rFonts w:ascii="Charis SIL Italic" w:hAnsi="Charis SIL Italic" w:eastAsia="Charis SIL Italic"/>
-          <w:b w:val="0"/>
-          <w:i w:val="0"/>
-          <w:color w:val="0000FF"/>
-          <w:sz w:val="24"/>
-        </w:rPr>
-        <w:hyperlink r:id="rId58" w:history="1">
-          <w:r>
-            <w:rPr>
-              <w:rStyle w:val="Hyperlink"/>
-            </w:rPr>
-            <w:t>https://</w:t>
-          </w:r>
-        </w:hyperlink>
-      </w:r>
-      <w:r>
-        <w:rPr>
-          <w:rFonts w:ascii="Charis SIL Italic" w:hAnsi="Charis SIL Italic" w:eastAsia="Charis SIL Italic"/>
-          <w:b w:val="0"/>
-          <w:i w:val="0"/>
-          <w:color w:val="0000FF"/>
-          <w:sz w:val="24"/>
-        </w:rPr>
-        <w:hyperlink r:id="rId58" w:history="1">
-          <w:r>
-            <w:rPr>
-              <w:rStyle w:val="Hyperlink"/>
-            </w:rPr>
-            <w:t>www.dbnl.org/</w:t>
-          </w:r>
-        </w:hyperlink>
-      </w:r>
-      <w:r>
-        <w:rPr>
-          <w:rFonts w:ascii="Charis SIL Italic" w:hAnsi="Charis SIL Italic" w:eastAsia="Charis SIL Italic"/>
-          <w:b w:val="0"/>
-          <w:i w:val="0"/>
-          <w:color w:val="0000FF"/>
-          <w:sz w:val="24"/>
-        </w:rPr>
-        <w:hyperlink r:id="rId58" w:history="1">
-          <w:r>
-            <w:rPr>
-              <w:rStyle w:val="Hyperlink"/>
-            </w:rPr>
-            <w:t>tekst/</w:t>
-          </w:r>
-        </w:hyperlink>
-      </w:r>
-      <w:r>
-        <w:rPr>
-          <w:rFonts w:ascii="Charis SIL Italic" w:hAnsi="Charis SIL Italic" w:eastAsia="Charis SIL Italic"/>
-          <w:b w:val="0"/>
-          <w:i w:val="0"/>
-          <w:color w:val="0000FF"/>
-          <w:sz w:val="24"/>
-        </w:rPr>
-        <w:hyperlink r:id="rId58" w:history="1">
-          <w:r>
-            <w:rPr>
-              <w:rStyle w:val="Hyperlink"/>
-            </w:rPr>
-            <w:t>_oso001198901_01/</w:t>
-          </w:r>
-        </w:hyperlink>
-      </w:r>
-      <w:r>
-        <w:rPr>
-          <w:rFonts w:ascii="Charis SIL Italic" w:hAnsi="Charis SIL Italic" w:eastAsia="Charis SIL Italic"/>
-          <w:b w:val="0"/>
-          <w:i w:val="0"/>
-          <w:color w:val="0000FF"/>
-          <w:sz w:val="24"/>
-        </w:rPr>
-        <w:hyperlink r:id="rId58" w:history="1">
-          <w:r>
-            <w:rPr>
-              <w:rStyle w:val="Hyperlink"/>
-            </w:rPr>
-            <w:t xml:space="preserve">_oso001198901_01_0010.php </w:t>
-          </w:r>
-        </w:hyperlink>
-      </w:r>
-      <w:r>
-        <w:rPr>
-          <w:rFonts w:ascii="Charis SIL Italic" w:hAnsi="Charis SIL Italic" w:eastAsia="Charis SIL Italic"/>
-          <w:b w:val="0"/>
-          <w:i w:val="0"/>
-          <w:color w:val="000000"/>
-          <w:sz w:val="24"/>
-        </w:rPr>
-        <w:t xml:space="preserve">Wetenschappelijk artikel: </w:t>
-      </w:r>
-      <w:r>
-        <w:br/>
-      </w:r>
-      <w:r>
-        <w:tab/>
-      </w:r>
-      <w:r>
-        <w:rPr>
-          <w:rFonts w:ascii="Charis SIL Italic" w:hAnsi="Charis SIL Italic" w:eastAsia="Charis SIL Italic"/>
-          <w:b w:val="0"/>
-          <w:i/>
-          <w:color w:val="000000"/>
-          <w:sz w:val="24"/>
-        </w:rPr>
-        <w:t>Vruggink, H. en B. Paasman ‘Overzicht van Suriname-collecties III’, OSO.</w:t>
-      </w:r>
-    </w:p>
-    <w:p>
-      <w:pPr>
-        <w:autoSpaceDN w:val="0"/>
-        <w:autoSpaceDE w:val="0"/>
-        <w:widowControl/>
-        <w:spacing w:line="288" w:lineRule="exact" w:before="64" w:after="0"/>
-        <w:ind w:left="800" w:right="288" w:firstLine="0"/>
-        <w:jc w:val="left"/>
-      </w:pPr>
-      <w:r>
-        <w:rPr>
-          <w:rFonts w:ascii="Charis SIL Italic" w:hAnsi="Charis SIL Italic" w:eastAsia="Charis SIL Italic"/>
-          <w:b w:val="0"/>
-          <w:i/>
-          <w:color w:val="000000"/>
-          <w:sz w:val="24"/>
-        </w:rPr>
-        <w:t xml:space="preserve">Tijdschrift voor Surinaamse Taalkunde, Letterkunde en Geschiedenis, 8(1) (1989), </w:t>
-      </w:r>
-      <w:r>
-        <w:rPr>
-          <w:rFonts w:ascii="Charis SIL Italic" w:hAnsi="Charis SIL Italic" w:eastAsia="Charis SIL Italic"/>
-          <w:b w:val="0"/>
-          <w:i/>
-          <w:color w:val="000000"/>
-          <w:sz w:val="24"/>
-        </w:rPr>
-        <w:t>196-226.</w:t>
-      </w:r>
-      <w:r>
-        <w:rPr>
-          <w:rFonts w:ascii="Charis SIL Italic" w:hAnsi="Charis SIL Italic" w:eastAsia="Charis SIL Italic"/>
-          <w:b w:val="0"/>
-          <w:i/>
-          <w:color w:val="000000"/>
-          <w:sz w:val="24"/>
-        </w:rPr>
-        <w:t xml:space="preserve">Derde deel van een overzicht van Surinamecollecties in Nederland, </w:t>
-      </w:r>
-      <w:r>
-        <w:rPr>
-          <w:rFonts w:ascii="Charis SIL Italic" w:hAnsi="Charis SIL Italic" w:eastAsia="Charis SIL Italic"/>
-          <w:b w:val="0"/>
-          <w:i/>
-          <w:color w:val="000000"/>
-          <w:sz w:val="24"/>
-        </w:rPr>
-        <w:t>verschenen in het tijdschrift OSO in 1989.</w:t>
-      </w:r>
-    </w:p>
-    <w:p>
-      <w:pPr>
-        <w:autoSpaceDN w:val="0"/>
-        <w:tabs>
-          <w:tab w:pos="800" w:val="left"/>
-        </w:tabs>
-        <w:autoSpaceDE w:val="0"/>
-        <w:widowControl/>
-        <w:spacing w:line="448" w:lineRule="exact" w:before="80" w:after="0"/>
-        <w:ind w:left="0" w:right="288" w:firstLine="0"/>
-        <w:jc w:val="left"/>
-      </w:pPr>
-      <w:r>
-        <w:tab/>
-      </w:r>
-      <w:r>
-        <w:rPr>
-          <w:rFonts w:ascii="Charis SIL Italic" w:hAnsi="Charis SIL Italic" w:eastAsia="Charis SIL Italic"/>
-          <w:b w:val="0"/>
-          <w:i w:val="0"/>
-          <w:color w:val="0000FF"/>
-          <w:sz w:val="24"/>
-        </w:rPr>
-        <w:hyperlink r:id="rId59" w:history="1">
-          <w:r>
-            <w:rPr>
-              <w:rStyle w:val="Hyperlink"/>
-            </w:rPr>
-            <w:t>https://</w:t>
-          </w:r>
-        </w:hyperlink>
-      </w:r>
-      <w:r>
-        <w:rPr>
-          <w:rFonts w:ascii="Charis SIL Italic" w:hAnsi="Charis SIL Italic" w:eastAsia="Charis SIL Italic"/>
-          <w:b w:val="0"/>
-          <w:i w:val="0"/>
-          <w:color w:val="0000FF"/>
-          <w:sz w:val="24"/>
-        </w:rPr>
-        <w:hyperlink r:id="rId59" w:history="1">
-          <w:r>
-            <w:rPr>
-              <w:rStyle w:val="Hyperlink"/>
-            </w:rPr>
-            <w:t>www.dbnl.org/</w:t>
-          </w:r>
-        </w:hyperlink>
-      </w:r>
-      <w:r>
-        <w:rPr>
-          <w:rFonts w:ascii="Charis SIL Italic" w:hAnsi="Charis SIL Italic" w:eastAsia="Charis SIL Italic"/>
-          <w:b w:val="0"/>
-          <w:i w:val="0"/>
-          <w:color w:val="0000FF"/>
-          <w:sz w:val="24"/>
-        </w:rPr>
-        <w:hyperlink r:id="rId59" w:history="1">
-          <w:r>
-            <w:rPr>
-              <w:rStyle w:val="Hyperlink"/>
-            </w:rPr>
-            <w:t>tekst/</w:t>
-          </w:r>
-        </w:hyperlink>
-      </w:r>
-      <w:r>
-        <w:rPr>
-          <w:rFonts w:ascii="Charis SIL Italic" w:hAnsi="Charis SIL Italic" w:eastAsia="Charis SIL Italic"/>
-          <w:b w:val="0"/>
-          <w:i w:val="0"/>
-          <w:color w:val="0000FF"/>
-          <w:sz w:val="24"/>
-        </w:rPr>
-        <w:hyperlink r:id="rId59" w:history="1">
-          <w:r>
-            <w:rPr>
-              <w:rStyle w:val="Hyperlink"/>
-            </w:rPr>
-            <w:t>_oso001198901_01/</w:t>
-          </w:r>
-        </w:hyperlink>
-      </w:r>
-      <w:r>
-        <w:rPr>
-          <w:rFonts w:ascii="Charis SIL Italic" w:hAnsi="Charis SIL Italic" w:eastAsia="Charis SIL Italic"/>
-          <w:b w:val="0"/>
-          <w:i w:val="0"/>
-          <w:color w:val="0000FF"/>
-          <w:sz w:val="24"/>
-        </w:rPr>
-        <w:hyperlink r:id="rId59" w:history="1">
-          <w:r>
-            <w:rPr>
-              <w:rStyle w:val="Hyperlink"/>
-            </w:rPr>
-            <w:t xml:space="preserve">_oso001198901_01_0026.php </w:t>
-          </w:r>
-        </w:hyperlink>
-      </w:r>
-      <w:r>
-        <w:rPr>
-          <w:rFonts w:ascii="Charis SIL Italic" w:hAnsi="Charis SIL Italic" w:eastAsia="Charis SIL Italic"/>
-          <w:b w:val="0"/>
-          <w:i w:val="0"/>
-          <w:color w:val="000000"/>
-          <w:sz w:val="24"/>
-        </w:rPr>
-        <w:t xml:space="preserve">Boek: </w:t>
-      </w:r>
-      <w:r>
-        <w:br/>
-      </w:r>
-      <w:r>
-        <w:tab/>
-      </w:r>
-      <w:r>
-        <w:rPr>
-          <w:rFonts w:ascii="Charis SIL Italic" w:hAnsi="Charis SIL Italic" w:eastAsia="Charis SIL Italic"/>
-          <w:b w:val="0"/>
-          <w:i/>
-          <w:color w:val="000000"/>
-          <w:sz w:val="24"/>
-        </w:rPr>
-        <w:t xml:space="preserve">Wentholt, A. (red.), In kaart gebracht met kapmes en kompas: met het Koninklijk </w:t>
-      </w:r>
-      <w:r>
-        <w:tab/>
-      </w:r>
-      <w:r>
-        <w:rPr>
-          <w:rFonts w:ascii="Charis SIL Italic" w:hAnsi="Charis SIL Italic" w:eastAsia="Charis SIL Italic"/>
-          <w:b w:val="0"/>
-          <w:i/>
-          <w:color w:val="000000"/>
-          <w:sz w:val="24"/>
-        </w:rPr>
-        <w:t>Nederlands Aardrijkskundig Genootschap op expeditie tussen 1873 en 1960.</w:t>
-      </w:r>
-    </w:p>
-    <w:p>
-      <w:pPr>
-        <w:autoSpaceDN w:val="0"/>
-        <w:autoSpaceDE w:val="0"/>
-        <w:widowControl/>
-        <w:spacing w:line="288" w:lineRule="exact" w:before="64" w:after="0"/>
-        <w:ind w:left="800" w:right="432" w:firstLine="0"/>
-        <w:jc w:val="left"/>
-      </w:pPr>
-      <w:r>
-        <w:rPr>
-          <w:rFonts w:ascii="Charis SIL Italic" w:hAnsi="Charis SIL Italic" w:eastAsia="Charis SIL Italic"/>
-          <w:b w:val="0"/>
-          <w:i/>
-          <w:color w:val="000000"/>
-          <w:sz w:val="24"/>
-        </w:rPr>
-        <w:t>Heerlen/Utrecht: ABP/KNAG, 2003.</w:t>
-      </w:r>
-      <w:r>
-        <w:rPr>
-          <w:rFonts w:ascii="Charis SIL Italic" w:hAnsi="Charis SIL Italic" w:eastAsia="Charis SIL Italic"/>
-          <w:b w:val="0"/>
-          <w:i/>
-          <w:color w:val="000000"/>
-          <w:sz w:val="24"/>
-        </w:rPr>
-        <w:t xml:space="preserve">Boek over de expedities van het Koninklijk </w:t>
-      </w:r>
-      <w:r>
-        <w:rPr>
-          <w:rFonts w:ascii="Charis SIL Italic" w:hAnsi="Charis SIL Italic" w:eastAsia="Charis SIL Italic"/>
-          <w:b w:val="0"/>
-          <w:i/>
-          <w:color w:val="000000"/>
-          <w:sz w:val="24"/>
-        </w:rPr>
-        <w:t xml:space="preserve">Nederlands Aardrijkskundig Genootschap, met ook aandacht voor de expedities in </w:t>
-      </w:r>
-      <w:r>
-        <w:rPr>
-          <w:rFonts w:ascii="Charis SIL Italic" w:hAnsi="Charis SIL Italic" w:eastAsia="Charis SIL Italic"/>
-          <w:b w:val="0"/>
-          <w:i/>
-          <w:color w:val="000000"/>
-          <w:sz w:val="24"/>
-        </w:rPr>
-        <w:t>Suriname.</w:t>
-      </w:r>
-    </w:p>
-    <w:p>
-      <w:pPr>
-        <w:autoSpaceDN w:val="0"/>
-        <w:tabs>
-          <w:tab w:pos="800" w:val="left"/>
-        </w:tabs>
-        <w:autoSpaceDE w:val="0"/>
-        <w:widowControl/>
-        <w:spacing w:line="422" w:lineRule="exact" w:before="106" w:after="0"/>
-        <w:ind w:left="0" w:right="288" w:firstLine="0"/>
-        <w:jc w:val="left"/>
-      </w:pPr>
-      <w:r>
-        <w:tab/>
-      </w:r>
-      <w:r>
-        <w:rPr>
-          <w:rFonts w:ascii="Charis SIL Italic" w:hAnsi="Charis SIL Italic" w:eastAsia="Charis SIL Italic"/>
-          <w:b w:val="0"/>
-          <w:i w:val="0"/>
-          <w:color w:val="0000FF"/>
-          <w:sz w:val="24"/>
-          <w:u w:val="single"/>
-        </w:rPr>
-        <w:hyperlink r:id="rId60" w:history="1">
-          <w:r>
-            <w:rPr>
-              <w:rStyle w:val="Hyperlink"/>
-            </w:rPr>
-            <w:t>ISBN</w:t>
-          </w:r>
-        </w:hyperlink>
-      </w:r>
-      <w:r>
-        <w:rPr>
-          <w:rFonts w:ascii="Charis SIL Italic" w:hAnsi="Charis SIL Italic" w:eastAsia="Charis SIL Italic"/>
-          <w:b w:val="0"/>
-          <w:i w:val="0"/>
-          <w:color w:val="0000FF"/>
-          <w:sz w:val="24"/>
-          <w:u w:val="single"/>
-        </w:rPr>
-        <w:t xml:space="preserve"> </w:t>
-      </w:r>
-      <w:r>
-        <w:rPr>
-          <w:rFonts w:ascii="Charis SIL Italic" w:hAnsi="Charis SIL Italic" w:eastAsia="Charis SIL Italic"/>
-          <w:b w:val="0"/>
-          <w:i w:val="0"/>
-          <w:color w:val="0000FF"/>
-          <w:sz w:val="24"/>
-          <w:u w:val="single"/>
-        </w:rPr>
-        <w:hyperlink r:id="rId60" w:history="1">
-          <w:r>
-            <w:rPr>
-              <w:rStyle w:val="Hyperlink"/>
-            </w:rPr>
-            <w:t xml:space="preserve">978-90-6601-015-4 </w:t>
-          </w:r>
-        </w:hyperlink>
-      </w:r>
-      <w:r>
-        <w:br/>
-      </w:r>
-      <w:r>
-        <w:rPr>
-          <w:rFonts w:ascii="Charis SIL Italic" w:hAnsi="Charis SIL Italic" w:eastAsia="Charis SIL Italic"/>
-          <w:b w:val="0"/>
-          <w:i w:val="0"/>
-          <w:color w:val="000000"/>
-          <w:sz w:val="24"/>
-        </w:rPr>
-        <w:t xml:space="preserve">Publicatie: </w:t>
-      </w:r>
-      <w:r>
-        <w:br/>
-      </w:r>
-      <w:r>
-        <w:tab/>
-      </w:r>
-      <w:r>
-        <w:rPr>
-          <w:rFonts w:ascii="Charis SIL Italic" w:hAnsi="Charis SIL Italic" w:eastAsia="Charis SIL Italic"/>
-          <w:b w:val="0"/>
-          <w:i/>
-          <w:color w:val="000000"/>
-          <w:sz w:val="24"/>
-        </w:rPr>
-        <w:t xml:space="preserve">Zoekterm 'Suriname'. een eerste aanzet tot een inventarisatie van objecten uit </w:t>
-      </w:r>
-      <w:r>
-        <w:tab/>
-      </w:r>
-      <w:r>
-        <w:rPr>
-          <w:rFonts w:ascii="Charis SIL Italic" w:hAnsi="Charis SIL Italic" w:eastAsia="Charis SIL Italic"/>
-          <w:b w:val="0"/>
-          <w:i/>
-          <w:color w:val="000000"/>
-          <w:sz w:val="24"/>
-        </w:rPr>
-        <w:t>Suriname in Nederland. Consortium Koloniale Collecties, 2024.</w:t>
-      </w:r>
-      <w:r>
-        <w:rPr>
-          <w:rFonts w:ascii="Charis SIL Italic" w:hAnsi="Charis SIL Italic" w:eastAsia="Charis SIL Italic"/>
-          <w:b w:val="0"/>
-          <w:i/>
-          <w:color w:val="000000"/>
-          <w:sz w:val="24"/>
-        </w:rPr>
-        <w:t xml:space="preserve">Inventarisatie van </w:t>
-      </w:r>
-      <w:r>
-        <w:tab/>
-      </w:r>
-      <w:r>
-        <w:rPr>
-          <w:rFonts w:ascii="Charis SIL Italic" w:hAnsi="Charis SIL Italic" w:eastAsia="Charis SIL Italic"/>
-          <w:b w:val="0"/>
-          <w:i/>
-          <w:color w:val="000000"/>
-          <w:sz w:val="24"/>
-        </w:rPr>
-        <w:t xml:space="preserve">objecten uit Suriname in Nederland door het Consortium Koloniale Collecties. </w:t>
-      </w:r>
-      <w:r>
-        <w:tab/>
-      </w:r>
-      <w:r>
-        <w:rPr>
-          <w:rFonts w:ascii="Charis SIL Italic" w:hAnsi="Charis SIL Italic" w:eastAsia="Charis SIL Italic"/>
-          <w:b w:val="0"/>
-          <w:i w:val="0"/>
-          <w:color w:val="0000FF"/>
-          <w:sz w:val="24"/>
-        </w:rPr>
-        <w:hyperlink r:id="rId61" w:history="1">
-          <w:r>
-            <w:rPr>
-              <w:rStyle w:val="Hyperlink"/>
-            </w:rPr>
-            <w:t>https://</w:t>
-          </w:r>
-        </w:hyperlink>
-      </w:r>
-      <w:r>
-        <w:rPr>
-          <w:rFonts w:ascii="Charis SIL Italic" w:hAnsi="Charis SIL Italic" w:eastAsia="Charis SIL Italic"/>
-          <w:b w:val="0"/>
-          <w:i w:val="0"/>
-          <w:color w:val="0000FF"/>
-          <w:sz w:val="24"/>
-        </w:rPr>
-        <w:hyperlink r:id="rId61" w:history="1">
-          <w:r>
-            <w:rPr>
-              <w:rStyle w:val="Hyperlink"/>
-            </w:rPr>
-            <w:t>wp-</w:t>
-          </w:r>
-        </w:hyperlink>
-      </w:r>
-      <w:r>
-        <w:rPr>
-          <w:rFonts w:ascii="Charis SIL Italic" w:hAnsi="Charis SIL Italic" w:eastAsia="Charis SIL Italic"/>
-          <w:b w:val="0"/>
-          <w:i w:val="0"/>
-          <w:color w:val="0000FF"/>
-          <w:sz w:val="24"/>
-        </w:rPr>
-        <w:hyperlink r:id="rId61" w:history="1">
-          <w:r>
-            <w:rPr>
-              <w:rStyle w:val="Hyperlink"/>
-            </w:rPr>
-            <w:t>dev.colonialcollections.org/</w:t>
-          </w:r>
-        </w:hyperlink>
-      </w:r>
-      <w:r>
-        <w:rPr>
-          <w:rFonts w:ascii="Charis SIL Italic" w:hAnsi="Charis SIL Italic" w:eastAsia="Charis SIL Italic"/>
-          <w:b w:val="0"/>
-          <w:i w:val="0"/>
-          <w:color w:val="0000FF"/>
-          <w:sz w:val="24"/>
-        </w:rPr>
-        <w:hyperlink r:id="rId61" w:history="1">
-          <w:r>
-            <w:rPr>
-              <w:rStyle w:val="Hyperlink"/>
-            </w:rPr>
-            <w:t>wp-</w:t>
-          </w:r>
-        </w:hyperlink>
-      </w:r>
-      <w:r>
-        <w:rPr>
-          <w:rFonts w:ascii="Charis SIL Italic" w:hAnsi="Charis SIL Italic" w:eastAsia="Charis SIL Italic"/>
-          <w:b w:val="0"/>
-          <w:i w:val="0"/>
-          <w:color w:val="0000FF"/>
-          <w:sz w:val="24"/>
-        </w:rPr>
-        <w:hyperlink r:id="rId61" w:history="1">
-          <w:r>
-            <w:rPr>
-              <w:rStyle w:val="Hyperlink"/>
-            </w:rPr>
-            <w:t>content/</w:t>
-          </w:r>
-        </w:hyperlink>
-      </w:r>
-      <w:r>
-        <w:rPr>
-          <w:rFonts w:ascii="Charis SIL Italic" w:hAnsi="Charis SIL Italic" w:eastAsia="Charis SIL Italic"/>
-          <w:b w:val="0"/>
-          <w:i w:val="0"/>
-          <w:color w:val="0000FF"/>
-          <w:sz w:val="24"/>
-        </w:rPr>
-        <w:hyperlink r:id="rId61" w:history="1">
-          <w:r>
-            <w:rPr>
-              <w:rStyle w:val="Hyperlink"/>
-            </w:rPr>
-            <w:t>uploads/2024/04/</w:t>
-          </w:r>
-        </w:hyperlink>
-      </w:r>
-      <w:r>
-        <w:rPr>
-          <w:rFonts w:ascii="Charis SIL Italic" w:hAnsi="Charis SIL Italic" w:eastAsia="Charis SIL Italic"/>
-          <w:b w:val="0"/>
-          <w:i w:val="0"/>
-          <w:color w:val="0000FF"/>
-          <w:sz w:val="24"/>
-        </w:rPr>
-        <w:hyperlink r:id="rId61" w:history="1">
-          <w:r>
-            <w:rPr>
-              <w:rStyle w:val="Hyperlink"/>
-            </w:rPr>
-            <w:t>Eerste-</w:t>
-          </w:r>
-        </w:hyperlink>
-      </w:r>
-      <w:r>
-        <w:tab/>
-      </w:r>
-      <w:r>
-        <w:rPr>
-          <w:rFonts w:ascii="Charis SIL Italic" w:hAnsi="Charis SIL Italic" w:eastAsia="Charis SIL Italic"/>
-          <w:b w:val="0"/>
-          <w:i w:val="0"/>
-          <w:color w:val="0000FF"/>
-          <w:sz w:val="24"/>
-          <w:u w:val="single"/>
-        </w:rPr>
-        <w:hyperlink r:id="rId61" w:history="1">
-          <w:r>
-            <w:rPr>
-              <w:rStyle w:val="Hyperlink"/>
-            </w:rPr>
-            <w:t>inventa</w:t>
-          </w:r>
-        </w:hyperlink>
-      </w:r>
-      <w:r>
-        <w:rPr>
-          <w:rFonts w:ascii="Charis SIL Italic" w:hAnsi="Charis SIL Italic" w:eastAsia="Charis SIL Italic"/>
-          <w:b w:val="0"/>
-          <w:i w:val="0"/>
-          <w:color w:val="0000FF"/>
-          <w:sz w:val="24"/>
-          <w:u w:val="single"/>
-        </w:rPr>
-        <w:hyperlink r:id="rId61" w:history="1">
-          <w:r>
-            <w:rPr>
-              <w:rStyle w:val="Hyperlink"/>
-            </w:rPr>
-            <w:t>risti</w:t>
-          </w:r>
-        </w:hyperlink>
-      </w:r>
-      <w:r>
-        <w:rPr>
-          <w:rFonts w:ascii="Charis SIL Italic" w:hAnsi="Charis SIL Italic" w:eastAsia="Charis SIL Italic"/>
-          <w:b w:val="0"/>
-          <w:i w:val="0"/>
-          <w:color w:val="0000FF"/>
-          <w:sz w:val="24"/>
-          <w:u w:val="single"/>
-        </w:rPr>
-        <w:hyperlink r:id="rId61" w:history="1">
-          <w:r>
-            <w:rPr>
-              <w:rStyle w:val="Hyperlink"/>
-            </w:rPr>
-            <w:t>e-</w:t>
-          </w:r>
-        </w:hyperlink>
-      </w:r>
-      <w:r>
-        <w:rPr>
-          <w:rFonts w:ascii="Charis SIL Italic" w:hAnsi="Charis SIL Italic" w:eastAsia="Charis SIL Italic"/>
-          <w:b w:val="0"/>
-          <w:i w:val="0"/>
-          <w:color w:val="0000FF"/>
-          <w:sz w:val="24"/>
-          <w:u w:val="single"/>
-        </w:rPr>
-        <w:hyperlink r:id="rId61" w:history="1">
-          <w:r>
-            <w:rPr>
-              <w:rStyle w:val="Hyperlink"/>
-            </w:rPr>
-            <w:t>objecten-</w:t>
-          </w:r>
-        </w:hyperlink>
-      </w:r>
-      <w:r>
-        <w:rPr>
-          <w:rFonts w:ascii="Charis SIL Italic" w:hAnsi="Charis SIL Italic" w:eastAsia="Charis SIL Italic"/>
-          <w:b w:val="0"/>
-          <w:i w:val="0"/>
-          <w:color w:val="0000FF"/>
-          <w:sz w:val="24"/>
-          <w:u w:val="single"/>
-        </w:rPr>
-        <w:hyperlink r:id="rId61" w:history="1">
-          <w:r>
-            <w:rPr>
-              <w:rStyle w:val="Hyperlink"/>
-            </w:rPr>
-            <w:t>Suriname_Consor</w:t>
-          </w:r>
-        </w:hyperlink>
-      </w:r>
-      <w:r>
-        <w:rPr>
-          <w:rFonts w:ascii="Charis SIL Italic" w:hAnsi="Charis SIL Italic" w:eastAsia="Charis SIL Italic"/>
-          <w:b w:val="0"/>
-          <w:i w:val="0"/>
-          <w:color w:val="0000FF"/>
-          <w:sz w:val="24"/>
-          <w:u w:val="single"/>
-        </w:rPr>
-        <w:hyperlink r:id="rId61" w:history="1">
-          <w:r>
-            <w:rPr>
-              <w:rStyle w:val="Hyperlink"/>
-            </w:rPr>
-            <w:t>tiu</w:t>
-          </w:r>
-        </w:hyperlink>
-      </w:r>
-      <w:r>
-        <w:rPr>
-          <w:rFonts w:ascii="Charis SIL Italic" w:hAnsi="Charis SIL Italic" w:eastAsia="Charis SIL Italic"/>
-          <w:b w:val="0"/>
-          <w:i w:val="0"/>
-          <w:color w:val="0000FF"/>
-          <w:sz w:val="24"/>
-          <w:u w:val="single"/>
-        </w:rPr>
-        <w:hyperlink r:id="rId61" w:history="1">
-          <w:r>
-            <w:rPr>
-              <w:rStyle w:val="Hyperlink"/>
-            </w:rPr>
-            <w:t>m-</w:t>
-          </w:r>
-        </w:hyperlink>
-      </w:r>
-      <w:r>
-        <w:rPr>
-          <w:rFonts w:ascii="Charis SIL Italic" w:hAnsi="Charis SIL Italic" w:eastAsia="Charis SIL Italic"/>
-          <w:b w:val="0"/>
-          <w:i w:val="0"/>
-          <w:color w:val="0000FF"/>
-          <w:sz w:val="24"/>
-          <w:u w:val="single"/>
-        </w:rPr>
-        <w:hyperlink r:id="rId61" w:history="1">
-          <w:r>
-            <w:rPr>
-              <w:rStyle w:val="Hyperlink"/>
-            </w:rPr>
-            <w:t>Koloni</w:t>
-          </w:r>
-        </w:hyperlink>
-      </w:r>
-      <w:r>
-        <w:rPr>
-          <w:rFonts w:ascii="Charis SIL Italic" w:hAnsi="Charis SIL Italic" w:eastAsia="Charis SIL Italic"/>
-          <w:b w:val="0"/>
-          <w:i w:val="0"/>
-          <w:color w:val="0000FF"/>
-          <w:sz w:val="24"/>
-          <w:u w:val="single"/>
-        </w:rPr>
-        <w:hyperlink r:id="rId61" w:history="1">
-          <w:r>
-            <w:rPr>
-              <w:rStyle w:val="Hyperlink"/>
-            </w:rPr>
-            <w:t>ale-</w:t>
-          </w:r>
-        </w:hyperlink>
-      </w:r>
-      <w:r>
-        <w:rPr>
-          <w:rFonts w:ascii="Charis SIL Italic" w:hAnsi="Charis SIL Italic" w:eastAsia="Charis SIL Italic"/>
-          <w:b w:val="0"/>
-          <w:i w:val="0"/>
-          <w:color w:val="0000FF"/>
-          <w:sz w:val="24"/>
-          <w:u w:val="single"/>
-        </w:rPr>
-        <w:hyperlink r:id="rId61" w:history="1">
-          <w:r>
-            <w:rPr>
-              <w:rStyle w:val="Hyperlink"/>
-            </w:rPr>
-            <w:t xml:space="preserve">Collecties-2.pdf </w:t>
-          </w:r>
-        </w:hyperlink>
-      </w:r>
-      <w:r>
-        <w:rPr>
-          <w:rFonts w:ascii="Charis SIL Italic" w:hAnsi="Charis SIL Italic" w:eastAsia="Charis SIL Italic"/>
-          <w:b w:val="0"/>
-          <w:i w:val="0"/>
-          <w:color w:val="000000"/>
-          <w:sz w:val="24"/>
-        </w:rPr>
-        <w:t xml:space="preserve">Wetenschappelijk artikel: </w:t>
-      </w:r>
-      <w:r>
-        <w:br/>
-      </w:r>
-      <w:r>
-        <w:tab/>
-      </w:r>
-      <w:r>
-        <w:rPr>
-          <w:rFonts w:ascii="Charis SIL Italic" w:hAnsi="Charis SIL Italic" w:eastAsia="Charis SIL Italic"/>
-          <w:b w:val="0"/>
-          <w:i/>
-          <w:color w:val="000000"/>
-          <w:sz w:val="24"/>
-        </w:rPr>
-        <w:t xml:space="preserve">Coudreau, H. ‘Dix ans de Guyane (missions du ministère de l'instruction publique)’, </w:t>
-      </w:r>
-      <w:r>
-        <w:tab/>
-      </w:r>
-      <w:r>
-        <w:rPr>
-          <w:rFonts w:ascii="Charis SIL Italic" w:hAnsi="Charis SIL Italic" w:eastAsia="Charis SIL Italic"/>
-          <w:b w:val="0"/>
-          <w:i/>
-          <w:color w:val="000000"/>
-          <w:sz w:val="24"/>
-        </w:rPr>
-        <w:t>Bulletin de la Société de géographie, (1891), 447-480.</w:t>
-      </w:r>
-      <w:r>
-        <w:rPr>
-          <w:rFonts w:ascii="Charis SIL Italic" w:hAnsi="Charis SIL Italic" w:eastAsia="Charis SIL Italic"/>
-          <w:b w:val="0"/>
-          <w:i/>
-          <w:color w:val="000000"/>
-          <w:sz w:val="24"/>
-        </w:rPr>
-        <w:t>SCHRIJVEN!</w:t>
-      </w:r>
-    </w:p>
-    <w:p>
-      <w:pPr>
-        <w:autoSpaceDN w:val="0"/>
-        <w:tabs>
-          <w:tab w:pos="800" w:val="left"/>
-        </w:tabs>
-        <w:autoSpaceDE w:val="0"/>
-        <w:widowControl/>
-        <w:spacing w:line="448" w:lineRule="exact" w:before="80" w:after="0"/>
-        <w:ind w:left="0" w:right="720" w:firstLine="0"/>
-        <w:jc w:val="left"/>
-      </w:pPr>
-      <w:r>
-        <w:tab/>
-      </w:r>
-      <w:r>
-        <w:rPr>
-          <w:rFonts w:ascii="Charis SIL Italic" w:hAnsi="Charis SIL Italic" w:eastAsia="Charis SIL Italic"/>
-          <w:b w:val="0"/>
-          <w:i w:val="0"/>
-          <w:color w:val="0000FF"/>
-          <w:sz w:val="24"/>
-          <w:u w:val="single"/>
-        </w:rPr>
-        <w:hyperlink r:id="rId62" w:history="1">
-          <w:r>
-            <w:rPr>
-              <w:rStyle w:val="Hyperlink"/>
-            </w:rPr>
-            <w:t>https://</w:t>
-          </w:r>
-        </w:hyperlink>
-      </w:r>
-      <w:r>
-        <w:rPr>
-          <w:rFonts w:ascii="Charis SIL Italic" w:hAnsi="Charis SIL Italic" w:eastAsia="Charis SIL Italic"/>
-          <w:b w:val="0"/>
-          <w:i w:val="0"/>
-          <w:color w:val="0000FF"/>
-          <w:sz w:val="24"/>
-          <w:u w:val="single"/>
-        </w:rPr>
-        <w:hyperlink r:id="rId62" w:history="1">
-          <w:r>
-            <w:rPr>
-              <w:rStyle w:val="Hyperlink"/>
-            </w:rPr>
-            <w:t>books.google.nl/</w:t>
-          </w:r>
-        </w:hyperlink>
-      </w:r>
-      <w:r>
-        <w:rPr>
-          <w:rFonts w:ascii="Charis SIL Italic" w:hAnsi="Charis SIL Italic" w:eastAsia="Charis SIL Italic"/>
-          <w:b w:val="0"/>
-          <w:i w:val="0"/>
-          <w:color w:val="0000FF"/>
-          <w:sz w:val="24"/>
-          <w:u w:val="single"/>
-        </w:rPr>
-        <w:hyperlink r:id="rId62" w:history="1">
-          <w:r>
-            <w:rPr>
-              <w:rStyle w:val="Hyperlink"/>
-            </w:rPr>
-            <w:t>books?</w:t>
-          </w:r>
-        </w:hyperlink>
-      </w:r>
-      <w:r>
-        <w:rPr>
-          <w:rFonts w:ascii="Charis SIL Italic" w:hAnsi="Charis SIL Italic" w:eastAsia="Charis SIL Italic"/>
-          <w:b w:val="0"/>
-          <w:i w:val="0"/>
-          <w:color w:val="0000FF"/>
-          <w:sz w:val="24"/>
-          <w:u w:val="single"/>
-        </w:rPr>
-        <w:hyperlink r:id="rId62" w:history="1">
-          <w:r>
-            <w:rPr>
-              <w:rStyle w:val="Hyperlink"/>
-            </w:rPr>
-            <w:t xml:space="preserve">id=lfwtSWQzxzYC&amp;pg=PA447 </w:t>
-          </w:r>
-        </w:hyperlink>
-      </w:r>
-      <w:r>
-        <w:br/>
-      </w:r>
-      <w:r>
-        <w:rPr>
-          <w:rFonts w:ascii="Charis SIL Italic" w:hAnsi="Charis SIL Italic" w:eastAsia="Charis SIL Italic"/>
-          <w:b w:val="0"/>
-          <w:i w:val="0"/>
-          <w:color w:val="000000"/>
-          <w:sz w:val="24"/>
-        </w:rPr>
-        <w:t xml:space="preserve">Boek: </w:t>
-      </w:r>
-      <w:r>
-        <w:br/>
-      </w:r>
-      <w:r>
-        <w:tab/>
-      </w:r>
-      <w:r>
-        <w:rPr>
-          <w:rFonts w:ascii="Charis SIL Italic" w:hAnsi="Charis SIL Italic" w:eastAsia="Charis SIL Italic"/>
-          <w:b w:val="0"/>
-          <w:i/>
-          <w:color w:val="000000"/>
-          <w:sz w:val="24"/>
-        </w:rPr>
-        <w:t xml:space="preserve">Joest, W. Ethnographisches und Verwandtes aus Guayana. Leiden: Trap, 1893. </w:t>
-      </w:r>
-      <w:r>
-        <w:tab/>
-      </w:r>
-      <w:r>
-        <w:rPr>
-          <w:rFonts w:ascii="Charis SIL Italic" w:hAnsi="Charis SIL Italic" w:eastAsia="Charis SIL Italic"/>
-          <w:b w:val="0"/>
-          <w:i/>
-          <w:color w:val="000000"/>
-          <w:sz w:val="24"/>
-        </w:rPr>
-        <w:t>SCHRIJVEN!</w:t>
-      </w:r>
-    </w:p>
-    <w:p>
-      <w:pPr>
-        <w:autoSpaceDN w:val="0"/>
-        <w:tabs>
-          <w:tab w:pos="800" w:val="left"/>
-        </w:tabs>
-        <w:autoSpaceDE w:val="0"/>
-        <w:widowControl/>
-        <w:spacing w:line="448" w:lineRule="exact" w:before="80" w:after="0"/>
-        <w:ind w:left="0" w:right="1008" w:firstLine="0"/>
-        <w:jc w:val="left"/>
-      </w:pPr>
-      <w:r>
-        <w:tab/>
-      </w:r>
-      <w:r>
-        <w:rPr>
-          <w:rFonts w:ascii="Charis SIL Italic" w:hAnsi="Charis SIL Italic" w:eastAsia="Charis SIL Italic"/>
-          <w:b w:val="0"/>
-          <w:i w:val="0"/>
-          <w:color w:val="0000FF"/>
-          <w:sz w:val="24"/>
-          <w:u w:val="single"/>
-        </w:rPr>
-        <w:hyperlink r:id="rId63" w:history="1">
-          <w:r>
-            <w:rPr>
-              <w:rStyle w:val="Hyperlink"/>
-            </w:rPr>
-            <w:t>https://</w:t>
-          </w:r>
-        </w:hyperlink>
-      </w:r>
-      <w:r>
-        <w:rPr>
-          <w:rFonts w:ascii="Charis SIL Italic" w:hAnsi="Charis SIL Italic" w:eastAsia="Charis SIL Italic"/>
-          <w:b w:val="0"/>
-          <w:i w:val="0"/>
-          <w:color w:val="0000FF"/>
-          <w:sz w:val="24"/>
-          <w:u w:val="single"/>
-        </w:rPr>
-        <w:hyperlink r:id="rId63" w:history="1">
-          <w:r>
-            <w:rPr>
-              <w:rStyle w:val="Hyperlink"/>
-            </w:rPr>
-            <w:t>books.google.nl/</w:t>
-          </w:r>
-        </w:hyperlink>
-      </w:r>
-      <w:r>
-        <w:rPr>
-          <w:rFonts w:ascii="Charis SIL Italic" w:hAnsi="Charis SIL Italic" w:eastAsia="Charis SIL Italic"/>
-          <w:b w:val="0"/>
-          <w:i w:val="0"/>
-          <w:color w:val="0000FF"/>
-          <w:sz w:val="24"/>
-          <w:u w:val="single"/>
-        </w:rPr>
-        <w:hyperlink r:id="rId63" w:history="1">
-          <w:r>
-            <w:rPr>
-              <w:rStyle w:val="Hyperlink"/>
-            </w:rPr>
-            <w:t>books?</w:t>
-          </w:r>
-        </w:hyperlink>
-      </w:r>
-      <w:r>
-        <w:rPr>
-          <w:rFonts w:ascii="Charis SIL Italic" w:hAnsi="Charis SIL Italic" w:eastAsia="Charis SIL Italic"/>
-          <w:b w:val="0"/>
-          <w:i w:val="0"/>
-          <w:color w:val="0000FF"/>
-          <w:sz w:val="24"/>
-          <w:u w:val="single"/>
-        </w:rPr>
-        <w:hyperlink r:id="rId63" w:history="1">
-          <w:r>
-            <w:rPr>
-              <w:rStyle w:val="Hyperlink"/>
-            </w:rPr>
-            <w:t xml:space="preserve">id=PeZwo1K4g3YC </w:t>
-          </w:r>
-        </w:hyperlink>
-      </w:r>
-      <w:r>
-        <w:br/>
-      </w:r>
-      <w:r>
-        <w:rPr>
-          <w:rFonts w:ascii="Charis SIL Italic" w:hAnsi="Charis SIL Italic" w:eastAsia="Charis SIL Italic"/>
-          <w:b w:val="0"/>
-          <w:i w:val="0"/>
-          <w:color w:val="000000"/>
-          <w:sz w:val="24"/>
-        </w:rPr>
-        <w:t xml:space="preserve">Boek: </w:t>
-      </w:r>
-      <w:r>
-        <w:br/>
-      </w:r>
-      <w:r>
-        <w:tab/>
-      </w:r>
-      <w:r>
-        <w:rPr>
-          <w:rFonts w:ascii="Charis SIL Italic" w:hAnsi="Charis SIL Italic" w:eastAsia="Charis SIL Italic"/>
-          <w:b w:val="0"/>
-          <w:i/>
-          <w:color w:val="000000"/>
-          <w:sz w:val="24"/>
-        </w:rPr>
-        <w:t xml:space="preserve">Crevaux, J. Voyages dans l'Amerique du Sud. Parijs: Hachette et Cie, 1883. </w:t>
-      </w:r>
-      <w:r>
-        <w:tab/>
-      </w:r>
-      <w:r>
-        <w:rPr>
-          <w:rFonts w:ascii="Charis SIL Italic" w:hAnsi="Charis SIL Italic" w:eastAsia="Charis SIL Italic"/>
-          <w:b w:val="0"/>
-          <w:i/>
-          <w:color w:val="000000"/>
-          <w:sz w:val="24"/>
-        </w:rPr>
-        <w:t>SCHRIJVEN!</w:t>
-      </w:r>
-    </w:p>
-    <w:p>
-      <w:pPr>
-        <w:autoSpaceDN w:val="0"/>
-        <w:autoSpaceDE w:val="0"/>
-        <w:widowControl/>
-        <w:spacing w:line="352" w:lineRule="exact" w:before="176" w:after="0"/>
-        <w:ind w:left="800" w:right="0" w:firstLine="0"/>
-        <w:jc w:val="left"/>
-      </w:pPr>
-      <w:r>
-        <w:rPr>
-          <w:rFonts w:ascii="Charis SIL Italic" w:hAnsi="Charis SIL Italic" w:eastAsia="Charis SIL Italic"/>
-          <w:b w:val="0"/>
-          <w:i w:val="0"/>
-          <w:color w:val="0000FF"/>
-          <w:sz w:val="24"/>
-          <w:u w:val="single"/>
-        </w:rPr>
-        <w:hyperlink r:id="rId64" w:history="1">
-          <w:r>
-            <w:rPr>
-              <w:rStyle w:val="Hyperlink"/>
-            </w:rPr>
-            <w:t>http://</w:t>
-          </w:r>
-        </w:hyperlink>
-      </w:r>
-      <w:r>
-        <w:rPr>
-          <w:rFonts w:ascii="Charis SIL Italic" w:hAnsi="Charis SIL Italic" w:eastAsia="Charis SIL Italic"/>
-          <w:b w:val="0"/>
-          <w:i w:val="0"/>
-          <w:color w:val="0000FF"/>
-          <w:sz w:val="24"/>
-          <w:u w:val="single"/>
-        </w:rPr>
-        <w:hyperlink r:id="rId64" w:history="1">
-          <w:r>
-            <w:rPr>
-              <w:rStyle w:val="Hyperlink"/>
-            </w:rPr>
-            <w:t>archive.org/</w:t>
-          </w:r>
-        </w:hyperlink>
-      </w:r>
-      <w:r>
-        <w:rPr>
-          <w:rFonts w:ascii="Charis SIL Italic" w:hAnsi="Charis SIL Italic" w:eastAsia="Charis SIL Italic"/>
-          <w:b w:val="0"/>
-          <w:i w:val="0"/>
-          <w:color w:val="0000FF"/>
-          <w:sz w:val="24"/>
-          <w:u w:val="single"/>
-        </w:rPr>
-        <w:hyperlink r:id="rId64" w:history="1">
-          <w:r>
-            <w:rPr>
-              <w:rStyle w:val="Hyperlink"/>
-            </w:rPr>
-            <w:t>details/</w:t>
-          </w:r>
-        </w:hyperlink>
-      </w:r>
-      <w:r>
-        <w:rPr>
-          <w:rFonts w:ascii="Charis SIL Italic" w:hAnsi="Charis SIL Italic" w:eastAsia="Charis SIL Italic"/>
-          <w:b w:val="0"/>
-          <w:i w:val="0"/>
-          <w:color w:val="0000FF"/>
-          <w:sz w:val="24"/>
-          <w:u w:val="single"/>
-        </w:rPr>
-        <w:hyperlink r:id="rId64" w:history="1">
-          <w:r>
-            <w:rPr>
-              <w:rStyle w:val="Hyperlink"/>
-            </w:rPr>
-            <w:t>voyagesdanslamer00crev</w:t>
-          </w:r>
-        </w:hyperlink>
-      </w:r>
-    </w:p>
-    <w:p>
-      <w:pPr>
-        <w:sectPr>
-          <w:pgSz w:w="11900" w:h="16840"/>
-          <w:pgMar w:top="324" w:right="1440" w:bottom="600" w:left="960" w:header="720" w:footer="720" w:gutter="0"/>
-          <w:cols/>
-          <w:docGrid w:linePitch="360"/>
-        </w:sectPr>
-      </w:pPr>
-    </w:p>
-    <w:p>
-      <w:pPr>
-        <w:autoSpaceDN w:val="0"/>
-        <w:autoSpaceDE w:val="0"/>
-        <w:widowControl/>
-        <w:spacing w:line="220" w:lineRule="exact" w:before="0" w:after="104"/>
-        <w:ind w:left="0" w:right="0"/>
-      </w:pPr>
-    </w:p>
-    <w:p>
-      <w:pPr>
-        <w:autoSpaceDN w:val="0"/>
-        <w:autoSpaceDE w:val="0"/>
-        <w:widowControl/>
-        <w:spacing w:line="364" w:lineRule="exact" w:before="0" w:after="0"/>
-        <w:ind w:left="800" w:right="2016" w:hanging="800"/>
-        <w:jc w:val="left"/>
-      </w:pPr>
-      <w:r>
-        <w:rPr>
-          <w:rFonts w:ascii="Charis SIL Italic" w:hAnsi="Charis SIL Italic" w:eastAsia="Charis SIL Italic"/>
-          <w:b w:val="0"/>
-          <w:i w:val="0"/>
-          <w:color w:val="000000"/>
-          <w:sz w:val="24"/>
-        </w:rPr>
-        <w:t xml:space="preserve">Wetenschappelijk artikel: </w:t>
-      </w:r>
-      <w:r>
-        <w:br/>
-      </w:r>
-      <w:r>
-        <w:rPr>
-          <w:rFonts w:ascii="Charis SIL Italic" w:hAnsi="Charis SIL Italic" w:eastAsia="Charis SIL Italic"/>
-          <w:b w:val="0"/>
-          <w:i/>
-          <w:color w:val="000000"/>
-          <w:sz w:val="24"/>
-        </w:rPr>
-        <w:t xml:space="preserve">Kate, H. F. C. ten ‘Observations anthropologiques recueillies dans la Guyane et le </w:t>
-      </w:r>
-      <w:r>
-        <w:rPr>
-          <w:rFonts w:ascii="Charis SIL Italic" w:hAnsi="Charis SIL Italic" w:eastAsia="Charis SIL Italic"/>
-          <w:b w:val="0"/>
-          <w:i/>
-          <w:color w:val="000000"/>
-          <w:sz w:val="24"/>
-        </w:rPr>
-        <w:t>Venezuela’, Revue d'anthropologie, (2) (1887), 44-68.</w:t>
-      </w:r>
-      <w:r>
-        <w:rPr>
-          <w:rFonts w:ascii="Charis SIL Italic" w:hAnsi="Charis SIL Italic" w:eastAsia="Charis SIL Italic"/>
-          <w:b w:val="0"/>
-          <w:i/>
-          <w:color w:val="000000"/>
-          <w:sz w:val="24"/>
-        </w:rPr>
-        <w:t xml:space="preserve">SCHRIJVEN! Gaat dit </w:t>
-      </w:r>
-      <w:r>
-        <w:rPr>
-          <w:rFonts w:ascii="Charis SIL Italic" w:hAnsi="Charis SIL Italic" w:eastAsia="Charis SIL Italic"/>
-          <w:b w:val="0"/>
-          <w:i/>
-          <w:color w:val="000000"/>
-          <w:sz w:val="24"/>
-        </w:rPr>
-        <w:t>artikel over de verzamelde collectie?</w:t>
-      </w:r>
-    </w:p>
-    <w:p>
-      <w:pPr>
-        <w:autoSpaceDN w:val="0"/>
-        <w:tabs>
-          <w:tab w:pos="800" w:val="left"/>
-        </w:tabs>
-        <w:autoSpaceDE w:val="0"/>
-        <w:widowControl/>
-        <w:spacing w:line="448" w:lineRule="exact" w:before="80" w:after="0"/>
-        <w:ind w:left="0" w:right="2304" w:firstLine="0"/>
-        <w:jc w:val="left"/>
-      </w:pPr>
-      <w:r>
-        <w:tab/>
-      </w:r>
-      <w:r>
-        <w:rPr>
-          <w:rFonts w:ascii="Charis SIL Italic" w:hAnsi="Charis SIL Italic" w:eastAsia="Charis SIL Italic"/>
-          <w:b w:val="0"/>
-          <w:i w:val="0"/>
-          <w:color w:val="0000FF"/>
-          <w:sz w:val="24"/>
-          <w:u w:val="single"/>
-        </w:rPr>
-        <w:hyperlink r:id="rId65" w:history="1">
-          <w:r>
-            <w:rPr>
-              <w:rStyle w:val="Hyperlink"/>
-            </w:rPr>
-            <w:t>https://</w:t>
-          </w:r>
-        </w:hyperlink>
-      </w:r>
-      <w:r>
-        <w:rPr>
-          <w:rFonts w:ascii="Charis SIL Italic" w:hAnsi="Charis SIL Italic" w:eastAsia="Charis SIL Italic"/>
-          <w:b w:val="0"/>
-          <w:i w:val="0"/>
-          <w:color w:val="0000FF"/>
-          <w:sz w:val="24"/>
-          <w:u w:val="single"/>
-        </w:rPr>
-        <w:hyperlink r:id="rId65" w:history="1">
-          <w:r>
-            <w:rPr>
-              <w:rStyle w:val="Hyperlink"/>
-            </w:rPr>
-            <w:t>gallica.bnf.fr/</w:t>
-          </w:r>
-        </w:hyperlink>
-      </w:r>
-      <w:r>
-        <w:rPr>
-          <w:rFonts w:ascii="Charis SIL Italic" w:hAnsi="Charis SIL Italic" w:eastAsia="Charis SIL Italic"/>
-          <w:b w:val="0"/>
-          <w:i w:val="0"/>
-          <w:color w:val="0000FF"/>
-          <w:sz w:val="24"/>
-          <w:u w:val="single"/>
-        </w:rPr>
-        <w:hyperlink r:id="rId65" w:history="1">
-          <w:r>
-            <w:rPr>
-              <w:rStyle w:val="Hyperlink"/>
-            </w:rPr>
-            <w:t>ark:/12148/</w:t>
-          </w:r>
-        </w:hyperlink>
-      </w:r>
-      <w:r>
-        <w:rPr>
-          <w:rFonts w:ascii="Charis SIL Italic" w:hAnsi="Charis SIL Italic" w:eastAsia="Charis SIL Italic"/>
-          <w:b w:val="0"/>
-          <w:i w:val="0"/>
-          <w:color w:val="0000FF"/>
-          <w:sz w:val="24"/>
-          <w:u w:val="single"/>
-        </w:rPr>
-        <w:hyperlink r:id="rId65" w:history="1">
-          <w:r>
-            <w:rPr>
-              <w:rStyle w:val="Hyperlink"/>
-            </w:rPr>
-            <w:t>bpt6k4425708/</w:t>
-          </w:r>
-        </w:hyperlink>
-      </w:r>
-      <w:r>
-        <w:rPr>
-          <w:rFonts w:ascii="Charis SIL Italic" w:hAnsi="Charis SIL Italic" w:eastAsia="Charis SIL Italic"/>
-          <w:b w:val="0"/>
-          <w:i w:val="0"/>
-          <w:color w:val="0000FF"/>
-          <w:sz w:val="24"/>
-          <w:u w:val="single"/>
-        </w:rPr>
-        <w:hyperlink r:id="rId65" w:history="1">
-          <w:r>
-            <w:rPr>
-              <w:rStyle w:val="Hyperlink"/>
-            </w:rPr>
-            <w:t xml:space="preserve">f48.image </w:t>
-          </w:r>
-        </w:hyperlink>
-      </w:r>
-      <w:r>
-        <w:br/>
-      </w:r>
-      <w:r>
-        <w:rPr>
-          <w:rFonts w:ascii="Charis SIL Italic" w:hAnsi="Charis SIL Italic" w:eastAsia="Charis SIL Italic"/>
-          <w:b w:val="0"/>
-          <w:i w:val="0"/>
-          <w:color w:val="000000"/>
-          <w:sz w:val="24"/>
-        </w:rPr>
-        <w:t xml:space="preserve">Boek: </w:t>
-      </w:r>
-      <w:r>
-        <w:br/>
-      </w:r>
-      <w:r>
-        <w:tab/>
-      </w:r>
-      <w:r>
-        <w:rPr>
-          <w:rFonts w:ascii="Charis SIL Italic" w:hAnsi="Charis SIL Italic" w:eastAsia="Charis SIL Italic"/>
-          <w:b w:val="0"/>
-          <w:i/>
-          <w:color w:val="000000"/>
-          <w:sz w:val="24"/>
-        </w:rPr>
-        <w:t xml:space="preserve">Martin, J. K. L. Westindische Skizzen : Reise-Erinnerungen. Leiden: E. J. Brill, </w:t>
-      </w:r>
-      <w:r>
-        <w:tab/>
-      </w:r>
-      <w:r>
-        <w:rPr>
-          <w:rFonts w:ascii="Charis SIL Italic" w:hAnsi="Charis SIL Italic" w:eastAsia="Charis SIL Italic"/>
-          <w:b w:val="0"/>
-          <w:i/>
-          <w:color w:val="000000"/>
-          <w:sz w:val="24"/>
-        </w:rPr>
-        <w:t>1887.</w:t>
-      </w:r>
-      <w:r>
-        <w:rPr>
-          <w:rFonts w:ascii="Charis SIL Italic" w:hAnsi="Charis SIL Italic" w:eastAsia="Charis SIL Italic"/>
-          <w:b w:val="0"/>
-          <w:i/>
-          <w:color w:val="000000"/>
-          <w:sz w:val="24"/>
-        </w:rPr>
-        <w:t>SCHRIJVEN!</w:t>
-      </w:r>
-    </w:p>
-    <w:p>
-      <w:pPr>
-        <w:autoSpaceDN w:val="0"/>
-        <w:tabs>
-          <w:tab w:pos="800" w:val="left"/>
-        </w:tabs>
-        <w:autoSpaceDE w:val="0"/>
-        <w:widowControl/>
-        <w:spacing w:line="448" w:lineRule="exact" w:before="80" w:after="0"/>
-        <w:ind w:left="0" w:right="2592" w:firstLine="0"/>
-        <w:jc w:val="left"/>
-      </w:pPr>
-      <w:r>
-        <w:tab/>
-      </w:r>
-      <w:r>
-        <w:rPr>
-          <w:rFonts w:ascii="Charis SIL Italic" w:hAnsi="Charis SIL Italic" w:eastAsia="Charis SIL Italic"/>
-          <w:b w:val="0"/>
-          <w:i w:val="0"/>
-          <w:color w:val="0000FF"/>
-          <w:sz w:val="24"/>
-          <w:u w:val="single"/>
-        </w:rPr>
-        <w:hyperlink r:id="rId66" w:history="1">
-          <w:r>
-            <w:rPr>
-              <w:rStyle w:val="Hyperlink"/>
-            </w:rPr>
-            <w:t>https://</w:t>
-          </w:r>
-        </w:hyperlink>
-      </w:r>
-      <w:r>
-        <w:rPr>
-          <w:rFonts w:ascii="Charis SIL Italic" w:hAnsi="Charis SIL Italic" w:eastAsia="Charis SIL Italic"/>
-          <w:b w:val="0"/>
-          <w:i w:val="0"/>
-          <w:color w:val="0000FF"/>
-          <w:sz w:val="24"/>
-          <w:u w:val="single"/>
-        </w:rPr>
-        <w:hyperlink r:id="rId66" w:history="1">
-          <w:r>
-            <w:rPr>
-              <w:rStyle w:val="Hyperlink"/>
-            </w:rPr>
-            <w:t>archive.org/</w:t>
-          </w:r>
-        </w:hyperlink>
-      </w:r>
-      <w:r>
-        <w:rPr>
-          <w:rFonts w:ascii="Charis SIL Italic" w:hAnsi="Charis SIL Italic" w:eastAsia="Charis SIL Italic"/>
-          <w:b w:val="0"/>
-          <w:i w:val="0"/>
-          <w:color w:val="0000FF"/>
-          <w:sz w:val="24"/>
-          <w:u w:val="single"/>
-        </w:rPr>
-        <w:hyperlink r:id="rId66" w:history="1">
-          <w:r>
-            <w:rPr>
-              <w:rStyle w:val="Hyperlink"/>
-            </w:rPr>
-            <w:t>details/</w:t>
-          </w:r>
-        </w:hyperlink>
-      </w:r>
-      <w:r>
-        <w:rPr>
-          <w:rFonts w:ascii="Charis SIL Italic" w:hAnsi="Charis SIL Italic" w:eastAsia="Charis SIL Italic"/>
-          <w:b w:val="0"/>
-          <w:i w:val="0"/>
-          <w:color w:val="0000FF"/>
-          <w:sz w:val="24"/>
-          <w:u w:val="single"/>
-        </w:rPr>
-        <w:hyperlink r:id="rId66" w:history="1">
-          <w:r>
-            <w:rPr>
-              <w:rStyle w:val="Hyperlink"/>
-            </w:rPr>
-            <w:t xml:space="preserve">westindischeskiz00mart_0 </w:t>
-          </w:r>
-        </w:hyperlink>
-      </w:r>
-      <w:r>
-        <w:br/>
-      </w:r>
-      <w:r>
-        <w:rPr>
-          <w:rFonts w:ascii="Charis SIL Italic" w:hAnsi="Charis SIL Italic" w:eastAsia="Charis SIL Italic"/>
-          <w:b w:val="0"/>
-          <w:i w:val="0"/>
-          <w:color w:val="000000"/>
-          <w:sz w:val="24"/>
-        </w:rPr>
-        <w:t xml:space="preserve">Wetenschappelijk artikel: </w:t>
-      </w:r>
-      <w:r>
-        <w:br/>
-      </w:r>
-      <w:r>
-        <w:tab/>
-      </w:r>
-      <w:r>
-        <w:rPr>
-          <w:rFonts w:ascii="Charis SIL Italic" w:hAnsi="Charis SIL Italic" w:eastAsia="Charis SIL Italic"/>
-          <w:b w:val="0"/>
-          <w:i/>
-          <w:color w:val="000000"/>
-          <w:sz w:val="24"/>
-        </w:rPr>
-        <w:t xml:space="preserve">Pleyte, C.M. ‘Die Kwakwabank der Buschneger Surinams’, Globus, (1896), </w:t>
-      </w:r>
-      <w:r>
-        <w:tab/>
-      </w:r>
-      <w:r>
-        <w:rPr>
-          <w:rFonts w:ascii="Charis SIL Italic" w:hAnsi="Charis SIL Italic" w:eastAsia="Charis SIL Italic"/>
-          <w:b w:val="0"/>
-          <w:i/>
-          <w:color w:val="000000"/>
-          <w:sz w:val="24"/>
-        </w:rPr>
-        <w:t>370-371.</w:t>
-      </w:r>
-      <w:r>
-        <w:rPr>
-          <w:rFonts w:ascii="Charis SIL Italic" w:hAnsi="Charis SIL Italic" w:eastAsia="Charis SIL Italic"/>
-          <w:b w:val="0"/>
-          <w:i/>
-          <w:color w:val="000000"/>
-          <w:sz w:val="24"/>
-        </w:rPr>
-        <w:t>SCHRIJVEN!</w:t>
-      </w:r>
-    </w:p>
-    <w:p>
-      <w:pPr>
-        <w:autoSpaceDN w:val="0"/>
-        <w:tabs>
-          <w:tab w:pos="800" w:val="left"/>
-        </w:tabs>
-        <w:autoSpaceDE w:val="0"/>
-        <w:widowControl/>
-        <w:spacing w:line="408" w:lineRule="exact" w:before="120" w:after="0"/>
-        <w:ind w:left="0" w:right="1872" w:firstLine="0"/>
-        <w:jc w:val="left"/>
-      </w:pPr>
-      <w:r>
-        <w:tab/>
-      </w:r>
-      <w:r>
-        <w:rPr>
-          <w:rFonts w:ascii="Charis SIL Italic" w:hAnsi="Charis SIL Italic" w:eastAsia="Charis SIL Italic"/>
-          <w:b w:val="0"/>
-          <w:i w:val="0"/>
-          <w:color w:val="0000FF"/>
-          <w:sz w:val="24"/>
-          <w:u w:val="single"/>
-        </w:rPr>
-        <w:hyperlink r:id="rId67" w:history="1">
-          <w:r>
-            <w:rPr>
-              <w:rStyle w:val="Hyperlink"/>
-            </w:rPr>
-            <w:t>https://</w:t>
-          </w:r>
-        </w:hyperlink>
-      </w:r>
-      <w:r>
-        <w:rPr>
-          <w:rFonts w:ascii="Charis SIL Italic" w:hAnsi="Charis SIL Italic" w:eastAsia="Charis SIL Italic"/>
-          <w:b w:val="0"/>
-          <w:i w:val="0"/>
-          <w:color w:val="0000FF"/>
-          <w:sz w:val="24"/>
-          <w:u w:val="single"/>
-        </w:rPr>
-        <w:hyperlink r:id="rId67" w:history="1">
-          <w:r>
-            <w:rPr>
-              <w:rStyle w:val="Hyperlink"/>
-            </w:rPr>
-            <w:t>www.digi-</w:t>
-          </w:r>
-        </w:hyperlink>
-      </w:r>
-      <w:r>
-        <w:rPr>
-          <w:rFonts w:ascii="Charis SIL Italic" w:hAnsi="Charis SIL Italic" w:eastAsia="Charis SIL Italic"/>
-          <w:b w:val="0"/>
-          <w:i w:val="0"/>
-          <w:color w:val="0000FF"/>
-          <w:sz w:val="24"/>
-          <w:u w:val="single"/>
-        </w:rPr>
-        <w:hyperlink r:id="rId67" w:history="1">
-          <w:r>
-            <w:rPr>
-              <w:rStyle w:val="Hyperlink"/>
-            </w:rPr>
-            <w:t>hub.de/</w:t>
-          </w:r>
-        </w:hyperlink>
-      </w:r>
-      <w:r>
-        <w:rPr>
-          <w:rFonts w:ascii="Charis SIL Italic" w:hAnsi="Charis SIL Italic" w:eastAsia="Charis SIL Italic"/>
-          <w:b w:val="0"/>
-          <w:i w:val="0"/>
-          <w:color w:val="0000FF"/>
-          <w:sz w:val="24"/>
-          <w:u w:val="single"/>
-        </w:rPr>
-        <w:hyperlink r:id="rId67" w:history="1">
-          <w:r>
-            <w:rPr>
-              <w:rStyle w:val="Hyperlink"/>
-            </w:rPr>
-            <w:t>viewer/</w:t>
-          </w:r>
-        </w:hyperlink>
-      </w:r>
-      <w:r>
-        <w:rPr>
-          <w:rFonts w:ascii="Charis SIL Italic" w:hAnsi="Charis SIL Italic" w:eastAsia="Charis SIL Italic"/>
-          <w:b w:val="0"/>
-          <w:i w:val="0"/>
-          <w:color w:val="0000FF"/>
-          <w:sz w:val="24"/>
-          <w:u w:val="single"/>
-        </w:rPr>
-        <w:hyperlink r:id="rId67" w:history="1">
-          <w:r>
-            <w:rPr>
-              <w:rStyle w:val="Hyperlink"/>
-            </w:rPr>
-            <w:t>image/</w:t>
-          </w:r>
-        </w:hyperlink>
-      </w:r>
-      <w:r>
-        <w:rPr>
-          <w:rFonts w:ascii="Charis SIL Italic" w:hAnsi="Charis SIL Italic" w:eastAsia="Charis SIL Italic"/>
-          <w:b w:val="0"/>
-          <w:i w:val="0"/>
-          <w:color w:val="0000FF"/>
-          <w:sz w:val="24"/>
-          <w:u w:val="single"/>
-        </w:rPr>
-        <w:hyperlink r:id="rId67" w:history="1">
-          <w:r>
-            <w:rPr>
-              <w:rStyle w:val="Hyperlink"/>
-            </w:rPr>
-            <w:t>DE-11-001785756/394/</w:t>
-          </w:r>
-        </w:hyperlink>
-      </w:r>
-      <w:r>
-        <w:rPr>
-          <w:rFonts w:ascii="Charis SIL Italic" w:hAnsi="Charis SIL Italic" w:eastAsia="Charis SIL Italic"/>
-          <w:b w:val="0"/>
-          <w:i w:val="0"/>
-          <w:color w:val="0000FF"/>
-          <w:sz w:val="24"/>
-          <w:u w:val="single"/>
-        </w:rPr>
-        <w:hyperlink r:id="rId67" w:history="1">
-          <w:r>
-            <w:rPr>
-              <w:rStyle w:val="Hyperlink"/>
-            </w:rPr>
-            <w:t xml:space="preserve">LOG_0381/ </w:t>
-          </w:r>
-        </w:hyperlink>
-      </w:r>
-      <w:r>
-        <w:rPr>
-          <w:rFonts w:ascii="Charis SIL Italic" w:hAnsi="Charis SIL Italic" w:eastAsia="Charis SIL Italic"/>
-          <w:b w:val="0"/>
-          <w:i w:val="0"/>
-          <w:color w:val="000000"/>
-          <w:sz w:val="24"/>
-        </w:rPr>
-        <w:t xml:space="preserve">Wetenschappelijk artikel: </w:t>
-      </w:r>
-      <w:r>
-        <w:br/>
-      </w:r>
-      <w:r>
-        <w:tab/>
-      </w:r>
-      <w:r>
-        <w:rPr>
-          <w:rFonts w:ascii="Charis SIL Italic" w:hAnsi="Charis SIL Italic" w:eastAsia="Charis SIL Italic"/>
-          <w:b w:val="0"/>
-          <w:i/>
-          <w:color w:val="000000"/>
-          <w:sz w:val="24"/>
-        </w:rPr>
-        <w:t xml:space="preserve">Spitzly, John H. ‘Etnographische gegenstände aus Surinam’, Verhandlungen der </w:t>
-      </w:r>
-      <w:r>
-        <w:tab/>
-      </w:r>
-      <w:r>
-        <w:rPr>
-          <w:rFonts w:ascii="Charis SIL Italic" w:hAnsi="Charis SIL Italic" w:eastAsia="Charis SIL Italic"/>
-          <w:b w:val="0"/>
-          <w:i/>
-          <w:color w:val="000000"/>
-          <w:sz w:val="24"/>
-        </w:rPr>
-        <w:t xml:space="preserve">Berliner Gesellschaft für Anthropologie, Ethnologie und Urgeschichte, (1889), </w:t>
-      </w:r>
-      <w:r>
-        <w:tab/>
-      </w:r>
-      <w:r>
-        <w:rPr>
-          <w:rFonts w:ascii="Charis SIL Italic" w:hAnsi="Charis SIL Italic" w:eastAsia="Charis SIL Italic"/>
-          <w:b w:val="0"/>
-          <w:i/>
-          <w:color w:val="000000"/>
-          <w:sz w:val="24"/>
-        </w:rPr>
         <w:t>212-214.</w:t>
       </w:r>
       <w:r>
@@ -10068,7 +7071,7 @@
           <w:sz w:val="24"/>
           <w:u w:val="single"/>
         </w:rPr>
-        <w:hyperlink r:id="rId68" w:history="1">
+        <w:hyperlink r:id="rId52" w:history="1">
           <w:r>
             <w:rPr>
               <w:rStyle w:val="Hyperlink"/>
@@ -10086,7 +7089,7 @@
           <w:sz w:val="24"/>
           <w:u w:val="single"/>
         </w:rPr>
-        <w:hyperlink r:id="rId68" w:history="1">
+        <w:hyperlink r:id="rId52" w:history="1">
           <w:r>
             <w:rPr>
               <w:rStyle w:val="Hyperlink"/>
@@ -10104,7 +7107,7 @@
           <w:sz w:val="24"/>
           <w:u w:val="single"/>
         </w:rPr>
-        <w:hyperlink r:id="rId68" w:history="1">
+        <w:hyperlink r:id="rId52" w:history="1">
           <w:r>
             <w:rPr>
               <w:rStyle w:val="Hyperlink"/>
@@ -10122,7 +7125,7 @@
           <w:sz w:val="24"/>
           <w:u w:val="single"/>
         </w:rPr>
-        <w:hyperlink r:id="rId68" w:history="1">
+        <w:hyperlink r:id="rId52" w:history="1">
           <w:r>
             <w:rPr>
               <w:rStyle w:val="Hyperlink"/>
@@ -10213,19 +7216,13 @@
     <w:p>
       <w:pPr>
         <w:autoSpaceDN w:val="0"/>
-        <w:tabs>
-          <w:tab w:pos="800" w:val="left"/>
-        </w:tabs>
         <w:autoSpaceDE w:val="0"/>
         <w:widowControl/>
-        <w:spacing w:line="408" w:lineRule="exact" w:before="120" w:after="0"/>
-        <w:ind w:left="0" w:right="576" w:firstLine="0"/>
+        <w:spacing w:line="288" w:lineRule="exact" w:before="240" w:after="0"/>
+        <w:ind w:left="800" w:right="576" w:firstLine="0"/>
         <w:jc w:val="left"/>
       </w:pPr>
       <w:r>
-        <w:tab/>
-      </w:r>
-      <w:r>
         <w:rPr>
           <w:rFonts w:ascii="Charis SIL Italic" w:hAnsi="Charis SIL Italic" w:eastAsia="Charis SIL Italic"/>
           <w:b w:val="0"/>
@@ -10234,7 +7231,7 @@
           <w:sz w:val="24"/>
           <w:u w:val="single"/>
         </w:rPr>
-        <w:hyperlink r:id="rId69" w:history="1">
+        <w:hyperlink r:id="rId53" w:history="1">
           <w:r>
             <w:rPr>
               <w:rStyle w:val="Hyperlink"/>
@@ -10252,7 +7249,7 @@
           <w:sz w:val="24"/>
           <w:u w:val="single"/>
         </w:rPr>
-        <w:hyperlink r:id="rId69" w:history="1">
+        <w:hyperlink r:id="rId53" w:history="1">
           <w:r>
             <w:rPr>
               <w:rStyle w:val="Hyperlink"/>
@@ -10270,7 +7267,7 @@
           <w:sz w:val="24"/>
           <w:u w:val="single"/>
         </w:rPr>
-        <w:hyperlink r:id="rId69" w:history="1">
+        <w:hyperlink r:id="rId53" w:history="1">
           <w:r>
             <w:rPr>
               <w:rStyle w:val="Hyperlink"/>
@@ -10283,9 +7280,6 @@
         <w:br/>
       </w:r>
       <w:r>
-        <w:tab/>
-      </w:r>
-      <w:r>
         <w:rPr>
           <w:rFonts w:ascii="Charis SIL Italic" w:hAnsi="Charis SIL Italic" w:eastAsia="Charis SIL Italic"/>
           <w:b w:val="0"/>
@@ -10294,7 +7288,7 @@
           <w:sz w:val="24"/>
           <w:u w:val="single"/>
         </w:rPr>
-        <w:hyperlink r:id="rId69" w:history="1">
+        <w:hyperlink r:id="rId53" w:history="1">
           <w:r>
             <w:rPr>
               <w:rStyle w:val="Hyperlink"/>
@@ -10312,7 +7306,7 @@
           <w:sz w:val="24"/>
           <w:u w:val="single"/>
         </w:rPr>
-        <w:hyperlink r:id="rId69" w:history="1">
+        <w:hyperlink r:id="rId53" w:history="1">
           <w:r>
             <w:rPr>
               <w:rStyle w:val="Hyperlink"/>
@@ -10330,7 +7324,7 @@
           <w:sz w:val="24"/>
           <w:u w:val="single"/>
         </w:rPr>
-        <w:hyperlink r:id="rId69" w:history="1">
+        <w:hyperlink r:id="rId53" w:history="1">
           <w:r>
             <w:rPr>
               <w:rStyle w:val="Hyperlink"/>
@@ -10347,7 +7341,7 @@
           <w:color w:val="0000FF"/>
           <w:sz w:val="24"/>
         </w:rPr>
-        <w:hyperlink r:id="rId69" w:history="1">
+        <w:hyperlink r:id="rId53" w:history="1">
           <w:r>
             <w:rPr>
               <w:rStyle w:val="Hyperlink"/>
@@ -10357,9 +7351,6 @@
         </w:hyperlink>
       </w:r>
       <w:r>
-        <w:tab/>
-      </w:r>
-      <w:r>
         <w:rPr>
           <w:rFonts w:ascii="Charis SIL Italic" w:hAnsi="Charis SIL Italic" w:eastAsia="Charis SIL Italic"/>
           <w:b w:val="0"/>
@@ -10368,7 +7359,7 @@
           <w:sz w:val="24"/>
           <w:u w:val="single"/>
         </w:rPr>
-        <w:hyperlink r:id="rId69" w:history="1">
+        <w:hyperlink r:id="rId54" w:history="1">
           <w:r>
             <w:rPr>
               <w:rStyle w:val="Hyperlink"/>
@@ -10397,43 +7388,14 @@
           <w:sz w:val="24"/>
           <w:u w:val="single"/>
         </w:rPr>
-        <w:hyperlink r:id="rId69" w:history="1">
+        <w:hyperlink r:id="rId54" w:history="1">
           <w:r>
             <w:rPr>
               <w:rStyle w:val="Hyperlink"/>
             </w:rPr>
-            <w:t xml:space="preserve">978-2-85653-807-4 </w:t>
+            <w:t>978-2-85653-807-4</w:t>
           </w:r>
         </w:hyperlink>
-      </w:r>
-      <w:r>
-        <w:br/>
-      </w:r>
-      <w:r>
-        <w:rPr>
-          <w:rFonts w:ascii="Charis SIL Italic" w:hAnsi="Charis SIL Italic" w:eastAsia="Charis SIL Italic"/>
-          <w:b w:val="0"/>
-          <w:i w:val="0"/>
-          <w:color w:val="000000"/>
-          <w:sz w:val="24"/>
-        </w:rPr>
-        <w:t xml:space="preserve">Boek: </w:t>
-      </w:r>
-      <w:r>
-        <w:br/>
-      </w:r>
-      <w:r>
-        <w:tab/>
-      </w:r>
-      <w:r>
-        <w:rPr>
-          <w:rFonts w:ascii="Charis SIL Italic" w:hAnsi="Charis SIL Italic" w:eastAsia="Charis SIL Italic"/>
-          <w:b w:val="0"/>
-          <w:i/>
-          <w:color w:val="000000"/>
-          <w:sz w:val="24"/>
-        </w:rPr>
-        <w:t>Sint Nicolaas, Eveline. Ketens en banden: Suriname en Nederland sinds 1600.</w:t>
       </w:r>
     </w:p>
     <w:p>
@@ -10441,39 +7403,19 @@
         <w:autoSpaceDN w:val="0"/>
         <w:autoSpaceDE w:val="0"/>
         <w:widowControl/>
-        <w:spacing w:line="288" w:lineRule="exact" w:before="64" w:after="0"/>
-        <w:ind w:left="800" w:right="2016" w:firstLine="0"/>
+        <w:spacing w:line="538" w:lineRule="exact" w:before="478" w:after="0"/>
+        <w:ind w:left="0" w:right="0" w:firstLine="0"/>
         <w:jc w:val="left"/>
       </w:pPr>
       <w:r>
         <w:rPr>
-          <w:rFonts w:ascii="Charis SIL Italic" w:hAnsi="Charis SIL Italic" w:eastAsia="Charis SIL Italic"/>
-          <w:b w:val="0"/>
-          <w:i/>
+          <w:rFonts w:ascii="Charis SIL Bold" w:hAnsi="Charis SIL Bold" w:eastAsia="Charis SIL Bold"/>
+          <w:b/>
+          <w:i w:val="0"/>
           <w:color w:val="000000"/>
-          <w:sz w:val="24"/>
-        </w:rPr>
-        <w:t>Nijmegen: Vantilt, 2018.</w:t>
-      </w:r>
-      <w:r>
-        <w:rPr>
-          <w:rFonts w:ascii="Charis SIL Italic" w:hAnsi="Charis SIL Italic" w:eastAsia="Charis SIL Italic"/>
-          <w:b w:val="0"/>
-          <w:i/>
-          <w:color w:val="000000"/>
-          <w:sz w:val="24"/>
-        </w:rPr>
-        <w:t xml:space="preserve">Publicatie over objecten uit Suriname in de collectie van </w:t>
-      </w:r>
-      <w:r>
-        <w:rPr>
-          <w:rFonts w:ascii="Charis SIL Italic" w:hAnsi="Charis SIL Italic" w:eastAsia="Charis SIL Italic"/>
-          <w:b w:val="0"/>
-          <w:i/>
-          <w:color w:val="000000"/>
-          <w:sz w:val="24"/>
-        </w:rPr>
-        <w:t>het Rijksmuseum.</w:t>
+          <w:sz w:val="36"/>
+        </w:rPr>
+        <w:t>Relevant Data</w:t>
       </w:r>
     </w:p>
     <w:p>
@@ -10481,141 +7423,7 @@
         <w:autoSpaceDN w:val="0"/>
         <w:autoSpaceDE w:val="0"/>
         <w:widowControl/>
-        <w:spacing w:line="352" w:lineRule="exact" w:before="176" w:after="0"/>
-        <w:ind w:left="800" w:right="0" w:firstLine="0"/>
-        <w:jc w:val="left"/>
-      </w:pPr>
-      <w:r>
-        <w:rPr>
-          <w:rFonts w:ascii="Charis SIL Italic" w:hAnsi="Charis SIL Italic" w:eastAsia="Charis SIL Italic"/>
-          <w:b w:val="0"/>
-          <w:i w:val="0"/>
-          <w:color w:val="0000FF"/>
-          <w:sz w:val="24"/>
-          <w:u w:val="single"/>
-        </w:rPr>
-        <w:hyperlink r:id="rId70" w:history="1">
-          <w:r>
-            <w:rPr>
-              <w:rStyle w:val="Hyperlink"/>
-            </w:rPr>
-            <w:t>WorldCat</w:t>
-          </w:r>
-        </w:hyperlink>
-      </w:r>
-      <w:r>
-        <w:rPr>
-          <w:rFonts w:ascii="Charis SIL Italic" w:hAnsi="Charis SIL Italic" w:eastAsia="Charis SIL Italic"/>
-          <w:b w:val="0"/>
-          <w:i w:val="0"/>
-          <w:color w:val="0000FF"/>
-          <w:sz w:val="24"/>
-          <w:u w:val="single"/>
-        </w:rPr>
-        <w:t xml:space="preserve"> </w:t>
-      </w:r>
-      <w:r>
-        <w:rPr>
-          <w:rFonts w:ascii="Charis SIL Italic" w:hAnsi="Charis SIL Italic" w:eastAsia="Charis SIL Italic"/>
-          <w:b w:val="0"/>
-          <w:i w:val="0"/>
-          <w:color w:val="0000FF"/>
-          <w:sz w:val="24"/>
-          <w:u w:val="single"/>
-        </w:rPr>
-        <w:hyperlink r:id="rId70" w:history="1">
-          <w:r>
-            <w:rPr>
-              <w:rStyle w:val="Hyperlink"/>
-            </w:rPr>
-            <w:t>1038514699</w:t>
-          </w:r>
-        </w:hyperlink>
-      </w:r>
-      <w:r>
-        <w:rPr>
-          <w:rFonts w:ascii="Charis SIL Italic" w:hAnsi="Charis SIL Italic" w:eastAsia="Charis SIL Italic"/>
-          <w:b w:val="0"/>
-          <w:i w:val="0"/>
-          <w:color w:val="000000"/>
-          <w:sz w:val="24"/>
-        </w:rPr>
-        <w:t xml:space="preserve">, </w:t>
-      </w:r>
-      <w:r>
-        <w:rPr>
-          <w:rFonts w:ascii="Charis SIL Italic" w:hAnsi="Charis SIL Italic" w:eastAsia="Charis SIL Italic"/>
-          <w:b w:val="0"/>
-          <w:i w:val="0"/>
-          <w:color w:val="0000FF"/>
-          <w:sz w:val="24"/>
-          <w:u w:val="single"/>
-        </w:rPr>
-        <w:hyperlink r:id="rId71" w:history="1">
-          <w:r>
-            <w:rPr>
-              <w:rStyle w:val="Hyperlink"/>
-            </w:rPr>
-            <w:t>ISBN</w:t>
-          </w:r>
-        </w:hyperlink>
-      </w:r>
-      <w:r>
-        <w:rPr>
-          <w:rFonts w:ascii="Charis SIL Italic" w:hAnsi="Charis SIL Italic" w:eastAsia="Charis SIL Italic"/>
-          <w:b w:val="0"/>
-          <w:i w:val="0"/>
-          <w:color w:val="0000FF"/>
-          <w:sz w:val="24"/>
-          <w:u w:val="single"/>
-        </w:rPr>
-        <w:t xml:space="preserve"> </w:t>
-      </w:r>
-      <w:r>
-        <w:rPr>
-          <w:rFonts w:ascii="Charis SIL Italic" w:hAnsi="Charis SIL Italic" w:eastAsia="Charis SIL Italic"/>
-          <w:b w:val="0"/>
-          <w:i w:val="0"/>
-          <w:color w:val="0000FF"/>
-          <w:sz w:val="24"/>
-          <w:u w:val="single"/>
-        </w:rPr>
-        <w:hyperlink r:id="rId71" w:history="1">
-          <w:r>
-            <w:rPr>
-              <w:rStyle w:val="Hyperlink"/>
-            </w:rPr>
-            <w:t>9789460043499</w:t>
-          </w:r>
-        </w:hyperlink>
-      </w:r>
-    </w:p>
-    <w:p>
-      <w:pPr>
-        <w:autoSpaceDN w:val="0"/>
-        <w:autoSpaceDE w:val="0"/>
-        <w:widowControl/>
-        <w:spacing w:line="540" w:lineRule="exact" w:before="478" w:after="0"/>
-        <w:ind w:left="0" w:right="0" w:firstLine="0"/>
-        <w:jc w:val="left"/>
-      </w:pPr>
-      <w:r>
-        <w:rPr>
-          <w:rFonts w:ascii="Charis SIL Bold" w:hAnsi="Charis SIL Bold" w:eastAsia="Charis SIL Bold"/>
-          <w:b/>
-          <w:i w:val="0"/>
-          <w:color w:val="000000"/>
-          <w:sz w:val="36"/>
-        </w:rPr>
-        <w:t>Relevant Data</w:t>
-      </w:r>
-    </w:p>
-    <w:p>
-      <w:pPr>
-        <w:autoSpaceDN w:val="0"/>
-        <w:autoSpaceDE w:val="0"/>
-        <w:widowControl/>
-        <w:spacing w:line="528" w:lineRule="exact" w:before="52" w:after="0"/>
+        <w:spacing w:line="528" w:lineRule="exact" w:before="54" w:after="0"/>
         <w:ind w:left="0" w:right="3888" w:firstLine="0"/>
         <w:jc w:val="left"/>
       </w:pPr>
@@ -10645,7 +7453,7 @@
     </w:p>
     <w:sectPr>
       <w:pgSz w:w="11900" w:h="16840"/>
-      <w:pgMar w:top="324" w:right="0" w:bottom="498" w:left="960" w:header="720" w:footer="720" w:gutter="0"/>
+      <w:pgMar w:top="324" w:right="0" w:bottom="1440" w:left="960" w:header="720" w:footer="720" w:gutter="0"/>
       <w:cols/>
       <w:docGrid w:linePitch="360"/>
     </w:sectPr>

--- a/EXPORTS/DOCX/review/niveau2/Dutch/Suriname aanvullingen.docx
+++ b/EXPORTS/DOCX/review/niveau2/Dutch/Suriname aanvullingen.docx
@@ -626,34 +626,7 @@
           <w:color w:val="000000"/>
           <w:sz w:val="24"/>
         </w:rPr>
-        <w:t xml:space="preserve">•  TM-9 </w:t>
-      </w:r>
-      <w:r>
-        <w:rPr>
-          <w:rFonts w:ascii="Charis SIL Italic" w:hAnsi="Charis SIL Italic" w:eastAsia="Charis SIL Italic"/>
-          <w:b w:val="0"/>
-          <w:i w:val="0"/>
-          <w:color w:val="000000"/>
-          <w:sz w:val="24"/>
-        </w:rPr>
-        <w:hyperlink r:id="rId11" w:history="1">
-          <w:r>
-            <w:rPr>
-              <w:rStyle w:val="Hyperlink"/>
-            </w:rPr>
-            <w:t>is Coran</w:t>
-          </w:r>
-        </w:hyperlink>
-      </w:r>
-      <w:r>
-        <w:rPr>
-          <w:rFonts w:ascii="Charis SIL Italic" w:hAnsi="Charis SIL Italic" w:eastAsia="Charis SIL Italic"/>
-          <w:b w:val="0"/>
-          <w:i w:val="0"/>
-          <w:color w:val="000000"/>
-          <w:sz w:val="24"/>
-        </w:rPr>
-        <w:t xml:space="preserve">tijnexpeditie?? </w:t>
+        <w:t xml:space="preserve">•  TM-9 is Corantijnexpeditie?? </w:t>
       </w:r>
       <w:r>
         <w:rPr>
@@ -2258,34 +2231,7 @@
           <w:color w:val="000000"/>
           <w:sz w:val="24"/>
         </w:rPr>
-        <w:t>state={"ma</w:t>
-      </w:r>
-      <w:r>
-        <w:rPr>
-          <w:rFonts w:ascii="Charis SIL Italic" w:hAnsi="Charis SIL Italic" w:eastAsia="Charis SIL Italic"/>
-          <w:b w:val="0"/>
-          <w:i w:val="0"/>
-          <w:color w:val="000000"/>
-          <w:sz w:val="24"/>
-        </w:rPr>
-        <w:hyperlink r:id="rId23" w:history="1">
-          <w:r>
-            <w:rPr>
-              <w:rStyle w:val="Hyperlink"/>
-            </w:rPr>
-            <w:t>tchAll</w:t>
-          </w:r>
-        </w:hyperlink>
-      </w:r>
-      <w:r>
-        <w:rPr>
-          <w:rFonts w:ascii="Charis SIL Italic" w:hAnsi="Charis SIL Italic" w:eastAsia="Charis SIL Italic"/>
-          <w:b w:val="0"/>
-          <w:i w:val="0"/>
-          <w:color w:val="000000"/>
-          <w:sz w:val="24"/>
-        </w:rPr>
-        <w:t>C</w:t>
+        <w:t>state={"matchAllC</w:t>
       </w:r>
       <w:r>
         <w:rPr>
@@ -3161,7 +3107,6 @@
           <w:i w:val="0"/>
           <w:color w:val="0000FF"/>
           <w:sz w:val="24"/>
-          <w:u w:val="single"/>
         </w:rPr>
         <w:hyperlink r:id="rId27" w:history="1">
           <w:r>
@@ -3197,6 +3142,7 @@
           <w:i w:val="0"/>
           <w:color w:val="0000FF"/>
           <w:sz w:val="24"/>
+          <w:u w:val="single"/>
         </w:rPr>
         <w:t xml:space="preserve"> </w:t>
       </w:r>
@@ -3254,7 +3200,6 @@
           <w:i w:val="0"/>
           <w:color w:val="0000FF"/>
           <w:sz w:val="24"/>
-          <w:u w:val="single"/>
         </w:rPr>
         <w:hyperlink r:id="rId27" w:history="1">
           <w:r>
@@ -3386,7 +3331,7 @@
           <w:sz w:val="24"/>
           <w:u w:val="single"/>
         </w:rPr>
-        <w:hyperlink r:id="rId27" w:history="1">
+        <w:hyperlink r:id="rId26" w:history="1">
           <w:r>
             <w:rPr>
               <w:rStyle w:val="Hyperlink"/>
@@ -3415,7 +3360,7 @@
           <w:sz w:val="24"/>
           <w:u w:val="single"/>
         </w:rPr>
-        <w:hyperlink r:id="rId27" w:history="1">
+        <w:hyperlink r:id="rId26" w:history="1">
           <w:r>
             <w:rPr>
               <w:rStyle w:val="Hyperlink"/>
@@ -3897,7 +3842,7 @@
             <w:rPr>
               <w:rStyle w:val="Hyperlink"/>
             </w:rPr>
-            <w:t>Jeffers</w:t>
+            <w:t>Jefferso</w:t>
           </w:r>
         </w:hyperlink>
       </w:r>
@@ -3908,13 +3853,36 @@
           <w:i w:val="0"/>
           <w:color w:val="0000FF"/>
           <w:sz w:val="24"/>
+          <w:u w:val="single"/>
+        </w:rPr>
+        <w:t>n</w:t>
+      </w:r>
+      <w:r>
+        <w:rPr>
+          <w:rFonts w:ascii="Charis SIL Italic" w:hAnsi="Charis SIL Italic" w:eastAsia="Charis SIL Italic"/>
+          <w:b w:val="0"/>
+          <w:i w:val="0"/>
+          <w:color w:val="0000FF"/>
+          <w:sz w:val="24"/>
+          <w:u w:val="single"/>
+        </w:rPr>
+        <w:t xml:space="preserve"> </w:t>
+      </w:r>
+      <w:r>
+        <w:rPr>
+          <w:rFonts w:ascii="Charis SIL Italic" w:hAnsi="Charis SIL Italic" w:eastAsia="Charis SIL Italic"/>
+          <w:b w:val="0"/>
+          <w:i w:val="0"/>
+          <w:color w:val="0000FF"/>
+          <w:sz w:val="24"/>
+          <w:u w:val="single"/>
         </w:rPr>
         <w:hyperlink r:id="rId30" w:history="1">
           <w:r>
             <w:rPr>
               <w:rStyle w:val="Hyperlink"/>
             </w:rPr>
-            <w:t>o</w:t>
+            <w:t>Collin</w:t>
           </w:r>
         </w:hyperlink>
       </w:r>
@@ -3925,38 +3893,8 @@
           <w:i w:val="0"/>
           <w:color w:val="0000FF"/>
           <w:sz w:val="24"/>
-          <w:u w:val="single"/>
-        </w:rPr>
-        <w:t>n</w:t>
-      </w:r>
-      <w:r>
-        <w:rPr>
-          <w:rFonts w:ascii="Charis SIL Italic" w:hAnsi="Charis SIL Italic" w:eastAsia="Charis SIL Italic"/>
-          <w:b w:val="0"/>
-          <w:i w:val="0"/>
-          <w:color w:val="0000FF"/>
-          <w:sz w:val="24"/>
-          <w:u w:val="single"/>
-        </w:rPr>
-        <w:t xml:space="preserve"> </w:t>
-      </w:r>
-      <w:r>
-        <w:rPr>
-          <w:rFonts w:ascii="Charis SIL Italic" w:hAnsi="Charis SIL Italic" w:eastAsia="Charis SIL Italic"/>
-          <w:b w:val="0"/>
-          <w:i w:val="0"/>
-          <w:color w:val="0000FF"/>
-          <w:sz w:val="24"/>
-          <w:u w:val="single"/>
-        </w:rPr>
-        <w:hyperlink r:id="rId30" w:history="1">
-          <w:r>
-            <w:rPr>
-              <w:rStyle w:val="Hyperlink"/>
-            </w:rPr>
-            <w:t>Collins</w:t>
-          </w:r>
-        </w:hyperlink>
+        </w:rPr>
+        <w:t>s</w:t>
       </w:r>
     </w:p>
     <w:p>

--- a/EXPORTS/DOCX/review/niveau2/Dutch/Suriname aanvullingen.docx
+++ b/EXPORTS/DOCX/review/niveau2/Dutch/Suriname aanvullingen.docx
@@ -2231,7 +2231,34 @@
           <w:color w:val="000000"/>
           <w:sz w:val="24"/>
         </w:rPr>
-        <w:t>state={"matchAllC</w:t>
+        <w:t>state={"ma</w:t>
+      </w:r>
+      <w:r>
+        <w:rPr>
+          <w:rFonts w:ascii="Charis SIL Italic" w:hAnsi="Charis SIL Italic" w:eastAsia="Charis SIL Italic"/>
+          <w:b w:val="0"/>
+          <w:i w:val="0"/>
+          <w:color w:val="000000"/>
+          <w:sz w:val="24"/>
+        </w:rPr>
+        <w:hyperlink r:id="rId23" w:history="1">
+          <w:r>
+            <w:rPr>
+              <w:rStyle w:val="Hyperlink"/>
+            </w:rPr>
+            <w:t>tchAll</w:t>
+          </w:r>
+        </w:hyperlink>
+      </w:r>
+      <w:r>
+        <w:rPr>
+          <w:rFonts w:ascii="Charis SIL Italic" w:hAnsi="Charis SIL Italic" w:eastAsia="Charis SIL Italic"/>
+          <w:b w:val="0"/>
+          <w:i w:val="0"/>
+          <w:color w:val="000000"/>
+          <w:sz w:val="24"/>
+        </w:rPr>
+        <w:t>C</w:t>
       </w:r>
       <w:r>
         <w:rPr>
@@ -3108,14 +3135,7 @@
           <w:color w:val="0000FF"/>
           <w:sz w:val="24"/>
         </w:rPr>
-        <w:hyperlink r:id="rId27" w:history="1">
-          <w:r>
-            <w:rPr>
-              <w:rStyle w:val="Hyperlink"/>
-            </w:rPr>
-            <w:t>G</w:t>
-          </w:r>
-        </w:hyperlink>
+        <w:t>Gift of Mis</w:t>
       </w:r>
       <w:r>
         <w:rPr>
@@ -3126,118 +3146,7 @@
           <w:sz w:val="24"/>
           <w:u w:val="single"/>
         </w:rPr>
-        <w:hyperlink r:id="rId27" w:history="1">
-          <w:r>
-            <w:rPr>
-              <w:rStyle w:val="Hyperlink"/>
-            </w:rPr>
-            <w:t>ift</w:t>
-          </w:r>
-        </w:hyperlink>
-      </w:r>
-      <w:r>
-        <w:rPr>
-          <w:rFonts w:ascii="Charis SIL Italic" w:hAnsi="Charis SIL Italic" w:eastAsia="Charis SIL Italic"/>
-          <w:b w:val="0"/>
-          <w:i w:val="0"/>
-          <w:color w:val="0000FF"/>
-          <w:sz w:val="24"/>
-          <w:u w:val="single"/>
-        </w:rPr>
-        <w:t xml:space="preserve"> </w:t>
-      </w:r>
-      <w:r>
-        <w:rPr>
-          <w:rFonts w:ascii="Charis SIL Italic" w:hAnsi="Charis SIL Italic" w:eastAsia="Charis SIL Italic"/>
-          <w:b w:val="0"/>
-          <w:i w:val="0"/>
-          <w:color w:val="0000FF"/>
-          <w:sz w:val="24"/>
-          <w:u w:val="single"/>
-        </w:rPr>
-        <w:hyperlink r:id="rId27" w:history="1">
-          <w:r>
-            <w:rPr>
-              <w:rStyle w:val="Hyperlink"/>
-            </w:rPr>
-            <w:t>o</w:t>
-          </w:r>
-        </w:hyperlink>
-      </w:r>
-      <w:r>
-        <w:rPr>
-          <w:rFonts w:ascii="Charis SIL Italic" w:hAnsi="Charis SIL Italic" w:eastAsia="Charis SIL Italic"/>
-          <w:b w:val="0"/>
-          <w:i w:val="0"/>
-          <w:color w:val="0000FF"/>
-          <w:sz w:val="24"/>
-          <w:u w:val="single"/>
-        </w:rPr>
-        <w:hyperlink r:id="rId27" w:history="1">
-          <w:r>
-            <w:rPr>
-              <w:rStyle w:val="Hyperlink"/>
-            </w:rPr>
-            <w:t>f</w:t>
-          </w:r>
-        </w:hyperlink>
-      </w:r>
-      <w:r>
-        <w:rPr>
-          <w:rFonts w:ascii="Charis SIL Italic" w:hAnsi="Charis SIL Italic" w:eastAsia="Charis SIL Italic"/>
-          <w:b w:val="0"/>
-          <w:i w:val="0"/>
-          <w:color w:val="0000FF"/>
-          <w:sz w:val="24"/>
-          <w:u w:val="single"/>
-        </w:rPr>
-        <w:t xml:space="preserve"> </w:t>
-      </w:r>
-      <w:r>
-        <w:rPr>
-          <w:rFonts w:ascii="Charis SIL Italic" w:hAnsi="Charis SIL Italic" w:eastAsia="Charis SIL Italic"/>
-          <w:b w:val="0"/>
-          <w:i w:val="0"/>
-          <w:color w:val="0000FF"/>
-          <w:sz w:val="24"/>
-        </w:rPr>
-        <w:hyperlink r:id="rId27" w:history="1">
-          <w:r>
-            <w:rPr>
-              <w:rStyle w:val="Hyperlink"/>
-            </w:rPr>
-            <w:t>M</w:t>
-          </w:r>
-        </w:hyperlink>
-      </w:r>
-      <w:r>
-        <w:rPr>
-          <w:rFonts w:ascii="Charis SIL Italic" w:hAnsi="Charis SIL Italic" w:eastAsia="Charis SIL Italic"/>
-          <w:b w:val="0"/>
-          <w:i w:val="0"/>
-          <w:color w:val="0000FF"/>
-          <w:sz w:val="24"/>
-          <w:u w:val="single"/>
-        </w:rPr>
-        <w:hyperlink r:id="rId27" w:history="1">
-          <w:r>
-            <w:rPr>
-              <w:rStyle w:val="Hyperlink"/>
-            </w:rPr>
-            <w:t>is</w:t>
-          </w:r>
-        </w:hyperlink>
-      </w:r>
-      <w:r>
-        <w:rPr>
-          <w:rFonts w:ascii="Charis SIL Italic" w:hAnsi="Charis SIL Italic" w:eastAsia="Charis SIL Italic"/>
-          <w:b w:val="0"/>
-          <w:i w:val="0"/>
-          <w:color w:val="0000FF"/>
-          <w:sz w:val="24"/>
-          <w:u w:val="single"/>
-        </w:rPr>
-        <w:hyperlink r:id="rId27" w:history="1">
+        <w:hyperlink r:id="rId26" w:history="1">
           <w:r>
             <w:rPr>
               <w:rStyle w:val="Hyperlink"/>
@@ -3266,14 +3175,7 @@
           <w:sz w:val="24"/>
           <w:u w:val="single"/>
         </w:rPr>
-        <w:hyperlink r:id="rId27" w:history="1">
-          <w:r>
-            <w:rPr>
-              <w:rStyle w:val="Hyperlink"/>
-            </w:rPr>
-            <w:t>A</w:t>
-          </w:r>
-        </w:hyperlink>
+        <w:t>A</w:t>
       </w:r>
       <w:r>
         <w:rPr>
@@ -3284,7 +3186,7 @@
           <w:sz w:val="24"/>
           <w:u w:val="single"/>
         </w:rPr>
-        <w:hyperlink r:id="rId27" w:history="1">
+        <w:hyperlink r:id="rId26" w:history="1">
           <w:r>
             <w:rPr>
               <w:rStyle w:val="Hyperlink"/>
@@ -3331,7 +3233,7 @@
           <w:sz w:val="24"/>
           <w:u w:val="single"/>
         </w:rPr>
-        <w:hyperlink r:id="rId26" w:history="1">
+        <w:hyperlink r:id="rId27" w:history="1">
           <w:r>
             <w:rPr>
               <w:rStyle w:val="Hyperlink"/>
@@ -3360,7 +3262,7 @@
           <w:sz w:val="24"/>
           <w:u w:val="single"/>
         </w:rPr>
-        <w:hyperlink r:id="rId26" w:history="1">
+        <w:hyperlink r:id="rId27" w:history="1">
           <w:r>
             <w:rPr>
               <w:rStyle w:val="Hyperlink"/>
@@ -4536,7 +4438,7 @@
           <w:sz w:val="24"/>
           <w:u w:val="single"/>
         </w:rPr>
-        <w:hyperlink r:id="rId38" w:history="1">
+        <w:hyperlink r:id="rId39" w:history="1">
           <w:r>
             <w:rPr>
               <w:rStyle w:val="Hyperlink"/>
@@ -4585,7 +4487,7 @@
           <w:sz w:val="24"/>
           <w:u w:val="single"/>
         </w:rPr>
-        <w:hyperlink r:id="rId39" w:history="1">
+        <w:hyperlink r:id="rId40" w:history="1">
           <w:r>
             <w:rPr>
               <w:rStyle w:val="Hyperlink"/>
@@ -4653,7 +4555,7 @@
           <w:sz w:val="24"/>
           <w:u w:val="single"/>
         </w:rPr>
-        <w:hyperlink r:id="rId40" w:history="1">
+        <w:hyperlink r:id="rId41" w:history="1">
           <w:r>
             <w:rPr>
               <w:rStyle w:val="Hyperlink"/>
@@ -4682,7 +4584,7 @@
           <w:sz w:val="24"/>
           <w:u w:val="single"/>
         </w:rPr>
-        <w:hyperlink r:id="rId40" w:history="1">
+        <w:hyperlink r:id="rId41" w:history="1">
           <w:r>
             <w:rPr>
               <w:rStyle w:val="Hyperlink"/>
@@ -4711,7 +4613,7 @@
           <w:sz w:val="24"/>
           <w:u w:val="single"/>
         </w:rPr>
-        <w:hyperlink r:id="rId40" w:history="1">
+        <w:hyperlink r:id="rId41" w:history="1">
           <w:r>
             <w:rPr>
               <w:rStyle w:val="Hyperlink"/>
@@ -5101,7 +5003,7 @@
           <w:sz w:val="24"/>
           <w:u w:val="single"/>
         </w:rPr>
-        <w:hyperlink r:id="rId41" w:history="1">
+        <w:hyperlink r:id="rId42" w:history="1">
           <w:r>
             <w:rPr>
               <w:rStyle w:val="Hyperlink"/>
@@ -5169,7 +5071,7 @@
           <w:sz w:val="24"/>
           <w:u w:val="single"/>
         </w:rPr>
-        <w:hyperlink r:id="rId42" w:history="1">
+        <w:hyperlink r:id="rId43" w:history="1">
           <w:r>
             <w:rPr>
               <w:rStyle w:val="Hyperlink"/>
@@ -5197,7 +5099,7 @@
           <w:color w:val="000000"/>
           <w:sz w:val="24"/>
         </w:rPr>
-        <w:hyperlink r:id="rId42" w:history="1">
+        <w:hyperlink r:id="rId43" w:history="1">
           <w:r>
             <w:rPr>
               <w:rStyle w:val="Hyperlink"/>
@@ -5652,7 +5554,7 @@
           <w:color w:val="0000FF"/>
           <w:sz w:val="24"/>
         </w:rPr>
-        <w:hyperlink r:id="rId43" w:history="1">
+        <w:hyperlink r:id="rId44" w:history="1">
           <w:r>
             <w:rPr>
               <w:rStyle w:val="Hyperlink"/>
@@ -5669,7 +5571,7 @@
           <w:color w:val="0000FF"/>
           <w:sz w:val="24"/>
         </w:rPr>
-        <w:hyperlink r:id="rId43" w:history="1">
+        <w:hyperlink r:id="rId44" w:history="1">
           <w:r>
             <w:rPr>
               <w:rStyle w:val="Hyperlink"/>
@@ -5686,7 +5588,7 @@
           <w:color w:val="0000FF"/>
           <w:sz w:val="24"/>
         </w:rPr>
-        <w:hyperlink r:id="rId43" w:history="1">
+        <w:hyperlink r:id="rId44" w:history="1">
           <w:r>
             <w:rPr>
               <w:rStyle w:val="Hyperlink"/>
@@ -5797,7 +5699,7 @@
           <w:sz w:val="24"/>
           <w:u w:val="single"/>
         </w:rPr>
-        <w:hyperlink r:id="rId44" w:history="1">
+        <w:hyperlink r:id="rId45" w:history="1">
           <w:r>
             <w:rPr>
               <w:rStyle w:val="Hyperlink"/>
@@ -5815,7 +5717,7 @@
           <w:sz w:val="24"/>
           <w:u w:val="single"/>
         </w:rPr>
-        <w:hyperlink r:id="rId44" w:history="1">
+        <w:hyperlink r:id="rId45" w:history="1">
           <w:r>
             <w:rPr>
               <w:rStyle w:val="Hyperlink"/>
@@ -5944,7 +5846,7 @@
           <w:color w:val="0000FF"/>
           <w:sz w:val="24"/>
         </w:rPr>
-        <w:hyperlink r:id="rId45" w:history="1">
+        <w:hyperlink r:id="rId46" w:history="1">
           <w:r>
             <w:rPr>
               <w:rStyle w:val="Hyperlink"/>
@@ -5961,7 +5863,7 @@
           <w:color w:val="0000FF"/>
           <w:sz w:val="24"/>
         </w:rPr>
-        <w:hyperlink r:id="rId45" w:history="1">
+        <w:hyperlink r:id="rId46" w:history="1">
           <w:r>
             <w:rPr>
               <w:rStyle w:val="Hyperlink"/>
@@ -6068,7 +5970,7 @@
           <w:sz w:val="24"/>
           <w:u w:val="single"/>
         </w:rPr>
-        <w:hyperlink r:id="rId46" w:history="1">
+        <w:hyperlink r:id="rId47" w:history="1">
           <w:r>
             <w:rPr>
               <w:rStyle w:val="Hyperlink"/>
@@ -6086,7 +5988,7 @@
           <w:sz w:val="24"/>
           <w:u w:val="single"/>
         </w:rPr>
-        <w:hyperlink r:id="rId46" w:history="1">
+        <w:hyperlink r:id="rId47" w:history="1">
           <w:r>
             <w:rPr>
               <w:rStyle w:val="Hyperlink"/>
@@ -6104,7 +6006,7 @@
           <w:sz w:val="24"/>
           <w:u w:val="single"/>
         </w:rPr>
-        <w:hyperlink r:id="rId46" w:history="1">
+        <w:hyperlink r:id="rId47" w:history="1">
           <w:r>
             <w:rPr>
               <w:rStyle w:val="Hyperlink"/>
@@ -6122,7 +6024,7 @@
           <w:sz w:val="24"/>
           <w:u w:val="single"/>
         </w:rPr>
-        <w:hyperlink r:id="rId46" w:history="1">
+        <w:hyperlink r:id="rId47" w:history="1">
           <w:r>
             <w:rPr>
               <w:rStyle w:val="Hyperlink"/>
@@ -6198,7 +6100,7 @@
           <w:sz w:val="24"/>
           <w:u w:val="single"/>
         </w:rPr>
-        <w:hyperlink r:id="rId47" w:history="1">
+        <w:hyperlink r:id="rId48" w:history="1">
           <w:r>
             <w:rPr>
               <w:rStyle w:val="Hyperlink"/>
@@ -6216,7 +6118,7 @@
           <w:sz w:val="24"/>
           <w:u w:val="single"/>
         </w:rPr>
-        <w:hyperlink r:id="rId47" w:history="1">
+        <w:hyperlink r:id="rId48" w:history="1">
           <w:r>
             <w:rPr>
               <w:rStyle w:val="Hyperlink"/>
@@ -6234,7 +6136,7 @@
           <w:sz w:val="24"/>
           <w:u w:val="single"/>
         </w:rPr>
-        <w:hyperlink r:id="rId47" w:history="1">
+        <w:hyperlink r:id="rId48" w:history="1">
           <w:r>
             <w:rPr>
               <w:rStyle w:val="Hyperlink"/>
@@ -6252,7 +6154,7 @@
           <w:sz w:val="24"/>
           <w:u w:val="single"/>
         </w:rPr>
-        <w:hyperlink r:id="rId47" w:history="1">
+        <w:hyperlink r:id="rId48" w:history="1">
           <w:r>
             <w:rPr>
               <w:rStyle w:val="Hyperlink"/>
@@ -6328,7 +6230,7 @@
           <w:sz w:val="24"/>
           <w:u w:val="single"/>
         </w:rPr>
-        <w:hyperlink r:id="rId48" w:history="1">
+        <w:hyperlink r:id="rId49" w:history="1">
           <w:r>
             <w:rPr>
               <w:rStyle w:val="Hyperlink"/>
@@ -6346,7 +6248,7 @@
           <w:sz w:val="24"/>
           <w:u w:val="single"/>
         </w:rPr>
-        <w:hyperlink r:id="rId48" w:history="1">
+        <w:hyperlink r:id="rId49" w:history="1">
           <w:r>
             <w:rPr>
               <w:rStyle w:val="Hyperlink"/>
@@ -6364,7 +6266,7 @@
           <w:sz w:val="24"/>
           <w:u w:val="single"/>
         </w:rPr>
-        <w:hyperlink r:id="rId48" w:history="1">
+        <w:hyperlink r:id="rId49" w:history="1">
           <w:r>
             <w:rPr>
               <w:rStyle w:val="Hyperlink"/>
@@ -6382,7 +6284,7 @@
           <w:sz w:val="24"/>
           <w:u w:val="single"/>
         </w:rPr>
-        <w:hyperlink r:id="rId48" w:history="1">
+        <w:hyperlink r:id="rId49" w:history="1">
           <w:r>
             <w:rPr>
               <w:rStyle w:val="Hyperlink"/>
@@ -6481,7 +6383,7 @@
           <w:sz w:val="24"/>
           <w:u w:val="single"/>
         </w:rPr>
-        <w:hyperlink r:id="rId49" w:history="1">
+        <w:hyperlink r:id="rId50" w:history="1">
           <w:r>
             <w:rPr>
               <w:rStyle w:val="Hyperlink"/>
@@ -6499,7 +6401,7 @@
           <w:sz w:val="24"/>
           <w:u w:val="single"/>
         </w:rPr>
-        <w:hyperlink r:id="rId49" w:history="1">
+        <w:hyperlink r:id="rId50" w:history="1">
           <w:r>
             <w:rPr>
               <w:rStyle w:val="Hyperlink"/>
@@ -6517,7 +6419,7 @@
           <w:sz w:val="24"/>
           <w:u w:val="single"/>
         </w:rPr>
-        <w:hyperlink r:id="rId49" w:history="1">
+        <w:hyperlink r:id="rId50" w:history="1">
           <w:r>
             <w:rPr>
               <w:rStyle w:val="Hyperlink"/>
@@ -6535,7 +6437,7 @@
           <w:sz w:val="24"/>
           <w:u w:val="single"/>
         </w:rPr>
-        <w:hyperlink r:id="rId49" w:history="1">
+        <w:hyperlink r:id="rId50" w:history="1">
           <w:r>
             <w:rPr>
               <w:rStyle w:val="Hyperlink"/>
@@ -6553,7 +6455,7 @@
           <w:sz w:val="24"/>
           <w:u w:val="single"/>
         </w:rPr>
-        <w:hyperlink r:id="rId49" w:history="1">
+        <w:hyperlink r:id="rId50" w:history="1">
           <w:r>
             <w:rPr>
               <w:rStyle w:val="Hyperlink"/>
@@ -6639,7 +6541,7 @@
           <w:sz w:val="24"/>
           <w:u w:val="single"/>
         </w:rPr>
-        <w:hyperlink r:id="rId50" w:history="1">
+        <w:hyperlink r:id="rId51" w:history="1">
           <w:r>
             <w:rPr>
               <w:rStyle w:val="Hyperlink"/>
@@ -6657,7 +6559,7 @@
           <w:sz w:val="24"/>
           <w:u w:val="single"/>
         </w:rPr>
-        <w:hyperlink r:id="rId50" w:history="1">
+        <w:hyperlink r:id="rId51" w:history="1">
           <w:r>
             <w:rPr>
               <w:rStyle w:val="Hyperlink"/>
@@ -6675,7 +6577,7 @@
           <w:sz w:val="24"/>
           <w:u w:val="single"/>
         </w:rPr>
-        <w:hyperlink r:id="rId50" w:history="1">
+        <w:hyperlink r:id="rId51" w:history="1">
           <w:r>
             <w:rPr>
               <w:rStyle w:val="Hyperlink"/>
@@ -6693,7 +6595,7 @@
           <w:sz w:val="24"/>
           <w:u w:val="single"/>
         </w:rPr>
-        <w:hyperlink r:id="rId50" w:history="1">
+        <w:hyperlink r:id="rId51" w:history="1">
           <w:r>
             <w:rPr>
               <w:rStyle w:val="Hyperlink"/>
@@ -6779,7 +6681,7 @@
           <w:sz w:val="24"/>
           <w:u w:val="single"/>
         </w:rPr>
-        <w:hyperlink r:id="rId51" w:history="1">
+        <w:hyperlink r:id="rId52" w:history="1">
           <w:r>
             <w:rPr>
               <w:rStyle w:val="Hyperlink"/>
@@ -6797,7 +6699,7 @@
           <w:sz w:val="24"/>
           <w:u w:val="single"/>
         </w:rPr>
-        <w:hyperlink r:id="rId51" w:history="1">
+        <w:hyperlink r:id="rId52" w:history="1">
           <w:r>
             <w:rPr>
               <w:rStyle w:val="Hyperlink"/>
@@ -6815,7 +6717,7 @@
           <w:sz w:val="24"/>
           <w:u w:val="single"/>
         </w:rPr>
-        <w:hyperlink r:id="rId51" w:history="1">
+        <w:hyperlink r:id="rId52" w:history="1">
           <w:r>
             <w:rPr>
               <w:rStyle w:val="Hyperlink"/>
@@ -6833,7 +6735,7 @@
           <w:sz w:val="24"/>
           <w:u w:val="single"/>
         </w:rPr>
-        <w:hyperlink r:id="rId51" w:history="1">
+        <w:hyperlink r:id="rId52" w:history="1">
           <w:r>
             <w:rPr>
               <w:rStyle w:val="Hyperlink"/>
@@ -6851,7 +6753,7 @@
           <w:sz w:val="24"/>
           <w:u w:val="single"/>
         </w:rPr>
-        <w:hyperlink r:id="rId51" w:history="1">
+        <w:hyperlink r:id="rId52" w:history="1">
           <w:r>
             <w:rPr>
               <w:rStyle w:val="Hyperlink"/>
@@ -6869,7 +6771,7 @@
           <w:sz w:val="24"/>
           <w:u w:val="single"/>
         </w:rPr>
-        <w:hyperlink r:id="rId51" w:history="1">
+        <w:hyperlink r:id="rId52" w:history="1">
           <w:r>
             <w:rPr>
               <w:rStyle w:val="Hyperlink"/>
@@ -6887,7 +6789,7 @@
           <w:sz w:val="24"/>
           <w:u w:val="single"/>
         </w:rPr>
-        <w:hyperlink r:id="rId51" w:history="1">
+        <w:hyperlink r:id="rId52" w:history="1">
           <w:r>
             <w:rPr>
               <w:rStyle w:val="Hyperlink"/>
@@ -7009,7 +6911,7 @@
           <w:sz w:val="24"/>
           <w:u w:val="single"/>
         </w:rPr>
-        <w:hyperlink r:id="rId52" w:history="1">
+        <w:hyperlink r:id="rId53" w:history="1">
           <w:r>
             <w:rPr>
               <w:rStyle w:val="Hyperlink"/>
@@ -7027,7 +6929,7 @@
           <w:sz w:val="24"/>
           <w:u w:val="single"/>
         </w:rPr>
-        <w:hyperlink r:id="rId52" w:history="1">
+        <w:hyperlink r:id="rId53" w:history="1">
           <w:r>
             <w:rPr>
               <w:rStyle w:val="Hyperlink"/>
@@ -7045,7 +6947,7 @@
           <w:sz w:val="24"/>
           <w:u w:val="single"/>
         </w:rPr>
-        <w:hyperlink r:id="rId52" w:history="1">
+        <w:hyperlink r:id="rId53" w:history="1">
           <w:r>
             <w:rPr>
               <w:rStyle w:val="Hyperlink"/>
@@ -7063,7 +6965,7 @@
           <w:sz w:val="24"/>
           <w:u w:val="single"/>
         </w:rPr>
-        <w:hyperlink r:id="rId52" w:history="1">
+        <w:hyperlink r:id="rId53" w:history="1">
           <w:r>
             <w:rPr>
               <w:rStyle w:val="Hyperlink"/>
@@ -7169,7 +7071,7 @@
           <w:sz w:val="24"/>
           <w:u w:val="single"/>
         </w:rPr>
-        <w:hyperlink r:id="rId53" w:history="1">
+        <w:hyperlink r:id="rId54" w:history="1">
           <w:r>
             <w:rPr>
               <w:rStyle w:val="Hyperlink"/>
@@ -7187,7 +7089,7 @@
           <w:sz w:val="24"/>
           <w:u w:val="single"/>
         </w:rPr>
-        <w:hyperlink r:id="rId53" w:history="1">
+        <w:hyperlink r:id="rId54" w:history="1">
           <w:r>
             <w:rPr>
               <w:rStyle w:val="Hyperlink"/>
@@ -7205,7 +7107,7 @@
           <w:sz w:val="24"/>
           <w:u w:val="single"/>
         </w:rPr>
-        <w:hyperlink r:id="rId53" w:history="1">
+        <w:hyperlink r:id="rId54" w:history="1">
           <w:r>
             <w:rPr>
               <w:rStyle w:val="Hyperlink"/>
@@ -7226,7 +7128,7 @@
           <w:sz w:val="24"/>
           <w:u w:val="single"/>
         </w:rPr>
-        <w:hyperlink r:id="rId53" w:history="1">
+        <w:hyperlink r:id="rId54" w:history="1">
           <w:r>
             <w:rPr>
               <w:rStyle w:val="Hyperlink"/>
@@ -7244,7 +7146,7 @@
           <w:sz w:val="24"/>
           <w:u w:val="single"/>
         </w:rPr>
-        <w:hyperlink r:id="rId53" w:history="1">
+        <w:hyperlink r:id="rId54" w:history="1">
           <w:r>
             <w:rPr>
               <w:rStyle w:val="Hyperlink"/>
@@ -7262,7 +7164,7 @@
           <w:sz w:val="24"/>
           <w:u w:val="single"/>
         </w:rPr>
-        <w:hyperlink r:id="rId53" w:history="1">
+        <w:hyperlink r:id="rId54" w:history="1">
           <w:r>
             <w:rPr>
               <w:rStyle w:val="Hyperlink"/>
@@ -7279,7 +7181,7 @@
           <w:color w:val="0000FF"/>
           <w:sz w:val="24"/>
         </w:rPr>
-        <w:hyperlink r:id="rId53" w:history="1">
+        <w:hyperlink r:id="rId54" w:history="1">
           <w:r>
             <w:rPr>
               <w:rStyle w:val="Hyperlink"/>
@@ -7326,7 +7228,7 @@
           <w:sz w:val="24"/>
           <w:u w:val="single"/>
         </w:rPr>
-        <w:hyperlink r:id="rId54" w:history="1">
+        <w:hyperlink r:id="rId55" w:history="1">
           <w:r>
             <w:rPr>
               <w:rStyle w:val="Hyperlink"/>

--- a/EXPORTS/DOCX/review/niveau2/Dutch/Suriname aanvullingen.docx
+++ b/EXPORTS/DOCX/review/niveau2/Dutch/Suriname aanvullingen.docx
@@ -1110,31 +1110,13 @@
       </w:r>
       <w:r>
         <w:rPr>
-          <w:u w:val="single" w:color="0000ff"/>
           <w:rFonts w:ascii="Charis SIL Italic" w:hAnsi="Charis SIL Italic" w:eastAsia="Charis SIL Italic"/>
           <w:b w:val="0"/>
           <w:i w:val="0"/>
           <w:color w:val="000000"/>
           <w:sz w:val="24"/>
         </w:rPr>
-        <w:hyperlink r:id="rId16" w:history="1">
-          <w:r>
-            <w:rPr>
-              <w:rStyle w:val="Hyperlink"/>
-            </w:rPr>
-            <w:t>achttiende e</w:t>
-          </w:r>
-        </w:hyperlink>
-      </w:r>
-      <w:r>
-        <w:rPr>
-          <w:rFonts w:ascii="Charis SIL Italic" w:hAnsi="Charis SIL Italic" w:eastAsia="Charis SIL Italic"/>
-          <w:b w:val="0"/>
-          <w:i w:val="0"/>
-          <w:color w:val="000000"/>
-          <w:sz w:val="24"/>
-        </w:rPr>
-        <w:t xml:space="preserve">euw, </w:t>
+        <w:t xml:space="preserve">achttiende eeuw, </w:t>
       </w:r>
       <w:r>
         <w:rPr>
@@ -3135,47 +3117,7 @@
           <w:color w:val="0000FF"/>
           <w:sz w:val="24"/>
         </w:rPr>
-        <w:t>Gift of Mis</w:t>
-      </w:r>
-      <w:r>
-        <w:rPr>
-          <w:rFonts w:ascii="Charis SIL Italic" w:hAnsi="Charis SIL Italic" w:eastAsia="Charis SIL Italic"/>
-          <w:b w:val="0"/>
-          <w:i w:val="0"/>
-          <w:color w:val="0000FF"/>
-          <w:sz w:val="24"/>
-          <w:u w:val="single"/>
-        </w:rPr>
-        <w:hyperlink r:id="rId26" w:history="1">
-          <w:r>
-            <w:rPr>
-              <w:rStyle w:val="Hyperlink"/>
-            </w:rPr>
-            <w:t>s</w:t>
-          </w:r>
-        </w:hyperlink>
-      </w:r>
-      <w:r>
-        <w:rPr>
-          <w:rFonts w:ascii="Charis SIL Italic" w:hAnsi="Charis SIL Italic" w:eastAsia="Charis SIL Italic"/>
-          <w:b w:val="0"/>
-          <w:i w:val="0"/>
-          <w:color w:val="0000FF"/>
-          <w:sz w:val="24"/>
-          <w:u w:val="single"/>
-        </w:rPr>
-        <w:t xml:space="preserve"> </w:t>
-      </w:r>
-      <w:r>
-        <w:rPr>
-          <w:rFonts w:ascii="Charis SIL Italic" w:hAnsi="Charis SIL Italic" w:eastAsia="Charis SIL Italic"/>
-          <w:b w:val="0"/>
-          <w:i w:val="0"/>
-          <w:color w:val="0000FF"/>
-          <w:sz w:val="24"/>
-          <w:u w:val="single"/>
-        </w:rPr>
-        <w:t>A</w:t>
+        <w:t>Gift of Miss A</w:t>
       </w:r>
       <w:r>
         <w:rPr>
@@ -3215,7 +3157,7 @@
           <w:sz w:val="24"/>
           <w:u w:val="single"/>
         </w:rPr>
-        <w:hyperlink r:id="rId27" w:history="1">
+        <w:hyperlink r:id="rId26" w:history="1">
           <w:r>
             <w:rPr>
               <w:rStyle w:val="Hyperlink"/>
@@ -3233,7 +3175,7 @@
           <w:sz w:val="24"/>
           <w:u w:val="single"/>
         </w:rPr>
-        <w:hyperlink r:id="rId27" w:history="1">
+        <w:hyperlink r:id="rId26" w:history="1">
           <w:r>
             <w:rPr>
               <w:rStyle w:val="Hyperlink"/>
@@ -3366,14 +3308,7 @@
           <w:color w:val="000000"/>
           <w:sz w:val="24"/>
         </w:rPr>
-        <w:hyperlink r:id="rId27" w:history="1">
-          <w:r>
-            <w:rPr>
-              <w:rStyle w:val="Hyperlink"/>
-            </w:rPr>
-            <w:t>th</w:t>
-          </w:r>
-        </w:hyperlink>
+        <w:t>th</w:t>
       </w:r>
       <w:r>
         <w:rPr>
@@ -3744,7 +3679,7 @@
             <w:rPr>
               <w:rStyle w:val="Hyperlink"/>
             </w:rPr>
-            <w:t>Jefferso</w:t>
+            <w:t>Jeffers</w:t>
           </w:r>
         </w:hyperlink>
       </w:r>
@@ -3755,36 +3690,13 @@
           <w:i w:val="0"/>
           <w:color w:val="0000FF"/>
           <w:sz w:val="24"/>
-          <w:u w:val="single"/>
-        </w:rPr>
-        <w:t>n</w:t>
-      </w:r>
-      <w:r>
-        <w:rPr>
-          <w:rFonts w:ascii="Charis SIL Italic" w:hAnsi="Charis SIL Italic" w:eastAsia="Charis SIL Italic"/>
-          <w:b w:val="0"/>
-          <w:i w:val="0"/>
-          <w:color w:val="0000FF"/>
-          <w:sz w:val="24"/>
-          <w:u w:val="single"/>
-        </w:rPr>
-        <w:t xml:space="preserve"> </w:t>
-      </w:r>
-      <w:r>
-        <w:rPr>
-          <w:rFonts w:ascii="Charis SIL Italic" w:hAnsi="Charis SIL Italic" w:eastAsia="Charis SIL Italic"/>
-          <w:b w:val="0"/>
-          <w:i w:val="0"/>
-          <w:color w:val="0000FF"/>
-          <w:sz w:val="24"/>
-          <w:u w:val="single"/>
         </w:rPr>
         <w:hyperlink r:id="rId30" w:history="1">
           <w:r>
             <w:rPr>
               <w:rStyle w:val="Hyperlink"/>
             </w:rPr>
-            <w:t>Collin</w:t>
+            <w:t>o</w:t>
           </w:r>
         </w:hyperlink>
       </w:r>
@@ -3796,7 +3708,36 @@
           <w:color w:val="0000FF"/>
           <w:sz w:val="24"/>
         </w:rPr>
-        <w:t>s</w:t>
+        <w:t>n</w:t>
+      </w:r>
+      <w:r>
+        <w:rPr>
+          <w:rFonts w:ascii="Charis SIL Italic" w:hAnsi="Charis SIL Italic" w:eastAsia="Charis SIL Italic"/>
+          <w:b w:val="0"/>
+          <w:i w:val="0"/>
+          <w:color w:val="0000FF"/>
+          <w:sz w:val="24"/>
+          <w:u w:val="single"/>
+        </w:rPr>
+        <w:t xml:space="preserve"> </w:t>
+      </w:r>
+      <w:r>
+        <w:rPr>
+          <w:rFonts w:ascii="Charis SIL Italic" w:hAnsi="Charis SIL Italic" w:eastAsia="Charis SIL Italic"/>
+          <w:b w:val="0"/>
+          <w:i w:val="0"/>
+          <w:color w:val="0000FF"/>
+          <w:sz w:val="24"/>
+          <w:u w:val="single"/>
+        </w:rPr>
+        <w:hyperlink r:id="rId30" w:history="1">
+          <w:r>
+            <w:rPr>
+              <w:rStyle w:val="Hyperlink"/>
+            </w:rPr>
+            <w:t>Collins</w:t>
+          </w:r>
+        </w:hyperlink>
       </w:r>
     </w:p>
     <w:p>
@@ -4438,7 +4379,7 @@
           <w:sz w:val="24"/>
           <w:u w:val="single"/>
         </w:rPr>
-        <w:hyperlink r:id="rId39" w:history="1">
+        <w:hyperlink r:id="rId38" w:history="1">
           <w:r>
             <w:rPr>
               <w:rStyle w:val="Hyperlink"/>
@@ -7199,7 +7140,7 @@
           <w:sz w:val="24"/>
           <w:u w:val="single"/>
         </w:rPr>
-        <w:hyperlink r:id="rId54" w:history="1">
+        <w:hyperlink r:id="rId55" w:history="1">
           <w:r>
             <w:rPr>
               <w:rStyle w:val="Hyperlink"/>

--- a/EXPORTS/DOCX/review/niveau2/Dutch/Suriname aanvullingen.docx
+++ b/EXPORTS/DOCX/review/niveau2/Dutch/Suriname aanvullingen.docx
@@ -1110,13 +1110,31 @@
       </w:r>
       <w:r>
         <w:rPr>
+          <w:u w:val="single" w:color="0000ff"/>
           <w:rFonts w:ascii="Charis SIL Italic" w:hAnsi="Charis SIL Italic" w:eastAsia="Charis SIL Italic"/>
           <w:b w:val="0"/>
           <w:i w:val="0"/>
           <w:color w:val="000000"/>
           <w:sz w:val="24"/>
         </w:rPr>
-        <w:t xml:space="preserve">achttiende eeuw, </w:t>
+        <w:hyperlink r:id="rId16" w:history="1">
+          <w:r>
+            <w:rPr>
+              <w:rStyle w:val="Hyperlink"/>
+            </w:rPr>
+            <w:t>achttiende e</w:t>
+          </w:r>
+        </w:hyperlink>
+      </w:r>
+      <w:r>
+        <w:rPr>
+          <w:rFonts w:ascii="Charis SIL Italic" w:hAnsi="Charis SIL Italic" w:eastAsia="Charis SIL Italic"/>
+          <w:b w:val="0"/>
+          <w:i w:val="0"/>
+          <w:color w:val="000000"/>
+          <w:sz w:val="24"/>
+        </w:rPr>
+        <w:t xml:space="preserve">euw, </w:t>
       </w:r>
       <w:r>
         <w:rPr>
@@ -3116,55 +3134,9 @@
           <w:i w:val="0"/>
           <w:color w:val="0000FF"/>
           <w:sz w:val="24"/>
-        </w:rPr>
-        <w:t>Gift of Miss A</w:t>
-      </w:r>
-      <w:r>
-        <w:rPr>
-          <w:rFonts w:ascii="Charis SIL Italic" w:hAnsi="Charis SIL Italic" w:eastAsia="Charis SIL Italic"/>
-          <w:b w:val="0"/>
-          <w:i w:val="0"/>
-          <w:color w:val="0000FF"/>
-          <w:sz w:val="24"/>
           <w:u w:val="single"/>
         </w:rPr>
-        <w:hyperlink r:id="rId26" w:history="1">
-          <w:r>
-            <w:rPr>
-              <w:rStyle w:val="Hyperlink"/>
-            </w:rPr>
-            <w:t>nna</w:t>
-          </w:r>
-        </w:hyperlink>
-      </w:r>
-      <w:r>
-        <w:rPr>
-          <w:rFonts w:ascii="Charis SIL Italic" w:hAnsi="Charis SIL Italic" w:eastAsia="Charis SIL Italic"/>
-          <w:b w:val="0"/>
-          <w:i w:val="0"/>
-          <w:color w:val="0000FF"/>
-          <w:sz w:val="24"/>
-          <w:u w:val="single"/>
-        </w:rPr>
-        <w:t xml:space="preserve"> </w:t>
-      </w:r>
-      <w:r>
-        <w:rPr>
-          <w:rFonts w:ascii="Charis SIL Italic" w:hAnsi="Charis SIL Italic" w:eastAsia="Charis SIL Italic"/>
-          <w:b w:val="0"/>
-          <w:i w:val="0"/>
-          <w:color w:val="0000FF"/>
-          <w:sz w:val="24"/>
-          <w:u w:val="single"/>
-        </w:rPr>
-        <w:hyperlink r:id="rId26" w:history="1">
-          <w:r>
-            <w:rPr>
-              <w:rStyle w:val="Hyperlink"/>
-            </w:rPr>
-            <w:t>Wa</w:t>
-          </w:r>
-        </w:hyperlink>
+        <w:t>Gift of Miss Anna Wa</w:t>
       </w:r>
       <w:r>
         <w:rPr>
@@ -3204,7 +3176,7 @@
           <w:sz w:val="24"/>
           <w:u w:val="single"/>
         </w:rPr>
-        <w:hyperlink r:id="rId27" w:history="1">
+        <w:hyperlink r:id="rId26" w:history="1">
           <w:r>
             <w:rPr>
               <w:rStyle w:val="Hyperlink"/>
@@ -3707,6 +3679,7 @@
           <w:i w:val="0"/>
           <w:color w:val="0000FF"/>
           <w:sz w:val="24"/>
+          <w:u w:val="single"/>
         </w:rPr>
         <w:t>n</w:t>
       </w:r>
@@ -4428,7 +4401,7 @@
           <w:sz w:val="24"/>
           <w:u w:val="single"/>
         </w:rPr>
-        <w:hyperlink r:id="rId40" w:history="1">
+        <w:hyperlink r:id="rId39" w:history="1">
           <w:r>
             <w:rPr>
               <w:rStyle w:val="Hyperlink"/>
@@ -4496,7 +4469,7 @@
           <w:sz w:val="24"/>
           <w:u w:val="single"/>
         </w:rPr>
-        <w:hyperlink r:id="rId41" w:history="1">
+        <w:hyperlink r:id="rId40" w:history="1">
           <w:r>
             <w:rPr>
               <w:rStyle w:val="Hyperlink"/>
@@ -4525,7 +4498,7 @@
           <w:sz w:val="24"/>
           <w:u w:val="single"/>
         </w:rPr>
-        <w:hyperlink r:id="rId41" w:history="1">
+        <w:hyperlink r:id="rId40" w:history="1">
           <w:r>
             <w:rPr>
               <w:rStyle w:val="Hyperlink"/>
@@ -4554,7 +4527,7 @@
           <w:sz w:val="24"/>
           <w:u w:val="single"/>
         </w:rPr>
-        <w:hyperlink r:id="rId41" w:history="1">
+        <w:hyperlink r:id="rId40" w:history="1">
           <w:r>
             <w:rPr>
               <w:rStyle w:val="Hyperlink"/>
@@ -4944,7 +4917,7 @@
           <w:sz w:val="24"/>
           <w:u w:val="single"/>
         </w:rPr>
-        <w:hyperlink r:id="rId42" w:history="1">
+        <w:hyperlink r:id="rId41" w:history="1">
           <w:r>
             <w:rPr>
               <w:rStyle w:val="Hyperlink"/>
@@ -5012,7 +4985,7 @@
           <w:sz w:val="24"/>
           <w:u w:val="single"/>
         </w:rPr>
-        <w:hyperlink r:id="rId43" w:history="1">
+        <w:hyperlink r:id="rId42" w:history="1">
           <w:r>
             <w:rPr>
               <w:rStyle w:val="Hyperlink"/>
@@ -5040,7 +5013,7 @@
           <w:color w:val="000000"/>
           <w:sz w:val="24"/>
         </w:rPr>
-        <w:hyperlink r:id="rId43" w:history="1">
+        <w:hyperlink r:id="rId42" w:history="1">
           <w:r>
             <w:rPr>
               <w:rStyle w:val="Hyperlink"/>
@@ -5495,7 +5468,7 @@
           <w:color w:val="0000FF"/>
           <w:sz w:val="24"/>
         </w:rPr>
-        <w:hyperlink r:id="rId44" w:history="1">
+        <w:hyperlink r:id="rId43" w:history="1">
           <w:r>
             <w:rPr>
               <w:rStyle w:val="Hyperlink"/>
@@ -5512,7 +5485,7 @@
           <w:color w:val="0000FF"/>
           <w:sz w:val="24"/>
         </w:rPr>
-        <w:hyperlink r:id="rId44" w:history="1">
+        <w:hyperlink r:id="rId43" w:history="1">
           <w:r>
             <w:rPr>
               <w:rStyle w:val="Hyperlink"/>
@@ -5529,7 +5502,7 @@
           <w:color w:val="0000FF"/>
           <w:sz w:val="24"/>
         </w:rPr>
-        <w:hyperlink r:id="rId44" w:history="1">
+        <w:hyperlink r:id="rId43" w:history="1">
           <w:r>
             <w:rPr>
               <w:rStyle w:val="Hyperlink"/>
@@ -5640,7 +5613,7 @@
           <w:sz w:val="24"/>
           <w:u w:val="single"/>
         </w:rPr>
-        <w:hyperlink r:id="rId45" w:history="1">
+        <w:hyperlink r:id="rId44" w:history="1">
           <w:r>
             <w:rPr>
               <w:rStyle w:val="Hyperlink"/>
@@ -5658,7 +5631,7 @@
           <w:sz w:val="24"/>
           <w:u w:val="single"/>
         </w:rPr>
-        <w:hyperlink r:id="rId45" w:history="1">
+        <w:hyperlink r:id="rId44" w:history="1">
           <w:r>
             <w:rPr>
               <w:rStyle w:val="Hyperlink"/>
@@ -5787,7 +5760,7 @@
           <w:color w:val="0000FF"/>
           <w:sz w:val="24"/>
         </w:rPr>
-        <w:hyperlink r:id="rId46" w:history="1">
+        <w:hyperlink r:id="rId45" w:history="1">
           <w:r>
             <w:rPr>
               <w:rStyle w:val="Hyperlink"/>
@@ -5804,7 +5777,7 @@
           <w:color w:val="0000FF"/>
           <w:sz w:val="24"/>
         </w:rPr>
-        <w:hyperlink r:id="rId46" w:history="1">
+        <w:hyperlink r:id="rId45" w:history="1">
           <w:r>
             <w:rPr>
               <w:rStyle w:val="Hyperlink"/>
@@ -5911,7 +5884,7 @@
           <w:sz w:val="24"/>
           <w:u w:val="single"/>
         </w:rPr>
-        <w:hyperlink r:id="rId47" w:history="1">
+        <w:hyperlink r:id="rId46" w:history="1">
           <w:r>
             <w:rPr>
               <w:rStyle w:val="Hyperlink"/>
@@ -5929,7 +5902,7 @@
           <w:sz w:val="24"/>
           <w:u w:val="single"/>
         </w:rPr>
-        <w:hyperlink r:id="rId47" w:history="1">
+        <w:hyperlink r:id="rId46" w:history="1">
           <w:r>
             <w:rPr>
               <w:rStyle w:val="Hyperlink"/>
@@ -5947,7 +5920,7 @@
           <w:sz w:val="24"/>
           <w:u w:val="single"/>
         </w:rPr>
-        <w:hyperlink r:id="rId47" w:history="1">
+        <w:hyperlink r:id="rId46" w:history="1">
           <w:r>
             <w:rPr>
               <w:rStyle w:val="Hyperlink"/>
@@ -5965,7 +5938,7 @@
           <w:sz w:val="24"/>
           <w:u w:val="single"/>
         </w:rPr>
-        <w:hyperlink r:id="rId47" w:history="1">
+        <w:hyperlink r:id="rId46" w:history="1">
           <w:r>
             <w:rPr>
               <w:rStyle w:val="Hyperlink"/>
@@ -6041,7 +6014,7 @@
           <w:sz w:val="24"/>
           <w:u w:val="single"/>
         </w:rPr>
-        <w:hyperlink r:id="rId48" w:history="1">
+        <w:hyperlink r:id="rId47" w:history="1">
           <w:r>
             <w:rPr>
               <w:rStyle w:val="Hyperlink"/>
@@ -6059,7 +6032,7 @@
           <w:sz w:val="24"/>
           <w:u w:val="single"/>
         </w:rPr>
-        <w:hyperlink r:id="rId48" w:history="1">
+        <w:hyperlink r:id="rId47" w:history="1">
           <w:r>
             <w:rPr>
               <w:rStyle w:val="Hyperlink"/>
@@ -6077,7 +6050,7 @@
           <w:sz w:val="24"/>
           <w:u w:val="single"/>
         </w:rPr>
-        <w:hyperlink r:id="rId48" w:history="1">
+        <w:hyperlink r:id="rId47" w:history="1">
           <w:r>
             <w:rPr>
               <w:rStyle w:val="Hyperlink"/>
@@ -6095,7 +6068,7 @@
           <w:sz w:val="24"/>
           <w:u w:val="single"/>
         </w:rPr>
-        <w:hyperlink r:id="rId48" w:history="1">
+        <w:hyperlink r:id="rId47" w:history="1">
           <w:r>
             <w:rPr>
               <w:rStyle w:val="Hyperlink"/>
@@ -6171,7 +6144,7 @@
           <w:sz w:val="24"/>
           <w:u w:val="single"/>
         </w:rPr>
-        <w:hyperlink r:id="rId49" w:history="1">
+        <w:hyperlink r:id="rId48" w:history="1">
           <w:r>
             <w:rPr>
               <w:rStyle w:val="Hyperlink"/>
@@ -6189,7 +6162,7 @@
           <w:sz w:val="24"/>
           <w:u w:val="single"/>
         </w:rPr>
-        <w:hyperlink r:id="rId49" w:history="1">
+        <w:hyperlink r:id="rId48" w:history="1">
           <w:r>
             <w:rPr>
               <w:rStyle w:val="Hyperlink"/>
@@ -6207,7 +6180,7 @@
           <w:sz w:val="24"/>
           <w:u w:val="single"/>
         </w:rPr>
-        <w:hyperlink r:id="rId49" w:history="1">
+        <w:hyperlink r:id="rId48" w:history="1">
           <w:r>
             <w:rPr>
               <w:rStyle w:val="Hyperlink"/>
@@ -6225,7 +6198,7 @@
           <w:sz w:val="24"/>
           <w:u w:val="single"/>
         </w:rPr>
-        <w:hyperlink r:id="rId49" w:history="1">
+        <w:hyperlink r:id="rId48" w:history="1">
           <w:r>
             <w:rPr>
               <w:rStyle w:val="Hyperlink"/>
@@ -6324,7 +6297,7 @@
           <w:sz w:val="24"/>
           <w:u w:val="single"/>
         </w:rPr>
-        <w:hyperlink r:id="rId50" w:history="1">
+        <w:hyperlink r:id="rId49" w:history="1">
           <w:r>
             <w:rPr>
               <w:rStyle w:val="Hyperlink"/>
@@ -6342,7 +6315,7 @@
           <w:sz w:val="24"/>
           <w:u w:val="single"/>
         </w:rPr>
-        <w:hyperlink r:id="rId50" w:history="1">
+        <w:hyperlink r:id="rId49" w:history="1">
           <w:r>
             <w:rPr>
               <w:rStyle w:val="Hyperlink"/>
@@ -6360,7 +6333,7 @@
           <w:sz w:val="24"/>
           <w:u w:val="single"/>
         </w:rPr>
-        <w:hyperlink r:id="rId50" w:history="1">
+        <w:hyperlink r:id="rId49" w:history="1">
           <w:r>
             <w:rPr>
               <w:rStyle w:val="Hyperlink"/>
@@ -6378,7 +6351,7 @@
           <w:sz w:val="24"/>
           <w:u w:val="single"/>
         </w:rPr>
-        <w:hyperlink r:id="rId50" w:history="1">
+        <w:hyperlink r:id="rId49" w:history="1">
           <w:r>
             <w:rPr>
               <w:rStyle w:val="Hyperlink"/>
@@ -6396,7 +6369,7 @@
           <w:sz w:val="24"/>
           <w:u w:val="single"/>
         </w:rPr>
-        <w:hyperlink r:id="rId50" w:history="1">
+        <w:hyperlink r:id="rId49" w:history="1">
           <w:r>
             <w:rPr>
               <w:rStyle w:val="Hyperlink"/>
@@ -6482,7 +6455,7 @@
           <w:sz w:val="24"/>
           <w:u w:val="single"/>
         </w:rPr>
-        <w:hyperlink r:id="rId51" w:history="1">
+        <w:hyperlink r:id="rId50" w:history="1">
           <w:r>
             <w:rPr>
               <w:rStyle w:val="Hyperlink"/>
@@ -6500,7 +6473,7 @@
           <w:sz w:val="24"/>
           <w:u w:val="single"/>
         </w:rPr>
-        <w:hyperlink r:id="rId51" w:history="1">
+        <w:hyperlink r:id="rId50" w:history="1">
           <w:r>
             <w:rPr>
               <w:rStyle w:val="Hyperlink"/>
@@ -6518,7 +6491,7 @@
           <w:sz w:val="24"/>
           <w:u w:val="single"/>
         </w:rPr>
-        <w:hyperlink r:id="rId51" w:history="1">
+        <w:hyperlink r:id="rId50" w:history="1">
           <w:r>
             <w:rPr>
               <w:rStyle w:val="Hyperlink"/>
@@ -6536,7 +6509,7 @@
           <w:sz w:val="24"/>
           <w:u w:val="single"/>
         </w:rPr>
-        <w:hyperlink r:id="rId51" w:history="1">
+        <w:hyperlink r:id="rId50" w:history="1">
           <w:r>
             <w:rPr>
               <w:rStyle w:val="Hyperlink"/>
@@ -6622,7 +6595,7 @@
           <w:sz w:val="24"/>
           <w:u w:val="single"/>
         </w:rPr>
-        <w:hyperlink r:id="rId52" w:history="1">
+        <w:hyperlink r:id="rId51" w:history="1">
           <w:r>
             <w:rPr>
               <w:rStyle w:val="Hyperlink"/>
@@ -6640,7 +6613,7 @@
           <w:sz w:val="24"/>
           <w:u w:val="single"/>
         </w:rPr>
-        <w:hyperlink r:id="rId52" w:history="1">
+        <w:hyperlink r:id="rId51" w:history="1">
           <w:r>
             <w:rPr>
               <w:rStyle w:val="Hyperlink"/>
@@ -6658,7 +6631,7 @@
           <w:sz w:val="24"/>
           <w:u w:val="single"/>
         </w:rPr>
-        <w:hyperlink r:id="rId52" w:history="1">
+        <w:hyperlink r:id="rId51" w:history="1">
           <w:r>
             <w:rPr>
               <w:rStyle w:val="Hyperlink"/>
@@ -6676,7 +6649,7 @@
           <w:sz w:val="24"/>
           <w:u w:val="single"/>
         </w:rPr>
-        <w:hyperlink r:id="rId52" w:history="1">
+        <w:hyperlink r:id="rId51" w:history="1">
           <w:r>
             <w:rPr>
               <w:rStyle w:val="Hyperlink"/>
@@ -6694,7 +6667,7 @@
           <w:sz w:val="24"/>
           <w:u w:val="single"/>
         </w:rPr>
-        <w:hyperlink r:id="rId52" w:history="1">
+        <w:hyperlink r:id="rId51" w:history="1">
           <w:r>
             <w:rPr>
               <w:rStyle w:val="Hyperlink"/>
@@ -6712,7 +6685,7 @@
           <w:sz w:val="24"/>
           <w:u w:val="single"/>
         </w:rPr>
-        <w:hyperlink r:id="rId52" w:history="1">
+        <w:hyperlink r:id="rId51" w:history="1">
           <w:r>
             <w:rPr>
               <w:rStyle w:val="Hyperlink"/>
@@ -6730,7 +6703,7 @@
           <w:sz w:val="24"/>
           <w:u w:val="single"/>
         </w:rPr>
-        <w:hyperlink r:id="rId52" w:history="1">
+        <w:hyperlink r:id="rId51" w:history="1">
           <w:r>
             <w:rPr>
               <w:rStyle w:val="Hyperlink"/>
@@ -6852,7 +6825,7 @@
           <w:sz w:val="24"/>
           <w:u w:val="single"/>
         </w:rPr>
-        <w:hyperlink r:id="rId53" w:history="1">
+        <w:hyperlink r:id="rId52" w:history="1">
           <w:r>
             <w:rPr>
               <w:rStyle w:val="Hyperlink"/>
@@ -6870,7 +6843,7 @@
           <w:sz w:val="24"/>
           <w:u w:val="single"/>
         </w:rPr>
-        <w:hyperlink r:id="rId53" w:history="1">
+        <w:hyperlink r:id="rId52" w:history="1">
           <w:r>
             <w:rPr>
               <w:rStyle w:val="Hyperlink"/>
@@ -6888,7 +6861,7 @@
           <w:sz w:val="24"/>
           <w:u w:val="single"/>
         </w:rPr>
-        <w:hyperlink r:id="rId53" w:history="1">
+        <w:hyperlink r:id="rId52" w:history="1">
           <w:r>
             <w:rPr>
               <w:rStyle w:val="Hyperlink"/>
@@ -6906,7 +6879,7 @@
           <w:sz w:val="24"/>
           <w:u w:val="single"/>
         </w:rPr>
-        <w:hyperlink r:id="rId53" w:history="1">
+        <w:hyperlink r:id="rId52" w:history="1">
           <w:r>
             <w:rPr>
               <w:rStyle w:val="Hyperlink"/>
@@ -7012,7 +6985,7 @@
           <w:sz w:val="24"/>
           <w:u w:val="single"/>
         </w:rPr>
-        <w:hyperlink r:id="rId54" w:history="1">
+        <w:hyperlink r:id="rId53" w:history="1">
           <w:r>
             <w:rPr>
               <w:rStyle w:val="Hyperlink"/>
@@ -7030,7 +7003,7 @@
           <w:sz w:val="24"/>
           <w:u w:val="single"/>
         </w:rPr>
-        <w:hyperlink r:id="rId54" w:history="1">
+        <w:hyperlink r:id="rId53" w:history="1">
           <w:r>
             <w:rPr>
               <w:rStyle w:val="Hyperlink"/>
@@ -7048,7 +7021,7 @@
           <w:sz w:val="24"/>
           <w:u w:val="single"/>
         </w:rPr>
-        <w:hyperlink r:id="rId54" w:history="1">
+        <w:hyperlink r:id="rId53" w:history="1">
           <w:r>
             <w:rPr>
               <w:rStyle w:val="Hyperlink"/>
@@ -7069,7 +7042,7 @@
           <w:sz w:val="24"/>
           <w:u w:val="single"/>
         </w:rPr>
-        <w:hyperlink r:id="rId54" w:history="1">
+        <w:hyperlink r:id="rId53" w:history="1">
           <w:r>
             <w:rPr>
               <w:rStyle w:val="Hyperlink"/>
@@ -7087,7 +7060,7 @@
           <w:sz w:val="24"/>
           <w:u w:val="single"/>
         </w:rPr>
-        <w:hyperlink r:id="rId54" w:history="1">
+        <w:hyperlink r:id="rId53" w:history="1">
           <w:r>
             <w:rPr>
               <w:rStyle w:val="Hyperlink"/>
@@ -7105,7 +7078,7 @@
           <w:sz w:val="24"/>
           <w:u w:val="single"/>
         </w:rPr>
-        <w:hyperlink r:id="rId54" w:history="1">
+        <w:hyperlink r:id="rId53" w:history="1">
           <w:r>
             <w:rPr>
               <w:rStyle w:val="Hyperlink"/>
@@ -7122,7 +7095,7 @@
           <w:color w:val="0000FF"/>
           <w:sz w:val="24"/>
         </w:rPr>
-        <w:hyperlink r:id="rId54" w:history="1">
+        <w:hyperlink r:id="rId53" w:history="1">
           <w:r>
             <w:rPr>
               <w:rStyle w:val="Hyperlink"/>
@@ -7140,7 +7113,7 @@
           <w:sz w:val="24"/>
           <w:u w:val="single"/>
         </w:rPr>
-        <w:hyperlink r:id="rId55" w:history="1">
+        <w:hyperlink r:id="rId54" w:history="1">
           <w:r>
             <w:rPr>
               <w:rStyle w:val="Hyperlink"/>
@@ -7169,7 +7142,7 @@
           <w:sz w:val="24"/>
           <w:u w:val="single"/>
         </w:rPr>
-        <w:hyperlink r:id="rId55" w:history="1">
+        <w:hyperlink r:id="rId53" w:history="1">
           <w:r>
             <w:rPr>
               <w:rStyle w:val="Hyperlink"/>

--- a/EXPORTS/DOCX/review/niveau2/Dutch/Suriname aanvullingen.docx
+++ b/EXPORTS/DOCX/review/niveau2/Dutch/Suriname aanvullingen.docx
@@ -2231,34 +2231,7 @@
           <w:color w:val="000000"/>
           <w:sz w:val="24"/>
         </w:rPr>
-        <w:t>state={"ma</w:t>
-      </w:r>
-      <w:r>
-        <w:rPr>
-          <w:rFonts w:ascii="Charis SIL Italic" w:hAnsi="Charis SIL Italic" w:eastAsia="Charis SIL Italic"/>
-          <w:b w:val="0"/>
-          <w:i w:val="0"/>
-          <w:color w:val="000000"/>
-          <w:sz w:val="24"/>
-        </w:rPr>
-        <w:hyperlink r:id="rId23" w:history="1">
-          <w:r>
-            <w:rPr>
-              <w:rStyle w:val="Hyperlink"/>
-            </w:rPr>
-            <w:t>tchAll</w:t>
-          </w:r>
-        </w:hyperlink>
-      </w:r>
-      <w:r>
-        <w:rPr>
-          <w:rFonts w:ascii="Charis SIL Italic" w:hAnsi="Charis SIL Italic" w:eastAsia="Charis SIL Italic"/>
-          <w:b w:val="0"/>
-          <w:i w:val="0"/>
-          <w:color w:val="000000"/>
-          <w:sz w:val="24"/>
-        </w:rPr>
-        <w:t>C</w:t>
+        <w:t>state={"matchAllC</w:t>
       </w:r>
       <w:r>
         <w:rPr>
@@ -3134,9 +3107,101 @@
           <w:i w:val="0"/>
           <w:color w:val="0000FF"/>
           <w:sz w:val="24"/>
+        </w:rPr>
+        <w:t>Gift of M</w:t>
+      </w:r>
+      <w:r>
+        <w:rPr>
+          <w:rFonts w:ascii="Charis SIL Italic" w:hAnsi="Charis SIL Italic" w:eastAsia="Charis SIL Italic"/>
+          <w:b w:val="0"/>
+          <w:i w:val="0"/>
+          <w:color w:val="0000FF"/>
+          <w:sz w:val="24"/>
           <w:u w:val="single"/>
         </w:rPr>
-        <w:t>Gift of Miss Anna Wa</w:t>
+        <w:hyperlink r:id="rId26" w:history="1">
+          <w:r>
+            <w:rPr>
+              <w:rStyle w:val="Hyperlink"/>
+            </w:rPr>
+            <w:t>is</w:t>
+          </w:r>
+        </w:hyperlink>
+      </w:r>
+      <w:r>
+        <w:rPr>
+          <w:rFonts w:ascii="Charis SIL Italic" w:hAnsi="Charis SIL Italic" w:eastAsia="Charis SIL Italic"/>
+          <w:b w:val="0"/>
+          <w:i w:val="0"/>
+          <w:color w:val="0000FF"/>
+          <w:sz w:val="24"/>
+          <w:u w:val="single"/>
+        </w:rPr>
+        <w:hyperlink r:id="rId26" w:history="1">
+          <w:r>
+            <w:rPr>
+              <w:rStyle w:val="Hyperlink"/>
+            </w:rPr>
+            <w:t>s</w:t>
+          </w:r>
+        </w:hyperlink>
+      </w:r>
+      <w:r>
+        <w:rPr>
+          <w:rFonts w:ascii="Charis SIL Italic" w:hAnsi="Charis SIL Italic" w:eastAsia="Charis SIL Italic"/>
+          <w:b w:val="0"/>
+          <w:i w:val="0"/>
+          <w:color w:val="0000FF"/>
+          <w:sz w:val="24"/>
+          <w:u w:val="single"/>
+        </w:rPr>
+        <w:t xml:space="preserve"> </w:t>
+      </w:r>
+      <w:r>
+        <w:rPr>
+          <w:rFonts w:ascii="Charis SIL Italic" w:hAnsi="Charis SIL Italic" w:eastAsia="Charis SIL Italic"/>
+          <w:b w:val="0"/>
+          <w:i w:val="0"/>
+          <w:color w:val="0000FF"/>
+          <w:sz w:val="24"/>
+          <w:u w:val="single"/>
+        </w:rPr>
+        <w:hyperlink r:id="rId27" w:history="1">
+          <w:r>
+            <w:rPr>
+              <w:rStyle w:val="Hyperlink"/>
+            </w:rPr>
+            <w:t>A</w:t>
+          </w:r>
+        </w:hyperlink>
+      </w:r>
+      <w:r>
+        <w:rPr>
+          <w:rFonts w:ascii="Charis SIL Italic" w:hAnsi="Charis SIL Italic" w:eastAsia="Charis SIL Italic"/>
+          <w:b w:val="0"/>
+          <w:i w:val="0"/>
+          <w:color w:val="0000FF"/>
+          <w:sz w:val="24"/>
+          <w:u w:val="single"/>
+        </w:rPr>
+        <w:hyperlink r:id="rId27" w:history="1">
+          <w:r>
+            <w:rPr>
+              <w:rStyle w:val="Hyperlink"/>
+            </w:rPr>
+            <w:t>nna</w:t>
+          </w:r>
+        </w:hyperlink>
+      </w:r>
+      <w:r>
+        <w:rPr>
+          <w:rFonts w:ascii="Charis SIL Italic" w:hAnsi="Charis SIL Italic" w:eastAsia="Charis SIL Italic"/>
+          <w:b w:val="0"/>
+          <w:i w:val="0"/>
+          <w:color w:val="0000FF"/>
+          <w:sz w:val="24"/>
+        </w:rPr>
+        <w:t xml:space="preserve"> Wa</w:t>
       </w:r>
       <w:r>
         <w:rPr>
@@ -3251,36 +3316,7 @@
           <w:color w:val="000000"/>
           <w:sz w:val="24"/>
         </w:rPr>
-        <w:hyperlink r:id="rId27" w:history="1">
-          <w:r>
-            <w:rPr>
-              <w:rStyle w:val="Hyperlink"/>
-            </w:rPr>
-            <w:t>rom</w:t>
-          </w:r>
-        </w:hyperlink>
-      </w:r>
-      <w:r>
-        <w:rPr>
-          <w:u w:val="single" w:color="0000ff"/>
-          <w:rFonts w:ascii="Charis SIL Italic" w:hAnsi="Charis SIL Italic" w:eastAsia="Charis SIL Italic"/>
-          <w:b w:val="0"/>
-          <w:i w:val="0"/>
-          <w:color w:val="000000"/>
-          <w:sz w:val="24"/>
-        </w:rPr>
-        <w:t xml:space="preserve"> </w:t>
-      </w:r>
-      <w:r>
-        <w:rPr>
-          <w:u w:val="single" w:color="0000ff"/>
-          <w:rFonts w:ascii="Charis SIL Italic" w:hAnsi="Charis SIL Italic" w:eastAsia="Charis SIL Italic"/>
-          <w:b w:val="0"/>
-          <w:i w:val="0"/>
-          <w:color w:val="000000"/>
-          <w:sz w:val="24"/>
-        </w:rPr>
-        <w:t>th</w:t>
+        <w:t>rom th</w:t>
       </w:r>
       <w:r>
         <w:rPr>
@@ -3679,7 +3715,6 @@
           <w:i w:val="0"/>
           <w:color w:val="0000FF"/>
           <w:sz w:val="24"/>
-          <w:u w:val="single"/>
         </w:rPr>
         <w:t>n</w:t>
       </w:r>
@@ -4352,7 +4387,7 @@
           <w:sz w:val="24"/>
           <w:u w:val="single"/>
         </w:rPr>
-        <w:hyperlink r:id="rId38" w:history="1">
+        <w:hyperlink r:id="rId39" w:history="1">
           <w:r>
             <w:rPr>
               <w:rStyle w:val="Hyperlink"/>
@@ -7113,7 +7148,7 @@
           <w:sz w:val="24"/>
           <w:u w:val="single"/>
         </w:rPr>
-        <w:hyperlink r:id="rId54" w:history="1">
+        <w:hyperlink r:id="rId53" w:history="1">
           <w:r>
             <w:rPr>
               <w:rStyle w:val="Hyperlink"/>
@@ -7142,7 +7177,7 @@
           <w:sz w:val="24"/>
           <w:u w:val="single"/>
         </w:rPr>
-        <w:hyperlink r:id="rId53" w:history="1">
+        <w:hyperlink r:id="rId54" w:history="1">
           <w:r>
             <w:rPr>
               <w:rStyle w:val="Hyperlink"/>

--- a/EXPORTS/DOCX/review/niveau2/Dutch/Suriname aanvullingen.docx
+++ b/EXPORTS/DOCX/review/niveau2/Dutch/Suriname aanvullingen.docx
@@ -2231,7 +2231,34 @@
           <w:color w:val="000000"/>
           <w:sz w:val="24"/>
         </w:rPr>
-        <w:t>state={"matchAllC</w:t>
+        <w:t>state={"ma</w:t>
+      </w:r>
+      <w:r>
+        <w:rPr>
+          <w:rFonts w:ascii="Charis SIL Italic" w:hAnsi="Charis SIL Italic" w:eastAsia="Charis SIL Italic"/>
+          <w:b w:val="0"/>
+          <w:i w:val="0"/>
+          <w:color w:val="000000"/>
+          <w:sz w:val="24"/>
+        </w:rPr>
+        <w:hyperlink r:id="rId23" w:history="1">
+          <w:r>
+            <w:rPr>
+              <w:rStyle w:val="Hyperlink"/>
+            </w:rPr>
+            <w:t>tchAll</w:t>
+          </w:r>
+        </w:hyperlink>
+      </w:r>
+      <w:r>
+        <w:rPr>
+          <w:rFonts w:ascii="Charis SIL Italic" w:hAnsi="Charis SIL Italic" w:eastAsia="Charis SIL Italic"/>
+          <w:b w:val="0"/>
+          <w:i w:val="0"/>
+          <w:color w:val="000000"/>
+          <w:sz w:val="24"/>
+        </w:rPr>
+        <w:t>C</w:t>
       </w:r>
       <w:r>
         <w:rPr>
@@ -3108,7 +3135,7 @@
           <w:color w:val="0000FF"/>
           <w:sz w:val="24"/>
         </w:rPr>
-        <w:t>Gift of M</w:t>
+        <w:t>G</w:t>
       </w:r>
       <w:r>
         <w:rPr>
@@ -3120,6 +3147,99 @@
           <w:u w:val="single"/>
         </w:rPr>
         <w:hyperlink r:id="rId26" w:history="1">
+          <w:r>
+            <w:rPr>
+              <w:rStyle w:val="Hyperlink"/>
+            </w:rPr>
+            <w:t>ift</w:t>
+          </w:r>
+        </w:hyperlink>
+      </w:r>
+      <w:r>
+        <w:rPr>
+          <w:rFonts w:ascii="Charis SIL Italic" w:hAnsi="Charis SIL Italic" w:eastAsia="Charis SIL Italic"/>
+          <w:b w:val="0"/>
+          <w:i w:val="0"/>
+          <w:color w:val="0000FF"/>
+          <w:sz w:val="24"/>
+          <w:u w:val="single"/>
+        </w:rPr>
+        <w:t xml:space="preserve"> </w:t>
+      </w:r>
+      <w:r>
+        <w:rPr>
+          <w:rFonts w:ascii="Charis SIL Italic" w:hAnsi="Charis SIL Italic" w:eastAsia="Charis SIL Italic"/>
+          <w:b w:val="0"/>
+          <w:i w:val="0"/>
+          <w:color w:val="0000FF"/>
+          <w:sz w:val="24"/>
+          <w:u w:val="single"/>
+        </w:rPr>
+        <w:hyperlink r:id="rId26" w:history="1">
+          <w:r>
+            <w:rPr>
+              <w:rStyle w:val="Hyperlink"/>
+            </w:rPr>
+            <w:t>o</w:t>
+          </w:r>
+        </w:hyperlink>
+      </w:r>
+      <w:r>
+        <w:rPr>
+          <w:rFonts w:ascii="Charis SIL Italic" w:hAnsi="Charis SIL Italic" w:eastAsia="Charis SIL Italic"/>
+          <w:b w:val="0"/>
+          <w:i w:val="0"/>
+          <w:color w:val="0000FF"/>
+          <w:sz w:val="24"/>
+          <w:u w:val="single"/>
+        </w:rPr>
+        <w:hyperlink r:id="rId26" w:history="1">
+          <w:r>
+            <w:rPr>
+              <w:rStyle w:val="Hyperlink"/>
+            </w:rPr>
+            <w:t>f</w:t>
+          </w:r>
+        </w:hyperlink>
+      </w:r>
+      <w:r>
+        <w:rPr>
+          <w:rFonts w:ascii="Charis SIL Italic" w:hAnsi="Charis SIL Italic" w:eastAsia="Charis SIL Italic"/>
+          <w:b w:val="0"/>
+          <w:i w:val="0"/>
+          <w:color w:val="0000FF"/>
+          <w:sz w:val="24"/>
+          <w:u w:val="single"/>
+        </w:rPr>
+        <w:t xml:space="preserve"> </w:t>
+      </w:r>
+      <w:r>
+        <w:rPr>
+          <w:rFonts w:ascii="Charis SIL Italic" w:hAnsi="Charis SIL Italic" w:eastAsia="Charis SIL Italic"/>
+          <w:b w:val="0"/>
+          <w:i w:val="0"/>
+          <w:color w:val="0000FF"/>
+          <w:sz w:val="24"/>
+        </w:rPr>
+        <w:hyperlink r:id="rId27" w:history="1">
+          <w:r>
+            <w:rPr>
+              <w:rStyle w:val="Hyperlink"/>
+            </w:rPr>
+            <w:t>M</w:t>
+          </w:r>
+        </w:hyperlink>
+      </w:r>
+      <w:r>
+        <w:rPr>
+          <w:rFonts w:ascii="Charis SIL Italic" w:hAnsi="Charis SIL Italic" w:eastAsia="Charis SIL Italic"/>
+          <w:b w:val="0"/>
+          <w:i w:val="0"/>
+          <w:color w:val="0000FF"/>
+          <w:sz w:val="24"/>
+          <w:u w:val="single"/>
+        </w:rPr>
+        <w:hyperlink r:id="rId27" w:history="1">
           <w:r>
             <w:rPr>
               <w:rStyle w:val="Hyperlink"/>
@@ -3137,7 +3257,7 @@
           <w:sz w:val="24"/>
           <w:u w:val="single"/>
         </w:rPr>
-        <w:hyperlink r:id="rId26" w:history="1">
+        <w:hyperlink r:id="rId27" w:history="1">
           <w:r>
             <w:rPr>
               <w:rStyle w:val="Hyperlink"/>
@@ -3200,8 +3320,9 @@
           <w:i w:val="0"/>
           <w:color w:val="0000FF"/>
           <w:sz w:val="24"/>
-        </w:rPr>
-        <w:t xml:space="preserve"> Wa</w:t>
+          <w:u w:val="single"/>
+        </w:rPr>
+        <w:t xml:space="preserve"> </w:t>
       </w:r>
       <w:r>
         <w:rPr>
@@ -3212,7 +3333,25 @@
           <w:sz w:val="24"/>
           <w:u w:val="single"/>
         </w:rPr>
-        <w:hyperlink r:id="rId26" w:history="1">
+        <w:hyperlink r:id="rId27" w:history="1">
+          <w:r>
+            <w:rPr>
+              <w:rStyle w:val="Hyperlink"/>
+            </w:rPr>
+            <w:t>Wa</w:t>
+          </w:r>
+        </w:hyperlink>
+      </w:r>
+      <w:r>
+        <w:rPr>
+          <w:rFonts w:ascii="Charis SIL Italic" w:hAnsi="Charis SIL Italic" w:eastAsia="Charis SIL Italic"/>
+          <w:b w:val="0"/>
+          <w:i w:val="0"/>
+          <w:color w:val="0000FF"/>
+          <w:sz w:val="24"/>
+          <w:u w:val="single"/>
+        </w:rPr>
+        <w:hyperlink r:id="rId27" w:history="1">
           <w:r>
             <w:rPr>
               <w:rStyle w:val="Hyperlink"/>
@@ -3241,7 +3380,7 @@
           <w:sz w:val="24"/>
           <w:u w:val="single"/>
         </w:rPr>
-        <w:hyperlink r:id="rId26" w:history="1">
+        <w:hyperlink r:id="rId27" w:history="1">
           <w:r>
             <w:rPr>
               <w:rStyle w:val="Hyperlink"/>
@@ -3305,18 +3444,7 @@
           <w:color w:val="000000"/>
           <w:sz w:val="24"/>
         </w:rPr>
-        <w:t>•  Purchased f</w:t>
-      </w:r>
-      <w:r>
-        <w:rPr>
-          <w:u w:val="single" w:color="0000ff"/>
-          <w:rFonts w:ascii="Charis SIL Italic" w:hAnsi="Charis SIL Italic" w:eastAsia="Charis SIL Italic"/>
-          <w:b w:val="0"/>
-          <w:i w:val="0"/>
-          <w:color w:val="000000"/>
-          <w:sz w:val="24"/>
-        </w:rPr>
-        <w:t>rom th</w:t>
+        <w:t>•  Purchased from th</w:t>
       </w:r>
       <w:r>
         <w:rPr>
@@ -3687,7 +3815,7 @@
             <w:rPr>
               <w:rStyle w:val="Hyperlink"/>
             </w:rPr>
-            <w:t>Jeffers</w:t>
+            <w:t>Jefferso</w:t>
           </w:r>
         </w:hyperlink>
       </w:r>
@@ -3698,13 +3826,36 @@
           <w:i w:val="0"/>
           <w:color w:val="0000FF"/>
           <w:sz w:val="24"/>
+          <w:u w:val="single"/>
+        </w:rPr>
+        <w:t>n</w:t>
+      </w:r>
+      <w:r>
+        <w:rPr>
+          <w:rFonts w:ascii="Charis SIL Italic" w:hAnsi="Charis SIL Italic" w:eastAsia="Charis SIL Italic"/>
+          <w:b w:val="0"/>
+          <w:i w:val="0"/>
+          <w:color w:val="0000FF"/>
+          <w:sz w:val="24"/>
+          <w:u w:val="single"/>
+        </w:rPr>
+        <w:t xml:space="preserve"> </w:t>
+      </w:r>
+      <w:r>
+        <w:rPr>
+          <w:rFonts w:ascii="Charis SIL Italic" w:hAnsi="Charis SIL Italic" w:eastAsia="Charis SIL Italic"/>
+          <w:b w:val="0"/>
+          <w:i w:val="0"/>
+          <w:color w:val="0000FF"/>
+          <w:sz w:val="24"/>
+          <w:u w:val="single"/>
         </w:rPr>
         <w:hyperlink r:id="rId30" w:history="1">
           <w:r>
             <w:rPr>
               <w:rStyle w:val="Hyperlink"/>
             </w:rPr>
-            <w:t>o</w:t>
+            <w:t>Collin</w:t>
           </w:r>
         </w:hyperlink>
       </w:r>
@@ -3716,36 +3867,7 @@
           <w:color w:val="0000FF"/>
           <w:sz w:val="24"/>
         </w:rPr>
-        <w:t>n</w:t>
-      </w:r>
-      <w:r>
-        <w:rPr>
-          <w:rFonts w:ascii="Charis SIL Italic" w:hAnsi="Charis SIL Italic" w:eastAsia="Charis SIL Italic"/>
-          <w:b w:val="0"/>
-          <w:i w:val="0"/>
-          <w:color w:val="0000FF"/>
-          <w:sz w:val="24"/>
-          <w:u w:val="single"/>
-        </w:rPr>
-        <w:t xml:space="preserve"> </w:t>
-      </w:r>
-      <w:r>
-        <w:rPr>
-          <w:rFonts w:ascii="Charis SIL Italic" w:hAnsi="Charis SIL Italic" w:eastAsia="Charis SIL Italic"/>
-          <w:b w:val="0"/>
-          <w:i w:val="0"/>
-          <w:color w:val="0000FF"/>
-          <w:sz w:val="24"/>
-          <w:u w:val="single"/>
-        </w:rPr>
-        <w:hyperlink r:id="rId30" w:history="1">
-          <w:r>
-            <w:rPr>
-              <w:rStyle w:val="Hyperlink"/>
-            </w:rPr>
-            <w:t>Collins</w:t>
-          </w:r>
-        </w:hyperlink>
+        <w:t>s</w:t>
       </w:r>
     </w:p>
     <w:p>
@@ -7177,7 +7299,7 @@
           <w:sz w:val="24"/>
           <w:u w:val="single"/>
         </w:rPr>
-        <w:hyperlink r:id="rId54" w:history="1">
+        <w:hyperlink r:id="rId53" w:history="1">
           <w:r>
             <w:rPr>
               <w:rStyle w:val="Hyperlink"/>

--- a/EXPORTS/DOCX/review/niveau2/Dutch/Suriname aanvullingen.docx
+++ b/EXPORTS/DOCX/review/niveau2/Dutch/Suriname aanvullingen.docx
@@ -626,7 +626,34 @@
           <w:color w:val="000000"/>
           <w:sz w:val="24"/>
         </w:rPr>
-        <w:t xml:space="preserve">•  TM-9 is Corantijnexpeditie?? </w:t>
+        <w:t xml:space="preserve">•  TM-9 </w:t>
+      </w:r>
+      <w:r>
+        <w:rPr>
+          <w:rFonts w:ascii="Charis SIL Italic" w:hAnsi="Charis SIL Italic" w:eastAsia="Charis SIL Italic"/>
+          <w:b w:val="0"/>
+          <w:i w:val="0"/>
+          <w:color w:val="000000"/>
+          <w:sz w:val="24"/>
+        </w:rPr>
+        <w:hyperlink r:id="rId11" w:history="1">
+          <w:r>
+            <w:rPr>
+              <w:rStyle w:val="Hyperlink"/>
+            </w:rPr>
+            <w:t>is Coran</w:t>
+          </w:r>
+        </w:hyperlink>
+      </w:r>
+      <w:r>
+        <w:rPr>
+          <w:rFonts w:ascii="Charis SIL Italic" w:hAnsi="Charis SIL Italic" w:eastAsia="Charis SIL Italic"/>
+          <w:b w:val="0"/>
+          <w:i w:val="0"/>
+          <w:color w:val="000000"/>
+          <w:sz w:val="24"/>
+        </w:rPr>
+        <w:t xml:space="preserve">tijnexpeditie?? </w:t>
       </w:r>
       <w:r>
         <w:rPr>
@@ -3135,7 +3162,7 @@
           <w:color w:val="0000FF"/>
           <w:sz w:val="24"/>
         </w:rPr>
-        <w:t>G</w:t>
+        <w:t>Gift of Miss A</w:t>
       </w:r>
       <w:r>
         <w:rPr>
@@ -3147,164 +3174,6 @@
           <w:u w:val="single"/>
         </w:rPr>
         <w:hyperlink r:id="rId26" w:history="1">
-          <w:r>
-            <w:rPr>
-              <w:rStyle w:val="Hyperlink"/>
-            </w:rPr>
-            <w:t>ift</w:t>
-          </w:r>
-        </w:hyperlink>
-      </w:r>
-      <w:r>
-        <w:rPr>
-          <w:rFonts w:ascii="Charis SIL Italic" w:hAnsi="Charis SIL Italic" w:eastAsia="Charis SIL Italic"/>
-          <w:b w:val="0"/>
-          <w:i w:val="0"/>
-          <w:color w:val="0000FF"/>
-          <w:sz w:val="24"/>
-          <w:u w:val="single"/>
-        </w:rPr>
-        <w:t xml:space="preserve"> </w:t>
-      </w:r>
-      <w:r>
-        <w:rPr>
-          <w:rFonts w:ascii="Charis SIL Italic" w:hAnsi="Charis SIL Italic" w:eastAsia="Charis SIL Italic"/>
-          <w:b w:val="0"/>
-          <w:i w:val="0"/>
-          <w:color w:val="0000FF"/>
-          <w:sz w:val="24"/>
-          <w:u w:val="single"/>
-        </w:rPr>
-        <w:hyperlink r:id="rId26" w:history="1">
-          <w:r>
-            <w:rPr>
-              <w:rStyle w:val="Hyperlink"/>
-            </w:rPr>
-            <w:t>o</w:t>
-          </w:r>
-        </w:hyperlink>
-      </w:r>
-      <w:r>
-        <w:rPr>
-          <w:rFonts w:ascii="Charis SIL Italic" w:hAnsi="Charis SIL Italic" w:eastAsia="Charis SIL Italic"/>
-          <w:b w:val="0"/>
-          <w:i w:val="0"/>
-          <w:color w:val="0000FF"/>
-          <w:sz w:val="24"/>
-          <w:u w:val="single"/>
-        </w:rPr>
-        <w:hyperlink r:id="rId26" w:history="1">
-          <w:r>
-            <w:rPr>
-              <w:rStyle w:val="Hyperlink"/>
-            </w:rPr>
-            <w:t>f</w:t>
-          </w:r>
-        </w:hyperlink>
-      </w:r>
-      <w:r>
-        <w:rPr>
-          <w:rFonts w:ascii="Charis SIL Italic" w:hAnsi="Charis SIL Italic" w:eastAsia="Charis SIL Italic"/>
-          <w:b w:val="0"/>
-          <w:i w:val="0"/>
-          <w:color w:val="0000FF"/>
-          <w:sz w:val="24"/>
-          <w:u w:val="single"/>
-        </w:rPr>
-        <w:t xml:space="preserve"> </w:t>
-      </w:r>
-      <w:r>
-        <w:rPr>
-          <w:rFonts w:ascii="Charis SIL Italic" w:hAnsi="Charis SIL Italic" w:eastAsia="Charis SIL Italic"/>
-          <w:b w:val="0"/>
-          <w:i w:val="0"/>
-          <w:color w:val="0000FF"/>
-          <w:sz w:val="24"/>
-        </w:rPr>
-        <w:hyperlink r:id="rId27" w:history="1">
-          <w:r>
-            <w:rPr>
-              <w:rStyle w:val="Hyperlink"/>
-            </w:rPr>
-            <w:t>M</w:t>
-          </w:r>
-        </w:hyperlink>
-      </w:r>
-      <w:r>
-        <w:rPr>
-          <w:rFonts w:ascii="Charis SIL Italic" w:hAnsi="Charis SIL Italic" w:eastAsia="Charis SIL Italic"/>
-          <w:b w:val="0"/>
-          <w:i w:val="0"/>
-          <w:color w:val="0000FF"/>
-          <w:sz w:val="24"/>
-          <w:u w:val="single"/>
-        </w:rPr>
-        <w:hyperlink r:id="rId27" w:history="1">
-          <w:r>
-            <w:rPr>
-              <w:rStyle w:val="Hyperlink"/>
-            </w:rPr>
-            <w:t>is</w:t>
-          </w:r>
-        </w:hyperlink>
-      </w:r>
-      <w:r>
-        <w:rPr>
-          <w:rFonts w:ascii="Charis SIL Italic" w:hAnsi="Charis SIL Italic" w:eastAsia="Charis SIL Italic"/>
-          <w:b w:val="0"/>
-          <w:i w:val="0"/>
-          <w:color w:val="0000FF"/>
-          <w:sz w:val="24"/>
-          <w:u w:val="single"/>
-        </w:rPr>
-        <w:hyperlink r:id="rId27" w:history="1">
-          <w:r>
-            <w:rPr>
-              <w:rStyle w:val="Hyperlink"/>
-            </w:rPr>
-            <w:t>s</w:t>
-          </w:r>
-        </w:hyperlink>
-      </w:r>
-      <w:r>
-        <w:rPr>
-          <w:rFonts w:ascii="Charis SIL Italic" w:hAnsi="Charis SIL Italic" w:eastAsia="Charis SIL Italic"/>
-          <w:b w:val="0"/>
-          <w:i w:val="0"/>
-          <w:color w:val="0000FF"/>
-          <w:sz w:val="24"/>
-          <w:u w:val="single"/>
-        </w:rPr>
-        <w:t xml:space="preserve"> </w:t>
-      </w:r>
-      <w:r>
-        <w:rPr>
-          <w:rFonts w:ascii="Charis SIL Italic" w:hAnsi="Charis SIL Italic" w:eastAsia="Charis SIL Italic"/>
-          <w:b w:val="0"/>
-          <w:i w:val="0"/>
-          <w:color w:val="0000FF"/>
-          <w:sz w:val="24"/>
-          <w:u w:val="single"/>
-        </w:rPr>
-        <w:hyperlink r:id="rId27" w:history="1">
-          <w:r>
-            <w:rPr>
-              <w:rStyle w:val="Hyperlink"/>
-            </w:rPr>
-            <w:t>A</w:t>
-          </w:r>
-        </w:hyperlink>
-      </w:r>
-      <w:r>
-        <w:rPr>
-          <w:rFonts w:ascii="Charis SIL Italic" w:hAnsi="Charis SIL Italic" w:eastAsia="Charis SIL Italic"/>
-          <w:b w:val="0"/>
-          <w:i w:val="0"/>
-          <w:color w:val="0000FF"/>
-          <w:sz w:val="24"/>
-          <w:u w:val="single"/>
-        </w:rPr>
-        <w:hyperlink r:id="rId27" w:history="1">
           <w:r>
             <w:rPr>
               <w:rStyle w:val="Hyperlink"/>
@@ -3333,7 +3202,7 @@
           <w:sz w:val="24"/>
           <w:u w:val="single"/>
         </w:rPr>
-        <w:hyperlink r:id="rId27" w:history="1">
+        <w:hyperlink r:id="rId26" w:history="1">
           <w:r>
             <w:rPr>
               <w:rStyle w:val="Hyperlink"/>
@@ -3351,7 +3220,7 @@
           <w:sz w:val="24"/>
           <w:u w:val="single"/>
         </w:rPr>
-        <w:hyperlink r:id="rId27" w:history="1">
+        <w:hyperlink r:id="rId26" w:history="1">
           <w:r>
             <w:rPr>
               <w:rStyle w:val="Hyperlink"/>
@@ -3380,7 +3249,7 @@
           <w:sz w:val="24"/>
           <w:u w:val="single"/>
         </w:rPr>
-        <w:hyperlink r:id="rId27" w:history="1">
+        <w:hyperlink r:id="rId26" w:history="1">
           <w:r>
             <w:rPr>
               <w:rStyle w:val="Hyperlink"/>
@@ -3444,7 +3313,54 @@
           <w:color w:val="000000"/>
           <w:sz w:val="24"/>
         </w:rPr>
-        <w:t>•  Purchased from th</w:t>
+        <w:t>•  Purchased f</w:t>
+      </w:r>
+      <w:r>
+        <w:rPr>
+          <w:u w:val="single" w:color="0000ff"/>
+          <w:rFonts w:ascii="Charis SIL Italic" w:hAnsi="Charis SIL Italic" w:eastAsia="Charis SIL Italic"/>
+          <w:b w:val="0"/>
+          <w:i w:val="0"/>
+          <w:color w:val="000000"/>
+          <w:sz w:val="24"/>
+        </w:rPr>
+        <w:hyperlink r:id="rId27" w:history="1">
+          <w:r>
+            <w:rPr>
+              <w:rStyle w:val="Hyperlink"/>
+            </w:rPr>
+            <w:t>rom</w:t>
+          </w:r>
+        </w:hyperlink>
+      </w:r>
+      <w:r>
+        <w:rPr>
+          <w:u w:val="single" w:color="0000ff"/>
+          <w:rFonts w:ascii="Charis SIL Italic" w:hAnsi="Charis SIL Italic" w:eastAsia="Charis SIL Italic"/>
+          <w:b w:val="0"/>
+          <w:i w:val="0"/>
+          <w:color w:val="000000"/>
+          <w:sz w:val="24"/>
+        </w:rPr>
+        <w:t xml:space="preserve"> </w:t>
+      </w:r>
+      <w:r>
+        <w:rPr>
+          <w:u w:val="single" w:color="0000ff"/>
+          <w:rFonts w:ascii="Charis SIL Italic" w:hAnsi="Charis SIL Italic" w:eastAsia="Charis SIL Italic"/>
+          <w:b w:val="0"/>
+          <w:i w:val="0"/>
+          <w:color w:val="000000"/>
+          <w:sz w:val="24"/>
+        </w:rPr>
+        <w:hyperlink r:id="rId27" w:history="1">
+          <w:r>
+            <w:rPr>
+              <w:rStyle w:val="Hyperlink"/>
+            </w:rPr>
+            <w:t>th</w:t>
+          </w:r>
+        </w:hyperlink>
       </w:r>
       <w:r>
         <w:rPr>
@@ -4509,7 +4425,7 @@
           <w:sz w:val="24"/>
           <w:u w:val="single"/>
         </w:rPr>
-        <w:hyperlink r:id="rId39" w:history="1">
+        <w:hyperlink r:id="rId38" w:history="1">
           <w:r>
             <w:rPr>
               <w:rStyle w:val="Hyperlink"/>
@@ -7299,7 +7215,7 @@
           <w:sz w:val="24"/>
           <w:u w:val="single"/>
         </w:rPr>
-        <w:hyperlink r:id="rId53" w:history="1">
+        <w:hyperlink r:id="rId54" w:history="1">
           <w:r>
             <w:rPr>
               <w:rStyle w:val="Hyperlink"/>

--- a/EXPORTS/DOCX/review/niveau2/Dutch/Suriname aanvullingen.docx
+++ b/EXPORTS/DOCX/review/niveau2/Dutch/Suriname aanvullingen.docx
@@ -626,34 +626,7 @@
           <w:color w:val="000000"/>
           <w:sz w:val="24"/>
         </w:rPr>
-        <w:t xml:space="preserve">•  TM-9 </w:t>
-      </w:r>
-      <w:r>
-        <w:rPr>
-          <w:rFonts w:ascii="Charis SIL Italic" w:hAnsi="Charis SIL Italic" w:eastAsia="Charis SIL Italic"/>
-          <w:b w:val="0"/>
-          <w:i w:val="0"/>
-          <w:color w:val="000000"/>
-          <w:sz w:val="24"/>
-        </w:rPr>
-        <w:hyperlink r:id="rId11" w:history="1">
-          <w:r>
-            <w:rPr>
-              <w:rStyle w:val="Hyperlink"/>
-            </w:rPr>
-            <w:t>is Coran</w:t>
-          </w:r>
-        </w:hyperlink>
-      </w:r>
-      <w:r>
-        <w:rPr>
-          <w:rFonts w:ascii="Charis SIL Italic" w:hAnsi="Charis SIL Italic" w:eastAsia="Charis SIL Italic"/>
-          <w:b w:val="0"/>
-          <w:i w:val="0"/>
-          <w:color w:val="000000"/>
-          <w:sz w:val="24"/>
-        </w:rPr>
-        <w:t xml:space="preserve">tijnexpeditie?? </w:t>
+        <w:t xml:space="preserve">•  TM-9 is Corantijnexpeditie?? </w:t>
       </w:r>
       <w:r>
         <w:rPr>
@@ -1137,31 +1110,13 @@
       </w:r>
       <w:r>
         <w:rPr>
-          <w:u w:val="single" w:color="0000ff"/>
           <w:rFonts w:ascii="Charis SIL Italic" w:hAnsi="Charis SIL Italic" w:eastAsia="Charis SIL Italic"/>
           <w:b w:val="0"/>
           <w:i w:val="0"/>
           <w:color w:val="000000"/>
           <w:sz w:val="24"/>
         </w:rPr>
-        <w:hyperlink r:id="rId16" w:history="1">
-          <w:r>
-            <w:rPr>
-              <w:rStyle w:val="Hyperlink"/>
-            </w:rPr>
-            <w:t>achttiende e</w:t>
-          </w:r>
-        </w:hyperlink>
-      </w:r>
-      <w:r>
-        <w:rPr>
-          <w:rFonts w:ascii="Charis SIL Italic" w:hAnsi="Charis SIL Italic" w:eastAsia="Charis SIL Italic"/>
-          <w:b w:val="0"/>
-          <w:i w:val="0"/>
-          <w:color w:val="000000"/>
-          <w:sz w:val="24"/>
-        </w:rPr>
-        <w:t xml:space="preserve">euw, </w:t>
+        <w:t xml:space="preserve">achttiende eeuw, </w:t>
       </w:r>
       <w:r>
         <w:rPr>
@@ -3162,7 +3117,119 @@
           <w:color w:val="0000FF"/>
           <w:sz w:val="24"/>
         </w:rPr>
-        <w:t>Gift of Miss A</w:t>
+        <w:t>Gift o</w:t>
+      </w:r>
+      <w:r>
+        <w:rPr>
+          <w:rFonts w:ascii="Charis SIL Italic" w:hAnsi="Charis SIL Italic" w:eastAsia="Charis SIL Italic"/>
+          <w:b w:val="0"/>
+          <w:i w:val="0"/>
+          <w:color w:val="0000FF"/>
+          <w:sz w:val="24"/>
+          <w:u w:val="single"/>
+        </w:rPr>
+        <w:hyperlink r:id="rId26" w:history="1">
+          <w:r>
+            <w:rPr>
+              <w:rStyle w:val="Hyperlink"/>
+            </w:rPr>
+            <w:t>f</w:t>
+          </w:r>
+        </w:hyperlink>
+      </w:r>
+      <w:r>
+        <w:rPr>
+          <w:rFonts w:ascii="Charis SIL Italic" w:hAnsi="Charis SIL Italic" w:eastAsia="Charis SIL Italic"/>
+          <w:b w:val="0"/>
+          <w:i w:val="0"/>
+          <w:color w:val="0000FF"/>
+          <w:sz w:val="24"/>
+          <w:u w:val="single"/>
+        </w:rPr>
+        <w:t xml:space="preserve"> </w:t>
+      </w:r>
+      <w:r>
+        <w:rPr>
+          <w:rFonts w:ascii="Charis SIL Italic" w:hAnsi="Charis SIL Italic" w:eastAsia="Charis SIL Italic"/>
+          <w:b w:val="0"/>
+          <w:i w:val="0"/>
+          <w:color w:val="0000FF"/>
+          <w:sz w:val="24"/>
+          <w:u w:val="single"/>
+        </w:rPr>
+        <w:hyperlink r:id="rId27" w:history="1">
+          <w:r>
+            <w:rPr>
+              <w:rStyle w:val="Hyperlink"/>
+            </w:rPr>
+            <w:t>M</w:t>
+          </w:r>
+        </w:hyperlink>
+      </w:r>
+      <w:r>
+        <w:rPr>
+          <w:rFonts w:ascii="Charis SIL Italic" w:hAnsi="Charis SIL Italic" w:eastAsia="Charis SIL Italic"/>
+          <w:b w:val="0"/>
+          <w:i w:val="0"/>
+          <w:color w:val="0000FF"/>
+          <w:sz w:val="24"/>
+          <w:u w:val="single"/>
+        </w:rPr>
+        <w:hyperlink r:id="rId26" w:history="1">
+          <w:r>
+            <w:rPr>
+              <w:rStyle w:val="Hyperlink"/>
+            </w:rPr>
+            <w:t>is</w:t>
+          </w:r>
+        </w:hyperlink>
+      </w:r>
+      <w:r>
+        <w:rPr>
+          <w:rFonts w:ascii="Charis SIL Italic" w:hAnsi="Charis SIL Italic" w:eastAsia="Charis SIL Italic"/>
+          <w:b w:val="0"/>
+          <w:i w:val="0"/>
+          <w:color w:val="0000FF"/>
+          <w:sz w:val="24"/>
+          <w:u w:val="single"/>
+        </w:rPr>
+        <w:hyperlink r:id="rId27" w:history="1">
+          <w:r>
+            <w:rPr>
+              <w:rStyle w:val="Hyperlink"/>
+            </w:rPr>
+            <w:t>s</w:t>
+          </w:r>
+        </w:hyperlink>
+      </w:r>
+      <w:r>
+        <w:rPr>
+          <w:rFonts w:ascii="Charis SIL Italic" w:hAnsi="Charis SIL Italic" w:eastAsia="Charis SIL Italic"/>
+          <w:b w:val="0"/>
+          <w:i w:val="0"/>
+          <w:color w:val="0000FF"/>
+          <w:sz w:val="24"/>
+          <w:u w:val="single"/>
+        </w:rPr>
+        <w:t xml:space="preserve"> </w:t>
+      </w:r>
+      <w:r>
+        <w:rPr>
+          <w:rFonts w:ascii="Charis SIL Italic" w:hAnsi="Charis SIL Italic" w:eastAsia="Charis SIL Italic"/>
+          <w:b w:val="0"/>
+          <w:i w:val="0"/>
+          <w:color w:val="0000FF"/>
+          <w:sz w:val="24"/>
+          <w:u w:val="single"/>
+        </w:rPr>
+        <w:hyperlink r:id="rId27" w:history="1">
+          <w:r>
+            <w:rPr>
+              <w:rStyle w:val="Hyperlink"/>
+            </w:rPr>
+            <w:t>A</w:t>
+          </w:r>
+        </w:hyperlink>
       </w:r>
       <w:r>
         <w:rPr>
@@ -3202,7 +3269,7 @@
           <w:sz w:val="24"/>
           <w:u w:val="single"/>
         </w:rPr>
-        <w:hyperlink r:id="rId26" w:history="1">
+        <w:hyperlink r:id="rId27" w:history="1">
           <w:r>
             <w:rPr>
               <w:rStyle w:val="Hyperlink"/>
@@ -3220,7 +3287,7 @@
           <w:sz w:val="24"/>
           <w:u w:val="single"/>
         </w:rPr>
-        <w:hyperlink r:id="rId26" w:history="1">
+        <w:hyperlink r:id="rId27" w:history="1">
           <w:r>
             <w:rPr>
               <w:rStyle w:val="Hyperlink"/>
@@ -3324,43 +3391,7 @@
           <w:color w:val="000000"/>
           <w:sz w:val="24"/>
         </w:rPr>
-        <w:hyperlink r:id="rId27" w:history="1">
-          <w:r>
-            <w:rPr>
-              <w:rStyle w:val="Hyperlink"/>
-            </w:rPr>
-            <w:t>rom</w:t>
-          </w:r>
-        </w:hyperlink>
-      </w:r>
-      <w:r>
-        <w:rPr>
-          <w:u w:val="single" w:color="0000ff"/>
-          <w:rFonts w:ascii="Charis SIL Italic" w:hAnsi="Charis SIL Italic" w:eastAsia="Charis SIL Italic"/>
-          <w:b w:val="0"/>
-          <w:i w:val="0"/>
-          <w:color w:val="000000"/>
-          <w:sz w:val="24"/>
-        </w:rPr>
-        <w:t xml:space="preserve"> </w:t>
-      </w:r>
-      <w:r>
-        <w:rPr>
-          <w:u w:val="single" w:color="0000ff"/>
-          <w:rFonts w:ascii="Charis SIL Italic" w:hAnsi="Charis SIL Italic" w:eastAsia="Charis SIL Italic"/>
-          <w:b w:val="0"/>
-          <w:i w:val="0"/>
-          <w:color w:val="000000"/>
-          <w:sz w:val="24"/>
-        </w:rPr>
-        <w:hyperlink r:id="rId27" w:history="1">
-          <w:r>
-            <w:rPr>
-              <w:rStyle w:val="Hyperlink"/>
-            </w:rPr>
-            <w:t>th</w:t>
-          </w:r>
-        </w:hyperlink>
+        <w:t>rom th</w:t>
       </w:r>
       <w:r>
         <w:rPr>
@@ -3726,64 +3757,35 @@
           <w:sz w:val="24"/>
           <w:u w:val="single"/>
         </w:rPr>
+        <w:t>Jefferson</w:t>
+      </w:r>
+      <w:r>
+        <w:rPr>
+          <w:rFonts w:ascii="Charis SIL Italic" w:hAnsi="Charis SIL Italic" w:eastAsia="Charis SIL Italic"/>
+          <w:b w:val="0"/>
+          <w:i w:val="0"/>
+          <w:color w:val="0000FF"/>
+          <w:sz w:val="24"/>
+        </w:rPr>
+        <w:t xml:space="preserve"> </w:t>
+      </w:r>
+      <w:r>
+        <w:rPr>
+          <w:rFonts w:ascii="Charis SIL Italic" w:hAnsi="Charis SIL Italic" w:eastAsia="Charis SIL Italic"/>
+          <w:b w:val="0"/>
+          <w:i w:val="0"/>
+          <w:color w:val="0000FF"/>
+          <w:sz w:val="24"/>
+          <w:u w:val="single"/>
+        </w:rPr>
         <w:hyperlink r:id="rId30" w:history="1">
           <w:r>
             <w:rPr>
               <w:rStyle w:val="Hyperlink"/>
             </w:rPr>
-            <w:t>Jefferso</w:t>
+            <w:t>Collins</w:t>
           </w:r>
         </w:hyperlink>
-      </w:r>
-      <w:r>
-        <w:rPr>
-          <w:rFonts w:ascii="Charis SIL Italic" w:hAnsi="Charis SIL Italic" w:eastAsia="Charis SIL Italic"/>
-          <w:b w:val="0"/>
-          <w:i w:val="0"/>
-          <w:color w:val="0000FF"/>
-          <w:sz w:val="24"/>
-          <w:u w:val="single"/>
-        </w:rPr>
-        <w:t>n</w:t>
-      </w:r>
-      <w:r>
-        <w:rPr>
-          <w:rFonts w:ascii="Charis SIL Italic" w:hAnsi="Charis SIL Italic" w:eastAsia="Charis SIL Italic"/>
-          <w:b w:val="0"/>
-          <w:i w:val="0"/>
-          <w:color w:val="0000FF"/>
-          <w:sz w:val="24"/>
-          <w:u w:val="single"/>
-        </w:rPr>
-        <w:t xml:space="preserve"> </w:t>
-      </w:r>
-      <w:r>
-        <w:rPr>
-          <w:rFonts w:ascii="Charis SIL Italic" w:hAnsi="Charis SIL Italic" w:eastAsia="Charis SIL Italic"/>
-          <w:b w:val="0"/>
-          <w:i w:val="0"/>
-          <w:color w:val="0000FF"/>
-          <w:sz w:val="24"/>
-          <w:u w:val="single"/>
-        </w:rPr>
-        <w:hyperlink r:id="rId30" w:history="1">
-          <w:r>
-            <w:rPr>
-              <w:rStyle w:val="Hyperlink"/>
-            </w:rPr>
-            <w:t>Collin</w:t>
-          </w:r>
-        </w:hyperlink>
-      </w:r>
-      <w:r>
-        <w:rPr>
-          <w:rFonts w:ascii="Charis SIL Italic" w:hAnsi="Charis SIL Italic" w:eastAsia="Charis SIL Italic"/>
-          <w:b w:val="0"/>
-          <w:i w:val="0"/>
-          <w:color w:val="0000FF"/>
-          <w:sz w:val="24"/>
-        </w:rPr>
-        <w:t>s</w:t>
       </w:r>
     </w:p>
     <w:p>
@@ -4474,7 +4476,7 @@
           <w:sz w:val="24"/>
           <w:u w:val="single"/>
         </w:rPr>
-        <w:hyperlink r:id="rId39" w:history="1">
+        <w:hyperlink r:id="rId40" w:history="1">
           <w:r>
             <w:rPr>
               <w:rStyle w:val="Hyperlink"/>
@@ -4542,7 +4544,7 @@
           <w:sz w:val="24"/>
           <w:u w:val="single"/>
         </w:rPr>
-        <w:hyperlink r:id="rId40" w:history="1">
+        <w:hyperlink r:id="rId41" w:history="1">
           <w:r>
             <w:rPr>
               <w:rStyle w:val="Hyperlink"/>
@@ -4571,7 +4573,7 @@
           <w:sz w:val="24"/>
           <w:u w:val="single"/>
         </w:rPr>
-        <w:hyperlink r:id="rId40" w:history="1">
+        <w:hyperlink r:id="rId41" w:history="1">
           <w:r>
             <w:rPr>
               <w:rStyle w:val="Hyperlink"/>
@@ -4600,7 +4602,7 @@
           <w:sz w:val="24"/>
           <w:u w:val="single"/>
         </w:rPr>
-        <w:hyperlink r:id="rId40" w:history="1">
+        <w:hyperlink r:id="rId41" w:history="1">
           <w:r>
             <w:rPr>
               <w:rStyle w:val="Hyperlink"/>
@@ -4990,7 +4992,7 @@
           <w:sz w:val="24"/>
           <w:u w:val="single"/>
         </w:rPr>
-        <w:hyperlink r:id="rId41" w:history="1">
+        <w:hyperlink r:id="rId42" w:history="1">
           <w:r>
             <w:rPr>
               <w:rStyle w:val="Hyperlink"/>
@@ -5058,7 +5060,7 @@
           <w:sz w:val="24"/>
           <w:u w:val="single"/>
         </w:rPr>
-        <w:hyperlink r:id="rId42" w:history="1">
+        <w:hyperlink r:id="rId43" w:history="1">
           <w:r>
             <w:rPr>
               <w:rStyle w:val="Hyperlink"/>
@@ -5086,7 +5088,7 @@
           <w:color w:val="000000"/>
           <w:sz w:val="24"/>
         </w:rPr>
-        <w:hyperlink r:id="rId42" w:history="1">
+        <w:hyperlink r:id="rId43" w:history="1">
           <w:r>
             <w:rPr>
               <w:rStyle w:val="Hyperlink"/>
@@ -5541,7 +5543,7 @@
           <w:color w:val="0000FF"/>
           <w:sz w:val="24"/>
         </w:rPr>
-        <w:hyperlink r:id="rId43" w:history="1">
+        <w:hyperlink r:id="rId44" w:history="1">
           <w:r>
             <w:rPr>
               <w:rStyle w:val="Hyperlink"/>
@@ -5558,7 +5560,7 @@
           <w:color w:val="0000FF"/>
           <w:sz w:val="24"/>
         </w:rPr>
-        <w:hyperlink r:id="rId43" w:history="1">
+        <w:hyperlink r:id="rId44" w:history="1">
           <w:r>
             <w:rPr>
               <w:rStyle w:val="Hyperlink"/>
@@ -5575,7 +5577,7 @@
           <w:color w:val="0000FF"/>
           <w:sz w:val="24"/>
         </w:rPr>
-        <w:hyperlink r:id="rId43" w:history="1">
+        <w:hyperlink r:id="rId44" w:history="1">
           <w:r>
             <w:rPr>
               <w:rStyle w:val="Hyperlink"/>
@@ -5686,7 +5688,7 @@
           <w:sz w:val="24"/>
           <w:u w:val="single"/>
         </w:rPr>
-        <w:hyperlink r:id="rId44" w:history="1">
+        <w:hyperlink r:id="rId45" w:history="1">
           <w:r>
             <w:rPr>
               <w:rStyle w:val="Hyperlink"/>
@@ -5704,7 +5706,7 @@
           <w:sz w:val="24"/>
           <w:u w:val="single"/>
         </w:rPr>
-        <w:hyperlink r:id="rId44" w:history="1">
+        <w:hyperlink r:id="rId45" w:history="1">
           <w:r>
             <w:rPr>
               <w:rStyle w:val="Hyperlink"/>
@@ -5833,7 +5835,7 @@
           <w:color w:val="0000FF"/>
           <w:sz w:val="24"/>
         </w:rPr>
-        <w:hyperlink r:id="rId45" w:history="1">
+        <w:hyperlink r:id="rId46" w:history="1">
           <w:r>
             <w:rPr>
               <w:rStyle w:val="Hyperlink"/>
@@ -5850,7 +5852,7 @@
           <w:color w:val="0000FF"/>
           <w:sz w:val="24"/>
         </w:rPr>
-        <w:hyperlink r:id="rId45" w:history="1">
+        <w:hyperlink r:id="rId46" w:history="1">
           <w:r>
             <w:rPr>
               <w:rStyle w:val="Hyperlink"/>
@@ -5957,7 +5959,7 @@
           <w:sz w:val="24"/>
           <w:u w:val="single"/>
         </w:rPr>
-        <w:hyperlink r:id="rId46" w:history="1">
+        <w:hyperlink r:id="rId47" w:history="1">
           <w:r>
             <w:rPr>
               <w:rStyle w:val="Hyperlink"/>
@@ -5975,7 +5977,7 @@
           <w:sz w:val="24"/>
           <w:u w:val="single"/>
         </w:rPr>
-        <w:hyperlink r:id="rId46" w:history="1">
+        <w:hyperlink r:id="rId47" w:history="1">
           <w:r>
             <w:rPr>
               <w:rStyle w:val="Hyperlink"/>
@@ -5993,7 +5995,7 @@
           <w:sz w:val="24"/>
           <w:u w:val="single"/>
         </w:rPr>
-        <w:hyperlink r:id="rId46" w:history="1">
+        <w:hyperlink r:id="rId47" w:history="1">
           <w:r>
             <w:rPr>
               <w:rStyle w:val="Hyperlink"/>
@@ -6011,7 +6013,7 @@
           <w:sz w:val="24"/>
           <w:u w:val="single"/>
         </w:rPr>
-        <w:hyperlink r:id="rId46" w:history="1">
+        <w:hyperlink r:id="rId47" w:history="1">
           <w:r>
             <w:rPr>
               <w:rStyle w:val="Hyperlink"/>
@@ -6087,7 +6089,7 @@
           <w:sz w:val="24"/>
           <w:u w:val="single"/>
         </w:rPr>
-        <w:hyperlink r:id="rId47" w:history="1">
+        <w:hyperlink r:id="rId48" w:history="1">
           <w:r>
             <w:rPr>
               <w:rStyle w:val="Hyperlink"/>
@@ -6105,7 +6107,7 @@
           <w:sz w:val="24"/>
           <w:u w:val="single"/>
         </w:rPr>
-        <w:hyperlink r:id="rId47" w:history="1">
+        <w:hyperlink r:id="rId48" w:history="1">
           <w:r>
             <w:rPr>
               <w:rStyle w:val="Hyperlink"/>
@@ -6123,7 +6125,7 @@
           <w:sz w:val="24"/>
           <w:u w:val="single"/>
         </w:rPr>
-        <w:hyperlink r:id="rId47" w:history="1">
+        <w:hyperlink r:id="rId48" w:history="1">
           <w:r>
             <w:rPr>
               <w:rStyle w:val="Hyperlink"/>
@@ -6141,7 +6143,7 @@
           <w:sz w:val="24"/>
           <w:u w:val="single"/>
         </w:rPr>
-        <w:hyperlink r:id="rId47" w:history="1">
+        <w:hyperlink r:id="rId48" w:history="1">
           <w:r>
             <w:rPr>
               <w:rStyle w:val="Hyperlink"/>
@@ -6217,7 +6219,7 @@
           <w:sz w:val="24"/>
           <w:u w:val="single"/>
         </w:rPr>
-        <w:hyperlink r:id="rId48" w:history="1">
+        <w:hyperlink r:id="rId49" w:history="1">
           <w:r>
             <w:rPr>
               <w:rStyle w:val="Hyperlink"/>
@@ -6235,7 +6237,7 @@
           <w:sz w:val="24"/>
           <w:u w:val="single"/>
         </w:rPr>
-        <w:hyperlink r:id="rId48" w:history="1">
+        <w:hyperlink r:id="rId49" w:history="1">
           <w:r>
             <w:rPr>
               <w:rStyle w:val="Hyperlink"/>
@@ -6253,7 +6255,7 @@
           <w:sz w:val="24"/>
           <w:u w:val="single"/>
         </w:rPr>
-        <w:hyperlink r:id="rId48" w:history="1">
+        <w:hyperlink r:id="rId49" w:history="1">
           <w:r>
             <w:rPr>
               <w:rStyle w:val="Hyperlink"/>
@@ -6271,7 +6273,7 @@
           <w:sz w:val="24"/>
           <w:u w:val="single"/>
         </w:rPr>
-        <w:hyperlink r:id="rId48" w:history="1">
+        <w:hyperlink r:id="rId49" w:history="1">
           <w:r>
             <w:rPr>
               <w:rStyle w:val="Hyperlink"/>
@@ -6370,7 +6372,7 @@
           <w:sz w:val="24"/>
           <w:u w:val="single"/>
         </w:rPr>
-        <w:hyperlink r:id="rId49" w:history="1">
+        <w:hyperlink r:id="rId50" w:history="1">
           <w:r>
             <w:rPr>
               <w:rStyle w:val="Hyperlink"/>
@@ -6388,7 +6390,7 @@
           <w:sz w:val="24"/>
           <w:u w:val="single"/>
         </w:rPr>
-        <w:hyperlink r:id="rId49" w:history="1">
+        <w:hyperlink r:id="rId50" w:history="1">
           <w:r>
             <w:rPr>
               <w:rStyle w:val="Hyperlink"/>
@@ -6406,7 +6408,7 @@
           <w:sz w:val="24"/>
           <w:u w:val="single"/>
         </w:rPr>
-        <w:hyperlink r:id="rId49" w:history="1">
+        <w:hyperlink r:id="rId50" w:history="1">
           <w:r>
             <w:rPr>
               <w:rStyle w:val="Hyperlink"/>
@@ -6424,7 +6426,7 @@
           <w:sz w:val="24"/>
           <w:u w:val="single"/>
         </w:rPr>
-        <w:hyperlink r:id="rId49" w:history="1">
+        <w:hyperlink r:id="rId50" w:history="1">
           <w:r>
             <w:rPr>
               <w:rStyle w:val="Hyperlink"/>
@@ -6442,7 +6444,7 @@
           <w:sz w:val="24"/>
           <w:u w:val="single"/>
         </w:rPr>
-        <w:hyperlink r:id="rId49" w:history="1">
+        <w:hyperlink r:id="rId50" w:history="1">
           <w:r>
             <w:rPr>
               <w:rStyle w:val="Hyperlink"/>
@@ -6528,7 +6530,7 @@
           <w:sz w:val="24"/>
           <w:u w:val="single"/>
         </w:rPr>
-        <w:hyperlink r:id="rId50" w:history="1">
+        <w:hyperlink r:id="rId51" w:history="1">
           <w:r>
             <w:rPr>
               <w:rStyle w:val="Hyperlink"/>
@@ -6546,7 +6548,7 @@
           <w:sz w:val="24"/>
           <w:u w:val="single"/>
         </w:rPr>
-        <w:hyperlink r:id="rId50" w:history="1">
+        <w:hyperlink r:id="rId51" w:history="1">
           <w:r>
             <w:rPr>
               <w:rStyle w:val="Hyperlink"/>
@@ -6564,7 +6566,7 @@
           <w:sz w:val="24"/>
           <w:u w:val="single"/>
         </w:rPr>
-        <w:hyperlink r:id="rId50" w:history="1">
+        <w:hyperlink r:id="rId51" w:history="1">
           <w:r>
             <w:rPr>
               <w:rStyle w:val="Hyperlink"/>
@@ -6582,7 +6584,7 @@
           <w:sz w:val="24"/>
           <w:u w:val="single"/>
         </w:rPr>
-        <w:hyperlink r:id="rId50" w:history="1">
+        <w:hyperlink r:id="rId51" w:history="1">
           <w:r>
             <w:rPr>
               <w:rStyle w:val="Hyperlink"/>
@@ -6668,7 +6670,7 @@
           <w:sz w:val="24"/>
           <w:u w:val="single"/>
         </w:rPr>
-        <w:hyperlink r:id="rId51" w:history="1">
+        <w:hyperlink r:id="rId52" w:history="1">
           <w:r>
             <w:rPr>
               <w:rStyle w:val="Hyperlink"/>
@@ -6686,7 +6688,7 @@
           <w:sz w:val="24"/>
           <w:u w:val="single"/>
         </w:rPr>
-        <w:hyperlink r:id="rId51" w:history="1">
+        <w:hyperlink r:id="rId52" w:history="1">
           <w:r>
             <w:rPr>
               <w:rStyle w:val="Hyperlink"/>
@@ -6704,7 +6706,7 @@
           <w:sz w:val="24"/>
           <w:u w:val="single"/>
         </w:rPr>
-        <w:hyperlink r:id="rId51" w:history="1">
+        <w:hyperlink r:id="rId52" w:history="1">
           <w:r>
             <w:rPr>
               <w:rStyle w:val="Hyperlink"/>
@@ -6722,7 +6724,7 @@
           <w:sz w:val="24"/>
           <w:u w:val="single"/>
         </w:rPr>
-        <w:hyperlink r:id="rId51" w:history="1">
+        <w:hyperlink r:id="rId52" w:history="1">
           <w:r>
             <w:rPr>
               <w:rStyle w:val="Hyperlink"/>
@@ -6740,7 +6742,7 @@
           <w:sz w:val="24"/>
           <w:u w:val="single"/>
         </w:rPr>
-        <w:hyperlink r:id="rId51" w:history="1">
+        <w:hyperlink r:id="rId52" w:history="1">
           <w:r>
             <w:rPr>
               <w:rStyle w:val="Hyperlink"/>
@@ -6758,7 +6760,7 @@
           <w:sz w:val="24"/>
           <w:u w:val="single"/>
         </w:rPr>
-        <w:hyperlink r:id="rId51" w:history="1">
+        <w:hyperlink r:id="rId52" w:history="1">
           <w:r>
             <w:rPr>
               <w:rStyle w:val="Hyperlink"/>
@@ -6776,7 +6778,7 @@
           <w:sz w:val="24"/>
           <w:u w:val="single"/>
         </w:rPr>
-        <w:hyperlink r:id="rId51" w:history="1">
+        <w:hyperlink r:id="rId52" w:history="1">
           <w:r>
             <w:rPr>
               <w:rStyle w:val="Hyperlink"/>
@@ -6898,7 +6900,7 @@
           <w:sz w:val="24"/>
           <w:u w:val="single"/>
         </w:rPr>
-        <w:hyperlink r:id="rId52" w:history="1">
+        <w:hyperlink r:id="rId53" w:history="1">
           <w:r>
             <w:rPr>
               <w:rStyle w:val="Hyperlink"/>
@@ -6916,7 +6918,7 @@
           <w:sz w:val="24"/>
           <w:u w:val="single"/>
         </w:rPr>
-        <w:hyperlink r:id="rId52" w:history="1">
+        <w:hyperlink r:id="rId53" w:history="1">
           <w:r>
             <w:rPr>
               <w:rStyle w:val="Hyperlink"/>
@@ -6934,7 +6936,7 @@
           <w:sz w:val="24"/>
           <w:u w:val="single"/>
         </w:rPr>
-        <w:hyperlink r:id="rId52" w:history="1">
+        <w:hyperlink r:id="rId53" w:history="1">
           <w:r>
             <w:rPr>
               <w:rStyle w:val="Hyperlink"/>
@@ -6952,7 +6954,7 @@
           <w:sz w:val="24"/>
           <w:u w:val="single"/>
         </w:rPr>
-        <w:hyperlink r:id="rId52" w:history="1">
+        <w:hyperlink r:id="rId53" w:history="1">
           <w:r>
             <w:rPr>
               <w:rStyle w:val="Hyperlink"/>
@@ -7058,7 +7060,7 @@
           <w:sz w:val="24"/>
           <w:u w:val="single"/>
         </w:rPr>
-        <w:hyperlink r:id="rId53" w:history="1">
+        <w:hyperlink r:id="rId54" w:history="1">
           <w:r>
             <w:rPr>
               <w:rStyle w:val="Hyperlink"/>
@@ -7076,7 +7078,7 @@
           <w:sz w:val="24"/>
           <w:u w:val="single"/>
         </w:rPr>
-        <w:hyperlink r:id="rId53" w:history="1">
+        <w:hyperlink r:id="rId54" w:history="1">
           <w:r>
             <w:rPr>
               <w:rStyle w:val="Hyperlink"/>
@@ -7094,7 +7096,7 @@
           <w:sz w:val="24"/>
           <w:u w:val="single"/>
         </w:rPr>
-        <w:hyperlink r:id="rId53" w:history="1">
+        <w:hyperlink r:id="rId54" w:history="1">
           <w:r>
             <w:rPr>
               <w:rStyle w:val="Hyperlink"/>
@@ -7115,7 +7117,7 @@
           <w:sz w:val="24"/>
           <w:u w:val="single"/>
         </w:rPr>
-        <w:hyperlink r:id="rId53" w:history="1">
+        <w:hyperlink r:id="rId54" w:history="1">
           <w:r>
             <w:rPr>
               <w:rStyle w:val="Hyperlink"/>
@@ -7133,7 +7135,7 @@
           <w:sz w:val="24"/>
           <w:u w:val="single"/>
         </w:rPr>
-        <w:hyperlink r:id="rId53" w:history="1">
+        <w:hyperlink r:id="rId54" w:history="1">
           <w:r>
             <w:rPr>
               <w:rStyle w:val="Hyperlink"/>
@@ -7151,7 +7153,7 @@
           <w:sz w:val="24"/>
           <w:u w:val="single"/>
         </w:rPr>
-        <w:hyperlink r:id="rId53" w:history="1">
+        <w:hyperlink r:id="rId54" w:history="1">
           <w:r>
             <w:rPr>
               <w:rStyle w:val="Hyperlink"/>
@@ -7168,7 +7170,7 @@
           <w:color w:val="0000FF"/>
           <w:sz w:val="24"/>
         </w:rPr>
-        <w:hyperlink r:id="rId53" w:history="1">
+        <w:hyperlink r:id="rId54" w:history="1">
           <w:r>
             <w:rPr>
               <w:rStyle w:val="Hyperlink"/>
@@ -7186,7 +7188,7 @@
           <w:sz w:val="24"/>
           <w:u w:val="single"/>
         </w:rPr>
-        <w:hyperlink r:id="rId53" w:history="1">
+        <w:hyperlink r:id="rId54" w:history="1">
           <w:r>
             <w:rPr>
               <w:rStyle w:val="Hyperlink"/>

--- a/EXPORTS/DOCX/review/niveau2/Dutch/Suriname aanvullingen.docx
+++ b/EXPORTS/DOCX/review/niveau2/Dutch/Suriname aanvullingen.docx
@@ -3116,8 +3116,16 @@
           <w:i w:val="0"/>
           <w:color w:val="0000FF"/>
           <w:sz w:val="24"/>
-        </w:rPr>
-        <w:t>Gift o</w:t>
+          <w:u w:val="single"/>
+        </w:rPr>
+        <w:hyperlink r:id="rId27" w:history="1">
+          <w:r>
+            <w:rPr>
+              <w:rStyle w:val="Hyperlink"/>
+            </w:rPr>
+            <w:t>G</w:t>
+          </w:r>
+        </w:hyperlink>
       </w:r>
       <w:r>
         <w:rPr>
@@ -3128,7 +3136,54 @@
           <w:sz w:val="24"/>
           <w:u w:val="single"/>
         </w:rPr>
-        <w:hyperlink r:id="rId26" w:history="1">
+        <w:hyperlink r:id="rId27" w:history="1">
+          <w:r>
+            <w:rPr>
+              <w:rStyle w:val="Hyperlink"/>
+            </w:rPr>
+            <w:t>ift</w:t>
+          </w:r>
+        </w:hyperlink>
+      </w:r>
+      <w:r>
+        <w:rPr>
+          <w:rFonts w:ascii="Charis SIL Italic" w:hAnsi="Charis SIL Italic" w:eastAsia="Charis SIL Italic"/>
+          <w:b w:val="0"/>
+          <w:i w:val="0"/>
+          <w:color w:val="0000FF"/>
+          <w:sz w:val="24"/>
+          <w:u w:val="single"/>
+        </w:rPr>
+        <w:t xml:space="preserve"> </w:t>
+      </w:r>
+      <w:r>
+        <w:rPr>
+          <w:rFonts w:ascii="Charis SIL Italic" w:hAnsi="Charis SIL Italic" w:eastAsia="Charis SIL Italic"/>
+          <w:b w:val="0"/>
+          <w:i w:val="0"/>
+          <w:color w:val="0000FF"/>
+          <w:sz w:val="24"/>
+          <w:u w:val="single"/>
+        </w:rPr>
+        <w:hyperlink r:id="rId27" w:history="1">
+          <w:r>
+            <w:rPr>
+              <w:rStyle w:val="Hyperlink"/>
+            </w:rPr>
+            <w:t>o</w:t>
+          </w:r>
+        </w:hyperlink>
+      </w:r>
+      <w:r>
+        <w:rPr>
+          <w:rFonts w:ascii="Charis SIL Italic" w:hAnsi="Charis SIL Italic" w:eastAsia="Charis SIL Italic"/>
+          <w:b w:val="0"/>
+          <w:i w:val="0"/>
+          <w:color w:val="0000FF"/>
+          <w:sz w:val="24"/>
+          <w:u w:val="single"/>
+        </w:rPr>
+        <w:hyperlink r:id="rId27" w:history="1">
           <w:r>
             <w:rPr>
               <w:rStyle w:val="Hyperlink"/>
@@ -3193,7 +3248,7 @@
           <w:sz w:val="24"/>
           <w:u w:val="single"/>
         </w:rPr>
-        <w:hyperlink r:id="rId27" w:history="1">
+        <w:hyperlink r:id="rId26" w:history="1">
           <w:r>
             <w:rPr>
               <w:rStyle w:val="Hyperlink"/>
@@ -3222,14 +3277,7 @@
           <w:sz w:val="24"/>
           <w:u w:val="single"/>
         </w:rPr>
-        <w:hyperlink r:id="rId27" w:history="1">
-          <w:r>
-            <w:rPr>
-              <w:rStyle w:val="Hyperlink"/>
-            </w:rPr>
-            <w:t>A</w:t>
-          </w:r>
-        </w:hyperlink>
+        <w:t>A</w:t>
       </w:r>
       <w:r>
         <w:rPr>
@@ -3316,7 +3364,7 @@
           <w:sz w:val="24"/>
           <w:u w:val="single"/>
         </w:rPr>
-        <w:hyperlink r:id="rId26" w:history="1">
+        <w:hyperlink r:id="rId27" w:history="1">
           <w:r>
             <w:rPr>
               <w:rStyle w:val="Hyperlink"/>
@@ -3391,7 +3439,43 @@
           <w:color w:val="000000"/>
           <w:sz w:val="24"/>
         </w:rPr>
-        <w:t>rom th</w:t>
+        <w:hyperlink r:id="rId27" w:history="1">
+          <w:r>
+            <w:rPr>
+              <w:rStyle w:val="Hyperlink"/>
+            </w:rPr>
+            <w:t>rom</w:t>
+          </w:r>
+        </w:hyperlink>
+      </w:r>
+      <w:r>
+        <w:rPr>
+          <w:u w:val="single" w:color="0000ff"/>
+          <w:rFonts w:ascii="Charis SIL Italic" w:hAnsi="Charis SIL Italic" w:eastAsia="Charis SIL Italic"/>
+          <w:b w:val="0"/>
+          <w:i w:val="0"/>
+          <w:color w:val="000000"/>
+          <w:sz w:val="24"/>
+        </w:rPr>
+        <w:t xml:space="preserve"> </w:t>
+      </w:r>
+      <w:r>
+        <w:rPr>
+          <w:u w:val="single" w:color="0000ff"/>
+          <w:rFonts w:ascii="Charis SIL Italic" w:hAnsi="Charis SIL Italic" w:eastAsia="Charis SIL Italic"/>
+          <w:b w:val="0"/>
+          <w:i w:val="0"/>
+          <w:color w:val="000000"/>
+          <w:sz w:val="24"/>
+        </w:rPr>
+        <w:hyperlink r:id="rId27" w:history="1">
+          <w:r>
+            <w:rPr>
+              <w:rStyle w:val="Hyperlink"/>
+            </w:rPr>
+            <w:t>th</w:t>
+          </w:r>
+        </w:hyperlink>
       </w:r>
       <w:r>
         <w:rPr>
@@ -3757,7 +3841,14 @@
           <w:sz w:val="24"/>
           <w:u w:val="single"/>
         </w:rPr>
-        <w:t>Jefferson</w:t>
+        <w:hyperlink r:id="rId30" w:history="1">
+          <w:r>
+            <w:rPr>
+              <w:rStyle w:val="Hyperlink"/>
+            </w:rPr>
+            <w:t>Jeffers</w:t>
+          </w:r>
+        </w:hyperlink>
       </w:r>
       <w:r>
         <w:rPr>
@@ -3766,6 +3857,28 @@
           <w:i w:val="0"/>
           <w:color w:val="0000FF"/>
           <w:sz w:val="24"/>
+          <w:u w:val="single"/>
+        </w:rPr>
+        <w:t>o</w:t>
+      </w:r>
+      <w:r>
+        <w:rPr>
+          <w:rFonts w:ascii="Charis SIL Italic" w:hAnsi="Charis SIL Italic" w:eastAsia="Charis SIL Italic"/>
+          <w:b w:val="0"/>
+          <w:i w:val="0"/>
+          <w:color w:val="0000FF"/>
+          <w:sz w:val="24"/>
+        </w:rPr>
+        <w:t>n</w:t>
+      </w:r>
+      <w:r>
+        <w:rPr>
+          <w:rFonts w:ascii="Charis SIL Italic" w:hAnsi="Charis SIL Italic" w:eastAsia="Charis SIL Italic"/>
+          <w:b w:val="0"/>
+          <w:i w:val="0"/>
+          <w:color w:val="0000FF"/>
+          <w:sz w:val="24"/>
+          <w:u w:val="single"/>
         </w:rPr>
         <w:t xml:space="preserve"> </w:t>
       </w:r>
@@ -4476,7 +4589,7 @@
           <w:sz w:val="24"/>
           <w:u w:val="single"/>
         </w:rPr>
-        <w:hyperlink r:id="rId40" w:history="1">
+        <w:hyperlink r:id="rId39" w:history="1">
           <w:r>
             <w:rPr>
               <w:rStyle w:val="Hyperlink"/>
@@ -4544,7 +4657,7 @@
           <w:sz w:val="24"/>
           <w:u w:val="single"/>
         </w:rPr>
-        <w:hyperlink r:id="rId41" w:history="1">
+        <w:hyperlink r:id="rId40" w:history="1">
           <w:r>
             <w:rPr>
               <w:rStyle w:val="Hyperlink"/>
@@ -4573,7 +4686,7 @@
           <w:sz w:val="24"/>
           <w:u w:val="single"/>
         </w:rPr>
-        <w:hyperlink r:id="rId41" w:history="1">
+        <w:hyperlink r:id="rId40" w:history="1">
           <w:r>
             <w:rPr>
               <w:rStyle w:val="Hyperlink"/>
@@ -4602,7 +4715,7 @@
           <w:sz w:val="24"/>
           <w:u w:val="single"/>
         </w:rPr>
-        <w:hyperlink r:id="rId41" w:history="1">
+        <w:hyperlink r:id="rId40" w:history="1">
           <w:r>
             <w:rPr>
               <w:rStyle w:val="Hyperlink"/>
@@ -4992,7 +5105,7 @@
           <w:sz w:val="24"/>
           <w:u w:val="single"/>
         </w:rPr>
-        <w:hyperlink r:id="rId42" w:history="1">
+        <w:hyperlink r:id="rId41" w:history="1">
           <w:r>
             <w:rPr>
               <w:rStyle w:val="Hyperlink"/>
@@ -5060,7 +5173,7 @@
           <w:sz w:val="24"/>
           <w:u w:val="single"/>
         </w:rPr>
-        <w:hyperlink r:id="rId43" w:history="1">
+        <w:hyperlink r:id="rId42" w:history="1">
           <w:r>
             <w:rPr>
               <w:rStyle w:val="Hyperlink"/>
@@ -5088,7 +5201,7 @@
           <w:color w:val="000000"/>
           <w:sz w:val="24"/>
         </w:rPr>
-        <w:hyperlink r:id="rId43" w:history="1">
+        <w:hyperlink r:id="rId42" w:history="1">
           <w:r>
             <w:rPr>
               <w:rStyle w:val="Hyperlink"/>
@@ -5543,7 +5656,7 @@
           <w:color w:val="0000FF"/>
           <w:sz w:val="24"/>
         </w:rPr>
-        <w:hyperlink r:id="rId44" w:history="1">
+        <w:hyperlink r:id="rId43" w:history="1">
           <w:r>
             <w:rPr>
               <w:rStyle w:val="Hyperlink"/>
@@ -5560,7 +5673,7 @@
           <w:color w:val="0000FF"/>
           <w:sz w:val="24"/>
         </w:rPr>
-        <w:hyperlink r:id="rId44" w:history="1">
+        <w:hyperlink r:id="rId43" w:history="1">
           <w:r>
             <w:rPr>
               <w:rStyle w:val="Hyperlink"/>
@@ -5577,7 +5690,7 @@
           <w:color w:val="0000FF"/>
           <w:sz w:val="24"/>
         </w:rPr>
-        <w:hyperlink r:id="rId44" w:history="1">
+        <w:hyperlink r:id="rId43" w:history="1">
           <w:r>
             <w:rPr>
               <w:rStyle w:val="Hyperlink"/>
@@ -5688,7 +5801,7 @@
           <w:sz w:val="24"/>
           <w:u w:val="single"/>
         </w:rPr>
-        <w:hyperlink r:id="rId45" w:history="1">
+        <w:hyperlink r:id="rId44" w:history="1">
           <w:r>
             <w:rPr>
               <w:rStyle w:val="Hyperlink"/>
@@ -5706,7 +5819,7 @@
           <w:sz w:val="24"/>
           <w:u w:val="single"/>
         </w:rPr>
-        <w:hyperlink r:id="rId45" w:history="1">
+        <w:hyperlink r:id="rId44" w:history="1">
           <w:r>
             <w:rPr>
               <w:rStyle w:val="Hyperlink"/>
@@ -5835,7 +5948,7 @@
           <w:color w:val="0000FF"/>
           <w:sz w:val="24"/>
         </w:rPr>
-        <w:hyperlink r:id="rId46" w:history="1">
+        <w:hyperlink r:id="rId45" w:history="1">
           <w:r>
             <w:rPr>
               <w:rStyle w:val="Hyperlink"/>
@@ -5852,7 +5965,7 @@
           <w:color w:val="0000FF"/>
           <w:sz w:val="24"/>
         </w:rPr>
-        <w:hyperlink r:id="rId46" w:history="1">
+        <w:hyperlink r:id="rId45" w:history="1">
           <w:r>
             <w:rPr>
               <w:rStyle w:val="Hyperlink"/>
@@ -5959,7 +6072,7 @@
           <w:sz w:val="24"/>
           <w:u w:val="single"/>
         </w:rPr>
-        <w:hyperlink r:id="rId47" w:history="1">
+        <w:hyperlink r:id="rId46" w:history="1">
           <w:r>
             <w:rPr>
               <w:rStyle w:val="Hyperlink"/>
@@ -5977,7 +6090,7 @@
           <w:sz w:val="24"/>
           <w:u w:val="single"/>
         </w:rPr>
-        <w:hyperlink r:id="rId47" w:history="1">
+        <w:hyperlink r:id="rId46" w:history="1">
           <w:r>
             <w:rPr>
               <w:rStyle w:val="Hyperlink"/>
@@ -5995,7 +6108,7 @@
           <w:sz w:val="24"/>
           <w:u w:val="single"/>
         </w:rPr>
-        <w:hyperlink r:id="rId47" w:history="1">
+        <w:hyperlink r:id="rId46" w:history="1">
           <w:r>
             <w:rPr>
               <w:rStyle w:val="Hyperlink"/>
@@ -6013,7 +6126,7 @@
           <w:sz w:val="24"/>
           <w:u w:val="single"/>
         </w:rPr>
-        <w:hyperlink r:id="rId47" w:history="1">
+        <w:hyperlink r:id="rId46" w:history="1">
           <w:r>
             <w:rPr>
               <w:rStyle w:val="Hyperlink"/>
@@ -6089,7 +6202,7 @@
           <w:sz w:val="24"/>
           <w:u w:val="single"/>
         </w:rPr>
-        <w:hyperlink r:id="rId48" w:history="1">
+        <w:hyperlink r:id="rId47" w:history="1">
           <w:r>
             <w:rPr>
               <w:rStyle w:val="Hyperlink"/>
@@ -6107,7 +6220,7 @@
           <w:sz w:val="24"/>
           <w:u w:val="single"/>
         </w:rPr>
-        <w:hyperlink r:id="rId48" w:history="1">
+        <w:hyperlink r:id="rId47" w:history="1">
           <w:r>
             <w:rPr>
               <w:rStyle w:val="Hyperlink"/>
@@ -6125,7 +6238,7 @@
           <w:sz w:val="24"/>
           <w:u w:val="single"/>
         </w:rPr>
-        <w:hyperlink r:id="rId48" w:history="1">
+        <w:hyperlink r:id="rId47" w:history="1">
           <w:r>
             <w:rPr>
               <w:rStyle w:val="Hyperlink"/>
@@ -6143,7 +6256,7 @@
           <w:sz w:val="24"/>
           <w:u w:val="single"/>
         </w:rPr>
-        <w:hyperlink r:id="rId48" w:history="1">
+        <w:hyperlink r:id="rId47" w:history="1">
           <w:r>
             <w:rPr>
               <w:rStyle w:val="Hyperlink"/>
@@ -6219,7 +6332,7 @@
           <w:sz w:val="24"/>
           <w:u w:val="single"/>
         </w:rPr>
-        <w:hyperlink r:id="rId49" w:history="1">
+        <w:hyperlink r:id="rId48" w:history="1">
           <w:r>
             <w:rPr>
               <w:rStyle w:val="Hyperlink"/>
@@ -6237,7 +6350,7 @@
           <w:sz w:val="24"/>
           <w:u w:val="single"/>
         </w:rPr>
-        <w:hyperlink r:id="rId49" w:history="1">
+        <w:hyperlink r:id="rId48" w:history="1">
           <w:r>
             <w:rPr>
               <w:rStyle w:val="Hyperlink"/>
@@ -6255,7 +6368,7 @@
           <w:sz w:val="24"/>
           <w:u w:val="single"/>
         </w:rPr>
-        <w:hyperlink r:id="rId49" w:history="1">
+        <w:hyperlink r:id="rId48" w:history="1">
           <w:r>
             <w:rPr>
               <w:rStyle w:val="Hyperlink"/>
@@ -6273,7 +6386,7 @@
           <w:sz w:val="24"/>
           <w:u w:val="single"/>
         </w:rPr>
-        <w:hyperlink r:id="rId49" w:history="1">
+        <w:hyperlink r:id="rId48" w:history="1">
           <w:r>
             <w:rPr>
               <w:rStyle w:val="Hyperlink"/>
@@ -6372,7 +6485,7 @@
           <w:sz w:val="24"/>
           <w:u w:val="single"/>
         </w:rPr>
-        <w:hyperlink r:id="rId50" w:history="1">
+        <w:hyperlink r:id="rId49" w:history="1">
           <w:r>
             <w:rPr>
               <w:rStyle w:val="Hyperlink"/>
@@ -6390,7 +6503,7 @@
           <w:sz w:val="24"/>
           <w:u w:val="single"/>
         </w:rPr>
-        <w:hyperlink r:id="rId50" w:history="1">
+        <w:hyperlink r:id="rId49" w:history="1">
           <w:r>
             <w:rPr>
               <w:rStyle w:val="Hyperlink"/>
@@ -6408,7 +6521,7 @@
           <w:sz w:val="24"/>
           <w:u w:val="single"/>
         </w:rPr>
-        <w:hyperlink r:id="rId50" w:history="1">
+        <w:hyperlink r:id="rId49" w:history="1">
           <w:r>
             <w:rPr>
               <w:rStyle w:val="Hyperlink"/>
@@ -6426,7 +6539,7 @@
           <w:sz w:val="24"/>
           <w:u w:val="single"/>
         </w:rPr>
-        <w:hyperlink r:id="rId50" w:history="1">
+        <w:hyperlink r:id="rId49" w:history="1">
           <w:r>
             <w:rPr>
               <w:rStyle w:val="Hyperlink"/>
@@ -6444,7 +6557,7 @@
           <w:sz w:val="24"/>
           <w:u w:val="single"/>
         </w:rPr>
-        <w:hyperlink r:id="rId50" w:history="1">
+        <w:hyperlink r:id="rId49" w:history="1">
           <w:r>
             <w:rPr>
               <w:rStyle w:val="Hyperlink"/>
@@ -6530,7 +6643,7 @@
           <w:sz w:val="24"/>
           <w:u w:val="single"/>
         </w:rPr>
-        <w:hyperlink r:id="rId51" w:history="1">
+        <w:hyperlink r:id="rId50" w:history="1">
           <w:r>
             <w:rPr>
               <w:rStyle w:val="Hyperlink"/>
@@ -6548,7 +6661,7 @@
           <w:sz w:val="24"/>
           <w:u w:val="single"/>
         </w:rPr>
-        <w:hyperlink r:id="rId51" w:history="1">
+        <w:hyperlink r:id="rId50" w:history="1">
           <w:r>
             <w:rPr>
               <w:rStyle w:val="Hyperlink"/>
@@ -6566,7 +6679,7 @@
           <w:sz w:val="24"/>
           <w:u w:val="single"/>
         </w:rPr>
-        <w:hyperlink r:id="rId51" w:history="1">
+        <w:hyperlink r:id="rId50" w:history="1">
           <w:r>
             <w:rPr>
               <w:rStyle w:val="Hyperlink"/>
@@ -6584,7 +6697,7 @@
           <w:sz w:val="24"/>
           <w:u w:val="single"/>
         </w:rPr>
-        <w:hyperlink r:id="rId51" w:history="1">
+        <w:hyperlink r:id="rId50" w:history="1">
           <w:r>
             <w:rPr>
               <w:rStyle w:val="Hyperlink"/>
@@ -6670,7 +6783,7 @@
           <w:sz w:val="24"/>
           <w:u w:val="single"/>
         </w:rPr>
-        <w:hyperlink r:id="rId52" w:history="1">
+        <w:hyperlink r:id="rId51" w:history="1">
           <w:r>
             <w:rPr>
               <w:rStyle w:val="Hyperlink"/>
@@ -6688,7 +6801,7 @@
           <w:sz w:val="24"/>
           <w:u w:val="single"/>
         </w:rPr>
-        <w:hyperlink r:id="rId52" w:history="1">
+        <w:hyperlink r:id="rId51" w:history="1">
           <w:r>
             <w:rPr>
               <w:rStyle w:val="Hyperlink"/>
@@ -6706,7 +6819,7 @@
           <w:sz w:val="24"/>
           <w:u w:val="single"/>
         </w:rPr>
-        <w:hyperlink r:id="rId52" w:history="1">
+        <w:hyperlink r:id="rId51" w:history="1">
           <w:r>
             <w:rPr>
               <w:rStyle w:val="Hyperlink"/>
@@ -6724,7 +6837,7 @@
           <w:sz w:val="24"/>
           <w:u w:val="single"/>
         </w:rPr>
-        <w:hyperlink r:id="rId52" w:history="1">
+        <w:hyperlink r:id="rId51" w:history="1">
           <w:r>
             <w:rPr>
               <w:rStyle w:val="Hyperlink"/>
@@ -6742,7 +6855,7 @@
           <w:sz w:val="24"/>
           <w:u w:val="single"/>
         </w:rPr>
-        <w:hyperlink r:id="rId52" w:history="1">
+        <w:hyperlink r:id="rId51" w:history="1">
           <w:r>
             <w:rPr>
               <w:rStyle w:val="Hyperlink"/>
@@ -6760,7 +6873,7 @@
           <w:sz w:val="24"/>
           <w:u w:val="single"/>
         </w:rPr>
-        <w:hyperlink r:id="rId52" w:history="1">
+        <w:hyperlink r:id="rId51" w:history="1">
           <w:r>
             <w:rPr>
               <w:rStyle w:val="Hyperlink"/>
@@ -6778,7 +6891,7 @@
           <w:sz w:val="24"/>
           <w:u w:val="single"/>
         </w:rPr>
-        <w:hyperlink r:id="rId52" w:history="1">
+        <w:hyperlink r:id="rId51" w:history="1">
           <w:r>
             <w:rPr>
               <w:rStyle w:val="Hyperlink"/>
@@ -6900,7 +7013,7 @@
           <w:sz w:val="24"/>
           <w:u w:val="single"/>
         </w:rPr>
-        <w:hyperlink r:id="rId53" w:history="1">
+        <w:hyperlink r:id="rId52" w:history="1">
           <w:r>
             <w:rPr>
               <w:rStyle w:val="Hyperlink"/>
@@ -6918,7 +7031,7 @@
           <w:sz w:val="24"/>
           <w:u w:val="single"/>
         </w:rPr>
-        <w:hyperlink r:id="rId53" w:history="1">
+        <w:hyperlink r:id="rId52" w:history="1">
           <w:r>
             <w:rPr>
               <w:rStyle w:val="Hyperlink"/>
@@ -6936,7 +7049,7 @@
           <w:sz w:val="24"/>
           <w:u w:val="single"/>
         </w:rPr>
-        <w:hyperlink r:id="rId53" w:history="1">
+        <w:hyperlink r:id="rId52" w:history="1">
           <w:r>
             <w:rPr>
               <w:rStyle w:val="Hyperlink"/>
@@ -6954,7 +7067,7 @@
           <w:sz w:val="24"/>
           <w:u w:val="single"/>
         </w:rPr>
-        <w:hyperlink r:id="rId53" w:history="1">
+        <w:hyperlink r:id="rId52" w:history="1">
           <w:r>
             <w:rPr>
               <w:rStyle w:val="Hyperlink"/>
@@ -7060,7 +7173,7 @@
           <w:sz w:val="24"/>
           <w:u w:val="single"/>
         </w:rPr>
-        <w:hyperlink r:id="rId54" w:history="1">
+        <w:hyperlink r:id="rId53" w:history="1">
           <w:r>
             <w:rPr>
               <w:rStyle w:val="Hyperlink"/>
@@ -7078,7 +7191,7 @@
           <w:sz w:val="24"/>
           <w:u w:val="single"/>
         </w:rPr>
-        <w:hyperlink r:id="rId54" w:history="1">
+        <w:hyperlink r:id="rId53" w:history="1">
           <w:r>
             <w:rPr>
               <w:rStyle w:val="Hyperlink"/>
@@ -7096,7 +7209,7 @@
           <w:sz w:val="24"/>
           <w:u w:val="single"/>
         </w:rPr>
-        <w:hyperlink r:id="rId54" w:history="1">
+        <w:hyperlink r:id="rId53" w:history="1">
           <w:r>
             <w:rPr>
               <w:rStyle w:val="Hyperlink"/>
@@ -7117,7 +7230,7 @@
           <w:sz w:val="24"/>
           <w:u w:val="single"/>
         </w:rPr>
-        <w:hyperlink r:id="rId54" w:history="1">
+        <w:hyperlink r:id="rId53" w:history="1">
           <w:r>
             <w:rPr>
               <w:rStyle w:val="Hyperlink"/>
@@ -7135,7 +7248,7 @@
           <w:sz w:val="24"/>
           <w:u w:val="single"/>
         </w:rPr>
-        <w:hyperlink r:id="rId54" w:history="1">
+        <w:hyperlink r:id="rId53" w:history="1">
           <w:r>
             <w:rPr>
               <w:rStyle w:val="Hyperlink"/>
@@ -7153,7 +7266,7 @@
           <w:sz w:val="24"/>
           <w:u w:val="single"/>
         </w:rPr>
-        <w:hyperlink r:id="rId54" w:history="1">
+        <w:hyperlink r:id="rId53" w:history="1">
           <w:r>
             <w:rPr>
               <w:rStyle w:val="Hyperlink"/>
@@ -7170,7 +7283,7 @@
           <w:color w:val="0000FF"/>
           <w:sz w:val="24"/>
         </w:rPr>
-        <w:hyperlink r:id="rId54" w:history="1">
+        <w:hyperlink r:id="rId53" w:history="1">
           <w:r>
             <w:rPr>
               <w:rStyle w:val="Hyperlink"/>
@@ -7188,7 +7301,7 @@
           <w:sz w:val="24"/>
           <w:u w:val="single"/>
         </w:rPr>
-        <w:hyperlink r:id="rId54" w:history="1">
+        <w:hyperlink r:id="rId53" w:history="1">
           <w:r>
             <w:rPr>
               <w:rStyle w:val="Hyperlink"/>

--- a/EXPORTS/DOCX/review/niveau2/Dutch/Suriname aanvullingen.docx
+++ b/EXPORTS/DOCX/review/niveau2/Dutch/Suriname aanvullingen.docx
@@ -626,7 +626,34 @@
           <w:color w:val="000000"/>
           <w:sz w:val="24"/>
         </w:rPr>
-        <w:t xml:space="preserve">•  TM-9 is Corantijnexpeditie?? </w:t>
+        <w:t xml:space="preserve">•  TM-9 </w:t>
+      </w:r>
+      <w:r>
+        <w:rPr>
+          <w:rFonts w:ascii="Charis SIL Italic" w:hAnsi="Charis SIL Italic" w:eastAsia="Charis SIL Italic"/>
+          <w:b w:val="0"/>
+          <w:i w:val="0"/>
+          <w:color w:val="000000"/>
+          <w:sz w:val="24"/>
+        </w:rPr>
+        <w:hyperlink r:id="rId11" w:history="1">
+          <w:r>
+            <w:rPr>
+              <w:rStyle w:val="Hyperlink"/>
+            </w:rPr>
+            <w:t>is Coran</w:t>
+          </w:r>
+        </w:hyperlink>
+      </w:r>
+      <w:r>
+        <w:rPr>
+          <w:rFonts w:ascii="Charis SIL Italic" w:hAnsi="Charis SIL Italic" w:eastAsia="Charis SIL Italic"/>
+          <w:b w:val="0"/>
+          <w:i w:val="0"/>
+          <w:color w:val="000000"/>
+          <w:sz w:val="24"/>
+        </w:rPr>
+        <w:t xml:space="preserve">tijnexpeditie?? </w:t>
       </w:r>
       <w:r>
         <w:rPr>
@@ -1110,13 +1137,31 @@
       </w:r>
       <w:r>
         <w:rPr>
+          <w:u w:val="single" w:color="0000ff"/>
           <w:rFonts w:ascii="Charis SIL Italic" w:hAnsi="Charis SIL Italic" w:eastAsia="Charis SIL Italic"/>
           <w:b w:val="0"/>
           <w:i w:val="0"/>
           <w:color w:val="000000"/>
           <w:sz w:val="24"/>
         </w:rPr>
-        <w:t xml:space="preserve">achttiende eeuw, </w:t>
+        <w:hyperlink r:id="rId16" w:history="1">
+          <w:r>
+            <w:rPr>
+              <w:rStyle w:val="Hyperlink"/>
+            </w:rPr>
+            <w:t>achttiende e</w:t>
+          </w:r>
+        </w:hyperlink>
+      </w:r>
+      <w:r>
+        <w:rPr>
+          <w:rFonts w:ascii="Charis SIL Italic" w:hAnsi="Charis SIL Italic" w:eastAsia="Charis SIL Italic"/>
+          <w:b w:val="0"/>
+          <w:i w:val="0"/>
+          <w:color w:val="000000"/>
+          <w:sz w:val="24"/>
+        </w:rPr>
+        <w:t xml:space="preserve">euw, </w:t>
       </w:r>
       <w:r>
         <w:rPr>
@@ -3183,12 +3228,12 @@
           <w:sz w:val="24"/>
           <w:u w:val="single"/>
         </w:rPr>
-        <w:hyperlink r:id="rId27" w:history="1">
+        <w:hyperlink r:id="rId26" w:history="1">
           <w:r>
             <w:rPr>
               <w:rStyle w:val="Hyperlink"/>
             </w:rPr>
-            <w:t>f</w:t>
+            <w:t xml:space="preserve">f </w:t>
           </w:r>
         </w:hyperlink>
       </w:r>
@@ -3201,25 +3246,7 @@
           <w:sz w:val="24"/>
           <w:u w:val="single"/>
         </w:rPr>
-        <w:t xml:space="preserve"> </w:t>
-      </w:r>
-      <w:r>
-        <w:rPr>
-          <w:rFonts w:ascii="Charis SIL Italic" w:hAnsi="Charis SIL Italic" w:eastAsia="Charis SIL Italic"/>
-          <w:b w:val="0"/>
-          <w:i w:val="0"/>
-          <w:color w:val="0000FF"/>
-          <w:sz w:val="24"/>
-          <w:u w:val="single"/>
-        </w:rPr>
-        <w:hyperlink r:id="rId27" w:history="1">
-          <w:r>
-            <w:rPr>
-              <w:rStyle w:val="Hyperlink"/>
-            </w:rPr>
-            <w:t>M</w:t>
-          </w:r>
-        </w:hyperlink>
+        <w:t>M</w:t>
       </w:r>
       <w:r>
         <w:rPr>
@@ -3248,7 +3275,7 @@
           <w:sz w:val="24"/>
           <w:u w:val="single"/>
         </w:rPr>
-        <w:hyperlink r:id="rId26" w:history="1">
+        <w:hyperlink r:id="rId27" w:history="1">
           <w:r>
             <w:rPr>
               <w:rStyle w:val="Hyperlink"/>
@@ -3277,7 +3304,14 @@
           <w:sz w:val="24"/>
           <w:u w:val="single"/>
         </w:rPr>
-        <w:t>A</w:t>
+        <w:hyperlink r:id="rId27" w:history="1">
+          <w:r>
+            <w:rPr>
+              <w:rStyle w:val="Hyperlink"/>
+            </w:rPr>
+            <w:t>A</w:t>
+          </w:r>
+        </w:hyperlink>
       </w:r>
       <w:r>
         <w:rPr>
@@ -3288,7 +3322,7 @@
           <w:sz w:val="24"/>
           <w:u w:val="single"/>
         </w:rPr>
-        <w:hyperlink r:id="rId26" w:history="1">
+        <w:hyperlink r:id="rId27" w:history="1">
           <w:r>
             <w:rPr>
               <w:rStyle w:val="Hyperlink"/>
@@ -3857,9 +3891,15 @@
           <w:i w:val="0"/>
           <w:color w:val="0000FF"/>
           <w:sz w:val="24"/>
-          <w:u w:val="single"/>
-        </w:rPr>
-        <w:t>o</w:t>
+        </w:rPr>
+        <w:hyperlink r:id="rId30" w:history="1">
+          <w:r>
+            <w:rPr>
+              <w:rStyle w:val="Hyperlink"/>
+            </w:rPr>
+            <w:t>o</w:t>
+          </w:r>
+        </w:hyperlink>
       </w:r>
       <w:r>
         <w:rPr>
@@ -4540,7 +4580,7 @@
           <w:sz w:val="24"/>
           <w:u w:val="single"/>
         </w:rPr>
-        <w:hyperlink r:id="rId38" w:history="1">
+        <w:hyperlink r:id="rId39" w:history="1">
           <w:r>
             <w:rPr>
               <w:rStyle w:val="Hyperlink"/>
@@ -7330,7 +7370,7 @@
           <w:sz w:val="24"/>
           <w:u w:val="single"/>
         </w:rPr>
-        <w:hyperlink r:id="rId54" w:history="1">
+        <w:hyperlink r:id="rId53" w:history="1">
           <w:r>
             <w:rPr>
               <w:rStyle w:val="Hyperlink"/>

--- a/EXPORTS/DOCX/review/niveau2/Dutch/Suriname aanvullingen.docx
+++ b/EXPORTS/DOCX/review/niveau2/Dutch/Suriname aanvullingen.docx
@@ -2258,34 +2258,7 @@
           <w:color w:val="000000"/>
           <w:sz w:val="24"/>
         </w:rPr>
-        <w:t>state={"ma</w:t>
-      </w:r>
-      <w:r>
-        <w:rPr>
-          <w:rFonts w:ascii="Charis SIL Italic" w:hAnsi="Charis SIL Italic" w:eastAsia="Charis SIL Italic"/>
-          <w:b w:val="0"/>
-          <w:i w:val="0"/>
-          <w:color w:val="000000"/>
-          <w:sz w:val="24"/>
-        </w:rPr>
-        <w:hyperlink r:id="rId23" w:history="1">
-          <w:r>
-            <w:rPr>
-              <w:rStyle w:val="Hyperlink"/>
-            </w:rPr>
-            <w:t>tchAll</w:t>
-          </w:r>
-        </w:hyperlink>
-      </w:r>
-      <w:r>
-        <w:rPr>
-          <w:rFonts w:ascii="Charis SIL Italic" w:hAnsi="Charis SIL Italic" w:eastAsia="Charis SIL Italic"/>
-          <w:b w:val="0"/>
-          <w:i w:val="0"/>
-          <w:color w:val="000000"/>
-          <w:sz w:val="24"/>
-        </w:rPr>
-        <w:t>C</w:t>
+        <w:t>state={"matchAllC</w:t>
       </w:r>
       <w:r>
         <w:rPr>
@@ -3161,16 +3134,19 @@
           <w:i w:val="0"/>
           <w:color w:val="0000FF"/>
           <w:sz w:val="24"/>
+        </w:rPr>
+        <w:t>G</w:t>
+      </w:r>
+      <w:r>
+        <w:rPr>
+          <w:rFonts w:ascii="Charis SIL Italic" w:hAnsi="Charis SIL Italic" w:eastAsia="Charis SIL Italic"/>
+          <w:b w:val="0"/>
+          <w:i w:val="0"/>
+          <w:color w:val="0000FF"/>
+          <w:sz w:val="24"/>
           <w:u w:val="single"/>
         </w:rPr>
-        <w:hyperlink r:id="rId27" w:history="1">
-          <w:r>
-            <w:rPr>
-              <w:rStyle w:val="Hyperlink"/>
-            </w:rPr>
-            <w:t>G</w:t>
-          </w:r>
-        </w:hyperlink>
+        <w:t>ift of Mis</w:t>
       </w:r>
       <w:r>
         <w:rPr>
@@ -3181,101 +3157,7 @@
           <w:sz w:val="24"/>
           <w:u w:val="single"/>
         </w:rPr>
-        <w:hyperlink r:id="rId27" w:history="1">
-          <w:r>
-            <w:rPr>
-              <w:rStyle w:val="Hyperlink"/>
-            </w:rPr>
-            <w:t>ift</w:t>
-          </w:r>
-        </w:hyperlink>
-      </w:r>
-      <w:r>
-        <w:rPr>
-          <w:rFonts w:ascii="Charis SIL Italic" w:hAnsi="Charis SIL Italic" w:eastAsia="Charis SIL Italic"/>
-          <w:b w:val="0"/>
-          <w:i w:val="0"/>
-          <w:color w:val="0000FF"/>
-          <w:sz w:val="24"/>
-          <w:u w:val="single"/>
-        </w:rPr>
-        <w:t xml:space="preserve"> </w:t>
-      </w:r>
-      <w:r>
-        <w:rPr>
-          <w:rFonts w:ascii="Charis SIL Italic" w:hAnsi="Charis SIL Italic" w:eastAsia="Charis SIL Italic"/>
-          <w:b w:val="0"/>
-          <w:i w:val="0"/>
-          <w:color w:val="0000FF"/>
-          <w:sz w:val="24"/>
-          <w:u w:val="single"/>
-        </w:rPr>
-        <w:hyperlink r:id="rId27" w:history="1">
-          <w:r>
-            <w:rPr>
-              <w:rStyle w:val="Hyperlink"/>
-            </w:rPr>
-            <w:t>o</w:t>
-          </w:r>
-        </w:hyperlink>
-      </w:r>
-      <w:r>
-        <w:rPr>
-          <w:rFonts w:ascii="Charis SIL Italic" w:hAnsi="Charis SIL Italic" w:eastAsia="Charis SIL Italic"/>
-          <w:b w:val="0"/>
-          <w:i w:val="0"/>
-          <w:color w:val="0000FF"/>
-          <w:sz w:val="24"/>
-          <w:u w:val="single"/>
-        </w:rPr>
         <w:hyperlink r:id="rId26" w:history="1">
-          <w:r>
-            <w:rPr>
-              <w:rStyle w:val="Hyperlink"/>
-            </w:rPr>
-            <w:t xml:space="preserve">f </w:t>
-          </w:r>
-        </w:hyperlink>
-      </w:r>
-      <w:r>
-        <w:rPr>
-          <w:rFonts w:ascii="Charis SIL Italic" w:hAnsi="Charis SIL Italic" w:eastAsia="Charis SIL Italic"/>
-          <w:b w:val="0"/>
-          <w:i w:val="0"/>
-          <w:color w:val="0000FF"/>
-          <w:sz w:val="24"/>
-          <w:u w:val="single"/>
-        </w:rPr>
-        <w:t>M</w:t>
-      </w:r>
-      <w:r>
-        <w:rPr>
-          <w:rFonts w:ascii="Charis SIL Italic" w:hAnsi="Charis SIL Italic" w:eastAsia="Charis SIL Italic"/>
-          <w:b w:val="0"/>
-          <w:i w:val="0"/>
-          <w:color w:val="0000FF"/>
-          <w:sz w:val="24"/>
-          <w:u w:val="single"/>
-        </w:rPr>
-        <w:hyperlink r:id="rId26" w:history="1">
-          <w:r>
-            <w:rPr>
-              <w:rStyle w:val="Hyperlink"/>
-            </w:rPr>
-            <w:t>is</w:t>
-          </w:r>
-        </w:hyperlink>
-      </w:r>
-      <w:r>
-        <w:rPr>
-          <w:rFonts w:ascii="Charis SIL Italic" w:hAnsi="Charis SIL Italic" w:eastAsia="Charis SIL Italic"/>
-          <w:b w:val="0"/>
-          <w:i w:val="0"/>
-          <w:color w:val="0000FF"/>
-          <w:sz w:val="24"/>
-          <w:u w:val="single"/>
-        </w:rPr>
-        <w:hyperlink r:id="rId27" w:history="1">
           <w:r>
             <w:rPr>
               <w:rStyle w:val="Hyperlink"/>
@@ -3304,14 +3186,7 @@
           <w:sz w:val="24"/>
           <w:u w:val="single"/>
         </w:rPr>
-        <w:hyperlink r:id="rId27" w:history="1">
-          <w:r>
-            <w:rPr>
-              <w:rStyle w:val="Hyperlink"/>
-            </w:rPr>
-            <w:t>A</w:t>
-          </w:r>
-        </w:hyperlink>
+        <w:t>A</w:t>
       </w:r>
       <w:r>
         <w:rPr>
@@ -3322,7 +3197,7 @@
           <w:sz w:val="24"/>
           <w:u w:val="single"/>
         </w:rPr>
-        <w:hyperlink r:id="rId27" w:history="1">
+        <w:hyperlink r:id="rId26" w:history="1">
           <w:r>
             <w:rPr>
               <w:rStyle w:val="Hyperlink"/>
@@ -3398,7 +3273,7 @@
           <w:sz w:val="24"/>
           <w:u w:val="single"/>
         </w:rPr>
-        <w:hyperlink r:id="rId27" w:history="1">
+        <w:hyperlink r:id="rId26" w:history="1">
           <w:r>
             <w:rPr>
               <w:rStyle w:val="Hyperlink"/>
@@ -3880,7 +3755,7 @@
             <w:rPr>
               <w:rStyle w:val="Hyperlink"/>
             </w:rPr>
-            <w:t>Jeffers</w:t>
+            <w:t>Jefferso</w:t>
           </w:r>
         </w:hyperlink>
       </w:r>
@@ -3891,13 +3766,36 @@
           <w:i w:val="0"/>
           <w:color w:val="0000FF"/>
           <w:sz w:val="24"/>
+          <w:u w:val="single"/>
+        </w:rPr>
+        <w:t>n</w:t>
+      </w:r>
+      <w:r>
+        <w:rPr>
+          <w:rFonts w:ascii="Charis SIL Italic" w:hAnsi="Charis SIL Italic" w:eastAsia="Charis SIL Italic"/>
+          <w:b w:val="0"/>
+          <w:i w:val="0"/>
+          <w:color w:val="0000FF"/>
+          <w:sz w:val="24"/>
+          <w:u w:val="single"/>
+        </w:rPr>
+        <w:t xml:space="preserve"> </w:t>
+      </w:r>
+      <w:r>
+        <w:rPr>
+          <w:rFonts w:ascii="Charis SIL Italic" w:hAnsi="Charis SIL Italic" w:eastAsia="Charis SIL Italic"/>
+          <w:b w:val="0"/>
+          <w:i w:val="0"/>
+          <w:color w:val="0000FF"/>
+          <w:sz w:val="24"/>
+          <w:u w:val="single"/>
         </w:rPr>
         <w:hyperlink r:id="rId30" w:history="1">
           <w:r>
             <w:rPr>
               <w:rStyle w:val="Hyperlink"/>
             </w:rPr>
-            <w:t>o</w:t>
+            <w:t>Collin</w:t>
           </w:r>
         </w:hyperlink>
       </w:r>
@@ -3909,36 +3807,7 @@
           <w:color w:val="0000FF"/>
           <w:sz w:val="24"/>
         </w:rPr>
-        <w:t>n</w:t>
-      </w:r>
-      <w:r>
-        <w:rPr>
-          <w:rFonts w:ascii="Charis SIL Italic" w:hAnsi="Charis SIL Italic" w:eastAsia="Charis SIL Italic"/>
-          <w:b w:val="0"/>
-          <w:i w:val="0"/>
-          <w:color w:val="0000FF"/>
-          <w:sz w:val="24"/>
-          <w:u w:val="single"/>
-        </w:rPr>
-        <w:t xml:space="preserve"> </w:t>
-      </w:r>
-      <w:r>
-        <w:rPr>
-          <w:rFonts w:ascii="Charis SIL Italic" w:hAnsi="Charis SIL Italic" w:eastAsia="Charis SIL Italic"/>
-          <w:b w:val="0"/>
-          <w:i w:val="0"/>
-          <w:color w:val="0000FF"/>
-          <w:sz w:val="24"/>
-          <w:u w:val="single"/>
-        </w:rPr>
-        <w:hyperlink r:id="rId30" w:history="1">
-          <w:r>
-            <w:rPr>
-              <w:rStyle w:val="Hyperlink"/>
-            </w:rPr>
-            <w:t>Collins</w:t>
-          </w:r>
-        </w:hyperlink>
+        <w:t>s</w:t>
       </w:r>
     </w:p>
     <w:p>

--- a/EXPORTS/DOCX/review/niveau2/Dutch/Suriname aanvullingen.docx
+++ b/EXPORTS/DOCX/review/niveau2/Dutch/Suriname aanvullingen.docx
@@ -626,34 +626,7 @@
           <w:color w:val="000000"/>
           <w:sz w:val="24"/>
         </w:rPr>
-        <w:t xml:space="preserve">•  TM-9 </w:t>
-      </w:r>
-      <w:r>
-        <w:rPr>
-          <w:rFonts w:ascii="Charis SIL Italic" w:hAnsi="Charis SIL Italic" w:eastAsia="Charis SIL Italic"/>
-          <w:b w:val="0"/>
-          <w:i w:val="0"/>
-          <w:color w:val="000000"/>
-          <w:sz w:val="24"/>
-        </w:rPr>
-        <w:hyperlink r:id="rId11" w:history="1">
-          <w:r>
-            <w:rPr>
-              <w:rStyle w:val="Hyperlink"/>
-            </w:rPr>
-            <w:t>is Coran</w:t>
-          </w:r>
-        </w:hyperlink>
-      </w:r>
-      <w:r>
-        <w:rPr>
-          <w:rFonts w:ascii="Charis SIL Italic" w:hAnsi="Charis SIL Italic" w:eastAsia="Charis SIL Italic"/>
-          <w:b w:val="0"/>
-          <w:i w:val="0"/>
-          <w:color w:val="000000"/>
-          <w:sz w:val="24"/>
-        </w:rPr>
-        <w:t xml:space="preserve">tijnexpeditie?? </w:t>
+        <w:t xml:space="preserve">•  TM-9 is Corantijnexpeditie?? </w:t>
       </w:r>
       <w:r>
         <w:rPr>
@@ -2258,7 +2231,34 @@
           <w:color w:val="000000"/>
           <w:sz w:val="24"/>
         </w:rPr>
-        <w:t>state={"matchAllC</w:t>
+        <w:t>state={"ma</w:t>
+      </w:r>
+      <w:r>
+        <w:rPr>
+          <w:rFonts w:ascii="Charis SIL Italic" w:hAnsi="Charis SIL Italic" w:eastAsia="Charis SIL Italic"/>
+          <w:b w:val="0"/>
+          <w:i w:val="0"/>
+          <w:color w:val="000000"/>
+          <w:sz w:val="24"/>
+        </w:rPr>
+        <w:hyperlink r:id="rId23" w:history="1">
+          <w:r>
+            <w:rPr>
+              <w:rStyle w:val="Hyperlink"/>
+            </w:rPr>
+            <w:t>tchAll</w:t>
+          </w:r>
+        </w:hyperlink>
+      </w:r>
+      <w:r>
+        <w:rPr>
+          <w:rFonts w:ascii="Charis SIL Italic" w:hAnsi="Charis SIL Italic" w:eastAsia="Charis SIL Italic"/>
+          <w:b w:val="0"/>
+          <w:i w:val="0"/>
+          <w:color w:val="000000"/>
+          <w:sz w:val="24"/>
+        </w:rPr>
+        <w:t>C</w:t>
       </w:r>
       <w:r>
         <w:rPr>
@@ -3135,7 +3135,7 @@
           <w:color w:val="0000FF"/>
           <w:sz w:val="24"/>
         </w:rPr>
-        <w:t>G</w:t>
+        <w:t>Gift of M</w:t>
       </w:r>
       <w:r>
         <w:rPr>
@@ -3146,7 +3146,14 @@
           <w:sz w:val="24"/>
           <w:u w:val="single"/>
         </w:rPr>
-        <w:t>ift of Mis</w:t>
+        <w:hyperlink r:id="rId26" w:history="1">
+          <w:r>
+            <w:rPr>
+              <w:rStyle w:val="Hyperlink"/>
+            </w:rPr>
+            <w:t>is</w:t>
+          </w:r>
+        </w:hyperlink>
       </w:r>
       <w:r>
         <w:rPr>
@@ -3186,7 +3193,14 @@
           <w:sz w:val="24"/>
           <w:u w:val="single"/>
         </w:rPr>
-        <w:t>A</w:t>
+        <w:hyperlink r:id="rId27" w:history="1">
+          <w:r>
+            <w:rPr>
+              <w:rStyle w:val="Hyperlink"/>
+            </w:rPr>
+            <w:t>A</w:t>
+          </w:r>
+        </w:hyperlink>
       </w:r>
       <w:r>
         <w:rPr>
@@ -3197,7 +3211,7 @@
           <w:sz w:val="24"/>
           <w:u w:val="single"/>
         </w:rPr>
-        <w:hyperlink r:id="rId26" w:history="1">
+        <w:hyperlink r:id="rId27" w:history="1">
           <w:r>
             <w:rPr>
               <w:rStyle w:val="Hyperlink"/>
@@ -3273,7 +3287,7 @@
           <w:sz w:val="24"/>
           <w:u w:val="single"/>
         </w:rPr>
-        <w:hyperlink r:id="rId26" w:history="1">
+        <w:hyperlink r:id="rId27" w:history="1">
           <w:r>
             <w:rPr>
               <w:rStyle w:val="Hyperlink"/>
@@ -3755,7 +3769,7 @@
             <w:rPr>
               <w:rStyle w:val="Hyperlink"/>
             </w:rPr>
-            <w:t>Jefferso</w:t>
+            <w:t>Jeffers</w:t>
           </w:r>
         </w:hyperlink>
       </w:r>
@@ -3766,36 +3780,13 @@
           <w:i w:val="0"/>
           <w:color w:val="0000FF"/>
           <w:sz w:val="24"/>
-          <w:u w:val="single"/>
-        </w:rPr>
-        <w:t>n</w:t>
-      </w:r>
-      <w:r>
-        <w:rPr>
-          <w:rFonts w:ascii="Charis SIL Italic" w:hAnsi="Charis SIL Italic" w:eastAsia="Charis SIL Italic"/>
-          <w:b w:val="0"/>
-          <w:i w:val="0"/>
-          <w:color w:val="0000FF"/>
-          <w:sz w:val="24"/>
-          <w:u w:val="single"/>
-        </w:rPr>
-        <w:t xml:space="preserve"> </w:t>
-      </w:r>
-      <w:r>
-        <w:rPr>
-          <w:rFonts w:ascii="Charis SIL Italic" w:hAnsi="Charis SIL Italic" w:eastAsia="Charis SIL Italic"/>
-          <w:b w:val="0"/>
-          <w:i w:val="0"/>
-          <w:color w:val="0000FF"/>
-          <w:sz w:val="24"/>
-          <w:u w:val="single"/>
         </w:rPr>
         <w:hyperlink r:id="rId30" w:history="1">
           <w:r>
             <w:rPr>
               <w:rStyle w:val="Hyperlink"/>
             </w:rPr>
-            <w:t>Collin</w:t>
+            <w:t>o</w:t>
           </w:r>
         </w:hyperlink>
       </w:r>
@@ -3807,7 +3798,36 @@
           <w:color w:val="0000FF"/>
           <w:sz w:val="24"/>
         </w:rPr>
-        <w:t>s</w:t>
+        <w:t>n</w:t>
+      </w:r>
+      <w:r>
+        <w:rPr>
+          <w:rFonts w:ascii="Charis SIL Italic" w:hAnsi="Charis SIL Italic" w:eastAsia="Charis SIL Italic"/>
+          <w:b w:val="0"/>
+          <w:i w:val="0"/>
+          <w:color w:val="0000FF"/>
+          <w:sz w:val="24"/>
+          <w:u w:val="single"/>
+        </w:rPr>
+        <w:t xml:space="preserve"> </w:t>
+      </w:r>
+      <w:r>
+        <w:rPr>
+          <w:rFonts w:ascii="Charis SIL Italic" w:hAnsi="Charis SIL Italic" w:eastAsia="Charis SIL Italic"/>
+          <w:b w:val="0"/>
+          <w:i w:val="0"/>
+          <w:color w:val="0000FF"/>
+          <w:sz w:val="24"/>
+          <w:u w:val="single"/>
+        </w:rPr>
+        <w:hyperlink r:id="rId30" w:history="1">
+          <w:r>
+            <w:rPr>
+              <w:rStyle w:val="Hyperlink"/>
+            </w:rPr>
+            <w:t>Collins</w:t>
+          </w:r>
+        </w:hyperlink>
       </w:r>
     </w:p>
     <w:p>
@@ -4449,7 +4469,7 @@
           <w:sz w:val="24"/>
           <w:u w:val="single"/>
         </w:rPr>
-        <w:hyperlink r:id="rId39" w:history="1">
+        <w:hyperlink r:id="rId38" w:history="1">
           <w:r>
             <w:rPr>
               <w:rStyle w:val="Hyperlink"/>
@@ -7239,7 +7259,7 @@
           <w:sz w:val="24"/>
           <w:u w:val="single"/>
         </w:rPr>
-        <w:hyperlink r:id="rId53" w:history="1">
+        <w:hyperlink r:id="rId54" w:history="1">
           <w:r>
             <w:rPr>
               <w:rStyle w:val="Hyperlink"/>

--- a/EXPORTS/DOCX/review/niveau2/Dutch/Suriname aanvullingen.docx
+++ b/EXPORTS/DOCX/review/niveau2/Dutch/Suriname aanvullingen.docx
@@ -626,7 +626,34 @@
           <w:color w:val="000000"/>
           <w:sz w:val="24"/>
         </w:rPr>
-        <w:t xml:space="preserve">•  TM-9 is Corantijnexpeditie?? </w:t>
+        <w:t xml:space="preserve">•  TM-9 </w:t>
+      </w:r>
+      <w:r>
+        <w:rPr>
+          <w:rFonts w:ascii="Charis SIL Italic" w:hAnsi="Charis SIL Italic" w:eastAsia="Charis SIL Italic"/>
+          <w:b w:val="0"/>
+          <w:i w:val="0"/>
+          <w:color w:val="000000"/>
+          <w:sz w:val="24"/>
+        </w:rPr>
+        <w:hyperlink r:id="rId11" w:history="1">
+          <w:r>
+            <w:rPr>
+              <w:rStyle w:val="Hyperlink"/>
+            </w:rPr>
+            <w:t>is Coran</w:t>
+          </w:r>
+        </w:hyperlink>
+      </w:r>
+      <w:r>
+        <w:rPr>
+          <w:rFonts w:ascii="Charis SIL Italic" w:hAnsi="Charis SIL Italic" w:eastAsia="Charis SIL Italic"/>
+          <w:b w:val="0"/>
+          <w:i w:val="0"/>
+          <w:color w:val="000000"/>
+          <w:sz w:val="24"/>
+        </w:rPr>
+        <w:t xml:space="preserve">tijnexpeditie?? </w:t>
       </w:r>
       <w:r>
         <w:rPr>
@@ -1110,31 +1137,13 @@
       </w:r>
       <w:r>
         <w:rPr>
-          <w:u w:val="single" w:color="0000ff"/>
           <w:rFonts w:ascii="Charis SIL Italic" w:hAnsi="Charis SIL Italic" w:eastAsia="Charis SIL Italic"/>
           <w:b w:val="0"/>
           <w:i w:val="0"/>
           <w:color w:val="000000"/>
           <w:sz w:val="24"/>
         </w:rPr>
-        <w:hyperlink r:id="rId16" w:history="1">
-          <w:r>
-            <w:rPr>
-              <w:rStyle w:val="Hyperlink"/>
-            </w:rPr>
-            <w:t>achttiende e</w:t>
-          </w:r>
-        </w:hyperlink>
-      </w:r>
-      <w:r>
-        <w:rPr>
-          <w:rFonts w:ascii="Charis SIL Italic" w:hAnsi="Charis SIL Italic" w:eastAsia="Charis SIL Italic"/>
-          <w:b w:val="0"/>
-          <w:i w:val="0"/>
-          <w:color w:val="000000"/>
-          <w:sz w:val="24"/>
-        </w:rPr>
-        <w:t xml:space="preserve">euw, </w:t>
+        <w:t xml:space="preserve">achttiende eeuw, </w:t>
       </w:r>
       <w:r>
         <w:rPr>
@@ -3135,7 +3144,7 @@
           <w:color w:val="0000FF"/>
           <w:sz w:val="24"/>
         </w:rPr>
-        <w:t>Gift of M</w:t>
+        <w:t>G</w:t>
       </w:r>
       <w:r>
         <w:rPr>
@@ -3147,6 +3156,99 @@
           <w:u w:val="single"/>
         </w:rPr>
         <w:hyperlink r:id="rId26" w:history="1">
+          <w:r>
+            <w:rPr>
+              <w:rStyle w:val="Hyperlink"/>
+            </w:rPr>
+            <w:t>ift</w:t>
+          </w:r>
+        </w:hyperlink>
+      </w:r>
+      <w:r>
+        <w:rPr>
+          <w:rFonts w:ascii="Charis SIL Italic" w:hAnsi="Charis SIL Italic" w:eastAsia="Charis SIL Italic"/>
+          <w:b w:val="0"/>
+          <w:i w:val="0"/>
+          <w:color w:val="0000FF"/>
+          <w:sz w:val="24"/>
+          <w:u w:val="single"/>
+        </w:rPr>
+        <w:t xml:space="preserve"> </w:t>
+      </w:r>
+      <w:r>
+        <w:rPr>
+          <w:rFonts w:ascii="Charis SIL Italic" w:hAnsi="Charis SIL Italic" w:eastAsia="Charis SIL Italic"/>
+          <w:b w:val="0"/>
+          <w:i w:val="0"/>
+          <w:color w:val="0000FF"/>
+          <w:sz w:val="24"/>
+          <w:u w:val="single"/>
+        </w:rPr>
+        <w:hyperlink r:id="rId27" w:history="1">
+          <w:r>
+            <w:rPr>
+              <w:rStyle w:val="Hyperlink"/>
+            </w:rPr>
+            <w:t>o</w:t>
+          </w:r>
+        </w:hyperlink>
+      </w:r>
+      <w:r>
+        <w:rPr>
+          <w:rFonts w:ascii="Charis SIL Italic" w:hAnsi="Charis SIL Italic" w:eastAsia="Charis SIL Italic"/>
+          <w:b w:val="0"/>
+          <w:i w:val="0"/>
+          <w:color w:val="0000FF"/>
+          <w:sz w:val="24"/>
+          <w:u w:val="single"/>
+        </w:rPr>
+        <w:hyperlink r:id="rId27" w:history="1">
+          <w:r>
+            <w:rPr>
+              <w:rStyle w:val="Hyperlink"/>
+            </w:rPr>
+            <w:t>f</w:t>
+          </w:r>
+        </w:hyperlink>
+      </w:r>
+      <w:r>
+        <w:rPr>
+          <w:rFonts w:ascii="Charis SIL Italic" w:hAnsi="Charis SIL Italic" w:eastAsia="Charis SIL Italic"/>
+          <w:b w:val="0"/>
+          <w:i w:val="0"/>
+          <w:color w:val="0000FF"/>
+          <w:sz w:val="24"/>
+          <w:u w:val="single"/>
+        </w:rPr>
+        <w:t xml:space="preserve"> </w:t>
+      </w:r>
+      <w:r>
+        <w:rPr>
+          <w:rFonts w:ascii="Charis SIL Italic" w:hAnsi="Charis SIL Italic" w:eastAsia="Charis SIL Italic"/>
+          <w:b w:val="0"/>
+          <w:i w:val="0"/>
+          <w:color w:val="0000FF"/>
+          <w:sz w:val="24"/>
+        </w:rPr>
+        <w:hyperlink r:id="rId27" w:history="1">
+          <w:r>
+            <w:rPr>
+              <w:rStyle w:val="Hyperlink"/>
+            </w:rPr>
+            <w:t>M</w:t>
+          </w:r>
+        </w:hyperlink>
+      </w:r>
+      <w:r>
+        <w:rPr>
+          <w:rFonts w:ascii="Charis SIL Italic" w:hAnsi="Charis SIL Italic" w:eastAsia="Charis SIL Italic"/>
+          <w:b w:val="0"/>
+          <w:i w:val="0"/>
+          <w:color w:val="0000FF"/>
+          <w:sz w:val="24"/>
+          <w:u w:val="single"/>
+        </w:rPr>
+        <w:hyperlink r:id="rId27" w:history="1">
           <w:r>
             <w:rPr>
               <w:rStyle w:val="Hyperlink"/>
@@ -3164,7 +3266,7 @@
           <w:sz w:val="24"/>
           <w:u w:val="single"/>
         </w:rPr>
-        <w:hyperlink r:id="rId26" w:history="1">
+        <w:hyperlink r:id="rId27" w:history="1">
           <w:r>
             <w:rPr>
               <w:rStyle w:val="Hyperlink"/>
@@ -3769,7 +3871,7 @@
             <w:rPr>
               <w:rStyle w:val="Hyperlink"/>
             </w:rPr>
-            <w:t>Jeffers</w:t>
+            <w:t>Jefferso</w:t>
           </w:r>
         </w:hyperlink>
       </w:r>
@@ -3780,13 +3882,36 @@
           <w:i w:val="0"/>
           <w:color w:val="0000FF"/>
           <w:sz w:val="24"/>
+          <w:u w:val="single"/>
+        </w:rPr>
+        <w:t>n</w:t>
+      </w:r>
+      <w:r>
+        <w:rPr>
+          <w:rFonts w:ascii="Charis SIL Italic" w:hAnsi="Charis SIL Italic" w:eastAsia="Charis SIL Italic"/>
+          <w:b w:val="0"/>
+          <w:i w:val="0"/>
+          <w:color w:val="0000FF"/>
+          <w:sz w:val="24"/>
+          <w:u w:val="single"/>
+        </w:rPr>
+        <w:t xml:space="preserve"> </w:t>
+      </w:r>
+      <w:r>
+        <w:rPr>
+          <w:rFonts w:ascii="Charis SIL Italic" w:hAnsi="Charis SIL Italic" w:eastAsia="Charis SIL Italic"/>
+          <w:b w:val="0"/>
+          <w:i w:val="0"/>
+          <w:color w:val="0000FF"/>
+          <w:sz w:val="24"/>
+          <w:u w:val="single"/>
         </w:rPr>
         <w:hyperlink r:id="rId30" w:history="1">
           <w:r>
             <w:rPr>
               <w:rStyle w:val="Hyperlink"/>
             </w:rPr>
-            <w:t>o</w:t>
+            <w:t>Collin</w:t>
           </w:r>
         </w:hyperlink>
       </w:r>
@@ -3798,36 +3923,7 @@
           <w:color w:val="0000FF"/>
           <w:sz w:val="24"/>
         </w:rPr>
-        <w:t>n</w:t>
-      </w:r>
-      <w:r>
-        <w:rPr>
-          <w:rFonts w:ascii="Charis SIL Italic" w:hAnsi="Charis SIL Italic" w:eastAsia="Charis SIL Italic"/>
-          <w:b w:val="0"/>
-          <w:i w:val="0"/>
-          <w:color w:val="0000FF"/>
-          <w:sz w:val="24"/>
-          <w:u w:val="single"/>
-        </w:rPr>
-        <w:t xml:space="preserve"> </w:t>
-      </w:r>
-      <w:r>
-        <w:rPr>
-          <w:rFonts w:ascii="Charis SIL Italic" w:hAnsi="Charis SIL Italic" w:eastAsia="Charis SIL Italic"/>
-          <w:b w:val="0"/>
-          <w:i w:val="0"/>
-          <w:color w:val="0000FF"/>
-          <w:sz w:val="24"/>
-          <w:u w:val="single"/>
-        </w:rPr>
-        <w:hyperlink r:id="rId30" w:history="1">
-          <w:r>
-            <w:rPr>
-              <w:rStyle w:val="Hyperlink"/>
-            </w:rPr>
-            <w:t>Collins</w:t>
-          </w:r>
-        </w:hyperlink>
+        <w:t>s</w:t>
       </w:r>
     </w:p>
     <w:p>
@@ -4518,7 +4614,7 @@
           <w:sz w:val="24"/>
           <w:u w:val="single"/>
         </w:rPr>
-        <w:hyperlink r:id="rId39" w:history="1">
+        <w:hyperlink r:id="rId40" w:history="1">
           <w:r>
             <w:rPr>
               <w:rStyle w:val="Hyperlink"/>
@@ -4586,7 +4682,7 @@
           <w:sz w:val="24"/>
           <w:u w:val="single"/>
         </w:rPr>
-        <w:hyperlink r:id="rId40" w:history="1">
+        <w:hyperlink r:id="rId41" w:history="1">
           <w:r>
             <w:rPr>
               <w:rStyle w:val="Hyperlink"/>
@@ -4615,7 +4711,7 @@
           <w:sz w:val="24"/>
           <w:u w:val="single"/>
         </w:rPr>
-        <w:hyperlink r:id="rId40" w:history="1">
+        <w:hyperlink r:id="rId41" w:history="1">
           <w:r>
             <w:rPr>
               <w:rStyle w:val="Hyperlink"/>
@@ -4644,7 +4740,7 @@
           <w:sz w:val="24"/>
           <w:u w:val="single"/>
         </w:rPr>
-        <w:hyperlink r:id="rId40" w:history="1">
+        <w:hyperlink r:id="rId41" w:history="1">
           <w:r>
             <w:rPr>
               <w:rStyle w:val="Hyperlink"/>
@@ -5034,7 +5130,7 @@
           <w:sz w:val="24"/>
           <w:u w:val="single"/>
         </w:rPr>
-        <w:hyperlink r:id="rId41" w:history="1">
+        <w:hyperlink r:id="rId42" w:history="1">
           <w:r>
             <w:rPr>
               <w:rStyle w:val="Hyperlink"/>
@@ -5102,7 +5198,7 @@
           <w:sz w:val="24"/>
           <w:u w:val="single"/>
         </w:rPr>
-        <w:hyperlink r:id="rId42" w:history="1">
+        <w:hyperlink r:id="rId43" w:history="1">
           <w:r>
             <w:rPr>
               <w:rStyle w:val="Hyperlink"/>
@@ -5130,7 +5226,7 @@
           <w:color w:val="000000"/>
           <w:sz w:val="24"/>
         </w:rPr>
-        <w:hyperlink r:id="rId42" w:history="1">
+        <w:hyperlink r:id="rId43" w:history="1">
           <w:r>
             <w:rPr>
               <w:rStyle w:val="Hyperlink"/>
@@ -5585,7 +5681,7 @@
           <w:color w:val="0000FF"/>
           <w:sz w:val="24"/>
         </w:rPr>
-        <w:hyperlink r:id="rId43" w:history="1">
+        <w:hyperlink r:id="rId44" w:history="1">
           <w:r>
             <w:rPr>
               <w:rStyle w:val="Hyperlink"/>
@@ -5602,7 +5698,7 @@
           <w:color w:val="0000FF"/>
           <w:sz w:val="24"/>
         </w:rPr>
-        <w:hyperlink r:id="rId43" w:history="1">
+        <w:hyperlink r:id="rId44" w:history="1">
           <w:r>
             <w:rPr>
               <w:rStyle w:val="Hyperlink"/>
@@ -5619,7 +5715,7 @@
           <w:color w:val="0000FF"/>
           <w:sz w:val="24"/>
         </w:rPr>
-        <w:hyperlink r:id="rId43" w:history="1">
+        <w:hyperlink r:id="rId44" w:history="1">
           <w:r>
             <w:rPr>
               <w:rStyle w:val="Hyperlink"/>
@@ -5730,7 +5826,7 @@
           <w:sz w:val="24"/>
           <w:u w:val="single"/>
         </w:rPr>
-        <w:hyperlink r:id="rId44" w:history="1">
+        <w:hyperlink r:id="rId45" w:history="1">
           <w:r>
             <w:rPr>
               <w:rStyle w:val="Hyperlink"/>
@@ -5748,7 +5844,7 @@
           <w:sz w:val="24"/>
           <w:u w:val="single"/>
         </w:rPr>
-        <w:hyperlink r:id="rId44" w:history="1">
+        <w:hyperlink r:id="rId45" w:history="1">
           <w:r>
             <w:rPr>
               <w:rStyle w:val="Hyperlink"/>
@@ -5877,7 +5973,7 @@
           <w:color w:val="0000FF"/>
           <w:sz w:val="24"/>
         </w:rPr>
-        <w:hyperlink r:id="rId45" w:history="1">
+        <w:hyperlink r:id="rId46" w:history="1">
           <w:r>
             <w:rPr>
               <w:rStyle w:val="Hyperlink"/>
@@ -5894,7 +5990,7 @@
           <w:color w:val="0000FF"/>
           <w:sz w:val="24"/>
         </w:rPr>
-        <w:hyperlink r:id="rId45" w:history="1">
+        <w:hyperlink r:id="rId46" w:history="1">
           <w:r>
             <w:rPr>
               <w:rStyle w:val="Hyperlink"/>
@@ -6001,7 +6097,7 @@
           <w:sz w:val="24"/>
           <w:u w:val="single"/>
         </w:rPr>
-        <w:hyperlink r:id="rId46" w:history="1">
+        <w:hyperlink r:id="rId47" w:history="1">
           <w:r>
             <w:rPr>
               <w:rStyle w:val="Hyperlink"/>
@@ -6019,7 +6115,7 @@
           <w:sz w:val="24"/>
           <w:u w:val="single"/>
         </w:rPr>
-        <w:hyperlink r:id="rId46" w:history="1">
+        <w:hyperlink r:id="rId47" w:history="1">
           <w:r>
             <w:rPr>
               <w:rStyle w:val="Hyperlink"/>
@@ -6037,7 +6133,7 @@
           <w:sz w:val="24"/>
           <w:u w:val="single"/>
         </w:rPr>
-        <w:hyperlink r:id="rId46" w:history="1">
+        <w:hyperlink r:id="rId47" w:history="1">
           <w:r>
             <w:rPr>
               <w:rStyle w:val="Hyperlink"/>
@@ -6055,7 +6151,7 @@
           <w:sz w:val="24"/>
           <w:u w:val="single"/>
         </w:rPr>
-        <w:hyperlink r:id="rId46" w:history="1">
+        <w:hyperlink r:id="rId47" w:history="1">
           <w:r>
             <w:rPr>
               <w:rStyle w:val="Hyperlink"/>
@@ -6131,7 +6227,7 @@
           <w:sz w:val="24"/>
           <w:u w:val="single"/>
         </w:rPr>
-        <w:hyperlink r:id="rId47" w:history="1">
+        <w:hyperlink r:id="rId48" w:history="1">
           <w:r>
             <w:rPr>
               <w:rStyle w:val="Hyperlink"/>
@@ -6149,7 +6245,7 @@
           <w:sz w:val="24"/>
           <w:u w:val="single"/>
         </w:rPr>
-        <w:hyperlink r:id="rId47" w:history="1">
+        <w:hyperlink r:id="rId48" w:history="1">
           <w:r>
             <w:rPr>
               <w:rStyle w:val="Hyperlink"/>
@@ -6167,7 +6263,7 @@
           <w:sz w:val="24"/>
           <w:u w:val="single"/>
         </w:rPr>
-        <w:hyperlink r:id="rId47" w:history="1">
+        <w:hyperlink r:id="rId48" w:history="1">
           <w:r>
             <w:rPr>
               <w:rStyle w:val="Hyperlink"/>
@@ -6185,7 +6281,7 @@
           <w:sz w:val="24"/>
           <w:u w:val="single"/>
         </w:rPr>
-        <w:hyperlink r:id="rId47" w:history="1">
+        <w:hyperlink r:id="rId48" w:history="1">
           <w:r>
             <w:rPr>
               <w:rStyle w:val="Hyperlink"/>
@@ -6261,7 +6357,7 @@
           <w:sz w:val="24"/>
           <w:u w:val="single"/>
         </w:rPr>
-        <w:hyperlink r:id="rId48" w:history="1">
+        <w:hyperlink r:id="rId49" w:history="1">
           <w:r>
             <w:rPr>
               <w:rStyle w:val="Hyperlink"/>
@@ -6279,7 +6375,7 @@
           <w:sz w:val="24"/>
           <w:u w:val="single"/>
         </w:rPr>
-        <w:hyperlink r:id="rId48" w:history="1">
+        <w:hyperlink r:id="rId49" w:history="1">
           <w:r>
             <w:rPr>
               <w:rStyle w:val="Hyperlink"/>
@@ -6297,7 +6393,7 @@
           <w:sz w:val="24"/>
           <w:u w:val="single"/>
         </w:rPr>
-        <w:hyperlink r:id="rId48" w:history="1">
+        <w:hyperlink r:id="rId49" w:history="1">
           <w:r>
             <w:rPr>
               <w:rStyle w:val="Hyperlink"/>
@@ -6315,7 +6411,7 @@
           <w:sz w:val="24"/>
           <w:u w:val="single"/>
         </w:rPr>
-        <w:hyperlink r:id="rId48" w:history="1">
+        <w:hyperlink r:id="rId49" w:history="1">
           <w:r>
             <w:rPr>
               <w:rStyle w:val="Hyperlink"/>
@@ -6414,7 +6510,7 @@
           <w:sz w:val="24"/>
           <w:u w:val="single"/>
         </w:rPr>
-        <w:hyperlink r:id="rId49" w:history="1">
+        <w:hyperlink r:id="rId50" w:history="1">
           <w:r>
             <w:rPr>
               <w:rStyle w:val="Hyperlink"/>
@@ -6432,7 +6528,7 @@
           <w:sz w:val="24"/>
           <w:u w:val="single"/>
         </w:rPr>
-        <w:hyperlink r:id="rId49" w:history="1">
+        <w:hyperlink r:id="rId50" w:history="1">
           <w:r>
             <w:rPr>
               <w:rStyle w:val="Hyperlink"/>
@@ -6450,7 +6546,7 @@
           <w:sz w:val="24"/>
           <w:u w:val="single"/>
         </w:rPr>
-        <w:hyperlink r:id="rId49" w:history="1">
+        <w:hyperlink r:id="rId50" w:history="1">
           <w:r>
             <w:rPr>
               <w:rStyle w:val="Hyperlink"/>
@@ -6468,7 +6564,7 @@
           <w:sz w:val="24"/>
           <w:u w:val="single"/>
         </w:rPr>
-        <w:hyperlink r:id="rId49" w:history="1">
+        <w:hyperlink r:id="rId50" w:history="1">
           <w:r>
             <w:rPr>
               <w:rStyle w:val="Hyperlink"/>
@@ -6486,7 +6582,7 @@
           <w:sz w:val="24"/>
           <w:u w:val="single"/>
         </w:rPr>
-        <w:hyperlink r:id="rId49" w:history="1">
+        <w:hyperlink r:id="rId50" w:history="1">
           <w:r>
             <w:rPr>
               <w:rStyle w:val="Hyperlink"/>
@@ -6572,7 +6668,7 @@
           <w:sz w:val="24"/>
           <w:u w:val="single"/>
         </w:rPr>
-        <w:hyperlink r:id="rId50" w:history="1">
+        <w:hyperlink r:id="rId51" w:history="1">
           <w:r>
             <w:rPr>
               <w:rStyle w:val="Hyperlink"/>
@@ -6590,7 +6686,7 @@
           <w:sz w:val="24"/>
           <w:u w:val="single"/>
         </w:rPr>
-        <w:hyperlink r:id="rId50" w:history="1">
+        <w:hyperlink r:id="rId51" w:history="1">
           <w:r>
             <w:rPr>
               <w:rStyle w:val="Hyperlink"/>
@@ -6608,7 +6704,7 @@
           <w:sz w:val="24"/>
           <w:u w:val="single"/>
         </w:rPr>
-        <w:hyperlink r:id="rId50" w:history="1">
+        <w:hyperlink r:id="rId51" w:history="1">
           <w:r>
             <w:rPr>
               <w:rStyle w:val="Hyperlink"/>
@@ -6626,7 +6722,7 @@
           <w:sz w:val="24"/>
           <w:u w:val="single"/>
         </w:rPr>
-        <w:hyperlink r:id="rId50" w:history="1">
+        <w:hyperlink r:id="rId51" w:history="1">
           <w:r>
             <w:rPr>
               <w:rStyle w:val="Hyperlink"/>
@@ -6712,7 +6808,7 @@
           <w:sz w:val="24"/>
           <w:u w:val="single"/>
         </w:rPr>
-        <w:hyperlink r:id="rId51" w:history="1">
+        <w:hyperlink r:id="rId52" w:history="1">
           <w:r>
             <w:rPr>
               <w:rStyle w:val="Hyperlink"/>
@@ -6730,7 +6826,7 @@
           <w:sz w:val="24"/>
           <w:u w:val="single"/>
         </w:rPr>
-        <w:hyperlink r:id="rId51" w:history="1">
+        <w:hyperlink r:id="rId52" w:history="1">
           <w:r>
             <w:rPr>
               <w:rStyle w:val="Hyperlink"/>
@@ -6748,7 +6844,7 @@
           <w:sz w:val="24"/>
           <w:u w:val="single"/>
         </w:rPr>
-        <w:hyperlink r:id="rId51" w:history="1">
+        <w:hyperlink r:id="rId52" w:history="1">
           <w:r>
             <w:rPr>
               <w:rStyle w:val="Hyperlink"/>
@@ -6766,7 +6862,7 @@
           <w:sz w:val="24"/>
           <w:u w:val="single"/>
         </w:rPr>
-        <w:hyperlink r:id="rId51" w:history="1">
+        <w:hyperlink r:id="rId52" w:history="1">
           <w:r>
             <w:rPr>
               <w:rStyle w:val="Hyperlink"/>
@@ -6784,7 +6880,7 @@
           <w:sz w:val="24"/>
           <w:u w:val="single"/>
         </w:rPr>
-        <w:hyperlink r:id="rId51" w:history="1">
+        <w:hyperlink r:id="rId52" w:history="1">
           <w:r>
             <w:rPr>
               <w:rStyle w:val="Hyperlink"/>
@@ -6802,7 +6898,7 @@
           <w:sz w:val="24"/>
           <w:u w:val="single"/>
         </w:rPr>
-        <w:hyperlink r:id="rId51" w:history="1">
+        <w:hyperlink r:id="rId52" w:history="1">
           <w:r>
             <w:rPr>
               <w:rStyle w:val="Hyperlink"/>
@@ -6820,7 +6916,7 @@
           <w:sz w:val="24"/>
           <w:u w:val="single"/>
         </w:rPr>
-        <w:hyperlink r:id="rId51" w:history="1">
+        <w:hyperlink r:id="rId52" w:history="1">
           <w:r>
             <w:rPr>
               <w:rStyle w:val="Hyperlink"/>
@@ -6942,7 +7038,7 @@
           <w:sz w:val="24"/>
           <w:u w:val="single"/>
         </w:rPr>
-        <w:hyperlink r:id="rId52" w:history="1">
+        <w:hyperlink r:id="rId53" w:history="1">
           <w:r>
             <w:rPr>
               <w:rStyle w:val="Hyperlink"/>
@@ -6960,7 +7056,7 @@
           <w:sz w:val="24"/>
           <w:u w:val="single"/>
         </w:rPr>
-        <w:hyperlink r:id="rId52" w:history="1">
+        <w:hyperlink r:id="rId53" w:history="1">
           <w:r>
             <w:rPr>
               <w:rStyle w:val="Hyperlink"/>
@@ -6978,7 +7074,7 @@
           <w:sz w:val="24"/>
           <w:u w:val="single"/>
         </w:rPr>
-        <w:hyperlink r:id="rId52" w:history="1">
+        <w:hyperlink r:id="rId53" w:history="1">
           <w:r>
             <w:rPr>
               <w:rStyle w:val="Hyperlink"/>
@@ -6996,7 +7092,7 @@
           <w:sz w:val="24"/>
           <w:u w:val="single"/>
         </w:rPr>
-        <w:hyperlink r:id="rId52" w:history="1">
+        <w:hyperlink r:id="rId53" w:history="1">
           <w:r>
             <w:rPr>
               <w:rStyle w:val="Hyperlink"/>
@@ -7102,7 +7198,7 @@
           <w:sz w:val="24"/>
           <w:u w:val="single"/>
         </w:rPr>
-        <w:hyperlink r:id="rId53" w:history="1">
+        <w:hyperlink r:id="rId54" w:history="1">
           <w:r>
             <w:rPr>
               <w:rStyle w:val="Hyperlink"/>
@@ -7120,7 +7216,7 @@
           <w:sz w:val="24"/>
           <w:u w:val="single"/>
         </w:rPr>
-        <w:hyperlink r:id="rId53" w:history="1">
+        <w:hyperlink r:id="rId54" w:history="1">
           <w:r>
             <w:rPr>
               <w:rStyle w:val="Hyperlink"/>
@@ -7138,7 +7234,7 @@
           <w:sz w:val="24"/>
           <w:u w:val="single"/>
         </w:rPr>
-        <w:hyperlink r:id="rId53" w:history="1">
+        <w:hyperlink r:id="rId54" w:history="1">
           <w:r>
             <w:rPr>
               <w:rStyle w:val="Hyperlink"/>
@@ -7159,7 +7255,7 @@
           <w:sz w:val="24"/>
           <w:u w:val="single"/>
         </w:rPr>
-        <w:hyperlink r:id="rId53" w:history="1">
+        <w:hyperlink r:id="rId54" w:history="1">
           <w:r>
             <w:rPr>
               <w:rStyle w:val="Hyperlink"/>
@@ -7177,7 +7273,7 @@
           <w:sz w:val="24"/>
           <w:u w:val="single"/>
         </w:rPr>
-        <w:hyperlink r:id="rId53" w:history="1">
+        <w:hyperlink r:id="rId54" w:history="1">
           <w:r>
             <w:rPr>
               <w:rStyle w:val="Hyperlink"/>
@@ -7195,7 +7291,7 @@
           <w:sz w:val="24"/>
           <w:u w:val="single"/>
         </w:rPr>
-        <w:hyperlink r:id="rId53" w:history="1">
+        <w:hyperlink r:id="rId54" w:history="1">
           <w:r>
             <w:rPr>
               <w:rStyle w:val="Hyperlink"/>
@@ -7212,7 +7308,7 @@
           <w:color w:val="0000FF"/>
           <w:sz w:val="24"/>
         </w:rPr>
-        <w:hyperlink r:id="rId53" w:history="1">
+        <w:hyperlink r:id="rId54" w:history="1">
           <w:r>
             <w:rPr>
               <w:rStyle w:val="Hyperlink"/>
@@ -7230,7 +7326,7 @@
           <w:sz w:val="24"/>
           <w:u w:val="single"/>
         </w:rPr>
-        <w:hyperlink r:id="rId53" w:history="1">
+        <w:hyperlink r:id="rId54" w:history="1">
           <w:r>
             <w:rPr>
               <w:rStyle w:val="Hyperlink"/>

--- a/EXPORTS/DOCX/review/niveau2/Dutch/Suriname aanvullingen.docx
+++ b/EXPORTS/DOCX/review/niveau2/Dutch/Suriname aanvullingen.docx
@@ -3135,7 +3135,7 @@
           <w:color w:val="0000FF"/>
           <w:sz w:val="24"/>
         </w:rPr>
-        <w:t>Gift of Mis</w:t>
+        <w:t>G</w:t>
       </w:r>
       <w:r>
         <w:rPr>
@@ -3147,6 +3147,117 @@
           <w:u w:val="single"/>
         </w:rPr>
         <w:hyperlink r:id="rId26" w:history="1">
+          <w:r>
+            <w:rPr>
+              <w:rStyle w:val="Hyperlink"/>
+            </w:rPr>
+            <w:t>ift</w:t>
+          </w:r>
+        </w:hyperlink>
+      </w:r>
+      <w:r>
+        <w:rPr>
+          <w:rFonts w:ascii="Charis SIL Italic" w:hAnsi="Charis SIL Italic" w:eastAsia="Charis SIL Italic"/>
+          <w:b w:val="0"/>
+          <w:i w:val="0"/>
+          <w:color w:val="0000FF"/>
+          <w:sz w:val="24"/>
+          <w:u w:val="single"/>
+        </w:rPr>
+        <w:t xml:space="preserve"> </w:t>
+      </w:r>
+      <w:r>
+        <w:rPr>
+          <w:rFonts w:ascii="Charis SIL Italic" w:hAnsi="Charis SIL Italic" w:eastAsia="Charis SIL Italic"/>
+          <w:b w:val="0"/>
+          <w:i w:val="0"/>
+          <w:color w:val="0000FF"/>
+          <w:sz w:val="24"/>
+          <w:u w:val="single"/>
+        </w:rPr>
+        <w:hyperlink r:id="rId27" w:history="1">
+          <w:r>
+            <w:rPr>
+              <w:rStyle w:val="Hyperlink"/>
+            </w:rPr>
+            <w:t>o</w:t>
+          </w:r>
+        </w:hyperlink>
+      </w:r>
+      <w:r>
+        <w:rPr>
+          <w:rFonts w:ascii="Charis SIL Italic" w:hAnsi="Charis SIL Italic" w:eastAsia="Charis SIL Italic"/>
+          <w:b w:val="0"/>
+          <w:i w:val="0"/>
+          <w:color w:val="0000FF"/>
+          <w:sz w:val="24"/>
+          <w:u w:val="single"/>
+        </w:rPr>
+        <w:hyperlink r:id="rId27" w:history="1">
+          <w:r>
+            <w:rPr>
+              <w:rStyle w:val="Hyperlink"/>
+            </w:rPr>
+            <w:t>f</w:t>
+          </w:r>
+        </w:hyperlink>
+      </w:r>
+      <w:r>
+        <w:rPr>
+          <w:rFonts w:ascii="Charis SIL Italic" w:hAnsi="Charis SIL Italic" w:eastAsia="Charis SIL Italic"/>
+          <w:b w:val="0"/>
+          <w:i w:val="0"/>
+          <w:color w:val="0000FF"/>
+          <w:sz w:val="24"/>
+          <w:u w:val="single"/>
+        </w:rPr>
+        <w:t xml:space="preserve"> </w:t>
+      </w:r>
+      <w:r>
+        <w:rPr>
+          <w:rFonts w:ascii="Charis SIL Italic" w:hAnsi="Charis SIL Italic" w:eastAsia="Charis SIL Italic"/>
+          <w:b w:val="0"/>
+          <w:i w:val="0"/>
+          <w:color w:val="0000FF"/>
+          <w:sz w:val="24"/>
+        </w:rPr>
+        <w:hyperlink r:id="rId27" w:history="1">
+          <w:r>
+            <w:rPr>
+              <w:rStyle w:val="Hyperlink"/>
+            </w:rPr>
+            <w:t>M</w:t>
+          </w:r>
+        </w:hyperlink>
+      </w:r>
+      <w:r>
+        <w:rPr>
+          <w:rFonts w:ascii="Charis SIL Italic" w:hAnsi="Charis SIL Italic" w:eastAsia="Charis SIL Italic"/>
+          <w:b w:val="0"/>
+          <w:i w:val="0"/>
+          <w:color w:val="0000FF"/>
+          <w:sz w:val="24"/>
+          <w:u w:val="single"/>
+        </w:rPr>
+        <w:hyperlink r:id="rId27" w:history="1">
+          <w:r>
+            <w:rPr>
+              <w:rStyle w:val="Hyperlink"/>
+            </w:rPr>
+            <w:t>is</w:t>
+          </w:r>
+        </w:hyperlink>
+      </w:r>
+      <w:r>
+        <w:rPr>
+          <w:rFonts w:ascii="Charis SIL Italic" w:hAnsi="Charis SIL Italic" w:eastAsia="Charis SIL Italic"/>
+          <w:b w:val="0"/>
+          <w:i w:val="0"/>
+          <w:color w:val="0000FF"/>
+          <w:sz w:val="24"/>
+          <w:u w:val="single"/>
+        </w:rPr>
+        <w:hyperlink r:id="rId27" w:history="1">
           <w:r>
             <w:rPr>
               <w:rStyle w:val="Hyperlink"/>
@@ -3175,7 +3286,14 @@
           <w:sz w:val="24"/>
           <w:u w:val="single"/>
         </w:rPr>
-        <w:t>A</w:t>
+        <w:hyperlink r:id="rId27" w:history="1">
+          <w:r>
+            <w:rPr>
+              <w:rStyle w:val="Hyperlink"/>
+            </w:rPr>
+            <w:t>A</w:t>
+          </w:r>
+        </w:hyperlink>
       </w:r>
       <w:r>
         <w:rPr>
@@ -3186,7 +3304,7 @@
           <w:sz w:val="24"/>
           <w:u w:val="single"/>
         </w:rPr>
-        <w:hyperlink r:id="rId26" w:history="1">
+        <w:hyperlink r:id="rId27" w:history="1">
           <w:r>
             <w:rPr>
               <w:rStyle w:val="Hyperlink"/>
@@ -3766,6 +3884,7 @@
           <w:i w:val="0"/>
           <w:color w:val="0000FF"/>
           <w:sz w:val="24"/>
+          <w:u w:val="single"/>
         </w:rPr>
         <w:t xml:space="preserve"> </w:t>
       </w:r>
@@ -3783,9 +3902,19 @@
             <w:rPr>
               <w:rStyle w:val="Hyperlink"/>
             </w:rPr>
-            <w:t>Collins</w:t>
+            <w:t>Collin</w:t>
           </w:r>
         </w:hyperlink>
+      </w:r>
+      <w:r>
+        <w:rPr>
+          <w:rFonts w:ascii="Charis SIL Italic" w:hAnsi="Charis SIL Italic" w:eastAsia="Charis SIL Italic"/>
+          <w:b w:val="0"/>
+          <w:i w:val="0"/>
+          <w:color w:val="0000FF"/>
+          <w:sz w:val="24"/>
+        </w:rPr>
+        <w:t>s</w:t>
       </w:r>
     </w:p>
     <w:p>
@@ -7217,7 +7346,7 @@
           <w:sz w:val="24"/>
           <w:u w:val="single"/>
         </w:rPr>
-        <w:hyperlink r:id="rId54" w:history="1">
+        <w:hyperlink r:id="rId55" w:history="1">
           <w:r>
             <w:rPr>
               <w:rStyle w:val="Hyperlink"/>

--- a/EXPORTS/DOCX/review/niveau2/Dutch/Suriname aanvullingen.docx
+++ b/EXPORTS/DOCX/review/niveau2/Dutch/Suriname aanvullingen.docx
@@ -1137,31 +1137,13 @@
       </w:r>
       <w:r>
         <w:rPr>
-          <w:u w:val="single" w:color="0000ff"/>
           <w:rFonts w:ascii="Charis SIL Italic" w:hAnsi="Charis SIL Italic" w:eastAsia="Charis SIL Italic"/>
           <w:b w:val="0"/>
           <w:i w:val="0"/>
           <w:color w:val="000000"/>
           <w:sz w:val="24"/>
         </w:rPr>
-        <w:hyperlink r:id="rId16" w:history="1">
-          <w:r>
-            <w:rPr>
-              <w:rStyle w:val="Hyperlink"/>
-            </w:rPr>
-            <w:t>achttiende e</w:t>
-          </w:r>
-        </w:hyperlink>
-      </w:r>
-      <w:r>
-        <w:rPr>
-          <w:rFonts w:ascii="Charis SIL Italic" w:hAnsi="Charis SIL Italic" w:eastAsia="Charis SIL Italic"/>
-          <w:b w:val="0"/>
-          <w:i w:val="0"/>
-          <w:color w:val="000000"/>
-          <w:sz w:val="24"/>
-        </w:rPr>
-        <w:t xml:space="preserve">euw, </w:t>
+        <w:t xml:space="preserve">achttiende eeuw, </w:t>
       </w:r>
       <w:r>
         <w:rPr>
@@ -2258,34 +2240,7 @@
           <w:color w:val="000000"/>
           <w:sz w:val="24"/>
         </w:rPr>
-        <w:t>state={"ma</w:t>
-      </w:r>
-      <w:r>
-        <w:rPr>
-          <w:rFonts w:ascii="Charis SIL Italic" w:hAnsi="Charis SIL Italic" w:eastAsia="Charis SIL Italic"/>
-          <w:b w:val="0"/>
-          <w:i w:val="0"/>
-          <w:color w:val="000000"/>
-          <w:sz w:val="24"/>
-        </w:rPr>
-        <w:hyperlink r:id="rId23" w:history="1">
-          <w:r>
-            <w:rPr>
-              <w:rStyle w:val="Hyperlink"/>
-            </w:rPr>
-            <w:t>tchAll</w:t>
-          </w:r>
-        </w:hyperlink>
-      </w:r>
-      <w:r>
-        <w:rPr>
-          <w:rFonts w:ascii="Charis SIL Italic" w:hAnsi="Charis SIL Italic" w:eastAsia="Charis SIL Italic"/>
-          <w:b w:val="0"/>
-          <w:i w:val="0"/>
-          <w:color w:val="000000"/>
-          <w:sz w:val="24"/>
-        </w:rPr>
-        <w:t>C</w:t>
+        <w:t>state={"matchAllC</w:t>
       </w:r>
       <w:r>
         <w:rPr>
@@ -3163,7 +3118,14 @@
           <w:sz w:val="24"/>
           <w:u w:val="single"/>
         </w:rPr>
-        <w:t>G</w:t>
+        <w:hyperlink r:id="rId27" w:history="1">
+          <w:r>
+            <w:rPr>
+              <w:rStyle w:val="Hyperlink"/>
+            </w:rPr>
+            <w:t>G</w:t>
+          </w:r>
+        </w:hyperlink>
       </w:r>
       <w:r>
         <w:rPr>
@@ -3174,7 +3136,155 @@
           <w:sz w:val="24"/>
           <w:u w:val="single"/>
         </w:rPr>
-        <w:t>ift of Miss A</w:t>
+        <w:hyperlink r:id="rId27" w:history="1">
+          <w:r>
+            <w:rPr>
+              <w:rStyle w:val="Hyperlink"/>
+            </w:rPr>
+            <w:t>ift</w:t>
+          </w:r>
+        </w:hyperlink>
+      </w:r>
+      <w:r>
+        <w:rPr>
+          <w:rFonts w:ascii="Charis SIL Italic" w:hAnsi="Charis SIL Italic" w:eastAsia="Charis SIL Italic"/>
+          <w:b w:val="0"/>
+          <w:i w:val="0"/>
+          <w:color w:val="0000FF"/>
+          <w:sz w:val="24"/>
+          <w:u w:val="single"/>
+        </w:rPr>
+        <w:t xml:space="preserve"> </w:t>
+      </w:r>
+      <w:r>
+        <w:rPr>
+          <w:rFonts w:ascii="Charis SIL Italic" w:hAnsi="Charis SIL Italic" w:eastAsia="Charis SIL Italic"/>
+          <w:b w:val="0"/>
+          <w:i w:val="0"/>
+          <w:color w:val="0000FF"/>
+          <w:sz w:val="24"/>
+          <w:u w:val="single"/>
+        </w:rPr>
+        <w:hyperlink r:id="rId27" w:history="1">
+          <w:r>
+            <w:rPr>
+              <w:rStyle w:val="Hyperlink"/>
+            </w:rPr>
+            <w:t>o</w:t>
+          </w:r>
+        </w:hyperlink>
+      </w:r>
+      <w:r>
+        <w:rPr>
+          <w:rFonts w:ascii="Charis SIL Italic" w:hAnsi="Charis SIL Italic" w:eastAsia="Charis SIL Italic"/>
+          <w:b w:val="0"/>
+          <w:i w:val="0"/>
+          <w:color w:val="0000FF"/>
+          <w:sz w:val="24"/>
+          <w:u w:val="single"/>
+        </w:rPr>
+        <w:hyperlink r:id="rId27" w:history="1">
+          <w:r>
+            <w:rPr>
+              <w:rStyle w:val="Hyperlink"/>
+            </w:rPr>
+            <w:t>f</w:t>
+          </w:r>
+        </w:hyperlink>
+      </w:r>
+      <w:r>
+        <w:rPr>
+          <w:rFonts w:ascii="Charis SIL Italic" w:hAnsi="Charis SIL Italic" w:eastAsia="Charis SIL Italic"/>
+          <w:b w:val="0"/>
+          <w:i w:val="0"/>
+          <w:color w:val="0000FF"/>
+          <w:sz w:val="24"/>
+          <w:u w:val="single"/>
+        </w:rPr>
+        <w:t xml:space="preserve"> </w:t>
+      </w:r>
+      <w:r>
+        <w:rPr>
+          <w:rFonts w:ascii="Charis SIL Italic" w:hAnsi="Charis SIL Italic" w:eastAsia="Charis SIL Italic"/>
+          <w:b w:val="0"/>
+          <w:i w:val="0"/>
+          <w:color w:val="0000FF"/>
+          <w:sz w:val="24"/>
+          <w:u w:val="single"/>
+        </w:rPr>
+        <w:hyperlink r:id="rId27" w:history="1">
+          <w:r>
+            <w:rPr>
+              <w:rStyle w:val="Hyperlink"/>
+            </w:rPr>
+            <w:t>M</w:t>
+          </w:r>
+        </w:hyperlink>
+      </w:r>
+      <w:r>
+        <w:rPr>
+          <w:rFonts w:ascii="Charis SIL Italic" w:hAnsi="Charis SIL Italic" w:eastAsia="Charis SIL Italic"/>
+          <w:b w:val="0"/>
+          <w:i w:val="0"/>
+          <w:color w:val="0000FF"/>
+          <w:sz w:val="24"/>
+          <w:u w:val="single"/>
+        </w:rPr>
+        <w:hyperlink r:id="rId27" w:history="1">
+          <w:r>
+            <w:rPr>
+              <w:rStyle w:val="Hyperlink"/>
+            </w:rPr>
+            <w:t>is</w:t>
+          </w:r>
+        </w:hyperlink>
+      </w:r>
+      <w:r>
+        <w:rPr>
+          <w:rFonts w:ascii="Charis SIL Italic" w:hAnsi="Charis SIL Italic" w:eastAsia="Charis SIL Italic"/>
+          <w:b w:val="0"/>
+          <w:i w:val="0"/>
+          <w:color w:val="0000FF"/>
+          <w:sz w:val="24"/>
+          <w:u w:val="single"/>
+        </w:rPr>
+        <w:hyperlink r:id="rId27" w:history="1">
+          <w:r>
+            <w:rPr>
+              <w:rStyle w:val="Hyperlink"/>
+            </w:rPr>
+            <w:t>s</w:t>
+          </w:r>
+        </w:hyperlink>
+      </w:r>
+      <w:r>
+        <w:rPr>
+          <w:rFonts w:ascii="Charis SIL Italic" w:hAnsi="Charis SIL Italic" w:eastAsia="Charis SIL Italic"/>
+          <w:b w:val="0"/>
+          <w:i w:val="0"/>
+          <w:color w:val="0000FF"/>
+          <w:sz w:val="24"/>
+          <w:u w:val="single"/>
+        </w:rPr>
+        <w:t xml:space="preserve"> </w:t>
+      </w:r>
+      <w:r>
+        <w:rPr>
+          <w:rFonts w:ascii="Charis SIL Italic" w:hAnsi="Charis SIL Italic" w:eastAsia="Charis SIL Italic"/>
+          <w:b w:val="0"/>
+          <w:i w:val="0"/>
+          <w:color w:val="0000FF"/>
+          <w:sz w:val="24"/>
+          <w:u w:val="single"/>
+        </w:rPr>
+        <w:hyperlink r:id="rId27" w:history="1">
+          <w:r>
+            <w:rPr>
+              <w:rStyle w:val="Hyperlink"/>
+            </w:rPr>
+            <w:t>A</w:t>
+          </w:r>
+        </w:hyperlink>
       </w:r>
       <w:r>
         <w:rPr>
@@ -3214,7 +3324,7 @@
           <w:sz w:val="24"/>
           <w:u w:val="single"/>
         </w:rPr>
-        <w:hyperlink r:id="rId27" w:history="1">
+        <w:hyperlink r:id="rId26" w:history="1">
           <w:r>
             <w:rPr>
               <w:rStyle w:val="Hyperlink"/>
@@ -3743,7 +3853,7 @@
             <w:rPr>
               <w:rStyle w:val="Hyperlink"/>
             </w:rPr>
-            <w:t>Jeffers</w:t>
+            <w:t>Jefferso</w:t>
           </w:r>
         </w:hyperlink>
       </w:r>
@@ -3754,13 +3864,36 @@
           <w:i w:val="0"/>
           <w:color w:val="0000FF"/>
           <w:sz w:val="24"/>
+          <w:u w:val="single"/>
+        </w:rPr>
+        <w:t>n</w:t>
+      </w:r>
+      <w:r>
+        <w:rPr>
+          <w:rFonts w:ascii="Charis SIL Italic" w:hAnsi="Charis SIL Italic" w:eastAsia="Charis SIL Italic"/>
+          <w:b w:val="0"/>
+          <w:i w:val="0"/>
+          <w:color w:val="0000FF"/>
+          <w:sz w:val="24"/>
+          <w:u w:val="single"/>
+        </w:rPr>
+        <w:t xml:space="preserve"> </w:t>
+      </w:r>
+      <w:r>
+        <w:rPr>
+          <w:rFonts w:ascii="Charis SIL Italic" w:hAnsi="Charis SIL Italic" w:eastAsia="Charis SIL Italic"/>
+          <w:b w:val="0"/>
+          <w:i w:val="0"/>
+          <w:color w:val="0000FF"/>
+          <w:sz w:val="24"/>
+          <w:u w:val="single"/>
         </w:rPr>
         <w:hyperlink r:id="rId30" w:history="1">
           <w:r>
             <w:rPr>
               <w:rStyle w:val="Hyperlink"/>
             </w:rPr>
-            <w:t>o</w:t>
+            <w:t>Collin</w:t>
           </w:r>
         </w:hyperlink>
       </w:r>
@@ -3772,36 +3905,7 @@
           <w:color w:val="0000FF"/>
           <w:sz w:val="24"/>
         </w:rPr>
-        <w:t>n</w:t>
-      </w:r>
-      <w:r>
-        <w:rPr>
-          <w:rFonts w:ascii="Charis SIL Italic" w:hAnsi="Charis SIL Italic" w:eastAsia="Charis SIL Italic"/>
-          <w:b w:val="0"/>
-          <w:i w:val="0"/>
-          <w:color w:val="0000FF"/>
-          <w:sz w:val="24"/>
-          <w:u w:val="single"/>
-        </w:rPr>
-        <w:t xml:space="preserve"> </w:t>
-      </w:r>
-      <w:r>
-        <w:rPr>
-          <w:rFonts w:ascii="Charis SIL Italic" w:hAnsi="Charis SIL Italic" w:eastAsia="Charis SIL Italic"/>
-          <w:b w:val="0"/>
-          <w:i w:val="0"/>
-          <w:color w:val="0000FF"/>
-          <w:sz w:val="24"/>
-          <w:u w:val="single"/>
-        </w:rPr>
-        <w:hyperlink r:id="rId30" w:history="1">
-          <w:r>
-            <w:rPr>
-              <w:rStyle w:val="Hyperlink"/>
-            </w:rPr>
-            <w:t>Collins</w:t>
-          </w:r>
-        </w:hyperlink>
+        <w:t>s</w:t>
       </w:r>
     </w:p>
     <w:p>
@@ -4443,7 +4547,7 @@
           <w:sz w:val="24"/>
           <w:u w:val="single"/>
         </w:rPr>
-        <w:hyperlink r:id="rId38" w:history="1">
+        <w:hyperlink r:id="rId39" w:history="1">
           <w:r>
             <w:rPr>
               <w:rStyle w:val="Hyperlink"/>
@@ -4492,7 +4596,7 @@
           <w:sz w:val="24"/>
           <w:u w:val="single"/>
         </w:rPr>
-        <w:hyperlink r:id="rId40" w:history="1">
+        <w:hyperlink r:id="rId39" w:history="1">
           <w:r>
             <w:rPr>
               <w:rStyle w:val="Hyperlink"/>
@@ -4560,7 +4664,7 @@
           <w:sz w:val="24"/>
           <w:u w:val="single"/>
         </w:rPr>
-        <w:hyperlink r:id="rId41" w:history="1">
+        <w:hyperlink r:id="rId40" w:history="1">
           <w:r>
             <w:rPr>
               <w:rStyle w:val="Hyperlink"/>
@@ -4589,7 +4693,7 @@
           <w:sz w:val="24"/>
           <w:u w:val="single"/>
         </w:rPr>
-        <w:hyperlink r:id="rId41" w:history="1">
+        <w:hyperlink r:id="rId40" w:history="1">
           <w:r>
             <w:rPr>
               <w:rStyle w:val="Hyperlink"/>
@@ -4618,7 +4722,7 @@
           <w:sz w:val="24"/>
           <w:u w:val="single"/>
         </w:rPr>
-        <w:hyperlink r:id="rId41" w:history="1">
+        <w:hyperlink r:id="rId40" w:history="1">
           <w:r>
             <w:rPr>
               <w:rStyle w:val="Hyperlink"/>
@@ -5008,7 +5112,7 @@
           <w:sz w:val="24"/>
           <w:u w:val="single"/>
         </w:rPr>
-        <w:hyperlink r:id="rId42" w:history="1">
+        <w:hyperlink r:id="rId41" w:history="1">
           <w:r>
             <w:rPr>
               <w:rStyle w:val="Hyperlink"/>
@@ -5076,7 +5180,7 @@
           <w:sz w:val="24"/>
           <w:u w:val="single"/>
         </w:rPr>
-        <w:hyperlink r:id="rId43" w:history="1">
+        <w:hyperlink r:id="rId42" w:history="1">
           <w:r>
             <w:rPr>
               <w:rStyle w:val="Hyperlink"/>
@@ -5104,7 +5208,7 @@
           <w:color w:val="000000"/>
           <w:sz w:val="24"/>
         </w:rPr>
-        <w:hyperlink r:id="rId43" w:history="1">
+        <w:hyperlink r:id="rId42" w:history="1">
           <w:r>
             <w:rPr>
               <w:rStyle w:val="Hyperlink"/>
@@ -5559,7 +5663,7 @@
           <w:color w:val="0000FF"/>
           <w:sz w:val="24"/>
         </w:rPr>
-        <w:hyperlink r:id="rId44" w:history="1">
+        <w:hyperlink r:id="rId43" w:history="1">
           <w:r>
             <w:rPr>
               <w:rStyle w:val="Hyperlink"/>
@@ -5576,7 +5680,7 @@
           <w:color w:val="0000FF"/>
           <w:sz w:val="24"/>
         </w:rPr>
-        <w:hyperlink r:id="rId44" w:history="1">
+        <w:hyperlink r:id="rId43" w:history="1">
           <w:r>
             <w:rPr>
               <w:rStyle w:val="Hyperlink"/>
@@ -5593,7 +5697,7 @@
           <w:color w:val="0000FF"/>
           <w:sz w:val="24"/>
         </w:rPr>
-        <w:hyperlink r:id="rId44" w:history="1">
+        <w:hyperlink r:id="rId43" w:history="1">
           <w:r>
             <w:rPr>
               <w:rStyle w:val="Hyperlink"/>
@@ -5704,7 +5808,7 @@
           <w:sz w:val="24"/>
           <w:u w:val="single"/>
         </w:rPr>
-        <w:hyperlink r:id="rId45" w:history="1">
+        <w:hyperlink r:id="rId44" w:history="1">
           <w:r>
             <w:rPr>
               <w:rStyle w:val="Hyperlink"/>
@@ -5722,7 +5826,7 @@
           <w:sz w:val="24"/>
           <w:u w:val="single"/>
         </w:rPr>
-        <w:hyperlink r:id="rId45" w:history="1">
+        <w:hyperlink r:id="rId44" w:history="1">
           <w:r>
             <w:rPr>
               <w:rStyle w:val="Hyperlink"/>
@@ -5851,7 +5955,7 @@
           <w:color w:val="0000FF"/>
           <w:sz w:val="24"/>
         </w:rPr>
-        <w:hyperlink r:id="rId46" w:history="1">
+        <w:hyperlink r:id="rId45" w:history="1">
           <w:r>
             <w:rPr>
               <w:rStyle w:val="Hyperlink"/>
@@ -5868,7 +5972,7 @@
           <w:color w:val="0000FF"/>
           <w:sz w:val="24"/>
         </w:rPr>
-        <w:hyperlink r:id="rId46" w:history="1">
+        <w:hyperlink r:id="rId45" w:history="1">
           <w:r>
             <w:rPr>
               <w:rStyle w:val="Hyperlink"/>
@@ -5975,7 +6079,7 @@
           <w:sz w:val="24"/>
           <w:u w:val="single"/>
         </w:rPr>
-        <w:hyperlink r:id="rId47" w:history="1">
+        <w:hyperlink r:id="rId46" w:history="1">
           <w:r>
             <w:rPr>
               <w:rStyle w:val="Hyperlink"/>
@@ -5993,7 +6097,7 @@
           <w:sz w:val="24"/>
           <w:u w:val="single"/>
         </w:rPr>
-        <w:hyperlink r:id="rId47" w:history="1">
+        <w:hyperlink r:id="rId46" w:history="1">
           <w:r>
             <w:rPr>
               <w:rStyle w:val="Hyperlink"/>
@@ -6011,7 +6115,7 @@
           <w:sz w:val="24"/>
           <w:u w:val="single"/>
         </w:rPr>
-        <w:hyperlink r:id="rId47" w:history="1">
+        <w:hyperlink r:id="rId46" w:history="1">
           <w:r>
             <w:rPr>
               <w:rStyle w:val="Hyperlink"/>
@@ -6029,7 +6133,7 @@
           <w:sz w:val="24"/>
           <w:u w:val="single"/>
         </w:rPr>
-        <w:hyperlink r:id="rId47" w:history="1">
+        <w:hyperlink r:id="rId46" w:history="1">
           <w:r>
             <w:rPr>
               <w:rStyle w:val="Hyperlink"/>
@@ -6105,7 +6209,7 @@
           <w:sz w:val="24"/>
           <w:u w:val="single"/>
         </w:rPr>
-        <w:hyperlink r:id="rId48" w:history="1">
+        <w:hyperlink r:id="rId47" w:history="1">
           <w:r>
             <w:rPr>
               <w:rStyle w:val="Hyperlink"/>
@@ -6123,7 +6227,7 @@
           <w:sz w:val="24"/>
           <w:u w:val="single"/>
         </w:rPr>
-        <w:hyperlink r:id="rId48" w:history="1">
+        <w:hyperlink r:id="rId47" w:history="1">
           <w:r>
             <w:rPr>
               <w:rStyle w:val="Hyperlink"/>
@@ -6141,7 +6245,7 @@
           <w:sz w:val="24"/>
           <w:u w:val="single"/>
         </w:rPr>
-        <w:hyperlink r:id="rId48" w:history="1">
+        <w:hyperlink r:id="rId47" w:history="1">
           <w:r>
             <w:rPr>
               <w:rStyle w:val="Hyperlink"/>
@@ -6159,7 +6263,7 @@
           <w:sz w:val="24"/>
           <w:u w:val="single"/>
         </w:rPr>
-        <w:hyperlink r:id="rId48" w:history="1">
+        <w:hyperlink r:id="rId47" w:history="1">
           <w:r>
             <w:rPr>
               <w:rStyle w:val="Hyperlink"/>
@@ -6235,7 +6339,7 @@
           <w:sz w:val="24"/>
           <w:u w:val="single"/>
         </w:rPr>
-        <w:hyperlink r:id="rId49" w:history="1">
+        <w:hyperlink r:id="rId48" w:history="1">
           <w:r>
             <w:rPr>
               <w:rStyle w:val="Hyperlink"/>
@@ -6253,7 +6357,7 @@
           <w:sz w:val="24"/>
           <w:u w:val="single"/>
         </w:rPr>
-        <w:hyperlink r:id="rId49" w:history="1">
+        <w:hyperlink r:id="rId48" w:history="1">
           <w:r>
             <w:rPr>
               <w:rStyle w:val="Hyperlink"/>
@@ -6271,7 +6375,7 @@
           <w:sz w:val="24"/>
           <w:u w:val="single"/>
         </w:rPr>
-        <w:hyperlink r:id="rId49" w:history="1">
+        <w:hyperlink r:id="rId48" w:history="1">
           <w:r>
             <w:rPr>
               <w:rStyle w:val="Hyperlink"/>
@@ -6289,7 +6393,7 @@
           <w:sz w:val="24"/>
           <w:u w:val="single"/>
         </w:rPr>
-        <w:hyperlink r:id="rId49" w:history="1">
+        <w:hyperlink r:id="rId48" w:history="1">
           <w:r>
             <w:rPr>
               <w:rStyle w:val="Hyperlink"/>
@@ -6388,7 +6492,7 @@
           <w:sz w:val="24"/>
           <w:u w:val="single"/>
         </w:rPr>
-        <w:hyperlink r:id="rId50" w:history="1">
+        <w:hyperlink r:id="rId49" w:history="1">
           <w:r>
             <w:rPr>
               <w:rStyle w:val="Hyperlink"/>
@@ -6406,7 +6510,7 @@
           <w:sz w:val="24"/>
           <w:u w:val="single"/>
         </w:rPr>
-        <w:hyperlink r:id="rId50" w:history="1">
+        <w:hyperlink r:id="rId49" w:history="1">
           <w:r>
             <w:rPr>
               <w:rStyle w:val="Hyperlink"/>
@@ -6424,7 +6528,7 @@
           <w:sz w:val="24"/>
           <w:u w:val="single"/>
         </w:rPr>
-        <w:hyperlink r:id="rId50" w:history="1">
+        <w:hyperlink r:id="rId49" w:history="1">
           <w:r>
             <w:rPr>
               <w:rStyle w:val="Hyperlink"/>
@@ -6442,7 +6546,7 @@
           <w:sz w:val="24"/>
           <w:u w:val="single"/>
         </w:rPr>
-        <w:hyperlink r:id="rId50" w:history="1">
+        <w:hyperlink r:id="rId49" w:history="1">
           <w:r>
             <w:rPr>
               <w:rStyle w:val="Hyperlink"/>
@@ -6460,7 +6564,7 @@
           <w:sz w:val="24"/>
           <w:u w:val="single"/>
         </w:rPr>
-        <w:hyperlink r:id="rId50" w:history="1">
+        <w:hyperlink r:id="rId49" w:history="1">
           <w:r>
             <w:rPr>
               <w:rStyle w:val="Hyperlink"/>
@@ -6546,7 +6650,7 @@
           <w:sz w:val="24"/>
           <w:u w:val="single"/>
         </w:rPr>
-        <w:hyperlink r:id="rId51" w:history="1">
+        <w:hyperlink r:id="rId50" w:history="1">
           <w:r>
             <w:rPr>
               <w:rStyle w:val="Hyperlink"/>
@@ -6564,7 +6668,7 @@
           <w:sz w:val="24"/>
           <w:u w:val="single"/>
         </w:rPr>
-        <w:hyperlink r:id="rId51" w:history="1">
+        <w:hyperlink r:id="rId50" w:history="1">
           <w:r>
             <w:rPr>
               <w:rStyle w:val="Hyperlink"/>
@@ -6582,7 +6686,7 @@
           <w:sz w:val="24"/>
           <w:u w:val="single"/>
         </w:rPr>
-        <w:hyperlink r:id="rId51" w:history="1">
+        <w:hyperlink r:id="rId50" w:history="1">
           <w:r>
             <w:rPr>
               <w:rStyle w:val="Hyperlink"/>
@@ -6600,7 +6704,7 @@
           <w:sz w:val="24"/>
           <w:u w:val="single"/>
         </w:rPr>
-        <w:hyperlink r:id="rId51" w:history="1">
+        <w:hyperlink r:id="rId50" w:history="1">
           <w:r>
             <w:rPr>
               <w:rStyle w:val="Hyperlink"/>
@@ -6686,7 +6790,7 @@
           <w:sz w:val="24"/>
           <w:u w:val="single"/>
         </w:rPr>
-        <w:hyperlink r:id="rId52" w:history="1">
+        <w:hyperlink r:id="rId51" w:history="1">
           <w:r>
             <w:rPr>
               <w:rStyle w:val="Hyperlink"/>
@@ -6704,7 +6808,7 @@
           <w:sz w:val="24"/>
           <w:u w:val="single"/>
         </w:rPr>
-        <w:hyperlink r:id="rId52" w:history="1">
+        <w:hyperlink r:id="rId51" w:history="1">
           <w:r>
             <w:rPr>
               <w:rStyle w:val="Hyperlink"/>
@@ -6722,7 +6826,7 @@
           <w:sz w:val="24"/>
           <w:u w:val="single"/>
         </w:rPr>
-        <w:hyperlink r:id="rId52" w:history="1">
+        <w:hyperlink r:id="rId51" w:history="1">
           <w:r>
             <w:rPr>
               <w:rStyle w:val="Hyperlink"/>
@@ -6740,7 +6844,7 @@
           <w:sz w:val="24"/>
           <w:u w:val="single"/>
         </w:rPr>
-        <w:hyperlink r:id="rId52" w:history="1">
+        <w:hyperlink r:id="rId51" w:history="1">
           <w:r>
             <w:rPr>
               <w:rStyle w:val="Hyperlink"/>
@@ -6758,7 +6862,7 @@
           <w:sz w:val="24"/>
           <w:u w:val="single"/>
         </w:rPr>
-        <w:hyperlink r:id="rId52" w:history="1">
+        <w:hyperlink r:id="rId51" w:history="1">
           <w:r>
             <w:rPr>
               <w:rStyle w:val="Hyperlink"/>
@@ -6776,7 +6880,7 @@
           <w:sz w:val="24"/>
           <w:u w:val="single"/>
         </w:rPr>
-        <w:hyperlink r:id="rId52" w:history="1">
+        <w:hyperlink r:id="rId51" w:history="1">
           <w:r>
             <w:rPr>
               <w:rStyle w:val="Hyperlink"/>
@@ -6794,7 +6898,7 @@
           <w:sz w:val="24"/>
           <w:u w:val="single"/>
         </w:rPr>
-        <w:hyperlink r:id="rId52" w:history="1">
+        <w:hyperlink r:id="rId51" w:history="1">
           <w:r>
             <w:rPr>
               <w:rStyle w:val="Hyperlink"/>
@@ -6916,7 +7020,7 @@
           <w:sz w:val="24"/>
           <w:u w:val="single"/>
         </w:rPr>
-        <w:hyperlink r:id="rId53" w:history="1">
+        <w:hyperlink r:id="rId52" w:history="1">
           <w:r>
             <w:rPr>
               <w:rStyle w:val="Hyperlink"/>
@@ -6934,7 +7038,7 @@
           <w:sz w:val="24"/>
           <w:u w:val="single"/>
         </w:rPr>
-        <w:hyperlink r:id="rId53" w:history="1">
+        <w:hyperlink r:id="rId52" w:history="1">
           <w:r>
             <w:rPr>
               <w:rStyle w:val="Hyperlink"/>
@@ -6952,7 +7056,7 @@
           <w:sz w:val="24"/>
           <w:u w:val="single"/>
         </w:rPr>
-        <w:hyperlink r:id="rId53" w:history="1">
+        <w:hyperlink r:id="rId52" w:history="1">
           <w:r>
             <w:rPr>
               <w:rStyle w:val="Hyperlink"/>
@@ -6970,7 +7074,7 @@
           <w:sz w:val="24"/>
           <w:u w:val="single"/>
         </w:rPr>
-        <w:hyperlink r:id="rId53" w:history="1">
+        <w:hyperlink r:id="rId52" w:history="1">
           <w:r>
             <w:rPr>
               <w:rStyle w:val="Hyperlink"/>
@@ -7076,7 +7180,7 @@
           <w:sz w:val="24"/>
           <w:u w:val="single"/>
         </w:rPr>
-        <w:hyperlink r:id="rId54" w:history="1">
+        <w:hyperlink r:id="rId53" w:history="1">
           <w:r>
             <w:rPr>
               <w:rStyle w:val="Hyperlink"/>
@@ -7094,7 +7198,7 @@
           <w:sz w:val="24"/>
           <w:u w:val="single"/>
         </w:rPr>
-        <w:hyperlink r:id="rId54" w:history="1">
+        <w:hyperlink r:id="rId53" w:history="1">
           <w:r>
             <w:rPr>
               <w:rStyle w:val="Hyperlink"/>
@@ -7112,7 +7216,7 @@
           <w:sz w:val="24"/>
           <w:u w:val="single"/>
         </w:rPr>
-        <w:hyperlink r:id="rId54" w:history="1">
+        <w:hyperlink r:id="rId53" w:history="1">
           <w:r>
             <w:rPr>
               <w:rStyle w:val="Hyperlink"/>
@@ -7133,7 +7237,7 @@
           <w:sz w:val="24"/>
           <w:u w:val="single"/>
         </w:rPr>
-        <w:hyperlink r:id="rId54" w:history="1">
+        <w:hyperlink r:id="rId53" w:history="1">
           <w:r>
             <w:rPr>
               <w:rStyle w:val="Hyperlink"/>
@@ -7151,7 +7255,7 @@
           <w:sz w:val="24"/>
           <w:u w:val="single"/>
         </w:rPr>
-        <w:hyperlink r:id="rId54" w:history="1">
+        <w:hyperlink r:id="rId53" w:history="1">
           <w:r>
             <w:rPr>
               <w:rStyle w:val="Hyperlink"/>
@@ -7169,7 +7273,7 @@
           <w:sz w:val="24"/>
           <w:u w:val="single"/>
         </w:rPr>
-        <w:hyperlink r:id="rId54" w:history="1">
+        <w:hyperlink r:id="rId53" w:history="1">
           <w:r>
             <w:rPr>
               <w:rStyle w:val="Hyperlink"/>
@@ -7186,7 +7290,7 @@
           <w:color w:val="0000FF"/>
           <w:sz w:val="24"/>
         </w:rPr>
-        <w:hyperlink r:id="rId54" w:history="1">
+        <w:hyperlink r:id="rId53" w:history="1">
           <w:r>
             <w:rPr>
               <w:rStyle w:val="Hyperlink"/>
@@ -7204,7 +7308,7 @@
           <w:sz w:val="24"/>
           <w:u w:val="single"/>
         </w:rPr>
-        <w:hyperlink r:id="rId55" w:history="1">
+        <w:hyperlink r:id="rId54" w:history="1">
           <w:r>
             <w:rPr>
               <w:rStyle w:val="Hyperlink"/>
@@ -7233,7 +7337,7 @@
           <w:sz w:val="24"/>
           <w:u w:val="single"/>
         </w:rPr>
-        <w:hyperlink r:id="rId55" w:history="1">
+        <w:hyperlink r:id="rId54" w:history="1">
           <w:r>
             <w:rPr>
               <w:rStyle w:val="Hyperlink"/>

--- a/EXPORTS/DOCX/review/niveau2/Dutch/Suriname aanvullingen.docx
+++ b/EXPORTS/DOCX/review/niveau2/Dutch/Suriname aanvullingen.docx
@@ -1137,13 +1137,31 @@
       </w:r>
       <w:r>
         <w:rPr>
+          <w:u w:val="single" w:color="0000ff"/>
           <w:rFonts w:ascii="Charis SIL Italic" w:hAnsi="Charis SIL Italic" w:eastAsia="Charis SIL Italic"/>
           <w:b w:val="0"/>
           <w:i w:val="0"/>
           <w:color w:val="000000"/>
           <w:sz w:val="24"/>
         </w:rPr>
-        <w:t xml:space="preserve">achttiende eeuw, </w:t>
+        <w:hyperlink r:id="rId16" w:history="1">
+          <w:r>
+            <w:rPr>
+              <w:rStyle w:val="Hyperlink"/>
+            </w:rPr>
+            <w:t>achttiende e</w:t>
+          </w:r>
+        </w:hyperlink>
+      </w:r>
+      <w:r>
+        <w:rPr>
+          <w:rFonts w:ascii="Charis SIL Italic" w:hAnsi="Charis SIL Italic" w:eastAsia="Charis SIL Italic"/>
+          <w:b w:val="0"/>
+          <w:i w:val="0"/>
+          <w:color w:val="000000"/>
+          <w:sz w:val="24"/>
+        </w:rPr>
+        <w:t xml:space="preserve">euw, </w:t>
       </w:r>
       <w:r>
         <w:rPr>
@@ -2240,7 +2258,34 @@
           <w:color w:val="000000"/>
           <w:sz w:val="24"/>
         </w:rPr>
-        <w:t>state={"matchAllC</w:t>
+        <w:t>state={"ma</w:t>
+      </w:r>
+      <w:r>
+        <w:rPr>
+          <w:rFonts w:ascii="Charis SIL Italic" w:hAnsi="Charis SIL Italic" w:eastAsia="Charis SIL Italic"/>
+          <w:b w:val="0"/>
+          <w:i w:val="0"/>
+          <w:color w:val="000000"/>
+          <w:sz w:val="24"/>
+        </w:rPr>
+        <w:hyperlink r:id="rId23" w:history="1">
+          <w:r>
+            <w:rPr>
+              <w:rStyle w:val="Hyperlink"/>
+            </w:rPr>
+            <w:t>tchAll</w:t>
+          </w:r>
+        </w:hyperlink>
+      </w:r>
+      <w:r>
+        <w:rPr>
+          <w:rFonts w:ascii="Charis SIL Italic" w:hAnsi="Charis SIL Italic" w:eastAsia="Charis SIL Italic"/>
+          <w:b w:val="0"/>
+          <w:i w:val="0"/>
+          <w:color w:val="000000"/>
+          <w:sz w:val="24"/>
+        </w:rPr>
+        <w:t>C</w:t>
       </w:r>
       <w:r>
         <w:rPr>
@@ -3116,27 +3161,19 @@
           <w:i w:val="0"/>
           <w:color w:val="0000FF"/>
           <w:sz w:val="24"/>
+        </w:rPr>
+        <w:t>G</w:t>
+      </w:r>
+      <w:r>
+        <w:rPr>
+          <w:rFonts w:ascii="Charis SIL Italic" w:hAnsi="Charis SIL Italic" w:eastAsia="Charis SIL Italic"/>
+          <w:b w:val="0"/>
+          <w:i w:val="0"/>
+          <w:color w:val="0000FF"/>
+          <w:sz w:val="24"/>
           <w:u w:val="single"/>
         </w:rPr>
-        <w:hyperlink r:id="rId27" w:history="1">
-          <w:r>
-            <w:rPr>
-              <w:rStyle w:val="Hyperlink"/>
-            </w:rPr>
-            <w:t>G</w:t>
-          </w:r>
-        </w:hyperlink>
-      </w:r>
-      <w:r>
-        <w:rPr>
-          <w:rFonts w:ascii="Charis SIL Italic" w:hAnsi="Charis SIL Italic" w:eastAsia="Charis SIL Italic"/>
-          <w:b w:val="0"/>
-          <w:i w:val="0"/>
-          <w:color w:val="0000FF"/>
-          <w:sz w:val="24"/>
-          <w:u w:val="single"/>
-        </w:rPr>
-        <w:hyperlink r:id="rId27" w:history="1">
+        <w:hyperlink r:id="rId26" w:history="1">
           <w:r>
             <w:rPr>
               <w:rStyle w:val="Hyperlink"/>
@@ -3210,7 +3247,6 @@
           <w:i w:val="0"/>
           <w:color w:val="0000FF"/>
           <w:sz w:val="24"/>
-          <w:u w:val="single"/>
         </w:rPr>
         <w:hyperlink r:id="rId27" w:history="1">
           <w:r>
@@ -3295,7 +3331,7 @@
           <w:sz w:val="24"/>
           <w:u w:val="single"/>
         </w:rPr>
-        <w:hyperlink r:id="rId26" w:history="1">
+        <w:hyperlink r:id="rId27" w:history="1">
           <w:r>
             <w:rPr>
               <w:rStyle w:val="Hyperlink"/>
@@ -3324,7 +3360,7 @@
           <w:sz w:val="24"/>
           <w:u w:val="single"/>
         </w:rPr>
-        <w:hyperlink r:id="rId26" w:history="1">
+        <w:hyperlink r:id="rId27" w:history="1">
           <w:r>
             <w:rPr>
               <w:rStyle w:val="Hyperlink"/>
@@ -3342,7 +3378,7 @@
           <w:sz w:val="24"/>
           <w:u w:val="single"/>
         </w:rPr>
-        <w:hyperlink r:id="rId26" w:history="1">
+        <w:hyperlink r:id="rId27" w:history="1">
           <w:r>
             <w:rPr>
               <w:rStyle w:val="Hyperlink"/>
@@ -3371,7 +3407,7 @@
           <w:sz w:val="24"/>
           <w:u w:val="single"/>
         </w:rPr>
-        <w:hyperlink r:id="rId26" w:history="1">
+        <w:hyperlink r:id="rId27" w:history="1">
           <w:r>
             <w:rPr>
               <w:rStyle w:val="Hyperlink"/>
@@ -4547,7 +4583,7 @@
           <w:sz w:val="24"/>
           <w:u w:val="single"/>
         </w:rPr>
-        <w:hyperlink r:id="rId39" w:history="1">
+        <w:hyperlink r:id="rId38" w:history="1">
           <w:r>
             <w:rPr>
               <w:rStyle w:val="Hyperlink"/>
@@ -4596,7 +4632,7 @@
           <w:sz w:val="24"/>
           <w:u w:val="single"/>
         </w:rPr>
-        <w:hyperlink r:id="rId39" w:history="1">
+        <w:hyperlink r:id="rId40" w:history="1">
           <w:r>
             <w:rPr>
               <w:rStyle w:val="Hyperlink"/>
@@ -4664,7 +4700,7 @@
           <w:sz w:val="24"/>
           <w:u w:val="single"/>
         </w:rPr>
-        <w:hyperlink r:id="rId40" w:history="1">
+        <w:hyperlink r:id="rId41" w:history="1">
           <w:r>
             <w:rPr>
               <w:rStyle w:val="Hyperlink"/>
@@ -4693,7 +4729,7 @@
           <w:sz w:val="24"/>
           <w:u w:val="single"/>
         </w:rPr>
-        <w:hyperlink r:id="rId40" w:history="1">
+        <w:hyperlink r:id="rId41" w:history="1">
           <w:r>
             <w:rPr>
               <w:rStyle w:val="Hyperlink"/>
@@ -4722,7 +4758,7 @@
           <w:sz w:val="24"/>
           <w:u w:val="single"/>
         </w:rPr>
-        <w:hyperlink r:id="rId40" w:history="1">
+        <w:hyperlink r:id="rId41" w:history="1">
           <w:r>
             <w:rPr>
               <w:rStyle w:val="Hyperlink"/>
@@ -5112,7 +5148,7 @@
           <w:sz w:val="24"/>
           <w:u w:val="single"/>
         </w:rPr>
-        <w:hyperlink r:id="rId41" w:history="1">
+        <w:hyperlink r:id="rId42" w:history="1">
           <w:r>
             <w:rPr>
               <w:rStyle w:val="Hyperlink"/>
@@ -5180,7 +5216,7 @@
           <w:sz w:val="24"/>
           <w:u w:val="single"/>
         </w:rPr>
-        <w:hyperlink r:id="rId42" w:history="1">
+        <w:hyperlink r:id="rId43" w:history="1">
           <w:r>
             <w:rPr>
               <w:rStyle w:val="Hyperlink"/>
@@ -5208,7 +5244,7 @@
           <w:color w:val="000000"/>
           <w:sz w:val="24"/>
         </w:rPr>
-        <w:hyperlink r:id="rId42" w:history="1">
+        <w:hyperlink r:id="rId43" w:history="1">
           <w:r>
             <w:rPr>
               <w:rStyle w:val="Hyperlink"/>
@@ -5663,7 +5699,7 @@
           <w:color w:val="0000FF"/>
           <w:sz w:val="24"/>
         </w:rPr>
-        <w:hyperlink r:id="rId43" w:history="1">
+        <w:hyperlink r:id="rId44" w:history="1">
           <w:r>
             <w:rPr>
               <w:rStyle w:val="Hyperlink"/>
@@ -5680,7 +5716,7 @@
           <w:color w:val="0000FF"/>
           <w:sz w:val="24"/>
         </w:rPr>
-        <w:hyperlink r:id="rId43" w:history="1">
+        <w:hyperlink r:id="rId44" w:history="1">
           <w:r>
             <w:rPr>
               <w:rStyle w:val="Hyperlink"/>
@@ -5697,7 +5733,7 @@
           <w:color w:val="0000FF"/>
           <w:sz w:val="24"/>
         </w:rPr>
-        <w:hyperlink r:id="rId43" w:history="1">
+        <w:hyperlink r:id="rId44" w:history="1">
           <w:r>
             <w:rPr>
               <w:rStyle w:val="Hyperlink"/>
@@ -5808,7 +5844,7 @@
           <w:sz w:val="24"/>
           <w:u w:val="single"/>
         </w:rPr>
-        <w:hyperlink r:id="rId44" w:history="1">
+        <w:hyperlink r:id="rId45" w:history="1">
           <w:r>
             <w:rPr>
               <w:rStyle w:val="Hyperlink"/>
@@ -5826,7 +5862,7 @@
           <w:sz w:val="24"/>
           <w:u w:val="single"/>
         </w:rPr>
-        <w:hyperlink r:id="rId44" w:history="1">
+        <w:hyperlink r:id="rId45" w:history="1">
           <w:r>
             <w:rPr>
               <w:rStyle w:val="Hyperlink"/>
@@ -5955,7 +5991,7 @@
           <w:color w:val="0000FF"/>
           <w:sz w:val="24"/>
         </w:rPr>
-        <w:hyperlink r:id="rId45" w:history="1">
+        <w:hyperlink r:id="rId46" w:history="1">
           <w:r>
             <w:rPr>
               <w:rStyle w:val="Hyperlink"/>
@@ -5972,7 +6008,7 @@
           <w:color w:val="0000FF"/>
           <w:sz w:val="24"/>
         </w:rPr>
-        <w:hyperlink r:id="rId45" w:history="1">
+        <w:hyperlink r:id="rId46" w:history="1">
           <w:r>
             <w:rPr>
               <w:rStyle w:val="Hyperlink"/>
@@ -6079,7 +6115,7 @@
           <w:sz w:val="24"/>
           <w:u w:val="single"/>
         </w:rPr>
-        <w:hyperlink r:id="rId46" w:history="1">
+        <w:hyperlink r:id="rId47" w:history="1">
           <w:r>
             <w:rPr>
               <w:rStyle w:val="Hyperlink"/>
@@ -6097,7 +6133,7 @@
           <w:sz w:val="24"/>
           <w:u w:val="single"/>
         </w:rPr>
-        <w:hyperlink r:id="rId46" w:history="1">
+        <w:hyperlink r:id="rId47" w:history="1">
           <w:r>
             <w:rPr>
               <w:rStyle w:val="Hyperlink"/>
@@ -6115,7 +6151,7 @@
           <w:sz w:val="24"/>
           <w:u w:val="single"/>
         </w:rPr>
-        <w:hyperlink r:id="rId46" w:history="1">
+        <w:hyperlink r:id="rId47" w:history="1">
           <w:r>
             <w:rPr>
               <w:rStyle w:val="Hyperlink"/>
@@ -6133,7 +6169,7 @@
           <w:sz w:val="24"/>
           <w:u w:val="single"/>
         </w:rPr>
-        <w:hyperlink r:id="rId46" w:history="1">
+        <w:hyperlink r:id="rId47" w:history="1">
           <w:r>
             <w:rPr>
               <w:rStyle w:val="Hyperlink"/>
@@ -6209,7 +6245,7 @@
           <w:sz w:val="24"/>
           <w:u w:val="single"/>
         </w:rPr>
-        <w:hyperlink r:id="rId47" w:history="1">
+        <w:hyperlink r:id="rId48" w:history="1">
           <w:r>
             <w:rPr>
               <w:rStyle w:val="Hyperlink"/>
@@ -6227,7 +6263,7 @@
           <w:sz w:val="24"/>
           <w:u w:val="single"/>
         </w:rPr>
-        <w:hyperlink r:id="rId47" w:history="1">
+        <w:hyperlink r:id="rId48" w:history="1">
           <w:r>
             <w:rPr>
               <w:rStyle w:val="Hyperlink"/>
@@ -6245,7 +6281,7 @@
           <w:sz w:val="24"/>
           <w:u w:val="single"/>
         </w:rPr>
-        <w:hyperlink r:id="rId47" w:history="1">
+        <w:hyperlink r:id="rId48" w:history="1">
           <w:r>
             <w:rPr>
               <w:rStyle w:val="Hyperlink"/>
@@ -6263,7 +6299,7 @@
           <w:sz w:val="24"/>
           <w:u w:val="single"/>
         </w:rPr>
-        <w:hyperlink r:id="rId47" w:history="1">
+        <w:hyperlink r:id="rId48" w:history="1">
           <w:r>
             <w:rPr>
               <w:rStyle w:val="Hyperlink"/>
@@ -6339,7 +6375,7 @@
           <w:sz w:val="24"/>
           <w:u w:val="single"/>
         </w:rPr>
-        <w:hyperlink r:id="rId48" w:history="1">
+        <w:hyperlink r:id="rId49" w:history="1">
           <w:r>
             <w:rPr>
               <w:rStyle w:val="Hyperlink"/>
@@ -6357,7 +6393,7 @@
           <w:sz w:val="24"/>
           <w:u w:val="single"/>
         </w:rPr>
-        <w:hyperlink r:id="rId48" w:history="1">
+        <w:hyperlink r:id="rId49" w:history="1">
           <w:r>
             <w:rPr>
               <w:rStyle w:val="Hyperlink"/>
@@ -6375,7 +6411,7 @@
           <w:sz w:val="24"/>
           <w:u w:val="single"/>
         </w:rPr>
-        <w:hyperlink r:id="rId48" w:history="1">
+        <w:hyperlink r:id="rId49" w:history="1">
           <w:r>
             <w:rPr>
               <w:rStyle w:val="Hyperlink"/>
@@ -6393,7 +6429,7 @@
           <w:sz w:val="24"/>
           <w:u w:val="single"/>
         </w:rPr>
-        <w:hyperlink r:id="rId48" w:history="1">
+        <w:hyperlink r:id="rId49" w:history="1">
           <w:r>
             <w:rPr>
               <w:rStyle w:val="Hyperlink"/>
@@ -6492,7 +6528,7 @@
           <w:sz w:val="24"/>
           <w:u w:val="single"/>
         </w:rPr>
-        <w:hyperlink r:id="rId49" w:history="1">
+        <w:hyperlink r:id="rId50" w:history="1">
           <w:r>
             <w:rPr>
               <w:rStyle w:val="Hyperlink"/>
@@ -6510,7 +6546,7 @@
           <w:sz w:val="24"/>
           <w:u w:val="single"/>
         </w:rPr>
-        <w:hyperlink r:id="rId49" w:history="1">
+        <w:hyperlink r:id="rId50" w:history="1">
           <w:r>
             <w:rPr>
               <w:rStyle w:val="Hyperlink"/>
@@ -6528,7 +6564,7 @@
           <w:sz w:val="24"/>
           <w:u w:val="single"/>
         </w:rPr>
-        <w:hyperlink r:id="rId49" w:history="1">
+        <w:hyperlink r:id="rId50" w:history="1">
           <w:r>
             <w:rPr>
               <w:rStyle w:val="Hyperlink"/>
@@ -6546,7 +6582,7 @@
           <w:sz w:val="24"/>
           <w:u w:val="single"/>
         </w:rPr>
-        <w:hyperlink r:id="rId49" w:history="1">
+        <w:hyperlink r:id="rId50" w:history="1">
           <w:r>
             <w:rPr>
               <w:rStyle w:val="Hyperlink"/>
@@ -6564,7 +6600,7 @@
           <w:sz w:val="24"/>
           <w:u w:val="single"/>
         </w:rPr>
-        <w:hyperlink r:id="rId49" w:history="1">
+        <w:hyperlink r:id="rId50" w:history="1">
           <w:r>
             <w:rPr>
               <w:rStyle w:val="Hyperlink"/>
@@ -6650,7 +6686,7 @@
           <w:sz w:val="24"/>
           <w:u w:val="single"/>
         </w:rPr>
-        <w:hyperlink r:id="rId50" w:history="1">
+        <w:hyperlink r:id="rId51" w:history="1">
           <w:r>
             <w:rPr>
               <w:rStyle w:val="Hyperlink"/>
@@ -6668,7 +6704,7 @@
           <w:sz w:val="24"/>
           <w:u w:val="single"/>
         </w:rPr>
-        <w:hyperlink r:id="rId50" w:history="1">
+        <w:hyperlink r:id="rId51" w:history="1">
           <w:r>
             <w:rPr>
               <w:rStyle w:val="Hyperlink"/>
@@ -6686,7 +6722,7 @@
           <w:sz w:val="24"/>
           <w:u w:val="single"/>
         </w:rPr>
-        <w:hyperlink r:id="rId50" w:history="1">
+        <w:hyperlink r:id="rId51" w:history="1">
           <w:r>
             <w:rPr>
               <w:rStyle w:val="Hyperlink"/>
@@ -6704,7 +6740,7 @@
           <w:sz w:val="24"/>
           <w:u w:val="single"/>
         </w:rPr>
-        <w:hyperlink r:id="rId50" w:history="1">
+        <w:hyperlink r:id="rId51" w:history="1">
           <w:r>
             <w:rPr>
               <w:rStyle w:val="Hyperlink"/>
@@ -6790,7 +6826,7 @@
           <w:sz w:val="24"/>
           <w:u w:val="single"/>
         </w:rPr>
-        <w:hyperlink r:id="rId51" w:history="1">
+        <w:hyperlink r:id="rId52" w:history="1">
           <w:r>
             <w:rPr>
               <w:rStyle w:val="Hyperlink"/>
@@ -6808,7 +6844,7 @@
           <w:sz w:val="24"/>
           <w:u w:val="single"/>
         </w:rPr>
-        <w:hyperlink r:id="rId51" w:history="1">
+        <w:hyperlink r:id="rId52" w:history="1">
           <w:r>
             <w:rPr>
               <w:rStyle w:val="Hyperlink"/>
@@ -6826,7 +6862,7 @@
           <w:sz w:val="24"/>
           <w:u w:val="single"/>
         </w:rPr>
-        <w:hyperlink r:id="rId51" w:history="1">
+        <w:hyperlink r:id="rId52" w:history="1">
           <w:r>
             <w:rPr>
               <w:rStyle w:val="Hyperlink"/>
@@ -6844,7 +6880,7 @@
           <w:sz w:val="24"/>
           <w:u w:val="single"/>
         </w:rPr>
-        <w:hyperlink r:id="rId51" w:history="1">
+        <w:hyperlink r:id="rId52" w:history="1">
           <w:r>
             <w:rPr>
               <w:rStyle w:val="Hyperlink"/>
@@ -6862,7 +6898,7 @@
           <w:sz w:val="24"/>
           <w:u w:val="single"/>
         </w:rPr>
-        <w:hyperlink r:id="rId51" w:history="1">
+        <w:hyperlink r:id="rId52" w:history="1">
           <w:r>
             <w:rPr>
               <w:rStyle w:val="Hyperlink"/>
@@ -6880,7 +6916,7 @@
           <w:sz w:val="24"/>
           <w:u w:val="single"/>
         </w:rPr>
-        <w:hyperlink r:id="rId51" w:history="1">
+        <w:hyperlink r:id="rId52" w:history="1">
           <w:r>
             <w:rPr>
               <w:rStyle w:val="Hyperlink"/>
@@ -6898,7 +6934,7 @@
           <w:sz w:val="24"/>
           <w:u w:val="single"/>
         </w:rPr>
-        <w:hyperlink r:id="rId51" w:history="1">
+        <w:hyperlink r:id="rId52" w:history="1">
           <w:r>
             <w:rPr>
               <w:rStyle w:val="Hyperlink"/>
@@ -7020,7 +7056,7 @@
           <w:sz w:val="24"/>
           <w:u w:val="single"/>
         </w:rPr>
-        <w:hyperlink r:id="rId52" w:history="1">
+        <w:hyperlink r:id="rId53" w:history="1">
           <w:r>
             <w:rPr>
               <w:rStyle w:val="Hyperlink"/>
@@ -7038,7 +7074,7 @@
           <w:sz w:val="24"/>
           <w:u w:val="single"/>
         </w:rPr>
-        <w:hyperlink r:id="rId52" w:history="1">
+        <w:hyperlink r:id="rId53" w:history="1">
           <w:r>
             <w:rPr>
               <w:rStyle w:val="Hyperlink"/>
@@ -7056,7 +7092,7 @@
           <w:sz w:val="24"/>
           <w:u w:val="single"/>
         </w:rPr>
-        <w:hyperlink r:id="rId52" w:history="1">
+        <w:hyperlink r:id="rId53" w:history="1">
           <w:r>
             <w:rPr>
               <w:rStyle w:val="Hyperlink"/>
@@ -7074,7 +7110,7 @@
           <w:sz w:val="24"/>
           <w:u w:val="single"/>
         </w:rPr>
-        <w:hyperlink r:id="rId52" w:history="1">
+        <w:hyperlink r:id="rId53" w:history="1">
           <w:r>
             <w:rPr>
               <w:rStyle w:val="Hyperlink"/>
@@ -7180,7 +7216,7 @@
           <w:sz w:val="24"/>
           <w:u w:val="single"/>
         </w:rPr>
-        <w:hyperlink r:id="rId53" w:history="1">
+        <w:hyperlink r:id="rId54" w:history="1">
           <w:r>
             <w:rPr>
               <w:rStyle w:val="Hyperlink"/>
@@ -7198,7 +7234,7 @@
           <w:sz w:val="24"/>
           <w:u w:val="single"/>
         </w:rPr>
-        <w:hyperlink r:id="rId53" w:history="1">
+        <w:hyperlink r:id="rId54" w:history="1">
           <w:r>
             <w:rPr>
               <w:rStyle w:val="Hyperlink"/>
@@ -7216,7 +7252,7 @@
           <w:sz w:val="24"/>
           <w:u w:val="single"/>
         </w:rPr>
-        <w:hyperlink r:id="rId53" w:history="1">
+        <w:hyperlink r:id="rId54" w:history="1">
           <w:r>
             <w:rPr>
               <w:rStyle w:val="Hyperlink"/>
@@ -7237,7 +7273,7 @@
           <w:sz w:val="24"/>
           <w:u w:val="single"/>
         </w:rPr>
-        <w:hyperlink r:id="rId53" w:history="1">
+        <w:hyperlink r:id="rId54" w:history="1">
           <w:r>
             <w:rPr>
               <w:rStyle w:val="Hyperlink"/>
@@ -7255,7 +7291,7 @@
           <w:sz w:val="24"/>
           <w:u w:val="single"/>
         </w:rPr>
-        <w:hyperlink r:id="rId53" w:history="1">
+        <w:hyperlink r:id="rId54" w:history="1">
           <w:r>
             <w:rPr>
               <w:rStyle w:val="Hyperlink"/>
@@ -7273,7 +7309,7 @@
           <w:sz w:val="24"/>
           <w:u w:val="single"/>
         </w:rPr>
-        <w:hyperlink r:id="rId53" w:history="1">
+        <w:hyperlink r:id="rId54" w:history="1">
           <w:r>
             <w:rPr>
               <w:rStyle w:val="Hyperlink"/>
@@ -7290,7 +7326,7 @@
           <w:color w:val="0000FF"/>
           <w:sz w:val="24"/>
         </w:rPr>
-        <w:hyperlink r:id="rId53" w:history="1">
+        <w:hyperlink r:id="rId54" w:history="1">
           <w:r>
             <w:rPr>
               <w:rStyle w:val="Hyperlink"/>
@@ -7308,7 +7344,7 @@
           <w:sz w:val="24"/>
           <w:u w:val="single"/>
         </w:rPr>
-        <w:hyperlink r:id="rId54" w:history="1">
+        <w:hyperlink r:id="rId55" w:history="1">
           <w:r>
             <w:rPr>
               <w:rStyle w:val="Hyperlink"/>
@@ -7337,7 +7373,7 @@
           <w:sz w:val="24"/>
           <w:u w:val="single"/>
         </w:rPr>
-        <w:hyperlink r:id="rId54" w:history="1">
+        <w:hyperlink r:id="rId55" w:history="1">
           <w:r>
             <w:rPr>
               <w:rStyle w:val="Hyperlink"/>
@@ -7352,7 +7388,7 @@
         <w:autoSpaceDN w:val="0"/>
         <w:autoSpaceDE w:val="0"/>
         <w:widowControl/>
-        <w:spacing w:line="538" w:lineRule="exact" w:before="478" w:after="0"/>
+        <w:spacing w:line="538" w:lineRule="exact" w:before="458" w:after="0"/>
         <w:ind w:left="0" w:right="0" w:firstLine="0"/>
         <w:jc w:val="left"/>
       </w:pPr>

--- a/EXPORTS/DOCX/review/niveau2/Dutch/Suriname aanvullingen.docx
+++ b/EXPORTS/DOCX/review/niveau2/Dutch/Suriname aanvullingen.docx
@@ -626,34 +626,7 @@
           <w:color w:val="000000"/>
           <w:sz w:val="24"/>
         </w:rPr>
-        <w:t xml:space="preserve">•  TM-9 </w:t>
-      </w:r>
-      <w:r>
-        <w:rPr>
-          <w:rFonts w:ascii="Charis SIL Italic" w:hAnsi="Charis SIL Italic" w:eastAsia="Charis SIL Italic"/>
-          <w:b w:val="0"/>
-          <w:i w:val="0"/>
-          <w:color w:val="000000"/>
-          <w:sz w:val="24"/>
-        </w:rPr>
-        <w:hyperlink r:id="rId11" w:history="1">
-          <w:r>
-            <w:rPr>
-              <w:rStyle w:val="Hyperlink"/>
-            </w:rPr>
-            <w:t>is Coran</w:t>
-          </w:r>
-        </w:hyperlink>
-      </w:r>
-      <w:r>
-        <w:rPr>
-          <w:rFonts w:ascii="Charis SIL Italic" w:hAnsi="Charis SIL Italic" w:eastAsia="Charis SIL Italic"/>
-          <w:b w:val="0"/>
-          <w:i w:val="0"/>
-          <w:color w:val="000000"/>
-          <w:sz w:val="24"/>
-        </w:rPr>
-        <w:t xml:space="preserve">tijnexpeditie?? </w:t>
+        <w:t xml:space="preserve">•  TM-9 is Corantijnexpeditie?? </w:t>
       </w:r>
       <w:r>
         <w:rPr>
@@ -2258,34 +2231,7 @@
           <w:color w:val="000000"/>
           <w:sz w:val="24"/>
         </w:rPr>
-        <w:t>state={"ma</w:t>
-      </w:r>
-      <w:r>
-        <w:rPr>
-          <w:rFonts w:ascii="Charis SIL Italic" w:hAnsi="Charis SIL Italic" w:eastAsia="Charis SIL Italic"/>
-          <w:b w:val="0"/>
-          <w:i w:val="0"/>
-          <w:color w:val="000000"/>
-          <w:sz w:val="24"/>
-        </w:rPr>
-        <w:hyperlink r:id="rId23" w:history="1">
-          <w:r>
-            <w:rPr>
-              <w:rStyle w:val="Hyperlink"/>
-            </w:rPr>
-            <w:t>tchAll</w:t>
-          </w:r>
-        </w:hyperlink>
-      </w:r>
-      <w:r>
-        <w:rPr>
-          <w:rFonts w:ascii="Charis SIL Italic" w:hAnsi="Charis SIL Italic" w:eastAsia="Charis SIL Italic"/>
-          <w:b w:val="0"/>
-          <w:i w:val="0"/>
-          <w:color w:val="000000"/>
-          <w:sz w:val="24"/>
-        </w:rPr>
-        <w:t>C</w:t>
+        <w:t>state={"matchAllC</w:t>
       </w:r>
       <w:r>
         <w:rPr>
@@ -3162,7 +3108,14 @@
           <w:color w:val="0000FF"/>
           <w:sz w:val="24"/>
         </w:rPr>
-        <w:t>G</w:t>
+        <w:hyperlink r:id="rId27" w:history="1">
+          <w:r>
+            <w:rPr>
+              <w:rStyle w:val="Hyperlink"/>
+            </w:rPr>
+            <w:t>G</w:t>
+          </w:r>
+        </w:hyperlink>
       </w:r>
       <w:r>
         <w:rPr>
@@ -3173,7 +3126,7 @@
           <w:sz w:val="24"/>
           <w:u w:val="single"/>
         </w:rPr>
-        <w:hyperlink r:id="rId26" w:history="1">
+        <w:hyperlink r:id="rId27" w:history="1">
           <w:r>
             <w:rPr>
               <w:rStyle w:val="Hyperlink"/>
@@ -4632,7 +4585,7 @@
           <w:sz w:val="24"/>
           <w:u w:val="single"/>
         </w:rPr>
-        <w:hyperlink r:id="rId40" w:history="1">
+        <w:hyperlink r:id="rId39" w:history="1">
           <w:r>
             <w:rPr>
               <w:rStyle w:val="Hyperlink"/>
@@ -4700,7 +4653,7 @@
           <w:sz w:val="24"/>
           <w:u w:val="single"/>
         </w:rPr>
-        <w:hyperlink r:id="rId41" w:history="1">
+        <w:hyperlink r:id="rId40" w:history="1">
           <w:r>
             <w:rPr>
               <w:rStyle w:val="Hyperlink"/>
@@ -4729,7 +4682,7 @@
           <w:sz w:val="24"/>
           <w:u w:val="single"/>
         </w:rPr>
-        <w:hyperlink r:id="rId41" w:history="1">
+        <w:hyperlink r:id="rId40" w:history="1">
           <w:r>
             <w:rPr>
               <w:rStyle w:val="Hyperlink"/>
@@ -4758,7 +4711,7 @@
           <w:sz w:val="24"/>
           <w:u w:val="single"/>
         </w:rPr>
-        <w:hyperlink r:id="rId41" w:history="1">
+        <w:hyperlink r:id="rId40" w:history="1">
           <w:r>
             <w:rPr>
               <w:rStyle w:val="Hyperlink"/>
@@ -5148,7 +5101,7 @@
           <w:sz w:val="24"/>
           <w:u w:val="single"/>
         </w:rPr>
-        <w:hyperlink r:id="rId42" w:history="1">
+        <w:hyperlink r:id="rId41" w:history="1">
           <w:r>
             <w:rPr>
               <w:rStyle w:val="Hyperlink"/>
@@ -5216,7 +5169,7 @@
           <w:sz w:val="24"/>
           <w:u w:val="single"/>
         </w:rPr>
-        <w:hyperlink r:id="rId43" w:history="1">
+        <w:hyperlink r:id="rId42" w:history="1">
           <w:r>
             <w:rPr>
               <w:rStyle w:val="Hyperlink"/>
@@ -5244,7 +5197,7 @@
           <w:color w:val="000000"/>
           <w:sz w:val="24"/>
         </w:rPr>
-        <w:hyperlink r:id="rId43" w:history="1">
+        <w:hyperlink r:id="rId42" w:history="1">
           <w:r>
             <w:rPr>
               <w:rStyle w:val="Hyperlink"/>
@@ -5699,7 +5652,7 @@
           <w:color w:val="0000FF"/>
           <w:sz w:val="24"/>
         </w:rPr>
-        <w:hyperlink r:id="rId44" w:history="1">
+        <w:hyperlink r:id="rId43" w:history="1">
           <w:r>
             <w:rPr>
               <w:rStyle w:val="Hyperlink"/>
@@ -5716,7 +5669,7 @@
           <w:color w:val="0000FF"/>
           <w:sz w:val="24"/>
         </w:rPr>
-        <w:hyperlink r:id="rId44" w:history="1">
+        <w:hyperlink r:id="rId43" w:history="1">
           <w:r>
             <w:rPr>
               <w:rStyle w:val="Hyperlink"/>
@@ -5733,7 +5686,7 @@
           <w:color w:val="0000FF"/>
           <w:sz w:val="24"/>
         </w:rPr>
-        <w:hyperlink r:id="rId44" w:history="1">
+        <w:hyperlink r:id="rId43" w:history="1">
           <w:r>
             <w:rPr>
               <w:rStyle w:val="Hyperlink"/>
@@ -5844,7 +5797,7 @@
           <w:sz w:val="24"/>
           <w:u w:val="single"/>
         </w:rPr>
-        <w:hyperlink r:id="rId45" w:history="1">
+        <w:hyperlink r:id="rId44" w:history="1">
           <w:r>
             <w:rPr>
               <w:rStyle w:val="Hyperlink"/>
@@ -5862,7 +5815,7 @@
           <w:sz w:val="24"/>
           <w:u w:val="single"/>
         </w:rPr>
-        <w:hyperlink r:id="rId45" w:history="1">
+        <w:hyperlink r:id="rId44" w:history="1">
           <w:r>
             <w:rPr>
               <w:rStyle w:val="Hyperlink"/>
@@ -5991,7 +5944,7 @@
           <w:color w:val="0000FF"/>
           <w:sz w:val="24"/>
         </w:rPr>
-        <w:hyperlink r:id="rId46" w:history="1">
+        <w:hyperlink r:id="rId45" w:history="1">
           <w:r>
             <w:rPr>
               <w:rStyle w:val="Hyperlink"/>
@@ -6008,7 +5961,7 @@
           <w:color w:val="0000FF"/>
           <w:sz w:val="24"/>
         </w:rPr>
-        <w:hyperlink r:id="rId46" w:history="1">
+        <w:hyperlink r:id="rId45" w:history="1">
           <w:r>
             <w:rPr>
               <w:rStyle w:val="Hyperlink"/>
@@ -6115,7 +6068,7 @@
           <w:sz w:val="24"/>
           <w:u w:val="single"/>
         </w:rPr>
-        <w:hyperlink r:id="rId47" w:history="1">
+        <w:hyperlink r:id="rId46" w:history="1">
           <w:r>
             <w:rPr>
               <w:rStyle w:val="Hyperlink"/>
@@ -6133,7 +6086,7 @@
           <w:sz w:val="24"/>
           <w:u w:val="single"/>
         </w:rPr>
-        <w:hyperlink r:id="rId47" w:history="1">
+        <w:hyperlink r:id="rId46" w:history="1">
           <w:r>
             <w:rPr>
               <w:rStyle w:val="Hyperlink"/>
@@ -6151,7 +6104,7 @@
           <w:sz w:val="24"/>
           <w:u w:val="single"/>
         </w:rPr>
-        <w:hyperlink r:id="rId47" w:history="1">
+        <w:hyperlink r:id="rId46" w:history="1">
           <w:r>
             <w:rPr>
               <w:rStyle w:val="Hyperlink"/>
@@ -6169,7 +6122,7 @@
           <w:sz w:val="24"/>
           <w:u w:val="single"/>
         </w:rPr>
-        <w:hyperlink r:id="rId47" w:history="1">
+        <w:hyperlink r:id="rId46" w:history="1">
           <w:r>
             <w:rPr>
               <w:rStyle w:val="Hyperlink"/>
@@ -6245,7 +6198,7 @@
           <w:sz w:val="24"/>
           <w:u w:val="single"/>
         </w:rPr>
-        <w:hyperlink r:id="rId48" w:history="1">
+        <w:hyperlink r:id="rId47" w:history="1">
           <w:r>
             <w:rPr>
               <w:rStyle w:val="Hyperlink"/>
@@ -6263,7 +6216,7 @@
           <w:sz w:val="24"/>
           <w:u w:val="single"/>
         </w:rPr>
-        <w:hyperlink r:id="rId48" w:history="1">
+        <w:hyperlink r:id="rId47" w:history="1">
           <w:r>
             <w:rPr>
               <w:rStyle w:val="Hyperlink"/>
@@ -6281,7 +6234,7 @@
           <w:sz w:val="24"/>
           <w:u w:val="single"/>
         </w:rPr>
-        <w:hyperlink r:id="rId48" w:history="1">
+        <w:hyperlink r:id="rId47" w:history="1">
           <w:r>
             <w:rPr>
               <w:rStyle w:val="Hyperlink"/>
@@ -6299,7 +6252,7 @@
           <w:sz w:val="24"/>
           <w:u w:val="single"/>
         </w:rPr>
-        <w:hyperlink r:id="rId48" w:history="1">
+        <w:hyperlink r:id="rId47" w:history="1">
           <w:r>
             <w:rPr>
               <w:rStyle w:val="Hyperlink"/>
@@ -6375,7 +6328,7 @@
           <w:sz w:val="24"/>
           <w:u w:val="single"/>
         </w:rPr>
-        <w:hyperlink r:id="rId49" w:history="1">
+        <w:hyperlink r:id="rId48" w:history="1">
           <w:r>
             <w:rPr>
               <w:rStyle w:val="Hyperlink"/>
@@ -6393,7 +6346,7 @@
           <w:sz w:val="24"/>
           <w:u w:val="single"/>
         </w:rPr>
-        <w:hyperlink r:id="rId49" w:history="1">
+        <w:hyperlink r:id="rId48" w:history="1">
           <w:r>
             <w:rPr>
               <w:rStyle w:val="Hyperlink"/>
@@ -6411,7 +6364,7 @@
           <w:sz w:val="24"/>
           <w:u w:val="single"/>
         </w:rPr>
-        <w:hyperlink r:id="rId49" w:history="1">
+        <w:hyperlink r:id="rId48" w:history="1">
           <w:r>
             <w:rPr>
               <w:rStyle w:val="Hyperlink"/>
@@ -6429,7 +6382,7 @@
           <w:sz w:val="24"/>
           <w:u w:val="single"/>
         </w:rPr>
-        <w:hyperlink r:id="rId49" w:history="1">
+        <w:hyperlink r:id="rId48" w:history="1">
           <w:r>
             <w:rPr>
               <w:rStyle w:val="Hyperlink"/>
@@ -6528,7 +6481,7 @@
           <w:sz w:val="24"/>
           <w:u w:val="single"/>
         </w:rPr>
-        <w:hyperlink r:id="rId50" w:history="1">
+        <w:hyperlink r:id="rId49" w:history="1">
           <w:r>
             <w:rPr>
               <w:rStyle w:val="Hyperlink"/>
@@ -6546,7 +6499,7 @@
           <w:sz w:val="24"/>
           <w:u w:val="single"/>
         </w:rPr>
-        <w:hyperlink r:id="rId50" w:history="1">
+        <w:hyperlink r:id="rId49" w:history="1">
           <w:r>
             <w:rPr>
               <w:rStyle w:val="Hyperlink"/>
@@ -6564,7 +6517,7 @@
           <w:sz w:val="24"/>
           <w:u w:val="single"/>
         </w:rPr>
-        <w:hyperlink r:id="rId50" w:history="1">
+        <w:hyperlink r:id="rId49" w:history="1">
           <w:r>
             <w:rPr>
               <w:rStyle w:val="Hyperlink"/>
@@ -6582,7 +6535,7 @@
           <w:sz w:val="24"/>
           <w:u w:val="single"/>
         </w:rPr>
-        <w:hyperlink r:id="rId50" w:history="1">
+        <w:hyperlink r:id="rId49" w:history="1">
           <w:r>
             <w:rPr>
               <w:rStyle w:val="Hyperlink"/>
@@ -6600,7 +6553,7 @@
           <w:sz w:val="24"/>
           <w:u w:val="single"/>
         </w:rPr>
-        <w:hyperlink r:id="rId50" w:history="1">
+        <w:hyperlink r:id="rId49" w:history="1">
           <w:r>
             <w:rPr>
               <w:rStyle w:val="Hyperlink"/>
@@ -6686,7 +6639,7 @@
           <w:sz w:val="24"/>
           <w:u w:val="single"/>
         </w:rPr>
-        <w:hyperlink r:id="rId51" w:history="1">
+        <w:hyperlink r:id="rId50" w:history="1">
           <w:r>
             <w:rPr>
               <w:rStyle w:val="Hyperlink"/>
@@ -6704,7 +6657,7 @@
           <w:sz w:val="24"/>
           <w:u w:val="single"/>
         </w:rPr>
-        <w:hyperlink r:id="rId51" w:history="1">
+        <w:hyperlink r:id="rId50" w:history="1">
           <w:r>
             <w:rPr>
               <w:rStyle w:val="Hyperlink"/>
@@ -6722,7 +6675,7 @@
           <w:sz w:val="24"/>
           <w:u w:val="single"/>
         </w:rPr>
-        <w:hyperlink r:id="rId51" w:history="1">
+        <w:hyperlink r:id="rId50" w:history="1">
           <w:r>
             <w:rPr>
               <w:rStyle w:val="Hyperlink"/>
@@ -6740,7 +6693,7 @@
           <w:sz w:val="24"/>
           <w:u w:val="single"/>
         </w:rPr>
-        <w:hyperlink r:id="rId51" w:history="1">
+        <w:hyperlink r:id="rId50" w:history="1">
           <w:r>
             <w:rPr>
               <w:rStyle w:val="Hyperlink"/>
@@ -6826,7 +6779,7 @@
           <w:sz w:val="24"/>
           <w:u w:val="single"/>
         </w:rPr>
-        <w:hyperlink r:id="rId52" w:history="1">
+        <w:hyperlink r:id="rId51" w:history="1">
           <w:r>
             <w:rPr>
               <w:rStyle w:val="Hyperlink"/>
@@ -6844,7 +6797,7 @@
           <w:sz w:val="24"/>
           <w:u w:val="single"/>
         </w:rPr>
-        <w:hyperlink r:id="rId52" w:history="1">
+        <w:hyperlink r:id="rId51" w:history="1">
           <w:r>
             <w:rPr>
               <w:rStyle w:val="Hyperlink"/>
@@ -6862,7 +6815,7 @@
           <w:sz w:val="24"/>
           <w:u w:val="single"/>
         </w:rPr>
-        <w:hyperlink r:id="rId52" w:history="1">
+        <w:hyperlink r:id="rId51" w:history="1">
           <w:r>
             <w:rPr>
               <w:rStyle w:val="Hyperlink"/>
@@ -6880,7 +6833,7 @@
           <w:sz w:val="24"/>
           <w:u w:val="single"/>
         </w:rPr>
-        <w:hyperlink r:id="rId52" w:history="1">
+        <w:hyperlink r:id="rId51" w:history="1">
           <w:r>
             <w:rPr>
               <w:rStyle w:val="Hyperlink"/>
@@ -6898,7 +6851,7 @@
           <w:sz w:val="24"/>
           <w:u w:val="single"/>
         </w:rPr>
-        <w:hyperlink r:id="rId52" w:history="1">
+        <w:hyperlink r:id="rId51" w:history="1">
           <w:r>
             <w:rPr>
               <w:rStyle w:val="Hyperlink"/>
@@ -6916,7 +6869,7 @@
           <w:sz w:val="24"/>
           <w:u w:val="single"/>
         </w:rPr>
-        <w:hyperlink r:id="rId52" w:history="1">
+        <w:hyperlink r:id="rId51" w:history="1">
           <w:r>
             <w:rPr>
               <w:rStyle w:val="Hyperlink"/>
@@ -6934,7 +6887,7 @@
           <w:sz w:val="24"/>
           <w:u w:val="single"/>
         </w:rPr>
-        <w:hyperlink r:id="rId52" w:history="1">
+        <w:hyperlink r:id="rId51" w:history="1">
           <w:r>
             <w:rPr>
               <w:rStyle w:val="Hyperlink"/>
@@ -7056,7 +7009,7 @@
           <w:sz w:val="24"/>
           <w:u w:val="single"/>
         </w:rPr>
-        <w:hyperlink r:id="rId53" w:history="1">
+        <w:hyperlink r:id="rId52" w:history="1">
           <w:r>
             <w:rPr>
               <w:rStyle w:val="Hyperlink"/>
@@ -7074,7 +7027,7 @@
           <w:sz w:val="24"/>
           <w:u w:val="single"/>
         </w:rPr>
-        <w:hyperlink r:id="rId53" w:history="1">
+        <w:hyperlink r:id="rId52" w:history="1">
           <w:r>
             <w:rPr>
               <w:rStyle w:val="Hyperlink"/>
@@ -7092,7 +7045,7 @@
           <w:sz w:val="24"/>
           <w:u w:val="single"/>
         </w:rPr>
-        <w:hyperlink r:id="rId53" w:history="1">
+        <w:hyperlink r:id="rId52" w:history="1">
           <w:r>
             <w:rPr>
               <w:rStyle w:val="Hyperlink"/>
@@ -7110,7 +7063,7 @@
           <w:sz w:val="24"/>
           <w:u w:val="single"/>
         </w:rPr>
-        <w:hyperlink r:id="rId53" w:history="1">
+        <w:hyperlink r:id="rId52" w:history="1">
           <w:r>
             <w:rPr>
               <w:rStyle w:val="Hyperlink"/>
@@ -7216,7 +7169,7 @@
           <w:sz w:val="24"/>
           <w:u w:val="single"/>
         </w:rPr>
-        <w:hyperlink r:id="rId54" w:history="1">
+        <w:hyperlink r:id="rId53" w:history="1">
           <w:r>
             <w:rPr>
               <w:rStyle w:val="Hyperlink"/>
@@ -7234,7 +7187,7 @@
           <w:sz w:val="24"/>
           <w:u w:val="single"/>
         </w:rPr>
-        <w:hyperlink r:id="rId54" w:history="1">
+        <w:hyperlink r:id="rId53" w:history="1">
           <w:r>
             <w:rPr>
               <w:rStyle w:val="Hyperlink"/>
@@ -7252,7 +7205,7 @@
           <w:sz w:val="24"/>
           <w:u w:val="single"/>
         </w:rPr>
-        <w:hyperlink r:id="rId54" w:history="1">
+        <w:hyperlink r:id="rId53" w:history="1">
           <w:r>
             <w:rPr>
               <w:rStyle w:val="Hyperlink"/>
@@ -7273,7 +7226,7 @@
           <w:sz w:val="24"/>
           <w:u w:val="single"/>
         </w:rPr>
-        <w:hyperlink r:id="rId54" w:history="1">
+        <w:hyperlink r:id="rId53" w:history="1">
           <w:r>
             <w:rPr>
               <w:rStyle w:val="Hyperlink"/>
@@ -7291,7 +7244,7 @@
           <w:sz w:val="24"/>
           <w:u w:val="single"/>
         </w:rPr>
-        <w:hyperlink r:id="rId54" w:history="1">
+        <w:hyperlink r:id="rId53" w:history="1">
           <w:r>
             <w:rPr>
               <w:rStyle w:val="Hyperlink"/>
@@ -7309,7 +7262,7 @@
           <w:sz w:val="24"/>
           <w:u w:val="single"/>
         </w:rPr>
-        <w:hyperlink r:id="rId54" w:history="1">
+        <w:hyperlink r:id="rId53" w:history="1">
           <w:r>
             <w:rPr>
               <w:rStyle w:val="Hyperlink"/>
@@ -7326,7 +7279,7 @@
           <w:color w:val="0000FF"/>
           <w:sz w:val="24"/>
         </w:rPr>
-        <w:hyperlink r:id="rId54" w:history="1">
+        <w:hyperlink r:id="rId53" w:history="1">
           <w:r>
             <w:rPr>
               <w:rStyle w:val="Hyperlink"/>
@@ -7344,7 +7297,7 @@
           <w:sz w:val="24"/>
           <w:u w:val="single"/>
         </w:rPr>
-        <w:hyperlink r:id="rId55" w:history="1">
+        <w:hyperlink r:id="rId53" w:history="1">
           <w:r>
             <w:rPr>
               <w:rStyle w:val="Hyperlink"/>
@@ -7373,7 +7326,7 @@
           <w:sz w:val="24"/>
           <w:u w:val="single"/>
         </w:rPr>
-        <w:hyperlink r:id="rId55" w:history="1">
+        <w:hyperlink r:id="rId54" w:history="1">
           <w:r>
             <w:rPr>
               <w:rStyle w:val="Hyperlink"/>

--- a/EXPORTS/DOCX/review/niveau2/Dutch/Suriname aanvullingen.docx
+++ b/EXPORTS/DOCX/review/niveau2/Dutch/Suriname aanvullingen.docx
@@ -1110,31 +1110,13 @@
       </w:r>
       <w:r>
         <w:rPr>
-          <w:u w:val="single" w:color="0000ff"/>
           <w:rFonts w:ascii="Charis SIL Italic" w:hAnsi="Charis SIL Italic" w:eastAsia="Charis SIL Italic"/>
           <w:b w:val="0"/>
           <w:i w:val="0"/>
           <w:color w:val="000000"/>
           <w:sz w:val="24"/>
         </w:rPr>
-        <w:hyperlink r:id="rId16" w:history="1">
-          <w:r>
-            <w:rPr>
-              <w:rStyle w:val="Hyperlink"/>
-            </w:rPr>
-            <w:t>achttiende e</w:t>
-          </w:r>
-        </w:hyperlink>
-      </w:r>
-      <w:r>
-        <w:rPr>
-          <w:rFonts w:ascii="Charis SIL Italic" w:hAnsi="Charis SIL Italic" w:eastAsia="Charis SIL Italic"/>
-          <w:b w:val="0"/>
-          <w:i w:val="0"/>
-          <w:color w:val="000000"/>
-          <w:sz w:val="24"/>
-        </w:rPr>
-        <w:t xml:space="preserve">euw, </w:t>
+        <w:t xml:space="preserve">achttiende eeuw, </w:t>
       </w:r>
       <w:r>
         <w:rPr>
@@ -3108,14 +3090,7 @@
           <w:color w:val="0000FF"/>
           <w:sz w:val="24"/>
         </w:rPr>
-        <w:hyperlink r:id="rId27" w:history="1">
-          <w:r>
-            <w:rPr>
-              <w:rStyle w:val="Hyperlink"/>
-            </w:rPr>
-            <w:t>G</w:t>
-          </w:r>
-        </w:hyperlink>
+        <w:t>G</w:t>
       </w:r>
       <w:r>
         <w:rPr>
@@ -3126,14 +3101,7 @@
           <w:sz w:val="24"/>
           <w:u w:val="single"/>
         </w:rPr>
-        <w:hyperlink r:id="rId27" w:history="1">
-          <w:r>
-            <w:rPr>
-              <w:rStyle w:val="Hyperlink"/>
-            </w:rPr>
-            <w:t>ift</w:t>
-          </w:r>
-        </w:hyperlink>
+        <w:t>ift of M</w:t>
       </w:r>
       <w:r>
         <w:rPr>
@@ -3144,82 +3112,7 @@
           <w:sz w:val="24"/>
           <w:u w:val="single"/>
         </w:rPr>
-        <w:t xml:space="preserve"> </w:t>
-      </w:r>
-      <w:r>
-        <w:rPr>
-          <w:rFonts w:ascii="Charis SIL Italic" w:hAnsi="Charis SIL Italic" w:eastAsia="Charis SIL Italic"/>
-          <w:b w:val="0"/>
-          <w:i w:val="0"/>
-          <w:color w:val="0000FF"/>
-          <w:sz w:val="24"/>
-          <w:u w:val="single"/>
-        </w:rPr>
-        <w:hyperlink r:id="rId27" w:history="1">
-          <w:r>
-            <w:rPr>
-              <w:rStyle w:val="Hyperlink"/>
-            </w:rPr>
-            <w:t>o</w:t>
-          </w:r>
-        </w:hyperlink>
-      </w:r>
-      <w:r>
-        <w:rPr>
-          <w:rFonts w:ascii="Charis SIL Italic" w:hAnsi="Charis SIL Italic" w:eastAsia="Charis SIL Italic"/>
-          <w:b w:val="0"/>
-          <w:i w:val="0"/>
-          <w:color w:val="0000FF"/>
-          <w:sz w:val="24"/>
-          <w:u w:val="single"/>
-        </w:rPr>
-        <w:hyperlink r:id="rId27" w:history="1">
-          <w:r>
-            <w:rPr>
-              <w:rStyle w:val="Hyperlink"/>
-            </w:rPr>
-            <w:t>f</w:t>
-          </w:r>
-        </w:hyperlink>
-      </w:r>
-      <w:r>
-        <w:rPr>
-          <w:rFonts w:ascii="Charis SIL Italic" w:hAnsi="Charis SIL Italic" w:eastAsia="Charis SIL Italic"/>
-          <w:b w:val="0"/>
-          <w:i w:val="0"/>
-          <w:color w:val="0000FF"/>
-          <w:sz w:val="24"/>
-          <w:u w:val="single"/>
-        </w:rPr>
-        <w:t xml:space="preserve"> </w:t>
-      </w:r>
-      <w:r>
-        <w:rPr>
-          <w:rFonts w:ascii="Charis SIL Italic" w:hAnsi="Charis SIL Italic" w:eastAsia="Charis SIL Italic"/>
-          <w:b w:val="0"/>
-          <w:i w:val="0"/>
-          <w:color w:val="0000FF"/>
-          <w:sz w:val="24"/>
-        </w:rPr>
-        <w:hyperlink r:id="rId27" w:history="1">
-          <w:r>
-            <w:rPr>
-              <w:rStyle w:val="Hyperlink"/>
-            </w:rPr>
-            <w:t>M</w:t>
-          </w:r>
-        </w:hyperlink>
-      </w:r>
-      <w:r>
-        <w:rPr>
-          <w:rFonts w:ascii="Charis SIL Italic" w:hAnsi="Charis SIL Italic" w:eastAsia="Charis SIL Italic"/>
-          <w:b w:val="0"/>
-          <w:i w:val="0"/>
-          <w:color w:val="0000FF"/>
-          <w:sz w:val="24"/>
-          <w:u w:val="single"/>
-        </w:rPr>
-        <w:hyperlink r:id="rId27" w:history="1">
+        <w:hyperlink r:id="rId26" w:history="1">
           <w:r>
             <w:rPr>
               <w:rStyle w:val="Hyperlink"/>
@@ -3237,7 +3130,7 @@
           <w:sz w:val="24"/>
           <w:u w:val="single"/>
         </w:rPr>
-        <w:hyperlink r:id="rId27" w:history="1">
+        <w:hyperlink r:id="rId26" w:history="1">
           <w:r>
             <w:rPr>
               <w:rStyle w:val="Hyperlink"/>
@@ -3266,14 +3159,7 @@
           <w:sz w:val="24"/>
           <w:u w:val="single"/>
         </w:rPr>
-        <w:hyperlink r:id="rId27" w:history="1">
-          <w:r>
-            <w:rPr>
-              <w:rStyle w:val="Hyperlink"/>
-            </w:rPr>
-            <w:t>A</w:t>
-          </w:r>
-        </w:hyperlink>
+        <w:t>A</w:t>
       </w:r>
       <w:r>
         <w:rPr>
@@ -3284,7 +3170,7 @@
           <w:sz w:val="24"/>
           <w:u w:val="single"/>
         </w:rPr>
-        <w:hyperlink r:id="rId27" w:history="1">
+        <w:hyperlink r:id="rId26" w:history="1">
           <w:r>
             <w:rPr>
               <w:rStyle w:val="Hyperlink"/>
@@ -3313,7 +3199,7 @@
           <w:sz w:val="24"/>
           <w:u w:val="single"/>
         </w:rPr>
-        <w:hyperlink r:id="rId27" w:history="1">
+        <w:hyperlink r:id="rId26" w:history="1">
           <w:r>
             <w:rPr>
               <w:rStyle w:val="Hyperlink"/>
@@ -3331,7 +3217,7 @@
           <w:sz w:val="24"/>
           <w:u w:val="single"/>
         </w:rPr>
-        <w:hyperlink r:id="rId27" w:history="1">
+        <w:hyperlink r:id="rId26" w:history="1">
           <w:r>
             <w:rPr>
               <w:rStyle w:val="Hyperlink"/>

--- a/EXPORTS/DOCX/review/niveau2/Dutch/Suriname aanvullingen.docx
+++ b/EXPORTS/DOCX/review/niveau2/Dutch/Suriname aanvullingen.docx
@@ -626,7 +626,34 @@
           <w:color w:val="000000"/>
           <w:sz w:val="24"/>
         </w:rPr>
-        <w:t xml:space="preserve">•  TM-9 is Corantijnexpeditie?? </w:t>
+        <w:t xml:space="preserve">•  TM-9 </w:t>
+      </w:r>
+      <w:r>
+        <w:rPr>
+          <w:rFonts w:ascii="Charis SIL Italic" w:hAnsi="Charis SIL Italic" w:eastAsia="Charis SIL Italic"/>
+          <w:b w:val="0"/>
+          <w:i w:val="0"/>
+          <w:color w:val="000000"/>
+          <w:sz w:val="24"/>
+        </w:rPr>
+        <w:hyperlink r:id="rId11" w:history="1">
+          <w:r>
+            <w:rPr>
+              <w:rStyle w:val="Hyperlink"/>
+            </w:rPr>
+            <w:t>is Coran</w:t>
+          </w:r>
+        </w:hyperlink>
+      </w:r>
+      <w:r>
+        <w:rPr>
+          <w:rFonts w:ascii="Charis SIL Italic" w:hAnsi="Charis SIL Italic" w:eastAsia="Charis SIL Italic"/>
+          <w:b w:val="0"/>
+          <w:i w:val="0"/>
+          <w:color w:val="000000"/>
+          <w:sz w:val="24"/>
+        </w:rPr>
+        <w:t xml:space="preserve">tijnexpeditie?? </w:t>
       </w:r>
       <w:r>
         <w:rPr>
@@ -1110,13 +1137,31 @@
       </w:r>
       <w:r>
         <w:rPr>
+          <w:u w:val="single" w:color="0000ff"/>
           <w:rFonts w:ascii="Charis SIL Italic" w:hAnsi="Charis SIL Italic" w:eastAsia="Charis SIL Italic"/>
           <w:b w:val="0"/>
           <w:i w:val="0"/>
           <w:color w:val="000000"/>
           <w:sz w:val="24"/>
         </w:rPr>
-        <w:t xml:space="preserve">achttiende eeuw, </w:t>
+        <w:hyperlink r:id="rId16" w:history="1">
+          <w:r>
+            <w:rPr>
+              <w:rStyle w:val="Hyperlink"/>
+            </w:rPr>
+            <w:t>achttiende e</w:t>
+          </w:r>
+        </w:hyperlink>
+      </w:r>
+      <w:r>
+        <w:rPr>
+          <w:rFonts w:ascii="Charis SIL Italic" w:hAnsi="Charis SIL Italic" w:eastAsia="Charis SIL Italic"/>
+          <w:b w:val="0"/>
+          <w:i w:val="0"/>
+          <w:color w:val="000000"/>
+          <w:sz w:val="24"/>
+        </w:rPr>
+        <w:t xml:space="preserve">euw, </w:t>
       </w:r>
       <w:r>
         <w:rPr>
@@ -3089,8 +3134,16 @@
           <w:i w:val="0"/>
           <w:color w:val="0000FF"/>
           <w:sz w:val="24"/>
-        </w:rPr>
-        <w:t>G</w:t>
+          <w:u w:val="single"/>
+        </w:rPr>
+        <w:hyperlink r:id="rId27" w:history="1">
+          <w:r>
+            <w:rPr>
+              <w:rStyle w:val="Hyperlink"/>
+            </w:rPr>
+            <w:t>G</w:t>
+          </w:r>
+        </w:hyperlink>
       </w:r>
       <w:r>
         <w:rPr>
@@ -3101,7 +3154,14 @@
           <w:sz w:val="24"/>
           <w:u w:val="single"/>
         </w:rPr>
-        <w:t>ift of M</w:t>
+        <w:hyperlink r:id="rId27" w:history="1">
+          <w:r>
+            <w:rPr>
+              <w:rStyle w:val="Hyperlink"/>
+            </w:rPr>
+            <w:t>ift</w:t>
+          </w:r>
+        </w:hyperlink>
       </w:r>
       <w:r>
         <w:rPr>
@@ -3112,7 +3172,83 @@
           <w:sz w:val="24"/>
           <w:u w:val="single"/>
         </w:rPr>
-        <w:hyperlink r:id="rId26" w:history="1">
+        <w:t xml:space="preserve"> </w:t>
+      </w:r>
+      <w:r>
+        <w:rPr>
+          <w:rFonts w:ascii="Charis SIL Italic" w:hAnsi="Charis SIL Italic" w:eastAsia="Charis SIL Italic"/>
+          <w:b w:val="0"/>
+          <w:i w:val="0"/>
+          <w:color w:val="0000FF"/>
+          <w:sz w:val="24"/>
+          <w:u w:val="single"/>
+        </w:rPr>
+        <w:hyperlink r:id="rId27" w:history="1">
+          <w:r>
+            <w:rPr>
+              <w:rStyle w:val="Hyperlink"/>
+            </w:rPr>
+            <w:t>o</w:t>
+          </w:r>
+        </w:hyperlink>
+      </w:r>
+      <w:r>
+        <w:rPr>
+          <w:rFonts w:ascii="Charis SIL Italic" w:hAnsi="Charis SIL Italic" w:eastAsia="Charis SIL Italic"/>
+          <w:b w:val="0"/>
+          <w:i w:val="0"/>
+          <w:color w:val="0000FF"/>
+          <w:sz w:val="24"/>
+          <w:u w:val="single"/>
+        </w:rPr>
+        <w:hyperlink r:id="rId27" w:history="1">
+          <w:r>
+            <w:rPr>
+              <w:rStyle w:val="Hyperlink"/>
+            </w:rPr>
+            <w:t>f</w:t>
+          </w:r>
+        </w:hyperlink>
+      </w:r>
+      <w:r>
+        <w:rPr>
+          <w:rFonts w:ascii="Charis SIL Italic" w:hAnsi="Charis SIL Italic" w:eastAsia="Charis SIL Italic"/>
+          <w:b w:val="0"/>
+          <w:i w:val="0"/>
+          <w:color w:val="0000FF"/>
+          <w:sz w:val="24"/>
+          <w:u w:val="single"/>
+        </w:rPr>
+        <w:t xml:space="preserve"> </w:t>
+      </w:r>
+      <w:r>
+        <w:rPr>
+          <w:rFonts w:ascii="Charis SIL Italic" w:hAnsi="Charis SIL Italic" w:eastAsia="Charis SIL Italic"/>
+          <w:b w:val="0"/>
+          <w:i w:val="0"/>
+          <w:color w:val="0000FF"/>
+          <w:sz w:val="24"/>
+          <w:u w:val="single"/>
+        </w:rPr>
+        <w:hyperlink r:id="rId27" w:history="1">
+          <w:r>
+            <w:rPr>
+              <w:rStyle w:val="Hyperlink"/>
+            </w:rPr>
+            <w:t>M</w:t>
+          </w:r>
+        </w:hyperlink>
+      </w:r>
+      <w:r>
+        <w:rPr>
+          <w:rFonts w:ascii="Charis SIL Italic" w:hAnsi="Charis SIL Italic" w:eastAsia="Charis SIL Italic"/>
+          <w:b w:val="0"/>
+          <w:i w:val="0"/>
+          <w:color w:val="0000FF"/>
+          <w:sz w:val="24"/>
+          <w:u w:val="single"/>
+        </w:rPr>
+        <w:hyperlink r:id="rId27" w:history="1">
           <w:r>
             <w:rPr>
               <w:rStyle w:val="Hyperlink"/>
@@ -3130,7 +3266,7 @@
           <w:sz w:val="24"/>
           <w:u w:val="single"/>
         </w:rPr>
-        <w:hyperlink r:id="rId26" w:history="1">
+        <w:hyperlink r:id="rId27" w:history="1">
           <w:r>
             <w:rPr>
               <w:rStyle w:val="Hyperlink"/>
@@ -3159,7 +3295,14 @@
           <w:sz w:val="24"/>
           <w:u w:val="single"/>
         </w:rPr>
-        <w:t>A</w:t>
+        <w:hyperlink r:id="rId27" w:history="1">
+          <w:r>
+            <w:rPr>
+              <w:rStyle w:val="Hyperlink"/>
+            </w:rPr>
+            <w:t>A</w:t>
+          </w:r>
+        </w:hyperlink>
       </w:r>
       <w:r>
         <w:rPr>
@@ -3170,7 +3313,7 @@
           <w:sz w:val="24"/>
           <w:u w:val="single"/>
         </w:rPr>
-        <w:hyperlink r:id="rId26" w:history="1">
+        <w:hyperlink r:id="rId27" w:history="1">
           <w:r>
             <w:rPr>
               <w:rStyle w:val="Hyperlink"/>
@@ -3246,7 +3389,7 @@
           <w:sz w:val="24"/>
           <w:u w:val="single"/>
         </w:rPr>
-        <w:hyperlink r:id="rId27" w:history="1">
+        <w:hyperlink r:id="rId26" w:history="1">
           <w:r>
             <w:rPr>
               <w:rStyle w:val="Hyperlink"/>
@@ -4471,7 +4614,7 @@
           <w:sz w:val="24"/>
           <w:u w:val="single"/>
         </w:rPr>
-        <w:hyperlink r:id="rId39" w:history="1">
+        <w:hyperlink r:id="rId40" w:history="1">
           <w:r>
             <w:rPr>
               <w:rStyle w:val="Hyperlink"/>
@@ -4539,7 +4682,7 @@
           <w:sz w:val="24"/>
           <w:u w:val="single"/>
         </w:rPr>
-        <w:hyperlink r:id="rId40" w:history="1">
+        <w:hyperlink r:id="rId41" w:history="1">
           <w:r>
             <w:rPr>
               <w:rStyle w:val="Hyperlink"/>
@@ -4568,7 +4711,7 @@
           <w:sz w:val="24"/>
           <w:u w:val="single"/>
         </w:rPr>
-        <w:hyperlink r:id="rId40" w:history="1">
+        <w:hyperlink r:id="rId41" w:history="1">
           <w:r>
             <w:rPr>
               <w:rStyle w:val="Hyperlink"/>
@@ -4597,7 +4740,7 @@
           <w:sz w:val="24"/>
           <w:u w:val="single"/>
         </w:rPr>
-        <w:hyperlink r:id="rId40" w:history="1">
+        <w:hyperlink r:id="rId41" w:history="1">
           <w:r>
             <w:rPr>
               <w:rStyle w:val="Hyperlink"/>
@@ -4987,7 +5130,7 @@
           <w:sz w:val="24"/>
           <w:u w:val="single"/>
         </w:rPr>
-        <w:hyperlink r:id="rId41" w:history="1">
+        <w:hyperlink r:id="rId42" w:history="1">
           <w:r>
             <w:rPr>
               <w:rStyle w:val="Hyperlink"/>
@@ -5055,7 +5198,7 @@
           <w:sz w:val="24"/>
           <w:u w:val="single"/>
         </w:rPr>
-        <w:hyperlink r:id="rId42" w:history="1">
+        <w:hyperlink r:id="rId43" w:history="1">
           <w:r>
             <w:rPr>
               <w:rStyle w:val="Hyperlink"/>
@@ -5083,7 +5226,7 @@
           <w:color w:val="000000"/>
           <w:sz w:val="24"/>
         </w:rPr>
-        <w:hyperlink r:id="rId42" w:history="1">
+        <w:hyperlink r:id="rId43" w:history="1">
           <w:r>
             <w:rPr>
               <w:rStyle w:val="Hyperlink"/>
@@ -5538,7 +5681,7 @@
           <w:color w:val="0000FF"/>
           <w:sz w:val="24"/>
         </w:rPr>
-        <w:hyperlink r:id="rId43" w:history="1">
+        <w:hyperlink r:id="rId44" w:history="1">
           <w:r>
             <w:rPr>
               <w:rStyle w:val="Hyperlink"/>
@@ -5555,7 +5698,7 @@
           <w:color w:val="0000FF"/>
           <w:sz w:val="24"/>
         </w:rPr>
-        <w:hyperlink r:id="rId43" w:history="1">
+        <w:hyperlink r:id="rId44" w:history="1">
           <w:r>
             <w:rPr>
               <w:rStyle w:val="Hyperlink"/>
@@ -5572,7 +5715,7 @@
           <w:color w:val="0000FF"/>
           <w:sz w:val="24"/>
         </w:rPr>
-        <w:hyperlink r:id="rId43" w:history="1">
+        <w:hyperlink r:id="rId44" w:history="1">
           <w:r>
             <w:rPr>
               <w:rStyle w:val="Hyperlink"/>
@@ -5683,7 +5826,7 @@
           <w:sz w:val="24"/>
           <w:u w:val="single"/>
         </w:rPr>
-        <w:hyperlink r:id="rId44" w:history="1">
+        <w:hyperlink r:id="rId45" w:history="1">
           <w:r>
             <w:rPr>
               <w:rStyle w:val="Hyperlink"/>
@@ -5701,7 +5844,7 @@
           <w:sz w:val="24"/>
           <w:u w:val="single"/>
         </w:rPr>
-        <w:hyperlink r:id="rId44" w:history="1">
+        <w:hyperlink r:id="rId45" w:history="1">
           <w:r>
             <w:rPr>
               <w:rStyle w:val="Hyperlink"/>
@@ -5830,7 +5973,7 @@
           <w:color w:val="0000FF"/>
           <w:sz w:val="24"/>
         </w:rPr>
-        <w:hyperlink r:id="rId45" w:history="1">
+        <w:hyperlink r:id="rId46" w:history="1">
           <w:r>
             <w:rPr>
               <w:rStyle w:val="Hyperlink"/>
@@ -5847,7 +5990,7 @@
           <w:color w:val="0000FF"/>
           <w:sz w:val="24"/>
         </w:rPr>
-        <w:hyperlink r:id="rId45" w:history="1">
+        <w:hyperlink r:id="rId46" w:history="1">
           <w:r>
             <w:rPr>
               <w:rStyle w:val="Hyperlink"/>
@@ -5954,7 +6097,7 @@
           <w:sz w:val="24"/>
           <w:u w:val="single"/>
         </w:rPr>
-        <w:hyperlink r:id="rId46" w:history="1">
+        <w:hyperlink r:id="rId47" w:history="1">
           <w:r>
             <w:rPr>
               <w:rStyle w:val="Hyperlink"/>
@@ -5972,7 +6115,7 @@
           <w:sz w:val="24"/>
           <w:u w:val="single"/>
         </w:rPr>
-        <w:hyperlink r:id="rId46" w:history="1">
+        <w:hyperlink r:id="rId47" w:history="1">
           <w:r>
             <w:rPr>
               <w:rStyle w:val="Hyperlink"/>
@@ -5990,7 +6133,7 @@
           <w:sz w:val="24"/>
           <w:u w:val="single"/>
         </w:rPr>
-        <w:hyperlink r:id="rId46" w:history="1">
+        <w:hyperlink r:id="rId47" w:history="1">
           <w:r>
             <w:rPr>
               <w:rStyle w:val="Hyperlink"/>
@@ -6008,7 +6151,7 @@
           <w:sz w:val="24"/>
           <w:u w:val="single"/>
         </w:rPr>
-        <w:hyperlink r:id="rId46" w:history="1">
+        <w:hyperlink r:id="rId47" w:history="1">
           <w:r>
             <w:rPr>
               <w:rStyle w:val="Hyperlink"/>
@@ -6084,7 +6227,7 @@
           <w:sz w:val="24"/>
           <w:u w:val="single"/>
         </w:rPr>
-        <w:hyperlink r:id="rId47" w:history="1">
+        <w:hyperlink r:id="rId48" w:history="1">
           <w:r>
             <w:rPr>
               <w:rStyle w:val="Hyperlink"/>
@@ -6102,7 +6245,7 @@
           <w:sz w:val="24"/>
           <w:u w:val="single"/>
         </w:rPr>
-        <w:hyperlink r:id="rId47" w:history="1">
+        <w:hyperlink r:id="rId48" w:history="1">
           <w:r>
             <w:rPr>
               <w:rStyle w:val="Hyperlink"/>
@@ -6120,7 +6263,7 @@
           <w:sz w:val="24"/>
           <w:u w:val="single"/>
         </w:rPr>
-        <w:hyperlink r:id="rId47" w:history="1">
+        <w:hyperlink r:id="rId48" w:history="1">
           <w:r>
             <w:rPr>
               <w:rStyle w:val="Hyperlink"/>
@@ -6138,7 +6281,7 @@
           <w:sz w:val="24"/>
           <w:u w:val="single"/>
         </w:rPr>
-        <w:hyperlink r:id="rId47" w:history="1">
+        <w:hyperlink r:id="rId48" w:history="1">
           <w:r>
             <w:rPr>
               <w:rStyle w:val="Hyperlink"/>
@@ -6214,7 +6357,7 @@
           <w:sz w:val="24"/>
           <w:u w:val="single"/>
         </w:rPr>
-        <w:hyperlink r:id="rId48" w:history="1">
+        <w:hyperlink r:id="rId49" w:history="1">
           <w:r>
             <w:rPr>
               <w:rStyle w:val="Hyperlink"/>
@@ -6232,7 +6375,7 @@
           <w:sz w:val="24"/>
           <w:u w:val="single"/>
         </w:rPr>
-        <w:hyperlink r:id="rId48" w:history="1">
+        <w:hyperlink r:id="rId49" w:history="1">
           <w:r>
             <w:rPr>
               <w:rStyle w:val="Hyperlink"/>
@@ -6250,7 +6393,7 @@
           <w:sz w:val="24"/>
           <w:u w:val="single"/>
         </w:rPr>
-        <w:hyperlink r:id="rId48" w:history="1">
+        <w:hyperlink r:id="rId49" w:history="1">
           <w:r>
             <w:rPr>
               <w:rStyle w:val="Hyperlink"/>
@@ -6268,7 +6411,7 @@
           <w:sz w:val="24"/>
           <w:u w:val="single"/>
         </w:rPr>
-        <w:hyperlink r:id="rId48" w:history="1">
+        <w:hyperlink r:id="rId49" w:history="1">
           <w:r>
             <w:rPr>
               <w:rStyle w:val="Hyperlink"/>
@@ -6367,7 +6510,7 @@
           <w:sz w:val="24"/>
           <w:u w:val="single"/>
         </w:rPr>
-        <w:hyperlink r:id="rId49" w:history="1">
+        <w:hyperlink r:id="rId50" w:history="1">
           <w:r>
             <w:rPr>
               <w:rStyle w:val="Hyperlink"/>
@@ -6385,7 +6528,7 @@
           <w:sz w:val="24"/>
           <w:u w:val="single"/>
         </w:rPr>
-        <w:hyperlink r:id="rId49" w:history="1">
+        <w:hyperlink r:id="rId50" w:history="1">
           <w:r>
             <w:rPr>
               <w:rStyle w:val="Hyperlink"/>
@@ -6403,7 +6546,7 @@
           <w:sz w:val="24"/>
           <w:u w:val="single"/>
         </w:rPr>
-        <w:hyperlink r:id="rId49" w:history="1">
+        <w:hyperlink r:id="rId50" w:history="1">
           <w:r>
             <w:rPr>
               <w:rStyle w:val="Hyperlink"/>
@@ -6421,7 +6564,7 @@
           <w:sz w:val="24"/>
           <w:u w:val="single"/>
         </w:rPr>
-        <w:hyperlink r:id="rId49" w:history="1">
+        <w:hyperlink r:id="rId50" w:history="1">
           <w:r>
             <w:rPr>
               <w:rStyle w:val="Hyperlink"/>
@@ -6439,7 +6582,7 @@
           <w:sz w:val="24"/>
           <w:u w:val="single"/>
         </w:rPr>
-        <w:hyperlink r:id="rId49" w:history="1">
+        <w:hyperlink r:id="rId50" w:history="1">
           <w:r>
             <w:rPr>
               <w:rStyle w:val="Hyperlink"/>
@@ -6525,7 +6668,7 @@
           <w:sz w:val="24"/>
           <w:u w:val="single"/>
         </w:rPr>
-        <w:hyperlink r:id="rId50" w:history="1">
+        <w:hyperlink r:id="rId51" w:history="1">
           <w:r>
             <w:rPr>
               <w:rStyle w:val="Hyperlink"/>
@@ -6543,7 +6686,7 @@
           <w:sz w:val="24"/>
           <w:u w:val="single"/>
         </w:rPr>
-        <w:hyperlink r:id="rId50" w:history="1">
+        <w:hyperlink r:id="rId51" w:history="1">
           <w:r>
             <w:rPr>
               <w:rStyle w:val="Hyperlink"/>
@@ -6561,7 +6704,7 @@
           <w:sz w:val="24"/>
           <w:u w:val="single"/>
         </w:rPr>
-        <w:hyperlink r:id="rId50" w:history="1">
+        <w:hyperlink r:id="rId51" w:history="1">
           <w:r>
             <w:rPr>
               <w:rStyle w:val="Hyperlink"/>
@@ -6579,7 +6722,7 @@
           <w:sz w:val="24"/>
           <w:u w:val="single"/>
         </w:rPr>
-        <w:hyperlink r:id="rId50" w:history="1">
+        <w:hyperlink r:id="rId51" w:history="1">
           <w:r>
             <w:rPr>
               <w:rStyle w:val="Hyperlink"/>
@@ -6665,7 +6808,7 @@
           <w:sz w:val="24"/>
           <w:u w:val="single"/>
         </w:rPr>
-        <w:hyperlink r:id="rId51" w:history="1">
+        <w:hyperlink r:id="rId52" w:history="1">
           <w:r>
             <w:rPr>
               <w:rStyle w:val="Hyperlink"/>
@@ -6683,7 +6826,7 @@
           <w:sz w:val="24"/>
           <w:u w:val="single"/>
         </w:rPr>
-        <w:hyperlink r:id="rId51" w:history="1">
+        <w:hyperlink r:id="rId52" w:history="1">
           <w:r>
             <w:rPr>
               <w:rStyle w:val="Hyperlink"/>
@@ -6701,7 +6844,7 @@
           <w:sz w:val="24"/>
           <w:u w:val="single"/>
         </w:rPr>
-        <w:hyperlink r:id="rId51" w:history="1">
+        <w:hyperlink r:id="rId52" w:history="1">
           <w:r>
             <w:rPr>
               <w:rStyle w:val="Hyperlink"/>
@@ -6719,7 +6862,7 @@
           <w:sz w:val="24"/>
           <w:u w:val="single"/>
         </w:rPr>
-        <w:hyperlink r:id="rId51" w:history="1">
+        <w:hyperlink r:id="rId52" w:history="1">
           <w:r>
             <w:rPr>
               <w:rStyle w:val="Hyperlink"/>
@@ -6737,7 +6880,7 @@
           <w:sz w:val="24"/>
           <w:u w:val="single"/>
         </w:rPr>
-        <w:hyperlink r:id="rId51" w:history="1">
+        <w:hyperlink r:id="rId52" w:history="1">
           <w:r>
             <w:rPr>
               <w:rStyle w:val="Hyperlink"/>
@@ -6755,7 +6898,7 @@
           <w:sz w:val="24"/>
           <w:u w:val="single"/>
         </w:rPr>
-        <w:hyperlink r:id="rId51" w:history="1">
+        <w:hyperlink r:id="rId52" w:history="1">
           <w:r>
             <w:rPr>
               <w:rStyle w:val="Hyperlink"/>
@@ -6773,7 +6916,7 @@
           <w:sz w:val="24"/>
           <w:u w:val="single"/>
         </w:rPr>
-        <w:hyperlink r:id="rId51" w:history="1">
+        <w:hyperlink r:id="rId52" w:history="1">
           <w:r>
             <w:rPr>
               <w:rStyle w:val="Hyperlink"/>
@@ -6895,7 +7038,7 @@
           <w:sz w:val="24"/>
           <w:u w:val="single"/>
         </w:rPr>
-        <w:hyperlink r:id="rId52" w:history="1">
+        <w:hyperlink r:id="rId53" w:history="1">
           <w:r>
             <w:rPr>
               <w:rStyle w:val="Hyperlink"/>
@@ -6913,7 +7056,7 @@
           <w:sz w:val="24"/>
           <w:u w:val="single"/>
         </w:rPr>
-        <w:hyperlink r:id="rId52" w:history="1">
+        <w:hyperlink r:id="rId53" w:history="1">
           <w:r>
             <w:rPr>
               <w:rStyle w:val="Hyperlink"/>
@@ -6931,7 +7074,7 @@
           <w:sz w:val="24"/>
           <w:u w:val="single"/>
         </w:rPr>
-        <w:hyperlink r:id="rId52" w:history="1">
+        <w:hyperlink r:id="rId53" w:history="1">
           <w:r>
             <w:rPr>
               <w:rStyle w:val="Hyperlink"/>
@@ -6949,7 +7092,7 @@
           <w:sz w:val="24"/>
           <w:u w:val="single"/>
         </w:rPr>
-        <w:hyperlink r:id="rId52" w:history="1">
+        <w:hyperlink r:id="rId53" w:history="1">
           <w:r>
             <w:rPr>
               <w:rStyle w:val="Hyperlink"/>
@@ -7055,7 +7198,7 @@
           <w:sz w:val="24"/>
           <w:u w:val="single"/>
         </w:rPr>
-        <w:hyperlink r:id="rId53" w:history="1">
+        <w:hyperlink r:id="rId54" w:history="1">
           <w:r>
             <w:rPr>
               <w:rStyle w:val="Hyperlink"/>
@@ -7073,7 +7216,7 @@
           <w:sz w:val="24"/>
           <w:u w:val="single"/>
         </w:rPr>
-        <w:hyperlink r:id="rId53" w:history="1">
+        <w:hyperlink r:id="rId54" w:history="1">
           <w:r>
             <w:rPr>
               <w:rStyle w:val="Hyperlink"/>
@@ -7091,7 +7234,7 @@
           <w:sz w:val="24"/>
           <w:u w:val="single"/>
         </w:rPr>
-        <w:hyperlink r:id="rId53" w:history="1">
+        <w:hyperlink r:id="rId54" w:history="1">
           <w:r>
             <w:rPr>
               <w:rStyle w:val="Hyperlink"/>
@@ -7112,7 +7255,7 @@
           <w:sz w:val="24"/>
           <w:u w:val="single"/>
         </w:rPr>
-        <w:hyperlink r:id="rId53" w:history="1">
+        <w:hyperlink r:id="rId54" w:history="1">
           <w:r>
             <w:rPr>
               <w:rStyle w:val="Hyperlink"/>
@@ -7130,7 +7273,7 @@
           <w:sz w:val="24"/>
           <w:u w:val="single"/>
         </w:rPr>
-        <w:hyperlink r:id="rId53" w:history="1">
+        <w:hyperlink r:id="rId54" w:history="1">
           <w:r>
             <w:rPr>
               <w:rStyle w:val="Hyperlink"/>
@@ -7148,7 +7291,7 @@
           <w:sz w:val="24"/>
           <w:u w:val="single"/>
         </w:rPr>
-        <w:hyperlink r:id="rId53" w:history="1">
+        <w:hyperlink r:id="rId54" w:history="1">
           <w:r>
             <w:rPr>
               <w:rStyle w:val="Hyperlink"/>
@@ -7165,7 +7308,7 @@
           <w:color w:val="0000FF"/>
           <w:sz w:val="24"/>
         </w:rPr>
-        <w:hyperlink r:id="rId53" w:history="1">
+        <w:hyperlink r:id="rId54" w:history="1">
           <w:r>
             <w:rPr>
               <w:rStyle w:val="Hyperlink"/>
@@ -7183,7 +7326,7 @@
           <w:sz w:val="24"/>
           <w:u w:val="single"/>
         </w:rPr>
-        <w:hyperlink r:id="rId53" w:history="1">
+        <w:hyperlink r:id="rId54" w:history="1">
           <w:r>
             <w:rPr>
               <w:rStyle w:val="Hyperlink"/>

--- a/EXPORTS/DOCX/review/niveau2/Dutch/Suriname aanvullingen.docx
+++ b/EXPORTS/DOCX/review/niveau2/Dutch/Suriname aanvullingen.docx
@@ -2258,7 +2258,34 @@
           <w:color w:val="000000"/>
           <w:sz w:val="24"/>
         </w:rPr>
-        <w:t>state={"matchAllC</w:t>
+        <w:t>state={"ma</w:t>
+      </w:r>
+      <w:r>
+        <w:rPr>
+          <w:rFonts w:ascii="Charis SIL Italic" w:hAnsi="Charis SIL Italic" w:eastAsia="Charis SIL Italic"/>
+          <w:b w:val="0"/>
+          <w:i w:val="0"/>
+          <w:color w:val="000000"/>
+          <w:sz w:val="24"/>
+        </w:rPr>
+        <w:hyperlink r:id="rId23" w:history="1">
+          <w:r>
+            <w:rPr>
+              <w:rStyle w:val="Hyperlink"/>
+            </w:rPr>
+            <w:t>tchAll</w:t>
+          </w:r>
+        </w:hyperlink>
+      </w:r>
+      <w:r>
+        <w:rPr>
+          <w:rFonts w:ascii="Charis SIL Italic" w:hAnsi="Charis SIL Italic" w:eastAsia="Charis SIL Italic"/>
+          <w:b w:val="0"/>
+          <w:i w:val="0"/>
+          <w:color w:val="000000"/>
+          <w:sz w:val="24"/>
+        </w:rPr>
+        <w:t>C</w:t>
       </w:r>
       <w:r>
         <w:rPr>
@@ -3235,25 +3262,7 @@
             <w:rPr>
               <w:rStyle w:val="Hyperlink"/>
             </w:rPr>
-            <w:t>M</w:t>
-          </w:r>
-        </w:hyperlink>
-      </w:r>
-      <w:r>
-        <w:rPr>
-          <w:rFonts w:ascii="Charis SIL Italic" w:hAnsi="Charis SIL Italic" w:eastAsia="Charis SIL Italic"/>
-          <w:b w:val="0"/>
-          <w:i w:val="0"/>
-          <w:color w:val="0000FF"/>
-          <w:sz w:val="24"/>
-          <w:u w:val="single"/>
-        </w:rPr>
-        <w:hyperlink r:id="rId27" w:history="1">
-          <w:r>
-            <w:rPr>
-              <w:rStyle w:val="Hyperlink"/>
-            </w:rPr>
-            <w:t>is</w:t>
+            <w:t>Mis</w:t>
           </w:r>
         </w:hyperlink>
       </w:r>
@@ -3342,14 +3351,7 @@
           <w:sz w:val="24"/>
           <w:u w:val="single"/>
         </w:rPr>
-        <w:hyperlink r:id="rId26" w:history="1">
-          <w:r>
-            <w:rPr>
-              <w:rStyle w:val="Hyperlink"/>
-            </w:rPr>
-            <w:t>Wa</w:t>
-          </w:r>
-        </w:hyperlink>
+        <w:t>Wa</w:t>
       </w:r>
       <w:r>
         <w:rPr>
@@ -3389,7 +3391,7 @@
           <w:sz w:val="24"/>
           <w:u w:val="single"/>
         </w:rPr>
-        <w:hyperlink r:id="rId26" w:history="1">
+        <w:hyperlink r:id="rId27" w:history="1">
           <w:r>
             <w:rPr>
               <w:rStyle w:val="Hyperlink"/>
@@ -3453,54 +3455,7 @@
           <w:color w:val="000000"/>
           <w:sz w:val="24"/>
         </w:rPr>
-        <w:t>•  Purchased f</w:t>
-      </w:r>
-      <w:r>
-        <w:rPr>
-          <w:u w:val="single" w:color="0000ff"/>
-          <w:rFonts w:ascii="Charis SIL Italic" w:hAnsi="Charis SIL Italic" w:eastAsia="Charis SIL Italic"/>
-          <w:b w:val="0"/>
-          <w:i w:val="0"/>
-          <w:color w:val="000000"/>
-          <w:sz w:val="24"/>
-        </w:rPr>
-        <w:hyperlink r:id="rId27" w:history="1">
-          <w:r>
-            <w:rPr>
-              <w:rStyle w:val="Hyperlink"/>
-            </w:rPr>
-            <w:t>rom</w:t>
-          </w:r>
-        </w:hyperlink>
-      </w:r>
-      <w:r>
-        <w:rPr>
-          <w:u w:val="single" w:color="0000ff"/>
-          <w:rFonts w:ascii="Charis SIL Italic" w:hAnsi="Charis SIL Italic" w:eastAsia="Charis SIL Italic"/>
-          <w:b w:val="0"/>
-          <w:i w:val="0"/>
-          <w:color w:val="000000"/>
-          <w:sz w:val="24"/>
-        </w:rPr>
-        <w:t xml:space="preserve"> </w:t>
-      </w:r>
-      <w:r>
-        <w:rPr>
-          <w:u w:val="single" w:color="0000ff"/>
-          <w:rFonts w:ascii="Charis SIL Italic" w:hAnsi="Charis SIL Italic" w:eastAsia="Charis SIL Italic"/>
-          <w:b w:val="0"/>
-          <w:i w:val="0"/>
-          <w:color w:val="000000"/>
-          <w:sz w:val="24"/>
-        </w:rPr>
-        <w:hyperlink r:id="rId27" w:history="1">
-          <w:r>
-            <w:rPr>
-              <w:rStyle w:val="Hyperlink"/>
-            </w:rPr>
-            <w:t>th</w:t>
-          </w:r>
-        </w:hyperlink>
+        <w:t>•  Purchased from th</w:t>
       </w:r>
       <w:r>
         <w:rPr>
@@ -3871,7 +3826,7 @@
             <w:rPr>
               <w:rStyle w:val="Hyperlink"/>
             </w:rPr>
-            <w:t>Jefferso</w:t>
+            <w:t>Jeffers</w:t>
           </w:r>
         </w:hyperlink>
       </w:r>
@@ -3883,6 +3838,16 @@
           <w:color w:val="0000FF"/>
           <w:sz w:val="24"/>
           <w:u w:val="single"/>
+        </w:rPr>
+        <w:t>o</w:t>
+      </w:r>
+      <w:r>
+        <w:rPr>
+          <w:rFonts w:ascii="Charis SIL Italic" w:hAnsi="Charis SIL Italic" w:eastAsia="Charis SIL Italic"/>
+          <w:b w:val="0"/>
+          <w:i w:val="0"/>
+          <w:color w:val="0000FF"/>
+          <w:sz w:val="24"/>
         </w:rPr>
         <w:t>n</w:t>
       </w:r>
@@ -3911,19 +3876,9 @@
             <w:rPr>
               <w:rStyle w:val="Hyperlink"/>
             </w:rPr>
-            <w:t>Collin</w:t>
+            <w:t>Collins</w:t>
           </w:r>
         </w:hyperlink>
-      </w:r>
-      <w:r>
-        <w:rPr>
-          <w:rFonts w:ascii="Charis SIL Italic" w:hAnsi="Charis SIL Italic" w:eastAsia="Charis SIL Italic"/>
-          <w:b w:val="0"/>
-          <w:i w:val="0"/>
-          <w:color w:val="0000FF"/>
-          <w:sz w:val="24"/>
-        </w:rPr>
-        <w:t>s</w:t>
       </w:r>
     </w:p>
     <w:p>
@@ -4614,7 +4569,7 @@
           <w:sz w:val="24"/>
           <w:u w:val="single"/>
         </w:rPr>
-        <w:hyperlink r:id="rId40" w:history="1">
+        <w:hyperlink r:id="rId39" w:history="1">
           <w:r>
             <w:rPr>
               <w:rStyle w:val="Hyperlink"/>
@@ -4682,7 +4637,7 @@
           <w:sz w:val="24"/>
           <w:u w:val="single"/>
         </w:rPr>
-        <w:hyperlink r:id="rId41" w:history="1">
+        <w:hyperlink r:id="rId40" w:history="1">
           <w:r>
             <w:rPr>
               <w:rStyle w:val="Hyperlink"/>
@@ -4711,7 +4666,7 @@
           <w:sz w:val="24"/>
           <w:u w:val="single"/>
         </w:rPr>
-        <w:hyperlink r:id="rId41" w:history="1">
+        <w:hyperlink r:id="rId40" w:history="1">
           <w:r>
             <w:rPr>
               <w:rStyle w:val="Hyperlink"/>
@@ -4740,7 +4695,7 @@
           <w:sz w:val="24"/>
           <w:u w:val="single"/>
         </w:rPr>
-        <w:hyperlink r:id="rId41" w:history="1">
+        <w:hyperlink r:id="rId40" w:history="1">
           <w:r>
             <w:rPr>
               <w:rStyle w:val="Hyperlink"/>
@@ -5130,7 +5085,7 @@
           <w:sz w:val="24"/>
           <w:u w:val="single"/>
         </w:rPr>
-        <w:hyperlink r:id="rId42" w:history="1">
+        <w:hyperlink r:id="rId41" w:history="1">
           <w:r>
             <w:rPr>
               <w:rStyle w:val="Hyperlink"/>
@@ -5198,7 +5153,7 @@
           <w:sz w:val="24"/>
           <w:u w:val="single"/>
         </w:rPr>
-        <w:hyperlink r:id="rId43" w:history="1">
+        <w:hyperlink r:id="rId42" w:history="1">
           <w:r>
             <w:rPr>
               <w:rStyle w:val="Hyperlink"/>
@@ -5226,7 +5181,7 @@
           <w:color w:val="000000"/>
           <w:sz w:val="24"/>
         </w:rPr>
-        <w:hyperlink r:id="rId43" w:history="1">
+        <w:hyperlink r:id="rId42" w:history="1">
           <w:r>
             <w:rPr>
               <w:rStyle w:val="Hyperlink"/>
@@ -5681,7 +5636,7 @@
           <w:color w:val="0000FF"/>
           <w:sz w:val="24"/>
         </w:rPr>
-        <w:hyperlink r:id="rId44" w:history="1">
+        <w:hyperlink r:id="rId43" w:history="1">
           <w:r>
             <w:rPr>
               <w:rStyle w:val="Hyperlink"/>
@@ -5698,7 +5653,7 @@
           <w:color w:val="0000FF"/>
           <w:sz w:val="24"/>
         </w:rPr>
-        <w:hyperlink r:id="rId44" w:history="1">
+        <w:hyperlink r:id="rId43" w:history="1">
           <w:r>
             <w:rPr>
               <w:rStyle w:val="Hyperlink"/>
@@ -5715,7 +5670,7 @@
           <w:color w:val="0000FF"/>
           <w:sz w:val="24"/>
         </w:rPr>
-        <w:hyperlink r:id="rId44" w:history="1">
+        <w:hyperlink r:id="rId43" w:history="1">
           <w:r>
             <w:rPr>
               <w:rStyle w:val="Hyperlink"/>
@@ -5826,7 +5781,7 @@
           <w:sz w:val="24"/>
           <w:u w:val="single"/>
         </w:rPr>
-        <w:hyperlink r:id="rId45" w:history="1">
+        <w:hyperlink r:id="rId44" w:history="1">
           <w:r>
             <w:rPr>
               <w:rStyle w:val="Hyperlink"/>
@@ -5844,7 +5799,7 @@
           <w:sz w:val="24"/>
           <w:u w:val="single"/>
         </w:rPr>
-        <w:hyperlink r:id="rId45" w:history="1">
+        <w:hyperlink r:id="rId44" w:history="1">
           <w:r>
             <w:rPr>
               <w:rStyle w:val="Hyperlink"/>
@@ -5973,7 +5928,7 @@
           <w:color w:val="0000FF"/>
           <w:sz w:val="24"/>
         </w:rPr>
-        <w:hyperlink r:id="rId46" w:history="1">
+        <w:hyperlink r:id="rId45" w:history="1">
           <w:r>
             <w:rPr>
               <w:rStyle w:val="Hyperlink"/>
@@ -5990,7 +5945,7 @@
           <w:color w:val="0000FF"/>
           <w:sz w:val="24"/>
         </w:rPr>
-        <w:hyperlink r:id="rId46" w:history="1">
+        <w:hyperlink r:id="rId45" w:history="1">
           <w:r>
             <w:rPr>
               <w:rStyle w:val="Hyperlink"/>
@@ -6097,7 +6052,7 @@
           <w:sz w:val="24"/>
           <w:u w:val="single"/>
         </w:rPr>
-        <w:hyperlink r:id="rId47" w:history="1">
+        <w:hyperlink r:id="rId46" w:history="1">
           <w:r>
             <w:rPr>
               <w:rStyle w:val="Hyperlink"/>
@@ -6115,7 +6070,7 @@
           <w:sz w:val="24"/>
           <w:u w:val="single"/>
         </w:rPr>
-        <w:hyperlink r:id="rId47" w:history="1">
+        <w:hyperlink r:id="rId46" w:history="1">
           <w:r>
             <w:rPr>
               <w:rStyle w:val="Hyperlink"/>
@@ -6133,7 +6088,7 @@
           <w:sz w:val="24"/>
           <w:u w:val="single"/>
         </w:rPr>
-        <w:hyperlink r:id="rId47" w:history="1">
+        <w:hyperlink r:id="rId46" w:history="1">
           <w:r>
             <w:rPr>
               <w:rStyle w:val="Hyperlink"/>
@@ -6151,7 +6106,7 @@
           <w:sz w:val="24"/>
           <w:u w:val="single"/>
         </w:rPr>
-        <w:hyperlink r:id="rId47" w:history="1">
+        <w:hyperlink r:id="rId46" w:history="1">
           <w:r>
             <w:rPr>
               <w:rStyle w:val="Hyperlink"/>
@@ -6227,7 +6182,7 @@
           <w:sz w:val="24"/>
           <w:u w:val="single"/>
         </w:rPr>
-        <w:hyperlink r:id="rId48" w:history="1">
+        <w:hyperlink r:id="rId47" w:history="1">
           <w:r>
             <w:rPr>
               <w:rStyle w:val="Hyperlink"/>
@@ -6245,7 +6200,7 @@
           <w:sz w:val="24"/>
           <w:u w:val="single"/>
         </w:rPr>
-        <w:hyperlink r:id="rId48" w:history="1">
+        <w:hyperlink r:id="rId47" w:history="1">
           <w:r>
             <w:rPr>
               <w:rStyle w:val="Hyperlink"/>
@@ -6263,7 +6218,7 @@
           <w:sz w:val="24"/>
           <w:u w:val="single"/>
         </w:rPr>
-        <w:hyperlink r:id="rId48" w:history="1">
+        <w:hyperlink r:id="rId47" w:history="1">
           <w:r>
             <w:rPr>
               <w:rStyle w:val="Hyperlink"/>
@@ -6281,7 +6236,7 @@
           <w:sz w:val="24"/>
           <w:u w:val="single"/>
         </w:rPr>
-        <w:hyperlink r:id="rId48" w:history="1">
+        <w:hyperlink r:id="rId47" w:history="1">
           <w:r>
             <w:rPr>
               <w:rStyle w:val="Hyperlink"/>
@@ -6357,7 +6312,7 @@
           <w:sz w:val="24"/>
           <w:u w:val="single"/>
         </w:rPr>
-        <w:hyperlink r:id="rId49" w:history="1">
+        <w:hyperlink r:id="rId48" w:history="1">
           <w:r>
             <w:rPr>
               <w:rStyle w:val="Hyperlink"/>
@@ -6375,7 +6330,7 @@
           <w:sz w:val="24"/>
           <w:u w:val="single"/>
         </w:rPr>
-        <w:hyperlink r:id="rId49" w:history="1">
+        <w:hyperlink r:id="rId48" w:history="1">
           <w:r>
             <w:rPr>
               <w:rStyle w:val="Hyperlink"/>
@@ -6393,7 +6348,7 @@
           <w:sz w:val="24"/>
           <w:u w:val="single"/>
         </w:rPr>
-        <w:hyperlink r:id="rId49" w:history="1">
+        <w:hyperlink r:id="rId48" w:history="1">
           <w:r>
             <w:rPr>
               <w:rStyle w:val="Hyperlink"/>
@@ -6411,7 +6366,7 @@
           <w:sz w:val="24"/>
           <w:u w:val="single"/>
         </w:rPr>
-        <w:hyperlink r:id="rId49" w:history="1">
+        <w:hyperlink r:id="rId48" w:history="1">
           <w:r>
             <w:rPr>
               <w:rStyle w:val="Hyperlink"/>
@@ -6510,7 +6465,7 @@
           <w:sz w:val="24"/>
           <w:u w:val="single"/>
         </w:rPr>
-        <w:hyperlink r:id="rId50" w:history="1">
+        <w:hyperlink r:id="rId49" w:history="1">
           <w:r>
             <w:rPr>
               <w:rStyle w:val="Hyperlink"/>
@@ -6528,7 +6483,7 @@
           <w:sz w:val="24"/>
           <w:u w:val="single"/>
         </w:rPr>
-        <w:hyperlink r:id="rId50" w:history="1">
+        <w:hyperlink r:id="rId49" w:history="1">
           <w:r>
             <w:rPr>
               <w:rStyle w:val="Hyperlink"/>
@@ -6546,7 +6501,7 @@
           <w:sz w:val="24"/>
           <w:u w:val="single"/>
         </w:rPr>
-        <w:hyperlink r:id="rId50" w:history="1">
+        <w:hyperlink r:id="rId49" w:history="1">
           <w:r>
             <w:rPr>
               <w:rStyle w:val="Hyperlink"/>
@@ -6564,7 +6519,7 @@
           <w:sz w:val="24"/>
           <w:u w:val="single"/>
         </w:rPr>
-        <w:hyperlink r:id="rId50" w:history="1">
+        <w:hyperlink r:id="rId49" w:history="1">
           <w:r>
             <w:rPr>
               <w:rStyle w:val="Hyperlink"/>
@@ -6582,7 +6537,7 @@
           <w:sz w:val="24"/>
           <w:u w:val="single"/>
         </w:rPr>
-        <w:hyperlink r:id="rId50" w:history="1">
+        <w:hyperlink r:id="rId49" w:history="1">
           <w:r>
             <w:rPr>
               <w:rStyle w:val="Hyperlink"/>
@@ -6668,7 +6623,7 @@
           <w:sz w:val="24"/>
           <w:u w:val="single"/>
         </w:rPr>
-        <w:hyperlink r:id="rId51" w:history="1">
+        <w:hyperlink r:id="rId50" w:history="1">
           <w:r>
             <w:rPr>
               <w:rStyle w:val="Hyperlink"/>
@@ -6686,7 +6641,7 @@
           <w:sz w:val="24"/>
           <w:u w:val="single"/>
         </w:rPr>
-        <w:hyperlink r:id="rId51" w:history="1">
+        <w:hyperlink r:id="rId50" w:history="1">
           <w:r>
             <w:rPr>
               <w:rStyle w:val="Hyperlink"/>
@@ -6704,7 +6659,7 @@
           <w:sz w:val="24"/>
           <w:u w:val="single"/>
         </w:rPr>
-        <w:hyperlink r:id="rId51" w:history="1">
+        <w:hyperlink r:id="rId50" w:history="1">
           <w:r>
             <w:rPr>
               <w:rStyle w:val="Hyperlink"/>
@@ -6722,7 +6677,7 @@
           <w:sz w:val="24"/>
           <w:u w:val="single"/>
         </w:rPr>
-        <w:hyperlink r:id="rId51" w:history="1">
+        <w:hyperlink r:id="rId50" w:history="1">
           <w:r>
             <w:rPr>
               <w:rStyle w:val="Hyperlink"/>
@@ -6808,7 +6763,7 @@
           <w:sz w:val="24"/>
           <w:u w:val="single"/>
         </w:rPr>
-        <w:hyperlink r:id="rId52" w:history="1">
+        <w:hyperlink r:id="rId51" w:history="1">
           <w:r>
             <w:rPr>
               <w:rStyle w:val="Hyperlink"/>
@@ -6826,7 +6781,7 @@
           <w:sz w:val="24"/>
           <w:u w:val="single"/>
         </w:rPr>
-        <w:hyperlink r:id="rId52" w:history="1">
+        <w:hyperlink r:id="rId51" w:history="1">
           <w:r>
             <w:rPr>
               <w:rStyle w:val="Hyperlink"/>
@@ -6844,7 +6799,7 @@
           <w:sz w:val="24"/>
           <w:u w:val="single"/>
         </w:rPr>
-        <w:hyperlink r:id="rId52" w:history="1">
+        <w:hyperlink r:id="rId51" w:history="1">
           <w:r>
             <w:rPr>
               <w:rStyle w:val="Hyperlink"/>
@@ -6862,7 +6817,7 @@
           <w:sz w:val="24"/>
           <w:u w:val="single"/>
         </w:rPr>
-        <w:hyperlink r:id="rId52" w:history="1">
+        <w:hyperlink r:id="rId51" w:history="1">
           <w:r>
             <w:rPr>
               <w:rStyle w:val="Hyperlink"/>
@@ -6880,7 +6835,7 @@
           <w:sz w:val="24"/>
           <w:u w:val="single"/>
         </w:rPr>
-        <w:hyperlink r:id="rId52" w:history="1">
+        <w:hyperlink r:id="rId51" w:history="1">
           <w:r>
             <w:rPr>
               <w:rStyle w:val="Hyperlink"/>
@@ -6898,7 +6853,7 @@
           <w:sz w:val="24"/>
           <w:u w:val="single"/>
         </w:rPr>
-        <w:hyperlink r:id="rId52" w:history="1">
+        <w:hyperlink r:id="rId51" w:history="1">
           <w:r>
             <w:rPr>
               <w:rStyle w:val="Hyperlink"/>
@@ -6916,7 +6871,7 @@
           <w:sz w:val="24"/>
           <w:u w:val="single"/>
         </w:rPr>
-        <w:hyperlink r:id="rId52" w:history="1">
+        <w:hyperlink r:id="rId51" w:history="1">
           <w:r>
             <w:rPr>
               <w:rStyle w:val="Hyperlink"/>
@@ -7038,7 +6993,7 @@
           <w:sz w:val="24"/>
           <w:u w:val="single"/>
         </w:rPr>
-        <w:hyperlink r:id="rId53" w:history="1">
+        <w:hyperlink r:id="rId52" w:history="1">
           <w:r>
             <w:rPr>
               <w:rStyle w:val="Hyperlink"/>
@@ -7056,7 +7011,7 @@
           <w:sz w:val="24"/>
           <w:u w:val="single"/>
         </w:rPr>
-        <w:hyperlink r:id="rId53" w:history="1">
+        <w:hyperlink r:id="rId52" w:history="1">
           <w:r>
             <w:rPr>
               <w:rStyle w:val="Hyperlink"/>
@@ -7074,7 +7029,7 @@
           <w:sz w:val="24"/>
           <w:u w:val="single"/>
         </w:rPr>
-        <w:hyperlink r:id="rId53" w:history="1">
+        <w:hyperlink r:id="rId52" w:history="1">
           <w:r>
             <w:rPr>
               <w:rStyle w:val="Hyperlink"/>
@@ -7092,7 +7047,7 @@
           <w:sz w:val="24"/>
           <w:u w:val="single"/>
         </w:rPr>
-        <w:hyperlink r:id="rId53" w:history="1">
+        <w:hyperlink r:id="rId52" w:history="1">
           <w:r>
             <w:rPr>
               <w:rStyle w:val="Hyperlink"/>
@@ -7198,7 +7153,7 @@
           <w:sz w:val="24"/>
           <w:u w:val="single"/>
         </w:rPr>
-        <w:hyperlink r:id="rId54" w:history="1">
+        <w:hyperlink r:id="rId53" w:history="1">
           <w:r>
             <w:rPr>
               <w:rStyle w:val="Hyperlink"/>
@@ -7216,7 +7171,7 @@
           <w:sz w:val="24"/>
           <w:u w:val="single"/>
         </w:rPr>
-        <w:hyperlink r:id="rId54" w:history="1">
+        <w:hyperlink r:id="rId53" w:history="1">
           <w:r>
             <w:rPr>
               <w:rStyle w:val="Hyperlink"/>
@@ -7234,7 +7189,7 @@
           <w:sz w:val="24"/>
           <w:u w:val="single"/>
         </w:rPr>
-        <w:hyperlink r:id="rId54" w:history="1">
+        <w:hyperlink r:id="rId53" w:history="1">
           <w:r>
             <w:rPr>
               <w:rStyle w:val="Hyperlink"/>
@@ -7255,7 +7210,7 @@
           <w:sz w:val="24"/>
           <w:u w:val="single"/>
         </w:rPr>
-        <w:hyperlink r:id="rId54" w:history="1">
+        <w:hyperlink r:id="rId53" w:history="1">
           <w:r>
             <w:rPr>
               <w:rStyle w:val="Hyperlink"/>
@@ -7273,7 +7228,7 @@
           <w:sz w:val="24"/>
           <w:u w:val="single"/>
         </w:rPr>
-        <w:hyperlink r:id="rId54" w:history="1">
+        <w:hyperlink r:id="rId53" w:history="1">
           <w:r>
             <w:rPr>
               <w:rStyle w:val="Hyperlink"/>
@@ -7291,7 +7246,7 @@
           <w:sz w:val="24"/>
           <w:u w:val="single"/>
         </w:rPr>
-        <w:hyperlink r:id="rId54" w:history="1">
+        <w:hyperlink r:id="rId53" w:history="1">
           <w:r>
             <w:rPr>
               <w:rStyle w:val="Hyperlink"/>
@@ -7308,7 +7263,7 @@
           <w:color w:val="0000FF"/>
           <w:sz w:val="24"/>
         </w:rPr>
-        <w:hyperlink r:id="rId54" w:history="1">
+        <w:hyperlink r:id="rId53" w:history="1">
           <w:r>
             <w:rPr>
               <w:rStyle w:val="Hyperlink"/>
@@ -7326,7 +7281,7 @@
           <w:sz w:val="24"/>
           <w:u w:val="single"/>
         </w:rPr>
-        <w:hyperlink r:id="rId54" w:history="1">
+        <w:hyperlink r:id="rId53" w:history="1">
           <w:r>
             <w:rPr>
               <w:rStyle w:val="Hyperlink"/>

--- a/EXPORTS/DOCX/review/niveau2/Dutch/Suriname aanvullingen.docx
+++ b/EXPORTS/DOCX/review/niveau2/Dutch/Suriname aanvullingen.docx
@@ -1137,31 +1137,13 @@
       </w:r>
       <w:r>
         <w:rPr>
-          <w:u w:val="single" w:color="0000ff"/>
           <w:rFonts w:ascii="Charis SIL Italic" w:hAnsi="Charis SIL Italic" w:eastAsia="Charis SIL Italic"/>
           <w:b w:val="0"/>
           <w:i w:val="0"/>
           <w:color w:val="000000"/>
           <w:sz w:val="24"/>
         </w:rPr>
-        <w:hyperlink r:id="rId16" w:history="1">
-          <w:r>
-            <w:rPr>
-              <w:rStyle w:val="Hyperlink"/>
-            </w:rPr>
-            <w:t>achttiende e</w:t>
-          </w:r>
-        </w:hyperlink>
-      </w:r>
-      <w:r>
-        <w:rPr>
-          <w:rFonts w:ascii="Charis SIL Italic" w:hAnsi="Charis SIL Italic" w:eastAsia="Charis SIL Italic"/>
-          <w:b w:val="0"/>
-          <w:i w:val="0"/>
-          <w:color w:val="000000"/>
-          <w:sz w:val="24"/>
-        </w:rPr>
-        <w:t xml:space="preserve">euw, </w:t>
+        <w:t xml:space="preserve">achttiende eeuw, </w:t>
       </w:r>
       <w:r>
         <w:rPr>
@@ -3262,7 +3244,7 @@
             <w:rPr>
               <w:rStyle w:val="Hyperlink"/>
             </w:rPr>
-            <w:t>Mis</w:t>
+            <w:t>M</w:t>
           </w:r>
         </w:hyperlink>
       </w:r>
@@ -3275,7 +3257,25 @@
           <w:sz w:val="24"/>
           <w:u w:val="single"/>
         </w:rPr>
-        <w:hyperlink r:id="rId27" w:history="1">
+        <w:hyperlink r:id="rId26" w:history="1">
+          <w:r>
+            <w:rPr>
+              <w:rStyle w:val="Hyperlink"/>
+            </w:rPr>
+            <w:t>is</w:t>
+          </w:r>
+        </w:hyperlink>
+      </w:r>
+      <w:r>
+        <w:rPr>
+          <w:rFonts w:ascii="Charis SIL Italic" w:hAnsi="Charis SIL Italic" w:eastAsia="Charis SIL Italic"/>
+          <w:b w:val="0"/>
+          <w:i w:val="0"/>
+          <w:color w:val="0000FF"/>
+          <w:sz w:val="24"/>
+          <w:u w:val="single"/>
+        </w:rPr>
+        <w:hyperlink r:id="rId26" w:history="1">
           <w:r>
             <w:rPr>
               <w:rStyle w:val="Hyperlink"/>
@@ -3304,14 +3304,7 @@
           <w:sz w:val="24"/>
           <w:u w:val="single"/>
         </w:rPr>
-        <w:hyperlink r:id="rId27" w:history="1">
-          <w:r>
-            <w:rPr>
-              <w:rStyle w:val="Hyperlink"/>
-            </w:rPr>
-            <w:t>A</w:t>
-          </w:r>
-        </w:hyperlink>
+        <w:t>A</w:t>
       </w:r>
       <w:r>
         <w:rPr>
@@ -3322,7 +3315,7 @@
           <w:sz w:val="24"/>
           <w:u w:val="single"/>
         </w:rPr>
-        <w:hyperlink r:id="rId27" w:history="1">
+        <w:hyperlink r:id="rId26" w:history="1">
           <w:r>
             <w:rPr>
               <w:rStyle w:val="Hyperlink"/>
@@ -3351,7 +3344,14 @@
           <w:sz w:val="24"/>
           <w:u w:val="single"/>
         </w:rPr>
-        <w:t>Wa</w:t>
+        <w:hyperlink r:id="rId27" w:history="1">
+          <w:r>
+            <w:rPr>
+              <w:rStyle w:val="Hyperlink"/>
+            </w:rPr>
+            <w:t>Wa</w:t>
+          </w:r>
+        </w:hyperlink>
       </w:r>
       <w:r>
         <w:rPr>
@@ -3362,7 +3362,7 @@
           <w:sz w:val="24"/>
           <w:u w:val="single"/>
         </w:rPr>
-        <w:hyperlink r:id="rId26" w:history="1">
+        <w:hyperlink r:id="rId27" w:history="1">
           <w:r>
             <w:rPr>
               <w:rStyle w:val="Hyperlink"/>
@@ -3455,7 +3455,54 @@
           <w:color w:val="000000"/>
           <w:sz w:val="24"/>
         </w:rPr>
-        <w:t>•  Purchased from th</w:t>
+        <w:t>•  Purchased f</w:t>
+      </w:r>
+      <w:r>
+        <w:rPr>
+          <w:u w:val="single" w:color="0000ff"/>
+          <w:rFonts w:ascii="Charis SIL Italic" w:hAnsi="Charis SIL Italic" w:eastAsia="Charis SIL Italic"/>
+          <w:b w:val="0"/>
+          <w:i w:val="0"/>
+          <w:color w:val="000000"/>
+          <w:sz w:val="24"/>
+        </w:rPr>
+        <w:hyperlink r:id="rId27" w:history="1">
+          <w:r>
+            <w:rPr>
+              <w:rStyle w:val="Hyperlink"/>
+            </w:rPr>
+            <w:t>rom</w:t>
+          </w:r>
+        </w:hyperlink>
+      </w:r>
+      <w:r>
+        <w:rPr>
+          <w:u w:val="single" w:color="0000ff"/>
+          <w:rFonts w:ascii="Charis SIL Italic" w:hAnsi="Charis SIL Italic" w:eastAsia="Charis SIL Italic"/>
+          <w:b w:val="0"/>
+          <w:i w:val="0"/>
+          <w:color w:val="000000"/>
+          <w:sz w:val="24"/>
+        </w:rPr>
+        <w:t xml:space="preserve"> </w:t>
+      </w:r>
+      <w:r>
+        <w:rPr>
+          <w:u w:val="single" w:color="0000ff"/>
+          <w:rFonts w:ascii="Charis SIL Italic" w:hAnsi="Charis SIL Italic" w:eastAsia="Charis SIL Italic"/>
+          <w:b w:val="0"/>
+          <w:i w:val="0"/>
+          <w:color w:val="000000"/>
+          <w:sz w:val="24"/>
+        </w:rPr>
+        <w:hyperlink r:id="rId27" w:history="1">
+          <w:r>
+            <w:rPr>
+              <w:rStyle w:val="Hyperlink"/>
+            </w:rPr>
+            <w:t>th</w:t>
+          </w:r>
+        </w:hyperlink>
       </w:r>
       <w:r>
         <w:rPr>
@@ -7281,7 +7328,7 @@
           <w:sz w:val="24"/>
           <w:u w:val="single"/>
         </w:rPr>
-        <w:hyperlink r:id="rId53" w:history="1">
+        <w:hyperlink r:id="rId54" w:history="1">
           <w:r>
             <w:rPr>
               <w:rStyle w:val="Hyperlink"/>

--- a/EXPORTS/DOCX/review/niveau2/Dutch/Suriname aanvullingen.docx
+++ b/EXPORTS/DOCX/review/niveau2/Dutch/Suriname aanvullingen.docx
@@ -626,34 +626,7 @@
           <w:color w:val="000000"/>
           <w:sz w:val="24"/>
         </w:rPr>
-        <w:t xml:space="preserve">•  TM-9 </w:t>
-      </w:r>
-      <w:r>
-        <w:rPr>
-          <w:rFonts w:ascii="Charis SIL Italic" w:hAnsi="Charis SIL Italic" w:eastAsia="Charis SIL Italic"/>
-          <w:b w:val="0"/>
-          <w:i w:val="0"/>
-          <w:color w:val="000000"/>
-          <w:sz w:val="24"/>
-        </w:rPr>
-        <w:hyperlink r:id="rId11" w:history="1">
-          <w:r>
-            <w:rPr>
-              <w:rStyle w:val="Hyperlink"/>
-            </w:rPr>
-            <w:t>is Coran</w:t>
-          </w:r>
-        </w:hyperlink>
-      </w:r>
-      <w:r>
-        <w:rPr>
-          <w:rFonts w:ascii="Charis SIL Italic" w:hAnsi="Charis SIL Italic" w:eastAsia="Charis SIL Italic"/>
-          <w:b w:val="0"/>
-          <w:i w:val="0"/>
-          <w:color w:val="000000"/>
-          <w:sz w:val="24"/>
-        </w:rPr>
-        <w:t xml:space="preserve">tijnexpeditie?? </w:t>
+        <w:t xml:space="preserve">•  TM-9 is Corantijnexpeditie?? </w:t>
       </w:r>
       <w:r>
         <w:rPr>
@@ -2240,34 +2213,7 @@
           <w:color w:val="000000"/>
           <w:sz w:val="24"/>
         </w:rPr>
-        <w:t>state={"ma</w:t>
-      </w:r>
-      <w:r>
-        <w:rPr>
-          <w:rFonts w:ascii="Charis SIL Italic" w:hAnsi="Charis SIL Italic" w:eastAsia="Charis SIL Italic"/>
-          <w:b w:val="0"/>
-          <w:i w:val="0"/>
-          <w:color w:val="000000"/>
-          <w:sz w:val="24"/>
-        </w:rPr>
-        <w:hyperlink r:id="rId23" w:history="1">
-          <w:r>
-            <w:rPr>
-              <w:rStyle w:val="Hyperlink"/>
-            </w:rPr>
-            <w:t>tchAll</w:t>
-          </w:r>
-        </w:hyperlink>
-      </w:r>
-      <w:r>
-        <w:rPr>
-          <w:rFonts w:ascii="Charis SIL Italic" w:hAnsi="Charis SIL Italic" w:eastAsia="Charis SIL Italic"/>
-          <w:b w:val="0"/>
-          <w:i w:val="0"/>
-          <w:color w:val="000000"/>
-          <w:sz w:val="24"/>
-        </w:rPr>
-        <w:t>C</w:t>
+        <w:t>state={"matchAllC</w:t>
       </w:r>
       <w:r>
         <w:rPr>
@@ -3210,7 +3156,7 @@
           <w:sz w:val="24"/>
           <w:u w:val="single"/>
         </w:rPr>
-        <w:hyperlink r:id="rId27" w:history="1">
+        <w:hyperlink r:id="rId26" w:history="1">
           <w:r>
             <w:rPr>
               <w:rStyle w:val="Hyperlink"/>
@@ -3239,14 +3185,7 @@
           <w:sz w:val="24"/>
           <w:u w:val="single"/>
         </w:rPr>
-        <w:hyperlink r:id="rId27" w:history="1">
-          <w:r>
-            <w:rPr>
-              <w:rStyle w:val="Hyperlink"/>
-            </w:rPr>
-            <w:t>M</w:t>
-          </w:r>
-        </w:hyperlink>
+        <w:t>M</w:t>
       </w:r>
       <w:r>
         <w:rPr>
@@ -3304,7 +3243,14 @@
           <w:sz w:val="24"/>
           <w:u w:val="single"/>
         </w:rPr>
-        <w:t>A</w:t>
+        <w:hyperlink r:id="rId27" w:history="1">
+          <w:r>
+            <w:rPr>
+              <w:rStyle w:val="Hyperlink"/>
+            </w:rPr>
+            <w:t>A</w:t>
+          </w:r>
+        </w:hyperlink>
       </w:r>
       <w:r>
         <w:rPr>
@@ -3315,7 +3261,7 @@
           <w:sz w:val="24"/>
           <w:u w:val="single"/>
         </w:rPr>
-        <w:hyperlink r:id="rId26" w:history="1">
+        <w:hyperlink r:id="rId27" w:history="1">
           <w:r>
             <w:rPr>
               <w:rStyle w:val="Hyperlink"/>
@@ -3884,9 +3830,15 @@
           <w:i w:val="0"/>
           <w:color w:val="0000FF"/>
           <w:sz w:val="24"/>
-          <w:u w:val="single"/>
-        </w:rPr>
-        <w:t>o</w:t>
+        </w:rPr>
+        <w:hyperlink r:id="rId30" w:history="1">
+          <w:r>
+            <w:rPr>
+              <w:rStyle w:val="Hyperlink"/>
+            </w:rPr>
+            <w:t>o</w:t>
+          </w:r>
+        </w:hyperlink>
       </w:r>
       <w:r>
         <w:rPr>

--- a/EXPORTS/DOCX/review/niveau2/Dutch/Suriname aanvullingen.docx
+++ b/EXPORTS/DOCX/review/niveau2/Dutch/Suriname aanvullingen.docx
@@ -2213,7 +2213,34 @@
           <w:color w:val="000000"/>
           <w:sz w:val="24"/>
         </w:rPr>
-        <w:t>state={"matchAllC</w:t>
+        <w:t>state={"ma</w:t>
+      </w:r>
+      <w:r>
+        <w:rPr>
+          <w:rFonts w:ascii="Charis SIL Italic" w:hAnsi="Charis SIL Italic" w:eastAsia="Charis SIL Italic"/>
+          <w:b w:val="0"/>
+          <w:i w:val="0"/>
+          <w:color w:val="000000"/>
+          <w:sz w:val="24"/>
+        </w:rPr>
+        <w:hyperlink r:id="rId23" w:history="1">
+          <w:r>
+            <w:rPr>
+              <w:rStyle w:val="Hyperlink"/>
+            </w:rPr>
+            <w:t>tchAll</w:t>
+          </w:r>
+        </w:hyperlink>
+      </w:r>
+      <w:r>
+        <w:rPr>
+          <w:rFonts w:ascii="Charis SIL Italic" w:hAnsi="Charis SIL Italic" w:eastAsia="Charis SIL Italic"/>
+          <w:b w:val="0"/>
+          <w:i w:val="0"/>
+          <w:color w:val="000000"/>
+          <w:sz w:val="24"/>
+        </w:rPr>
+        <w:t>C</w:t>
       </w:r>
       <w:r>
         <w:rPr>
@@ -3089,121 +3116,8 @@
           <w:i w:val="0"/>
           <w:color w:val="0000FF"/>
           <w:sz w:val="24"/>
-          <w:u w:val="single"/>
-        </w:rPr>
-        <w:hyperlink r:id="rId27" w:history="1">
-          <w:r>
-            <w:rPr>
-              <w:rStyle w:val="Hyperlink"/>
-            </w:rPr>
-            <w:t>G</w:t>
-          </w:r>
-        </w:hyperlink>
-      </w:r>
-      <w:r>
-        <w:rPr>
-          <w:rFonts w:ascii="Charis SIL Italic" w:hAnsi="Charis SIL Italic" w:eastAsia="Charis SIL Italic"/>
-          <w:b w:val="0"/>
-          <w:i w:val="0"/>
-          <w:color w:val="0000FF"/>
-          <w:sz w:val="24"/>
-          <w:u w:val="single"/>
-        </w:rPr>
-        <w:hyperlink r:id="rId27" w:history="1">
-          <w:r>
-            <w:rPr>
-              <w:rStyle w:val="Hyperlink"/>
-            </w:rPr>
-            <w:t>ift</w:t>
-          </w:r>
-        </w:hyperlink>
-      </w:r>
-      <w:r>
-        <w:rPr>
-          <w:rFonts w:ascii="Charis SIL Italic" w:hAnsi="Charis SIL Italic" w:eastAsia="Charis SIL Italic"/>
-          <w:b w:val="0"/>
-          <w:i w:val="0"/>
-          <w:color w:val="0000FF"/>
-          <w:sz w:val="24"/>
-          <w:u w:val="single"/>
-        </w:rPr>
-        <w:t xml:space="preserve"> </w:t>
-      </w:r>
-      <w:r>
-        <w:rPr>
-          <w:rFonts w:ascii="Charis SIL Italic" w:hAnsi="Charis SIL Italic" w:eastAsia="Charis SIL Italic"/>
-          <w:b w:val="0"/>
-          <w:i w:val="0"/>
-          <w:color w:val="0000FF"/>
-          <w:sz w:val="24"/>
-          <w:u w:val="single"/>
-        </w:rPr>
-        <w:hyperlink r:id="rId27" w:history="1">
-          <w:r>
-            <w:rPr>
-              <w:rStyle w:val="Hyperlink"/>
-            </w:rPr>
-            <w:t>o</w:t>
-          </w:r>
-        </w:hyperlink>
-      </w:r>
-      <w:r>
-        <w:rPr>
-          <w:rFonts w:ascii="Charis SIL Italic" w:hAnsi="Charis SIL Italic" w:eastAsia="Charis SIL Italic"/>
-          <w:b w:val="0"/>
-          <w:i w:val="0"/>
-          <w:color w:val="0000FF"/>
-          <w:sz w:val="24"/>
-          <w:u w:val="single"/>
-        </w:rPr>
-        <w:hyperlink r:id="rId26" w:history="1">
-          <w:r>
-            <w:rPr>
-              <w:rStyle w:val="Hyperlink"/>
-            </w:rPr>
-            <w:t>f</w:t>
-          </w:r>
-        </w:hyperlink>
-      </w:r>
-      <w:r>
-        <w:rPr>
-          <w:rFonts w:ascii="Charis SIL Italic" w:hAnsi="Charis SIL Italic" w:eastAsia="Charis SIL Italic"/>
-          <w:b w:val="0"/>
-          <w:i w:val="0"/>
-          <w:color w:val="0000FF"/>
-          <w:sz w:val="24"/>
-          <w:u w:val="single"/>
-        </w:rPr>
-        <w:t xml:space="preserve"> </w:t>
-      </w:r>
-      <w:r>
-        <w:rPr>
-          <w:rFonts w:ascii="Charis SIL Italic" w:hAnsi="Charis SIL Italic" w:eastAsia="Charis SIL Italic"/>
-          <w:b w:val="0"/>
-          <w:i w:val="0"/>
-          <w:color w:val="0000FF"/>
-          <w:sz w:val="24"/>
-          <w:u w:val="single"/>
-        </w:rPr>
-        <w:t>M</w:t>
-      </w:r>
-      <w:r>
-        <w:rPr>
-          <w:rFonts w:ascii="Charis SIL Italic" w:hAnsi="Charis SIL Italic" w:eastAsia="Charis SIL Italic"/>
-          <w:b w:val="0"/>
-          <w:i w:val="0"/>
-          <w:color w:val="0000FF"/>
-          <w:sz w:val="24"/>
-          <w:u w:val="single"/>
-        </w:rPr>
-        <w:hyperlink r:id="rId26" w:history="1">
-          <w:r>
-            <w:rPr>
-              <w:rStyle w:val="Hyperlink"/>
-            </w:rPr>
-            <w:t>is</w:t>
-          </w:r>
-        </w:hyperlink>
+        </w:rPr>
+        <w:t>Gift of Mis</w:t>
       </w:r>
       <w:r>
         <w:rPr>
@@ -4519,7 +4433,7 @@
           <w:sz w:val="24"/>
           <w:u w:val="single"/>
         </w:rPr>
-        <w:hyperlink r:id="rId38" w:history="1">
+        <w:hyperlink r:id="rId39" w:history="1">
           <w:r>
             <w:rPr>
               <w:rStyle w:val="Hyperlink"/>
@@ -7280,7 +7194,7 @@
           <w:sz w:val="24"/>
           <w:u w:val="single"/>
         </w:rPr>
-        <w:hyperlink r:id="rId54" w:history="1">
+        <w:hyperlink r:id="rId53" w:history="1">
           <w:r>
             <w:rPr>
               <w:rStyle w:val="Hyperlink"/>
@@ -7309,7 +7223,7 @@
           <w:sz w:val="24"/>
           <w:u w:val="single"/>
         </w:rPr>
-        <w:hyperlink r:id="rId54" w:history="1">
+        <w:hyperlink r:id="rId53" w:history="1">
           <w:r>
             <w:rPr>
               <w:rStyle w:val="Hyperlink"/>

--- a/EXPORTS/DOCX/review/niveau2/Dutch/Suriname aanvullingen.docx
+++ b/EXPORTS/DOCX/review/niveau2/Dutch/Suriname aanvullingen.docx
@@ -626,7 +626,34 @@
           <w:color w:val="000000"/>
           <w:sz w:val="24"/>
         </w:rPr>
-        <w:t xml:space="preserve">•  TM-9 is Corantijnexpeditie?? </w:t>
+        <w:t xml:space="preserve">•  TM-9 </w:t>
+      </w:r>
+      <w:r>
+        <w:rPr>
+          <w:rFonts w:ascii="Charis SIL Italic" w:hAnsi="Charis SIL Italic" w:eastAsia="Charis SIL Italic"/>
+          <w:b w:val="0"/>
+          <w:i w:val="0"/>
+          <w:color w:val="000000"/>
+          <w:sz w:val="24"/>
+        </w:rPr>
+        <w:hyperlink r:id="rId11" w:history="1">
+          <w:r>
+            <w:rPr>
+              <w:rStyle w:val="Hyperlink"/>
+            </w:rPr>
+            <w:t>is Coran</w:t>
+          </w:r>
+        </w:hyperlink>
+      </w:r>
+      <w:r>
+        <w:rPr>
+          <w:rFonts w:ascii="Charis SIL Italic" w:hAnsi="Charis SIL Italic" w:eastAsia="Charis SIL Italic"/>
+          <w:b w:val="0"/>
+          <w:i w:val="0"/>
+          <w:color w:val="000000"/>
+          <w:sz w:val="24"/>
+        </w:rPr>
+        <w:t xml:space="preserve">tijnexpeditie?? </w:t>
       </w:r>
       <w:r>
         <w:rPr>
@@ -1110,13 +1137,31 @@
       </w:r>
       <w:r>
         <w:rPr>
+          <w:u w:val="single" w:color="0000ff"/>
           <w:rFonts w:ascii="Charis SIL Italic" w:hAnsi="Charis SIL Italic" w:eastAsia="Charis SIL Italic"/>
           <w:b w:val="0"/>
           <w:i w:val="0"/>
           <w:color w:val="000000"/>
           <w:sz w:val="24"/>
         </w:rPr>
-        <w:t xml:space="preserve">achttiende eeuw, </w:t>
+        <w:hyperlink r:id="rId16" w:history="1">
+          <w:r>
+            <w:rPr>
+              <w:rStyle w:val="Hyperlink"/>
+            </w:rPr>
+            <w:t>achttiende e</w:t>
+          </w:r>
+        </w:hyperlink>
+      </w:r>
+      <w:r>
+        <w:rPr>
+          <w:rFonts w:ascii="Charis SIL Italic" w:hAnsi="Charis SIL Italic" w:eastAsia="Charis SIL Italic"/>
+          <w:b w:val="0"/>
+          <w:i w:val="0"/>
+          <w:color w:val="000000"/>
+          <w:sz w:val="24"/>
+        </w:rPr>
+        <w:t xml:space="preserve">euw, </w:t>
       </w:r>
       <w:r>
         <w:rPr>
@@ -3116,8 +3161,45 @@
           <w:i w:val="0"/>
           <w:color w:val="0000FF"/>
           <w:sz w:val="24"/>
-        </w:rPr>
-        <w:t>Gift of Mis</w:t>
+          <w:u w:val="single"/>
+        </w:rPr>
+        <w:hyperlink r:id="rId27" w:history="1">
+          <w:r>
+            <w:rPr>
+              <w:rStyle w:val="Hyperlink"/>
+            </w:rPr>
+            <w:t>G</w:t>
+          </w:r>
+        </w:hyperlink>
+      </w:r>
+      <w:r>
+        <w:rPr>
+          <w:rFonts w:ascii="Charis SIL Italic" w:hAnsi="Charis SIL Italic" w:eastAsia="Charis SIL Italic"/>
+          <w:b w:val="0"/>
+          <w:i w:val="0"/>
+          <w:color w:val="0000FF"/>
+          <w:sz w:val="24"/>
+          <w:u w:val="single"/>
+        </w:rPr>
+        <w:t>ift of M</w:t>
+      </w:r>
+      <w:r>
+        <w:rPr>
+          <w:rFonts w:ascii="Charis SIL Italic" w:hAnsi="Charis SIL Italic" w:eastAsia="Charis SIL Italic"/>
+          <w:b w:val="0"/>
+          <w:i w:val="0"/>
+          <w:color w:val="0000FF"/>
+          <w:sz w:val="24"/>
+          <w:u w:val="single"/>
+        </w:rPr>
+        <w:hyperlink r:id="rId26" w:history="1">
+          <w:r>
+            <w:rPr>
+              <w:rStyle w:val="Hyperlink"/>
+            </w:rPr>
+            <w:t>is</w:t>
+          </w:r>
+        </w:hyperlink>
       </w:r>
       <w:r>
         <w:rPr>
@@ -7223,7 +7305,7 @@
           <w:sz w:val="24"/>
           <w:u w:val="single"/>
         </w:rPr>
-        <w:hyperlink r:id="rId53" w:history="1">
+        <w:hyperlink r:id="rId54" w:history="1">
           <w:r>
             <w:rPr>
               <w:rStyle w:val="Hyperlink"/>

--- a/EXPORTS/DOCX/review/niveau2/Dutch/Suriname aanvullingen.docx
+++ b/EXPORTS/DOCX/review/niveau2/Dutch/Suriname aanvullingen.docx
@@ -626,34 +626,7 @@
           <w:color w:val="000000"/>
           <w:sz w:val="24"/>
         </w:rPr>
-        <w:t xml:space="preserve">•  TM-9 </w:t>
-      </w:r>
-      <w:r>
-        <w:rPr>
-          <w:rFonts w:ascii="Charis SIL Italic" w:hAnsi="Charis SIL Italic" w:eastAsia="Charis SIL Italic"/>
-          <w:b w:val="0"/>
-          <w:i w:val="0"/>
-          <w:color w:val="000000"/>
-          <w:sz w:val="24"/>
-        </w:rPr>
-        <w:hyperlink r:id="rId11" w:history="1">
-          <w:r>
-            <w:rPr>
-              <w:rStyle w:val="Hyperlink"/>
-            </w:rPr>
-            <w:t>is Coran</w:t>
-          </w:r>
-        </w:hyperlink>
-      </w:r>
-      <w:r>
-        <w:rPr>
-          <w:rFonts w:ascii="Charis SIL Italic" w:hAnsi="Charis SIL Italic" w:eastAsia="Charis SIL Italic"/>
-          <w:b w:val="0"/>
-          <w:i w:val="0"/>
-          <w:color w:val="000000"/>
-          <w:sz w:val="24"/>
-        </w:rPr>
-        <w:t xml:space="preserve">tijnexpeditie?? </w:t>
+        <w:t xml:space="preserve">•  TM-9 is Corantijnexpeditie?? </w:t>
       </w:r>
       <w:r>
         <w:rPr>
@@ -946,8 +919,8 @@
         <w:autoSpaceDN w:val="0"/>
         <w:autoSpaceDE w:val="0"/>
         <w:widowControl/>
-        <w:spacing w:line="358" w:lineRule="exact" w:before="0" w:after="0"/>
-        <w:ind w:left="10" w:right="0" w:firstLine="0"/>
+        <w:spacing w:line="468" w:lineRule="exact" w:before="0" w:after="0"/>
+        <w:ind w:left="10" w:right="288" w:firstLine="0"/>
         <w:jc w:val="left"/>
       </w:pPr>
       <w:r>
@@ -958,18 +931,11 @@
           <w:color w:val="000000"/>
           <w:sz w:val="24"/>
         </w:rPr>
-        <w:t>Bronbeek</w:t>
-      </w:r>
-    </w:p>
-    <w:p>
-      <w:pPr>
-        <w:autoSpaceDN w:val="0"/>
-        <w:autoSpaceDE w:val="0"/>
-        <w:widowControl/>
-        <w:spacing w:line="354" w:lineRule="exact" w:before="248" w:after="0"/>
-        <w:ind w:left="10" w:right="0" w:firstLine="0"/>
-        <w:jc w:val="left"/>
-      </w:pPr>
+        <w:t xml:space="preserve">Bronbeek </w:t>
+      </w:r>
+      <w:r>
+        <w:br/>
+      </w:r>
       <w:r>
         <w:rPr>
           <w:rFonts w:ascii="Charis SIL Italic" w:hAnsi="Charis SIL Italic" w:eastAsia="Charis SIL Italic"/>
@@ -994,20 +960,13 @@
             <w:rPr>
               <w:rStyle w:val="Hyperlink"/>
             </w:rPr>
-            <w:t>1865/01/31-1-3</w:t>
+            <w:t xml:space="preserve">1865/01/31-1-3 </w:t>
           </w:r>
         </w:hyperlink>
       </w:r>
-    </w:p>
-    <w:p>
-      <w:pPr>
-        <w:autoSpaceDN w:val="0"/>
-        <w:autoSpaceDE w:val="0"/>
-        <w:widowControl/>
-        <w:spacing w:line="360" w:lineRule="exact" w:before="254" w:after="0"/>
-        <w:ind w:left="10" w:right="0" w:firstLine="0"/>
-        <w:jc w:val="left"/>
-      </w:pPr>
+      <w:r>
+        <w:br/>
+      </w:r>
       <w:r>
         <w:rPr>
           <w:rFonts w:ascii="Charis SIL Bold" w:hAnsi="Charis SIL Bold" w:eastAsia="Charis SIL Bold"/>
@@ -1016,18 +975,11 @@
           <w:color w:val="000000"/>
           <w:sz w:val="24"/>
         </w:rPr>
-        <w:t>Rijksmuseum</w:t>
-      </w:r>
-    </w:p>
-    <w:p>
-      <w:pPr>
-        <w:autoSpaceDN w:val="0"/>
-        <w:autoSpaceDE w:val="0"/>
-        <w:widowControl/>
-        <w:spacing w:line="352" w:lineRule="exact" w:before="248" w:after="0"/>
-        <w:ind w:left="10" w:right="0" w:firstLine="0"/>
-        <w:jc w:val="left"/>
-      </w:pPr>
+        <w:t xml:space="preserve">Rijksmuseum </w:t>
+      </w:r>
+      <w:r>
+        <w:br/>
+      </w:r>
       <w:r>
         <w:rPr>
           <w:rFonts w:ascii="Charis SIL Italic" w:hAnsi="Charis SIL Italic" w:eastAsia="Charis SIL Italic"/>
@@ -1054,18 +1006,11 @@
           <w:color w:val="000000"/>
           <w:sz w:val="24"/>
         </w:rPr>
-        <w:t xml:space="preserve"> in Ketens en Banden</w:t>
-      </w:r>
-    </w:p>
-    <w:p>
-      <w:pPr>
-        <w:autoSpaceDN w:val="0"/>
-        <w:autoSpaceDE w:val="0"/>
-        <w:widowControl/>
-        <w:spacing w:line="288" w:lineRule="exact" w:before="240" w:after="0"/>
-        <w:ind w:left="10" w:right="288" w:firstLine="0"/>
-        <w:jc w:val="left"/>
-      </w:pPr>
+        <w:t xml:space="preserve"> in Ketens en Banden </w:t>
+      </w:r>
+      <w:r>
+        <w:br/>
+      </w:r>
       <w:r>
         <w:rPr>
           <w:rFonts w:ascii="Charis SIL Italic" w:hAnsi="Charis SIL Italic" w:eastAsia="Charis SIL Italic"/>
@@ -1341,7 +1286,7 @@
         <w:autoSpaceDN w:val="0"/>
         <w:autoSpaceDE w:val="0"/>
         <w:widowControl/>
-        <w:spacing w:line="360" w:lineRule="exact" w:before="254" w:after="0"/>
+        <w:spacing w:line="516" w:lineRule="exact" w:before="98" w:after="0"/>
         <w:ind w:left="10" w:right="0" w:firstLine="0"/>
         <w:jc w:val="left"/>
       </w:pPr>
@@ -1353,18 +1298,11 @@
           <w:color w:val="000000"/>
           <w:sz w:val="24"/>
         </w:rPr>
-        <w:t>Gerardus van der Leeuw</w:t>
-      </w:r>
-    </w:p>
-    <w:p>
-      <w:pPr>
-        <w:autoSpaceDN w:val="0"/>
-        <w:autoSpaceDE w:val="0"/>
-        <w:widowControl/>
-        <w:spacing w:line="352" w:lineRule="exact" w:before="248" w:after="0"/>
-        <w:ind w:left="10" w:right="0" w:firstLine="0"/>
-        <w:jc w:val="left"/>
-      </w:pPr>
+        <w:t xml:space="preserve">Gerardus van der Leeuw </w:t>
+      </w:r>
+      <w:r>
+        <w:br/>
+      </w:r>
       <w:r>
         <w:rPr>
           <w:rFonts w:ascii="Charis SIL Italic" w:hAnsi="Charis SIL Italic" w:eastAsia="Charis SIL Italic"/>
@@ -1524,20 +1462,13 @@
             <w:rPr>
               <w:rStyle w:val="Hyperlink"/>
             </w:rPr>
-            <w:t>Suriname</w:t>
+            <w:t xml:space="preserve">Suriname </w:t>
           </w:r>
         </w:hyperlink>
       </w:r>
-    </w:p>
-    <w:p>
-      <w:pPr>
-        <w:autoSpaceDN w:val="0"/>
-        <w:autoSpaceDE w:val="0"/>
-        <w:widowControl/>
-        <w:spacing w:line="360" w:lineRule="exact" w:before="254" w:after="0"/>
-        <w:ind w:left="10" w:right="0" w:firstLine="0"/>
-        <w:jc w:val="left"/>
-      </w:pPr>
+      <w:r>
+        <w:br/>
+      </w:r>
       <w:r>
         <w:rPr>
           <w:rFonts w:ascii="Charis SIL Bold" w:hAnsi="Charis SIL Bold" w:eastAsia="Charis SIL Bold"/>
@@ -1546,18 +1477,11 @@
           <w:color w:val="000000"/>
           <w:sz w:val="24"/>
         </w:rPr>
-        <w:t>Tropisch Landbouwmuseum in Deventer</w:t>
-      </w:r>
-    </w:p>
-    <w:p>
-      <w:pPr>
-        <w:autoSpaceDN w:val="0"/>
-        <w:autoSpaceDE w:val="0"/>
-        <w:widowControl/>
-        <w:spacing w:line="352" w:lineRule="exact" w:before="248" w:after="0"/>
-        <w:ind w:left="10" w:right="0" w:firstLine="0"/>
-        <w:jc w:val="left"/>
-      </w:pPr>
+        <w:t xml:space="preserve">Tropisch Landbouwmuseum in Deventer </w:t>
+      </w:r>
+      <w:r>
+        <w:br/>
+      </w:r>
       <w:r>
         <w:rPr>
           <w:rFonts w:ascii="Charis SIL Italic" w:hAnsi="Charis SIL Italic" w:eastAsia="Charis SIL Italic"/>
@@ -1717,9 +1641,55 @@
             <w:rPr>
               <w:rStyle w:val="Hyperlink"/>
             </w:rPr>
-            <w:t>Suriname</w:t>
+            <w:t xml:space="preserve">Suriname </w:t>
           </w:r>
         </w:hyperlink>
+      </w:r>
+      <w:r>
+        <w:br/>
+      </w:r>
+      <w:r>
+        <w:rPr>
+          <w:rFonts w:ascii="Charis SIL Bold" w:hAnsi="Charis SIL Bold" w:eastAsia="Charis SIL Bold"/>
+          <w:b/>
+          <w:i w:val="0"/>
+          <w:color w:val="000000"/>
+          <w:sz w:val="24"/>
+        </w:rPr>
+        <w:t xml:space="preserve">Museon-Omniversum </w:t>
+      </w:r>
+      <w:r>
+        <w:br/>
+      </w:r>
+      <w:r>
+        <w:rPr>
+          <w:rFonts w:ascii="Charis SIL Italic" w:hAnsi="Charis SIL Italic" w:eastAsia="Charis SIL Italic"/>
+          <w:b w:val="0"/>
+          <w:i w:val="0"/>
+          <w:color w:val="000000"/>
+          <w:sz w:val="24"/>
+        </w:rPr>
+        <w:t xml:space="preserve">Volgens Vruggink en Paasman is de Surinamecollectie ongeveer vier- tot vijfduizend objecten </w:t>
+      </w:r>
+      <w:r>
+        <w:rPr>
+          <w:rFonts w:ascii="Charis SIL Italic" w:hAnsi="Charis SIL Italic" w:eastAsia="Charis SIL Italic"/>
+          <w:b w:val="0"/>
+          <w:i w:val="0"/>
+          <w:color w:val="000000"/>
+          <w:sz w:val="24"/>
+        </w:rPr>
+        <w:t xml:space="preserve">groot. Een onderdeel is de schenking uit 1957 van de geschenken aan Juliana bij haar bezoek </w:t>
+      </w:r>
+      <w:r>
+        <w:rPr>
+          <w:rFonts w:ascii="Charis SIL Italic" w:hAnsi="Charis SIL Italic" w:eastAsia="Charis SIL Italic"/>
+          <w:b w:val="0"/>
+          <w:i w:val="0"/>
+          <w:color w:val="000000"/>
+          <w:sz w:val="24"/>
+        </w:rPr>
+        <w:t>aan Suriname in 1955.</w:t>
       </w:r>
     </w:p>
     <w:p>
@@ -1727,68 +1697,8 @@
         <w:autoSpaceDN w:val="0"/>
         <w:autoSpaceDE w:val="0"/>
         <w:widowControl/>
-        <w:spacing w:line="358" w:lineRule="exact" w:before="256" w:after="0"/>
-        <w:ind w:left="10" w:right="0" w:firstLine="0"/>
-        <w:jc w:val="left"/>
-      </w:pPr>
-      <w:r>
-        <w:rPr>
-          <w:rFonts w:ascii="Charis SIL Bold" w:hAnsi="Charis SIL Bold" w:eastAsia="Charis SIL Bold"/>
-          <w:b/>
-          <w:i w:val="0"/>
-          <w:color w:val="000000"/>
-          <w:sz w:val="24"/>
-        </w:rPr>
-        <w:t>Museon-Omniversum</w:t>
-      </w:r>
-    </w:p>
-    <w:p>
-      <w:pPr>
-        <w:autoSpaceDN w:val="0"/>
-        <w:autoSpaceDE w:val="0"/>
-        <w:widowControl/>
-        <w:spacing w:line="288" w:lineRule="exact" w:before="314" w:after="0"/>
-        <w:ind w:left="10" w:right="20" w:firstLine="0"/>
-        <w:jc w:val="both"/>
-      </w:pPr>
-      <w:r>
-        <w:rPr>
-          <w:rFonts w:ascii="Charis SIL Italic" w:hAnsi="Charis SIL Italic" w:eastAsia="Charis SIL Italic"/>
-          <w:b w:val="0"/>
-          <w:i w:val="0"/>
-          <w:color w:val="000000"/>
-          <w:sz w:val="24"/>
-        </w:rPr>
-        <w:t xml:space="preserve">Volgens Vruggink en Paasman is de Surinamecollectie ongeveer vier- tot vijfduizend objecten </w:t>
-      </w:r>
-      <w:r>
-        <w:rPr>
-          <w:rFonts w:ascii="Charis SIL Italic" w:hAnsi="Charis SIL Italic" w:eastAsia="Charis SIL Italic"/>
-          <w:b w:val="0"/>
-          <w:i w:val="0"/>
-          <w:color w:val="000000"/>
-          <w:sz w:val="24"/>
-        </w:rPr>
-        <w:t xml:space="preserve">groot. Een onderdeel is de schenking uit 1957 van de geschenken aan Juliana bij haar bezoek </w:t>
-      </w:r>
-      <w:r>
-        <w:rPr>
-          <w:rFonts w:ascii="Charis SIL Italic" w:hAnsi="Charis SIL Italic" w:eastAsia="Charis SIL Italic"/>
-          <w:b w:val="0"/>
-          <w:i w:val="0"/>
-          <w:color w:val="000000"/>
-          <w:sz w:val="24"/>
-        </w:rPr>
-        <w:t>aan Suriname in 1955.</w:t>
-      </w:r>
-    </w:p>
-    <w:p>
-      <w:pPr>
-        <w:autoSpaceDN w:val="0"/>
-        <w:autoSpaceDE w:val="0"/>
-        <w:widowControl/>
-        <w:spacing w:line="354" w:lineRule="exact" w:before="174" w:after="0"/>
-        <w:ind w:left="10" w:right="0" w:firstLine="0"/>
+        <w:spacing w:line="580" w:lineRule="exact" w:before="0" w:after="0"/>
+        <w:ind w:left="10" w:right="6336" w:firstLine="0"/>
         <w:jc w:val="left"/>
       </w:pPr>
       <w:r>
@@ -1892,130 +1802,65 @@
             <w:rPr>
               <w:rStyle w:val="Hyperlink"/>
             </w:rPr>
-            <w:t>1923</w:t>
+            <w:t xml:space="preserve">1923 </w:t>
           </w:r>
         </w:hyperlink>
+      </w:r>
+      <w:r>
+        <w:br/>
+      </w:r>
+      <w:r>
+        <w:rPr>
+          <w:rFonts w:ascii="Charis SIL Bold" w:hAnsi="Charis SIL Bold" w:eastAsia="Charis SIL Bold"/>
+          <w:b/>
+          <w:i w:val="0"/>
+          <w:color w:val="000000"/>
+          <w:sz w:val="24"/>
+        </w:rPr>
+        <w:t xml:space="preserve">Koninklijke Verzamelingen </w:t>
+      </w:r>
+      <w:r>
+        <w:br/>
+      </w:r>
+      <w:r>
+        <w:rPr>
+          <w:rFonts w:ascii="Charis SIL Italic" w:hAnsi="Charis SIL Italic" w:eastAsia="Charis SIL Italic"/>
+          <w:b w:val="0"/>
+          <w:i w:val="0"/>
+          <w:color w:val="000000"/>
+          <w:sz w:val="24"/>
+        </w:rPr>
+        <w:t>Vooral veel foto's.</w:t>
       </w:r>
     </w:p>
     <w:p>
       <w:pPr>
         <w:autoSpaceDN w:val="0"/>
+        <w:tabs>
+          <w:tab w:pos="398" w:val="left"/>
+        </w:tabs>
         <w:autoSpaceDE w:val="0"/>
         <w:widowControl/>
-        <w:spacing w:line="358" w:lineRule="exact" w:before="254" w:after="0"/>
-        <w:ind w:left="10" w:right="0" w:firstLine="0"/>
-        <w:jc w:val="left"/>
-      </w:pPr>
-      <w:r>
-        <w:rPr>
-          <w:rFonts w:ascii="Charis SIL Bold" w:hAnsi="Charis SIL Bold" w:eastAsia="Charis SIL Bold"/>
-          <w:b/>
-          <w:i w:val="0"/>
-          <w:color w:val="000000"/>
-          <w:sz w:val="24"/>
-        </w:rPr>
-        <w:t>Koninklijke Verzamelingen</w:t>
-      </w:r>
-    </w:p>
-    <w:p>
-      <w:pPr>
-        <w:autoSpaceDN w:val="0"/>
-        <w:autoSpaceDE w:val="0"/>
-        <w:widowControl/>
-        <w:spacing w:line="354" w:lineRule="exact" w:before="248" w:after="0"/>
-        <w:ind w:left="10" w:right="0" w:firstLine="0"/>
-        <w:jc w:val="left"/>
-      </w:pPr>
-      <w:r>
-        <w:rPr>
-          <w:rFonts w:ascii="Charis SIL Italic" w:hAnsi="Charis SIL Italic" w:eastAsia="Charis SIL Italic"/>
-          <w:b w:val="0"/>
-          <w:i w:val="0"/>
-          <w:color w:val="000000"/>
-          <w:sz w:val="24"/>
-        </w:rPr>
-        <w:t>Vooral veel foto's.</w:t>
-      </w:r>
-    </w:p>
-    <w:p>
-      <w:pPr>
-        <w:autoSpaceDN w:val="0"/>
-        <w:autoSpaceDE w:val="0"/>
-        <w:widowControl/>
-        <w:spacing w:line="360" w:lineRule="exact" w:before="254" w:after="0"/>
-        <w:ind w:left="10" w:right="0" w:firstLine="0"/>
-        <w:jc w:val="left"/>
-      </w:pPr>
-      <w:r>
-        <w:rPr>
-          <w:rFonts w:ascii="Charis SIL Bold" w:hAnsi="Charis SIL Bold" w:eastAsia="Charis SIL Bold"/>
-          <w:b/>
-          <w:i w:val="0"/>
-          <w:color w:val="000000"/>
-          <w:sz w:val="24"/>
-        </w:rPr>
-        <w:t>AfricaMuseum, Tervuren</w:t>
-      </w:r>
-    </w:p>
-    <w:p>
-      <w:pPr>
-        <w:autoSpaceDN w:val="0"/>
-        <w:autoSpaceDE w:val="0"/>
-        <w:widowControl/>
-        <w:spacing w:line="288" w:lineRule="exact" w:before="312" w:after="0"/>
+        <w:spacing w:line="478" w:lineRule="exact" w:before="136" w:after="0"/>
         <w:ind w:left="10" w:right="144" w:firstLine="0"/>
         <w:jc w:val="left"/>
       </w:pPr>
       <w:r>
         <w:rPr>
-          <w:rFonts w:ascii="Charis SIL Italic" w:hAnsi="Charis SIL Italic" w:eastAsia="Charis SIL Italic"/>
-          <w:b w:val="0"/>
-          <w:i w:val="0"/>
-          <w:color w:val="000000"/>
-          <w:sz w:val="24"/>
-        </w:rPr>
-        <w:t xml:space="preserve">R.G. 48.42.4 genoemd in catalogus en Maroon arts, is een Aukaanse kam die tussen 1893 en </w:t>
-      </w:r>
-      <w:r>
-        <w:rPr>
-          <w:rFonts w:ascii="Charis SIL Italic" w:hAnsi="Charis SIL Italic" w:eastAsia="Charis SIL Italic"/>
-          <w:b w:val="0"/>
-          <w:i w:val="0"/>
-          <w:color w:val="000000"/>
-          <w:sz w:val="24"/>
-        </w:rPr>
-        <w:t>1896 is verzameld... Van Panhuys?</w:t>
-      </w:r>
-    </w:p>
-    <w:p>
-      <w:pPr>
-        <w:autoSpaceDN w:val="0"/>
-        <w:autoSpaceDE w:val="0"/>
-        <w:widowControl/>
-        <w:spacing w:line="360" w:lineRule="exact" w:before="254" w:after="0"/>
-        <w:ind w:left="10" w:right="0" w:firstLine="0"/>
-        <w:jc w:val="left"/>
-      </w:pPr>
-      <w:r>
-        <w:rPr>
           <w:rFonts w:ascii="Charis SIL Bold" w:hAnsi="Charis SIL Bold" w:eastAsia="Charis SIL Bold"/>
           <w:b/>
           <w:i w:val="0"/>
           <w:color w:val="000000"/>
           <w:sz w:val="24"/>
         </w:rPr>
-        <w:t>MQB</w:t>
-      </w:r>
-    </w:p>
-    <w:p>
-      <w:pPr>
-        <w:autoSpaceDN w:val="0"/>
-        <w:autoSpaceDE w:val="0"/>
-        <w:widowControl/>
-        <w:spacing w:line="352" w:lineRule="exact" w:before="248" w:after="0"/>
-        <w:ind w:left="398" w:right="0" w:firstLine="0"/>
-        <w:jc w:val="left"/>
-      </w:pPr>
+        <w:t>KZGW</w:t>
+      </w:r>
+      <w:r>
+        <w:br/>
+      </w:r>
+      <w:r>
+        <w:tab/>
+      </w:r>
       <w:r>
         <w:rPr>
           <w:rFonts w:ascii="Charis SIL Italic" w:hAnsi="Charis SIL Italic" w:eastAsia="Charis SIL Italic"/>
@@ -2024,77 +1869,7 @@
           <w:color w:val="000000"/>
           <w:sz w:val="24"/>
         </w:rPr>
-        <w:t>•  1897: Martin François Geay [verzameling](https://collections.quaibranly.fr/?</w:t>
-      </w:r>
-    </w:p>
-    <w:p>
-      <w:pPr>
-        <w:autoSpaceDN w:val="0"/>
-        <w:autoSpaceDE w:val="0"/>
-        <w:widowControl/>
-        <w:spacing w:line="288" w:lineRule="exact" w:before="64" w:after="0"/>
-        <w:ind w:left="610" w:right="0" w:firstLine="0"/>
-        <w:jc w:val="left"/>
-      </w:pPr>
-      <w:r>
-        <w:rPr>
-          <w:rFonts w:ascii="Charis SIL Italic" w:hAnsi="Charis SIL Italic" w:eastAsia="Charis SIL Italic"/>
-          <w:b w:val="0"/>
-          <w:i w:val="0"/>
-          <w:color w:val="000000"/>
-          <w:sz w:val="24"/>
-        </w:rPr>
-        <w:t xml:space="preserve">state={"matchAllCriteria":true,"customSearchCriteria":[{"field":"/Record/ConX/ </w:t>
-      </w:r>
-      <w:r>
-        <w:rPr>
-          <w:rFonts w:ascii="Charis SIL Italic" w:hAnsi="Charis SIL Italic" w:eastAsia="Charis SIL Italic"/>
-          <w:b w:val="0"/>
-          <w:i w:val="0"/>
-          <w:color w:val="000000"/>
-          <w:sz w:val="24"/>
-        </w:rPr>
-        <w:t xml:space="preserve">AlphaSortConX,/Record/ConXother/AlphaSort","fieldLabel":"","searchValues":["[Geay, </w:t>
-      </w:r>
-      <w:r>
-        <w:rPr>
-          <w:rFonts w:ascii="Charis SIL Italic" w:hAnsi="Charis SIL Italic" w:eastAsia="Charis SIL Italic"/>
-          <w:b w:val="0"/>
-          <w:i w:val="0"/>
-          <w:color w:val="000000"/>
-          <w:sz w:val="24"/>
-        </w:rPr>
-        <w:t xml:space="preserve">Martin-François]"],"description":"Personne(s) : Geay, Martin-François"}]}), lijkt niet uit </w:t>
-      </w:r>
-      <w:r>
-        <w:rPr>
-          <w:rFonts w:ascii="Charis SIL Italic" w:hAnsi="Charis SIL Italic" w:eastAsia="Charis SIL Italic"/>
-          <w:b w:val="0"/>
-          <w:i w:val="0"/>
-          <w:color w:val="000000"/>
-          <w:sz w:val="24"/>
-        </w:rPr>
-        <w:t>het Marowijnegebied afkomstig, dus hoeft niet in deze zoekhulp</w:t>
-      </w:r>
-    </w:p>
-    <w:p>
-      <w:pPr>
-        <w:autoSpaceDN w:val="0"/>
-        <w:autoSpaceDE w:val="0"/>
-        <w:widowControl/>
-        <w:spacing w:line="352" w:lineRule="exact" w:before="176" w:after="0"/>
-        <w:ind w:left="398" w:right="0" w:firstLine="0"/>
-        <w:jc w:val="left"/>
-      </w:pPr>
-      <w:r>
-        <w:rPr>
-          <w:rFonts w:ascii="Charis SIL Italic" w:hAnsi="Charis SIL Italic" w:eastAsia="Charis SIL Italic"/>
-          <w:b w:val="0"/>
-          <w:i w:val="0"/>
-          <w:color w:val="000000"/>
-          <w:sz w:val="24"/>
-        </w:rPr>
-        <w:t xml:space="preserve">•  1948-1950: </w:t>
+        <w:t xml:space="preserve">•  </w:t>
       </w:r>
       <w:r>
         <w:rPr>
@@ -2110,7 +1885,7 @@
             <w:rPr>
               <w:rStyle w:val="Hyperlink"/>
             </w:rPr>
-            <w:t>Edgar</w:t>
+            <w:t>Schenkingen</w:t>
           </w:r>
         </w:hyperlink>
       </w:r>
@@ -2119,11 +1894,26 @@
           <w:rFonts w:ascii="Charis SIL Italic" w:hAnsi="Charis SIL Italic" w:eastAsia="Charis SIL Italic"/>
           <w:b w:val="0"/>
           <w:i w:val="0"/>
-          <w:color w:val="0000FF"/>
-          <w:sz w:val="24"/>
-          <w:u w:val="single"/>
-        </w:rPr>
-        <w:t xml:space="preserve"> </w:t>
+          <w:color w:val="000000"/>
+          <w:sz w:val="24"/>
+        </w:rPr>
+        <w:t xml:space="preserve"> door Lammens</w:t>
+      </w:r>
+      <w:r>
+        <w:br/>
+      </w:r>
+      <w:r>
+        <w:tab/>
+      </w:r>
+      <w:r>
+        <w:rPr>
+          <w:rFonts w:ascii="Charis SIL Italic" w:hAnsi="Charis SIL Italic" w:eastAsia="Charis SIL Italic"/>
+          <w:b w:val="0"/>
+          <w:i w:val="0"/>
+          <w:color w:val="000000"/>
+          <w:sz w:val="24"/>
+        </w:rPr>
+        <w:t xml:space="preserve">•  </w:t>
       </w:r>
       <w:r>
         <w:rPr>
@@ -2139,7 +1929,7 @@
             <w:rPr>
               <w:rStyle w:val="Hyperlink"/>
             </w:rPr>
-            <w:t>Aubert</w:t>
+            <w:t>Schenkingen</w:t>
           </w:r>
         </w:hyperlink>
       </w:r>
@@ -2148,117 +1938,75 @@
           <w:rFonts w:ascii="Charis SIL Italic" w:hAnsi="Charis SIL Italic" w:eastAsia="Charis SIL Italic"/>
           <w:b w:val="0"/>
           <w:i w:val="0"/>
-          <w:color w:val="0000FF"/>
-          <w:sz w:val="24"/>
-          <w:u w:val="single"/>
-        </w:rPr>
-        <w:t xml:space="preserve"> </w:t>
-      </w:r>
-      <w:r>
-        <w:rPr>
-          <w:rFonts w:ascii="Charis SIL Italic" w:hAnsi="Charis SIL Italic" w:eastAsia="Charis SIL Italic"/>
-          <w:b w:val="0"/>
-          <w:i w:val="0"/>
-          <w:color w:val="0000FF"/>
-          <w:sz w:val="24"/>
-          <w:u w:val="single"/>
-        </w:rPr>
-        <w:hyperlink r:id="rId23" w:history="1">
-          <w:r>
-            <w:rPr>
-              <w:rStyle w:val="Hyperlink"/>
-            </w:rPr>
-            <w:t>de</w:t>
-          </w:r>
-        </w:hyperlink>
-      </w:r>
-      <w:r>
-        <w:rPr>
-          <w:rFonts w:ascii="Charis SIL Italic" w:hAnsi="Charis SIL Italic" w:eastAsia="Charis SIL Italic"/>
-          <w:b w:val="0"/>
-          <w:i w:val="0"/>
-          <w:color w:val="0000FF"/>
-          <w:sz w:val="24"/>
-          <w:u w:val="single"/>
-        </w:rPr>
-        <w:t xml:space="preserve"> </w:t>
-      </w:r>
-      <w:r>
-        <w:rPr>
-          <w:rFonts w:ascii="Charis SIL Italic" w:hAnsi="Charis SIL Italic" w:eastAsia="Charis SIL Italic"/>
-          <w:b w:val="0"/>
-          <w:i w:val="0"/>
-          <w:color w:val="0000FF"/>
-          <w:sz w:val="24"/>
-          <w:u w:val="single"/>
-        </w:rPr>
-        <w:hyperlink r:id="rId23" w:history="1">
-          <w:r>
-            <w:rPr>
-              <w:rStyle w:val="Hyperlink"/>
-            </w:rPr>
-            <w:t>la</w:t>
-          </w:r>
-        </w:hyperlink>
-      </w:r>
-      <w:r>
-        <w:rPr>
-          <w:rFonts w:ascii="Charis SIL Italic" w:hAnsi="Charis SIL Italic" w:eastAsia="Charis SIL Italic"/>
-          <w:b w:val="0"/>
-          <w:i w:val="0"/>
-          <w:color w:val="0000FF"/>
-          <w:sz w:val="24"/>
-          <w:u w:val="single"/>
-        </w:rPr>
-        <w:t xml:space="preserve"> </w:t>
-      </w:r>
-      <w:r>
-        <w:rPr>
-          <w:rFonts w:ascii="Charis SIL Italic" w:hAnsi="Charis SIL Italic" w:eastAsia="Charis SIL Italic"/>
-          <w:b w:val="0"/>
-          <w:i w:val="0"/>
-          <w:color w:val="0000FF"/>
-          <w:sz w:val="24"/>
-          <w:u w:val="single"/>
-        </w:rPr>
-        <w:hyperlink r:id="rId23" w:history="1">
-          <w:r>
-            <w:rPr>
-              <w:rStyle w:val="Hyperlink"/>
-            </w:rPr>
-            <w:t>Rüe</w:t>
-          </w:r>
-        </w:hyperlink>
-      </w:r>
-      <w:r>
-        <w:rPr>
-          <w:rFonts w:ascii="Charis SIL Italic" w:hAnsi="Charis SIL Italic" w:eastAsia="Charis SIL Italic"/>
-          <w:b w:val="0"/>
-          <w:i w:val="0"/>
           <w:color w:val="000000"/>
           <w:sz w:val="24"/>
         </w:rPr>
-        <w:t xml:space="preserve"> [verzameling](https://collections.quaibranly.fr/?</w:t>
+        <w:t xml:space="preserve"> door Georg Frederik thoe Schwartzenberg en Hohenlansberg </w:t>
+      </w:r>
+      <w:r>
+        <w:br/>
+      </w:r>
+      <w:r>
+        <w:rPr>
+          <w:rFonts w:ascii="Charis SIL Bold" w:hAnsi="Charis SIL Bold" w:eastAsia="Charis SIL Bold"/>
+          <w:b/>
+          <w:i w:val="0"/>
+          <w:color w:val="000000"/>
+          <w:sz w:val="24"/>
+        </w:rPr>
+        <w:t xml:space="preserve">AfricaMuseum, Tervuren </w:t>
+      </w:r>
+      <w:r>
+        <w:br/>
+      </w:r>
+      <w:r>
+        <w:rPr>
+          <w:rFonts w:ascii="Charis SIL Italic" w:hAnsi="Charis SIL Italic" w:eastAsia="Charis SIL Italic"/>
+          <w:b w:val="0"/>
+          <w:i w:val="0"/>
+          <w:color w:val="000000"/>
+          <w:sz w:val="24"/>
+        </w:rPr>
+        <w:t xml:space="preserve">R.G. 48.42.4 genoemd in catalogus en Maroon arts, is een Aukaanse kam die tussen 1893 en </w:t>
+      </w:r>
+      <w:r>
+        <w:rPr>
+          <w:rFonts w:ascii="Charis SIL Italic" w:hAnsi="Charis SIL Italic" w:eastAsia="Charis SIL Italic"/>
+          <w:b w:val="0"/>
+          <w:i w:val="0"/>
+          <w:color w:val="000000"/>
+          <w:sz w:val="24"/>
+        </w:rPr>
+        <w:t>1896 is verzameld... Van Panhuys?</w:t>
       </w:r>
     </w:p>
     <w:p>
       <w:pPr>
         <w:autoSpaceDN w:val="0"/>
+        <w:tabs>
+          <w:tab w:pos="398" w:val="left"/>
+        </w:tabs>
         <w:autoSpaceDE w:val="0"/>
         <w:widowControl/>
-        <w:spacing w:line="288" w:lineRule="exact" w:before="64" w:after="0"/>
-        <w:ind w:left="610" w:right="0" w:firstLine="0"/>
+        <w:spacing w:line="600" w:lineRule="exact" w:before="14" w:after="0"/>
+        <w:ind w:left="10" w:right="1008" w:firstLine="0"/>
         <w:jc w:val="left"/>
       </w:pPr>
       <w:r>
         <w:rPr>
-          <w:rFonts w:ascii="Charis SIL Italic" w:hAnsi="Charis SIL Italic" w:eastAsia="Charis SIL Italic"/>
-          <w:b w:val="0"/>
+          <w:rFonts w:ascii="Charis SIL Bold" w:hAnsi="Charis SIL Bold" w:eastAsia="Charis SIL Bold"/>
+          <w:b/>
           <w:i w:val="0"/>
           <w:color w:val="000000"/>
           <w:sz w:val="24"/>
         </w:rPr>
-        <w:t>state={"ma</w:t>
+        <w:t>MQB</w:t>
+      </w:r>
+      <w:r>
+        <w:br/>
+      </w:r>
+      <w:r>
+        <w:tab/>
       </w:r>
       <w:r>
         <w:rPr>
@@ -2268,173 +2016,7 @@
           <w:color w:val="000000"/>
           <w:sz w:val="24"/>
         </w:rPr>
-        <w:hyperlink r:id="rId23" w:history="1">
-          <w:r>
-            <w:rPr>
-              <w:rStyle w:val="Hyperlink"/>
-            </w:rPr>
-            <w:t>tchAll</w:t>
-          </w:r>
-        </w:hyperlink>
-      </w:r>
-      <w:r>
-        <w:rPr>
-          <w:rFonts w:ascii="Charis SIL Italic" w:hAnsi="Charis SIL Italic" w:eastAsia="Charis SIL Italic"/>
-          <w:b w:val="0"/>
-          <w:i w:val="0"/>
-          <w:color w:val="000000"/>
-          <w:sz w:val="24"/>
-        </w:rPr>
-        <w:t>C</w:t>
-      </w:r>
-      <w:r>
-        <w:rPr>
-          <w:rFonts w:ascii="Charis SIL Italic" w:hAnsi="Charis SIL Italic" w:eastAsia="Charis SIL Italic"/>
-          <w:b w:val="0"/>
-          <w:i w:val="0"/>
-          <w:color w:val="000000"/>
-          <w:sz w:val="24"/>
-        </w:rPr>
-        <w:hyperlink r:id="rId23" w:history="1">
-          <w:r>
-            <w:rPr>
-              <w:rStyle w:val="Hyperlink"/>
-            </w:rPr>
-            <w:t>riteria</w:t>
-          </w:r>
-        </w:hyperlink>
-      </w:r>
-      <w:r>
-        <w:rPr>
-          <w:rFonts w:ascii="Charis SIL Italic" w:hAnsi="Charis SIL Italic" w:eastAsia="Charis SIL Italic"/>
-          <w:b w:val="0"/>
-          <w:i w:val="0"/>
-          <w:color w:val="000000"/>
-          <w:sz w:val="24"/>
-        </w:rPr>
-        <w:hyperlink r:id="rId23" w:history="1">
-          <w:r>
-            <w:rPr>
-              <w:rStyle w:val="Hyperlink"/>
-            </w:rPr>
-            <w:t>"</w:t>
-          </w:r>
-        </w:hyperlink>
-      </w:r>
-      <w:r>
-        <w:rPr>
-          <w:rFonts w:ascii="Charis SIL Italic" w:hAnsi="Charis SIL Italic" w:eastAsia="Charis SIL Italic"/>
-          <w:b w:val="0"/>
-          <w:i w:val="0"/>
-          <w:color w:val="000000"/>
-          <w:sz w:val="24"/>
-        </w:rPr>
-        <w:hyperlink r:id="rId23" w:history="1">
-          <w:r>
-            <w:rPr>
-              <w:rStyle w:val="Hyperlink"/>
-            </w:rPr>
-            <w:t>:tr</w:t>
-          </w:r>
-        </w:hyperlink>
-      </w:r>
-      <w:r>
-        <w:rPr>
-          <w:rFonts w:ascii="Charis SIL Italic" w:hAnsi="Charis SIL Italic" w:eastAsia="Charis SIL Italic"/>
-          <w:b w:val="0"/>
-          <w:i w:val="0"/>
-          <w:color w:val="000000"/>
-          <w:sz w:val="24"/>
-        </w:rPr>
-        <w:hyperlink r:id="rId23" w:history="1">
-          <w:r>
-            <w:rPr>
-              <w:rStyle w:val="Hyperlink"/>
-            </w:rPr>
-            <w:t>u</w:t>
-          </w:r>
-        </w:hyperlink>
-      </w:r>
-      <w:r>
-        <w:rPr>
-          <w:rFonts w:ascii="Charis SIL Italic" w:hAnsi="Charis SIL Italic" w:eastAsia="Charis SIL Italic"/>
-          <w:b w:val="0"/>
-          <w:i w:val="0"/>
-          <w:color w:val="000000"/>
-          <w:sz w:val="24"/>
-        </w:rPr>
-        <w:hyperlink r:id="rId23" w:history="1">
-          <w:r>
-            <w:rPr>
-              <w:rStyle w:val="Hyperlink"/>
-            </w:rPr>
-            <w:t>e</w:t>
-          </w:r>
-        </w:hyperlink>
-      </w:r>
-      <w:r>
-        <w:rPr>
-          <w:rFonts w:ascii="Charis SIL Italic" w:hAnsi="Charis SIL Italic" w:eastAsia="Charis SIL Italic"/>
-          <w:b w:val="0"/>
-          <w:i w:val="0"/>
-          <w:color w:val="000000"/>
-          <w:sz w:val="24"/>
-        </w:rPr>
-        <w:hyperlink r:id="rId23" w:history="1">
-          <w:r>
-            <w:rPr>
-              <w:rStyle w:val="Hyperlink"/>
-            </w:rPr>
-            <w:t>,</w:t>
-          </w:r>
-        </w:hyperlink>
-      </w:r>
-      <w:r>
-        <w:rPr>
-          <w:rFonts w:ascii="Charis SIL Italic" w:hAnsi="Charis SIL Italic" w:eastAsia="Charis SIL Italic"/>
-          <w:b w:val="0"/>
-          <w:i w:val="0"/>
-          <w:color w:val="000000"/>
-          <w:sz w:val="24"/>
-        </w:rPr>
-        <w:hyperlink r:id="rId23" w:history="1">
-          <w:r>
-            <w:rPr>
-              <w:rStyle w:val="Hyperlink"/>
-            </w:rPr>
-            <w:t>"cus</w:t>
-          </w:r>
-        </w:hyperlink>
-      </w:r>
-      <w:r>
-        <w:rPr>
-          <w:rFonts w:ascii="Charis SIL Italic" w:hAnsi="Charis SIL Italic" w:eastAsia="Charis SIL Italic"/>
-          <w:b w:val="0"/>
-          <w:i w:val="0"/>
-          <w:color w:val="000000"/>
-          <w:sz w:val="24"/>
-        </w:rPr>
-        <w:t xml:space="preserve">tomSearchCriteria":[{"field":"/Record/ConX/ </w:t>
-      </w:r>
-      <w:r>
-        <w:rPr>
-          <w:rFonts w:ascii="Charis SIL Italic" w:hAnsi="Charis SIL Italic" w:eastAsia="Charis SIL Italic"/>
-          <w:b w:val="0"/>
-          <w:i w:val="0"/>
-          <w:color w:val="000000"/>
-          <w:sz w:val="24"/>
-        </w:rPr>
-        <w:t xml:space="preserve">AlphaSortConX,/Record/ConXother/AlphaSort","fieldLabel":"","searchValues":["[Aubert </w:t>
-      </w:r>
-      <w:r>
-        <w:rPr>
-          <w:rFonts w:ascii="Charis SIL Italic" w:hAnsi="Charis SIL Italic" w:eastAsia="Charis SIL Italic"/>
-          <w:b w:val="0"/>
-          <w:i w:val="0"/>
-          <w:color w:val="000000"/>
-          <w:sz w:val="24"/>
-        </w:rPr>
-        <w:t>de la Rüe, Edgar]"],"description":"Personne(s) : Aubert de la Rüe, Edgar"}]})</w:t>
+        <w:t>•  1897: Martin François Geay [verzameling](https://collections.quaibranly.fr/?</w:t>
       </w:r>
     </w:p>
     <w:p>
@@ -2445,8 +2027,8 @@
         </w:tabs>
         <w:autoSpaceDE w:val="0"/>
         <w:widowControl/>
-        <w:spacing w:line="288" w:lineRule="exact" w:before="240" w:after="0"/>
-        <w:ind w:left="398" w:right="720" w:firstLine="0"/>
+        <w:spacing w:line="348" w:lineRule="exact" w:before="4" w:after="0"/>
+        <w:ind w:left="398" w:right="0" w:firstLine="0"/>
         <w:jc w:val="left"/>
       </w:pPr>
       <w:r>
@@ -2457,7 +2039,7 @@
           <w:color w:val="000000"/>
           <w:sz w:val="24"/>
         </w:rPr>
-        <w:t xml:space="preserve">•  1968-1969: Claude Bernardin [verzameling](https://collections.quaibranly.fr/? </w:t>
+        <w:t xml:space="preserve">state={"matchAllCriteria":true,"customSearchCriteria":[{"field":"/Record/ConX/ </w:t>
       </w:r>
       <w:r>
         <w:rPr>
@@ -2467,14 +2049,367 @@
           <w:color w:val="000000"/>
           <w:sz w:val="24"/>
         </w:rPr>
-        <w:t>state={"matchAllCriteria":true,"customSearchCriteria":[{"field":"/Record/ConX/</w:t>
+        <w:t xml:space="preserve">AlphaSortConX,/Record/ConXother/AlphaSort","fieldLabel":"","searchValues":["[Geay, </w:t>
+      </w:r>
+      <w:r>
+        <w:rPr>
+          <w:rFonts w:ascii="Charis SIL Italic" w:hAnsi="Charis SIL Italic" w:eastAsia="Charis SIL Italic"/>
+          <w:b w:val="0"/>
+          <w:i w:val="0"/>
+          <w:color w:val="000000"/>
+          <w:sz w:val="24"/>
+        </w:rPr>
+        <w:t xml:space="preserve">Martin-François]"],"description":"Personne(s) : Geay, Martin-François"}]}), lijkt niet uit </w:t>
+      </w:r>
+      <w:r>
+        <w:rPr>
+          <w:rFonts w:ascii="Charis SIL Italic" w:hAnsi="Charis SIL Italic" w:eastAsia="Charis SIL Italic"/>
+          <w:b w:val="0"/>
+          <w:i w:val="0"/>
+          <w:color w:val="000000"/>
+          <w:sz w:val="24"/>
+        </w:rPr>
+        <w:t>het Marowijnegebied afkomstig, dus hoeft niet in deze zoekhulp</w:t>
+      </w:r>
+      <w:r>
+        <w:br/>
+      </w:r>
+      <w:r>
+        <w:rPr>
+          <w:rFonts w:ascii="Charis SIL Italic" w:hAnsi="Charis SIL Italic" w:eastAsia="Charis SIL Italic"/>
+          <w:b w:val="0"/>
+          <w:i w:val="0"/>
+          <w:color w:val="000000"/>
+          <w:sz w:val="24"/>
+        </w:rPr>
+        <w:t xml:space="preserve">•  1948-1950: </w:t>
+      </w:r>
+      <w:r>
+        <w:rPr>
+          <w:rFonts w:ascii="Charis SIL Italic" w:hAnsi="Charis SIL Italic" w:eastAsia="Charis SIL Italic"/>
+          <w:b w:val="0"/>
+          <w:i w:val="0"/>
+          <w:color w:val="0000FF"/>
+          <w:sz w:val="24"/>
+          <w:u w:val="single"/>
+        </w:rPr>
+        <w:hyperlink r:id="rId24" w:history="1">
+          <w:r>
+            <w:rPr>
+              <w:rStyle w:val="Hyperlink"/>
+            </w:rPr>
+            <w:t>Edgar</w:t>
+          </w:r>
+        </w:hyperlink>
+      </w:r>
+      <w:r>
+        <w:rPr>
+          <w:rFonts w:ascii="Charis SIL Italic" w:hAnsi="Charis SIL Italic" w:eastAsia="Charis SIL Italic"/>
+          <w:b w:val="0"/>
+          <w:i w:val="0"/>
+          <w:color w:val="0000FF"/>
+          <w:sz w:val="24"/>
+          <w:u w:val="single"/>
+        </w:rPr>
+        <w:t xml:space="preserve"> </w:t>
+      </w:r>
+      <w:r>
+        <w:rPr>
+          <w:rFonts w:ascii="Charis SIL Italic" w:hAnsi="Charis SIL Italic" w:eastAsia="Charis SIL Italic"/>
+          <w:b w:val="0"/>
+          <w:i w:val="0"/>
+          <w:color w:val="0000FF"/>
+          <w:sz w:val="24"/>
+          <w:u w:val="single"/>
+        </w:rPr>
+        <w:hyperlink r:id="rId24" w:history="1">
+          <w:r>
+            <w:rPr>
+              <w:rStyle w:val="Hyperlink"/>
+            </w:rPr>
+            <w:t>Aubert</w:t>
+          </w:r>
+        </w:hyperlink>
+      </w:r>
+      <w:r>
+        <w:rPr>
+          <w:rFonts w:ascii="Charis SIL Italic" w:hAnsi="Charis SIL Italic" w:eastAsia="Charis SIL Italic"/>
+          <w:b w:val="0"/>
+          <w:i w:val="0"/>
+          <w:color w:val="0000FF"/>
+          <w:sz w:val="24"/>
+          <w:u w:val="single"/>
+        </w:rPr>
+        <w:t xml:space="preserve"> </w:t>
+      </w:r>
+      <w:r>
+        <w:rPr>
+          <w:rFonts w:ascii="Charis SIL Italic" w:hAnsi="Charis SIL Italic" w:eastAsia="Charis SIL Italic"/>
+          <w:b w:val="0"/>
+          <w:i w:val="0"/>
+          <w:color w:val="0000FF"/>
+          <w:sz w:val="24"/>
+          <w:u w:val="single"/>
+        </w:rPr>
+        <w:hyperlink r:id="rId24" w:history="1">
+          <w:r>
+            <w:rPr>
+              <w:rStyle w:val="Hyperlink"/>
+            </w:rPr>
+            <w:t>de</w:t>
+          </w:r>
+        </w:hyperlink>
+      </w:r>
+      <w:r>
+        <w:rPr>
+          <w:rFonts w:ascii="Charis SIL Italic" w:hAnsi="Charis SIL Italic" w:eastAsia="Charis SIL Italic"/>
+          <w:b w:val="0"/>
+          <w:i w:val="0"/>
+          <w:color w:val="0000FF"/>
+          <w:sz w:val="24"/>
+          <w:u w:val="single"/>
+        </w:rPr>
+        <w:t xml:space="preserve"> </w:t>
+      </w:r>
+      <w:r>
+        <w:rPr>
+          <w:rFonts w:ascii="Charis SIL Italic" w:hAnsi="Charis SIL Italic" w:eastAsia="Charis SIL Italic"/>
+          <w:b w:val="0"/>
+          <w:i w:val="0"/>
+          <w:color w:val="0000FF"/>
+          <w:sz w:val="24"/>
+          <w:u w:val="single"/>
+        </w:rPr>
+        <w:hyperlink r:id="rId24" w:history="1">
+          <w:r>
+            <w:rPr>
+              <w:rStyle w:val="Hyperlink"/>
+            </w:rPr>
+            <w:t>la</w:t>
+          </w:r>
+        </w:hyperlink>
+      </w:r>
+      <w:r>
+        <w:rPr>
+          <w:rFonts w:ascii="Charis SIL Italic" w:hAnsi="Charis SIL Italic" w:eastAsia="Charis SIL Italic"/>
+          <w:b w:val="0"/>
+          <w:i w:val="0"/>
+          <w:color w:val="0000FF"/>
+          <w:sz w:val="24"/>
+          <w:u w:val="single"/>
+        </w:rPr>
+        <w:t xml:space="preserve"> </w:t>
+      </w:r>
+      <w:r>
+        <w:rPr>
+          <w:rFonts w:ascii="Charis SIL Italic" w:hAnsi="Charis SIL Italic" w:eastAsia="Charis SIL Italic"/>
+          <w:b w:val="0"/>
+          <w:i w:val="0"/>
+          <w:color w:val="0000FF"/>
+          <w:sz w:val="24"/>
+          <w:u w:val="single"/>
+        </w:rPr>
+        <w:hyperlink r:id="rId24" w:history="1">
+          <w:r>
+            <w:rPr>
+              <w:rStyle w:val="Hyperlink"/>
+            </w:rPr>
+            <w:t>Rüe</w:t>
+          </w:r>
+        </w:hyperlink>
+      </w:r>
+      <w:r>
+        <w:rPr>
+          <w:rFonts w:ascii="Charis SIL Italic" w:hAnsi="Charis SIL Italic" w:eastAsia="Charis SIL Italic"/>
+          <w:b w:val="0"/>
+          <w:i w:val="0"/>
+          <w:color w:val="000000"/>
+          <w:sz w:val="24"/>
+        </w:rPr>
+        <w:t xml:space="preserve"> [verzameling](https://collections.quaibranly.fr/?</w:t>
+      </w:r>
+    </w:p>
+    <w:p>
+      <w:pPr>
+        <w:autoSpaceDN w:val="0"/>
+        <w:autoSpaceDE w:val="0"/>
+        <w:widowControl/>
+        <w:spacing w:line="352" w:lineRule="exact" w:before="0" w:after="0"/>
+        <w:ind w:left="610" w:right="0" w:firstLine="0"/>
+        <w:jc w:val="left"/>
+      </w:pPr>
+      <w:r>
+        <w:rPr>
+          <w:rFonts w:ascii="Charis SIL Italic" w:hAnsi="Charis SIL Italic" w:eastAsia="Charis SIL Italic"/>
+          <w:b w:val="0"/>
+          <w:i w:val="0"/>
+          <w:color w:val="000000"/>
+          <w:sz w:val="24"/>
+        </w:rPr>
+        <w:t>state={"ma</w:t>
+      </w:r>
+      <w:r>
+        <w:rPr>
+          <w:rFonts w:ascii="Charis SIL Italic" w:hAnsi="Charis SIL Italic" w:eastAsia="Charis SIL Italic"/>
+          <w:b w:val="0"/>
+          <w:i w:val="0"/>
+          <w:color w:val="000000"/>
+          <w:sz w:val="24"/>
+        </w:rPr>
+        <w:hyperlink r:id="rId24" w:history="1">
+          <w:r>
+            <w:rPr>
+              <w:rStyle w:val="Hyperlink"/>
+            </w:rPr>
+            <w:t>tchAll</w:t>
+          </w:r>
+        </w:hyperlink>
+      </w:r>
+      <w:r>
+        <w:rPr>
+          <w:rFonts w:ascii="Charis SIL Italic" w:hAnsi="Charis SIL Italic" w:eastAsia="Charis SIL Italic"/>
+          <w:b w:val="0"/>
+          <w:i w:val="0"/>
+          <w:color w:val="000000"/>
+          <w:sz w:val="24"/>
+        </w:rPr>
+        <w:t>C</w:t>
+      </w:r>
+      <w:r>
+        <w:rPr>
+          <w:rFonts w:ascii="Charis SIL Italic" w:hAnsi="Charis SIL Italic" w:eastAsia="Charis SIL Italic"/>
+          <w:b w:val="0"/>
+          <w:i w:val="0"/>
+          <w:color w:val="000000"/>
+          <w:sz w:val="24"/>
+        </w:rPr>
+        <w:hyperlink r:id="rId24" w:history="1">
+          <w:r>
+            <w:rPr>
+              <w:rStyle w:val="Hyperlink"/>
+            </w:rPr>
+            <w:t>riteria</w:t>
+          </w:r>
+        </w:hyperlink>
+      </w:r>
+      <w:r>
+        <w:rPr>
+          <w:rFonts w:ascii="Charis SIL Italic" w:hAnsi="Charis SIL Italic" w:eastAsia="Charis SIL Italic"/>
+          <w:b w:val="0"/>
+          <w:i w:val="0"/>
+          <w:color w:val="000000"/>
+          <w:sz w:val="24"/>
+        </w:rPr>
+        <w:hyperlink r:id="rId24" w:history="1">
+          <w:r>
+            <w:rPr>
+              <w:rStyle w:val="Hyperlink"/>
+            </w:rPr>
+            <w:t>"</w:t>
+          </w:r>
+        </w:hyperlink>
+      </w:r>
+      <w:r>
+        <w:rPr>
+          <w:rFonts w:ascii="Charis SIL Italic" w:hAnsi="Charis SIL Italic" w:eastAsia="Charis SIL Italic"/>
+          <w:b w:val="0"/>
+          <w:i w:val="0"/>
+          <w:color w:val="000000"/>
+          <w:sz w:val="24"/>
+        </w:rPr>
+        <w:hyperlink r:id="rId24" w:history="1">
+          <w:r>
+            <w:rPr>
+              <w:rStyle w:val="Hyperlink"/>
+            </w:rPr>
+            <w:t>:tr</w:t>
+          </w:r>
+        </w:hyperlink>
+      </w:r>
+      <w:r>
+        <w:rPr>
+          <w:rFonts w:ascii="Charis SIL Italic" w:hAnsi="Charis SIL Italic" w:eastAsia="Charis SIL Italic"/>
+          <w:b w:val="0"/>
+          <w:i w:val="0"/>
+          <w:color w:val="000000"/>
+          <w:sz w:val="24"/>
+        </w:rPr>
+        <w:hyperlink r:id="rId24" w:history="1">
+          <w:r>
+            <w:rPr>
+              <w:rStyle w:val="Hyperlink"/>
+            </w:rPr>
+            <w:t>u</w:t>
+          </w:r>
+        </w:hyperlink>
+      </w:r>
+      <w:r>
+        <w:rPr>
+          <w:rFonts w:ascii="Charis SIL Italic" w:hAnsi="Charis SIL Italic" w:eastAsia="Charis SIL Italic"/>
+          <w:b w:val="0"/>
+          <w:i w:val="0"/>
+          <w:color w:val="000000"/>
+          <w:sz w:val="24"/>
+        </w:rPr>
+        <w:hyperlink r:id="rId24" w:history="1">
+          <w:r>
+            <w:rPr>
+              <w:rStyle w:val="Hyperlink"/>
+            </w:rPr>
+            <w:t>e</w:t>
+          </w:r>
+        </w:hyperlink>
+      </w:r>
+      <w:r>
+        <w:rPr>
+          <w:rFonts w:ascii="Charis SIL Italic" w:hAnsi="Charis SIL Italic" w:eastAsia="Charis SIL Italic"/>
+          <w:b w:val="0"/>
+          <w:i w:val="0"/>
+          <w:color w:val="000000"/>
+          <w:sz w:val="24"/>
+        </w:rPr>
+        <w:hyperlink r:id="rId24" w:history="1">
+          <w:r>
+            <w:rPr>
+              <w:rStyle w:val="Hyperlink"/>
+            </w:rPr>
+            <w:t>,</w:t>
+          </w:r>
+        </w:hyperlink>
+      </w:r>
+      <w:r>
+        <w:rPr>
+          <w:rFonts w:ascii="Charis SIL Italic" w:hAnsi="Charis SIL Italic" w:eastAsia="Charis SIL Italic"/>
+          <w:b w:val="0"/>
+          <w:i w:val="0"/>
+          <w:color w:val="000000"/>
+          <w:sz w:val="24"/>
+        </w:rPr>
+        <w:hyperlink r:id="rId24" w:history="1">
+          <w:r>
+            <w:rPr>
+              <w:rStyle w:val="Hyperlink"/>
+            </w:rPr>
+            <w:t>"cus</w:t>
+          </w:r>
+        </w:hyperlink>
+      </w:r>
+      <w:r>
+        <w:rPr>
+          <w:rFonts w:ascii="Charis SIL Italic" w:hAnsi="Charis SIL Italic" w:eastAsia="Charis SIL Italic"/>
+          <w:b w:val="0"/>
+          <w:i w:val="0"/>
+          <w:color w:val="000000"/>
+          <w:sz w:val="24"/>
+        </w:rPr>
+        <w:t>tomSearchCriteria":[{"field":"/Record/ConX/</w:t>
       </w:r>
     </w:p>
     <w:p>
       <w:pPr>
         <w:sectPr>
           <w:pgSz w:w="11900" w:h="16840"/>
-          <w:pgMar w:top="324" w:right="978" w:bottom="438" w:left="950" w:header="720" w:footer="720" w:gutter="0"/>
+          <w:pgMar w:top="324" w:right="978" w:bottom="382" w:left="950" w:header="720" w:footer="720" w:gutter="0"/>
           <w:cols/>
           <w:docGrid w:linePitch="360"/>
         </w:sectPr>
@@ -2495,9 +2430,59 @@
         <w:autoSpaceDE w:val="0"/>
         <w:widowControl/>
         <w:spacing w:line="288" w:lineRule="exact" w:before="64" w:after="0"/>
-        <w:ind w:left="610" w:right="1008" w:firstLine="0"/>
+        <w:ind w:left="610" w:right="0" w:firstLine="0"/>
         <w:jc w:val="left"/>
       </w:pPr>
+      <w:r>
+        <w:rPr>
+          <w:rFonts w:ascii="Charis SIL Italic" w:hAnsi="Charis SIL Italic" w:eastAsia="Charis SIL Italic"/>
+          <w:b w:val="0"/>
+          <w:i w:val="0"/>
+          <w:color w:val="000000"/>
+          <w:sz w:val="24"/>
+        </w:rPr>
+        <w:t xml:space="preserve">AlphaSortConX,/Record/ConXother/AlphaSort","fieldLabel":"","searchValues":["[Aubert </w:t>
+      </w:r>
+      <w:r>
+        <w:rPr>
+          <w:rFonts w:ascii="Charis SIL Italic" w:hAnsi="Charis SIL Italic" w:eastAsia="Charis SIL Italic"/>
+          <w:b w:val="0"/>
+          <w:i w:val="0"/>
+          <w:color w:val="000000"/>
+          <w:sz w:val="24"/>
+        </w:rPr>
+        <w:t>de la Rüe, Edgar]"],"description":"Personne(s) : Aubert de la Rüe, Edgar"}]})</w:t>
+      </w:r>
+    </w:p>
+    <w:p>
+      <w:pPr>
+        <w:autoSpaceDN w:val="0"/>
+        <w:autoSpaceDE w:val="0"/>
+        <w:widowControl/>
+        <w:spacing w:line="288" w:lineRule="exact" w:before="240" w:after="0"/>
+        <w:ind w:left="610" w:right="720" w:hanging="212"/>
+        <w:jc w:val="left"/>
+      </w:pPr>
+      <w:r>
+        <w:rPr>
+          <w:rFonts w:ascii="Charis SIL Italic" w:hAnsi="Charis SIL Italic" w:eastAsia="Charis SIL Italic"/>
+          <w:b w:val="0"/>
+          <w:i w:val="0"/>
+          <w:color w:val="000000"/>
+          <w:sz w:val="24"/>
+        </w:rPr>
+        <w:t xml:space="preserve">•  1968-1969: Claude Bernardin [verzameling](https://collections.quaibranly.fr/? </w:t>
+      </w:r>
+      <w:r>
+        <w:rPr>
+          <w:rFonts w:ascii="Charis SIL Italic" w:hAnsi="Charis SIL Italic" w:eastAsia="Charis SIL Italic"/>
+          <w:b w:val="0"/>
+          <w:i w:val="0"/>
+          <w:color w:val="000000"/>
+          <w:sz w:val="24"/>
+        </w:rPr>
+        <w:t xml:space="preserve">state={"matchAllCriteria":true,"customSearchCriteria":[{"field":"/Record/ConX/ </w:t>
+      </w:r>
       <w:r>
         <w:rPr>
           <w:rFonts w:ascii="Charis SIL Italic" w:hAnsi="Charis SIL Italic" w:eastAsia="Charis SIL Italic"/>
@@ -2657,7 +2642,7 @@
           <w:sz w:val="24"/>
           <w:u w:val="single"/>
         </w:rPr>
-        <w:hyperlink r:id="rId24" w:history="1">
+        <w:hyperlink r:id="rId25" w:history="1">
           <w:r>
             <w:rPr>
               <w:rStyle w:val="Hyperlink"/>
@@ -2686,7 +2671,7 @@
           <w:sz w:val="24"/>
           <w:u w:val="single"/>
         </w:rPr>
-        <w:hyperlink r:id="rId24" w:history="1">
+        <w:hyperlink r:id="rId25" w:history="1">
           <w:r>
             <w:rPr>
               <w:rStyle w:val="Hyperlink"/>
@@ -2715,7 +2700,7 @@
           <w:sz w:val="24"/>
           <w:u w:val="single"/>
         </w:rPr>
-        <w:hyperlink r:id="rId24" w:history="1">
+        <w:hyperlink r:id="rId25" w:history="1">
           <w:r>
             <w:rPr>
               <w:rStyle w:val="Hyperlink"/>
@@ -2744,7 +2729,7 @@
           <w:sz w:val="24"/>
           <w:u w:val="single"/>
         </w:rPr>
-        <w:hyperlink r:id="rId24" w:history="1">
+        <w:hyperlink r:id="rId25" w:history="1">
           <w:r>
             <w:rPr>
               <w:rStyle w:val="Hyperlink"/>
@@ -2773,7 +2758,7 @@
           <w:sz w:val="24"/>
           <w:u w:val="single"/>
         </w:rPr>
-        <w:hyperlink r:id="rId24" w:history="1">
+        <w:hyperlink r:id="rId25" w:history="1">
           <w:r>
             <w:rPr>
               <w:rStyle w:val="Hyperlink"/>
@@ -2802,7 +2787,7 @@
           <w:sz w:val="24"/>
           <w:u w:val="single"/>
         </w:rPr>
-        <w:hyperlink r:id="rId24" w:history="1">
+        <w:hyperlink r:id="rId25" w:history="1">
           <w:r>
             <w:rPr>
               <w:rStyle w:val="Hyperlink"/>
@@ -2831,7 +2816,7 @@
           <w:sz w:val="24"/>
           <w:u w:val="single"/>
         </w:rPr>
-        <w:hyperlink r:id="rId24" w:history="1">
+        <w:hyperlink r:id="rId25" w:history="1">
           <w:r>
             <w:rPr>
               <w:rStyle w:val="Hyperlink"/>
@@ -2909,7 +2894,7 @@
           <w:sz w:val="24"/>
           <w:u w:val="single"/>
         </w:rPr>
-        <w:hyperlink r:id="rId25" w:history="1">
+        <w:hyperlink r:id="rId26" w:history="1">
           <w:r>
             <w:rPr>
               <w:rStyle w:val="Hyperlink"/>
@@ -2987,7 +2972,7 @@
           <w:sz w:val="24"/>
           <w:u w:val="single"/>
         </w:rPr>
-        <w:hyperlink r:id="rId26" w:history="1">
+        <w:hyperlink r:id="rId27" w:history="1">
           <w:r>
             <w:rPr>
               <w:rStyle w:val="Hyperlink"/>
@@ -3016,7 +3001,7 @@
           <w:sz w:val="24"/>
           <w:u w:val="single"/>
         </w:rPr>
-        <w:hyperlink r:id="rId26" w:history="1">
+        <w:hyperlink r:id="rId27" w:history="1">
           <w:r>
             <w:rPr>
               <w:rStyle w:val="Hyperlink"/>
@@ -3045,7 +3030,7 @@
           <w:sz w:val="24"/>
           <w:u w:val="single"/>
         </w:rPr>
-        <w:hyperlink r:id="rId26" w:history="1">
+        <w:hyperlink r:id="rId27" w:history="1">
           <w:r>
             <w:rPr>
               <w:rStyle w:val="Hyperlink"/>
@@ -3074,7 +3059,7 @@
           <w:sz w:val="24"/>
           <w:u w:val="single"/>
         </w:rPr>
-        <w:hyperlink r:id="rId26" w:history="1">
+        <w:hyperlink r:id="rId27" w:history="1">
           <w:r>
             <w:rPr>
               <w:rStyle w:val="Hyperlink"/>
@@ -3103,7 +3088,7 @@
           <w:sz w:val="24"/>
           <w:u w:val="single"/>
         </w:rPr>
-        <w:hyperlink r:id="rId26" w:history="1">
+        <w:hyperlink r:id="rId27" w:history="1">
           <w:r>
             <w:rPr>
               <w:rStyle w:val="Hyperlink"/>
@@ -3132,7 +3117,7 @@
           <w:sz w:val="24"/>
           <w:u w:val="single"/>
         </w:rPr>
-        <w:hyperlink r:id="rId26" w:history="1">
+        <w:hyperlink r:id="rId27" w:history="1">
           <w:r>
             <w:rPr>
               <w:rStyle w:val="Hyperlink"/>
@@ -3161,56 +3146,19 @@
           <w:i w:val="0"/>
           <w:color w:val="0000FF"/>
           <w:sz w:val="24"/>
+        </w:rPr>
+        <w:t>Gift of Mis</w:t>
+      </w:r>
+      <w:r>
+        <w:rPr>
+          <w:rFonts w:ascii="Charis SIL Italic" w:hAnsi="Charis SIL Italic" w:eastAsia="Charis SIL Italic"/>
+          <w:b w:val="0"/>
+          <w:i w:val="0"/>
+          <w:color w:val="0000FF"/>
+          <w:sz w:val="24"/>
           <w:u w:val="single"/>
         </w:rPr>
         <w:hyperlink r:id="rId27" w:history="1">
-          <w:r>
-            <w:rPr>
-              <w:rStyle w:val="Hyperlink"/>
-            </w:rPr>
-            <w:t>G</w:t>
-          </w:r>
-        </w:hyperlink>
-      </w:r>
-      <w:r>
-        <w:rPr>
-          <w:rFonts w:ascii="Charis SIL Italic" w:hAnsi="Charis SIL Italic" w:eastAsia="Charis SIL Italic"/>
-          <w:b w:val="0"/>
-          <w:i w:val="0"/>
-          <w:color w:val="0000FF"/>
-          <w:sz w:val="24"/>
-          <w:u w:val="single"/>
-        </w:rPr>
-        <w:t>ift of M</w:t>
-      </w:r>
-      <w:r>
-        <w:rPr>
-          <w:rFonts w:ascii="Charis SIL Italic" w:hAnsi="Charis SIL Italic" w:eastAsia="Charis SIL Italic"/>
-          <w:b w:val="0"/>
-          <w:i w:val="0"/>
-          <w:color w:val="0000FF"/>
-          <w:sz w:val="24"/>
-          <w:u w:val="single"/>
-        </w:rPr>
-        <w:hyperlink r:id="rId26" w:history="1">
-          <w:r>
-            <w:rPr>
-              <w:rStyle w:val="Hyperlink"/>
-            </w:rPr>
-            <w:t>is</w:t>
-          </w:r>
-        </w:hyperlink>
-      </w:r>
-      <w:r>
-        <w:rPr>
-          <w:rFonts w:ascii="Charis SIL Italic" w:hAnsi="Charis SIL Italic" w:eastAsia="Charis SIL Italic"/>
-          <w:b w:val="0"/>
-          <w:i w:val="0"/>
-          <w:color w:val="0000FF"/>
-          <w:sz w:val="24"/>
-          <w:u w:val="single"/>
-        </w:rPr>
-        <w:hyperlink r:id="rId26" w:history="1">
           <w:r>
             <w:rPr>
               <w:rStyle w:val="Hyperlink"/>
@@ -3237,16 +3185,8 @@
           <w:i w:val="0"/>
           <w:color w:val="0000FF"/>
           <w:sz w:val="24"/>
-          <w:u w:val="single"/>
-        </w:rPr>
-        <w:hyperlink r:id="rId27" w:history="1">
-          <w:r>
-            <w:rPr>
-              <w:rStyle w:val="Hyperlink"/>
-            </w:rPr>
-            <w:t>A</w:t>
-          </w:r>
-        </w:hyperlink>
+        </w:rPr>
+        <w:t>A</w:t>
       </w:r>
       <w:r>
         <w:rPr>
@@ -3286,7 +3226,7 @@
           <w:sz w:val="24"/>
           <w:u w:val="single"/>
         </w:rPr>
-        <w:hyperlink r:id="rId27" w:history="1">
+        <w:hyperlink r:id="rId28" w:history="1">
           <w:r>
             <w:rPr>
               <w:rStyle w:val="Hyperlink"/>
@@ -3304,7 +3244,7 @@
           <w:sz w:val="24"/>
           <w:u w:val="single"/>
         </w:rPr>
-        <w:hyperlink r:id="rId27" w:history="1">
+        <w:hyperlink r:id="rId28" w:history="1">
           <w:r>
             <w:rPr>
               <w:rStyle w:val="Hyperlink"/>
@@ -3333,7 +3273,7 @@
           <w:sz w:val="24"/>
           <w:u w:val="single"/>
         </w:rPr>
-        <w:hyperlink r:id="rId27" w:history="1">
+        <w:hyperlink r:id="rId28" w:history="1">
           <w:r>
             <w:rPr>
               <w:rStyle w:val="Hyperlink"/>
@@ -3351,7 +3291,7 @@
           <w:sz w:val="24"/>
           <w:u w:val="single"/>
         </w:rPr>
-        <w:hyperlink r:id="rId27" w:history="1">
+        <w:hyperlink r:id="rId28" w:history="1">
           <w:r>
             <w:rPr>
               <w:rStyle w:val="Hyperlink"/>
@@ -3380,7 +3320,7 @@
           <w:sz w:val="24"/>
           <w:u w:val="single"/>
         </w:rPr>
-        <w:hyperlink r:id="rId27" w:history="1">
+        <w:hyperlink r:id="rId28" w:history="1">
           <w:r>
             <w:rPr>
               <w:rStyle w:val="Hyperlink"/>
@@ -3408,7 +3348,7 @@
           <w:color w:val="000000"/>
           <w:sz w:val="24"/>
         </w:rPr>
-        <w:hyperlink r:id="rId27" w:history="1">
+        <w:hyperlink r:id="rId28" w:history="1">
           <w:r>
             <w:rPr>
               <w:rStyle w:val="Hyperlink"/>
@@ -3437,7 +3377,7 @@
           <w:color w:val="000000"/>
           <w:sz w:val="24"/>
         </w:rPr>
-        <w:hyperlink r:id="rId27" w:history="1">
+        <w:hyperlink r:id="rId28" w:history="1">
           <w:r>
             <w:rPr>
               <w:rStyle w:val="Hyperlink"/>
@@ -3455,7 +3395,7 @@
           <w:color w:val="000000"/>
           <w:sz w:val="24"/>
         </w:rPr>
-        <w:hyperlink r:id="rId27" w:history="1">
+        <w:hyperlink r:id="rId28" w:history="1">
           <w:r>
             <w:rPr>
               <w:rStyle w:val="Hyperlink"/>
@@ -3473,7 +3413,7 @@
           <w:color w:val="000000"/>
           <w:sz w:val="24"/>
         </w:rPr>
-        <w:hyperlink r:id="rId27" w:history="1">
+        <w:hyperlink r:id="rId28" w:history="1">
           <w:r>
             <w:rPr>
               <w:rStyle w:val="Hyperlink"/>
@@ -3491,7 +3431,7 @@
           <w:color w:val="000000"/>
           <w:sz w:val="24"/>
         </w:rPr>
-        <w:hyperlink r:id="rId27" w:history="1">
+        <w:hyperlink r:id="rId28" w:history="1">
           <w:r>
             <w:rPr>
               <w:rStyle w:val="Hyperlink"/>
@@ -3509,7 +3449,7 @@
           <w:color w:val="000000"/>
           <w:sz w:val="24"/>
         </w:rPr>
-        <w:hyperlink r:id="rId27" w:history="1">
+        <w:hyperlink r:id="rId28" w:history="1">
           <w:r>
             <w:rPr>
               <w:rStyle w:val="Hyperlink"/>
@@ -3527,7 +3467,7 @@
           <w:color w:val="000000"/>
           <w:sz w:val="24"/>
         </w:rPr>
-        <w:hyperlink r:id="rId27" w:history="1">
+        <w:hyperlink r:id="rId28" w:history="1">
           <w:r>
             <w:rPr>
               <w:rStyle w:val="Hyperlink"/>
@@ -3545,7 +3485,7 @@
           <w:color w:val="000000"/>
           <w:sz w:val="24"/>
         </w:rPr>
-        <w:hyperlink r:id="rId27" w:history="1">
+        <w:hyperlink r:id="rId28" w:history="1">
           <w:r>
             <w:rPr>
               <w:rStyle w:val="Hyperlink"/>
@@ -3563,7 +3503,7 @@
           <w:color w:val="000000"/>
           <w:sz w:val="24"/>
         </w:rPr>
-        <w:hyperlink r:id="rId27" w:history="1">
+        <w:hyperlink r:id="rId28" w:history="1">
           <w:r>
             <w:rPr>
               <w:rStyle w:val="Hyperlink"/>
@@ -3617,7 +3557,7 @@
           <w:sz w:val="24"/>
           <w:u w:val="single"/>
         </w:rPr>
-        <w:hyperlink r:id="rId28" w:history="1">
+        <w:hyperlink r:id="rId29" w:history="1">
           <w:r>
             <w:rPr>
               <w:rStyle w:val="Hyperlink"/>
@@ -3655,7 +3595,7 @@
           <w:sz w:val="24"/>
           <w:u w:val="single"/>
         </w:rPr>
-        <w:hyperlink r:id="rId29" w:history="1">
+        <w:hyperlink r:id="rId30" w:history="1">
           <w:r>
             <w:rPr>
               <w:rStyle w:val="Hyperlink"/>
@@ -3684,7 +3624,7 @@
           <w:sz w:val="24"/>
           <w:u w:val="single"/>
         </w:rPr>
-        <w:hyperlink r:id="rId29" w:history="1">
+        <w:hyperlink r:id="rId30" w:history="1">
           <w:r>
             <w:rPr>
               <w:rStyle w:val="Hyperlink"/>
@@ -3713,7 +3653,7 @@
           <w:sz w:val="24"/>
           <w:u w:val="single"/>
         </w:rPr>
-        <w:hyperlink r:id="rId29" w:history="1">
+        <w:hyperlink r:id="rId30" w:history="1">
           <w:r>
             <w:rPr>
               <w:rStyle w:val="Hyperlink"/>
@@ -3781,7 +3721,7 @@
           <w:sz w:val="24"/>
           <w:u w:val="single"/>
         </w:rPr>
-        <w:hyperlink r:id="rId30" w:history="1">
+        <w:hyperlink r:id="rId31" w:history="1">
           <w:r>
             <w:rPr>
               <w:rStyle w:val="Hyperlink"/>
@@ -3810,7 +3750,7 @@
           <w:sz w:val="24"/>
           <w:u w:val="single"/>
         </w:rPr>
-        <w:hyperlink r:id="rId30" w:history="1">
+        <w:hyperlink r:id="rId31" w:history="1">
           <w:r>
             <w:rPr>
               <w:rStyle w:val="Hyperlink"/>
@@ -3826,15 +3766,9 @@
           <w:i w:val="0"/>
           <w:color w:val="0000FF"/>
           <w:sz w:val="24"/>
-        </w:rPr>
-        <w:hyperlink r:id="rId30" w:history="1">
-          <w:r>
-            <w:rPr>
-              <w:rStyle w:val="Hyperlink"/>
-            </w:rPr>
-            <w:t>o</w:t>
-          </w:r>
-        </w:hyperlink>
+          <w:u w:val="single"/>
+        </w:rPr>
+        <w:t>o</w:t>
       </w:r>
       <w:r>
         <w:rPr>
@@ -3866,7 +3800,7 @@
           <w:sz w:val="24"/>
           <w:u w:val="single"/>
         </w:rPr>
-        <w:hyperlink r:id="rId30" w:history="1">
+        <w:hyperlink r:id="rId31" w:history="1">
           <w:r>
             <w:rPr>
               <w:rStyle w:val="Hyperlink"/>
@@ -3894,7 +3828,7 @@
           <w:sz w:val="24"/>
           <w:u w:val="single"/>
         </w:rPr>
-        <w:hyperlink r:id="rId31" w:history="1">
+        <w:hyperlink r:id="rId32" w:history="1">
           <w:r>
             <w:rPr>
               <w:rStyle w:val="Hyperlink"/>
@@ -3923,7 +3857,7 @@
           <w:sz w:val="24"/>
           <w:u w:val="single"/>
         </w:rPr>
-        <w:hyperlink r:id="rId31" w:history="1">
+        <w:hyperlink r:id="rId32" w:history="1">
           <w:r>
             <w:rPr>
               <w:rStyle w:val="Hyperlink"/>
@@ -3952,7 +3886,7 @@
           <w:sz w:val="24"/>
           <w:u w:val="single"/>
         </w:rPr>
-        <w:hyperlink r:id="rId31" w:history="1">
+        <w:hyperlink r:id="rId32" w:history="1">
           <w:r>
             <w:rPr>
               <w:rStyle w:val="Hyperlink"/>
@@ -3981,7 +3915,7 @@
           <w:sz w:val="24"/>
           <w:u w:val="single"/>
         </w:rPr>
-        <w:hyperlink r:id="rId31" w:history="1">
+        <w:hyperlink r:id="rId32" w:history="1">
           <w:r>
             <w:rPr>
               <w:rStyle w:val="Hyperlink"/>
@@ -4029,7 +3963,7 @@
           <w:sz w:val="24"/>
           <w:u w:val="single"/>
         </w:rPr>
-        <w:hyperlink r:id="rId32" w:history="1">
+        <w:hyperlink r:id="rId33" w:history="1">
           <w:r>
             <w:rPr>
               <w:rStyle w:val="Hyperlink"/>
@@ -4057,7 +3991,7 @@
           <w:sz w:val="24"/>
           <w:u w:val="single"/>
         </w:rPr>
-        <w:hyperlink r:id="rId33" w:history="1">
+        <w:hyperlink r:id="rId34" w:history="1">
           <w:r>
             <w:rPr>
               <w:rStyle w:val="Hyperlink"/>
@@ -4089,85 +4023,9 @@
     </w:p>
     <w:p>
       <w:pPr>
-        <w:autoSpaceDN w:val="0"/>
-        <w:autoSpaceDE w:val="0"/>
-        <w:widowControl/>
-        <w:spacing w:line="352" w:lineRule="exact" w:before="248" w:after="0"/>
-        <w:ind w:left="10" w:right="0" w:firstLine="0"/>
-        <w:jc w:val="left"/>
-      </w:pPr>
-      <w:r>
-        <w:rPr>
-          <w:rFonts w:ascii="Charis SIL Italic" w:hAnsi="Charis SIL Italic" w:eastAsia="Charis SIL Italic"/>
-          <w:b w:val="0"/>
-          <w:i w:val="0"/>
-          <w:color w:val="0000FF"/>
-          <w:sz w:val="24"/>
-          <w:u w:val="single"/>
-        </w:rPr>
-        <w:hyperlink r:id="rId34" w:history="1">
-          <w:r>
-            <w:rPr>
-              <w:rStyle w:val="Hyperlink"/>
-            </w:rPr>
-            <w:t>Website</w:t>
-          </w:r>
-        </w:hyperlink>
-      </w:r>
-    </w:p>
-    <w:p>
-      <w:pPr>
-        <w:autoSpaceDN w:val="0"/>
-        <w:autoSpaceDE w:val="0"/>
-        <w:widowControl/>
-        <w:spacing w:line="360" w:lineRule="exact" w:before="254" w:after="0"/>
-        <w:ind w:left="10" w:right="0" w:firstLine="0"/>
-        <w:jc w:val="left"/>
-      </w:pPr>
-      <w:r>
-        <w:rPr>
-          <w:rFonts w:ascii="Charis SIL Bold" w:hAnsi="Charis SIL Bold" w:eastAsia="Charis SIL Bold"/>
-          <w:b/>
-          <w:i w:val="0"/>
-          <w:color w:val="000000"/>
-          <w:sz w:val="24"/>
-        </w:rPr>
-        <w:t>Weltkulturen Museum, Frankfurt</w:t>
-      </w:r>
-    </w:p>
-    <w:p>
-      <w:pPr>
-        <w:autoSpaceDN w:val="0"/>
-        <w:autoSpaceDE w:val="0"/>
-        <w:widowControl/>
-        <w:spacing w:line="352" w:lineRule="exact" w:before="248" w:after="0"/>
-        <w:ind w:left="10" w:right="0" w:firstLine="0"/>
-        <w:jc w:val="left"/>
-      </w:pPr>
-      <w:r>
-        <w:rPr>
-          <w:rFonts w:ascii="Charis SIL Italic" w:hAnsi="Charis SIL Italic" w:eastAsia="Charis SIL Italic"/>
-          <w:b w:val="0"/>
-          <w:i w:val="0"/>
-          <w:color w:val="0000FF"/>
-          <w:sz w:val="24"/>
-          <w:u w:val="single"/>
-        </w:rPr>
-        <w:hyperlink r:id="rId35" w:history="1">
-          <w:r>
-            <w:rPr>
-              <w:rStyle w:val="Hyperlink"/>
-            </w:rPr>
-            <w:t>Website</w:t>
-          </w:r>
-        </w:hyperlink>
-      </w:r>
-    </w:p>
-    <w:p>
-      <w:pPr>
         <w:sectPr>
           <w:pgSz w:w="11900" w:h="16840"/>
-          <w:pgMar w:top="324" w:right="1040" w:bottom="372" w:left="950" w:header="720" w:footer="720" w:gutter="0"/>
+          <w:pgMar w:top="324" w:right="1040" w:bottom="582" w:left="950" w:header="720" w:footer="720" w:gutter="0"/>
           <w:cols/>
           <w:docGrid w:linePitch="360"/>
         </w:sectPr>
@@ -4187,7 +4045,83 @@
         <w:autoSpaceDN w:val="0"/>
         <w:autoSpaceDE w:val="0"/>
         <w:widowControl/>
-        <w:spacing w:line="358" w:lineRule="exact" w:before="0" w:after="0"/>
+        <w:spacing w:line="352" w:lineRule="exact" w:before="0" w:after="0"/>
+        <w:ind w:left="10" w:right="0" w:firstLine="0"/>
+        <w:jc w:val="left"/>
+      </w:pPr>
+      <w:r>
+        <w:rPr>
+          <w:rFonts w:ascii="Charis SIL Italic" w:hAnsi="Charis SIL Italic" w:eastAsia="Charis SIL Italic"/>
+          <w:b w:val="0"/>
+          <w:i w:val="0"/>
+          <w:color w:val="0000FF"/>
+          <w:sz w:val="24"/>
+          <w:u w:val="single"/>
+        </w:rPr>
+        <w:hyperlink r:id="rId35" w:history="1">
+          <w:r>
+            <w:rPr>
+              <w:rStyle w:val="Hyperlink"/>
+            </w:rPr>
+            <w:t>Website</w:t>
+          </w:r>
+        </w:hyperlink>
+      </w:r>
+    </w:p>
+    <w:p>
+      <w:pPr>
+        <w:autoSpaceDN w:val="0"/>
+        <w:autoSpaceDE w:val="0"/>
+        <w:widowControl/>
+        <w:spacing w:line="360" w:lineRule="exact" w:before="254" w:after="0"/>
+        <w:ind w:left="10" w:right="0" w:firstLine="0"/>
+        <w:jc w:val="left"/>
+      </w:pPr>
+      <w:r>
+        <w:rPr>
+          <w:rFonts w:ascii="Charis SIL Bold" w:hAnsi="Charis SIL Bold" w:eastAsia="Charis SIL Bold"/>
+          <w:b/>
+          <w:i w:val="0"/>
+          <w:color w:val="000000"/>
+          <w:sz w:val="24"/>
+        </w:rPr>
+        <w:t>Weltkulturen Museum, Frankfurt</w:t>
+      </w:r>
+    </w:p>
+    <w:p>
+      <w:pPr>
+        <w:autoSpaceDN w:val="0"/>
+        <w:autoSpaceDE w:val="0"/>
+        <w:widowControl/>
+        <w:spacing w:line="352" w:lineRule="exact" w:before="248" w:after="0"/>
+        <w:ind w:left="10" w:right="0" w:firstLine="0"/>
+        <w:jc w:val="left"/>
+      </w:pPr>
+      <w:r>
+        <w:rPr>
+          <w:rFonts w:ascii="Charis SIL Italic" w:hAnsi="Charis SIL Italic" w:eastAsia="Charis SIL Italic"/>
+          <w:b w:val="0"/>
+          <w:i w:val="0"/>
+          <w:color w:val="0000FF"/>
+          <w:sz w:val="24"/>
+          <w:u w:val="single"/>
+        </w:rPr>
+        <w:hyperlink r:id="rId36" w:history="1">
+          <w:r>
+            <w:rPr>
+              <w:rStyle w:val="Hyperlink"/>
+            </w:rPr>
+            <w:t>Website</w:t>
+          </w:r>
+        </w:hyperlink>
+      </w:r>
+    </w:p>
+    <w:p>
+      <w:pPr>
+        <w:autoSpaceDN w:val="0"/>
+        <w:autoSpaceDE w:val="0"/>
+        <w:widowControl/>
+        <w:spacing w:line="358" w:lineRule="exact" w:before="256" w:after="0"/>
         <w:ind w:left="10" w:right="0" w:firstLine="0"/>
         <w:jc w:val="left"/>
       </w:pPr>
@@ -4220,7 +4154,7 @@
           <w:sz w:val="24"/>
           <w:u w:val="single"/>
         </w:rPr>
-        <w:hyperlink r:id="rId36" w:history="1">
+        <w:hyperlink r:id="rId37" w:history="1">
           <w:r>
             <w:rPr>
               <w:rStyle w:val="Hyperlink"/>
@@ -4248,7 +4182,7 @@
           <w:color w:val="000000"/>
           <w:sz w:val="24"/>
         </w:rPr>
-        <w:hyperlink r:id="rId36" w:history="1">
+        <w:hyperlink r:id="rId37" w:history="1">
           <w:r>
             <w:rPr>
               <w:rStyle w:val="Hyperlink"/>
@@ -4266,6 +4200,312 @@
           <w:sz w:val="24"/>
         </w:rPr>
         <w:t>angatabiki in 1966.</w:t>
+      </w:r>
+    </w:p>
+    <w:p>
+      <w:pPr>
+        <w:autoSpaceDN w:val="0"/>
+        <w:autoSpaceDE w:val="0"/>
+        <w:widowControl/>
+        <w:spacing w:line="358" w:lineRule="exact" w:before="254" w:after="0"/>
+        <w:ind w:left="10" w:right="0" w:firstLine="0"/>
+        <w:jc w:val="left"/>
+      </w:pPr>
+      <w:r>
+        <w:rPr>
+          <w:rFonts w:ascii="Charis SIL Bold" w:hAnsi="Charis SIL Bold" w:eastAsia="Charis SIL Bold"/>
+          <w:b/>
+          <w:i w:val="0"/>
+          <w:color w:val="000000"/>
+          <w:sz w:val="24"/>
+        </w:rPr>
+        <w:t>Pitt Rivers Museum, Oxford</w:t>
+      </w:r>
+    </w:p>
+    <w:p>
+      <w:pPr>
+        <w:autoSpaceDN w:val="0"/>
+        <w:autoSpaceDE w:val="0"/>
+        <w:widowControl/>
+        <w:spacing w:line="288" w:lineRule="exact" w:before="314" w:after="0"/>
+        <w:ind w:left="10" w:right="144" w:firstLine="0"/>
+        <w:jc w:val="left"/>
+      </w:pPr>
+      <w:r>
+        <w:rPr>
+          <w:rFonts w:ascii="Charis SIL Italic" w:hAnsi="Charis SIL Italic" w:eastAsia="Charis SIL Italic"/>
+          <w:b w:val="0"/>
+          <w:i w:val="0"/>
+          <w:color w:val="000000"/>
+          <w:sz w:val="24"/>
+        </w:rPr>
+        <w:t xml:space="preserve">"There are 336 objects from Surinam in the Pitt Rivers Museum of which some 77 are of </w:t>
+      </w:r>
+      <w:r>
+        <w:rPr>
+          <w:rFonts w:ascii="Charis SIL Italic" w:hAnsi="Charis SIL Italic" w:eastAsia="Charis SIL Italic"/>
+          <w:b w:val="0"/>
+          <w:i w:val="0"/>
+          <w:color w:val="000000"/>
+          <w:sz w:val="24"/>
+        </w:rPr>
+        <w:t xml:space="preserve">Maroon rather than Amerindian origin. The Amerindian material is dominated by two </w:t>
+      </w:r>
+      <w:r>
+        <w:rPr>
+          <w:rFonts w:ascii="Charis SIL Italic" w:hAnsi="Charis SIL Italic" w:eastAsia="Charis SIL Italic"/>
+          <w:b w:val="0"/>
+          <w:i w:val="0"/>
+          <w:color w:val="000000"/>
+          <w:sz w:val="24"/>
+        </w:rPr>
+        <w:t xml:space="preserve">collections [: Butt Colson (1963) and Peter Rivière]. [...] The non-Amerindian material is </w:t>
+      </w:r>
+      <w:r>
+        <w:rPr>
+          <w:rFonts w:ascii="Charis SIL Italic" w:hAnsi="Charis SIL Italic" w:eastAsia="Charis SIL Italic"/>
+          <w:b w:val="0"/>
+          <w:i w:val="0"/>
+          <w:color w:val="000000"/>
+          <w:sz w:val="24"/>
+        </w:rPr>
+        <w:t xml:space="preserve">almost entirely Maroon, from the Aukan, also known as Ndyuka, living on the Maroni and </w:t>
+      </w:r>
+      <w:r>
+        <w:rPr>
+          <w:rFonts w:ascii="Charis SIL Italic" w:hAnsi="Charis SIL Italic" w:eastAsia="Charis SIL Italic"/>
+          <w:b w:val="0"/>
+          <w:i w:val="0"/>
+          <w:color w:val="000000"/>
+          <w:sz w:val="24"/>
+        </w:rPr>
+        <w:t xml:space="preserve">Lawa Rivers. Butt Colson collected 26 objects from the Aukan, one of which is listed as </w:t>
+      </w:r>
+      <w:r>
+        <w:rPr>
+          <w:rFonts w:ascii="Charis SIL Italic" w:hAnsi="Charis SIL Italic" w:eastAsia="Charis SIL Italic"/>
+          <w:b w:val="0"/>
+          <w:i w:val="0"/>
+          <w:color w:val="000000"/>
+          <w:sz w:val="24"/>
+        </w:rPr>
+        <w:t xml:space="preserve">coming from French Guiana. To this Aukan collection is to be added a further 39 objects </w:t>
+      </w:r>
+      <w:r>
+        <w:rPr>
+          <w:rFonts w:ascii="Charis SIL Italic" w:hAnsi="Charis SIL Italic" w:eastAsia="Charis SIL Italic"/>
+          <w:b w:val="0"/>
+          <w:i w:val="0"/>
+          <w:color w:val="000000"/>
+          <w:sz w:val="24"/>
+        </w:rPr>
+        <w:t xml:space="preserve">donated by the Cambridge Expedition to Langa Tabiki in 1965. The remaining four objects </w:t>
+      </w:r>
+      <w:r>
+        <w:rPr>
+          <w:rFonts w:ascii="Charis SIL Italic" w:hAnsi="Charis SIL Italic" w:eastAsia="Charis SIL Italic"/>
+          <w:b w:val="0"/>
+          <w:i w:val="0"/>
+          <w:color w:val="000000"/>
+          <w:sz w:val="24"/>
+        </w:rPr>
+        <w:t xml:space="preserve">consist of three Maroon items (a musical instrument and two calabash spoons) donated by </w:t>
+      </w:r>
+      <w:r>
+        <w:rPr>
+          <w:rFonts w:ascii="Charis SIL Italic" w:hAnsi="Charis SIL Italic" w:eastAsia="Charis SIL Italic"/>
+          <w:b w:val="0"/>
+          <w:i w:val="0"/>
+          <w:color w:val="000000"/>
+          <w:sz w:val="24"/>
+        </w:rPr>
+        <w:t xml:space="preserve">Mrs Beatrice Braithwaite Batty in 1917. She was the author of An English girl’s account of a </w:t>
+      </w:r>
+      <w:r>
+        <w:rPr>
+          <w:rFonts w:ascii="Charis SIL Italic" w:hAnsi="Charis SIL Italic" w:eastAsia="Charis SIL Italic"/>
+          <w:b w:val="0"/>
+          <w:i w:val="0"/>
+          <w:color w:val="000000"/>
+          <w:sz w:val="24"/>
+        </w:rPr>
+        <w:t xml:space="preserve">Moravian Settlement in the Black Forest (1858), Forty two years among the Indians and </w:t>
+      </w:r>
+      <w:r>
+        <w:rPr>
+          <w:rFonts w:ascii="Charis SIL Italic" w:hAnsi="Charis SIL Italic" w:eastAsia="Charis SIL Italic"/>
+          <w:b w:val="0"/>
+          <w:i w:val="0"/>
+          <w:color w:val="000000"/>
+          <w:sz w:val="24"/>
+        </w:rPr>
+        <w:t xml:space="preserve">Eskimo (1893), and numerous other works. Finally there is a pottery vessel in the form of a </w:t>
+      </w:r>
+      <w:r>
+        <w:rPr>
+          <w:rFonts w:ascii="Charis SIL Italic" w:hAnsi="Charis SIL Italic" w:eastAsia="Charis SIL Italic"/>
+          <w:b w:val="0"/>
+          <w:i w:val="0"/>
+          <w:color w:val="000000"/>
+          <w:sz w:val="24"/>
+        </w:rPr>
+        <w:t xml:space="preserve">cockerel donated by Edward Archibald Parry, Bishop of Guiana, in 1908." </w:t>
+      </w:r>
+      <w:r>
+        <w:rPr>
+          <w:rFonts w:ascii="Charis SIL Italic" w:hAnsi="Charis SIL Italic" w:eastAsia="Charis SIL Italic"/>
+          <w:b w:val="0"/>
+          <w:i w:val="0"/>
+          <w:color w:val="0000FF"/>
+          <w:sz w:val="24"/>
+          <w:u w:val="single"/>
+        </w:rPr>
+        <w:hyperlink r:id="rId38" w:history="1">
+          <w:r>
+            <w:rPr>
+              <w:rStyle w:val="Hyperlink"/>
+            </w:rPr>
+            <w:t>Source</w:t>
+          </w:r>
+        </w:hyperlink>
+      </w:r>
+    </w:p>
+    <w:p>
+      <w:pPr>
+        <w:autoSpaceDN w:val="0"/>
+        <w:autoSpaceDE w:val="0"/>
+        <w:widowControl/>
+        <w:spacing w:line="354" w:lineRule="exact" w:before="174" w:after="0"/>
+        <w:ind w:left="10" w:right="0" w:firstLine="0"/>
+        <w:jc w:val="left"/>
+      </w:pPr>
+      <w:r>
+        <w:rPr>
+          <w:rFonts w:ascii="Charis SIL Italic" w:hAnsi="Charis SIL Italic" w:eastAsia="Charis SIL Italic"/>
+          <w:b w:val="0"/>
+          <w:i w:val="0"/>
+          <w:color w:val="000000"/>
+          <w:sz w:val="24"/>
+        </w:rPr>
+        <w:t>De drie marronobjecten die door Braithwaite Batty zijn geschonken in 1917:</w:t>
+      </w:r>
+    </w:p>
+    <w:p>
+      <w:pPr>
+        <w:autoSpaceDN w:val="0"/>
+        <w:autoSpaceDE w:val="0"/>
+        <w:widowControl/>
+        <w:spacing w:line="288" w:lineRule="exact" w:before="240" w:after="0"/>
+        <w:ind w:left="398" w:right="8064" w:firstLine="0"/>
+        <w:jc w:val="left"/>
+      </w:pPr>
+      <w:r>
+        <w:rPr>
+          <w:rFonts w:ascii="Charis SIL Italic" w:hAnsi="Charis SIL Italic" w:eastAsia="Charis SIL Italic"/>
+          <w:b w:val="0"/>
+          <w:i w:val="0"/>
+          <w:color w:val="000000"/>
+          <w:sz w:val="24"/>
+        </w:rPr>
+        <w:t xml:space="preserve">•  </w:t>
+      </w:r>
+      <w:r>
+        <w:rPr>
+          <w:rFonts w:ascii="Charis SIL Italic" w:hAnsi="Charis SIL Italic" w:eastAsia="Charis SIL Italic"/>
+          <w:b w:val="0"/>
+          <w:i w:val="0"/>
+          <w:color w:val="0000FF"/>
+          <w:sz w:val="24"/>
+          <w:u w:val="single"/>
+        </w:rPr>
+        <w:hyperlink r:id="rId39" w:history="1">
+          <w:r>
+            <w:rPr>
+              <w:rStyle w:val="Hyperlink"/>
+            </w:rPr>
+            <w:t>1917.14.6</w:t>
+          </w:r>
+        </w:hyperlink>
+      </w:r>
+      <w:r>
+        <w:br/>
+      </w:r>
+      <w:r>
+        <w:rPr>
+          <w:rFonts w:ascii="Charis SIL Italic" w:hAnsi="Charis SIL Italic" w:eastAsia="Charis SIL Italic"/>
+          <w:b w:val="0"/>
+          <w:i w:val="0"/>
+          <w:color w:val="000000"/>
+          <w:sz w:val="24"/>
+        </w:rPr>
+        <w:t xml:space="preserve">•  </w:t>
+      </w:r>
+      <w:r>
+        <w:rPr>
+          <w:rFonts w:ascii="Charis SIL Italic" w:hAnsi="Charis SIL Italic" w:eastAsia="Charis SIL Italic"/>
+          <w:b w:val="0"/>
+          <w:i w:val="0"/>
+          <w:color w:val="0000FF"/>
+          <w:sz w:val="24"/>
+          <w:u w:val="single"/>
+        </w:rPr>
+        <w:hyperlink r:id="rId39" w:history="1">
+          <w:r>
+            <w:rPr>
+              <w:rStyle w:val="Hyperlink"/>
+            </w:rPr>
+            <w:t>1917.14.1</w:t>
+          </w:r>
+        </w:hyperlink>
+      </w:r>
+      <w:r>
+        <w:rPr>
+          <w:rFonts w:ascii="Charis SIL Italic" w:hAnsi="Charis SIL Italic" w:eastAsia="Charis SIL Italic"/>
+          <w:b w:val="0"/>
+          <w:i w:val="0"/>
+          <w:color w:val="0000FF"/>
+          <w:sz w:val="24"/>
+          <w:u w:val="single"/>
+        </w:rPr>
+        <w:hyperlink r:id="rId40" w:history="1">
+          <w:r>
+            <w:rPr>
+              <w:rStyle w:val="Hyperlink"/>
+            </w:rPr>
+            <w:t>8</w:t>
+          </w:r>
+        </w:hyperlink>
+      </w:r>
+      <w:r>
+        <w:br/>
+      </w:r>
+      <w:r>
+        <w:rPr>
+          <w:rFonts w:ascii="Charis SIL Italic" w:hAnsi="Charis SIL Italic" w:eastAsia="Charis SIL Italic"/>
+          <w:b w:val="0"/>
+          <w:i w:val="0"/>
+          <w:color w:val="000000"/>
+          <w:sz w:val="24"/>
+        </w:rPr>
+        <w:t xml:space="preserve">•  </w:t>
+      </w:r>
+      <w:r>
+        <w:rPr>
+          <w:rFonts w:ascii="Charis SIL Italic" w:hAnsi="Charis SIL Italic" w:eastAsia="Charis SIL Italic"/>
+          <w:b w:val="0"/>
+          <w:i w:val="0"/>
+          <w:color w:val="0000FF"/>
+          <w:sz w:val="24"/>
+          <w:u w:val="single"/>
+        </w:rPr>
+        <w:hyperlink r:id="rId40" w:history="1">
+          <w:r>
+            <w:rPr>
+              <w:rStyle w:val="Hyperlink"/>
+            </w:rPr>
+            <w:t>1917.14.19</w:t>
+          </w:r>
+        </w:hyperlink>
       </w:r>
     </w:p>
     <w:p>
@@ -4285,7 +4525,7 @@
           <w:color w:val="000000"/>
           <w:sz w:val="24"/>
         </w:rPr>
-        <w:t>Pitt Rivers Museum, Oxford</w:t>
+        <w:t>Het Herrnhuter Huis</w:t>
       </w:r>
     </w:p>
     <w:p>
@@ -4294,7 +4534,7 @@
         <w:autoSpaceDE w:val="0"/>
         <w:widowControl/>
         <w:spacing w:line="288" w:lineRule="exact" w:before="312" w:after="0"/>
-        <w:ind w:left="10" w:right="144" w:firstLine="0"/>
+        <w:ind w:left="10" w:right="0" w:firstLine="0"/>
         <w:jc w:val="left"/>
       </w:pPr>
       <w:r>
@@ -4305,7 +4545,7 @@
           <w:color w:val="000000"/>
           <w:sz w:val="24"/>
         </w:rPr>
-        <w:t xml:space="preserve">"There are 336 objects from Surinam in the Pitt Rivers Museum of which some 77 are of </w:t>
+        <w:t xml:space="preserve">Een kleine verzameling behorende tot het aan de EBG geliëerde Zeister Zendingsgenootschap </w:t>
       </w:r>
       <w:r>
         <w:rPr>
@@ -4315,107 +4555,7 @@
           <w:color w:val="000000"/>
           <w:sz w:val="24"/>
         </w:rPr>
-        <w:t xml:space="preserve">Maroon rather than Amerindian origin. The Amerindian material is dominated by two </w:t>
-      </w:r>
-      <w:r>
-        <w:rPr>
-          <w:rFonts w:ascii="Charis SIL Italic" w:hAnsi="Charis SIL Italic" w:eastAsia="Charis SIL Italic"/>
-          <w:b w:val="0"/>
-          <w:i w:val="0"/>
-          <w:color w:val="000000"/>
-          <w:sz w:val="24"/>
-        </w:rPr>
-        <w:t xml:space="preserve">collections [: Butt Colson (1963) and Peter Rivière]. [...] The non-Amerindian material is </w:t>
-      </w:r>
-      <w:r>
-        <w:rPr>
-          <w:rFonts w:ascii="Charis SIL Italic" w:hAnsi="Charis SIL Italic" w:eastAsia="Charis SIL Italic"/>
-          <w:b w:val="0"/>
-          <w:i w:val="0"/>
-          <w:color w:val="000000"/>
-          <w:sz w:val="24"/>
-        </w:rPr>
-        <w:t xml:space="preserve">almost entirely Maroon, from the Aukan, also known as Ndyuka, living on the Maroni and </w:t>
-      </w:r>
-      <w:r>
-        <w:rPr>
-          <w:rFonts w:ascii="Charis SIL Italic" w:hAnsi="Charis SIL Italic" w:eastAsia="Charis SIL Italic"/>
-          <w:b w:val="0"/>
-          <w:i w:val="0"/>
-          <w:color w:val="000000"/>
-          <w:sz w:val="24"/>
-        </w:rPr>
-        <w:t xml:space="preserve">Lawa Rivers. Butt Colson collected 26 objects from the Aukan, one of which is listed as </w:t>
-      </w:r>
-      <w:r>
-        <w:rPr>
-          <w:rFonts w:ascii="Charis SIL Italic" w:hAnsi="Charis SIL Italic" w:eastAsia="Charis SIL Italic"/>
-          <w:b w:val="0"/>
-          <w:i w:val="0"/>
-          <w:color w:val="000000"/>
-          <w:sz w:val="24"/>
-        </w:rPr>
-        <w:t xml:space="preserve">coming from French Guiana. To this Aukan collection is to be added a further 39 objects </w:t>
-      </w:r>
-      <w:r>
-        <w:rPr>
-          <w:rFonts w:ascii="Charis SIL Italic" w:hAnsi="Charis SIL Italic" w:eastAsia="Charis SIL Italic"/>
-          <w:b w:val="0"/>
-          <w:i w:val="0"/>
-          <w:color w:val="000000"/>
-          <w:sz w:val="24"/>
-        </w:rPr>
-        <w:t xml:space="preserve">donated by the Cambridge Expedition to Langa Tabiki in 1965. The remaining four objects </w:t>
-      </w:r>
-      <w:r>
-        <w:rPr>
-          <w:rFonts w:ascii="Charis SIL Italic" w:hAnsi="Charis SIL Italic" w:eastAsia="Charis SIL Italic"/>
-          <w:b w:val="0"/>
-          <w:i w:val="0"/>
-          <w:color w:val="000000"/>
-          <w:sz w:val="24"/>
-        </w:rPr>
-        <w:t xml:space="preserve">consist of three Maroon items (a musical instrument and two calabash spoons) donated by </w:t>
-      </w:r>
-      <w:r>
-        <w:rPr>
-          <w:rFonts w:ascii="Charis SIL Italic" w:hAnsi="Charis SIL Italic" w:eastAsia="Charis SIL Italic"/>
-          <w:b w:val="0"/>
-          <w:i w:val="0"/>
-          <w:color w:val="000000"/>
-          <w:sz w:val="24"/>
-        </w:rPr>
-        <w:t xml:space="preserve">Mrs Beatrice Braithwaite Batty in 1917. She was the author of An English girl’s account of a </w:t>
-      </w:r>
-      <w:r>
-        <w:rPr>
-          <w:rFonts w:ascii="Charis SIL Italic" w:hAnsi="Charis SIL Italic" w:eastAsia="Charis SIL Italic"/>
-          <w:b w:val="0"/>
-          <w:i w:val="0"/>
-          <w:color w:val="000000"/>
-          <w:sz w:val="24"/>
-        </w:rPr>
-        <w:t xml:space="preserve">Moravian Settlement in the Black Forest (1858), Forty two years among the Indians and </w:t>
-      </w:r>
-      <w:r>
-        <w:rPr>
-          <w:rFonts w:ascii="Charis SIL Italic" w:hAnsi="Charis SIL Italic" w:eastAsia="Charis SIL Italic"/>
-          <w:b w:val="0"/>
-          <w:i w:val="0"/>
-          <w:color w:val="000000"/>
-          <w:sz w:val="24"/>
-        </w:rPr>
-        <w:t xml:space="preserve">Eskimo (1893), and numerous other works. Finally there is a pottery vessel in the form of a </w:t>
-      </w:r>
-      <w:r>
-        <w:rPr>
-          <w:rFonts w:ascii="Charis SIL Italic" w:hAnsi="Charis SIL Italic" w:eastAsia="Charis SIL Italic"/>
-          <w:b w:val="0"/>
-          <w:i w:val="0"/>
-          <w:color w:val="000000"/>
-          <w:sz w:val="24"/>
-        </w:rPr>
-        <w:t xml:space="preserve">cockerel donated by Edward Archibald Parry, Bishop of Guiana, in 1908." </w:t>
+        <w:t xml:space="preserve">tentoongesteld in </w:t>
       </w:r>
       <w:r>
         <w:rPr>
@@ -4426,12 +4566,70 @@
           <w:sz w:val="24"/>
           <w:u w:val="single"/>
         </w:rPr>
-        <w:hyperlink r:id="rId37" w:history="1">
+        <w:hyperlink r:id="rId41" w:history="1">
           <w:r>
             <w:rPr>
               <w:rStyle w:val="Hyperlink"/>
             </w:rPr>
-            <w:t>Source</w:t>
+            <w:t>Het</w:t>
+          </w:r>
+        </w:hyperlink>
+      </w:r>
+      <w:r>
+        <w:rPr>
+          <w:rFonts w:ascii="Charis SIL Italic" w:hAnsi="Charis SIL Italic" w:eastAsia="Charis SIL Italic"/>
+          <w:b w:val="0"/>
+          <w:i w:val="0"/>
+          <w:color w:val="0000FF"/>
+          <w:sz w:val="24"/>
+          <w:u w:val="single"/>
+        </w:rPr>
+        <w:t xml:space="preserve"> </w:t>
+      </w:r>
+      <w:r>
+        <w:rPr>
+          <w:rFonts w:ascii="Charis SIL Italic" w:hAnsi="Charis SIL Italic" w:eastAsia="Charis SIL Italic"/>
+          <w:b w:val="0"/>
+          <w:i w:val="0"/>
+          <w:color w:val="0000FF"/>
+          <w:sz w:val="24"/>
+          <w:u w:val="single"/>
+        </w:rPr>
+        <w:hyperlink r:id="rId41" w:history="1">
+          <w:r>
+            <w:rPr>
+              <w:rStyle w:val="Hyperlink"/>
+            </w:rPr>
+            <w:t>Herrnhutter</w:t>
+          </w:r>
+        </w:hyperlink>
+      </w:r>
+      <w:r>
+        <w:rPr>
+          <w:rFonts w:ascii="Charis SIL Italic" w:hAnsi="Charis SIL Italic" w:eastAsia="Charis SIL Italic"/>
+          <w:b w:val="0"/>
+          <w:i w:val="0"/>
+          <w:color w:val="0000FF"/>
+          <w:sz w:val="24"/>
+          <w:u w:val="single"/>
+        </w:rPr>
+        <w:t xml:space="preserve"> </w:t>
+      </w:r>
+      <w:r>
+        <w:rPr>
+          <w:rFonts w:ascii="Charis SIL Italic" w:hAnsi="Charis SIL Italic" w:eastAsia="Charis SIL Italic"/>
+          <w:b w:val="0"/>
+          <w:i w:val="0"/>
+          <w:color w:val="0000FF"/>
+          <w:sz w:val="24"/>
+          <w:u w:val="single"/>
+        </w:rPr>
+        <w:hyperlink r:id="rId41" w:history="1">
+          <w:r>
+            <w:rPr>
+              <w:rStyle w:val="Hyperlink"/>
+            </w:rPr>
+            <w:t>Huis</w:t>
           </w:r>
         </w:hyperlink>
       </w:r>
@@ -4453,7 +4651,127 @@
           <w:color w:val="000000"/>
           <w:sz w:val="24"/>
         </w:rPr>
-        <w:t>De drie marronobjecten die door Braithwaite Batty zijn geschonken in 1917:</w:t>
+        <w:t>Frans-Nederlandse expeditie Marowijne 1861: Cateau van Rosevelt, Ronmy, Vidal, Kappler.</w:t>
+      </w:r>
+    </w:p>
+    <w:p>
+      <w:pPr>
+        <w:autoSpaceDN w:val="0"/>
+        <w:autoSpaceDE w:val="0"/>
+        <w:widowControl/>
+        <w:spacing w:line="352" w:lineRule="exact" w:before="176" w:after="0"/>
+        <w:ind w:left="10" w:right="0" w:firstLine="0"/>
+        <w:jc w:val="left"/>
+      </w:pPr>
+      <w:r>
+        <w:rPr>
+          <w:rFonts w:ascii="Charis SIL Italic" w:hAnsi="Charis SIL Italic" w:eastAsia="Charis SIL Italic"/>
+          <w:b w:val="0"/>
+          <w:i w:val="0"/>
+          <w:color w:val="000000"/>
+          <w:sz w:val="24"/>
+        </w:rPr>
+        <w:t>Cornelius van Coll, Wortelboer, Morssink noemen?</w:t>
+      </w:r>
+    </w:p>
+    <w:p>
+      <w:pPr>
+        <w:autoSpaceDN w:val="0"/>
+        <w:autoSpaceDE w:val="0"/>
+        <w:widowControl/>
+        <w:spacing w:line="352" w:lineRule="exact" w:before="176" w:after="0"/>
+        <w:ind w:left="10" w:right="0" w:firstLine="0"/>
+        <w:jc w:val="left"/>
+      </w:pPr>
+      <w:r>
+        <w:rPr>
+          <w:rFonts w:ascii="Charis SIL Italic" w:hAnsi="Charis SIL Italic" w:eastAsia="Charis SIL Italic"/>
+          <w:b w:val="0"/>
+          <w:i w:val="0"/>
+          <w:color w:val="000000"/>
+          <w:sz w:val="24"/>
+        </w:rPr>
+        <w:t>Heeft Spalburg een collectie aangelegd?</w:t>
+      </w:r>
+    </w:p>
+    <w:p>
+      <w:pPr>
+        <w:autoSpaceDN w:val="0"/>
+        <w:autoSpaceDE w:val="0"/>
+        <w:widowControl/>
+        <w:spacing w:line="352" w:lineRule="exact" w:before="176" w:after="0"/>
+        <w:ind w:left="10" w:right="0" w:firstLine="0"/>
+        <w:jc w:val="left"/>
+      </w:pPr>
+      <w:r>
+        <w:rPr>
+          <w:rFonts w:ascii="Charis SIL Italic" w:hAnsi="Charis SIL Italic" w:eastAsia="Charis SIL Italic"/>
+          <w:b w:val="0"/>
+          <w:i w:val="0"/>
+          <w:color w:val="000000"/>
+          <w:sz w:val="24"/>
+        </w:rPr>
+        <w:t>Collecties:</w:t>
+      </w:r>
+    </w:p>
+    <w:p>
+      <w:pPr>
+        <w:autoSpaceDN w:val="0"/>
+        <w:autoSpaceDE w:val="0"/>
+        <w:widowControl/>
+        <w:spacing w:line="352" w:lineRule="exact" w:before="176" w:after="0"/>
+        <w:ind w:left="10" w:right="0" w:firstLine="0"/>
+        <w:jc w:val="left"/>
+      </w:pPr>
+      <w:r>
+        <w:rPr>
+          <w:rFonts w:ascii="Charis SIL Italic" w:hAnsi="Charis SIL Italic" w:eastAsia="Charis SIL Italic"/>
+          <w:b w:val="0"/>
+          <w:i w:val="0"/>
+          <w:color w:val="000000"/>
+          <w:sz w:val="24"/>
+        </w:rPr>
+        <w:t>Prices? TvV en Van Wetering?</w:t>
+      </w:r>
+    </w:p>
+    <w:p>
+      <w:pPr>
+        <w:autoSpaceDN w:val="0"/>
+        <w:autoSpaceDE w:val="0"/>
+        <w:widowControl/>
+        <w:spacing w:line="352" w:lineRule="exact" w:before="176" w:after="0"/>
+        <w:ind w:left="10" w:right="0" w:firstLine="0"/>
+        <w:jc w:val="left"/>
+      </w:pPr>
+      <w:r>
+        <w:rPr>
+          <w:rFonts w:ascii="Charis SIL Italic" w:hAnsi="Charis SIL Italic" w:eastAsia="Charis SIL Italic"/>
+          <w:b w:val="0"/>
+          <w:i w:val="0"/>
+          <w:color w:val="000000"/>
+          <w:sz w:val="24"/>
+        </w:rPr>
+        <w:t>Geijskes?</w:t>
+      </w:r>
+    </w:p>
+    <w:p>
+      <w:pPr>
+        <w:autoSpaceDN w:val="0"/>
+        <w:autoSpaceDE w:val="0"/>
+        <w:widowControl/>
+        <w:spacing w:line="352" w:lineRule="exact" w:before="176" w:after="0"/>
+        <w:ind w:left="10" w:right="0" w:firstLine="0"/>
+        <w:jc w:val="left"/>
+      </w:pPr>
+      <w:r>
+        <w:rPr>
+          <w:rFonts w:ascii="Charis SIL Italic" w:hAnsi="Charis SIL Italic" w:eastAsia="Charis SIL Italic"/>
+          <w:b w:val="0"/>
+          <w:i w:val="0"/>
+          <w:color w:val="000000"/>
+          <w:sz w:val="24"/>
+        </w:rPr>
+        <w:t>Con Bruijning?</w:t>
       </w:r>
     </w:p>
     <w:p>
@@ -4462,7 +4780,7 @@
         <w:autoSpaceDE w:val="0"/>
         <w:widowControl/>
         <w:spacing w:line="288" w:lineRule="exact" w:before="240" w:after="0"/>
-        <w:ind w:left="398" w:right="8064" w:firstLine="0"/>
+        <w:ind w:left="10" w:right="864" w:firstLine="0"/>
         <w:jc w:val="left"/>
       </w:pPr>
       <w:r>
@@ -4473,25 +4791,96 @@
           <w:color w:val="000000"/>
           <w:sz w:val="24"/>
         </w:rPr>
-        <w:t xml:space="preserve">•  </w:t>
-      </w:r>
-      <w:r>
-        <w:rPr>
-          <w:rFonts w:ascii="Charis SIL Italic" w:hAnsi="Charis SIL Italic" w:eastAsia="Charis SIL Italic"/>
-          <w:b w:val="0"/>
-          <w:i w:val="0"/>
-          <w:color w:val="0000FF"/>
-          <w:sz w:val="24"/>
-          <w:u w:val="single"/>
-        </w:rPr>
-        <w:hyperlink r:id="rId38" w:history="1">
-          <w:r>
-            <w:rPr>
-              <w:rStyle w:val="Hyperlink"/>
-            </w:rPr>
-            <w:t>1917.14.6</w:t>
-          </w:r>
-        </w:hyperlink>
+        <w:t xml:space="preserve">In Frankrijk ging de verzameling Karel X over op het Cabinet d’Histoire naturelle de </w:t>
+      </w:r>
+      <w:r>
+        <w:rPr>
+          <w:rFonts w:ascii="Charis SIL Italic" w:hAnsi="Charis SIL Italic" w:eastAsia="Charis SIL Italic"/>
+          <w:b w:val="0"/>
+          <w:i w:val="0"/>
+          <w:color w:val="000000"/>
+          <w:sz w:val="24"/>
+        </w:rPr>
+        <w:t>Versailles (1797 - 1806).</w:t>
+      </w:r>
+    </w:p>
+    <w:p>
+      <w:pPr>
+        <w:sectPr>
+          <w:pgSz w:w="11900" w:h="16840"/>
+          <w:pgMar w:top="324" w:right="1020" w:bottom="548" w:left="950" w:header="720" w:footer="720" w:gutter="0"/>
+          <w:cols/>
+          <w:docGrid w:linePitch="360"/>
+        </w:sectPr>
+      </w:pPr>
+    </w:p>
+    <w:p>
+      <w:pPr>
+        <w:autoSpaceDN w:val="0"/>
+        <w:autoSpaceDE w:val="0"/>
+        <w:widowControl/>
+        <w:spacing w:line="220" w:lineRule="exact" w:before="0" w:after="104"/>
+        <w:ind w:left="0" w:right="0"/>
+      </w:pPr>
+    </w:p>
+    <w:p>
+      <w:pPr>
+        <w:autoSpaceDN w:val="0"/>
+        <w:autoSpaceDE w:val="0"/>
+        <w:widowControl/>
+        <w:spacing w:line="352" w:lineRule="exact" w:before="0" w:after="0"/>
+        <w:ind w:left="10" w:right="0" w:firstLine="0"/>
+        <w:jc w:val="left"/>
+      </w:pPr>
+      <w:r>
+        <w:rPr>
+          <w:rFonts w:ascii="Charis SIL Italic" w:hAnsi="Charis SIL Italic" w:eastAsia="Charis SIL Italic"/>
+          <w:b w:val="0"/>
+          <w:i w:val="0"/>
+          <w:color w:val="000000"/>
+          <w:sz w:val="24"/>
+        </w:rPr>
+        <w:t>Waar banjo (RV-360-5696) noemen?</w:t>
+      </w:r>
+    </w:p>
+    <w:p>
+      <w:pPr>
+        <w:autoSpaceDN w:val="0"/>
+        <w:autoSpaceDE w:val="0"/>
+        <w:widowControl/>
+        <w:spacing w:line="352" w:lineRule="exact" w:before="176" w:after="0"/>
+        <w:ind w:left="10" w:right="0" w:firstLine="0"/>
+        <w:jc w:val="left"/>
+      </w:pPr>
+      <w:r>
+        <w:rPr>
+          <w:rFonts w:ascii="Charis SIL Italic" w:hAnsi="Charis SIL Italic" w:eastAsia="Charis SIL Italic"/>
+          <w:b w:val="0"/>
+          <w:i w:val="0"/>
+          <w:color w:val="000000"/>
+          <w:sz w:val="24"/>
+        </w:rPr>
+        <w:t>1824: schenking Kühn RV-360-1563 tot en met RV-360-1608 kalebasratel RV-360-1602?</w:t>
+      </w:r>
+    </w:p>
+    <w:p>
+      <w:pPr>
+        <w:autoSpaceDN w:val="0"/>
+        <w:autoSpaceDE w:val="0"/>
+        <w:widowControl/>
+        <w:spacing w:line="288" w:lineRule="exact" w:before="64" w:after="0"/>
+        <w:ind w:left="10" w:right="0" w:firstLine="0"/>
+        <w:jc w:val="left"/>
+      </w:pPr>
+      <w:r>
+        <w:rPr>
+          <w:rFonts w:ascii="Charis SIL Italic" w:hAnsi="Charis SIL Italic" w:eastAsia="Charis SIL Italic"/>
+          <w:b w:val="0"/>
+          <w:i w:val="0"/>
+          <w:color w:val="000000"/>
+          <w:sz w:val="24"/>
+        </w:rPr>
+        <w:t xml:space="preserve">Begeleidende brief: https:// </w:t>
       </w:r>
       <w:r>
         <w:br/>
@@ -4504,46 +4893,7 @@
           <w:color w:val="000000"/>
           <w:sz w:val="24"/>
         </w:rPr>
-        <w:t xml:space="preserve">•  </w:t>
-      </w:r>
-      <w:r>
-        <w:rPr>
-          <w:rFonts w:ascii="Charis SIL Italic" w:hAnsi="Charis SIL Italic" w:eastAsia="Charis SIL Italic"/>
-          <w:b w:val="0"/>
-          <w:i w:val="0"/>
-          <w:color w:val="0000FF"/>
-          <w:sz w:val="24"/>
-          <w:u w:val="single"/>
-        </w:rPr>
-        <w:hyperlink r:id="rId39" w:history="1">
-          <w:r>
-            <w:rPr>
-              <w:rStyle w:val="Hyperlink"/>
-            </w:rPr>
-            <w:t>1917.14.1</w:t>
-          </w:r>
-        </w:hyperlink>
-      </w:r>
-      <w:r>
-        <w:rPr>
-          <w:rFonts w:ascii="Charis SIL Italic" w:hAnsi="Charis SIL Italic" w:eastAsia="Charis SIL Italic"/>
-          <w:b w:val="0"/>
-          <w:i w:val="0"/>
-          <w:color w:val="0000FF"/>
-          <w:sz w:val="24"/>
-          <w:u w:val="single"/>
-        </w:rPr>
-        <w:hyperlink r:id="rId39" w:history="1">
-          <w:r>
-            <w:rPr>
-              <w:rStyle w:val="Hyperlink"/>
-            </w:rPr>
-            <w:t>8</w:t>
-          </w:r>
-        </w:hyperlink>
-      </w:r>
-      <w:r>
-        <w:br/>
+        <w:t xml:space="preserve">hdl.handle.net/21.12102/57550020067147408FED5EB20716EF27 1825 en 1826: schenking </w:t>
       </w:r>
       <w:r>
         <w:rPr>
@@ -4553,25 +4903,67 @@
           <w:color w:val="000000"/>
           <w:sz w:val="24"/>
         </w:rPr>
-        <w:t xml:space="preserve">•  </w:t>
-      </w:r>
-      <w:r>
-        <w:rPr>
-          <w:rFonts w:ascii="Charis SIL Italic" w:hAnsi="Charis SIL Italic" w:eastAsia="Charis SIL Italic"/>
-          <w:b w:val="0"/>
-          <w:i w:val="0"/>
-          <w:color w:val="0000FF"/>
-          <w:sz w:val="24"/>
-          <w:u w:val="single"/>
-        </w:rPr>
-        <w:hyperlink r:id="rId39" w:history="1">
-          <w:r>
-            <w:rPr>
-              <w:rStyle w:val="Hyperlink"/>
-            </w:rPr>
-            <w:t>1917.14.19</w:t>
-          </w:r>
-        </w:hyperlink>
+        <w:t xml:space="preserve">Bromet, wellicht ook diorama's van Schouten? RV-360-1639 tot en met RV-360-1653 1826: </w:t>
+      </w:r>
+      <w:r>
+        <w:rPr>
+          <w:rFonts w:ascii="Charis SIL Italic" w:hAnsi="Charis SIL Italic" w:eastAsia="Charis SIL Italic"/>
+          <w:b w:val="0"/>
+          <w:i w:val="0"/>
+          <w:color w:val="000000"/>
+          <w:sz w:val="24"/>
+        </w:rPr>
+        <w:t xml:space="preserve">zending D. Kanngiesser 1827: mr. A.F. Lammens stuurt twee diorama's van Schouten </w:t>
+      </w:r>
+      <w:r>
+        <w:rPr>
+          <w:rFonts w:ascii="Charis SIL Italic" w:hAnsi="Charis SIL Italic" w:eastAsia="Charis SIL Italic"/>
+          <w:b w:val="0"/>
+          <w:i w:val="0"/>
+          <w:color w:val="000000"/>
+          <w:sz w:val="24"/>
+        </w:rPr>
+        <w:t xml:space="preserve">Temminck 1827 zending die met naturalia waren meegekomen, uiteindelijk afkomstig van </w:t>
+      </w:r>
+      <w:r>
+        <w:rPr>
+          <w:rFonts w:ascii="Charis SIL Italic" w:hAnsi="Charis SIL Italic" w:eastAsia="Charis SIL Italic"/>
+          <w:b w:val="0"/>
+          <w:i w:val="0"/>
+          <w:color w:val="000000"/>
+          <w:sz w:val="24"/>
+        </w:rPr>
+        <w:t xml:space="preserve">apotheker H.H. Dieperink? 1 april 1828: grotere schenking van Lammens. 30 mei 1835: nog </w:t>
+      </w:r>
+      <w:r>
+        <w:rPr>
+          <w:rFonts w:ascii="Charis SIL Italic" w:hAnsi="Charis SIL Italic" w:eastAsia="Charis SIL Italic"/>
+          <w:b w:val="0"/>
+          <w:i w:val="0"/>
+          <w:color w:val="000000"/>
+          <w:sz w:val="24"/>
+        </w:rPr>
+        <w:t>een schenking van J. Bromet via F.J. van Maanen</w:t>
+      </w:r>
+    </w:p>
+    <w:p>
+      <w:pPr>
+        <w:autoSpaceDN w:val="0"/>
+        <w:autoSpaceDE w:val="0"/>
+        <w:widowControl/>
+        <w:spacing w:line="352" w:lineRule="exact" w:before="176" w:after="0"/>
+        <w:ind w:left="10" w:right="0" w:firstLine="0"/>
+        <w:jc w:val="left"/>
+      </w:pPr>
+      <w:r>
+        <w:rPr>
+          <w:rFonts w:ascii="Charis SIL Italic" w:hAnsi="Charis SIL Italic" w:eastAsia="Charis SIL Italic"/>
+          <w:b w:val="0"/>
+          <w:i w:val="0"/>
+          <w:color w:val="000000"/>
+          <w:sz w:val="24"/>
+        </w:rPr>
+        <w:t>Crevaux, Coudreaux, Brunetti?</w:t>
       </w:r>
     </w:p>
     <w:p>
@@ -4591,7 +4983,7 @@
           <w:color w:val="000000"/>
           <w:sz w:val="24"/>
         </w:rPr>
-        <w:t>Het Herrnhuter Huis</w:t>
+        <w:t>Musée des cultures guyanaises</w:t>
       </w:r>
     </w:p>
     <w:p>
@@ -4599,7 +4991,7 @@
         <w:autoSpaceDN w:val="0"/>
         <w:autoSpaceDE w:val="0"/>
         <w:widowControl/>
-        <w:spacing w:line="288" w:lineRule="exact" w:before="312" w:after="0"/>
+        <w:spacing w:line="352" w:lineRule="exact" w:before="248" w:after="0"/>
         <w:ind w:left="10" w:right="0" w:firstLine="0"/>
         <w:jc w:val="left"/>
       </w:pPr>
@@ -4608,94 +5000,16 @@
           <w:rFonts w:ascii="Charis SIL Italic" w:hAnsi="Charis SIL Italic" w:eastAsia="Charis SIL Italic"/>
           <w:b w:val="0"/>
           <w:i w:val="0"/>
-          <w:color w:val="000000"/>
-          <w:sz w:val="24"/>
-        </w:rPr>
-        <w:t xml:space="preserve">Een kleine verzameling behorende tot het aan de EBG geliëerde Zeister Zendingsgenootschap </w:t>
-      </w:r>
-      <w:r>
-        <w:rPr>
-          <w:rFonts w:ascii="Charis SIL Italic" w:hAnsi="Charis SIL Italic" w:eastAsia="Charis SIL Italic"/>
-          <w:b w:val="0"/>
-          <w:i w:val="0"/>
-          <w:color w:val="000000"/>
-          <w:sz w:val="24"/>
-        </w:rPr>
-        <w:t xml:space="preserve">tentoongesteld in </w:t>
-      </w:r>
-      <w:r>
-        <w:rPr>
-          <w:rFonts w:ascii="Charis SIL Italic" w:hAnsi="Charis SIL Italic" w:eastAsia="Charis SIL Italic"/>
-          <w:b w:val="0"/>
-          <w:i w:val="0"/>
           <w:color w:val="0000FF"/>
           <w:sz w:val="24"/>
           <w:u w:val="single"/>
         </w:rPr>
-        <w:hyperlink r:id="rId40" w:history="1">
+        <w:hyperlink r:id="rId42" w:history="1">
           <w:r>
             <w:rPr>
               <w:rStyle w:val="Hyperlink"/>
             </w:rPr>
-            <w:t>Het</w:t>
-          </w:r>
-        </w:hyperlink>
-      </w:r>
-      <w:r>
-        <w:rPr>
-          <w:rFonts w:ascii="Charis SIL Italic" w:hAnsi="Charis SIL Italic" w:eastAsia="Charis SIL Italic"/>
-          <w:b w:val="0"/>
-          <w:i w:val="0"/>
-          <w:color w:val="0000FF"/>
-          <w:sz w:val="24"/>
-          <w:u w:val="single"/>
-        </w:rPr>
-        <w:t xml:space="preserve"> </w:t>
-      </w:r>
-      <w:r>
-        <w:rPr>
-          <w:rFonts w:ascii="Charis SIL Italic" w:hAnsi="Charis SIL Italic" w:eastAsia="Charis SIL Italic"/>
-          <w:b w:val="0"/>
-          <w:i w:val="0"/>
-          <w:color w:val="0000FF"/>
-          <w:sz w:val="24"/>
-          <w:u w:val="single"/>
-        </w:rPr>
-        <w:hyperlink r:id="rId40" w:history="1">
-          <w:r>
-            <w:rPr>
-              <w:rStyle w:val="Hyperlink"/>
-            </w:rPr>
-            <w:t>Herrnhutter</w:t>
-          </w:r>
-        </w:hyperlink>
-      </w:r>
-      <w:r>
-        <w:rPr>
-          <w:rFonts w:ascii="Charis SIL Italic" w:hAnsi="Charis SIL Italic" w:eastAsia="Charis SIL Italic"/>
-          <w:b w:val="0"/>
-          <w:i w:val="0"/>
-          <w:color w:val="0000FF"/>
-          <w:sz w:val="24"/>
-          <w:u w:val="single"/>
-        </w:rPr>
-        <w:t xml:space="preserve"> </w:t>
-      </w:r>
-      <w:r>
-        <w:rPr>
-          <w:rFonts w:ascii="Charis SIL Italic" w:hAnsi="Charis SIL Italic" w:eastAsia="Charis SIL Italic"/>
-          <w:b w:val="0"/>
-          <w:i w:val="0"/>
-          <w:color w:val="0000FF"/>
-          <w:sz w:val="24"/>
-          <w:u w:val="single"/>
-        </w:rPr>
-        <w:hyperlink r:id="rId40" w:history="1">
-          <w:r>
-            <w:rPr>
-              <w:rStyle w:val="Hyperlink"/>
-            </w:rPr>
-            <w:t>Huis</w:t>
+            <w:t>Collectie</w:t>
           </w:r>
         </w:hyperlink>
       </w:r>
@@ -4717,7 +5031,572 @@
           <w:color w:val="000000"/>
           <w:sz w:val="24"/>
         </w:rPr>
-        <w:t>Frans-Nederlandse expeditie Marowijne 1861: Cateau van Rosevelt, Ronmy, Vidal, Kappler.</w:t>
+        <w:t>Valt buiten de scope van de zoekhulp, want de collectie bevindt zich in land van herkomst.</w:t>
+      </w:r>
+    </w:p>
+    <w:p>
+      <w:pPr>
+        <w:autoSpaceDN w:val="0"/>
+        <w:autoSpaceDE w:val="0"/>
+        <w:widowControl/>
+        <w:spacing w:line="358" w:lineRule="exact" w:before="256" w:after="0"/>
+        <w:ind w:left="10" w:right="0" w:firstLine="0"/>
+        <w:jc w:val="left"/>
+      </w:pPr>
+      <w:r>
+        <w:rPr>
+          <w:rFonts w:ascii="Charis SIL Bold" w:hAnsi="Charis SIL Bold" w:eastAsia="Charis SIL Bold"/>
+          <w:b/>
+          <w:i w:val="0"/>
+          <w:color w:val="000000"/>
+          <w:sz w:val="24"/>
+        </w:rPr>
+        <w:t>Surinaams Museum:</w:t>
+      </w:r>
+    </w:p>
+    <w:p>
+      <w:pPr>
+        <w:autoSpaceDN w:val="0"/>
+        <w:autoSpaceDE w:val="0"/>
+        <w:widowControl/>
+        <w:spacing w:line="288" w:lineRule="exact" w:before="314" w:after="0"/>
+        <w:ind w:left="10" w:right="432" w:firstLine="0"/>
+        <w:jc w:val="left"/>
+      </w:pPr>
+      <w:r>
+        <w:rPr>
+          <w:rFonts w:ascii="Charis SIL Italic" w:hAnsi="Charis SIL Italic" w:eastAsia="Charis SIL Italic"/>
+          <w:b w:val="0"/>
+          <w:i w:val="0"/>
+          <w:color w:val="0000FF"/>
+          <w:sz w:val="24"/>
+          <w:u w:val="single"/>
+        </w:rPr>
+        <w:hyperlink r:id="rId43" w:history="1">
+          <w:r>
+            <w:rPr>
+              <w:rStyle w:val="Hyperlink"/>
+            </w:rPr>
+            <w:t>Collectie</w:t>
+          </w:r>
+        </w:hyperlink>
+      </w:r>
+      <w:r>
+        <w:rPr>
+          <w:rFonts w:ascii="Charis SIL Italic" w:hAnsi="Charis SIL Italic" w:eastAsia="Charis SIL Italic"/>
+          <w:b w:val="0"/>
+          <w:i w:val="0"/>
+          <w:color w:val="000000"/>
+          <w:sz w:val="24"/>
+        </w:rPr>
+        <w:t xml:space="preserve"> Oorsprong Koloniaal museum is de collectie die Tjark Jansen Eijken Sluyters in </w:t>
+      </w:r>
+      <w:r>
+        <w:rPr>
+          <w:u w:val="single" w:color="0000ff"/>
+          <w:rFonts w:ascii="Charis SIL Italic" w:hAnsi="Charis SIL Italic" w:eastAsia="Charis SIL Italic"/>
+          <w:b w:val="0"/>
+          <w:i w:val="0"/>
+          <w:color w:val="000000"/>
+          <w:sz w:val="24"/>
+        </w:rPr>
+        <w:hyperlink r:id="rId43" w:history="1">
+          <w:r>
+            <w:rPr>
+              <w:rStyle w:val="Hyperlink"/>
+            </w:rPr>
+            <w:t>1865 aan</w:t>
+          </w:r>
+        </w:hyperlink>
+      </w:r>
+      <w:r>
+        <w:rPr>
+          <w:rFonts w:ascii="Charis SIL Italic" w:hAnsi="Charis SIL Italic" w:eastAsia="Charis SIL Italic"/>
+          <w:b w:val="0"/>
+          <w:i w:val="0"/>
+          <w:color w:val="000000"/>
+          <w:sz w:val="24"/>
+        </w:rPr>
+        <w:t xml:space="preserve"> het koloniale gouvernement schonk. In 1867 werd een Genootschap tot </w:t>
+      </w:r>
+      <w:r>
+        <w:rPr>
+          <w:rFonts w:ascii="Charis SIL Italic" w:hAnsi="Charis SIL Italic" w:eastAsia="Charis SIL Italic"/>
+          <w:b w:val="0"/>
+          <w:i w:val="0"/>
+          <w:color w:val="000000"/>
+          <w:sz w:val="24"/>
+        </w:rPr>
+        <w:t xml:space="preserve">bevordering van kennis opgericht, dat zorg moest dragen voor het museum en voor de </w:t>
+      </w:r>
+      <w:r>
+        <w:rPr>
+          <w:rFonts w:ascii="Charis SIL Italic" w:hAnsi="Charis SIL Italic" w:eastAsia="Charis SIL Italic"/>
+          <w:b w:val="0"/>
+          <w:i w:val="0"/>
+          <w:color w:val="000000"/>
+          <w:sz w:val="24"/>
+        </w:rPr>
+        <w:t>koloniale bibliotheek. 1876 Surinametentoonstelling in het Koloniaal Museum.</w:t>
+      </w:r>
+    </w:p>
+    <w:p>
+      <w:pPr>
+        <w:autoSpaceDN w:val="0"/>
+        <w:autoSpaceDE w:val="0"/>
+        <w:widowControl/>
+        <w:spacing w:line="540" w:lineRule="exact" w:before="196" w:after="0"/>
+        <w:ind w:left="10" w:right="0" w:firstLine="0"/>
+        <w:jc w:val="left"/>
+      </w:pPr>
+      <w:r>
+        <w:rPr>
+          <w:rFonts w:ascii="Charis SIL Bold" w:hAnsi="Charis SIL Bold" w:eastAsia="Charis SIL Bold"/>
+          <w:b/>
+          <w:i w:val="0"/>
+          <w:color w:val="000000"/>
+          <w:sz w:val="36"/>
+        </w:rPr>
+        <w:t>Related Aids</w:t>
+      </w:r>
+    </w:p>
+    <w:p>
+      <w:pPr>
+        <w:autoSpaceDN w:val="0"/>
+        <w:autoSpaceDE w:val="0"/>
+        <w:widowControl/>
+        <w:spacing w:line="288" w:lineRule="exact" w:before="292" w:after="0"/>
+        <w:ind w:left="398" w:right="3600" w:firstLine="0"/>
+        <w:jc w:val="left"/>
+      </w:pPr>
+      <w:r>
+        <w:rPr>
+          <w:rFonts w:ascii="Charis SIL Italic" w:hAnsi="Charis SIL Italic" w:eastAsia="Charis SIL Italic"/>
+          <w:b w:val="0"/>
+          <w:i w:val="0"/>
+          <w:color w:val="000000"/>
+          <w:sz w:val="24"/>
+        </w:rPr>
+        <w:t xml:space="preserve">•  </w:t>
+      </w:r>
+      <w:r>
+        <w:rPr>
+          <w:rFonts w:ascii="Charis SIL Italic" w:hAnsi="Charis SIL Italic" w:eastAsia="Charis SIL Italic"/>
+          <w:b w:val="0"/>
+          <w:i w:val="0"/>
+          <w:color w:val="0000FF"/>
+          <w:sz w:val="24"/>
+          <w:u w:val="single"/>
+        </w:rPr>
+        <w:t>Selecteren en afbakenen</w:t>
+      </w:r>
+      <w:r>
+        <w:br/>
+      </w:r>
+      <w:r>
+        <w:rPr>
+          <w:rFonts w:ascii="Charis SIL Italic" w:hAnsi="Charis SIL Italic" w:eastAsia="Charis SIL Italic"/>
+          <w:b w:val="0"/>
+          <w:i w:val="0"/>
+          <w:color w:val="000000"/>
+          <w:sz w:val="24"/>
+        </w:rPr>
+        <w:t xml:space="preserve">•  </w:t>
+      </w:r>
+      <w:r>
+        <w:rPr>
+          <w:rFonts w:ascii="Charis SIL Italic" w:hAnsi="Charis SIL Italic" w:eastAsia="Charis SIL Italic"/>
+          <w:b w:val="0"/>
+          <w:i w:val="0"/>
+          <w:color w:val="0000FF"/>
+          <w:sz w:val="24"/>
+          <w:u w:val="single"/>
+        </w:rPr>
+        <w:t>Bronnen</w:t>
+      </w:r>
+      <w:r>
+        <w:br/>
+      </w:r>
+      <w:r>
+        <w:rPr>
+          <w:rFonts w:ascii="Charis SIL Italic" w:hAnsi="Charis SIL Italic" w:eastAsia="Charis SIL Italic"/>
+          <w:b w:val="0"/>
+          <w:i w:val="0"/>
+          <w:color w:val="000000"/>
+          <w:sz w:val="24"/>
+        </w:rPr>
+        <w:t xml:space="preserve">•  </w:t>
+      </w:r>
+      <w:r>
+        <w:rPr>
+          <w:rFonts w:ascii="Charis SIL Italic" w:hAnsi="Charis SIL Italic" w:eastAsia="Charis SIL Italic"/>
+          <w:b w:val="0"/>
+          <w:i w:val="0"/>
+          <w:color w:val="0000FF"/>
+          <w:sz w:val="24"/>
+          <w:u w:val="single"/>
+        </w:rPr>
+        <w:t>Ambtena</w:t>
+      </w:r>
+      <w:r>
+        <w:rPr>
+          <w:rFonts w:ascii="Charis SIL Italic" w:hAnsi="Charis SIL Italic" w:eastAsia="Charis SIL Italic"/>
+          <w:b w:val="0"/>
+          <w:i w:val="0"/>
+          <w:color w:val="0000FF"/>
+          <w:sz w:val="24"/>
+          <w:u w:val="single"/>
+        </w:rPr>
+        <w:t>ren</w:t>
+      </w:r>
+      <w:r>
+        <w:br/>
+      </w:r>
+      <w:r>
+        <w:rPr>
+          <w:rFonts w:ascii="Charis SIL Italic" w:hAnsi="Charis SIL Italic" w:eastAsia="Charis SIL Italic"/>
+          <w:b w:val="0"/>
+          <w:i w:val="0"/>
+          <w:color w:val="000000"/>
+          <w:sz w:val="24"/>
+        </w:rPr>
+        <w:t xml:space="preserve">•  </w:t>
+      </w:r>
+      <w:r>
+        <w:rPr>
+          <w:rFonts w:ascii="Charis SIL Italic" w:hAnsi="Charis SIL Italic" w:eastAsia="Charis SIL Italic"/>
+          <w:b w:val="0"/>
+          <w:i w:val="0"/>
+          <w:color w:val="0000FF"/>
+          <w:sz w:val="24"/>
+          <w:u w:val="single"/>
+        </w:rPr>
+        <w:t>Leger en ma</w:t>
+      </w:r>
+      <w:r>
+        <w:rPr>
+          <w:rFonts w:ascii="Charis SIL Italic" w:hAnsi="Charis SIL Italic" w:eastAsia="Charis SIL Italic"/>
+          <w:b w:val="0"/>
+          <w:i w:val="0"/>
+          <w:color w:val="0000FF"/>
+          <w:sz w:val="24"/>
+          <w:u w:val="single"/>
+        </w:rPr>
+        <w:t>rine</w:t>
+      </w:r>
+      <w:r>
+        <w:br/>
+      </w:r>
+      <w:r>
+        <w:rPr>
+          <w:rFonts w:ascii="Charis SIL Italic" w:hAnsi="Charis SIL Italic" w:eastAsia="Charis SIL Italic"/>
+          <w:b w:val="0"/>
+          <w:i w:val="0"/>
+          <w:color w:val="000000"/>
+          <w:sz w:val="24"/>
+        </w:rPr>
+        <w:t xml:space="preserve">•  </w:t>
+      </w:r>
+      <w:r>
+        <w:rPr>
+          <w:rFonts w:ascii="Charis SIL Italic" w:hAnsi="Charis SIL Italic" w:eastAsia="Charis SIL Italic"/>
+          <w:b w:val="0"/>
+          <w:i w:val="0"/>
+          <w:color w:val="0000FF"/>
+          <w:sz w:val="24"/>
+          <w:u w:val="single"/>
+        </w:rPr>
+        <w:t>Koninklijk Instit</w:t>
+      </w:r>
+      <w:r>
+        <w:rPr>
+          <w:rFonts w:ascii="Charis SIL Italic" w:hAnsi="Charis SIL Italic" w:eastAsia="Charis SIL Italic"/>
+          <w:b w:val="0"/>
+          <w:i w:val="0"/>
+          <w:color w:val="0000FF"/>
+          <w:sz w:val="24"/>
+          <w:u w:val="single"/>
+        </w:rPr>
+        <w:t>uut voor Taal-, Land en Volkenkunde</w:t>
+      </w:r>
+      <w:r>
+        <w:rPr>
+          <w:rFonts w:ascii="Charis SIL Italic" w:hAnsi="Charis SIL Italic" w:eastAsia="Charis SIL Italic"/>
+          <w:b w:val="0"/>
+          <w:i w:val="0"/>
+          <w:color w:val="000000"/>
+          <w:sz w:val="24"/>
+        </w:rPr>
+        <w:t xml:space="preserve">•  </w:t>
+      </w:r>
+      <w:r>
+        <w:rPr>
+          <w:rFonts w:ascii="Charis SIL Italic" w:hAnsi="Charis SIL Italic" w:eastAsia="Charis SIL Italic"/>
+          <w:b w:val="0"/>
+          <w:i w:val="0"/>
+          <w:color w:val="0000FF"/>
+          <w:sz w:val="24"/>
+          <w:u w:val="single"/>
+        </w:rPr>
+        <w:t>Rijksmuseum Amsterdam</w:t>
+      </w:r>
+      <w:r>
+        <w:br/>
+      </w:r>
+      <w:r>
+        <w:rPr>
+          <w:rFonts w:ascii="Charis SIL Italic" w:hAnsi="Charis SIL Italic" w:eastAsia="Charis SIL Italic"/>
+          <w:b w:val="0"/>
+          <w:i w:val="0"/>
+          <w:color w:val="000000"/>
+          <w:sz w:val="24"/>
+        </w:rPr>
+        <w:t xml:space="preserve">•  </w:t>
+      </w:r>
+      <w:r>
+        <w:rPr>
+          <w:rFonts w:ascii="Charis SIL Italic" w:hAnsi="Charis SIL Italic" w:eastAsia="Charis SIL Italic"/>
+          <w:b w:val="0"/>
+          <w:i w:val="0"/>
+          <w:color w:val="0000FF"/>
+          <w:sz w:val="24"/>
+          <w:u w:val="single"/>
+        </w:rPr>
+        <w:t>Wereldmuseum Amsterda</w:t>
+      </w:r>
+      <w:r>
+        <w:rPr>
+          <w:rFonts w:ascii="Charis SIL Italic" w:hAnsi="Charis SIL Italic" w:eastAsia="Charis SIL Italic"/>
+          <w:b w:val="0"/>
+          <w:i w:val="0"/>
+          <w:color w:val="0000FF"/>
+          <w:sz w:val="24"/>
+          <w:u w:val="single"/>
+        </w:rPr>
+        <w:t>m</w:t>
+      </w:r>
+      <w:r>
+        <w:br/>
+      </w:r>
+      <w:r>
+        <w:rPr>
+          <w:rFonts w:ascii="Charis SIL Italic" w:hAnsi="Charis SIL Italic" w:eastAsia="Charis SIL Italic"/>
+          <w:b w:val="0"/>
+          <w:i w:val="0"/>
+          <w:color w:val="000000"/>
+          <w:sz w:val="24"/>
+        </w:rPr>
+        <w:t xml:space="preserve">•  </w:t>
+      </w:r>
+      <w:r>
+        <w:rPr>
+          <w:rFonts w:ascii="Charis SIL Italic" w:hAnsi="Charis SIL Italic" w:eastAsia="Charis SIL Italic"/>
+          <w:b w:val="0"/>
+          <w:i w:val="0"/>
+          <w:color w:val="0000FF"/>
+          <w:sz w:val="24"/>
+          <w:u w:val="single"/>
+        </w:rPr>
+        <w:t>Wereldmuseum Leiden</w:t>
+      </w:r>
+      <w:r>
+        <w:br/>
+      </w:r>
+      <w:r>
+        <w:rPr>
+          <w:rFonts w:ascii="Charis SIL Italic" w:hAnsi="Charis SIL Italic" w:eastAsia="Charis SIL Italic"/>
+          <w:b w:val="0"/>
+          <w:i w:val="0"/>
+          <w:color w:val="000000"/>
+          <w:sz w:val="24"/>
+        </w:rPr>
+        <w:t xml:space="preserve">•  </w:t>
+      </w:r>
+      <w:r>
+        <w:rPr>
+          <w:rFonts w:ascii="Charis SIL Italic" w:hAnsi="Charis SIL Italic" w:eastAsia="Charis SIL Italic"/>
+          <w:b w:val="0"/>
+          <w:i w:val="0"/>
+          <w:color w:val="0000FF"/>
+          <w:sz w:val="24"/>
+          <w:u w:val="single"/>
+        </w:rPr>
+        <w:t>Wereldmuseum Rotter</w:t>
+      </w:r>
+      <w:r>
+        <w:rPr>
+          <w:rFonts w:ascii="Charis SIL Italic" w:hAnsi="Charis SIL Italic" w:eastAsia="Charis SIL Italic"/>
+          <w:b w:val="0"/>
+          <w:i w:val="0"/>
+          <w:color w:val="0000FF"/>
+          <w:sz w:val="24"/>
+          <w:u w:val="single"/>
+        </w:rPr>
+        <w:t>dam</w:t>
+      </w:r>
+    </w:p>
+    <w:p>
+      <w:pPr>
+        <w:autoSpaceDN w:val="0"/>
+        <w:autoSpaceDE w:val="0"/>
+        <w:widowControl/>
+        <w:spacing w:line="540" w:lineRule="exact" w:before="198" w:after="0"/>
+        <w:ind w:left="10" w:right="0" w:firstLine="0"/>
+        <w:jc w:val="left"/>
+      </w:pPr>
+      <w:r>
+        <w:rPr>
+          <w:rFonts w:ascii="Charis SIL Bold" w:hAnsi="Charis SIL Bold" w:eastAsia="Charis SIL Bold"/>
+          <w:b/>
+          <w:i w:val="0"/>
+          <w:color w:val="000000"/>
+          <w:sz w:val="36"/>
+        </w:rPr>
+        <w:t>Primary sources</w:t>
+      </w:r>
+    </w:p>
+    <w:p>
+      <w:pPr>
+        <w:autoSpaceDN w:val="0"/>
+        <w:autoSpaceDE w:val="0"/>
+        <w:widowControl/>
+        <w:spacing w:line="352" w:lineRule="exact" w:before="228" w:after="0"/>
+        <w:ind w:left="10" w:right="0" w:firstLine="0"/>
+        <w:jc w:val="left"/>
+      </w:pPr>
+      <w:r>
+        <w:rPr>
+          <w:rFonts w:ascii="Charis SIL Italic" w:hAnsi="Charis SIL Italic" w:eastAsia="Charis SIL Italic"/>
+          <w:b w:val="0"/>
+          <w:i w:val="0"/>
+          <w:color w:val="000000"/>
+          <w:sz w:val="24"/>
+        </w:rPr>
+        <w:t>Archiefstukken:</w:t>
+      </w:r>
+    </w:p>
+    <w:p>
+      <w:pPr>
+        <w:autoSpaceDN w:val="0"/>
+        <w:autoSpaceDE w:val="0"/>
+        <w:widowControl/>
+        <w:spacing w:line="288" w:lineRule="exact" w:before="240" w:after="0"/>
+        <w:ind w:left="810" w:right="720" w:firstLine="0"/>
+        <w:jc w:val="left"/>
+      </w:pPr>
+      <w:r>
+        <w:rPr>
+          <w:rFonts w:ascii="Charis SIL Italic" w:hAnsi="Charis SIL Italic" w:eastAsia="Charis SIL Italic"/>
+          <w:b w:val="0"/>
+          <w:i/>
+          <w:color w:val="000000"/>
+          <w:sz w:val="24"/>
+        </w:rPr>
+        <w:t xml:space="preserve">Noord-Hollands Archief 476 Rijksmuseum en rechtsvoorgangers - toegang 5 Archief </w:t>
+      </w:r>
+      <w:r>
+        <w:rPr>
+          <w:rFonts w:ascii="Charis SIL Italic" w:hAnsi="Charis SIL Italic" w:eastAsia="Charis SIL Italic"/>
+          <w:b w:val="0"/>
+          <w:i/>
+          <w:color w:val="000000"/>
+          <w:sz w:val="24"/>
+        </w:rPr>
+        <w:t xml:space="preserve">van het Koninklijk Kabinet van Zeldzaamheden, (17e eeuw) 1815-1883, </w:t>
+      </w:r>
+      <w:r>
+        <w:br/>
+      </w:r>
+      <w:r>
+        <w:rPr>
+          <w:rFonts w:ascii="Charis SIL Italic" w:hAnsi="Charis SIL Italic" w:eastAsia="Charis SIL Italic"/>
+          <w:b w:val="0"/>
+          <w:i/>
+          <w:color w:val="000000"/>
+          <w:sz w:val="24"/>
+        </w:rPr>
+        <w:t>inventarisnummer 854, 122/123</w:t>
+      </w:r>
+      <w:r>
+        <w:rPr>
+          <w:rFonts w:ascii="Charis SIL Italic" w:hAnsi="Charis SIL Italic" w:eastAsia="Charis SIL Italic"/>
+          <w:b w:val="0"/>
+          <w:i/>
+          <w:color w:val="000000"/>
+          <w:sz w:val="24"/>
+        </w:rPr>
+        <w:t xml:space="preserve">Stukken in het archief van het Koninklijk Kabinet </w:t>
+      </w:r>
+      <w:r>
+        <w:rPr>
+          <w:rFonts w:ascii="Charis SIL Italic" w:hAnsi="Charis SIL Italic" w:eastAsia="Charis SIL Italic"/>
+          <w:b w:val="0"/>
+          <w:i/>
+          <w:color w:val="000000"/>
+          <w:sz w:val="24"/>
+        </w:rPr>
+        <w:t>van Zeldzaamheden over de zending van Kühn uit 1824.</w:t>
+      </w:r>
+    </w:p>
+    <w:p>
+      <w:pPr>
+        <w:autoSpaceDN w:val="0"/>
+        <w:autoSpaceDE w:val="0"/>
+        <w:widowControl/>
+        <w:spacing w:line="352" w:lineRule="exact" w:before="176" w:after="0"/>
+        <w:ind w:left="810" w:right="0" w:firstLine="0"/>
+        <w:jc w:val="left"/>
+      </w:pPr>
+      <w:r>
+        <w:rPr>
+          <w:rFonts w:ascii="Charis SIL Italic" w:hAnsi="Charis SIL Italic" w:eastAsia="Charis SIL Italic"/>
+          <w:b w:val="0"/>
+          <w:i w:val="0"/>
+          <w:color w:val="0000FF"/>
+          <w:sz w:val="24"/>
+        </w:rPr>
+        <w:hyperlink r:id="rId44" w:history="1">
+          <w:r>
+            <w:rPr>
+              <w:rStyle w:val="Hyperlink"/>
+            </w:rPr>
+            <w:t>https://</w:t>
+          </w:r>
+        </w:hyperlink>
+      </w:r>
+      <w:r>
+        <w:rPr>
+          <w:rFonts w:ascii="Charis SIL Italic" w:hAnsi="Charis SIL Italic" w:eastAsia="Charis SIL Italic"/>
+          <w:b w:val="0"/>
+          <w:i w:val="0"/>
+          <w:color w:val="0000FF"/>
+          <w:sz w:val="24"/>
+        </w:rPr>
+        <w:hyperlink r:id="rId44" w:history="1">
+          <w:r>
+            <w:rPr>
+              <w:rStyle w:val="Hyperlink"/>
+            </w:rPr>
+            <w:t>hdl.handle.net/21.12102/</w:t>
+          </w:r>
+        </w:hyperlink>
+      </w:r>
+      <w:r>
+        <w:rPr>
+          <w:rFonts w:ascii="Charis SIL Italic" w:hAnsi="Charis SIL Italic" w:eastAsia="Charis SIL Italic"/>
+          <w:b w:val="0"/>
+          <w:i w:val="0"/>
+          <w:color w:val="0000FF"/>
+          <w:sz w:val="24"/>
+        </w:rPr>
+        <w:hyperlink r:id="rId44" w:history="1">
+          <w:r>
+            <w:rPr>
+              <w:rStyle w:val="Hyperlink"/>
+            </w:rPr>
+            <w:t>C334F15F47A042DBB02101D8E375A1C8</w:t>
+          </w:r>
+        </w:hyperlink>
       </w:r>
     </w:p>
     <w:p>
@@ -4737,107 +5616,7 @@
           <w:color w:val="000000"/>
           <w:sz w:val="24"/>
         </w:rPr>
-        <w:t>Cornelius van Coll, Wortelboer, Morssink noemen?</w:t>
-      </w:r>
-    </w:p>
-    <w:p>
-      <w:pPr>
-        <w:autoSpaceDN w:val="0"/>
-        <w:autoSpaceDE w:val="0"/>
-        <w:widowControl/>
-        <w:spacing w:line="352" w:lineRule="exact" w:before="176" w:after="0"/>
-        <w:ind w:left="10" w:right="0" w:firstLine="0"/>
-        <w:jc w:val="left"/>
-      </w:pPr>
-      <w:r>
-        <w:rPr>
-          <w:rFonts w:ascii="Charis SIL Italic" w:hAnsi="Charis SIL Italic" w:eastAsia="Charis SIL Italic"/>
-          <w:b w:val="0"/>
-          <w:i w:val="0"/>
-          <w:color w:val="000000"/>
-          <w:sz w:val="24"/>
-        </w:rPr>
-        <w:t>Heeft Spalburg een collectie aangelegd?</w:t>
-      </w:r>
-    </w:p>
-    <w:p>
-      <w:pPr>
-        <w:autoSpaceDN w:val="0"/>
-        <w:autoSpaceDE w:val="0"/>
-        <w:widowControl/>
-        <w:spacing w:line="352" w:lineRule="exact" w:before="176" w:after="0"/>
-        <w:ind w:left="10" w:right="0" w:firstLine="0"/>
-        <w:jc w:val="left"/>
-      </w:pPr>
-      <w:r>
-        <w:rPr>
-          <w:rFonts w:ascii="Charis SIL Italic" w:hAnsi="Charis SIL Italic" w:eastAsia="Charis SIL Italic"/>
-          <w:b w:val="0"/>
-          <w:i w:val="0"/>
-          <w:color w:val="000000"/>
-          <w:sz w:val="24"/>
-        </w:rPr>
-        <w:t>Collecties:</w:t>
-      </w:r>
-    </w:p>
-    <w:p>
-      <w:pPr>
-        <w:autoSpaceDN w:val="0"/>
-        <w:autoSpaceDE w:val="0"/>
-        <w:widowControl/>
-        <w:spacing w:line="352" w:lineRule="exact" w:before="176" w:after="0"/>
-        <w:ind w:left="10" w:right="0" w:firstLine="0"/>
-        <w:jc w:val="left"/>
-      </w:pPr>
-      <w:r>
-        <w:rPr>
-          <w:rFonts w:ascii="Charis SIL Italic" w:hAnsi="Charis SIL Italic" w:eastAsia="Charis SIL Italic"/>
-          <w:b w:val="0"/>
-          <w:i w:val="0"/>
-          <w:color w:val="000000"/>
-          <w:sz w:val="24"/>
-        </w:rPr>
-        <w:t>Prices? TvV en Van Wetering?</w:t>
-      </w:r>
-    </w:p>
-    <w:p>
-      <w:pPr>
-        <w:autoSpaceDN w:val="0"/>
-        <w:autoSpaceDE w:val="0"/>
-        <w:widowControl/>
-        <w:spacing w:line="352" w:lineRule="exact" w:before="176" w:after="0"/>
-        <w:ind w:left="10" w:right="0" w:firstLine="0"/>
-        <w:jc w:val="left"/>
-      </w:pPr>
-      <w:r>
-        <w:rPr>
-          <w:rFonts w:ascii="Charis SIL Italic" w:hAnsi="Charis SIL Italic" w:eastAsia="Charis SIL Italic"/>
-          <w:b w:val="0"/>
-          <w:i w:val="0"/>
-          <w:color w:val="000000"/>
-          <w:sz w:val="24"/>
-        </w:rPr>
-        <w:t>Geijskes?</w:t>
-      </w:r>
-    </w:p>
-    <w:p>
-      <w:pPr>
-        <w:autoSpaceDN w:val="0"/>
-        <w:autoSpaceDE w:val="0"/>
-        <w:widowControl/>
-        <w:spacing w:line="352" w:lineRule="exact" w:before="176" w:after="0"/>
-        <w:ind w:left="10" w:right="0" w:firstLine="0"/>
-        <w:jc w:val="left"/>
-      </w:pPr>
-      <w:r>
-        <w:rPr>
-          <w:rFonts w:ascii="Charis SIL Italic" w:hAnsi="Charis SIL Italic" w:eastAsia="Charis SIL Italic"/>
-          <w:b w:val="0"/>
-          <w:i w:val="0"/>
-          <w:color w:val="000000"/>
-          <w:sz w:val="24"/>
-        </w:rPr>
-        <w:t>Con Bruijning?</w:t>
+        <w:t>Archiefstukken:</w:t>
       </w:r>
     </w:p>
     <w:p>
@@ -4846,118 +5625,35 @@
         <w:autoSpaceDE w:val="0"/>
         <w:widowControl/>
         <w:spacing w:line="288" w:lineRule="exact" w:before="240" w:after="0"/>
-        <w:ind w:left="10" w:right="864" w:firstLine="0"/>
+        <w:ind w:left="810" w:right="720" w:firstLine="0"/>
         <w:jc w:val="left"/>
       </w:pPr>
       <w:r>
         <w:rPr>
           <w:rFonts w:ascii="Charis SIL Italic" w:hAnsi="Charis SIL Italic" w:eastAsia="Charis SIL Italic"/>
           <w:b w:val="0"/>
-          <w:i w:val="0"/>
+          <w:i/>
           <w:color w:val="000000"/>
           <w:sz w:val="24"/>
         </w:rPr>
-        <w:t xml:space="preserve">In Frankrijk ging de verzameling Karel X over op het Cabinet d’Histoire naturelle de </w:t>
-      </w:r>
-      <w:r>
-        <w:rPr>
-          <w:rFonts w:ascii="Charis SIL Italic" w:hAnsi="Charis SIL Italic" w:eastAsia="Charis SIL Italic"/>
-          <w:b w:val="0"/>
-          <w:i w:val="0"/>
+        <w:t xml:space="preserve">Noord-Hollands Archief 476 Rijksmuseum en rechtsvoorgangers - toegang 5 Archief </w:t>
+      </w:r>
+      <w:r>
+        <w:rPr>
+          <w:rFonts w:ascii="Charis SIL Italic" w:hAnsi="Charis SIL Italic" w:eastAsia="Charis SIL Italic"/>
+          <w:b w:val="0"/>
+          <w:i/>
           <w:color w:val="000000"/>
           <w:sz w:val="24"/>
         </w:rPr>
-        <w:t>Versailles (1797 - 1806).</w:t>
-      </w:r>
-    </w:p>
-    <w:p>
-      <w:pPr>
-        <w:autoSpaceDN w:val="0"/>
-        <w:autoSpaceDE w:val="0"/>
-        <w:widowControl/>
-        <w:spacing w:line="352" w:lineRule="exact" w:before="176" w:after="0"/>
-        <w:ind w:left="10" w:right="0" w:firstLine="0"/>
-        <w:jc w:val="left"/>
-      </w:pPr>
-      <w:r>
-        <w:rPr>
-          <w:rFonts w:ascii="Charis SIL Italic" w:hAnsi="Charis SIL Italic" w:eastAsia="Charis SIL Italic"/>
-          <w:b w:val="0"/>
-          <w:i w:val="0"/>
-          <w:color w:val="000000"/>
-          <w:sz w:val="24"/>
-        </w:rPr>
-        <w:t>Waar banjo (RV-360-5696) noemen?</w:t>
-      </w:r>
-    </w:p>
-    <w:p>
-      <w:pPr>
-        <w:autoSpaceDN w:val="0"/>
-        <w:autoSpaceDE w:val="0"/>
-        <w:widowControl/>
-        <w:spacing w:line="352" w:lineRule="exact" w:before="176" w:after="0"/>
-        <w:ind w:left="10" w:right="0" w:firstLine="0"/>
-        <w:jc w:val="left"/>
-      </w:pPr>
-      <w:r>
-        <w:rPr>
-          <w:rFonts w:ascii="Charis SIL Italic" w:hAnsi="Charis SIL Italic" w:eastAsia="Charis SIL Italic"/>
-          <w:b w:val="0"/>
-          <w:i w:val="0"/>
-          <w:color w:val="000000"/>
-          <w:sz w:val="24"/>
-        </w:rPr>
-        <w:t>1824: schenking Kühn RV-360-1563 tot en met RV-360-1608 kalebasratel RV-360-1602?</w:t>
-      </w:r>
-    </w:p>
-    <w:p>
-      <w:pPr>
-        <w:autoSpaceDN w:val="0"/>
-        <w:autoSpaceDE w:val="0"/>
-        <w:widowControl/>
-        <w:spacing w:line="288" w:lineRule="exact" w:before="64" w:after="0"/>
-        <w:ind w:left="10" w:right="0" w:firstLine="0"/>
-        <w:jc w:val="left"/>
-      </w:pPr>
-      <w:r>
-        <w:rPr>
-          <w:rFonts w:ascii="Charis SIL Italic" w:hAnsi="Charis SIL Italic" w:eastAsia="Charis SIL Italic"/>
-          <w:b w:val="0"/>
-          <w:i w:val="0"/>
-          <w:color w:val="000000"/>
-          <w:sz w:val="24"/>
-        </w:rPr>
-        <w:t xml:space="preserve">Begeleidende brief: https:// </w:t>
-      </w:r>
-      <w:r>
-        <w:br/>
-      </w:r>
-      <w:r>
-        <w:rPr>
-          <w:rFonts w:ascii="Charis SIL Italic" w:hAnsi="Charis SIL Italic" w:eastAsia="Charis SIL Italic"/>
-          <w:b w:val="0"/>
-          <w:i w:val="0"/>
-          <w:color w:val="000000"/>
-          <w:sz w:val="24"/>
-        </w:rPr>
-        <w:t xml:space="preserve">hdl.handle.net/21.12102/57550020067147408FED5EB20716EF27 1825 en 1826: schenking </w:t>
-      </w:r>
-      <w:r>
-        <w:rPr>
-          <w:rFonts w:ascii="Charis SIL Italic" w:hAnsi="Charis SIL Italic" w:eastAsia="Charis SIL Italic"/>
-          <w:b w:val="0"/>
-          <w:i w:val="0"/>
-          <w:color w:val="000000"/>
-          <w:sz w:val="24"/>
-        </w:rPr>
-        <w:t>Bromet, wellicht ook diorama's van Schouten? RV-360-1639 tot en met RV-360-1653 1826:</w:t>
+        <w:t>van het Koninklijk Kabinet van Zeldzaamheden, (17e eeuw) 1815-1883,</w:t>
       </w:r>
     </w:p>
     <w:p>
       <w:pPr>
         <w:sectPr>
           <w:pgSz w:w="11900" w:h="16840"/>
-          <w:pgMar w:top="324" w:right="1020" w:bottom="498" w:left="950" w:header="720" w:footer="720" w:gutter="0"/>
+          <w:pgMar w:top="324" w:right="1038" w:bottom="372" w:left="950" w:header="720" w:footer="720" w:gutter="0"/>
           <w:cols/>
           <w:docGrid w:linePitch="360"/>
         </w:sectPr>
@@ -4978,99 +5674,55 @@
         <w:autoSpaceDE w:val="0"/>
         <w:widowControl/>
         <w:spacing w:line="288" w:lineRule="exact" w:before="64" w:after="0"/>
-        <w:ind w:left="10" w:right="0" w:firstLine="0"/>
+        <w:ind w:left="800" w:right="1008" w:firstLine="0"/>
         <w:jc w:val="left"/>
       </w:pPr>
       <w:r>
         <w:rPr>
           <w:rFonts w:ascii="Charis SIL Italic" w:hAnsi="Charis SIL Italic" w:eastAsia="Charis SIL Italic"/>
           <w:b w:val="0"/>
-          <w:i w:val="0"/>
+          <w:i/>
           <w:color w:val="000000"/>
           <w:sz w:val="24"/>
         </w:rPr>
-        <w:t xml:space="preserve">zending D. Kanngiesser 1827: mr. A.F. Lammens stuurt twee diorama's van Schouten </w:t>
-      </w:r>
-      <w:r>
-        <w:rPr>
-          <w:rFonts w:ascii="Charis SIL Italic" w:hAnsi="Charis SIL Italic" w:eastAsia="Charis SIL Italic"/>
-          <w:b w:val="0"/>
-          <w:i w:val="0"/>
+        <w:t>inventarisnummer 854, 160/161a</w:t>
+      </w:r>
+      <w:r>
+        <w:rPr>
+          <w:rFonts w:ascii="Charis SIL Italic" w:hAnsi="Charis SIL Italic" w:eastAsia="Charis SIL Italic"/>
+          <w:b w:val="0"/>
+          <w:i/>
           <w:color w:val="000000"/>
           <w:sz w:val="24"/>
         </w:rPr>
-        <w:t xml:space="preserve">Temminck 1827 zending die met naturalia waren meegekomen, uiteindelijk afkomstig van </w:t>
-      </w:r>
-      <w:r>
-        <w:rPr>
-          <w:rFonts w:ascii="Charis SIL Italic" w:hAnsi="Charis SIL Italic" w:eastAsia="Charis SIL Italic"/>
-          <w:b w:val="0"/>
-          <w:i w:val="0"/>
+        <w:t xml:space="preserve">Stukken in het archief van het Koninklijk </w:t>
+      </w:r>
+      <w:r>
+        <w:rPr>
+          <w:rFonts w:ascii="Charis SIL Italic" w:hAnsi="Charis SIL Italic" w:eastAsia="Charis SIL Italic"/>
+          <w:b w:val="0"/>
+          <w:i/>
           <w:color w:val="000000"/>
           <w:sz w:val="24"/>
         </w:rPr>
-        <w:t xml:space="preserve">apotheker H.H. Dieperink? 1 april 1828: grotere schenking van Lammens. 30 mei 1835: nog </w:t>
-      </w:r>
-      <w:r>
-        <w:rPr>
-          <w:rFonts w:ascii="Charis SIL Italic" w:hAnsi="Charis SIL Italic" w:eastAsia="Charis SIL Italic"/>
-          <w:b w:val="0"/>
-          <w:i w:val="0"/>
-          <w:color w:val="000000"/>
-          <w:sz w:val="24"/>
-        </w:rPr>
-        <w:t>een schenking van J. Bromet via F.J. van Maanen</w:t>
+        <w:t>Kabinet van Zeldzaamheden over de zending van Bromet uit 1825.</w:t>
       </w:r>
     </w:p>
     <w:p>
       <w:pPr>
         <w:autoSpaceDN w:val="0"/>
+        <w:tabs>
+          <w:tab w:pos="800" w:val="left"/>
+        </w:tabs>
         <w:autoSpaceDE w:val="0"/>
         <w:widowControl/>
-        <w:spacing w:line="352" w:lineRule="exact" w:before="176" w:after="0"/>
-        <w:ind w:left="10" w:right="0" w:firstLine="0"/>
+        <w:spacing w:line="384" w:lineRule="exact" w:before="144" w:after="0"/>
+        <w:ind w:left="0" w:right="288" w:firstLine="0"/>
         <w:jc w:val="left"/>
       </w:pPr>
       <w:r>
-        <w:rPr>
-          <w:rFonts w:ascii="Charis SIL Italic" w:hAnsi="Charis SIL Italic" w:eastAsia="Charis SIL Italic"/>
-          <w:b w:val="0"/>
-          <w:i w:val="0"/>
-          <w:color w:val="000000"/>
-          <w:sz w:val="24"/>
-        </w:rPr>
-        <w:t>Crevaux, Coudreaux, Brunetti?</w:t>
-      </w:r>
-    </w:p>
-    <w:p>
-      <w:pPr>
-        <w:autoSpaceDN w:val="0"/>
-        <w:autoSpaceDE w:val="0"/>
-        <w:widowControl/>
-        <w:spacing w:line="360" w:lineRule="exact" w:before="254" w:after="0"/>
-        <w:ind w:left="10" w:right="0" w:firstLine="0"/>
-        <w:jc w:val="left"/>
-      </w:pPr>
-      <w:r>
-        <w:rPr>
-          <w:rFonts w:ascii="Charis SIL Bold" w:hAnsi="Charis SIL Bold" w:eastAsia="Charis SIL Bold"/>
-          <w:b/>
-          <w:i w:val="0"/>
-          <w:color w:val="000000"/>
-          <w:sz w:val="24"/>
-        </w:rPr>
-        <w:t>Musée des cultures guyanaises</w:t>
-      </w:r>
-    </w:p>
-    <w:p>
-      <w:pPr>
-        <w:autoSpaceDN w:val="0"/>
-        <w:autoSpaceDE w:val="0"/>
-        <w:widowControl/>
-        <w:spacing w:line="352" w:lineRule="exact" w:before="248" w:after="0"/>
-        <w:ind w:left="10" w:right="0" w:firstLine="0"/>
-        <w:jc w:val="left"/>
-      </w:pPr>
+        <w:tab/>
+      </w:r>
       <w:r>
         <w:rPr>
           <w:rFonts w:ascii="Charis SIL Italic" w:hAnsi="Charis SIL Italic" w:eastAsia="Charis SIL Italic"/>
@@ -5080,558 +5732,7 @@
           <w:sz w:val="24"/>
           <w:u w:val="single"/>
         </w:rPr>
-        <w:hyperlink r:id="rId41" w:history="1">
-          <w:r>
-            <w:rPr>
-              <w:rStyle w:val="Hyperlink"/>
-            </w:rPr>
-            <w:t>Collectie</w:t>
-          </w:r>
-        </w:hyperlink>
-      </w:r>
-    </w:p>
-    <w:p>
-      <w:pPr>
-        <w:autoSpaceDN w:val="0"/>
-        <w:autoSpaceDE w:val="0"/>
-        <w:widowControl/>
-        <w:spacing w:line="352" w:lineRule="exact" w:before="176" w:after="0"/>
-        <w:ind w:left="10" w:right="0" w:firstLine="0"/>
-        <w:jc w:val="left"/>
-      </w:pPr>
-      <w:r>
-        <w:rPr>
-          <w:rFonts w:ascii="Charis SIL Italic" w:hAnsi="Charis SIL Italic" w:eastAsia="Charis SIL Italic"/>
-          <w:b w:val="0"/>
-          <w:i w:val="0"/>
-          <w:color w:val="000000"/>
-          <w:sz w:val="24"/>
-        </w:rPr>
-        <w:t>Valt buiten de scope van de zoekhulp, want de collectie bevindt zich in land van herkomst.</w:t>
-      </w:r>
-    </w:p>
-    <w:p>
-      <w:pPr>
-        <w:autoSpaceDN w:val="0"/>
-        <w:autoSpaceDE w:val="0"/>
-        <w:widowControl/>
-        <w:spacing w:line="358" w:lineRule="exact" w:before="256" w:after="0"/>
-        <w:ind w:left="10" w:right="0" w:firstLine="0"/>
-        <w:jc w:val="left"/>
-      </w:pPr>
-      <w:r>
-        <w:rPr>
-          <w:rFonts w:ascii="Charis SIL Bold" w:hAnsi="Charis SIL Bold" w:eastAsia="Charis SIL Bold"/>
-          <w:b/>
-          <w:i w:val="0"/>
-          <w:color w:val="000000"/>
-          <w:sz w:val="24"/>
-        </w:rPr>
-        <w:t>Surinaams Museum:</w:t>
-      </w:r>
-    </w:p>
-    <w:p>
-      <w:pPr>
-        <w:autoSpaceDN w:val="0"/>
-        <w:autoSpaceDE w:val="0"/>
-        <w:widowControl/>
-        <w:spacing w:line="288" w:lineRule="exact" w:before="314" w:after="0"/>
-        <w:ind w:left="10" w:right="288" w:firstLine="0"/>
-        <w:jc w:val="left"/>
-      </w:pPr>
-      <w:r>
-        <w:rPr>
-          <w:rFonts w:ascii="Charis SIL Italic" w:hAnsi="Charis SIL Italic" w:eastAsia="Charis SIL Italic"/>
-          <w:b w:val="0"/>
-          <w:i w:val="0"/>
-          <w:color w:val="0000FF"/>
-          <w:sz w:val="24"/>
-          <w:u w:val="single"/>
-        </w:rPr>
-        <w:hyperlink r:id="rId42" w:history="1">
-          <w:r>
-            <w:rPr>
-              <w:rStyle w:val="Hyperlink"/>
-            </w:rPr>
-            <w:t>Collectie</w:t>
-          </w:r>
-        </w:hyperlink>
-      </w:r>
-      <w:r>
-        <w:rPr>
-          <w:rFonts w:ascii="Charis SIL Italic" w:hAnsi="Charis SIL Italic" w:eastAsia="Charis SIL Italic"/>
-          <w:b w:val="0"/>
-          <w:i w:val="0"/>
-          <w:color w:val="000000"/>
-          <w:sz w:val="24"/>
-        </w:rPr>
-        <w:t xml:space="preserve"> Oorsprong Koloniaal museum is de collectie die Tjark Jansen Eijken Sluyters in </w:t>
-      </w:r>
-      <w:r>
-        <w:rPr>
-          <w:u w:val="single" w:color="0000ff"/>
-          <w:rFonts w:ascii="Charis SIL Italic" w:hAnsi="Charis SIL Italic" w:eastAsia="Charis SIL Italic"/>
-          <w:b w:val="0"/>
-          <w:i w:val="0"/>
-          <w:color w:val="000000"/>
-          <w:sz w:val="24"/>
-        </w:rPr>
-        <w:hyperlink r:id="rId42" w:history="1">
-          <w:r>
-            <w:rPr>
-              <w:rStyle w:val="Hyperlink"/>
-            </w:rPr>
-            <w:t>1865 aan</w:t>
-          </w:r>
-        </w:hyperlink>
-      </w:r>
-      <w:r>
-        <w:rPr>
-          <w:rFonts w:ascii="Charis SIL Italic" w:hAnsi="Charis SIL Italic" w:eastAsia="Charis SIL Italic"/>
-          <w:b w:val="0"/>
-          <w:i w:val="0"/>
-          <w:color w:val="000000"/>
-          <w:sz w:val="24"/>
-        </w:rPr>
-        <w:t xml:space="preserve"> het koloniale gouvernement schonk. In 1867 werd een Genootschap tot </w:t>
-      </w:r>
-      <w:r>
-        <w:rPr>
-          <w:rFonts w:ascii="Charis SIL Italic" w:hAnsi="Charis SIL Italic" w:eastAsia="Charis SIL Italic"/>
-          <w:b w:val="0"/>
-          <w:i w:val="0"/>
-          <w:color w:val="000000"/>
-          <w:sz w:val="24"/>
-        </w:rPr>
-        <w:t xml:space="preserve">bevordering van kennis opgericht, dat zorg moest dragen voor het museum en voor de </w:t>
-      </w:r>
-      <w:r>
-        <w:rPr>
-          <w:rFonts w:ascii="Charis SIL Italic" w:hAnsi="Charis SIL Italic" w:eastAsia="Charis SIL Italic"/>
-          <w:b w:val="0"/>
-          <w:i w:val="0"/>
-          <w:color w:val="000000"/>
-          <w:sz w:val="24"/>
-        </w:rPr>
-        <w:t>koloniale bibliotheek. 1876 Surinametentoonstelling in het Koloniaal Museum.</w:t>
-      </w:r>
-    </w:p>
-    <w:p>
-      <w:pPr>
-        <w:autoSpaceDN w:val="0"/>
-        <w:autoSpaceDE w:val="0"/>
-        <w:widowControl/>
-        <w:spacing w:line="540" w:lineRule="exact" w:before="196" w:after="0"/>
-        <w:ind w:left="10" w:right="0" w:firstLine="0"/>
-        <w:jc w:val="left"/>
-      </w:pPr>
-      <w:r>
-        <w:rPr>
-          <w:rFonts w:ascii="Charis SIL Bold" w:hAnsi="Charis SIL Bold" w:eastAsia="Charis SIL Bold"/>
-          <w:b/>
-          <w:i w:val="0"/>
-          <w:color w:val="000000"/>
-          <w:sz w:val="36"/>
-        </w:rPr>
-        <w:t>Related Aids</w:t>
-      </w:r>
-    </w:p>
-    <w:p>
-      <w:pPr>
-        <w:autoSpaceDN w:val="0"/>
-        <w:autoSpaceDE w:val="0"/>
-        <w:widowControl/>
-        <w:spacing w:line="288" w:lineRule="exact" w:before="292" w:after="0"/>
-        <w:ind w:left="398" w:right="3456" w:firstLine="0"/>
-        <w:jc w:val="left"/>
-      </w:pPr>
-      <w:r>
-        <w:rPr>
-          <w:rFonts w:ascii="Charis SIL Italic" w:hAnsi="Charis SIL Italic" w:eastAsia="Charis SIL Italic"/>
-          <w:b w:val="0"/>
-          <w:i w:val="0"/>
-          <w:color w:val="000000"/>
-          <w:sz w:val="24"/>
-        </w:rPr>
-        <w:t xml:space="preserve">•  </w:t>
-      </w:r>
-      <w:r>
-        <w:rPr>
-          <w:rFonts w:ascii="Charis SIL Italic" w:hAnsi="Charis SIL Italic" w:eastAsia="Charis SIL Italic"/>
-          <w:b w:val="0"/>
-          <w:i w:val="0"/>
-          <w:color w:val="0000FF"/>
-          <w:sz w:val="24"/>
-          <w:u w:val="single"/>
-        </w:rPr>
-        <w:t>Selecteren en afbakenen</w:t>
-      </w:r>
-      <w:r>
-        <w:br/>
-      </w:r>
-      <w:r>
-        <w:rPr>
-          <w:rFonts w:ascii="Charis SIL Italic" w:hAnsi="Charis SIL Italic" w:eastAsia="Charis SIL Italic"/>
-          <w:b w:val="0"/>
-          <w:i w:val="0"/>
-          <w:color w:val="000000"/>
-          <w:sz w:val="24"/>
-        </w:rPr>
-        <w:t xml:space="preserve">•  </w:t>
-      </w:r>
-      <w:r>
-        <w:rPr>
-          <w:rFonts w:ascii="Charis SIL Italic" w:hAnsi="Charis SIL Italic" w:eastAsia="Charis SIL Italic"/>
-          <w:b w:val="0"/>
-          <w:i w:val="0"/>
-          <w:color w:val="0000FF"/>
-          <w:sz w:val="24"/>
-          <w:u w:val="single"/>
-        </w:rPr>
-        <w:t>Bronnen</w:t>
-      </w:r>
-      <w:r>
-        <w:br/>
-      </w:r>
-      <w:r>
-        <w:rPr>
-          <w:rFonts w:ascii="Charis SIL Italic" w:hAnsi="Charis SIL Italic" w:eastAsia="Charis SIL Italic"/>
-          <w:b w:val="0"/>
-          <w:i w:val="0"/>
-          <w:color w:val="000000"/>
-          <w:sz w:val="24"/>
-        </w:rPr>
-        <w:t xml:space="preserve">•  </w:t>
-      </w:r>
-      <w:r>
-        <w:rPr>
-          <w:rFonts w:ascii="Charis SIL Italic" w:hAnsi="Charis SIL Italic" w:eastAsia="Charis SIL Italic"/>
-          <w:b w:val="0"/>
-          <w:i w:val="0"/>
-          <w:color w:val="0000FF"/>
-          <w:sz w:val="24"/>
-          <w:u w:val="single"/>
-        </w:rPr>
-        <w:t>Ambtena</w:t>
-      </w:r>
-      <w:r>
-        <w:rPr>
-          <w:rFonts w:ascii="Charis SIL Italic" w:hAnsi="Charis SIL Italic" w:eastAsia="Charis SIL Italic"/>
-          <w:b w:val="0"/>
-          <w:i w:val="0"/>
-          <w:color w:val="0000FF"/>
-          <w:sz w:val="24"/>
-          <w:u w:val="single"/>
-        </w:rPr>
-        <w:t>ren</w:t>
-      </w:r>
-      <w:r>
-        <w:br/>
-      </w:r>
-      <w:r>
-        <w:rPr>
-          <w:rFonts w:ascii="Charis SIL Italic" w:hAnsi="Charis SIL Italic" w:eastAsia="Charis SIL Italic"/>
-          <w:b w:val="0"/>
-          <w:i w:val="0"/>
-          <w:color w:val="000000"/>
-          <w:sz w:val="24"/>
-        </w:rPr>
-        <w:t xml:space="preserve">•  </w:t>
-      </w:r>
-      <w:r>
-        <w:rPr>
-          <w:rFonts w:ascii="Charis SIL Italic" w:hAnsi="Charis SIL Italic" w:eastAsia="Charis SIL Italic"/>
-          <w:b w:val="0"/>
-          <w:i w:val="0"/>
-          <w:color w:val="0000FF"/>
-          <w:sz w:val="24"/>
-          <w:u w:val="single"/>
-        </w:rPr>
-        <w:t>Leger en ma</w:t>
-      </w:r>
-      <w:r>
-        <w:rPr>
-          <w:rFonts w:ascii="Charis SIL Italic" w:hAnsi="Charis SIL Italic" w:eastAsia="Charis SIL Italic"/>
-          <w:b w:val="0"/>
-          <w:i w:val="0"/>
-          <w:color w:val="0000FF"/>
-          <w:sz w:val="24"/>
-          <w:u w:val="single"/>
-        </w:rPr>
-        <w:t>rine</w:t>
-      </w:r>
-      <w:r>
-        <w:br/>
-      </w:r>
-      <w:r>
-        <w:rPr>
-          <w:rFonts w:ascii="Charis SIL Italic" w:hAnsi="Charis SIL Italic" w:eastAsia="Charis SIL Italic"/>
-          <w:b w:val="0"/>
-          <w:i w:val="0"/>
-          <w:color w:val="000000"/>
-          <w:sz w:val="24"/>
-        </w:rPr>
-        <w:t xml:space="preserve">•  </w:t>
-      </w:r>
-      <w:r>
-        <w:rPr>
-          <w:rFonts w:ascii="Charis SIL Italic" w:hAnsi="Charis SIL Italic" w:eastAsia="Charis SIL Italic"/>
-          <w:b w:val="0"/>
-          <w:i w:val="0"/>
-          <w:color w:val="0000FF"/>
-          <w:sz w:val="24"/>
-          <w:u w:val="single"/>
-        </w:rPr>
-        <w:t>Koninklijk Instit</w:t>
-      </w:r>
-      <w:r>
-        <w:rPr>
-          <w:rFonts w:ascii="Charis SIL Italic" w:hAnsi="Charis SIL Italic" w:eastAsia="Charis SIL Italic"/>
-          <w:b w:val="0"/>
-          <w:i w:val="0"/>
-          <w:color w:val="0000FF"/>
-          <w:sz w:val="24"/>
-          <w:u w:val="single"/>
-        </w:rPr>
-        <w:t>uut voor Taal-, Land en Volkenkunde</w:t>
-      </w:r>
-      <w:r>
-        <w:rPr>
-          <w:rFonts w:ascii="Charis SIL Italic" w:hAnsi="Charis SIL Italic" w:eastAsia="Charis SIL Italic"/>
-          <w:b w:val="0"/>
-          <w:i w:val="0"/>
-          <w:color w:val="000000"/>
-          <w:sz w:val="24"/>
-        </w:rPr>
-        <w:t xml:space="preserve">•  </w:t>
-      </w:r>
-      <w:r>
-        <w:rPr>
-          <w:rFonts w:ascii="Charis SIL Italic" w:hAnsi="Charis SIL Italic" w:eastAsia="Charis SIL Italic"/>
-          <w:b w:val="0"/>
-          <w:i w:val="0"/>
-          <w:color w:val="0000FF"/>
-          <w:sz w:val="24"/>
-          <w:u w:val="single"/>
-        </w:rPr>
-        <w:t>Rijksmuseum Amsterdam</w:t>
-      </w:r>
-      <w:r>
-        <w:br/>
-      </w:r>
-      <w:r>
-        <w:rPr>
-          <w:rFonts w:ascii="Charis SIL Italic" w:hAnsi="Charis SIL Italic" w:eastAsia="Charis SIL Italic"/>
-          <w:b w:val="0"/>
-          <w:i w:val="0"/>
-          <w:color w:val="000000"/>
-          <w:sz w:val="24"/>
-        </w:rPr>
-        <w:t xml:space="preserve">•  </w:t>
-      </w:r>
-      <w:r>
-        <w:rPr>
-          <w:rFonts w:ascii="Charis SIL Italic" w:hAnsi="Charis SIL Italic" w:eastAsia="Charis SIL Italic"/>
-          <w:b w:val="0"/>
-          <w:i w:val="0"/>
-          <w:color w:val="0000FF"/>
-          <w:sz w:val="24"/>
-          <w:u w:val="single"/>
-        </w:rPr>
-        <w:t>Wereldmuseum Amsterda</w:t>
-      </w:r>
-      <w:r>
-        <w:rPr>
-          <w:rFonts w:ascii="Charis SIL Italic" w:hAnsi="Charis SIL Italic" w:eastAsia="Charis SIL Italic"/>
-          <w:b w:val="0"/>
-          <w:i w:val="0"/>
-          <w:color w:val="0000FF"/>
-          <w:sz w:val="24"/>
-          <w:u w:val="single"/>
-        </w:rPr>
-        <w:t>m</w:t>
-      </w:r>
-      <w:r>
-        <w:br/>
-      </w:r>
-      <w:r>
-        <w:rPr>
-          <w:rFonts w:ascii="Charis SIL Italic" w:hAnsi="Charis SIL Italic" w:eastAsia="Charis SIL Italic"/>
-          <w:b w:val="0"/>
-          <w:i w:val="0"/>
-          <w:color w:val="000000"/>
-          <w:sz w:val="24"/>
-        </w:rPr>
-        <w:t xml:space="preserve">•  </w:t>
-      </w:r>
-      <w:r>
-        <w:rPr>
-          <w:rFonts w:ascii="Charis SIL Italic" w:hAnsi="Charis SIL Italic" w:eastAsia="Charis SIL Italic"/>
-          <w:b w:val="0"/>
-          <w:i w:val="0"/>
-          <w:color w:val="0000FF"/>
-          <w:sz w:val="24"/>
-          <w:u w:val="single"/>
-        </w:rPr>
-        <w:t>Wereldmuseum Leiden</w:t>
-      </w:r>
-      <w:r>
-        <w:br/>
-      </w:r>
-      <w:r>
-        <w:rPr>
-          <w:rFonts w:ascii="Charis SIL Italic" w:hAnsi="Charis SIL Italic" w:eastAsia="Charis SIL Italic"/>
-          <w:b w:val="0"/>
-          <w:i w:val="0"/>
-          <w:color w:val="000000"/>
-          <w:sz w:val="24"/>
-        </w:rPr>
-        <w:t xml:space="preserve">•  </w:t>
-      </w:r>
-      <w:r>
-        <w:rPr>
-          <w:rFonts w:ascii="Charis SIL Italic" w:hAnsi="Charis SIL Italic" w:eastAsia="Charis SIL Italic"/>
-          <w:b w:val="0"/>
-          <w:i w:val="0"/>
-          <w:color w:val="0000FF"/>
-          <w:sz w:val="24"/>
-          <w:u w:val="single"/>
-        </w:rPr>
-        <w:t>Wereldmuseum Rotter</w:t>
-      </w:r>
-      <w:r>
-        <w:rPr>
-          <w:rFonts w:ascii="Charis SIL Italic" w:hAnsi="Charis SIL Italic" w:eastAsia="Charis SIL Italic"/>
-          <w:b w:val="0"/>
-          <w:i w:val="0"/>
-          <w:color w:val="0000FF"/>
-          <w:sz w:val="24"/>
-          <w:u w:val="single"/>
-        </w:rPr>
-        <w:t>dam</w:t>
-      </w:r>
-    </w:p>
-    <w:p>
-      <w:pPr>
-        <w:autoSpaceDN w:val="0"/>
-        <w:autoSpaceDE w:val="0"/>
-        <w:widowControl/>
-        <w:spacing w:line="540" w:lineRule="exact" w:before="198" w:after="0"/>
-        <w:ind w:left="10" w:right="0" w:firstLine="0"/>
-        <w:jc w:val="left"/>
-      </w:pPr>
-      <w:r>
-        <w:rPr>
-          <w:rFonts w:ascii="Charis SIL Bold" w:hAnsi="Charis SIL Bold" w:eastAsia="Charis SIL Bold"/>
-          <w:b/>
-          <w:i w:val="0"/>
-          <w:color w:val="000000"/>
-          <w:sz w:val="36"/>
-        </w:rPr>
-        <w:t>Primary sources</w:t>
-      </w:r>
-    </w:p>
-    <w:p>
-      <w:pPr>
-        <w:autoSpaceDN w:val="0"/>
-        <w:autoSpaceDE w:val="0"/>
-        <w:widowControl/>
-        <w:spacing w:line="352" w:lineRule="exact" w:before="228" w:after="0"/>
-        <w:ind w:left="10" w:right="0" w:firstLine="0"/>
-        <w:jc w:val="left"/>
-      </w:pPr>
-      <w:r>
-        <w:rPr>
-          <w:rFonts w:ascii="Charis SIL Italic" w:hAnsi="Charis SIL Italic" w:eastAsia="Charis SIL Italic"/>
-          <w:b w:val="0"/>
-          <w:i w:val="0"/>
-          <w:color w:val="000000"/>
-          <w:sz w:val="24"/>
-        </w:rPr>
-        <w:t>Archiefstukken:</w:t>
-      </w:r>
-    </w:p>
-    <w:p>
-      <w:pPr>
-        <w:autoSpaceDN w:val="0"/>
-        <w:autoSpaceDE w:val="0"/>
-        <w:widowControl/>
-        <w:spacing w:line="288" w:lineRule="exact" w:before="240" w:after="0"/>
-        <w:ind w:left="810" w:right="576" w:firstLine="0"/>
-        <w:jc w:val="left"/>
-      </w:pPr>
-      <w:r>
-        <w:rPr>
-          <w:rFonts w:ascii="Charis SIL Italic" w:hAnsi="Charis SIL Italic" w:eastAsia="Charis SIL Italic"/>
-          <w:b w:val="0"/>
-          <w:i/>
-          <w:color w:val="000000"/>
-          <w:sz w:val="24"/>
-        </w:rPr>
-        <w:t xml:space="preserve">Noord-Hollands Archief 476 Rijksmuseum en rechtsvoorgangers - toegang 5 Archief </w:t>
-      </w:r>
-      <w:r>
-        <w:rPr>
-          <w:rFonts w:ascii="Charis SIL Italic" w:hAnsi="Charis SIL Italic" w:eastAsia="Charis SIL Italic"/>
-          <w:b w:val="0"/>
-          <w:i/>
-          <w:color w:val="000000"/>
-          <w:sz w:val="24"/>
-        </w:rPr>
-        <w:t xml:space="preserve">van het Koninklijk Kabinet van Zeldzaamheden, (17e eeuw) 1815-1883, </w:t>
-      </w:r>
-      <w:r>
-        <w:br/>
-      </w:r>
-      <w:r>
-        <w:rPr>
-          <w:rFonts w:ascii="Charis SIL Italic" w:hAnsi="Charis SIL Italic" w:eastAsia="Charis SIL Italic"/>
-          <w:b w:val="0"/>
-          <w:i/>
-          <w:color w:val="000000"/>
-          <w:sz w:val="24"/>
-        </w:rPr>
-        <w:t>inventarisnummer 854, 122/123</w:t>
-      </w:r>
-      <w:r>
-        <w:rPr>
-          <w:rFonts w:ascii="Charis SIL Italic" w:hAnsi="Charis SIL Italic" w:eastAsia="Charis SIL Italic"/>
-          <w:b w:val="0"/>
-          <w:i/>
-          <w:color w:val="000000"/>
-          <w:sz w:val="24"/>
-        </w:rPr>
-        <w:t xml:space="preserve">Stukken in het archief van het Koninklijk Kabinet </w:t>
-      </w:r>
-      <w:r>
-        <w:rPr>
-          <w:rFonts w:ascii="Charis SIL Italic" w:hAnsi="Charis SIL Italic" w:eastAsia="Charis SIL Italic"/>
-          <w:b w:val="0"/>
-          <w:i/>
-          <w:color w:val="000000"/>
-          <w:sz w:val="24"/>
-        </w:rPr>
-        <w:t>van Zeldzaamheden over de zending van Kühn uit 1824.</w:t>
-      </w:r>
-    </w:p>
-    <w:p>
-      <w:pPr>
-        <w:autoSpaceDN w:val="0"/>
-        <w:autoSpaceDE w:val="0"/>
-        <w:widowControl/>
-        <w:spacing w:line="352" w:lineRule="exact" w:before="176" w:after="0"/>
-        <w:ind w:left="810" w:right="0" w:firstLine="0"/>
-        <w:jc w:val="left"/>
-      </w:pPr>
-      <w:r>
-        <w:rPr>
-          <w:rFonts w:ascii="Charis SIL Italic" w:hAnsi="Charis SIL Italic" w:eastAsia="Charis SIL Italic"/>
-          <w:b w:val="0"/>
-          <w:i w:val="0"/>
-          <w:color w:val="0000FF"/>
-          <w:sz w:val="24"/>
-        </w:rPr>
-        <w:hyperlink r:id="rId43" w:history="1">
+        <w:hyperlink r:id="rId45" w:history="1">
           <w:r>
             <w:rPr>
               <w:rStyle w:val="Hyperlink"/>
@@ -5647,13 +5748,14 @@
           <w:i w:val="0"/>
           <w:color w:val="0000FF"/>
           <w:sz w:val="24"/>
-        </w:rPr>
-        <w:hyperlink r:id="rId43" w:history="1">
+          <w:u w:val="single"/>
+        </w:rPr>
+        <w:hyperlink r:id="rId45" w:history="1">
           <w:r>
             <w:rPr>
               <w:rStyle w:val="Hyperlink"/>
             </w:rPr>
-            <w:t>hdl.handle.net/21.12102/</w:t>
+            <w:t xml:space="preserve">hdl.handle.net/21.12102/3A7BAE23CFCE4E4480F45EC256FF1901 </w:t>
           </w:r>
         </w:hyperlink>
       </w:r>
@@ -5662,48 +5764,17 @@
           <w:rFonts w:ascii="Charis SIL Italic" w:hAnsi="Charis SIL Italic" w:eastAsia="Charis SIL Italic"/>
           <w:b w:val="0"/>
           <w:i w:val="0"/>
-          <w:color w:val="0000FF"/>
-          <w:sz w:val="24"/>
-        </w:rPr>
-        <w:hyperlink r:id="rId43" w:history="1">
-          <w:r>
-            <w:rPr>
-              <w:rStyle w:val="Hyperlink"/>
-            </w:rPr>
-            <w:t>C334F15F47A042DBB02101D8E375A1C8</w:t>
-          </w:r>
-        </w:hyperlink>
-      </w:r>
-    </w:p>
-    <w:p>
-      <w:pPr>
-        <w:autoSpaceDN w:val="0"/>
-        <w:autoSpaceDE w:val="0"/>
-        <w:widowControl/>
-        <w:spacing w:line="352" w:lineRule="exact" w:before="176" w:after="0"/>
-        <w:ind w:left="10" w:right="0" w:firstLine="0"/>
-        <w:jc w:val="left"/>
-      </w:pPr>
-      <w:r>
-        <w:rPr>
-          <w:rFonts w:ascii="Charis SIL Italic" w:hAnsi="Charis SIL Italic" w:eastAsia="Charis SIL Italic"/>
-          <w:b w:val="0"/>
-          <w:i w:val="0"/>
           <w:color w:val="000000"/>
           <w:sz w:val="24"/>
         </w:rPr>
-        <w:t>Archiefstukken:</w:t>
-      </w:r>
-    </w:p>
-    <w:p>
-      <w:pPr>
-        <w:autoSpaceDN w:val="0"/>
-        <w:autoSpaceDE w:val="0"/>
-        <w:widowControl/>
-        <w:spacing w:line="288" w:lineRule="exact" w:before="240" w:after="0"/>
-        <w:ind w:left="810" w:right="576" w:firstLine="0"/>
-        <w:jc w:val="left"/>
-      </w:pPr>
+        <w:t xml:space="preserve">Archiefstukken: </w:t>
+      </w:r>
+      <w:r>
+        <w:br/>
+      </w:r>
+      <w:r>
+        <w:tab/>
+      </w:r>
       <w:r>
         <w:rPr>
           <w:rFonts w:ascii="Charis SIL Italic" w:hAnsi="Charis SIL Italic" w:eastAsia="Charis SIL Italic"/>
@@ -5715,6 +5786,9 @@
         <w:t xml:space="preserve">Noord-Hollands Archief 476 Rijksmuseum en rechtsvoorgangers - toegang 5 Archief </w:t>
       </w:r>
       <w:r>
+        <w:tab/>
+      </w:r>
+      <w:r>
         <w:rPr>
           <w:rFonts w:ascii="Charis SIL Italic" w:hAnsi="Charis SIL Italic" w:eastAsia="Charis SIL Italic"/>
           <w:b w:val="0"/>
@@ -5728,6 +5802,9 @@
         <w:br/>
       </w:r>
       <w:r>
+        <w:tab/>
+      </w:r>
+      <w:r>
         <w:rPr>
           <w:rFonts w:ascii="Charis SIL Italic" w:hAnsi="Charis SIL Italic" w:eastAsia="Charis SIL Italic"/>
           <w:b w:val="0"/>
@@ -5735,7 +5812,7 @@
           <w:color w:val="000000"/>
           <w:sz w:val="24"/>
         </w:rPr>
-        <w:t>inventarisnummer 854, 160/161a</w:t>
+        <w:t>inventarisnummer 855, 167</w:t>
       </w:r>
       <w:r>
         <w:rPr>
@@ -5745,155 +5822,10 @@
           <w:color w:val="000000"/>
           <w:sz w:val="24"/>
         </w:rPr>
-        <w:t xml:space="preserve">Stukken in het archief van het Koninklijk </w:t>
-      </w:r>
-      <w:r>
-        <w:rPr>
-          <w:rFonts w:ascii="Charis SIL Italic" w:hAnsi="Charis SIL Italic" w:eastAsia="Charis SIL Italic"/>
-          <w:b w:val="0"/>
-          <w:i/>
-          <w:color w:val="000000"/>
-          <w:sz w:val="24"/>
-        </w:rPr>
-        <w:t>Kabinet van Zeldzaamheden over de zending van Bromet uit 1825.</w:t>
-      </w:r>
-    </w:p>
-    <w:p>
-      <w:pPr>
-        <w:autoSpaceDN w:val="0"/>
-        <w:autoSpaceDE w:val="0"/>
-        <w:widowControl/>
-        <w:spacing w:line="352" w:lineRule="exact" w:before="176" w:after="0"/>
-        <w:ind w:left="810" w:right="0" w:firstLine="0"/>
-        <w:jc w:val="left"/>
-      </w:pPr>
-      <w:r>
-        <w:rPr>
-          <w:rFonts w:ascii="Charis SIL Italic" w:hAnsi="Charis SIL Italic" w:eastAsia="Charis SIL Italic"/>
-          <w:b w:val="0"/>
-          <w:i w:val="0"/>
-          <w:color w:val="0000FF"/>
-          <w:sz w:val="24"/>
-          <w:u w:val="single"/>
-        </w:rPr>
-        <w:hyperlink r:id="rId44" w:history="1">
-          <w:r>
-            <w:rPr>
-              <w:rStyle w:val="Hyperlink"/>
-            </w:rPr>
-            <w:t>https://</w:t>
-          </w:r>
-        </w:hyperlink>
-      </w:r>
-      <w:r>
-        <w:rPr>
-          <w:rFonts w:ascii="Charis SIL Italic" w:hAnsi="Charis SIL Italic" w:eastAsia="Charis SIL Italic"/>
-          <w:b w:val="0"/>
-          <w:i w:val="0"/>
-          <w:color w:val="0000FF"/>
-          <w:sz w:val="24"/>
-          <w:u w:val="single"/>
-        </w:rPr>
-        <w:hyperlink r:id="rId44" w:history="1">
-          <w:r>
-            <w:rPr>
-              <w:rStyle w:val="Hyperlink"/>
-            </w:rPr>
-            <w:t>hdl.handle.net/21.12102/3A7BAE23CFCE4E4480F45EC256FF1901</w:t>
-          </w:r>
-        </w:hyperlink>
-      </w:r>
-    </w:p>
-    <w:p>
-      <w:pPr>
-        <w:autoSpaceDN w:val="0"/>
-        <w:autoSpaceDE w:val="0"/>
-        <w:widowControl/>
-        <w:spacing w:line="352" w:lineRule="exact" w:before="176" w:after="0"/>
-        <w:ind w:left="10" w:right="0" w:firstLine="0"/>
-        <w:jc w:val="left"/>
-      </w:pPr>
-      <w:r>
-        <w:rPr>
-          <w:rFonts w:ascii="Charis SIL Italic" w:hAnsi="Charis SIL Italic" w:eastAsia="Charis SIL Italic"/>
-          <w:b w:val="0"/>
-          <w:i w:val="0"/>
-          <w:color w:val="000000"/>
-          <w:sz w:val="24"/>
-        </w:rPr>
-        <w:t>Archiefstukken:</w:t>
-      </w:r>
-    </w:p>
-    <w:p>
-      <w:pPr>
-        <w:sectPr>
-          <w:pgSz w:w="11900" w:h="16840"/>
-          <w:pgMar w:top="324" w:right="1124" w:bottom="396" w:left="950" w:header="720" w:footer="720" w:gutter="0"/>
-          <w:cols/>
-          <w:docGrid w:linePitch="360"/>
-        </w:sectPr>
-      </w:pPr>
-    </w:p>
-    <w:p>
-      <w:pPr>
-        <w:autoSpaceDN w:val="0"/>
-        <w:autoSpaceDE w:val="0"/>
-        <w:widowControl/>
-        <w:spacing w:line="220" w:lineRule="exact" w:before="0" w:after="104"/>
-        <w:ind w:left="0" w:right="0"/>
-      </w:pPr>
-    </w:p>
-    <w:p>
-      <w:pPr>
-        <w:autoSpaceDN w:val="0"/>
-        <w:autoSpaceDE w:val="0"/>
-        <w:widowControl/>
-        <w:spacing w:line="288" w:lineRule="exact" w:before="64" w:after="0"/>
-        <w:ind w:left="800" w:right="288" w:firstLine="0"/>
-        <w:jc w:val="left"/>
-      </w:pPr>
-      <w:r>
-        <w:rPr>
-          <w:rFonts w:ascii="Charis SIL Italic" w:hAnsi="Charis SIL Italic" w:eastAsia="Charis SIL Italic"/>
-          <w:b w:val="0"/>
-          <w:i/>
-          <w:color w:val="000000"/>
-          <w:sz w:val="24"/>
-        </w:rPr>
-        <w:t xml:space="preserve">Noord-Hollands Archief 476 Rijksmuseum en rechtsvoorgangers - toegang 5 Archief </w:t>
-      </w:r>
-      <w:r>
-        <w:rPr>
-          <w:rFonts w:ascii="Charis SIL Italic" w:hAnsi="Charis SIL Italic" w:eastAsia="Charis SIL Italic"/>
-          <w:b w:val="0"/>
-          <w:i/>
-          <w:color w:val="000000"/>
-          <w:sz w:val="24"/>
-        </w:rPr>
-        <w:t xml:space="preserve">van het Koninklijk Kabinet van Zeldzaamheden, (17e eeuw) 1815-1883, </w:t>
-      </w:r>
-      <w:r>
-        <w:br/>
-      </w:r>
-      <w:r>
-        <w:rPr>
-          <w:rFonts w:ascii="Charis SIL Italic" w:hAnsi="Charis SIL Italic" w:eastAsia="Charis SIL Italic"/>
-          <w:b w:val="0"/>
-          <w:i/>
-          <w:color w:val="000000"/>
-          <w:sz w:val="24"/>
-        </w:rPr>
-        <w:t>inventarisnummer 855, 167</w:t>
-      </w:r>
-      <w:r>
-        <w:rPr>
-          <w:rFonts w:ascii="Charis SIL Italic" w:hAnsi="Charis SIL Italic" w:eastAsia="Charis SIL Italic"/>
-          <w:b w:val="0"/>
-          <w:i/>
-          <w:color w:val="000000"/>
-          <w:sz w:val="24"/>
-        </w:rPr>
         <w:t xml:space="preserve">Stukken in het archief van het Koninklijk Kabinet van </w:t>
+      </w:r>
+      <w:r>
+        <w:tab/>
       </w:r>
       <w:r>
         <w:rPr>
@@ -5923,7 +5855,7 @@
           <w:color w:val="0000FF"/>
           <w:sz w:val="24"/>
         </w:rPr>
-        <w:hyperlink r:id="rId45" w:history="1">
+        <w:hyperlink r:id="rId46" w:history="1">
           <w:r>
             <w:rPr>
               <w:rStyle w:val="Hyperlink"/>
@@ -5940,7 +5872,7 @@
           <w:color w:val="0000FF"/>
           <w:sz w:val="24"/>
         </w:rPr>
-        <w:hyperlink r:id="rId45" w:history="1">
+        <w:hyperlink r:id="rId46" w:history="1">
           <w:r>
             <w:rPr>
               <w:rStyle w:val="Hyperlink"/>
@@ -6047,7 +5979,7 @@
           <w:sz w:val="24"/>
           <w:u w:val="single"/>
         </w:rPr>
-        <w:hyperlink r:id="rId46" w:history="1">
+        <w:hyperlink r:id="rId47" w:history="1">
           <w:r>
             <w:rPr>
               <w:rStyle w:val="Hyperlink"/>
@@ -6065,7 +5997,7 @@
           <w:sz w:val="24"/>
           <w:u w:val="single"/>
         </w:rPr>
-        <w:hyperlink r:id="rId46" w:history="1">
+        <w:hyperlink r:id="rId47" w:history="1">
           <w:r>
             <w:rPr>
               <w:rStyle w:val="Hyperlink"/>
@@ -6083,7 +6015,7 @@
           <w:sz w:val="24"/>
           <w:u w:val="single"/>
         </w:rPr>
-        <w:hyperlink r:id="rId46" w:history="1">
+        <w:hyperlink r:id="rId47" w:history="1">
           <w:r>
             <w:rPr>
               <w:rStyle w:val="Hyperlink"/>
@@ -6101,7 +6033,7 @@
           <w:sz w:val="24"/>
           <w:u w:val="single"/>
         </w:rPr>
-        <w:hyperlink r:id="rId46" w:history="1">
+        <w:hyperlink r:id="rId47" w:history="1">
           <w:r>
             <w:rPr>
               <w:rStyle w:val="Hyperlink"/>
@@ -6177,7 +6109,7 @@
           <w:sz w:val="24"/>
           <w:u w:val="single"/>
         </w:rPr>
-        <w:hyperlink r:id="rId47" w:history="1">
+        <w:hyperlink r:id="rId48" w:history="1">
           <w:r>
             <w:rPr>
               <w:rStyle w:val="Hyperlink"/>
@@ -6195,7 +6127,7 @@
           <w:sz w:val="24"/>
           <w:u w:val="single"/>
         </w:rPr>
-        <w:hyperlink r:id="rId47" w:history="1">
+        <w:hyperlink r:id="rId48" w:history="1">
           <w:r>
             <w:rPr>
               <w:rStyle w:val="Hyperlink"/>
@@ -6213,7 +6145,7 @@
           <w:sz w:val="24"/>
           <w:u w:val="single"/>
         </w:rPr>
-        <w:hyperlink r:id="rId47" w:history="1">
+        <w:hyperlink r:id="rId48" w:history="1">
           <w:r>
             <w:rPr>
               <w:rStyle w:val="Hyperlink"/>
@@ -6231,7 +6163,7 @@
           <w:sz w:val="24"/>
           <w:u w:val="single"/>
         </w:rPr>
-        <w:hyperlink r:id="rId47" w:history="1">
+        <w:hyperlink r:id="rId48" w:history="1">
           <w:r>
             <w:rPr>
               <w:rStyle w:val="Hyperlink"/>
@@ -6307,7 +6239,7 @@
           <w:sz w:val="24"/>
           <w:u w:val="single"/>
         </w:rPr>
-        <w:hyperlink r:id="rId48" w:history="1">
+        <w:hyperlink r:id="rId49" w:history="1">
           <w:r>
             <w:rPr>
               <w:rStyle w:val="Hyperlink"/>
@@ -6325,7 +6257,7 @@
           <w:sz w:val="24"/>
           <w:u w:val="single"/>
         </w:rPr>
-        <w:hyperlink r:id="rId48" w:history="1">
+        <w:hyperlink r:id="rId49" w:history="1">
           <w:r>
             <w:rPr>
               <w:rStyle w:val="Hyperlink"/>
@@ -6343,7 +6275,7 @@
           <w:sz w:val="24"/>
           <w:u w:val="single"/>
         </w:rPr>
-        <w:hyperlink r:id="rId48" w:history="1">
+        <w:hyperlink r:id="rId49" w:history="1">
           <w:r>
             <w:rPr>
               <w:rStyle w:val="Hyperlink"/>
@@ -6361,7 +6293,7 @@
           <w:sz w:val="24"/>
           <w:u w:val="single"/>
         </w:rPr>
-        <w:hyperlink r:id="rId48" w:history="1">
+        <w:hyperlink r:id="rId49" w:history="1">
           <w:r>
             <w:rPr>
               <w:rStyle w:val="Hyperlink"/>
@@ -6460,7 +6392,7 @@
           <w:sz w:val="24"/>
           <w:u w:val="single"/>
         </w:rPr>
-        <w:hyperlink r:id="rId49" w:history="1">
+        <w:hyperlink r:id="rId50" w:history="1">
           <w:r>
             <w:rPr>
               <w:rStyle w:val="Hyperlink"/>
@@ -6478,7 +6410,7 @@
           <w:sz w:val="24"/>
           <w:u w:val="single"/>
         </w:rPr>
-        <w:hyperlink r:id="rId49" w:history="1">
+        <w:hyperlink r:id="rId50" w:history="1">
           <w:r>
             <w:rPr>
               <w:rStyle w:val="Hyperlink"/>
@@ -6496,7 +6428,7 @@
           <w:sz w:val="24"/>
           <w:u w:val="single"/>
         </w:rPr>
-        <w:hyperlink r:id="rId49" w:history="1">
+        <w:hyperlink r:id="rId50" w:history="1">
           <w:r>
             <w:rPr>
               <w:rStyle w:val="Hyperlink"/>
@@ -6514,7 +6446,7 @@
           <w:sz w:val="24"/>
           <w:u w:val="single"/>
         </w:rPr>
-        <w:hyperlink r:id="rId49" w:history="1">
+        <w:hyperlink r:id="rId50" w:history="1">
           <w:r>
             <w:rPr>
               <w:rStyle w:val="Hyperlink"/>
@@ -6532,7 +6464,7 @@
           <w:sz w:val="24"/>
           <w:u w:val="single"/>
         </w:rPr>
-        <w:hyperlink r:id="rId49" w:history="1">
+        <w:hyperlink r:id="rId50" w:history="1">
           <w:r>
             <w:rPr>
               <w:rStyle w:val="Hyperlink"/>
@@ -6618,146 +6550,6 @@
           <w:sz w:val="24"/>
           <w:u w:val="single"/>
         </w:rPr>
-        <w:hyperlink r:id="rId50" w:history="1">
-          <w:r>
-            <w:rPr>
-              <w:rStyle w:val="Hyperlink"/>
-            </w:rPr>
-            <w:t>https://</w:t>
-          </w:r>
-        </w:hyperlink>
-      </w:r>
-      <w:r>
-        <w:rPr>
-          <w:rFonts w:ascii="Charis SIL Italic" w:hAnsi="Charis SIL Italic" w:eastAsia="Charis SIL Italic"/>
-          <w:b w:val="0"/>
-          <w:i w:val="0"/>
-          <w:color w:val="0000FF"/>
-          <w:sz w:val="24"/>
-          <w:u w:val="single"/>
-        </w:rPr>
-        <w:hyperlink r:id="rId50" w:history="1">
-          <w:r>
-            <w:rPr>
-              <w:rStyle w:val="Hyperlink"/>
-            </w:rPr>
-            <w:t>archive.org/</w:t>
-          </w:r>
-        </w:hyperlink>
-      </w:r>
-      <w:r>
-        <w:rPr>
-          <w:rFonts w:ascii="Charis SIL Italic" w:hAnsi="Charis SIL Italic" w:eastAsia="Charis SIL Italic"/>
-          <w:b w:val="0"/>
-          <w:i w:val="0"/>
-          <w:color w:val="0000FF"/>
-          <w:sz w:val="24"/>
-          <w:u w:val="single"/>
-        </w:rPr>
-        <w:hyperlink r:id="rId50" w:history="1">
-          <w:r>
-            <w:rPr>
-              <w:rStyle w:val="Hyperlink"/>
-            </w:rPr>
-            <w:t>details/</w:t>
-          </w:r>
-        </w:hyperlink>
-      </w:r>
-      <w:r>
-        <w:rPr>
-          <w:rFonts w:ascii="Charis SIL Italic" w:hAnsi="Charis SIL Italic" w:eastAsia="Charis SIL Italic"/>
-          <w:b w:val="0"/>
-          <w:i w:val="0"/>
-          <w:color w:val="0000FF"/>
-          <w:sz w:val="24"/>
-          <w:u w:val="single"/>
-        </w:rPr>
-        <w:hyperlink r:id="rId50" w:history="1">
-          <w:r>
-            <w:rPr>
-              <w:rStyle w:val="Hyperlink"/>
-            </w:rPr>
-            <w:t xml:space="preserve">westindischeskiz00mart_0 </w:t>
-          </w:r>
-        </w:hyperlink>
-      </w:r>
-      <w:r>
-        <w:br/>
-      </w:r>
-      <w:r>
-        <w:rPr>
-          <w:rFonts w:ascii="Charis SIL Italic" w:hAnsi="Charis SIL Italic" w:eastAsia="Charis SIL Italic"/>
-          <w:b w:val="0"/>
-          <w:i w:val="0"/>
-          <w:color w:val="000000"/>
-          <w:sz w:val="24"/>
-        </w:rPr>
-        <w:t xml:space="preserve">Wetenschappelijk artikel: </w:t>
-      </w:r>
-      <w:r>
-        <w:br/>
-      </w:r>
-      <w:r>
-        <w:tab/>
-      </w:r>
-      <w:r>
-        <w:rPr>
-          <w:rFonts w:ascii="Charis SIL Italic" w:hAnsi="Charis SIL Italic" w:eastAsia="Charis SIL Italic"/>
-          <w:b w:val="0"/>
-          <w:i/>
-          <w:color w:val="000000"/>
-          <w:sz w:val="24"/>
-        </w:rPr>
-        <w:t xml:space="preserve">Pleyte, C.M. ‘Die Kwakwabank der Buschneger Surinams’, Globus, (1896), </w:t>
-      </w:r>
-      <w:r>
-        <w:tab/>
-      </w:r>
-      <w:r>
-        <w:rPr>
-          <w:rFonts w:ascii="Charis SIL Italic" w:hAnsi="Charis SIL Italic" w:eastAsia="Charis SIL Italic"/>
-          <w:b w:val="0"/>
-          <w:i/>
-          <w:color w:val="000000"/>
-          <w:sz w:val="24"/>
-        </w:rPr>
-        <w:t>370-371.</w:t>
-      </w:r>
-      <w:r>
-        <w:rPr>
-          <w:rFonts w:ascii="Charis SIL Italic" w:hAnsi="Charis SIL Italic" w:eastAsia="Charis SIL Italic"/>
-          <w:b w:val="0"/>
-          <w:i/>
-          <w:color w:val="000000"/>
-          <w:sz w:val="24"/>
-        </w:rPr>
-        <w:t>SCHRIJVEN!</w:t>
-      </w:r>
-    </w:p>
-    <w:p>
-      <w:pPr>
-        <w:autoSpaceDN w:val="0"/>
-        <w:tabs>
-          <w:tab w:pos="800" w:val="left"/>
-        </w:tabs>
-        <w:autoSpaceDE w:val="0"/>
-        <w:widowControl/>
-        <w:spacing w:line="448" w:lineRule="exact" w:before="80" w:after="0"/>
-        <w:ind w:left="0" w:right="432" w:firstLine="0"/>
-        <w:jc w:val="left"/>
-      </w:pPr>
-      <w:r>
-        <w:tab/>
-      </w:r>
-      <w:r>
-        <w:rPr>
-          <w:rFonts w:ascii="Charis SIL Italic" w:hAnsi="Charis SIL Italic" w:eastAsia="Charis SIL Italic"/>
-          <w:b w:val="0"/>
-          <w:i w:val="0"/>
-          <w:color w:val="0000FF"/>
-          <w:sz w:val="24"/>
-          <w:u w:val="single"/>
-        </w:rPr>
         <w:hyperlink r:id="rId51" w:history="1">
           <w:r>
             <w:rPr>
@@ -6781,7 +6573,7 @@
             <w:rPr>
               <w:rStyle w:val="Hyperlink"/>
             </w:rPr>
-            <w:t>www.digi-</w:t>
+            <w:t>archive.org/</w:t>
           </w:r>
         </w:hyperlink>
       </w:r>
@@ -6799,7 +6591,7 @@
             <w:rPr>
               <w:rStyle w:val="Hyperlink"/>
             </w:rPr>
-            <w:t>hub.de/</w:t>
+            <w:t>details/</w:t>
           </w:r>
         </w:hyperlink>
       </w:r>
@@ -6817,63 +6609,12 @@
             <w:rPr>
               <w:rStyle w:val="Hyperlink"/>
             </w:rPr>
-            <w:t>viewer/</w:t>
+            <w:t xml:space="preserve">westindischeskiz00mart_0 </w:t>
           </w:r>
         </w:hyperlink>
       </w:r>
       <w:r>
-        <w:rPr>
-          <w:rFonts w:ascii="Charis SIL Italic" w:hAnsi="Charis SIL Italic" w:eastAsia="Charis SIL Italic"/>
-          <w:b w:val="0"/>
-          <w:i w:val="0"/>
-          <w:color w:val="0000FF"/>
-          <w:sz w:val="24"/>
-          <w:u w:val="single"/>
-        </w:rPr>
-        <w:hyperlink r:id="rId51" w:history="1">
-          <w:r>
-            <w:rPr>
-              <w:rStyle w:val="Hyperlink"/>
-            </w:rPr>
-            <w:t>image/</w:t>
-          </w:r>
-        </w:hyperlink>
-      </w:r>
-      <w:r>
-        <w:rPr>
-          <w:rFonts w:ascii="Charis SIL Italic" w:hAnsi="Charis SIL Italic" w:eastAsia="Charis SIL Italic"/>
-          <w:b w:val="0"/>
-          <w:i w:val="0"/>
-          <w:color w:val="0000FF"/>
-          <w:sz w:val="24"/>
-          <w:u w:val="single"/>
-        </w:rPr>
-        <w:hyperlink r:id="rId51" w:history="1">
-          <w:r>
-            <w:rPr>
-              <w:rStyle w:val="Hyperlink"/>
-            </w:rPr>
-            <w:t>DE-11-001785756/394/</w:t>
-          </w:r>
-        </w:hyperlink>
-      </w:r>
-      <w:r>
-        <w:rPr>
-          <w:rFonts w:ascii="Charis SIL Italic" w:hAnsi="Charis SIL Italic" w:eastAsia="Charis SIL Italic"/>
-          <w:b w:val="0"/>
-          <w:i w:val="0"/>
-          <w:color w:val="0000FF"/>
-          <w:sz w:val="24"/>
-          <w:u w:val="single"/>
-        </w:rPr>
-        <w:hyperlink r:id="rId51" w:history="1">
-          <w:r>
-            <w:rPr>
-              <w:rStyle w:val="Hyperlink"/>
-            </w:rPr>
-            <w:t xml:space="preserve">LOG_0381/ </w:t>
-          </w:r>
-        </w:hyperlink>
+        <w:br/>
       </w:r>
       <w:r>
         <w:rPr>
@@ -6899,7 +6640,7 @@
           <w:color w:val="000000"/>
           <w:sz w:val="24"/>
         </w:rPr>
-        <w:t xml:space="preserve">Spitzly, John H. ‘Etnographische gegenstände aus Surinam’, Verhandlungen der </w:t>
+        <w:t xml:space="preserve">Pleyte, C.M. ‘Die Kwakwabank der Buschneger Surinams’, Globus, (1896), </w:t>
       </w:r>
       <w:r>
         <w:tab/>
@@ -6912,7 +6653,17 @@
           <w:color w:val="000000"/>
           <w:sz w:val="24"/>
         </w:rPr>
-        <w:t>Berliner Gesellschaft für Anthropologie, Ethnologie und Urgeschichte, (1889),</w:t>
+        <w:t>370-371.</w:t>
+      </w:r>
+      <w:r>
+        <w:rPr>
+          <w:rFonts w:ascii="Charis SIL Italic" w:hAnsi="Charis SIL Italic" w:eastAsia="Charis SIL Italic"/>
+          <w:b w:val="0"/>
+          <w:i/>
+          <w:color w:val="000000"/>
+          <w:sz w:val="24"/>
+        </w:rPr>
+        <w:t>SCHRIJVEN!</w:t>
       </w:r>
     </w:p>
     <w:p>
@@ -6937,12 +6688,186 @@
     <w:p>
       <w:pPr>
         <w:autoSpaceDN w:val="0"/>
+        <w:tabs>
+          <w:tab w:pos="800" w:val="left"/>
+        </w:tabs>
         <w:autoSpaceDE w:val="0"/>
         <w:widowControl/>
-        <w:spacing w:line="352" w:lineRule="exact" w:before="0" w:after="0"/>
-        <w:ind w:left="800" w:right="0" w:firstLine="0"/>
+        <w:spacing w:line="396" w:lineRule="exact" w:before="0" w:after="0"/>
+        <w:ind w:left="0" w:right="1872" w:firstLine="0"/>
         <w:jc w:val="left"/>
       </w:pPr>
+      <w:r>
+        <w:tab/>
+      </w:r>
+      <w:r>
+        <w:rPr>
+          <w:rFonts w:ascii="Charis SIL Italic" w:hAnsi="Charis SIL Italic" w:eastAsia="Charis SIL Italic"/>
+          <w:b w:val="0"/>
+          <w:i w:val="0"/>
+          <w:color w:val="0000FF"/>
+          <w:sz w:val="24"/>
+          <w:u w:val="single"/>
+        </w:rPr>
+        <w:hyperlink r:id="rId52" w:history="1">
+          <w:r>
+            <w:rPr>
+              <w:rStyle w:val="Hyperlink"/>
+            </w:rPr>
+            <w:t>https://</w:t>
+          </w:r>
+        </w:hyperlink>
+      </w:r>
+      <w:r>
+        <w:rPr>
+          <w:rFonts w:ascii="Charis SIL Italic" w:hAnsi="Charis SIL Italic" w:eastAsia="Charis SIL Italic"/>
+          <w:b w:val="0"/>
+          <w:i w:val="0"/>
+          <w:color w:val="0000FF"/>
+          <w:sz w:val="24"/>
+          <w:u w:val="single"/>
+        </w:rPr>
+        <w:hyperlink r:id="rId52" w:history="1">
+          <w:r>
+            <w:rPr>
+              <w:rStyle w:val="Hyperlink"/>
+            </w:rPr>
+            <w:t>www.digi-</w:t>
+          </w:r>
+        </w:hyperlink>
+      </w:r>
+      <w:r>
+        <w:rPr>
+          <w:rFonts w:ascii="Charis SIL Italic" w:hAnsi="Charis SIL Italic" w:eastAsia="Charis SIL Italic"/>
+          <w:b w:val="0"/>
+          <w:i w:val="0"/>
+          <w:color w:val="0000FF"/>
+          <w:sz w:val="24"/>
+          <w:u w:val="single"/>
+        </w:rPr>
+        <w:hyperlink r:id="rId52" w:history="1">
+          <w:r>
+            <w:rPr>
+              <w:rStyle w:val="Hyperlink"/>
+            </w:rPr>
+            <w:t>hub.de/</w:t>
+          </w:r>
+        </w:hyperlink>
+      </w:r>
+      <w:r>
+        <w:rPr>
+          <w:rFonts w:ascii="Charis SIL Italic" w:hAnsi="Charis SIL Italic" w:eastAsia="Charis SIL Italic"/>
+          <w:b w:val="0"/>
+          <w:i w:val="0"/>
+          <w:color w:val="0000FF"/>
+          <w:sz w:val="24"/>
+          <w:u w:val="single"/>
+        </w:rPr>
+        <w:hyperlink r:id="rId52" w:history="1">
+          <w:r>
+            <w:rPr>
+              <w:rStyle w:val="Hyperlink"/>
+            </w:rPr>
+            <w:t>viewer/</w:t>
+          </w:r>
+        </w:hyperlink>
+      </w:r>
+      <w:r>
+        <w:rPr>
+          <w:rFonts w:ascii="Charis SIL Italic" w:hAnsi="Charis SIL Italic" w:eastAsia="Charis SIL Italic"/>
+          <w:b w:val="0"/>
+          <w:i w:val="0"/>
+          <w:color w:val="0000FF"/>
+          <w:sz w:val="24"/>
+          <w:u w:val="single"/>
+        </w:rPr>
+        <w:hyperlink r:id="rId52" w:history="1">
+          <w:r>
+            <w:rPr>
+              <w:rStyle w:val="Hyperlink"/>
+            </w:rPr>
+            <w:t>image/</w:t>
+          </w:r>
+        </w:hyperlink>
+      </w:r>
+      <w:r>
+        <w:rPr>
+          <w:rFonts w:ascii="Charis SIL Italic" w:hAnsi="Charis SIL Italic" w:eastAsia="Charis SIL Italic"/>
+          <w:b w:val="0"/>
+          <w:i w:val="0"/>
+          <w:color w:val="0000FF"/>
+          <w:sz w:val="24"/>
+          <w:u w:val="single"/>
+        </w:rPr>
+        <w:hyperlink r:id="rId52" w:history="1">
+          <w:r>
+            <w:rPr>
+              <w:rStyle w:val="Hyperlink"/>
+            </w:rPr>
+            <w:t>DE-11-001785756/394/</w:t>
+          </w:r>
+        </w:hyperlink>
+      </w:r>
+      <w:r>
+        <w:rPr>
+          <w:rFonts w:ascii="Charis SIL Italic" w:hAnsi="Charis SIL Italic" w:eastAsia="Charis SIL Italic"/>
+          <w:b w:val="0"/>
+          <w:i w:val="0"/>
+          <w:color w:val="0000FF"/>
+          <w:sz w:val="24"/>
+          <w:u w:val="single"/>
+        </w:rPr>
+        <w:hyperlink r:id="rId52" w:history="1">
+          <w:r>
+            <w:rPr>
+              <w:rStyle w:val="Hyperlink"/>
+            </w:rPr>
+            <w:t xml:space="preserve">LOG_0381/ </w:t>
+          </w:r>
+        </w:hyperlink>
+      </w:r>
+      <w:r>
+        <w:rPr>
+          <w:rFonts w:ascii="Charis SIL Italic" w:hAnsi="Charis SIL Italic" w:eastAsia="Charis SIL Italic"/>
+          <w:b w:val="0"/>
+          <w:i w:val="0"/>
+          <w:color w:val="000000"/>
+          <w:sz w:val="24"/>
+        </w:rPr>
+        <w:t xml:space="preserve">Wetenschappelijk artikel: </w:t>
+      </w:r>
+      <w:r>
+        <w:br/>
+      </w:r>
+      <w:r>
+        <w:tab/>
+      </w:r>
+      <w:r>
+        <w:rPr>
+          <w:rFonts w:ascii="Charis SIL Italic" w:hAnsi="Charis SIL Italic" w:eastAsia="Charis SIL Italic"/>
+          <w:b w:val="0"/>
+          <w:i/>
+          <w:color w:val="000000"/>
+          <w:sz w:val="24"/>
+        </w:rPr>
+        <w:t xml:space="preserve">Spitzly, John H. ‘Etnographische gegenstände aus Surinam’, Verhandlungen der </w:t>
+      </w:r>
+      <w:r>
+        <w:tab/>
+      </w:r>
+      <w:r>
+        <w:rPr>
+          <w:rFonts w:ascii="Charis SIL Italic" w:hAnsi="Charis SIL Italic" w:eastAsia="Charis SIL Italic"/>
+          <w:b w:val="0"/>
+          <w:i/>
+          <w:color w:val="000000"/>
+          <w:sz w:val="24"/>
+        </w:rPr>
+        <w:t xml:space="preserve">Berliner Gesellschaft für Anthropologie, Ethnologie und Urgeschichte, (1889), </w:t>
+      </w:r>
+      <w:r>
+        <w:tab/>
+      </w:r>
       <w:r>
         <w:rPr>
           <w:rFonts w:ascii="Charis SIL Italic" w:hAnsi="Charis SIL Italic" w:eastAsia="Charis SIL Italic"/>
@@ -6988,7 +6913,7 @@
           <w:sz w:val="24"/>
           <w:u w:val="single"/>
         </w:rPr>
-        <w:hyperlink r:id="rId52" w:history="1">
+        <w:hyperlink r:id="rId53" w:history="1">
           <w:r>
             <w:rPr>
               <w:rStyle w:val="Hyperlink"/>
@@ -7006,7 +6931,7 @@
           <w:sz w:val="24"/>
           <w:u w:val="single"/>
         </w:rPr>
-        <w:hyperlink r:id="rId52" w:history="1">
+        <w:hyperlink r:id="rId53" w:history="1">
           <w:r>
             <w:rPr>
               <w:rStyle w:val="Hyperlink"/>
@@ -7024,7 +6949,7 @@
           <w:sz w:val="24"/>
           <w:u w:val="single"/>
         </w:rPr>
-        <w:hyperlink r:id="rId52" w:history="1">
+        <w:hyperlink r:id="rId53" w:history="1">
           <w:r>
             <w:rPr>
               <w:rStyle w:val="Hyperlink"/>
@@ -7042,7 +6967,7 @@
           <w:sz w:val="24"/>
           <w:u w:val="single"/>
         </w:rPr>
-        <w:hyperlink r:id="rId52" w:history="1">
+        <w:hyperlink r:id="rId53" w:history="1">
           <w:r>
             <w:rPr>
               <w:rStyle w:val="Hyperlink"/>
@@ -7148,7 +7073,7 @@
           <w:sz w:val="24"/>
           <w:u w:val="single"/>
         </w:rPr>
-        <w:hyperlink r:id="rId53" w:history="1">
+        <w:hyperlink r:id="rId54" w:history="1">
           <w:r>
             <w:rPr>
               <w:rStyle w:val="Hyperlink"/>
@@ -7166,7 +7091,7 @@
           <w:sz w:val="24"/>
           <w:u w:val="single"/>
         </w:rPr>
-        <w:hyperlink r:id="rId53" w:history="1">
+        <w:hyperlink r:id="rId54" w:history="1">
           <w:r>
             <w:rPr>
               <w:rStyle w:val="Hyperlink"/>
@@ -7184,7 +7109,7 @@
           <w:sz w:val="24"/>
           <w:u w:val="single"/>
         </w:rPr>
-        <w:hyperlink r:id="rId53" w:history="1">
+        <w:hyperlink r:id="rId54" w:history="1">
           <w:r>
             <w:rPr>
               <w:rStyle w:val="Hyperlink"/>
@@ -7205,7 +7130,7 @@
           <w:sz w:val="24"/>
           <w:u w:val="single"/>
         </w:rPr>
-        <w:hyperlink r:id="rId53" w:history="1">
+        <w:hyperlink r:id="rId54" w:history="1">
           <w:r>
             <w:rPr>
               <w:rStyle w:val="Hyperlink"/>
@@ -7223,7 +7148,7 @@
           <w:sz w:val="24"/>
           <w:u w:val="single"/>
         </w:rPr>
-        <w:hyperlink r:id="rId53" w:history="1">
+        <w:hyperlink r:id="rId54" w:history="1">
           <w:r>
             <w:rPr>
               <w:rStyle w:val="Hyperlink"/>
@@ -7241,7 +7166,7 @@
           <w:sz w:val="24"/>
           <w:u w:val="single"/>
         </w:rPr>
-        <w:hyperlink r:id="rId53" w:history="1">
+        <w:hyperlink r:id="rId54" w:history="1">
           <w:r>
             <w:rPr>
               <w:rStyle w:val="Hyperlink"/>
@@ -7258,7 +7183,7 @@
           <w:color w:val="0000FF"/>
           <w:sz w:val="24"/>
         </w:rPr>
-        <w:hyperlink r:id="rId53" w:history="1">
+        <w:hyperlink r:id="rId54" w:history="1">
           <w:r>
             <w:rPr>
               <w:rStyle w:val="Hyperlink"/>
@@ -7276,7 +7201,7 @@
           <w:sz w:val="24"/>
           <w:u w:val="single"/>
         </w:rPr>
-        <w:hyperlink r:id="rId53" w:history="1">
+        <w:hyperlink r:id="rId54" w:history="1">
           <w:r>
             <w:rPr>
               <w:rStyle w:val="Hyperlink"/>
@@ -7305,7 +7230,7 @@
           <w:sz w:val="24"/>
           <w:u w:val="single"/>
         </w:rPr>
-        <w:hyperlink r:id="rId54" w:history="1">
+        <w:hyperlink r:id="rId55" w:history="1">
           <w:r>
             <w:rPr>
               <w:rStyle w:val="Hyperlink"/>

--- a/EXPORTS/DOCX/review/niveau2/Dutch/Suriname aanvullingen.docx
+++ b/EXPORTS/DOCX/review/niveau2/Dutch/Suriname aanvullingen.docx
@@ -626,7 +626,34 @@
           <w:color w:val="000000"/>
           <w:sz w:val="24"/>
         </w:rPr>
-        <w:t xml:space="preserve">•  TM-9 is Corantijnexpeditie?? </w:t>
+        <w:t xml:space="preserve">•  TM-9 </w:t>
+      </w:r>
+      <w:r>
+        <w:rPr>
+          <w:rFonts w:ascii="Charis SIL Italic" w:hAnsi="Charis SIL Italic" w:eastAsia="Charis SIL Italic"/>
+          <w:b w:val="0"/>
+          <w:i w:val="0"/>
+          <w:color w:val="000000"/>
+          <w:sz w:val="24"/>
+        </w:rPr>
+        <w:hyperlink r:id="rId11" w:history="1">
+          <w:r>
+            <w:rPr>
+              <w:rStyle w:val="Hyperlink"/>
+            </w:rPr>
+            <w:t>is Coran</w:t>
+          </w:r>
+        </w:hyperlink>
+      </w:r>
+      <w:r>
+        <w:rPr>
+          <w:rFonts w:ascii="Charis SIL Italic" w:hAnsi="Charis SIL Italic" w:eastAsia="Charis SIL Italic"/>
+          <w:b w:val="0"/>
+          <w:i w:val="0"/>
+          <w:color w:val="000000"/>
+          <w:sz w:val="24"/>
+        </w:rPr>
+        <w:t xml:space="preserve">tijnexpeditie?? </w:t>
       </w:r>
       <w:r>
         <w:rPr>
@@ -1082,31 +1109,13 @@
       </w:r>
       <w:r>
         <w:rPr>
-          <w:u w:val="single" w:color="0000ff"/>
           <w:rFonts w:ascii="Charis SIL Italic" w:hAnsi="Charis SIL Italic" w:eastAsia="Charis SIL Italic"/>
           <w:b w:val="0"/>
           <w:i w:val="0"/>
           <w:color w:val="000000"/>
           <w:sz w:val="24"/>
         </w:rPr>
-        <w:hyperlink r:id="rId16" w:history="1">
-          <w:r>
-            <w:rPr>
-              <w:rStyle w:val="Hyperlink"/>
-            </w:rPr>
-            <w:t>achttiende e</w:t>
-          </w:r>
-        </w:hyperlink>
-      </w:r>
-      <w:r>
-        <w:rPr>
-          <w:rFonts w:ascii="Charis SIL Italic" w:hAnsi="Charis SIL Italic" w:eastAsia="Charis SIL Italic"/>
-          <w:b w:val="0"/>
-          <w:i w:val="0"/>
-          <w:color w:val="000000"/>
-          <w:sz w:val="24"/>
-        </w:rPr>
-        <w:t xml:space="preserve">euw, </w:t>
+        <w:t xml:space="preserve">achttiende eeuw, </w:t>
       </w:r>
       <w:r>
         <w:rPr>
@@ -1924,7 +1933,7 @@
           <w:sz w:val="24"/>
           <w:u w:val="single"/>
         </w:rPr>
-        <w:hyperlink r:id="rId23" w:history="1">
+        <w:hyperlink r:id="rId24" w:history="1">
           <w:r>
             <w:rPr>
               <w:rStyle w:val="Hyperlink"/>
@@ -2093,7 +2102,7 @@
           <w:sz w:val="24"/>
           <w:u w:val="single"/>
         </w:rPr>
-        <w:hyperlink r:id="rId24" w:history="1">
+        <w:hyperlink r:id="rId25" w:history="1">
           <w:r>
             <w:rPr>
               <w:rStyle w:val="Hyperlink"/>
@@ -2122,7 +2131,7 @@
           <w:sz w:val="24"/>
           <w:u w:val="single"/>
         </w:rPr>
-        <w:hyperlink r:id="rId24" w:history="1">
+        <w:hyperlink r:id="rId25" w:history="1">
           <w:r>
             <w:rPr>
               <w:rStyle w:val="Hyperlink"/>
@@ -2151,7 +2160,7 @@
           <w:sz w:val="24"/>
           <w:u w:val="single"/>
         </w:rPr>
-        <w:hyperlink r:id="rId24" w:history="1">
+        <w:hyperlink r:id="rId25" w:history="1">
           <w:r>
             <w:rPr>
               <w:rStyle w:val="Hyperlink"/>
@@ -2180,7 +2189,7 @@
           <w:sz w:val="24"/>
           <w:u w:val="single"/>
         </w:rPr>
-        <w:hyperlink r:id="rId24" w:history="1">
+        <w:hyperlink r:id="rId25" w:history="1">
           <w:r>
             <w:rPr>
               <w:rStyle w:val="Hyperlink"/>
@@ -2209,7 +2218,7 @@
           <w:sz w:val="24"/>
           <w:u w:val="single"/>
         </w:rPr>
-        <w:hyperlink r:id="rId24" w:history="1">
+        <w:hyperlink r:id="rId25" w:history="1">
           <w:r>
             <w:rPr>
               <w:rStyle w:val="Hyperlink"/>
@@ -2256,7 +2265,7 @@
           <w:color w:val="000000"/>
           <w:sz w:val="24"/>
         </w:rPr>
-        <w:hyperlink r:id="rId24" w:history="1">
+        <w:hyperlink r:id="rId25" w:history="1">
           <w:r>
             <w:rPr>
               <w:rStyle w:val="Hyperlink"/>
@@ -2283,7 +2292,7 @@
           <w:color w:val="000000"/>
           <w:sz w:val="24"/>
         </w:rPr>
-        <w:hyperlink r:id="rId24" w:history="1">
+        <w:hyperlink r:id="rId25" w:history="1">
           <w:r>
             <w:rPr>
               <w:rStyle w:val="Hyperlink"/>
@@ -2300,7 +2309,7 @@
           <w:color w:val="000000"/>
           <w:sz w:val="24"/>
         </w:rPr>
-        <w:hyperlink r:id="rId24" w:history="1">
+        <w:hyperlink r:id="rId25" w:history="1">
           <w:r>
             <w:rPr>
               <w:rStyle w:val="Hyperlink"/>
@@ -2317,7 +2326,7 @@
           <w:color w:val="000000"/>
           <w:sz w:val="24"/>
         </w:rPr>
-        <w:hyperlink r:id="rId24" w:history="1">
+        <w:hyperlink r:id="rId25" w:history="1">
           <w:r>
             <w:rPr>
               <w:rStyle w:val="Hyperlink"/>
@@ -2334,7 +2343,7 @@
           <w:color w:val="000000"/>
           <w:sz w:val="24"/>
         </w:rPr>
-        <w:hyperlink r:id="rId24" w:history="1">
+        <w:hyperlink r:id="rId25" w:history="1">
           <w:r>
             <w:rPr>
               <w:rStyle w:val="Hyperlink"/>
@@ -2351,7 +2360,7 @@
           <w:color w:val="000000"/>
           <w:sz w:val="24"/>
         </w:rPr>
-        <w:hyperlink r:id="rId24" w:history="1">
+        <w:hyperlink r:id="rId25" w:history="1">
           <w:r>
             <w:rPr>
               <w:rStyle w:val="Hyperlink"/>
@@ -2368,7 +2377,7 @@
           <w:color w:val="000000"/>
           <w:sz w:val="24"/>
         </w:rPr>
-        <w:hyperlink r:id="rId24" w:history="1">
+        <w:hyperlink r:id="rId25" w:history="1">
           <w:r>
             <w:rPr>
               <w:rStyle w:val="Hyperlink"/>
@@ -2385,7 +2394,7 @@
           <w:color w:val="000000"/>
           <w:sz w:val="24"/>
         </w:rPr>
-        <w:hyperlink r:id="rId24" w:history="1">
+        <w:hyperlink r:id="rId25" w:history="1">
           <w:r>
             <w:rPr>
               <w:rStyle w:val="Hyperlink"/>
@@ -2642,7 +2651,7 @@
           <w:sz w:val="24"/>
           <w:u w:val="single"/>
         </w:rPr>
-        <w:hyperlink r:id="rId25" w:history="1">
+        <w:hyperlink r:id="rId26" w:history="1">
           <w:r>
             <w:rPr>
               <w:rStyle w:val="Hyperlink"/>
@@ -2671,7 +2680,7 @@
           <w:sz w:val="24"/>
           <w:u w:val="single"/>
         </w:rPr>
-        <w:hyperlink r:id="rId25" w:history="1">
+        <w:hyperlink r:id="rId26" w:history="1">
           <w:r>
             <w:rPr>
               <w:rStyle w:val="Hyperlink"/>
@@ -2700,7 +2709,7 @@
           <w:sz w:val="24"/>
           <w:u w:val="single"/>
         </w:rPr>
-        <w:hyperlink r:id="rId25" w:history="1">
+        <w:hyperlink r:id="rId26" w:history="1">
           <w:r>
             <w:rPr>
               <w:rStyle w:val="Hyperlink"/>
@@ -2729,7 +2738,7 @@
           <w:sz w:val="24"/>
           <w:u w:val="single"/>
         </w:rPr>
-        <w:hyperlink r:id="rId25" w:history="1">
+        <w:hyperlink r:id="rId26" w:history="1">
           <w:r>
             <w:rPr>
               <w:rStyle w:val="Hyperlink"/>
@@ -2758,7 +2767,7 @@
           <w:sz w:val="24"/>
           <w:u w:val="single"/>
         </w:rPr>
-        <w:hyperlink r:id="rId25" w:history="1">
+        <w:hyperlink r:id="rId26" w:history="1">
           <w:r>
             <w:rPr>
               <w:rStyle w:val="Hyperlink"/>
@@ -2787,7 +2796,7 @@
           <w:sz w:val="24"/>
           <w:u w:val="single"/>
         </w:rPr>
-        <w:hyperlink r:id="rId25" w:history="1">
+        <w:hyperlink r:id="rId26" w:history="1">
           <w:r>
             <w:rPr>
               <w:rStyle w:val="Hyperlink"/>
@@ -2816,7 +2825,7 @@
           <w:sz w:val="24"/>
           <w:u w:val="single"/>
         </w:rPr>
-        <w:hyperlink r:id="rId25" w:history="1">
+        <w:hyperlink r:id="rId26" w:history="1">
           <w:r>
             <w:rPr>
               <w:rStyle w:val="Hyperlink"/>
@@ -2894,7 +2903,7 @@
           <w:sz w:val="24"/>
           <w:u w:val="single"/>
         </w:rPr>
-        <w:hyperlink r:id="rId26" w:history="1">
+        <w:hyperlink r:id="rId27" w:history="1">
           <w:r>
             <w:rPr>
               <w:rStyle w:val="Hyperlink"/>
@@ -2972,7 +2981,7 @@
           <w:sz w:val="24"/>
           <w:u w:val="single"/>
         </w:rPr>
-        <w:hyperlink r:id="rId27" w:history="1">
+        <w:hyperlink r:id="rId28" w:history="1">
           <w:r>
             <w:rPr>
               <w:rStyle w:val="Hyperlink"/>
@@ -3001,7 +3010,7 @@
           <w:sz w:val="24"/>
           <w:u w:val="single"/>
         </w:rPr>
-        <w:hyperlink r:id="rId27" w:history="1">
+        <w:hyperlink r:id="rId28" w:history="1">
           <w:r>
             <w:rPr>
               <w:rStyle w:val="Hyperlink"/>
@@ -3030,7 +3039,7 @@
           <w:sz w:val="24"/>
           <w:u w:val="single"/>
         </w:rPr>
-        <w:hyperlink r:id="rId27" w:history="1">
+        <w:hyperlink r:id="rId28" w:history="1">
           <w:r>
             <w:rPr>
               <w:rStyle w:val="Hyperlink"/>
@@ -3059,7 +3068,7 @@
           <w:sz w:val="24"/>
           <w:u w:val="single"/>
         </w:rPr>
-        <w:hyperlink r:id="rId27" w:history="1">
+        <w:hyperlink r:id="rId28" w:history="1">
           <w:r>
             <w:rPr>
               <w:rStyle w:val="Hyperlink"/>
@@ -3088,7 +3097,7 @@
           <w:sz w:val="24"/>
           <w:u w:val="single"/>
         </w:rPr>
-        <w:hyperlink r:id="rId27" w:history="1">
+        <w:hyperlink r:id="rId28" w:history="1">
           <w:r>
             <w:rPr>
               <w:rStyle w:val="Hyperlink"/>
@@ -3117,7 +3126,7 @@
           <w:sz w:val="24"/>
           <w:u w:val="single"/>
         </w:rPr>
-        <w:hyperlink r:id="rId27" w:history="1">
+        <w:hyperlink r:id="rId28" w:history="1">
           <w:r>
             <w:rPr>
               <w:rStyle w:val="Hyperlink"/>
@@ -3147,7 +3156,7 @@
           <w:color w:val="0000FF"/>
           <w:sz w:val="24"/>
         </w:rPr>
-        <w:t>Gift of Mis</w:t>
+        <w:t>G</w:t>
       </w:r>
       <w:r>
         <w:rPr>
@@ -3158,7 +3167,118 @@
           <w:sz w:val="24"/>
           <w:u w:val="single"/>
         </w:rPr>
-        <w:hyperlink r:id="rId27" w:history="1">
+        <w:hyperlink r:id="rId28" w:history="1">
+          <w:r>
+            <w:rPr>
+              <w:rStyle w:val="Hyperlink"/>
+            </w:rPr>
+            <w:t>ift</w:t>
+          </w:r>
+        </w:hyperlink>
+      </w:r>
+      <w:r>
+        <w:rPr>
+          <w:rFonts w:ascii="Charis SIL Italic" w:hAnsi="Charis SIL Italic" w:eastAsia="Charis SIL Italic"/>
+          <w:b w:val="0"/>
+          <w:i w:val="0"/>
+          <w:color w:val="0000FF"/>
+          <w:sz w:val="24"/>
+          <w:u w:val="single"/>
+        </w:rPr>
+        <w:t xml:space="preserve"> </w:t>
+      </w:r>
+      <w:r>
+        <w:rPr>
+          <w:rFonts w:ascii="Charis SIL Italic" w:hAnsi="Charis SIL Italic" w:eastAsia="Charis SIL Italic"/>
+          <w:b w:val="0"/>
+          <w:i w:val="0"/>
+          <w:color w:val="0000FF"/>
+          <w:sz w:val="24"/>
+          <w:u w:val="single"/>
+        </w:rPr>
+        <w:hyperlink r:id="rId29" w:history="1">
+          <w:r>
+            <w:rPr>
+              <w:rStyle w:val="Hyperlink"/>
+            </w:rPr>
+            <w:t>o</w:t>
+          </w:r>
+        </w:hyperlink>
+      </w:r>
+      <w:r>
+        <w:rPr>
+          <w:rFonts w:ascii="Charis SIL Italic" w:hAnsi="Charis SIL Italic" w:eastAsia="Charis SIL Italic"/>
+          <w:b w:val="0"/>
+          <w:i w:val="0"/>
+          <w:color w:val="0000FF"/>
+          <w:sz w:val="24"/>
+          <w:u w:val="single"/>
+        </w:rPr>
+        <w:hyperlink r:id="rId29" w:history="1">
+          <w:r>
+            <w:rPr>
+              <w:rStyle w:val="Hyperlink"/>
+            </w:rPr>
+            <w:t>f</w:t>
+          </w:r>
+        </w:hyperlink>
+      </w:r>
+      <w:r>
+        <w:rPr>
+          <w:rFonts w:ascii="Charis SIL Italic" w:hAnsi="Charis SIL Italic" w:eastAsia="Charis SIL Italic"/>
+          <w:b w:val="0"/>
+          <w:i w:val="0"/>
+          <w:color w:val="0000FF"/>
+          <w:sz w:val="24"/>
+          <w:u w:val="single"/>
+        </w:rPr>
+        <w:t xml:space="preserve"> </w:t>
+      </w:r>
+      <w:r>
+        <w:rPr>
+          <w:rFonts w:ascii="Charis SIL Italic" w:hAnsi="Charis SIL Italic" w:eastAsia="Charis SIL Italic"/>
+          <w:b w:val="0"/>
+          <w:i w:val="0"/>
+          <w:color w:val="0000FF"/>
+          <w:sz w:val="24"/>
+        </w:rPr>
+        <w:hyperlink r:id="rId29" w:history="1">
+          <w:r>
+            <w:rPr>
+              <w:rStyle w:val="Hyperlink"/>
+            </w:rPr>
+            <w:t>M</w:t>
+          </w:r>
+        </w:hyperlink>
+      </w:r>
+      <w:r>
+        <w:rPr>
+          <w:rFonts w:ascii="Charis SIL Italic" w:hAnsi="Charis SIL Italic" w:eastAsia="Charis SIL Italic"/>
+          <w:b w:val="0"/>
+          <w:i w:val="0"/>
+          <w:color w:val="0000FF"/>
+          <w:sz w:val="24"/>
+          <w:u w:val="single"/>
+        </w:rPr>
+        <w:hyperlink r:id="rId29" w:history="1">
+          <w:r>
+            <w:rPr>
+              <w:rStyle w:val="Hyperlink"/>
+            </w:rPr>
+            <w:t>is</w:t>
+          </w:r>
+        </w:hyperlink>
+      </w:r>
+      <w:r>
+        <w:rPr>
+          <w:rFonts w:ascii="Charis SIL Italic" w:hAnsi="Charis SIL Italic" w:eastAsia="Charis SIL Italic"/>
+          <w:b w:val="0"/>
+          <w:i w:val="0"/>
+          <w:color w:val="0000FF"/>
+          <w:sz w:val="24"/>
+          <w:u w:val="single"/>
+        </w:rPr>
+        <w:hyperlink r:id="rId29" w:history="1">
           <w:r>
             <w:rPr>
               <w:rStyle w:val="Hyperlink"/>
@@ -3186,7 +3306,14 @@
           <w:color w:val="0000FF"/>
           <w:sz w:val="24"/>
         </w:rPr>
-        <w:t>A</w:t>
+        <w:hyperlink r:id="rId29" w:history="1">
+          <w:r>
+            <w:rPr>
+              <w:rStyle w:val="Hyperlink"/>
+            </w:rPr>
+            <w:t>A</w:t>
+          </w:r>
+        </w:hyperlink>
       </w:r>
       <w:r>
         <w:rPr>
@@ -3197,7 +3324,7 @@
           <w:sz w:val="24"/>
           <w:u w:val="single"/>
         </w:rPr>
-        <w:hyperlink r:id="rId27" w:history="1">
+        <w:hyperlink r:id="rId29" w:history="1">
           <w:r>
             <w:rPr>
               <w:rStyle w:val="Hyperlink"/>
@@ -3226,7 +3353,7 @@
           <w:sz w:val="24"/>
           <w:u w:val="single"/>
         </w:rPr>
-        <w:hyperlink r:id="rId28" w:history="1">
+        <w:hyperlink r:id="rId29" w:history="1">
           <w:r>
             <w:rPr>
               <w:rStyle w:val="Hyperlink"/>
@@ -3244,7 +3371,7 @@
           <w:sz w:val="24"/>
           <w:u w:val="single"/>
         </w:rPr>
-        <w:hyperlink r:id="rId28" w:history="1">
+        <w:hyperlink r:id="rId29" w:history="1">
           <w:r>
             <w:rPr>
               <w:rStyle w:val="Hyperlink"/>
@@ -3273,7 +3400,7 @@
           <w:sz w:val="24"/>
           <w:u w:val="single"/>
         </w:rPr>
-        <w:hyperlink r:id="rId28" w:history="1">
+        <w:hyperlink r:id="rId29" w:history="1">
           <w:r>
             <w:rPr>
               <w:rStyle w:val="Hyperlink"/>
@@ -3291,7 +3418,7 @@
           <w:sz w:val="24"/>
           <w:u w:val="single"/>
         </w:rPr>
-        <w:hyperlink r:id="rId28" w:history="1">
+        <w:hyperlink r:id="rId29" w:history="1">
           <w:r>
             <w:rPr>
               <w:rStyle w:val="Hyperlink"/>
@@ -3320,7 +3447,7 @@
           <w:sz w:val="24"/>
           <w:u w:val="single"/>
         </w:rPr>
-        <w:hyperlink r:id="rId28" w:history="1">
+        <w:hyperlink r:id="rId29" w:history="1">
           <w:r>
             <w:rPr>
               <w:rStyle w:val="Hyperlink"/>
@@ -3348,7 +3475,7 @@
           <w:color w:val="000000"/>
           <w:sz w:val="24"/>
         </w:rPr>
-        <w:hyperlink r:id="rId28" w:history="1">
+        <w:hyperlink r:id="rId29" w:history="1">
           <w:r>
             <w:rPr>
               <w:rStyle w:val="Hyperlink"/>
@@ -3377,7 +3504,7 @@
           <w:color w:val="000000"/>
           <w:sz w:val="24"/>
         </w:rPr>
-        <w:hyperlink r:id="rId28" w:history="1">
+        <w:hyperlink r:id="rId29" w:history="1">
           <w:r>
             <w:rPr>
               <w:rStyle w:val="Hyperlink"/>
@@ -3395,7 +3522,7 @@
           <w:color w:val="000000"/>
           <w:sz w:val="24"/>
         </w:rPr>
-        <w:hyperlink r:id="rId28" w:history="1">
+        <w:hyperlink r:id="rId29" w:history="1">
           <w:r>
             <w:rPr>
               <w:rStyle w:val="Hyperlink"/>
@@ -3413,7 +3540,7 @@
           <w:color w:val="000000"/>
           <w:sz w:val="24"/>
         </w:rPr>
-        <w:hyperlink r:id="rId28" w:history="1">
+        <w:hyperlink r:id="rId29" w:history="1">
           <w:r>
             <w:rPr>
               <w:rStyle w:val="Hyperlink"/>
@@ -3431,7 +3558,7 @@
           <w:color w:val="000000"/>
           <w:sz w:val="24"/>
         </w:rPr>
-        <w:hyperlink r:id="rId28" w:history="1">
+        <w:hyperlink r:id="rId29" w:history="1">
           <w:r>
             <w:rPr>
               <w:rStyle w:val="Hyperlink"/>
@@ -3449,7 +3576,7 @@
           <w:color w:val="000000"/>
           <w:sz w:val="24"/>
         </w:rPr>
-        <w:hyperlink r:id="rId28" w:history="1">
+        <w:hyperlink r:id="rId29" w:history="1">
           <w:r>
             <w:rPr>
               <w:rStyle w:val="Hyperlink"/>
@@ -3467,7 +3594,7 @@
           <w:color w:val="000000"/>
           <w:sz w:val="24"/>
         </w:rPr>
-        <w:hyperlink r:id="rId28" w:history="1">
+        <w:hyperlink r:id="rId29" w:history="1">
           <w:r>
             <w:rPr>
               <w:rStyle w:val="Hyperlink"/>
@@ -3485,7 +3612,7 @@
           <w:color w:val="000000"/>
           <w:sz w:val="24"/>
         </w:rPr>
-        <w:hyperlink r:id="rId28" w:history="1">
+        <w:hyperlink r:id="rId29" w:history="1">
           <w:r>
             <w:rPr>
               <w:rStyle w:val="Hyperlink"/>
@@ -3503,7 +3630,7 @@
           <w:color w:val="000000"/>
           <w:sz w:val="24"/>
         </w:rPr>
-        <w:hyperlink r:id="rId28" w:history="1">
+        <w:hyperlink r:id="rId29" w:history="1">
           <w:r>
             <w:rPr>
               <w:rStyle w:val="Hyperlink"/>
@@ -3557,7 +3684,7 @@
           <w:sz w:val="24"/>
           <w:u w:val="single"/>
         </w:rPr>
-        <w:hyperlink r:id="rId29" w:history="1">
+        <w:hyperlink r:id="rId30" w:history="1">
           <w:r>
             <w:rPr>
               <w:rStyle w:val="Hyperlink"/>
@@ -3595,7 +3722,7 @@
           <w:sz w:val="24"/>
           <w:u w:val="single"/>
         </w:rPr>
-        <w:hyperlink r:id="rId30" w:history="1">
+        <w:hyperlink r:id="rId31" w:history="1">
           <w:r>
             <w:rPr>
               <w:rStyle w:val="Hyperlink"/>
@@ -3624,7 +3751,7 @@
           <w:sz w:val="24"/>
           <w:u w:val="single"/>
         </w:rPr>
-        <w:hyperlink r:id="rId30" w:history="1">
+        <w:hyperlink r:id="rId31" w:history="1">
           <w:r>
             <w:rPr>
               <w:rStyle w:val="Hyperlink"/>
@@ -3653,7 +3780,7 @@
           <w:sz w:val="24"/>
           <w:u w:val="single"/>
         </w:rPr>
-        <w:hyperlink r:id="rId30" w:history="1">
+        <w:hyperlink r:id="rId31" w:history="1">
           <w:r>
             <w:rPr>
               <w:rStyle w:val="Hyperlink"/>
@@ -3721,7 +3848,7 @@
           <w:sz w:val="24"/>
           <w:u w:val="single"/>
         </w:rPr>
-        <w:hyperlink r:id="rId31" w:history="1">
+        <w:hyperlink r:id="rId32" w:history="1">
           <w:r>
             <w:rPr>
               <w:rStyle w:val="Hyperlink"/>
@@ -3750,7 +3877,7 @@
           <w:sz w:val="24"/>
           <w:u w:val="single"/>
         </w:rPr>
-        <w:hyperlink r:id="rId31" w:history="1">
+        <w:hyperlink r:id="rId32" w:history="1">
           <w:r>
             <w:rPr>
               <w:rStyle w:val="Hyperlink"/>
@@ -3766,9 +3893,26 @@
           <w:i w:val="0"/>
           <w:color w:val="0000FF"/>
           <w:sz w:val="24"/>
+        </w:rPr>
+        <w:hyperlink r:id="rId32" w:history="1">
+          <w:r>
+            <w:rPr>
+              <w:rStyle w:val="Hyperlink"/>
+            </w:rPr>
+            <w:t>o</w:t>
+          </w:r>
+        </w:hyperlink>
+      </w:r>
+      <w:r>
+        <w:rPr>
+          <w:rFonts w:ascii="Charis SIL Italic" w:hAnsi="Charis SIL Italic" w:eastAsia="Charis SIL Italic"/>
+          <w:b w:val="0"/>
+          <w:i w:val="0"/>
+          <w:color w:val="0000FF"/>
+          <w:sz w:val="24"/>
           <w:u w:val="single"/>
         </w:rPr>
-        <w:t>o</w:t>
+        <w:t>n</w:t>
       </w:r>
       <w:r>
         <w:rPr>
@@ -3777,8 +3921,9 @@
           <w:i w:val="0"/>
           <w:color w:val="0000FF"/>
           <w:sz w:val="24"/>
-        </w:rPr>
-        <w:t>n</w:t>
+          <w:u w:val="single"/>
+        </w:rPr>
+        <w:t xml:space="preserve"> </w:t>
       </w:r>
       <w:r>
         <w:rPr>
@@ -3789,18 +3934,7 @@
           <w:sz w:val="24"/>
           <w:u w:val="single"/>
         </w:rPr>
-        <w:t xml:space="preserve"> </w:t>
-      </w:r>
-      <w:r>
-        <w:rPr>
-          <w:rFonts w:ascii="Charis SIL Italic" w:hAnsi="Charis SIL Italic" w:eastAsia="Charis SIL Italic"/>
-          <w:b w:val="0"/>
-          <w:i w:val="0"/>
-          <w:color w:val="0000FF"/>
-          <w:sz w:val="24"/>
-          <w:u w:val="single"/>
-        </w:rPr>
-        <w:hyperlink r:id="rId31" w:history="1">
+        <w:hyperlink r:id="rId32" w:history="1">
           <w:r>
             <w:rPr>
               <w:rStyle w:val="Hyperlink"/>
@@ -3828,7 +3962,7 @@
           <w:sz w:val="24"/>
           <w:u w:val="single"/>
         </w:rPr>
-        <w:hyperlink r:id="rId32" w:history="1">
+        <w:hyperlink r:id="rId33" w:history="1">
           <w:r>
             <w:rPr>
               <w:rStyle w:val="Hyperlink"/>
@@ -3857,7 +3991,7 @@
           <w:sz w:val="24"/>
           <w:u w:val="single"/>
         </w:rPr>
-        <w:hyperlink r:id="rId32" w:history="1">
+        <w:hyperlink r:id="rId33" w:history="1">
           <w:r>
             <w:rPr>
               <w:rStyle w:val="Hyperlink"/>
@@ -3886,7 +4020,7 @@
           <w:sz w:val="24"/>
           <w:u w:val="single"/>
         </w:rPr>
-        <w:hyperlink r:id="rId32" w:history="1">
+        <w:hyperlink r:id="rId33" w:history="1">
           <w:r>
             <w:rPr>
               <w:rStyle w:val="Hyperlink"/>
@@ -3915,7 +4049,7 @@
           <w:sz w:val="24"/>
           <w:u w:val="single"/>
         </w:rPr>
-        <w:hyperlink r:id="rId32" w:history="1">
+        <w:hyperlink r:id="rId33" w:history="1">
           <w:r>
             <w:rPr>
               <w:rStyle w:val="Hyperlink"/>
@@ -3963,7 +4097,7 @@
           <w:sz w:val="24"/>
           <w:u w:val="single"/>
         </w:rPr>
-        <w:hyperlink r:id="rId33" w:history="1">
+        <w:hyperlink r:id="rId34" w:history="1">
           <w:r>
             <w:rPr>
               <w:rStyle w:val="Hyperlink"/>
@@ -3991,7 +4125,7 @@
           <w:sz w:val="24"/>
           <w:u w:val="single"/>
         </w:rPr>
-        <w:hyperlink r:id="rId34" w:history="1">
+        <w:hyperlink r:id="rId35" w:history="1">
           <w:r>
             <w:rPr>
               <w:rStyle w:val="Hyperlink"/>
@@ -4058,7 +4192,7 @@
           <w:sz w:val="24"/>
           <w:u w:val="single"/>
         </w:rPr>
-        <w:hyperlink r:id="rId35" w:history="1">
+        <w:hyperlink r:id="rId36" w:history="1">
           <w:r>
             <w:rPr>
               <w:rStyle w:val="Hyperlink"/>
@@ -4106,7 +4240,7 @@
           <w:sz w:val="24"/>
           <w:u w:val="single"/>
         </w:rPr>
-        <w:hyperlink r:id="rId36" w:history="1">
+        <w:hyperlink r:id="rId37" w:history="1">
           <w:r>
             <w:rPr>
               <w:rStyle w:val="Hyperlink"/>
@@ -4154,7 +4288,7 @@
           <w:sz w:val="24"/>
           <w:u w:val="single"/>
         </w:rPr>
-        <w:hyperlink r:id="rId37" w:history="1">
+        <w:hyperlink r:id="rId38" w:history="1">
           <w:r>
             <w:rPr>
               <w:rStyle w:val="Hyperlink"/>
@@ -4182,7 +4316,7 @@
           <w:color w:val="000000"/>
           <w:sz w:val="24"/>
         </w:rPr>
-        <w:hyperlink r:id="rId37" w:history="1">
+        <w:hyperlink r:id="rId38" w:history="1">
           <w:r>
             <w:rPr>
               <w:rStyle w:val="Hyperlink"/>
@@ -4360,7 +4494,7 @@
           <w:sz w:val="24"/>
           <w:u w:val="single"/>
         </w:rPr>
-        <w:hyperlink r:id="rId38" w:history="1">
+        <w:hyperlink r:id="rId39" w:history="1">
           <w:r>
             <w:rPr>
               <w:rStyle w:val="Hyperlink"/>
@@ -4418,7 +4552,7 @@
           <w:sz w:val="24"/>
           <w:u w:val="single"/>
         </w:rPr>
-        <w:hyperlink r:id="rId39" w:history="1">
+        <w:hyperlink r:id="rId40" w:history="1">
           <w:r>
             <w:rPr>
               <w:rStyle w:val="Hyperlink"/>
@@ -4449,7 +4583,7 @@
           <w:sz w:val="24"/>
           <w:u w:val="single"/>
         </w:rPr>
-        <w:hyperlink r:id="rId39" w:history="1">
+        <w:hyperlink r:id="rId40" w:history="1">
           <w:r>
             <w:rPr>
               <w:rStyle w:val="Hyperlink"/>
@@ -4467,7 +4601,7 @@
           <w:sz w:val="24"/>
           <w:u w:val="single"/>
         </w:rPr>
-        <w:hyperlink r:id="rId40" w:history="1">
+        <w:hyperlink r:id="rId41" w:history="1">
           <w:r>
             <w:rPr>
               <w:rStyle w:val="Hyperlink"/>
@@ -4498,7 +4632,7 @@
           <w:sz w:val="24"/>
           <w:u w:val="single"/>
         </w:rPr>
-        <w:hyperlink r:id="rId40" w:history="1">
+        <w:hyperlink r:id="rId41" w:history="1">
           <w:r>
             <w:rPr>
               <w:rStyle w:val="Hyperlink"/>
@@ -4566,7 +4700,7 @@
           <w:sz w:val="24"/>
           <w:u w:val="single"/>
         </w:rPr>
-        <w:hyperlink r:id="rId41" w:history="1">
+        <w:hyperlink r:id="rId42" w:history="1">
           <w:r>
             <w:rPr>
               <w:rStyle w:val="Hyperlink"/>
@@ -4595,7 +4729,7 @@
           <w:sz w:val="24"/>
           <w:u w:val="single"/>
         </w:rPr>
-        <w:hyperlink r:id="rId41" w:history="1">
+        <w:hyperlink r:id="rId42" w:history="1">
           <w:r>
             <w:rPr>
               <w:rStyle w:val="Hyperlink"/>
@@ -4624,7 +4758,7 @@
           <w:sz w:val="24"/>
           <w:u w:val="single"/>
         </w:rPr>
-        <w:hyperlink r:id="rId41" w:history="1">
+        <w:hyperlink r:id="rId42" w:history="1">
           <w:r>
             <w:rPr>
               <w:rStyle w:val="Hyperlink"/>
@@ -5004,7 +5138,7 @@
           <w:sz w:val="24"/>
           <w:u w:val="single"/>
         </w:rPr>
-        <w:hyperlink r:id="rId42" w:history="1">
+        <w:hyperlink r:id="rId43" w:history="1">
           <w:r>
             <w:rPr>
               <w:rStyle w:val="Hyperlink"/>
@@ -5072,7 +5206,7 @@
           <w:sz w:val="24"/>
           <w:u w:val="single"/>
         </w:rPr>
-        <w:hyperlink r:id="rId43" w:history="1">
+        <w:hyperlink r:id="rId44" w:history="1">
           <w:r>
             <w:rPr>
               <w:rStyle w:val="Hyperlink"/>
@@ -5100,7 +5234,7 @@
           <w:color w:val="000000"/>
           <w:sz w:val="24"/>
         </w:rPr>
-        <w:hyperlink r:id="rId43" w:history="1">
+        <w:hyperlink r:id="rId44" w:history="1">
           <w:r>
             <w:rPr>
               <w:rStyle w:val="Hyperlink"/>
@@ -5555,7 +5689,7 @@
           <w:color w:val="0000FF"/>
           <w:sz w:val="24"/>
         </w:rPr>
-        <w:hyperlink r:id="rId44" w:history="1">
+        <w:hyperlink r:id="rId45" w:history="1">
           <w:r>
             <w:rPr>
               <w:rStyle w:val="Hyperlink"/>
@@ -5572,7 +5706,7 @@
           <w:color w:val="0000FF"/>
           <w:sz w:val="24"/>
         </w:rPr>
-        <w:hyperlink r:id="rId44" w:history="1">
+        <w:hyperlink r:id="rId45" w:history="1">
           <w:r>
             <w:rPr>
               <w:rStyle w:val="Hyperlink"/>
@@ -5589,7 +5723,7 @@
           <w:color w:val="0000FF"/>
           <w:sz w:val="24"/>
         </w:rPr>
-        <w:hyperlink r:id="rId44" w:history="1">
+        <w:hyperlink r:id="rId45" w:history="1">
           <w:r>
             <w:rPr>
               <w:rStyle w:val="Hyperlink"/>
@@ -5732,7 +5866,7 @@
           <w:sz w:val="24"/>
           <w:u w:val="single"/>
         </w:rPr>
-        <w:hyperlink r:id="rId45" w:history="1">
+        <w:hyperlink r:id="rId46" w:history="1">
           <w:r>
             <w:rPr>
               <w:rStyle w:val="Hyperlink"/>
@@ -5750,7 +5884,7 @@
           <w:sz w:val="24"/>
           <w:u w:val="single"/>
         </w:rPr>
-        <w:hyperlink r:id="rId45" w:history="1">
+        <w:hyperlink r:id="rId46" w:history="1">
           <w:r>
             <w:rPr>
               <w:rStyle w:val="Hyperlink"/>
@@ -5855,7 +5989,7 @@
           <w:color w:val="0000FF"/>
           <w:sz w:val="24"/>
         </w:rPr>
-        <w:hyperlink r:id="rId46" w:history="1">
+        <w:hyperlink r:id="rId47" w:history="1">
           <w:r>
             <w:rPr>
               <w:rStyle w:val="Hyperlink"/>
@@ -5872,7 +6006,7 @@
           <w:color w:val="0000FF"/>
           <w:sz w:val="24"/>
         </w:rPr>
-        <w:hyperlink r:id="rId46" w:history="1">
+        <w:hyperlink r:id="rId47" w:history="1">
           <w:r>
             <w:rPr>
               <w:rStyle w:val="Hyperlink"/>
@@ -5979,7 +6113,7 @@
           <w:sz w:val="24"/>
           <w:u w:val="single"/>
         </w:rPr>
-        <w:hyperlink r:id="rId47" w:history="1">
+        <w:hyperlink r:id="rId48" w:history="1">
           <w:r>
             <w:rPr>
               <w:rStyle w:val="Hyperlink"/>
@@ -5997,7 +6131,7 @@
           <w:sz w:val="24"/>
           <w:u w:val="single"/>
         </w:rPr>
-        <w:hyperlink r:id="rId47" w:history="1">
+        <w:hyperlink r:id="rId48" w:history="1">
           <w:r>
             <w:rPr>
               <w:rStyle w:val="Hyperlink"/>
@@ -6015,7 +6149,7 @@
           <w:sz w:val="24"/>
           <w:u w:val="single"/>
         </w:rPr>
-        <w:hyperlink r:id="rId47" w:history="1">
+        <w:hyperlink r:id="rId48" w:history="1">
           <w:r>
             <w:rPr>
               <w:rStyle w:val="Hyperlink"/>
@@ -6033,7 +6167,7 @@
           <w:sz w:val="24"/>
           <w:u w:val="single"/>
         </w:rPr>
-        <w:hyperlink r:id="rId47" w:history="1">
+        <w:hyperlink r:id="rId48" w:history="1">
           <w:r>
             <w:rPr>
               <w:rStyle w:val="Hyperlink"/>
@@ -6109,7 +6243,7 @@
           <w:sz w:val="24"/>
           <w:u w:val="single"/>
         </w:rPr>
-        <w:hyperlink r:id="rId48" w:history="1">
+        <w:hyperlink r:id="rId49" w:history="1">
           <w:r>
             <w:rPr>
               <w:rStyle w:val="Hyperlink"/>
@@ -6127,7 +6261,7 @@
           <w:sz w:val="24"/>
           <w:u w:val="single"/>
         </w:rPr>
-        <w:hyperlink r:id="rId48" w:history="1">
+        <w:hyperlink r:id="rId49" w:history="1">
           <w:r>
             <w:rPr>
               <w:rStyle w:val="Hyperlink"/>
@@ -6145,7 +6279,7 @@
           <w:sz w:val="24"/>
           <w:u w:val="single"/>
         </w:rPr>
-        <w:hyperlink r:id="rId48" w:history="1">
+        <w:hyperlink r:id="rId49" w:history="1">
           <w:r>
             <w:rPr>
               <w:rStyle w:val="Hyperlink"/>
@@ -6163,7 +6297,7 @@
           <w:sz w:val="24"/>
           <w:u w:val="single"/>
         </w:rPr>
-        <w:hyperlink r:id="rId48" w:history="1">
+        <w:hyperlink r:id="rId49" w:history="1">
           <w:r>
             <w:rPr>
               <w:rStyle w:val="Hyperlink"/>
@@ -6239,7 +6373,7 @@
           <w:sz w:val="24"/>
           <w:u w:val="single"/>
         </w:rPr>
-        <w:hyperlink r:id="rId49" w:history="1">
+        <w:hyperlink r:id="rId50" w:history="1">
           <w:r>
             <w:rPr>
               <w:rStyle w:val="Hyperlink"/>
@@ -6257,7 +6391,7 @@
           <w:sz w:val="24"/>
           <w:u w:val="single"/>
         </w:rPr>
-        <w:hyperlink r:id="rId49" w:history="1">
+        <w:hyperlink r:id="rId50" w:history="1">
           <w:r>
             <w:rPr>
               <w:rStyle w:val="Hyperlink"/>
@@ -6275,7 +6409,7 @@
           <w:sz w:val="24"/>
           <w:u w:val="single"/>
         </w:rPr>
-        <w:hyperlink r:id="rId49" w:history="1">
+        <w:hyperlink r:id="rId50" w:history="1">
           <w:r>
             <w:rPr>
               <w:rStyle w:val="Hyperlink"/>
@@ -6293,7 +6427,7 @@
           <w:sz w:val="24"/>
           <w:u w:val="single"/>
         </w:rPr>
-        <w:hyperlink r:id="rId49" w:history="1">
+        <w:hyperlink r:id="rId50" w:history="1">
           <w:r>
             <w:rPr>
               <w:rStyle w:val="Hyperlink"/>
@@ -6392,7 +6526,7 @@
           <w:sz w:val="24"/>
           <w:u w:val="single"/>
         </w:rPr>
-        <w:hyperlink r:id="rId50" w:history="1">
+        <w:hyperlink r:id="rId51" w:history="1">
           <w:r>
             <w:rPr>
               <w:rStyle w:val="Hyperlink"/>
@@ -6410,7 +6544,7 @@
           <w:sz w:val="24"/>
           <w:u w:val="single"/>
         </w:rPr>
-        <w:hyperlink r:id="rId50" w:history="1">
+        <w:hyperlink r:id="rId51" w:history="1">
           <w:r>
             <w:rPr>
               <w:rStyle w:val="Hyperlink"/>
@@ -6428,7 +6562,7 @@
           <w:sz w:val="24"/>
           <w:u w:val="single"/>
         </w:rPr>
-        <w:hyperlink r:id="rId50" w:history="1">
+        <w:hyperlink r:id="rId51" w:history="1">
           <w:r>
             <w:rPr>
               <w:rStyle w:val="Hyperlink"/>
@@ -6446,7 +6580,7 @@
           <w:sz w:val="24"/>
           <w:u w:val="single"/>
         </w:rPr>
-        <w:hyperlink r:id="rId50" w:history="1">
+        <w:hyperlink r:id="rId51" w:history="1">
           <w:r>
             <w:rPr>
               <w:rStyle w:val="Hyperlink"/>
@@ -6464,7 +6598,7 @@
           <w:sz w:val="24"/>
           <w:u w:val="single"/>
         </w:rPr>
-        <w:hyperlink r:id="rId50" w:history="1">
+        <w:hyperlink r:id="rId51" w:history="1">
           <w:r>
             <w:rPr>
               <w:rStyle w:val="Hyperlink"/>
@@ -6550,7 +6684,7 @@
           <w:sz w:val="24"/>
           <w:u w:val="single"/>
         </w:rPr>
-        <w:hyperlink r:id="rId51" w:history="1">
+        <w:hyperlink r:id="rId52" w:history="1">
           <w:r>
             <w:rPr>
               <w:rStyle w:val="Hyperlink"/>
@@ -6568,7 +6702,7 @@
           <w:sz w:val="24"/>
           <w:u w:val="single"/>
         </w:rPr>
-        <w:hyperlink r:id="rId51" w:history="1">
+        <w:hyperlink r:id="rId52" w:history="1">
           <w:r>
             <w:rPr>
               <w:rStyle w:val="Hyperlink"/>
@@ -6586,7 +6720,7 @@
           <w:sz w:val="24"/>
           <w:u w:val="single"/>
         </w:rPr>
-        <w:hyperlink r:id="rId51" w:history="1">
+        <w:hyperlink r:id="rId52" w:history="1">
           <w:r>
             <w:rPr>
               <w:rStyle w:val="Hyperlink"/>
@@ -6604,7 +6738,7 @@
           <w:sz w:val="24"/>
           <w:u w:val="single"/>
         </w:rPr>
-        <w:hyperlink r:id="rId51" w:history="1">
+        <w:hyperlink r:id="rId52" w:history="1">
           <w:r>
             <w:rPr>
               <w:rStyle w:val="Hyperlink"/>
@@ -6709,7 +6843,7 @@
           <w:sz w:val="24"/>
           <w:u w:val="single"/>
         </w:rPr>
-        <w:hyperlink r:id="rId52" w:history="1">
+        <w:hyperlink r:id="rId53" w:history="1">
           <w:r>
             <w:rPr>
               <w:rStyle w:val="Hyperlink"/>
@@ -6727,7 +6861,7 @@
           <w:sz w:val="24"/>
           <w:u w:val="single"/>
         </w:rPr>
-        <w:hyperlink r:id="rId52" w:history="1">
+        <w:hyperlink r:id="rId53" w:history="1">
           <w:r>
             <w:rPr>
               <w:rStyle w:val="Hyperlink"/>
@@ -6745,7 +6879,7 @@
           <w:sz w:val="24"/>
           <w:u w:val="single"/>
         </w:rPr>
-        <w:hyperlink r:id="rId52" w:history="1">
+        <w:hyperlink r:id="rId53" w:history="1">
           <w:r>
             <w:rPr>
               <w:rStyle w:val="Hyperlink"/>
@@ -6763,7 +6897,7 @@
           <w:sz w:val="24"/>
           <w:u w:val="single"/>
         </w:rPr>
-        <w:hyperlink r:id="rId52" w:history="1">
+        <w:hyperlink r:id="rId53" w:history="1">
           <w:r>
             <w:rPr>
               <w:rStyle w:val="Hyperlink"/>
@@ -6781,7 +6915,7 @@
           <w:sz w:val="24"/>
           <w:u w:val="single"/>
         </w:rPr>
-        <w:hyperlink r:id="rId52" w:history="1">
+        <w:hyperlink r:id="rId53" w:history="1">
           <w:r>
             <w:rPr>
               <w:rStyle w:val="Hyperlink"/>
@@ -6799,7 +6933,7 @@
           <w:sz w:val="24"/>
           <w:u w:val="single"/>
         </w:rPr>
-        <w:hyperlink r:id="rId52" w:history="1">
+        <w:hyperlink r:id="rId53" w:history="1">
           <w:r>
             <w:rPr>
               <w:rStyle w:val="Hyperlink"/>
@@ -6817,7 +6951,7 @@
           <w:sz w:val="24"/>
           <w:u w:val="single"/>
         </w:rPr>
-        <w:hyperlink r:id="rId52" w:history="1">
+        <w:hyperlink r:id="rId53" w:history="1">
           <w:r>
             <w:rPr>
               <w:rStyle w:val="Hyperlink"/>
@@ -6913,7 +7047,7 @@
           <w:sz w:val="24"/>
           <w:u w:val="single"/>
         </w:rPr>
-        <w:hyperlink r:id="rId53" w:history="1">
+        <w:hyperlink r:id="rId54" w:history="1">
           <w:r>
             <w:rPr>
               <w:rStyle w:val="Hyperlink"/>
@@ -6931,7 +7065,7 @@
           <w:sz w:val="24"/>
           <w:u w:val="single"/>
         </w:rPr>
-        <w:hyperlink r:id="rId53" w:history="1">
+        <w:hyperlink r:id="rId54" w:history="1">
           <w:r>
             <w:rPr>
               <w:rStyle w:val="Hyperlink"/>
@@ -6949,7 +7083,7 @@
           <w:sz w:val="24"/>
           <w:u w:val="single"/>
         </w:rPr>
-        <w:hyperlink r:id="rId53" w:history="1">
+        <w:hyperlink r:id="rId54" w:history="1">
           <w:r>
             <w:rPr>
               <w:rStyle w:val="Hyperlink"/>
@@ -6967,7 +7101,7 @@
           <w:sz w:val="24"/>
           <w:u w:val="single"/>
         </w:rPr>
-        <w:hyperlink r:id="rId53" w:history="1">
+        <w:hyperlink r:id="rId54" w:history="1">
           <w:r>
             <w:rPr>
               <w:rStyle w:val="Hyperlink"/>
@@ -7073,7 +7207,7 @@
           <w:sz w:val="24"/>
           <w:u w:val="single"/>
         </w:rPr>
-        <w:hyperlink r:id="rId54" w:history="1">
+        <w:hyperlink r:id="rId55" w:history="1">
           <w:r>
             <w:rPr>
               <w:rStyle w:val="Hyperlink"/>
@@ -7091,7 +7225,7 @@
           <w:sz w:val="24"/>
           <w:u w:val="single"/>
         </w:rPr>
-        <w:hyperlink r:id="rId54" w:history="1">
+        <w:hyperlink r:id="rId55" w:history="1">
           <w:r>
             <w:rPr>
               <w:rStyle w:val="Hyperlink"/>
@@ -7109,7 +7243,7 @@
           <w:sz w:val="24"/>
           <w:u w:val="single"/>
         </w:rPr>
-        <w:hyperlink r:id="rId54" w:history="1">
+        <w:hyperlink r:id="rId55" w:history="1">
           <w:r>
             <w:rPr>
               <w:rStyle w:val="Hyperlink"/>
@@ -7130,7 +7264,7 @@
           <w:sz w:val="24"/>
           <w:u w:val="single"/>
         </w:rPr>
-        <w:hyperlink r:id="rId54" w:history="1">
+        <w:hyperlink r:id="rId55" w:history="1">
           <w:r>
             <w:rPr>
               <w:rStyle w:val="Hyperlink"/>
@@ -7148,7 +7282,7 @@
           <w:sz w:val="24"/>
           <w:u w:val="single"/>
         </w:rPr>
-        <w:hyperlink r:id="rId54" w:history="1">
+        <w:hyperlink r:id="rId55" w:history="1">
           <w:r>
             <w:rPr>
               <w:rStyle w:val="Hyperlink"/>
@@ -7166,7 +7300,7 @@
           <w:sz w:val="24"/>
           <w:u w:val="single"/>
         </w:rPr>
-        <w:hyperlink r:id="rId54" w:history="1">
+        <w:hyperlink r:id="rId55" w:history="1">
           <w:r>
             <w:rPr>
               <w:rStyle w:val="Hyperlink"/>
@@ -7183,7 +7317,7 @@
           <w:color w:val="0000FF"/>
           <w:sz w:val="24"/>
         </w:rPr>
-        <w:hyperlink r:id="rId54" w:history="1">
+        <w:hyperlink r:id="rId55" w:history="1">
           <w:r>
             <w:rPr>
               <w:rStyle w:val="Hyperlink"/>
@@ -7201,7 +7335,7 @@
           <w:sz w:val="24"/>
           <w:u w:val="single"/>
         </w:rPr>
-        <w:hyperlink r:id="rId54" w:history="1">
+        <w:hyperlink r:id="rId55" w:history="1">
           <w:r>
             <w:rPr>
               <w:rStyle w:val="Hyperlink"/>

--- a/EXPORTS/DOCX/review/niveau2/Dutch/Suriname aanvullingen.docx
+++ b/EXPORTS/DOCX/review/niveau2/Dutch/Suriname aanvullingen.docx
@@ -626,34 +626,7 @@
           <w:color w:val="000000"/>
           <w:sz w:val="24"/>
         </w:rPr>
-        <w:t xml:space="preserve">•  TM-9 </w:t>
-      </w:r>
-      <w:r>
-        <w:rPr>
-          <w:rFonts w:ascii="Charis SIL Italic" w:hAnsi="Charis SIL Italic" w:eastAsia="Charis SIL Italic"/>
-          <w:b w:val="0"/>
-          <w:i w:val="0"/>
-          <w:color w:val="000000"/>
-          <w:sz w:val="24"/>
-        </w:rPr>
-        <w:hyperlink r:id="rId11" w:history="1">
-          <w:r>
-            <w:rPr>
-              <w:rStyle w:val="Hyperlink"/>
-            </w:rPr>
-            <w:t>is Coran</w:t>
-          </w:r>
-        </w:hyperlink>
-      </w:r>
-      <w:r>
-        <w:rPr>
-          <w:rFonts w:ascii="Charis SIL Italic" w:hAnsi="Charis SIL Italic" w:eastAsia="Charis SIL Italic"/>
-          <w:b w:val="0"/>
-          <w:i w:val="0"/>
-          <w:color w:val="000000"/>
-          <w:sz w:val="24"/>
-        </w:rPr>
-        <w:t xml:space="preserve">tijnexpeditie?? </w:t>
+        <w:t xml:space="preserve">•  TM-9 is Corantijnexpeditie?? </w:t>
       </w:r>
       <w:r>
         <w:rPr>
@@ -1109,13 +1082,31 @@
       </w:r>
       <w:r>
         <w:rPr>
+          <w:u w:val="single" w:color="0000ff"/>
           <w:rFonts w:ascii="Charis SIL Italic" w:hAnsi="Charis SIL Italic" w:eastAsia="Charis SIL Italic"/>
           <w:b w:val="0"/>
           <w:i w:val="0"/>
           <w:color w:val="000000"/>
           <w:sz w:val="24"/>
         </w:rPr>
-        <w:t xml:space="preserve">achttiende eeuw, </w:t>
+        <w:hyperlink r:id="rId16" w:history="1">
+          <w:r>
+            <w:rPr>
+              <w:rStyle w:val="Hyperlink"/>
+            </w:rPr>
+            <w:t>achttiende e</w:t>
+          </w:r>
+        </w:hyperlink>
+      </w:r>
+      <w:r>
+        <w:rPr>
+          <w:rFonts w:ascii="Charis SIL Italic" w:hAnsi="Charis SIL Italic" w:eastAsia="Charis SIL Italic"/>
+          <w:b w:val="0"/>
+          <w:i w:val="0"/>
+          <w:color w:val="000000"/>
+          <w:sz w:val="24"/>
+        </w:rPr>
+        <w:t xml:space="preserve">euw, </w:t>
       </w:r>
       <w:r>
         <w:rPr>
@@ -1933,7 +1924,7 @@
           <w:sz w:val="24"/>
           <w:u w:val="single"/>
         </w:rPr>
-        <w:hyperlink r:id="rId24" w:history="1">
+        <w:hyperlink r:id="rId23" w:history="1">
           <w:r>
             <w:rPr>
               <w:rStyle w:val="Hyperlink"/>
@@ -2102,7 +2093,7 @@
           <w:sz w:val="24"/>
           <w:u w:val="single"/>
         </w:rPr>
-        <w:hyperlink r:id="rId25" w:history="1">
+        <w:hyperlink r:id="rId24" w:history="1">
           <w:r>
             <w:rPr>
               <w:rStyle w:val="Hyperlink"/>
@@ -2131,7 +2122,7 @@
           <w:sz w:val="24"/>
           <w:u w:val="single"/>
         </w:rPr>
-        <w:hyperlink r:id="rId25" w:history="1">
+        <w:hyperlink r:id="rId24" w:history="1">
           <w:r>
             <w:rPr>
               <w:rStyle w:val="Hyperlink"/>
@@ -2160,7 +2151,7 @@
           <w:sz w:val="24"/>
           <w:u w:val="single"/>
         </w:rPr>
-        <w:hyperlink r:id="rId25" w:history="1">
+        <w:hyperlink r:id="rId24" w:history="1">
           <w:r>
             <w:rPr>
               <w:rStyle w:val="Hyperlink"/>
@@ -2189,7 +2180,7 @@
           <w:sz w:val="24"/>
           <w:u w:val="single"/>
         </w:rPr>
-        <w:hyperlink r:id="rId25" w:history="1">
+        <w:hyperlink r:id="rId24" w:history="1">
           <w:r>
             <w:rPr>
               <w:rStyle w:val="Hyperlink"/>
@@ -2218,7 +2209,7 @@
           <w:sz w:val="24"/>
           <w:u w:val="single"/>
         </w:rPr>
-        <w:hyperlink r:id="rId25" w:history="1">
+        <w:hyperlink r:id="rId24" w:history="1">
           <w:r>
             <w:rPr>
               <w:rStyle w:val="Hyperlink"/>
@@ -2255,7 +2246,7 @@
           <w:color w:val="000000"/>
           <w:sz w:val="24"/>
         </w:rPr>
-        <w:t>state={"ma</w:t>
+        <w:t>state={"matchAllC</w:t>
       </w:r>
       <w:r>
         <w:rPr>
@@ -2265,34 +2256,7 @@
           <w:color w:val="000000"/>
           <w:sz w:val="24"/>
         </w:rPr>
-        <w:hyperlink r:id="rId25" w:history="1">
-          <w:r>
-            <w:rPr>
-              <w:rStyle w:val="Hyperlink"/>
-            </w:rPr>
-            <w:t>tchAll</w:t>
-          </w:r>
-        </w:hyperlink>
-      </w:r>
-      <w:r>
-        <w:rPr>
-          <w:rFonts w:ascii="Charis SIL Italic" w:hAnsi="Charis SIL Italic" w:eastAsia="Charis SIL Italic"/>
-          <w:b w:val="0"/>
-          <w:i w:val="0"/>
-          <w:color w:val="000000"/>
-          <w:sz w:val="24"/>
-        </w:rPr>
-        <w:t>C</w:t>
-      </w:r>
-      <w:r>
-        <w:rPr>
-          <w:rFonts w:ascii="Charis SIL Italic" w:hAnsi="Charis SIL Italic" w:eastAsia="Charis SIL Italic"/>
-          <w:b w:val="0"/>
-          <w:i w:val="0"/>
-          <w:color w:val="000000"/>
-          <w:sz w:val="24"/>
-        </w:rPr>
-        <w:hyperlink r:id="rId25" w:history="1">
+        <w:hyperlink r:id="rId24" w:history="1">
           <w:r>
             <w:rPr>
               <w:rStyle w:val="Hyperlink"/>
@@ -2309,7 +2273,7 @@
           <w:color w:val="000000"/>
           <w:sz w:val="24"/>
         </w:rPr>
-        <w:hyperlink r:id="rId25" w:history="1">
+        <w:hyperlink r:id="rId24" w:history="1">
           <w:r>
             <w:rPr>
               <w:rStyle w:val="Hyperlink"/>
@@ -2326,7 +2290,7 @@
           <w:color w:val="000000"/>
           <w:sz w:val="24"/>
         </w:rPr>
-        <w:hyperlink r:id="rId25" w:history="1">
+        <w:hyperlink r:id="rId24" w:history="1">
           <w:r>
             <w:rPr>
               <w:rStyle w:val="Hyperlink"/>
@@ -2343,7 +2307,7 @@
           <w:color w:val="000000"/>
           <w:sz w:val="24"/>
         </w:rPr>
-        <w:hyperlink r:id="rId25" w:history="1">
+        <w:hyperlink r:id="rId24" w:history="1">
           <w:r>
             <w:rPr>
               <w:rStyle w:val="Hyperlink"/>
@@ -2360,7 +2324,7 @@
           <w:color w:val="000000"/>
           <w:sz w:val="24"/>
         </w:rPr>
-        <w:hyperlink r:id="rId25" w:history="1">
+        <w:hyperlink r:id="rId24" w:history="1">
           <w:r>
             <w:rPr>
               <w:rStyle w:val="Hyperlink"/>
@@ -2377,7 +2341,7 @@
           <w:color w:val="000000"/>
           <w:sz w:val="24"/>
         </w:rPr>
-        <w:hyperlink r:id="rId25" w:history="1">
+        <w:hyperlink r:id="rId24" w:history="1">
           <w:r>
             <w:rPr>
               <w:rStyle w:val="Hyperlink"/>
@@ -2394,7 +2358,7 @@
           <w:color w:val="000000"/>
           <w:sz w:val="24"/>
         </w:rPr>
-        <w:hyperlink r:id="rId25" w:history="1">
+        <w:hyperlink r:id="rId24" w:history="1">
           <w:r>
             <w:rPr>
               <w:rStyle w:val="Hyperlink"/>
@@ -2651,7 +2615,7 @@
           <w:sz w:val="24"/>
           <w:u w:val="single"/>
         </w:rPr>
-        <w:hyperlink r:id="rId26" w:history="1">
+        <w:hyperlink r:id="rId25" w:history="1">
           <w:r>
             <w:rPr>
               <w:rStyle w:val="Hyperlink"/>
@@ -2680,7 +2644,7 @@
           <w:sz w:val="24"/>
           <w:u w:val="single"/>
         </w:rPr>
-        <w:hyperlink r:id="rId26" w:history="1">
+        <w:hyperlink r:id="rId25" w:history="1">
           <w:r>
             <w:rPr>
               <w:rStyle w:val="Hyperlink"/>
@@ -2709,7 +2673,7 @@
           <w:sz w:val="24"/>
           <w:u w:val="single"/>
         </w:rPr>
-        <w:hyperlink r:id="rId26" w:history="1">
+        <w:hyperlink r:id="rId25" w:history="1">
           <w:r>
             <w:rPr>
               <w:rStyle w:val="Hyperlink"/>
@@ -2738,7 +2702,7 @@
           <w:sz w:val="24"/>
           <w:u w:val="single"/>
         </w:rPr>
-        <w:hyperlink r:id="rId26" w:history="1">
+        <w:hyperlink r:id="rId25" w:history="1">
           <w:r>
             <w:rPr>
               <w:rStyle w:val="Hyperlink"/>
@@ -2767,7 +2731,7 @@
           <w:sz w:val="24"/>
           <w:u w:val="single"/>
         </w:rPr>
-        <w:hyperlink r:id="rId26" w:history="1">
+        <w:hyperlink r:id="rId25" w:history="1">
           <w:r>
             <w:rPr>
               <w:rStyle w:val="Hyperlink"/>
@@ -2796,7 +2760,7 @@
           <w:sz w:val="24"/>
           <w:u w:val="single"/>
         </w:rPr>
-        <w:hyperlink r:id="rId26" w:history="1">
+        <w:hyperlink r:id="rId25" w:history="1">
           <w:r>
             <w:rPr>
               <w:rStyle w:val="Hyperlink"/>
@@ -2825,7 +2789,7 @@
           <w:sz w:val="24"/>
           <w:u w:val="single"/>
         </w:rPr>
-        <w:hyperlink r:id="rId26" w:history="1">
+        <w:hyperlink r:id="rId25" w:history="1">
           <w:r>
             <w:rPr>
               <w:rStyle w:val="Hyperlink"/>
@@ -2903,7 +2867,7 @@
           <w:sz w:val="24"/>
           <w:u w:val="single"/>
         </w:rPr>
-        <w:hyperlink r:id="rId27" w:history="1">
+        <w:hyperlink r:id="rId26" w:history="1">
           <w:r>
             <w:rPr>
               <w:rStyle w:val="Hyperlink"/>
@@ -2981,7 +2945,7 @@
           <w:sz w:val="24"/>
           <w:u w:val="single"/>
         </w:rPr>
-        <w:hyperlink r:id="rId28" w:history="1">
+        <w:hyperlink r:id="rId27" w:history="1">
           <w:r>
             <w:rPr>
               <w:rStyle w:val="Hyperlink"/>
@@ -3010,7 +2974,7 @@
           <w:sz w:val="24"/>
           <w:u w:val="single"/>
         </w:rPr>
-        <w:hyperlink r:id="rId28" w:history="1">
+        <w:hyperlink r:id="rId27" w:history="1">
           <w:r>
             <w:rPr>
               <w:rStyle w:val="Hyperlink"/>
@@ -3039,7 +3003,7 @@
           <w:sz w:val="24"/>
           <w:u w:val="single"/>
         </w:rPr>
-        <w:hyperlink r:id="rId28" w:history="1">
+        <w:hyperlink r:id="rId27" w:history="1">
           <w:r>
             <w:rPr>
               <w:rStyle w:val="Hyperlink"/>
@@ -3068,7 +3032,7 @@
           <w:sz w:val="24"/>
           <w:u w:val="single"/>
         </w:rPr>
-        <w:hyperlink r:id="rId28" w:history="1">
+        <w:hyperlink r:id="rId27" w:history="1">
           <w:r>
             <w:rPr>
               <w:rStyle w:val="Hyperlink"/>
@@ -3097,7 +3061,7 @@
           <w:sz w:val="24"/>
           <w:u w:val="single"/>
         </w:rPr>
-        <w:hyperlink r:id="rId28" w:history="1">
+        <w:hyperlink r:id="rId27" w:history="1">
           <w:r>
             <w:rPr>
               <w:rStyle w:val="Hyperlink"/>
@@ -3126,7 +3090,7 @@
           <w:sz w:val="24"/>
           <w:u w:val="single"/>
         </w:rPr>
-        <w:hyperlink r:id="rId28" w:history="1">
+        <w:hyperlink r:id="rId27" w:history="1">
           <w:r>
             <w:rPr>
               <w:rStyle w:val="Hyperlink"/>
@@ -3156,7 +3120,7 @@
           <w:color w:val="0000FF"/>
           <w:sz w:val="24"/>
         </w:rPr>
-        <w:t>G</w:t>
+        <w:t>Gift of Mis</w:t>
       </w:r>
       <w:r>
         <w:rPr>
@@ -3167,118 +3131,7 @@
           <w:sz w:val="24"/>
           <w:u w:val="single"/>
         </w:rPr>
-        <w:hyperlink r:id="rId28" w:history="1">
-          <w:r>
-            <w:rPr>
-              <w:rStyle w:val="Hyperlink"/>
-            </w:rPr>
-            <w:t>ift</w:t>
-          </w:r>
-        </w:hyperlink>
-      </w:r>
-      <w:r>
-        <w:rPr>
-          <w:rFonts w:ascii="Charis SIL Italic" w:hAnsi="Charis SIL Italic" w:eastAsia="Charis SIL Italic"/>
-          <w:b w:val="0"/>
-          <w:i w:val="0"/>
-          <w:color w:val="0000FF"/>
-          <w:sz w:val="24"/>
-          <w:u w:val="single"/>
-        </w:rPr>
-        <w:t xml:space="preserve"> </w:t>
-      </w:r>
-      <w:r>
-        <w:rPr>
-          <w:rFonts w:ascii="Charis SIL Italic" w:hAnsi="Charis SIL Italic" w:eastAsia="Charis SIL Italic"/>
-          <w:b w:val="0"/>
-          <w:i w:val="0"/>
-          <w:color w:val="0000FF"/>
-          <w:sz w:val="24"/>
-          <w:u w:val="single"/>
-        </w:rPr>
-        <w:hyperlink r:id="rId29" w:history="1">
-          <w:r>
-            <w:rPr>
-              <w:rStyle w:val="Hyperlink"/>
-            </w:rPr>
-            <w:t>o</w:t>
-          </w:r>
-        </w:hyperlink>
-      </w:r>
-      <w:r>
-        <w:rPr>
-          <w:rFonts w:ascii="Charis SIL Italic" w:hAnsi="Charis SIL Italic" w:eastAsia="Charis SIL Italic"/>
-          <w:b w:val="0"/>
-          <w:i w:val="0"/>
-          <w:color w:val="0000FF"/>
-          <w:sz w:val="24"/>
-          <w:u w:val="single"/>
-        </w:rPr>
-        <w:hyperlink r:id="rId29" w:history="1">
-          <w:r>
-            <w:rPr>
-              <w:rStyle w:val="Hyperlink"/>
-            </w:rPr>
-            <w:t>f</w:t>
-          </w:r>
-        </w:hyperlink>
-      </w:r>
-      <w:r>
-        <w:rPr>
-          <w:rFonts w:ascii="Charis SIL Italic" w:hAnsi="Charis SIL Italic" w:eastAsia="Charis SIL Italic"/>
-          <w:b w:val="0"/>
-          <w:i w:val="0"/>
-          <w:color w:val="0000FF"/>
-          <w:sz w:val="24"/>
-          <w:u w:val="single"/>
-        </w:rPr>
-        <w:t xml:space="preserve"> </w:t>
-      </w:r>
-      <w:r>
-        <w:rPr>
-          <w:rFonts w:ascii="Charis SIL Italic" w:hAnsi="Charis SIL Italic" w:eastAsia="Charis SIL Italic"/>
-          <w:b w:val="0"/>
-          <w:i w:val="0"/>
-          <w:color w:val="0000FF"/>
-          <w:sz w:val="24"/>
-        </w:rPr>
-        <w:hyperlink r:id="rId29" w:history="1">
-          <w:r>
-            <w:rPr>
-              <w:rStyle w:val="Hyperlink"/>
-            </w:rPr>
-            <w:t>M</w:t>
-          </w:r>
-        </w:hyperlink>
-      </w:r>
-      <w:r>
-        <w:rPr>
-          <w:rFonts w:ascii="Charis SIL Italic" w:hAnsi="Charis SIL Italic" w:eastAsia="Charis SIL Italic"/>
-          <w:b w:val="0"/>
-          <w:i w:val="0"/>
-          <w:color w:val="0000FF"/>
-          <w:sz w:val="24"/>
-          <w:u w:val="single"/>
-        </w:rPr>
-        <w:hyperlink r:id="rId29" w:history="1">
-          <w:r>
-            <w:rPr>
-              <w:rStyle w:val="Hyperlink"/>
-            </w:rPr>
-            <w:t>is</w:t>
-          </w:r>
-        </w:hyperlink>
-      </w:r>
-      <w:r>
-        <w:rPr>
-          <w:rFonts w:ascii="Charis SIL Italic" w:hAnsi="Charis SIL Italic" w:eastAsia="Charis SIL Italic"/>
-          <w:b w:val="0"/>
-          <w:i w:val="0"/>
-          <w:color w:val="0000FF"/>
-          <w:sz w:val="24"/>
-          <w:u w:val="single"/>
-        </w:rPr>
-        <w:hyperlink r:id="rId29" w:history="1">
+        <w:hyperlink r:id="rId27" w:history="1">
           <w:r>
             <w:rPr>
               <w:rStyle w:val="Hyperlink"/>
@@ -3306,14 +3159,7 @@
           <w:color w:val="0000FF"/>
           <w:sz w:val="24"/>
         </w:rPr>
-        <w:hyperlink r:id="rId29" w:history="1">
-          <w:r>
-            <w:rPr>
-              <w:rStyle w:val="Hyperlink"/>
-            </w:rPr>
-            <w:t>A</w:t>
-          </w:r>
-        </w:hyperlink>
+        <w:t>A</w:t>
       </w:r>
       <w:r>
         <w:rPr>
@@ -3324,7 +3170,7 @@
           <w:sz w:val="24"/>
           <w:u w:val="single"/>
         </w:rPr>
-        <w:hyperlink r:id="rId29" w:history="1">
+        <w:hyperlink r:id="rId27" w:history="1">
           <w:r>
             <w:rPr>
               <w:rStyle w:val="Hyperlink"/>
@@ -3353,7 +3199,7 @@
           <w:sz w:val="24"/>
           <w:u w:val="single"/>
         </w:rPr>
-        <w:hyperlink r:id="rId29" w:history="1">
+        <w:hyperlink r:id="rId28" w:history="1">
           <w:r>
             <w:rPr>
               <w:rStyle w:val="Hyperlink"/>
@@ -3371,7 +3217,7 @@
           <w:sz w:val="24"/>
           <w:u w:val="single"/>
         </w:rPr>
-        <w:hyperlink r:id="rId29" w:history="1">
+        <w:hyperlink r:id="rId28" w:history="1">
           <w:r>
             <w:rPr>
               <w:rStyle w:val="Hyperlink"/>
@@ -3400,7 +3246,7 @@
           <w:sz w:val="24"/>
           <w:u w:val="single"/>
         </w:rPr>
-        <w:hyperlink r:id="rId29" w:history="1">
+        <w:hyperlink r:id="rId28" w:history="1">
           <w:r>
             <w:rPr>
               <w:rStyle w:val="Hyperlink"/>
@@ -3418,7 +3264,7 @@
           <w:sz w:val="24"/>
           <w:u w:val="single"/>
         </w:rPr>
-        <w:hyperlink r:id="rId29" w:history="1">
+        <w:hyperlink r:id="rId28" w:history="1">
           <w:r>
             <w:rPr>
               <w:rStyle w:val="Hyperlink"/>
@@ -3447,7 +3293,7 @@
           <w:sz w:val="24"/>
           <w:u w:val="single"/>
         </w:rPr>
-        <w:hyperlink r:id="rId29" w:history="1">
+        <w:hyperlink r:id="rId28" w:history="1">
           <w:r>
             <w:rPr>
               <w:rStyle w:val="Hyperlink"/>
@@ -3475,7 +3321,7 @@
           <w:color w:val="000000"/>
           <w:sz w:val="24"/>
         </w:rPr>
-        <w:hyperlink r:id="rId29" w:history="1">
+        <w:hyperlink r:id="rId28" w:history="1">
           <w:r>
             <w:rPr>
               <w:rStyle w:val="Hyperlink"/>
@@ -3504,7 +3350,7 @@
           <w:color w:val="000000"/>
           <w:sz w:val="24"/>
         </w:rPr>
-        <w:hyperlink r:id="rId29" w:history="1">
+        <w:hyperlink r:id="rId28" w:history="1">
           <w:r>
             <w:rPr>
               <w:rStyle w:val="Hyperlink"/>
@@ -3522,7 +3368,7 @@
           <w:color w:val="000000"/>
           <w:sz w:val="24"/>
         </w:rPr>
-        <w:hyperlink r:id="rId29" w:history="1">
+        <w:hyperlink r:id="rId28" w:history="1">
           <w:r>
             <w:rPr>
               <w:rStyle w:val="Hyperlink"/>
@@ -3540,7 +3386,7 @@
           <w:color w:val="000000"/>
           <w:sz w:val="24"/>
         </w:rPr>
-        <w:hyperlink r:id="rId29" w:history="1">
+        <w:hyperlink r:id="rId28" w:history="1">
           <w:r>
             <w:rPr>
               <w:rStyle w:val="Hyperlink"/>
@@ -3558,7 +3404,7 @@
           <w:color w:val="000000"/>
           <w:sz w:val="24"/>
         </w:rPr>
-        <w:hyperlink r:id="rId29" w:history="1">
+        <w:hyperlink r:id="rId28" w:history="1">
           <w:r>
             <w:rPr>
               <w:rStyle w:val="Hyperlink"/>
@@ -3576,7 +3422,7 @@
           <w:color w:val="000000"/>
           <w:sz w:val="24"/>
         </w:rPr>
-        <w:hyperlink r:id="rId29" w:history="1">
+        <w:hyperlink r:id="rId28" w:history="1">
           <w:r>
             <w:rPr>
               <w:rStyle w:val="Hyperlink"/>
@@ -3594,7 +3440,7 @@
           <w:color w:val="000000"/>
           <w:sz w:val="24"/>
         </w:rPr>
-        <w:hyperlink r:id="rId29" w:history="1">
+        <w:hyperlink r:id="rId28" w:history="1">
           <w:r>
             <w:rPr>
               <w:rStyle w:val="Hyperlink"/>
@@ -3612,7 +3458,7 @@
           <w:color w:val="000000"/>
           <w:sz w:val="24"/>
         </w:rPr>
-        <w:hyperlink r:id="rId29" w:history="1">
+        <w:hyperlink r:id="rId28" w:history="1">
           <w:r>
             <w:rPr>
               <w:rStyle w:val="Hyperlink"/>
@@ -3630,7 +3476,7 @@
           <w:color w:val="000000"/>
           <w:sz w:val="24"/>
         </w:rPr>
-        <w:hyperlink r:id="rId29" w:history="1">
+        <w:hyperlink r:id="rId28" w:history="1">
           <w:r>
             <w:rPr>
               <w:rStyle w:val="Hyperlink"/>
@@ -3684,7 +3530,7 @@
           <w:sz w:val="24"/>
           <w:u w:val="single"/>
         </w:rPr>
-        <w:hyperlink r:id="rId30" w:history="1">
+        <w:hyperlink r:id="rId29" w:history="1">
           <w:r>
             <w:rPr>
               <w:rStyle w:val="Hyperlink"/>
@@ -3722,7 +3568,7 @@
           <w:sz w:val="24"/>
           <w:u w:val="single"/>
         </w:rPr>
-        <w:hyperlink r:id="rId31" w:history="1">
+        <w:hyperlink r:id="rId30" w:history="1">
           <w:r>
             <w:rPr>
               <w:rStyle w:val="Hyperlink"/>
@@ -3751,7 +3597,7 @@
           <w:sz w:val="24"/>
           <w:u w:val="single"/>
         </w:rPr>
-        <w:hyperlink r:id="rId31" w:history="1">
+        <w:hyperlink r:id="rId30" w:history="1">
           <w:r>
             <w:rPr>
               <w:rStyle w:val="Hyperlink"/>
@@ -3780,7 +3626,7 @@
           <w:sz w:val="24"/>
           <w:u w:val="single"/>
         </w:rPr>
-        <w:hyperlink r:id="rId31" w:history="1">
+        <w:hyperlink r:id="rId30" w:history="1">
           <w:r>
             <w:rPr>
               <w:rStyle w:val="Hyperlink"/>
@@ -3848,14 +3694,7 @@
           <w:sz w:val="24"/>
           <w:u w:val="single"/>
         </w:rPr>
-        <w:hyperlink r:id="rId32" w:history="1">
-          <w:r>
-            <w:rPr>
-              <w:rStyle w:val="Hyperlink"/>
-            </w:rPr>
-            <w:t>Thomas</w:t>
-          </w:r>
-        </w:hyperlink>
+        <w:t>Thomas Jefferson</w:t>
       </w:r>
       <w:r>
         <w:rPr>
@@ -3864,77 +3703,19 @@
           <w:i w:val="0"/>
           <w:color w:val="0000FF"/>
           <w:sz w:val="24"/>
+        </w:rPr>
+        <w:t xml:space="preserve"> </w:t>
+      </w:r>
+      <w:r>
+        <w:rPr>
+          <w:rFonts w:ascii="Charis SIL Italic" w:hAnsi="Charis SIL Italic" w:eastAsia="Charis SIL Italic"/>
+          <w:b w:val="0"/>
+          <w:i w:val="0"/>
+          <w:color w:val="0000FF"/>
+          <w:sz w:val="24"/>
           <w:u w:val="single"/>
         </w:rPr>
-        <w:t xml:space="preserve"> </w:t>
-      </w:r>
-      <w:r>
-        <w:rPr>
-          <w:rFonts w:ascii="Charis SIL Italic" w:hAnsi="Charis SIL Italic" w:eastAsia="Charis SIL Italic"/>
-          <w:b w:val="0"/>
-          <w:i w:val="0"/>
-          <w:color w:val="0000FF"/>
-          <w:sz w:val="24"/>
-          <w:u w:val="single"/>
-        </w:rPr>
-        <w:hyperlink r:id="rId32" w:history="1">
-          <w:r>
-            <w:rPr>
-              <w:rStyle w:val="Hyperlink"/>
-            </w:rPr>
-            <w:t>Jeffers</w:t>
-          </w:r>
-        </w:hyperlink>
-      </w:r>
-      <w:r>
-        <w:rPr>
-          <w:rFonts w:ascii="Charis SIL Italic" w:hAnsi="Charis SIL Italic" w:eastAsia="Charis SIL Italic"/>
-          <w:b w:val="0"/>
-          <w:i w:val="0"/>
-          <w:color w:val="0000FF"/>
-          <w:sz w:val="24"/>
-        </w:rPr>
-        <w:hyperlink r:id="rId32" w:history="1">
-          <w:r>
-            <w:rPr>
-              <w:rStyle w:val="Hyperlink"/>
-            </w:rPr>
-            <w:t>o</w:t>
-          </w:r>
-        </w:hyperlink>
-      </w:r>
-      <w:r>
-        <w:rPr>
-          <w:rFonts w:ascii="Charis SIL Italic" w:hAnsi="Charis SIL Italic" w:eastAsia="Charis SIL Italic"/>
-          <w:b w:val="0"/>
-          <w:i w:val="0"/>
-          <w:color w:val="0000FF"/>
-          <w:sz w:val="24"/>
-          <w:u w:val="single"/>
-        </w:rPr>
-        <w:t>n</w:t>
-      </w:r>
-      <w:r>
-        <w:rPr>
-          <w:rFonts w:ascii="Charis SIL Italic" w:hAnsi="Charis SIL Italic" w:eastAsia="Charis SIL Italic"/>
-          <w:b w:val="0"/>
-          <w:i w:val="0"/>
-          <w:color w:val="0000FF"/>
-          <w:sz w:val="24"/>
-          <w:u w:val="single"/>
-        </w:rPr>
-        <w:t xml:space="preserve"> </w:t>
-      </w:r>
-      <w:r>
-        <w:rPr>
-          <w:rFonts w:ascii="Charis SIL Italic" w:hAnsi="Charis SIL Italic" w:eastAsia="Charis SIL Italic"/>
-          <w:b w:val="0"/>
-          <w:i w:val="0"/>
-          <w:color w:val="0000FF"/>
-          <w:sz w:val="24"/>
-          <w:u w:val="single"/>
-        </w:rPr>
-        <w:hyperlink r:id="rId32" w:history="1">
+        <w:hyperlink r:id="rId31" w:history="1">
           <w:r>
             <w:rPr>
               <w:rStyle w:val="Hyperlink"/>
@@ -3962,7 +3743,7 @@
           <w:sz w:val="24"/>
           <w:u w:val="single"/>
         </w:rPr>
-        <w:hyperlink r:id="rId33" w:history="1">
+        <w:hyperlink r:id="rId32" w:history="1">
           <w:r>
             <w:rPr>
               <w:rStyle w:val="Hyperlink"/>
@@ -3991,7 +3772,7 @@
           <w:sz w:val="24"/>
           <w:u w:val="single"/>
         </w:rPr>
-        <w:hyperlink r:id="rId33" w:history="1">
+        <w:hyperlink r:id="rId32" w:history="1">
           <w:r>
             <w:rPr>
               <w:rStyle w:val="Hyperlink"/>
@@ -4020,7 +3801,7 @@
           <w:sz w:val="24"/>
           <w:u w:val="single"/>
         </w:rPr>
-        <w:hyperlink r:id="rId33" w:history="1">
+        <w:hyperlink r:id="rId32" w:history="1">
           <w:r>
             <w:rPr>
               <w:rStyle w:val="Hyperlink"/>
@@ -4049,7 +3830,7 @@
           <w:sz w:val="24"/>
           <w:u w:val="single"/>
         </w:rPr>
-        <w:hyperlink r:id="rId33" w:history="1">
+        <w:hyperlink r:id="rId32" w:history="1">
           <w:r>
             <w:rPr>
               <w:rStyle w:val="Hyperlink"/>
@@ -4097,7 +3878,7 @@
           <w:sz w:val="24"/>
           <w:u w:val="single"/>
         </w:rPr>
-        <w:hyperlink r:id="rId34" w:history="1">
+        <w:hyperlink r:id="rId33" w:history="1">
           <w:r>
             <w:rPr>
               <w:rStyle w:val="Hyperlink"/>
@@ -4125,7 +3906,7 @@
           <w:sz w:val="24"/>
           <w:u w:val="single"/>
         </w:rPr>
-        <w:hyperlink r:id="rId35" w:history="1">
+        <w:hyperlink r:id="rId34" w:history="1">
           <w:r>
             <w:rPr>
               <w:rStyle w:val="Hyperlink"/>
@@ -4192,7 +3973,7 @@
           <w:sz w:val="24"/>
           <w:u w:val="single"/>
         </w:rPr>
-        <w:hyperlink r:id="rId36" w:history="1">
+        <w:hyperlink r:id="rId35" w:history="1">
           <w:r>
             <w:rPr>
               <w:rStyle w:val="Hyperlink"/>
@@ -4240,7 +4021,7 @@
           <w:sz w:val="24"/>
           <w:u w:val="single"/>
         </w:rPr>
-        <w:hyperlink r:id="rId37" w:history="1">
+        <w:hyperlink r:id="rId36" w:history="1">
           <w:r>
             <w:rPr>
               <w:rStyle w:val="Hyperlink"/>
@@ -4288,7 +4069,7 @@
           <w:sz w:val="24"/>
           <w:u w:val="single"/>
         </w:rPr>
-        <w:hyperlink r:id="rId38" w:history="1">
+        <w:hyperlink r:id="rId37" w:history="1">
           <w:r>
             <w:rPr>
               <w:rStyle w:val="Hyperlink"/>
@@ -4316,7 +4097,7 @@
           <w:color w:val="000000"/>
           <w:sz w:val="24"/>
         </w:rPr>
-        <w:hyperlink r:id="rId38" w:history="1">
+        <w:hyperlink r:id="rId37" w:history="1">
           <w:r>
             <w:rPr>
               <w:rStyle w:val="Hyperlink"/>
@@ -4494,7 +4275,7 @@
           <w:sz w:val="24"/>
           <w:u w:val="single"/>
         </w:rPr>
-        <w:hyperlink r:id="rId39" w:history="1">
+        <w:hyperlink r:id="rId38" w:history="1">
           <w:r>
             <w:rPr>
               <w:rStyle w:val="Hyperlink"/>
@@ -4552,7 +4333,7 @@
           <w:sz w:val="24"/>
           <w:u w:val="single"/>
         </w:rPr>
-        <w:hyperlink r:id="rId40" w:history="1">
+        <w:hyperlink r:id="rId39" w:history="1">
           <w:r>
             <w:rPr>
               <w:rStyle w:val="Hyperlink"/>
@@ -4601,7 +4382,7 @@
           <w:sz w:val="24"/>
           <w:u w:val="single"/>
         </w:rPr>
-        <w:hyperlink r:id="rId41" w:history="1">
+        <w:hyperlink r:id="rId40" w:history="1">
           <w:r>
             <w:rPr>
               <w:rStyle w:val="Hyperlink"/>
@@ -4632,7 +4413,7 @@
           <w:sz w:val="24"/>
           <w:u w:val="single"/>
         </w:rPr>
-        <w:hyperlink r:id="rId41" w:history="1">
+        <w:hyperlink r:id="rId40" w:history="1">
           <w:r>
             <w:rPr>
               <w:rStyle w:val="Hyperlink"/>
@@ -4700,7 +4481,7 @@
           <w:sz w:val="24"/>
           <w:u w:val="single"/>
         </w:rPr>
-        <w:hyperlink r:id="rId42" w:history="1">
+        <w:hyperlink r:id="rId41" w:history="1">
           <w:r>
             <w:rPr>
               <w:rStyle w:val="Hyperlink"/>
@@ -4729,7 +4510,7 @@
           <w:sz w:val="24"/>
           <w:u w:val="single"/>
         </w:rPr>
-        <w:hyperlink r:id="rId42" w:history="1">
+        <w:hyperlink r:id="rId41" w:history="1">
           <w:r>
             <w:rPr>
               <w:rStyle w:val="Hyperlink"/>
@@ -4758,7 +4539,7 @@
           <w:sz w:val="24"/>
           <w:u w:val="single"/>
         </w:rPr>
-        <w:hyperlink r:id="rId42" w:history="1">
+        <w:hyperlink r:id="rId41" w:history="1">
           <w:r>
             <w:rPr>
               <w:rStyle w:val="Hyperlink"/>
@@ -5138,7 +4919,7 @@
           <w:sz w:val="24"/>
           <w:u w:val="single"/>
         </w:rPr>
-        <w:hyperlink r:id="rId43" w:history="1">
+        <w:hyperlink r:id="rId42" w:history="1">
           <w:r>
             <w:rPr>
               <w:rStyle w:val="Hyperlink"/>
@@ -5206,7 +4987,7 @@
           <w:sz w:val="24"/>
           <w:u w:val="single"/>
         </w:rPr>
-        <w:hyperlink r:id="rId44" w:history="1">
+        <w:hyperlink r:id="rId43" w:history="1">
           <w:r>
             <w:rPr>
               <w:rStyle w:val="Hyperlink"/>
@@ -5234,7 +5015,7 @@
           <w:color w:val="000000"/>
           <w:sz w:val="24"/>
         </w:rPr>
-        <w:hyperlink r:id="rId44" w:history="1">
+        <w:hyperlink r:id="rId43" w:history="1">
           <w:r>
             <w:rPr>
               <w:rStyle w:val="Hyperlink"/>
@@ -5689,7 +5470,7 @@
           <w:color w:val="0000FF"/>
           <w:sz w:val="24"/>
         </w:rPr>
-        <w:hyperlink r:id="rId45" w:history="1">
+        <w:hyperlink r:id="rId44" w:history="1">
           <w:r>
             <w:rPr>
               <w:rStyle w:val="Hyperlink"/>
@@ -5706,7 +5487,7 @@
           <w:color w:val="0000FF"/>
           <w:sz w:val="24"/>
         </w:rPr>
-        <w:hyperlink r:id="rId45" w:history="1">
+        <w:hyperlink r:id="rId44" w:history="1">
           <w:r>
             <w:rPr>
               <w:rStyle w:val="Hyperlink"/>
@@ -5723,7 +5504,7 @@
           <w:color w:val="0000FF"/>
           <w:sz w:val="24"/>
         </w:rPr>
-        <w:hyperlink r:id="rId45" w:history="1">
+        <w:hyperlink r:id="rId44" w:history="1">
           <w:r>
             <w:rPr>
               <w:rStyle w:val="Hyperlink"/>
@@ -5866,7 +5647,7 @@
           <w:sz w:val="24"/>
           <w:u w:val="single"/>
         </w:rPr>
-        <w:hyperlink r:id="rId46" w:history="1">
+        <w:hyperlink r:id="rId45" w:history="1">
           <w:r>
             <w:rPr>
               <w:rStyle w:val="Hyperlink"/>
@@ -5884,7 +5665,7 @@
           <w:sz w:val="24"/>
           <w:u w:val="single"/>
         </w:rPr>
-        <w:hyperlink r:id="rId46" w:history="1">
+        <w:hyperlink r:id="rId45" w:history="1">
           <w:r>
             <w:rPr>
               <w:rStyle w:val="Hyperlink"/>
@@ -5989,7 +5770,7 @@
           <w:color w:val="0000FF"/>
           <w:sz w:val="24"/>
         </w:rPr>
-        <w:hyperlink r:id="rId47" w:history="1">
+        <w:hyperlink r:id="rId46" w:history="1">
           <w:r>
             <w:rPr>
               <w:rStyle w:val="Hyperlink"/>
@@ -6006,7 +5787,7 @@
           <w:color w:val="0000FF"/>
           <w:sz w:val="24"/>
         </w:rPr>
-        <w:hyperlink r:id="rId47" w:history="1">
+        <w:hyperlink r:id="rId46" w:history="1">
           <w:r>
             <w:rPr>
               <w:rStyle w:val="Hyperlink"/>
@@ -6113,7 +5894,7 @@
           <w:sz w:val="24"/>
           <w:u w:val="single"/>
         </w:rPr>
-        <w:hyperlink r:id="rId48" w:history="1">
+        <w:hyperlink r:id="rId47" w:history="1">
           <w:r>
             <w:rPr>
               <w:rStyle w:val="Hyperlink"/>
@@ -6131,7 +5912,7 @@
           <w:sz w:val="24"/>
           <w:u w:val="single"/>
         </w:rPr>
-        <w:hyperlink r:id="rId48" w:history="1">
+        <w:hyperlink r:id="rId47" w:history="1">
           <w:r>
             <w:rPr>
               <w:rStyle w:val="Hyperlink"/>
@@ -6149,7 +5930,7 @@
           <w:sz w:val="24"/>
           <w:u w:val="single"/>
         </w:rPr>
-        <w:hyperlink r:id="rId48" w:history="1">
+        <w:hyperlink r:id="rId47" w:history="1">
           <w:r>
             <w:rPr>
               <w:rStyle w:val="Hyperlink"/>
@@ -6167,7 +5948,7 @@
           <w:sz w:val="24"/>
           <w:u w:val="single"/>
         </w:rPr>
-        <w:hyperlink r:id="rId48" w:history="1">
+        <w:hyperlink r:id="rId47" w:history="1">
           <w:r>
             <w:rPr>
               <w:rStyle w:val="Hyperlink"/>
@@ -6243,7 +6024,7 @@
           <w:sz w:val="24"/>
           <w:u w:val="single"/>
         </w:rPr>
-        <w:hyperlink r:id="rId49" w:history="1">
+        <w:hyperlink r:id="rId48" w:history="1">
           <w:r>
             <w:rPr>
               <w:rStyle w:val="Hyperlink"/>
@@ -6261,7 +6042,7 @@
           <w:sz w:val="24"/>
           <w:u w:val="single"/>
         </w:rPr>
-        <w:hyperlink r:id="rId49" w:history="1">
+        <w:hyperlink r:id="rId48" w:history="1">
           <w:r>
             <w:rPr>
               <w:rStyle w:val="Hyperlink"/>
@@ -6279,7 +6060,7 @@
           <w:sz w:val="24"/>
           <w:u w:val="single"/>
         </w:rPr>
-        <w:hyperlink r:id="rId49" w:history="1">
+        <w:hyperlink r:id="rId48" w:history="1">
           <w:r>
             <w:rPr>
               <w:rStyle w:val="Hyperlink"/>
@@ -6297,7 +6078,7 @@
           <w:sz w:val="24"/>
           <w:u w:val="single"/>
         </w:rPr>
-        <w:hyperlink r:id="rId49" w:history="1">
+        <w:hyperlink r:id="rId48" w:history="1">
           <w:r>
             <w:rPr>
               <w:rStyle w:val="Hyperlink"/>
@@ -6373,7 +6154,7 @@
           <w:sz w:val="24"/>
           <w:u w:val="single"/>
         </w:rPr>
-        <w:hyperlink r:id="rId50" w:history="1">
+        <w:hyperlink r:id="rId49" w:history="1">
           <w:r>
             <w:rPr>
               <w:rStyle w:val="Hyperlink"/>
@@ -6391,7 +6172,7 @@
           <w:sz w:val="24"/>
           <w:u w:val="single"/>
         </w:rPr>
-        <w:hyperlink r:id="rId50" w:history="1">
+        <w:hyperlink r:id="rId49" w:history="1">
           <w:r>
             <w:rPr>
               <w:rStyle w:val="Hyperlink"/>
@@ -6409,7 +6190,7 @@
           <w:sz w:val="24"/>
           <w:u w:val="single"/>
         </w:rPr>
-        <w:hyperlink r:id="rId50" w:history="1">
+        <w:hyperlink r:id="rId49" w:history="1">
           <w:r>
             <w:rPr>
               <w:rStyle w:val="Hyperlink"/>
@@ -6427,7 +6208,7 @@
           <w:sz w:val="24"/>
           <w:u w:val="single"/>
         </w:rPr>
-        <w:hyperlink r:id="rId50" w:history="1">
+        <w:hyperlink r:id="rId49" w:history="1">
           <w:r>
             <w:rPr>
               <w:rStyle w:val="Hyperlink"/>
@@ -6526,7 +6307,7 @@
           <w:sz w:val="24"/>
           <w:u w:val="single"/>
         </w:rPr>
-        <w:hyperlink r:id="rId51" w:history="1">
+        <w:hyperlink r:id="rId50" w:history="1">
           <w:r>
             <w:rPr>
               <w:rStyle w:val="Hyperlink"/>
@@ -6544,7 +6325,7 @@
           <w:sz w:val="24"/>
           <w:u w:val="single"/>
         </w:rPr>
-        <w:hyperlink r:id="rId51" w:history="1">
+        <w:hyperlink r:id="rId50" w:history="1">
           <w:r>
             <w:rPr>
               <w:rStyle w:val="Hyperlink"/>
@@ -6562,7 +6343,7 @@
           <w:sz w:val="24"/>
           <w:u w:val="single"/>
         </w:rPr>
-        <w:hyperlink r:id="rId51" w:history="1">
+        <w:hyperlink r:id="rId50" w:history="1">
           <w:r>
             <w:rPr>
               <w:rStyle w:val="Hyperlink"/>
@@ -6580,7 +6361,7 @@
           <w:sz w:val="24"/>
           <w:u w:val="single"/>
         </w:rPr>
-        <w:hyperlink r:id="rId51" w:history="1">
+        <w:hyperlink r:id="rId50" w:history="1">
           <w:r>
             <w:rPr>
               <w:rStyle w:val="Hyperlink"/>
@@ -6598,7 +6379,7 @@
           <w:sz w:val="24"/>
           <w:u w:val="single"/>
         </w:rPr>
-        <w:hyperlink r:id="rId51" w:history="1">
+        <w:hyperlink r:id="rId50" w:history="1">
           <w:r>
             <w:rPr>
               <w:rStyle w:val="Hyperlink"/>
@@ -6684,7 +6465,7 @@
           <w:sz w:val="24"/>
           <w:u w:val="single"/>
         </w:rPr>
-        <w:hyperlink r:id="rId52" w:history="1">
+        <w:hyperlink r:id="rId51" w:history="1">
           <w:r>
             <w:rPr>
               <w:rStyle w:val="Hyperlink"/>
@@ -6702,7 +6483,7 @@
           <w:sz w:val="24"/>
           <w:u w:val="single"/>
         </w:rPr>
-        <w:hyperlink r:id="rId52" w:history="1">
+        <w:hyperlink r:id="rId51" w:history="1">
           <w:r>
             <w:rPr>
               <w:rStyle w:val="Hyperlink"/>
@@ -6720,7 +6501,7 @@
           <w:sz w:val="24"/>
           <w:u w:val="single"/>
         </w:rPr>
-        <w:hyperlink r:id="rId52" w:history="1">
+        <w:hyperlink r:id="rId51" w:history="1">
           <w:r>
             <w:rPr>
               <w:rStyle w:val="Hyperlink"/>
@@ -6738,7 +6519,7 @@
           <w:sz w:val="24"/>
           <w:u w:val="single"/>
         </w:rPr>
-        <w:hyperlink r:id="rId52" w:history="1">
+        <w:hyperlink r:id="rId51" w:history="1">
           <w:r>
             <w:rPr>
               <w:rStyle w:val="Hyperlink"/>
@@ -6843,7 +6624,7 @@
           <w:sz w:val="24"/>
           <w:u w:val="single"/>
         </w:rPr>
-        <w:hyperlink r:id="rId53" w:history="1">
+        <w:hyperlink r:id="rId52" w:history="1">
           <w:r>
             <w:rPr>
               <w:rStyle w:val="Hyperlink"/>
@@ -6861,7 +6642,7 @@
           <w:sz w:val="24"/>
           <w:u w:val="single"/>
         </w:rPr>
-        <w:hyperlink r:id="rId53" w:history="1">
+        <w:hyperlink r:id="rId52" w:history="1">
           <w:r>
             <w:rPr>
               <w:rStyle w:val="Hyperlink"/>
@@ -6879,7 +6660,7 @@
           <w:sz w:val="24"/>
           <w:u w:val="single"/>
         </w:rPr>
-        <w:hyperlink r:id="rId53" w:history="1">
+        <w:hyperlink r:id="rId52" w:history="1">
           <w:r>
             <w:rPr>
               <w:rStyle w:val="Hyperlink"/>
@@ -6897,7 +6678,7 @@
           <w:sz w:val="24"/>
           <w:u w:val="single"/>
         </w:rPr>
-        <w:hyperlink r:id="rId53" w:history="1">
+        <w:hyperlink r:id="rId52" w:history="1">
           <w:r>
             <w:rPr>
               <w:rStyle w:val="Hyperlink"/>
@@ -6915,7 +6696,7 @@
           <w:sz w:val="24"/>
           <w:u w:val="single"/>
         </w:rPr>
-        <w:hyperlink r:id="rId53" w:history="1">
+        <w:hyperlink r:id="rId52" w:history="1">
           <w:r>
             <w:rPr>
               <w:rStyle w:val="Hyperlink"/>
@@ -6933,7 +6714,7 @@
           <w:sz w:val="24"/>
           <w:u w:val="single"/>
         </w:rPr>
-        <w:hyperlink r:id="rId53" w:history="1">
+        <w:hyperlink r:id="rId52" w:history="1">
           <w:r>
             <w:rPr>
               <w:rStyle w:val="Hyperlink"/>
@@ -6951,7 +6732,7 @@
           <w:sz w:val="24"/>
           <w:u w:val="single"/>
         </w:rPr>
-        <w:hyperlink r:id="rId53" w:history="1">
+        <w:hyperlink r:id="rId52" w:history="1">
           <w:r>
             <w:rPr>
               <w:rStyle w:val="Hyperlink"/>
@@ -7047,7 +6828,7 @@
           <w:sz w:val="24"/>
           <w:u w:val="single"/>
         </w:rPr>
-        <w:hyperlink r:id="rId54" w:history="1">
+        <w:hyperlink r:id="rId53" w:history="1">
           <w:r>
             <w:rPr>
               <w:rStyle w:val="Hyperlink"/>
@@ -7065,7 +6846,7 @@
           <w:sz w:val="24"/>
           <w:u w:val="single"/>
         </w:rPr>
-        <w:hyperlink r:id="rId54" w:history="1">
+        <w:hyperlink r:id="rId53" w:history="1">
           <w:r>
             <w:rPr>
               <w:rStyle w:val="Hyperlink"/>
@@ -7083,7 +6864,7 @@
           <w:sz w:val="24"/>
           <w:u w:val="single"/>
         </w:rPr>
-        <w:hyperlink r:id="rId54" w:history="1">
+        <w:hyperlink r:id="rId53" w:history="1">
           <w:r>
             <w:rPr>
               <w:rStyle w:val="Hyperlink"/>
@@ -7101,7 +6882,7 @@
           <w:sz w:val="24"/>
           <w:u w:val="single"/>
         </w:rPr>
-        <w:hyperlink r:id="rId54" w:history="1">
+        <w:hyperlink r:id="rId53" w:history="1">
           <w:r>
             <w:rPr>
               <w:rStyle w:val="Hyperlink"/>
@@ -7207,7 +6988,7 @@
           <w:sz w:val="24"/>
           <w:u w:val="single"/>
         </w:rPr>
-        <w:hyperlink r:id="rId55" w:history="1">
+        <w:hyperlink r:id="rId54" w:history="1">
           <w:r>
             <w:rPr>
               <w:rStyle w:val="Hyperlink"/>
@@ -7225,7 +7006,7 @@
           <w:sz w:val="24"/>
           <w:u w:val="single"/>
         </w:rPr>
-        <w:hyperlink r:id="rId55" w:history="1">
+        <w:hyperlink r:id="rId54" w:history="1">
           <w:r>
             <w:rPr>
               <w:rStyle w:val="Hyperlink"/>
@@ -7243,7 +7024,7 @@
           <w:sz w:val="24"/>
           <w:u w:val="single"/>
         </w:rPr>
-        <w:hyperlink r:id="rId55" w:history="1">
+        <w:hyperlink r:id="rId54" w:history="1">
           <w:r>
             <w:rPr>
               <w:rStyle w:val="Hyperlink"/>
@@ -7264,7 +7045,7 @@
           <w:sz w:val="24"/>
           <w:u w:val="single"/>
         </w:rPr>
-        <w:hyperlink r:id="rId55" w:history="1">
+        <w:hyperlink r:id="rId54" w:history="1">
           <w:r>
             <w:rPr>
               <w:rStyle w:val="Hyperlink"/>
@@ -7282,7 +7063,7 @@
           <w:sz w:val="24"/>
           <w:u w:val="single"/>
         </w:rPr>
-        <w:hyperlink r:id="rId55" w:history="1">
+        <w:hyperlink r:id="rId54" w:history="1">
           <w:r>
             <w:rPr>
               <w:rStyle w:val="Hyperlink"/>
@@ -7300,7 +7081,7 @@
           <w:sz w:val="24"/>
           <w:u w:val="single"/>
         </w:rPr>
-        <w:hyperlink r:id="rId55" w:history="1">
+        <w:hyperlink r:id="rId54" w:history="1">
           <w:r>
             <w:rPr>
               <w:rStyle w:val="Hyperlink"/>
@@ -7317,7 +7098,7 @@
           <w:color w:val="0000FF"/>
           <w:sz w:val="24"/>
         </w:rPr>
-        <w:hyperlink r:id="rId55" w:history="1">
+        <w:hyperlink r:id="rId54" w:history="1">
           <w:r>
             <w:rPr>
               <w:rStyle w:val="Hyperlink"/>
@@ -7335,7 +7116,7 @@
           <w:sz w:val="24"/>
           <w:u w:val="single"/>
         </w:rPr>
-        <w:hyperlink r:id="rId55" w:history="1">
+        <w:hyperlink r:id="rId54" w:history="1">
           <w:r>
             <w:rPr>
               <w:rStyle w:val="Hyperlink"/>
@@ -7364,7 +7145,7 @@
           <w:sz w:val="24"/>
           <w:u w:val="single"/>
         </w:rPr>
-        <w:hyperlink r:id="rId55" w:history="1">
+        <w:hyperlink r:id="rId54" w:history="1">
           <w:r>
             <w:rPr>
               <w:rStyle w:val="Hyperlink"/>

--- a/EXPORTS/DOCX/review/niveau2/Dutch/Suriname aanvullingen.docx
+++ b/EXPORTS/DOCX/review/niveau2/Dutch/Suriname aanvullingen.docx
@@ -626,7 +626,34 @@
           <w:color w:val="000000"/>
           <w:sz w:val="24"/>
         </w:rPr>
-        <w:t xml:space="preserve">•  TM-9 is Corantijnexpeditie?? </w:t>
+        <w:t xml:space="preserve">•  TM-9 </w:t>
+      </w:r>
+      <w:r>
+        <w:rPr>
+          <w:rFonts w:ascii="Charis SIL Italic" w:hAnsi="Charis SIL Italic" w:eastAsia="Charis SIL Italic"/>
+          <w:b w:val="0"/>
+          <w:i w:val="0"/>
+          <w:color w:val="000000"/>
+          <w:sz w:val="24"/>
+        </w:rPr>
+        <w:hyperlink r:id="rId11" w:history="1">
+          <w:r>
+            <w:rPr>
+              <w:rStyle w:val="Hyperlink"/>
+            </w:rPr>
+            <w:t>is Coran</w:t>
+          </w:r>
+        </w:hyperlink>
+      </w:r>
+      <w:r>
+        <w:rPr>
+          <w:rFonts w:ascii="Charis SIL Italic" w:hAnsi="Charis SIL Italic" w:eastAsia="Charis SIL Italic"/>
+          <w:b w:val="0"/>
+          <w:i w:val="0"/>
+          <w:color w:val="000000"/>
+          <w:sz w:val="24"/>
+        </w:rPr>
+        <w:t xml:space="preserve">tijnexpeditie?? </w:t>
       </w:r>
       <w:r>
         <w:rPr>
@@ -919,8 +946,8 @@
         <w:autoSpaceDN w:val="0"/>
         <w:autoSpaceDE w:val="0"/>
         <w:widowControl/>
-        <w:spacing w:line="468" w:lineRule="exact" w:before="0" w:after="0"/>
-        <w:ind w:left="10" w:right="288" w:firstLine="0"/>
+        <w:spacing w:line="358" w:lineRule="exact" w:before="0" w:after="0"/>
+        <w:ind w:left="10" w:right="0" w:firstLine="0"/>
         <w:jc w:val="left"/>
       </w:pPr>
       <w:r>
@@ -931,11 +958,18 @@
           <w:color w:val="000000"/>
           <w:sz w:val="24"/>
         </w:rPr>
-        <w:t xml:space="preserve">Bronbeek </w:t>
-      </w:r>
-      <w:r>
-        <w:br/>
-      </w:r>
+        <w:t>Bronbeek</w:t>
+      </w:r>
+    </w:p>
+    <w:p>
+      <w:pPr>
+        <w:autoSpaceDN w:val="0"/>
+        <w:autoSpaceDE w:val="0"/>
+        <w:widowControl/>
+        <w:spacing w:line="354" w:lineRule="exact" w:before="248" w:after="0"/>
+        <w:ind w:left="10" w:right="0" w:firstLine="0"/>
+        <w:jc w:val="left"/>
+      </w:pPr>
       <w:r>
         <w:rPr>
           <w:rFonts w:ascii="Charis SIL Italic" w:hAnsi="Charis SIL Italic" w:eastAsia="Charis SIL Italic"/>
@@ -960,13 +994,20 @@
             <w:rPr>
               <w:rStyle w:val="Hyperlink"/>
             </w:rPr>
-            <w:t xml:space="preserve">1865/01/31-1-3 </w:t>
+            <w:t>1865/01/31-1-3</w:t>
           </w:r>
         </w:hyperlink>
       </w:r>
-      <w:r>
-        <w:br/>
-      </w:r>
+    </w:p>
+    <w:p>
+      <w:pPr>
+        <w:autoSpaceDN w:val="0"/>
+        <w:autoSpaceDE w:val="0"/>
+        <w:widowControl/>
+        <w:spacing w:line="360" w:lineRule="exact" w:before="254" w:after="0"/>
+        <w:ind w:left="10" w:right="0" w:firstLine="0"/>
+        <w:jc w:val="left"/>
+      </w:pPr>
       <w:r>
         <w:rPr>
           <w:rFonts w:ascii="Charis SIL Bold" w:hAnsi="Charis SIL Bold" w:eastAsia="Charis SIL Bold"/>
@@ -975,11 +1016,18 @@
           <w:color w:val="000000"/>
           <w:sz w:val="24"/>
         </w:rPr>
-        <w:t xml:space="preserve">Rijksmuseum </w:t>
-      </w:r>
-      <w:r>
-        <w:br/>
-      </w:r>
+        <w:t>Rijksmuseum</w:t>
+      </w:r>
+    </w:p>
+    <w:p>
+      <w:pPr>
+        <w:autoSpaceDN w:val="0"/>
+        <w:autoSpaceDE w:val="0"/>
+        <w:widowControl/>
+        <w:spacing w:line="352" w:lineRule="exact" w:before="248" w:after="0"/>
+        <w:ind w:left="10" w:right="0" w:firstLine="0"/>
+        <w:jc w:val="left"/>
+      </w:pPr>
       <w:r>
         <w:rPr>
           <w:rFonts w:ascii="Charis SIL Italic" w:hAnsi="Charis SIL Italic" w:eastAsia="Charis SIL Italic"/>
@@ -1006,11 +1054,18 @@
           <w:color w:val="000000"/>
           <w:sz w:val="24"/>
         </w:rPr>
-        <w:t xml:space="preserve"> in Ketens en Banden </w:t>
-      </w:r>
-      <w:r>
-        <w:br/>
-      </w:r>
+        <w:t xml:space="preserve"> in Ketens en Banden</w:t>
+      </w:r>
+    </w:p>
+    <w:p>
+      <w:pPr>
+        <w:autoSpaceDN w:val="0"/>
+        <w:autoSpaceDE w:val="0"/>
+        <w:widowControl/>
+        <w:spacing w:line="288" w:lineRule="exact" w:before="240" w:after="0"/>
+        <w:ind w:left="10" w:right="288" w:firstLine="0"/>
+        <w:jc w:val="left"/>
+      </w:pPr>
       <w:r>
         <w:rPr>
           <w:rFonts w:ascii="Charis SIL Italic" w:hAnsi="Charis SIL Italic" w:eastAsia="Charis SIL Italic"/>
@@ -1286,7 +1341,7 @@
         <w:autoSpaceDN w:val="0"/>
         <w:autoSpaceDE w:val="0"/>
         <w:widowControl/>
-        <w:spacing w:line="516" w:lineRule="exact" w:before="98" w:after="0"/>
+        <w:spacing w:line="360" w:lineRule="exact" w:before="254" w:after="0"/>
         <w:ind w:left="10" w:right="0" w:firstLine="0"/>
         <w:jc w:val="left"/>
       </w:pPr>
@@ -1298,11 +1353,18 @@
           <w:color w:val="000000"/>
           <w:sz w:val="24"/>
         </w:rPr>
-        <w:t xml:space="preserve">Gerardus van der Leeuw </w:t>
-      </w:r>
-      <w:r>
-        <w:br/>
-      </w:r>
+        <w:t>Gerardus van der Leeuw</w:t>
+      </w:r>
+    </w:p>
+    <w:p>
+      <w:pPr>
+        <w:autoSpaceDN w:val="0"/>
+        <w:autoSpaceDE w:val="0"/>
+        <w:widowControl/>
+        <w:spacing w:line="352" w:lineRule="exact" w:before="248" w:after="0"/>
+        <w:ind w:left="10" w:right="0" w:firstLine="0"/>
+        <w:jc w:val="left"/>
+      </w:pPr>
       <w:r>
         <w:rPr>
           <w:rFonts w:ascii="Charis SIL Italic" w:hAnsi="Charis SIL Italic" w:eastAsia="Charis SIL Italic"/>
@@ -1462,13 +1524,20 @@
             <w:rPr>
               <w:rStyle w:val="Hyperlink"/>
             </w:rPr>
-            <w:t xml:space="preserve">Suriname </w:t>
+            <w:t>Suriname</w:t>
           </w:r>
         </w:hyperlink>
       </w:r>
-      <w:r>
-        <w:br/>
-      </w:r>
+    </w:p>
+    <w:p>
+      <w:pPr>
+        <w:autoSpaceDN w:val="0"/>
+        <w:autoSpaceDE w:val="0"/>
+        <w:widowControl/>
+        <w:spacing w:line="360" w:lineRule="exact" w:before="254" w:after="0"/>
+        <w:ind w:left="10" w:right="0" w:firstLine="0"/>
+        <w:jc w:val="left"/>
+      </w:pPr>
       <w:r>
         <w:rPr>
           <w:rFonts w:ascii="Charis SIL Bold" w:hAnsi="Charis SIL Bold" w:eastAsia="Charis SIL Bold"/>
@@ -1477,11 +1546,18 @@
           <w:color w:val="000000"/>
           <w:sz w:val="24"/>
         </w:rPr>
-        <w:t xml:space="preserve">Tropisch Landbouwmuseum in Deventer </w:t>
-      </w:r>
-      <w:r>
-        <w:br/>
-      </w:r>
+        <w:t>Tropisch Landbouwmuseum in Deventer</w:t>
+      </w:r>
+    </w:p>
+    <w:p>
+      <w:pPr>
+        <w:autoSpaceDN w:val="0"/>
+        <w:autoSpaceDE w:val="0"/>
+        <w:widowControl/>
+        <w:spacing w:line="352" w:lineRule="exact" w:before="248" w:after="0"/>
+        <w:ind w:left="10" w:right="0" w:firstLine="0"/>
+        <w:jc w:val="left"/>
+      </w:pPr>
       <w:r>
         <w:rPr>
           <w:rFonts w:ascii="Charis SIL Italic" w:hAnsi="Charis SIL Italic" w:eastAsia="Charis SIL Italic"/>
@@ -1641,55 +1717,9 @@
             <w:rPr>
               <w:rStyle w:val="Hyperlink"/>
             </w:rPr>
-            <w:t xml:space="preserve">Suriname </w:t>
+            <w:t>Suriname</w:t>
           </w:r>
         </w:hyperlink>
-      </w:r>
-      <w:r>
-        <w:br/>
-      </w:r>
-      <w:r>
-        <w:rPr>
-          <w:rFonts w:ascii="Charis SIL Bold" w:hAnsi="Charis SIL Bold" w:eastAsia="Charis SIL Bold"/>
-          <w:b/>
-          <w:i w:val="0"/>
-          <w:color w:val="000000"/>
-          <w:sz w:val="24"/>
-        </w:rPr>
-        <w:t xml:space="preserve">Museon-Omniversum </w:t>
-      </w:r>
-      <w:r>
-        <w:br/>
-      </w:r>
-      <w:r>
-        <w:rPr>
-          <w:rFonts w:ascii="Charis SIL Italic" w:hAnsi="Charis SIL Italic" w:eastAsia="Charis SIL Italic"/>
-          <w:b w:val="0"/>
-          <w:i w:val="0"/>
-          <w:color w:val="000000"/>
-          <w:sz w:val="24"/>
-        </w:rPr>
-        <w:t xml:space="preserve">Volgens Vruggink en Paasman is de Surinamecollectie ongeveer vier- tot vijfduizend objecten </w:t>
-      </w:r>
-      <w:r>
-        <w:rPr>
-          <w:rFonts w:ascii="Charis SIL Italic" w:hAnsi="Charis SIL Italic" w:eastAsia="Charis SIL Italic"/>
-          <w:b w:val="0"/>
-          <w:i w:val="0"/>
-          <w:color w:val="000000"/>
-          <w:sz w:val="24"/>
-        </w:rPr>
-        <w:t xml:space="preserve">groot. Een onderdeel is de schenking uit 1957 van de geschenken aan Juliana bij haar bezoek </w:t>
-      </w:r>
-      <w:r>
-        <w:rPr>
-          <w:rFonts w:ascii="Charis SIL Italic" w:hAnsi="Charis SIL Italic" w:eastAsia="Charis SIL Italic"/>
-          <w:b w:val="0"/>
-          <w:i w:val="0"/>
-          <w:color w:val="000000"/>
-          <w:sz w:val="24"/>
-        </w:rPr>
-        <w:t>aan Suriname in 1955.</w:t>
       </w:r>
     </w:p>
     <w:p>
@@ -1697,8 +1727,68 @@
         <w:autoSpaceDN w:val="0"/>
         <w:autoSpaceDE w:val="0"/>
         <w:widowControl/>
-        <w:spacing w:line="580" w:lineRule="exact" w:before="0" w:after="0"/>
-        <w:ind w:left="10" w:right="6336" w:firstLine="0"/>
+        <w:spacing w:line="358" w:lineRule="exact" w:before="256" w:after="0"/>
+        <w:ind w:left="10" w:right="0" w:firstLine="0"/>
+        <w:jc w:val="left"/>
+      </w:pPr>
+      <w:r>
+        <w:rPr>
+          <w:rFonts w:ascii="Charis SIL Bold" w:hAnsi="Charis SIL Bold" w:eastAsia="Charis SIL Bold"/>
+          <w:b/>
+          <w:i w:val="0"/>
+          <w:color w:val="000000"/>
+          <w:sz w:val="24"/>
+        </w:rPr>
+        <w:t>Museon-Omniversum</w:t>
+      </w:r>
+    </w:p>
+    <w:p>
+      <w:pPr>
+        <w:autoSpaceDN w:val="0"/>
+        <w:autoSpaceDE w:val="0"/>
+        <w:widowControl/>
+        <w:spacing w:line="288" w:lineRule="exact" w:before="314" w:after="0"/>
+        <w:ind w:left="10" w:right="20" w:firstLine="0"/>
+        <w:jc w:val="both"/>
+      </w:pPr>
+      <w:r>
+        <w:rPr>
+          <w:rFonts w:ascii="Charis SIL Italic" w:hAnsi="Charis SIL Italic" w:eastAsia="Charis SIL Italic"/>
+          <w:b w:val="0"/>
+          <w:i w:val="0"/>
+          <w:color w:val="000000"/>
+          <w:sz w:val="24"/>
+        </w:rPr>
+        <w:t xml:space="preserve">Volgens Vruggink en Paasman is de Surinamecollectie ongeveer vier- tot vijfduizend objecten </w:t>
+      </w:r>
+      <w:r>
+        <w:rPr>
+          <w:rFonts w:ascii="Charis SIL Italic" w:hAnsi="Charis SIL Italic" w:eastAsia="Charis SIL Italic"/>
+          <w:b w:val="0"/>
+          <w:i w:val="0"/>
+          <w:color w:val="000000"/>
+          <w:sz w:val="24"/>
+        </w:rPr>
+        <w:t xml:space="preserve">groot. Een onderdeel is de schenking uit 1957 van de geschenken aan Juliana bij haar bezoek </w:t>
+      </w:r>
+      <w:r>
+        <w:rPr>
+          <w:rFonts w:ascii="Charis SIL Italic" w:hAnsi="Charis SIL Italic" w:eastAsia="Charis SIL Italic"/>
+          <w:b w:val="0"/>
+          <w:i w:val="0"/>
+          <w:color w:val="000000"/>
+          <w:sz w:val="24"/>
+        </w:rPr>
+        <w:t>aan Suriname in 1955.</w:t>
+      </w:r>
+    </w:p>
+    <w:p>
+      <w:pPr>
+        <w:autoSpaceDN w:val="0"/>
+        <w:autoSpaceDE w:val="0"/>
+        <w:widowControl/>
+        <w:spacing w:line="354" w:lineRule="exact" w:before="174" w:after="0"/>
+        <w:ind w:left="10" w:right="0" w:firstLine="0"/>
         <w:jc w:val="left"/>
       </w:pPr>
       <w:r>
@@ -1802,65 +1892,130 @@
             <w:rPr>
               <w:rStyle w:val="Hyperlink"/>
             </w:rPr>
-            <w:t xml:space="preserve">1923 </w:t>
+            <w:t>1923</w:t>
           </w:r>
         </w:hyperlink>
-      </w:r>
-      <w:r>
-        <w:br/>
-      </w:r>
-      <w:r>
-        <w:rPr>
-          <w:rFonts w:ascii="Charis SIL Bold" w:hAnsi="Charis SIL Bold" w:eastAsia="Charis SIL Bold"/>
-          <w:b/>
-          <w:i w:val="0"/>
-          <w:color w:val="000000"/>
-          <w:sz w:val="24"/>
-        </w:rPr>
-        <w:t xml:space="preserve">Koninklijke Verzamelingen </w:t>
-      </w:r>
-      <w:r>
-        <w:br/>
-      </w:r>
-      <w:r>
-        <w:rPr>
-          <w:rFonts w:ascii="Charis SIL Italic" w:hAnsi="Charis SIL Italic" w:eastAsia="Charis SIL Italic"/>
-          <w:b w:val="0"/>
-          <w:i w:val="0"/>
-          <w:color w:val="000000"/>
-          <w:sz w:val="24"/>
-        </w:rPr>
-        <w:t>Vooral veel foto's.</w:t>
       </w:r>
     </w:p>
     <w:p>
       <w:pPr>
         <w:autoSpaceDN w:val="0"/>
-        <w:tabs>
-          <w:tab w:pos="398" w:val="left"/>
-        </w:tabs>
         <w:autoSpaceDE w:val="0"/>
         <w:widowControl/>
-        <w:spacing w:line="478" w:lineRule="exact" w:before="136" w:after="0"/>
+        <w:spacing w:line="358" w:lineRule="exact" w:before="254" w:after="0"/>
+        <w:ind w:left="10" w:right="0" w:firstLine="0"/>
+        <w:jc w:val="left"/>
+      </w:pPr>
+      <w:r>
+        <w:rPr>
+          <w:rFonts w:ascii="Charis SIL Bold" w:hAnsi="Charis SIL Bold" w:eastAsia="Charis SIL Bold"/>
+          <w:b/>
+          <w:i w:val="0"/>
+          <w:color w:val="000000"/>
+          <w:sz w:val="24"/>
+        </w:rPr>
+        <w:t>Koninklijke Verzamelingen</w:t>
+      </w:r>
+    </w:p>
+    <w:p>
+      <w:pPr>
+        <w:autoSpaceDN w:val="0"/>
+        <w:autoSpaceDE w:val="0"/>
+        <w:widowControl/>
+        <w:spacing w:line="354" w:lineRule="exact" w:before="248" w:after="0"/>
+        <w:ind w:left="10" w:right="0" w:firstLine="0"/>
+        <w:jc w:val="left"/>
+      </w:pPr>
+      <w:r>
+        <w:rPr>
+          <w:rFonts w:ascii="Charis SIL Italic" w:hAnsi="Charis SIL Italic" w:eastAsia="Charis SIL Italic"/>
+          <w:b w:val="0"/>
+          <w:i w:val="0"/>
+          <w:color w:val="000000"/>
+          <w:sz w:val="24"/>
+        </w:rPr>
+        <w:t>Vooral veel foto's.</w:t>
+      </w:r>
+    </w:p>
+    <w:p>
+      <w:pPr>
+        <w:autoSpaceDN w:val="0"/>
+        <w:autoSpaceDE w:val="0"/>
+        <w:widowControl/>
+        <w:spacing w:line="360" w:lineRule="exact" w:before="254" w:after="0"/>
+        <w:ind w:left="10" w:right="0" w:firstLine="0"/>
+        <w:jc w:val="left"/>
+      </w:pPr>
+      <w:r>
+        <w:rPr>
+          <w:rFonts w:ascii="Charis SIL Bold" w:hAnsi="Charis SIL Bold" w:eastAsia="Charis SIL Bold"/>
+          <w:b/>
+          <w:i w:val="0"/>
+          <w:color w:val="000000"/>
+          <w:sz w:val="24"/>
+        </w:rPr>
+        <w:t>AfricaMuseum, Tervuren</w:t>
+      </w:r>
+    </w:p>
+    <w:p>
+      <w:pPr>
+        <w:autoSpaceDN w:val="0"/>
+        <w:autoSpaceDE w:val="0"/>
+        <w:widowControl/>
+        <w:spacing w:line="288" w:lineRule="exact" w:before="312" w:after="0"/>
         <w:ind w:left="10" w:right="144" w:firstLine="0"/>
         <w:jc w:val="left"/>
       </w:pPr>
       <w:r>
         <w:rPr>
+          <w:rFonts w:ascii="Charis SIL Italic" w:hAnsi="Charis SIL Italic" w:eastAsia="Charis SIL Italic"/>
+          <w:b w:val="0"/>
+          <w:i w:val="0"/>
+          <w:color w:val="000000"/>
+          <w:sz w:val="24"/>
+        </w:rPr>
+        <w:t xml:space="preserve">R.G. 48.42.4 genoemd in catalogus en Maroon arts, is een Aukaanse kam die tussen 1893 en </w:t>
+      </w:r>
+      <w:r>
+        <w:rPr>
+          <w:rFonts w:ascii="Charis SIL Italic" w:hAnsi="Charis SIL Italic" w:eastAsia="Charis SIL Italic"/>
+          <w:b w:val="0"/>
+          <w:i w:val="0"/>
+          <w:color w:val="000000"/>
+          <w:sz w:val="24"/>
+        </w:rPr>
+        <w:t>1896 is verzameld... Van Panhuys?</w:t>
+      </w:r>
+    </w:p>
+    <w:p>
+      <w:pPr>
+        <w:autoSpaceDN w:val="0"/>
+        <w:autoSpaceDE w:val="0"/>
+        <w:widowControl/>
+        <w:spacing w:line="360" w:lineRule="exact" w:before="254" w:after="0"/>
+        <w:ind w:left="10" w:right="0" w:firstLine="0"/>
+        <w:jc w:val="left"/>
+      </w:pPr>
+      <w:r>
+        <w:rPr>
           <w:rFonts w:ascii="Charis SIL Bold" w:hAnsi="Charis SIL Bold" w:eastAsia="Charis SIL Bold"/>
           <w:b/>
           <w:i w:val="0"/>
           <w:color w:val="000000"/>
           <w:sz w:val="24"/>
         </w:rPr>
-        <w:t>KZGW</w:t>
-      </w:r>
-      <w:r>
-        <w:br/>
-      </w:r>
-      <w:r>
-        <w:tab/>
-      </w:r>
+        <w:t>MQB</w:t>
+      </w:r>
+    </w:p>
+    <w:p>
+      <w:pPr>
+        <w:autoSpaceDN w:val="0"/>
+        <w:autoSpaceDE w:val="0"/>
+        <w:widowControl/>
+        <w:spacing w:line="352" w:lineRule="exact" w:before="248" w:after="0"/>
+        <w:ind w:left="398" w:right="0" w:firstLine="0"/>
+        <w:jc w:val="left"/>
+      </w:pPr>
       <w:r>
         <w:rPr>
           <w:rFonts w:ascii="Charis SIL Italic" w:hAnsi="Charis SIL Italic" w:eastAsia="Charis SIL Italic"/>
@@ -1869,7 +2024,77 @@
           <w:color w:val="000000"/>
           <w:sz w:val="24"/>
         </w:rPr>
-        <w:t xml:space="preserve">•  </w:t>
+        <w:t>•  1897: Martin François Geay [verzameling](https://collections.quaibranly.fr/?</w:t>
+      </w:r>
+    </w:p>
+    <w:p>
+      <w:pPr>
+        <w:autoSpaceDN w:val="0"/>
+        <w:autoSpaceDE w:val="0"/>
+        <w:widowControl/>
+        <w:spacing w:line="288" w:lineRule="exact" w:before="64" w:after="0"/>
+        <w:ind w:left="610" w:right="0" w:firstLine="0"/>
+        <w:jc w:val="left"/>
+      </w:pPr>
+      <w:r>
+        <w:rPr>
+          <w:rFonts w:ascii="Charis SIL Italic" w:hAnsi="Charis SIL Italic" w:eastAsia="Charis SIL Italic"/>
+          <w:b w:val="0"/>
+          <w:i w:val="0"/>
+          <w:color w:val="000000"/>
+          <w:sz w:val="24"/>
+        </w:rPr>
+        <w:t xml:space="preserve">state={"matchAllCriteria":true,"customSearchCriteria":[{"field":"/Record/ConX/ </w:t>
+      </w:r>
+      <w:r>
+        <w:rPr>
+          <w:rFonts w:ascii="Charis SIL Italic" w:hAnsi="Charis SIL Italic" w:eastAsia="Charis SIL Italic"/>
+          <w:b w:val="0"/>
+          <w:i w:val="0"/>
+          <w:color w:val="000000"/>
+          <w:sz w:val="24"/>
+        </w:rPr>
+        <w:t xml:space="preserve">AlphaSortConX,/Record/ConXother/AlphaSort","fieldLabel":"","searchValues":["[Geay, </w:t>
+      </w:r>
+      <w:r>
+        <w:rPr>
+          <w:rFonts w:ascii="Charis SIL Italic" w:hAnsi="Charis SIL Italic" w:eastAsia="Charis SIL Italic"/>
+          <w:b w:val="0"/>
+          <w:i w:val="0"/>
+          <w:color w:val="000000"/>
+          <w:sz w:val="24"/>
+        </w:rPr>
+        <w:t xml:space="preserve">Martin-François]"],"description":"Personne(s) : Geay, Martin-François"}]}), lijkt niet uit </w:t>
+      </w:r>
+      <w:r>
+        <w:rPr>
+          <w:rFonts w:ascii="Charis SIL Italic" w:hAnsi="Charis SIL Italic" w:eastAsia="Charis SIL Italic"/>
+          <w:b w:val="0"/>
+          <w:i w:val="0"/>
+          <w:color w:val="000000"/>
+          <w:sz w:val="24"/>
+        </w:rPr>
+        <w:t>het Marowijnegebied afkomstig, dus hoeft niet in deze zoekhulp</w:t>
+      </w:r>
+    </w:p>
+    <w:p>
+      <w:pPr>
+        <w:autoSpaceDN w:val="0"/>
+        <w:autoSpaceDE w:val="0"/>
+        <w:widowControl/>
+        <w:spacing w:line="352" w:lineRule="exact" w:before="176" w:after="0"/>
+        <w:ind w:left="398" w:right="0" w:firstLine="0"/>
+        <w:jc w:val="left"/>
+      </w:pPr>
+      <w:r>
+        <w:rPr>
+          <w:rFonts w:ascii="Charis SIL Italic" w:hAnsi="Charis SIL Italic" w:eastAsia="Charis SIL Italic"/>
+          <w:b w:val="0"/>
+          <w:i w:val="0"/>
+          <w:color w:val="000000"/>
+          <w:sz w:val="24"/>
+        </w:rPr>
+        <w:t xml:space="preserve">•  1948-1950: </w:t>
       </w:r>
       <w:r>
         <w:rPr>
@@ -1885,7 +2110,7 @@
             <w:rPr>
               <w:rStyle w:val="Hyperlink"/>
             </w:rPr>
-            <w:t>Schenkingen</w:t>
+            <w:t>Edgar</w:t>
           </w:r>
         </w:hyperlink>
       </w:r>
@@ -1894,26 +2119,11 @@
           <w:rFonts w:ascii="Charis SIL Italic" w:hAnsi="Charis SIL Italic" w:eastAsia="Charis SIL Italic"/>
           <w:b w:val="0"/>
           <w:i w:val="0"/>
-          <w:color w:val="000000"/>
-          <w:sz w:val="24"/>
-        </w:rPr>
-        <w:t xml:space="preserve"> door Lammens</w:t>
-      </w:r>
-      <w:r>
-        <w:br/>
-      </w:r>
-      <w:r>
-        <w:tab/>
-      </w:r>
-      <w:r>
-        <w:rPr>
-          <w:rFonts w:ascii="Charis SIL Italic" w:hAnsi="Charis SIL Italic" w:eastAsia="Charis SIL Italic"/>
-          <w:b w:val="0"/>
-          <w:i w:val="0"/>
-          <w:color w:val="000000"/>
-          <w:sz w:val="24"/>
-        </w:rPr>
-        <w:t xml:space="preserve">•  </w:t>
+          <w:color w:val="0000FF"/>
+          <w:sz w:val="24"/>
+          <w:u w:val="single"/>
+        </w:rPr>
+        <w:t xml:space="preserve"> </w:t>
       </w:r>
       <w:r>
         <w:rPr>
@@ -1929,7 +2139,7 @@
             <w:rPr>
               <w:rStyle w:val="Hyperlink"/>
             </w:rPr>
-            <w:t>Schenkingen</w:t>
+            <w:t>Aubert</w:t>
           </w:r>
         </w:hyperlink>
       </w:r>
@@ -1938,75 +2148,117 @@
           <w:rFonts w:ascii="Charis SIL Italic" w:hAnsi="Charis SIL Italic" w:eastAsia="Charis SIL Italic"/>
           <w:b w:val="0"/>
           <w:i w:val="0"/>
+          <w:color w:val="0000FF"/>
+          <w:sz w:val="24"/>
+          <w:u w:val="single"/>
+        </w:rPr>
+        <w:t xml:space="preserve"> </w:t>
+      </w:r>
+      <w:r>
+        <w:rPr>
+          <w:rFonts w:ascii="Charis SIL Italic" w:hAnsi="Charis SIL Italic" w:eastAsia="Charis SIL Italic"/>
+          <w:b w:val="0"/>
+          <w:i w:val="0"/>
+          <w:color w:val="0000FF"/>
+          <w:sz w:val="24"/>
+          <w:u w:val="single"/>
+        </w:rPr>
+        <w:hyperlink r:id="rId23" w:history="1">
+          <w:r>
+            <w:rPr>
+              <w:rStyle w:val="Hyperlink"/>
+            </w:rPr>
+            <w:t>de</w:t>
+          </w:r>
+        </w:hyperlink>
+      </w:r>
+      <w:r>
+        <w:rPr>
+          <w:rFonts w:ascii="Charis SIL Italic" w:hAnsi="Charis SIL Italic" w:eastAsia="Charis SIL Italic"/>
+          <w:b w:val="0"/>
+          <w:i w:val="0"/>
+          <w:color w:val="0000FF"/>
+          <w:sz w:val="24"/>
+          <w:u w:val="single"/>
+        </w:rPr>
+        <w:t xml:space="preserve"> </w:t>
+      </w:r>
+      <w:r>
+        <w:rPr>
+          <w:rFonts w:ascii="Charis SIL Italic" w:hAnsi="Charis SIL Italic" w:eastAsia="Charis SIL Italic"/>
+          <w:b w:val="0"/>
+          <w:i w:val="0"/>
+          <w:color w:val="0000FF"/>
+          <w:sz w:val="24"/>
+          <w:u w:val="single"/>
+        </w:rPr>
+        <w:hyperlink r:id="rId23" w:history="1">
+          <w:r>
+            <w:rPr>
+              <w:rStyle w:val="Hyperlink"/>
+            </w:rPr>
+            <w:t>la</w:t>
+          </w:r>
+        </w:hyperlink>
+      </w:r>
+      <w:r>
+        <w:rPr>
+          <w:rFonts w:ascii="Charis SIL Italic" w:hAnsi="Charis SIL Italic" w:eastAsia="Charis SIL Italic"/>
+          <w:b w:val="0"/>
+          <w:i w:val="0"/>
+          <w:color w:val="0000FF"/>
+          <w:sz w:val="24"/>
+          <w:u w:val="single"/>
+        </w:rPr>
+        <w:t xml:space="preserve"> </w:t>
+      </w:r>
+      <w:r>
+        <w:rPr>
+          <w:rFonts w:ascii="Charis SIL Italic" w:hAnsi="Charis SIL Italic" w:eastAsia="Charis SIL Italic"/>
+          <w:b w:val="0"/>
+          <w:i w:val="0"/>
+          <w:color w:val="0000FF"/>
+          <w:sz w:val="24"/>
+          <w:u w:val="single"/>
+        </w:rPr>
+        <w:hyperlink r:id="rId23" w:history="1">
+          <w:r>
+            <w:rPr>
+              <w:rStyle w:val="Hyperlink"/>
+            </w:rPr>
+            <w:t>Rüe</w:t>
+          </w:r>
+        </w:hyperlink>
+      </w:r>
+      <w:r>
+        <w:rPr>
+          <w:rFonts w:ascii="Charis SIL Italic" w:hAnsi="Charis SIL Italic" w:eastAsia="Charis SIL Italic"/>
+          <w:b w:val="0"/>
+          <w:i w:val="0"/>
           <w:color w:val="000000"/>
           <w:sz w:val="24"/>
         </w:rPr>
-        <w:t xml:space="preserve"> door Georg Frederik thoe Schwartzenberg en Hohenlansberg </w:t>
-      </w:r>
-      <w:r>
-        <w:br/>
-      </w:r>
-      <w:r>
-        <w:rPr>
-          <w:rFonts w:ascii="Charis SIL Bold" w:hAnsi="Charis SIL Bold" w:eastAsia="Charis SIL Bold"/>
-          <w:b/>
-          <w:i w:val="0"/>
-          <w:color w:val="000000"/>
-          <w:sz w:val="24"/>
-        </w:rPr>
-        <w:t xml:space="preserve">AfricaMuseum, Tervuren </w:t>
-      </w:r>
-      <w:r>
-        <w:br/>
-      </w:r>
-      <w:r>
-        <w:rPr>
-          <w:rFonts w:ascii="Charis SIL Italic" w:hAnsi="Charis SIL Italic" w:eastAsia="Charis SIL Italic"/>
-          <w:b w:val="0"/>
-          <w:i w:val="0"/>
-          <w:color w:val="000000"/>
-          <w:sz w:val="24"/>
-        </w:rPr>
-        <w:t xml:space="preserve">R.G. 48.42.4 genoemd in catalogus en Maroon arts, is een Aukaanse kam die tussen 1893 en </w:t>
-      </w:r>
-      <w:r>
-        <w:rPr>
-          <w:rFonts w:ascii="Charis SIL Italic" w:hAnsi="Charis SIL Italic" w:eastAsia="Charis SIL Italic"/>
-          <w:b w:val="0"/>
-          <w:i w:val="0"/>
-          <w:color w:val="000000"/>
-          <w:sz w:val="24"/>
-        </w:rPr>
-        <w:t>1896 is verzameld... Van Panhuys?</w:t>
+        <w:t xml:space="preserve"> [verzameling](https://collections.quaibranly.fr/?</w:t>
       </w:r>
     </w:p>
     <w:p>
       <w:pPr>
         <w:autoSpaceDN w:val="0"/>
-        <w:tabs>
-          <w:tab w:pos="398" w:val="left"/>
-        </w:tabs>
         <w:autoSpaceDE w:val="0"/>
         <w:widowControl/>
-        <w:spacing w:line="600" w:lineRule="exact" w:before="14" w:after="0"/>
-        <w:ind w:left="10" w:right="1008" w:firstLine="0"/>
+        <w:spacing w:line="288" w:lineRule="exact" w:before="64" w:after="0"/>
+        <w:ind w:left="610" w:right="0" w:firstLine="0"/>
         <w:jc w:val="left"/>
       </w:pPr>
       <w:r>
         <w:rPr>
-          <w:rFonts w:ascii="Charis SIL Bold" w:hAnsi="Charis SIL Bold" w:eastAsia="Charis SIL Bold"/>
-          <w:b/>
+          <w:rFonts w:ascii="Charis SIL Italic" w:hAnsi="Charis SIL Italic" w:eastAsia="Charis SIL Italic"/>
+          <w:b w:val="0"/>
           <w:i w:val="0"/>
           <w:color w:val="000000"/>
           <w:sz w:val="24"/>
         </w:rPr>
-        <w:t>MQB</w:t>
-      </w:r>
-      <w:r>
-        <w:br/>
-      </w:r>
-      <w:r>
-        <w:tab/>
+        <w:t>state={"ma</w:t>
       </w:r>
       <w:r>
         <w:rPr>
@@ -2016,7 +2268,173 @@
           <w:color w:val="000000"/>
           <w:sz w:val="24"/>
         </w:rPr>
-        <w:t>•  1897: Martin François Geay [verzameling](https://collections.quaibranly.fr/?</w:t>
+        <w:hyperlink r:id="rId23" w:history="1">
+          <w:r>
+            <w:rPr>
+              <w:rStyle w:val="Hyperlink"/>
+            </w:rPr>
+            <w:t>tchAll</w:t>
+          </w:r>
+        </w:hyperlink>
+      </w:r>
+      <w:r>
+        <w:rPr>
+          <w:rFonts w:ascii="Charis SIL Italic" w:hAnsi="Charis SIL Italic" w:eastAsia="Charis SIL Italic"/>
+          <w:b w:val="0"/>
+          <w:i w:val="0"/>
+          <w:color w:val="000000"/>
+          <w:sz w:val="24"/>
+        </w:rPr>
+        <w:t>C</w:t>
+      </w:r>
+      <w:r>
+        <w:rPr>
+          <w:rFonts w:ascii="Charis SIL Italic" w:hAnsi="Charis SIL Italic" w:eastAsia="Charis SIL Italic"/>
+          <w:b w:val="0"/>
+          <w:i w:val="0"/>
+          <w:color w:val="000000"/>
+          <w:sz w:val="24"/>
+        </w:rPr>
+        <w:hyperlink r:id="rId23" w:history="1">
+          <w:r>
+            <w:rPr>
+              <w:rStyle w:val="Hyperlink"/>
+            </w:rPr>
+            <w:t>riteria</w:t>
+          </w:r>
+        </w:hyperlink>
+      </w:r>
+      <w:r>
+        <w:rPr>
+          <w:rFonts w:ascii="Charis SIL Italic" w:hAnsi="Charis SIL Italic" w:eastAsia="Charis SIL Italic"/>
+          <w:b w:val="0"/>
+          <w:i w:val="0"/>
+          <w:color w:val="000000"/>
+          <w:sz w:val="24"/>
+        </w:rPr>
+        <w:hyperlink r:id="rId23" w:history="1">
+          <w:r>
+            <w:rPr>
+              <w:rStyle w:val="Hyperlink"/>
+            </w:rPr>
+            <w:t>"</w:t>
+          </w:r>
+        </w:hyperlink>
+      </w:r>
+      <w:r>
+        <w:rPr>
+          <w:rFonts w:ascii="Charis SIL Italic" w:hAnsi="Charis SIL Italic" w:eastAsia="Charis SIL Italic"/>
+          <w:b w:val="0"/>
+          <w:i w:val="0"/>
+          <w:color w:val="000000"/>
+          <w:sz w:val="24"/>
+        </w:rPr>
+        <w:hyperlink r:id="rId23" w:history="1">
+          <w:r>
+            <w:rPr>
+              <w:rStyle w:val="Hyperlink"/>
+            </w:rPr>
+            <w:t>:tr</w:t>
+          </w:r>
+        </w:hyperlink>
+      </w:r>
+      <w:r>
+        <w:rPr>
+          <w:rFonts w:ascii="Charis SIL Italic" w:hAnsi="Charis SIL Italic" w:eastAsia="Charis SIL Italic"/>
+          <w:b w:val="0"/>
+          <w:i w:val="0"/>
+          <w:color w:val="000000"/>
+          <w:sz w:val="24"/>
+        </w:rPr>
+        <w:hyperlink r:id="rId23" w:history="1">
+          <w:r>
+            <w:rPr>
+              <w:rStyle w:val="Hyperlink"/>
+            </w:rPr>
+            <w:t>u</w:t>
+          </w:r>
+        </w:hyperlink>
+      </w:r>
+      <w:r>
+        <w:rPr>
+          <w:rFonts w:ascii="Charis SIL Italic" w:hAnsi="Charis SIL Italic" w:eastAsia="Charis SIL Italic"/>
+          <w:b w:val="0"/>
+          <w:i w:val="0"/>
+          <w:color w:val="000000"/>
+          <w:sz w:val="24"/>
+        </w:rPr>
+        <w:hyperlink r:id="rId23" w:history="1">
+          <w:r>
+            <w:rPr>
+              <w:rStyle w:val="Hyperlink"/>
+            </w:rPr>
+            <w:t>e</w:t>
+          </w:r>
+        </w:hyperlink>
+      </w:r>
+      <w:r>
+        <w:rPr>
+          <w:rFonts w:ascii="Charis SIL Italic" w:hAnsi="Charis SIL Italic" w:eastAsia="Charis SIL Italic"/>
+          <w:b w:val="0"/>
+          <w:i w:val="0"/>
+          <w:color w:val="000000"/>
+          <w:sz w:val="24"/>
+        </w:rPr>
+        <w:hyperlink r:id="rId23" w:history="1">
+          <w:r>
+            <w:rPr>
+              <w:rStyle w:val="Hyperlink"/>
+            </w:rPr>
+            <w:t>,</w:t>
+          </w:r>
+        </w:hyperlink>
+      </w:r>
+      <w:r>
+        <w:rPr>
+          <w:rFonts w:ascii="Charis SIL Italic" w:hAnsi="Charis SIL Italic" w:eastAsia="Charis SIL Italic"/>
+          <w:b w:val="0"/>
+          <w:i w:val="0"/>
+          <w:color w:val="000000"/>
+          <w:sz w:val="24"/>
+        </w:rPr>
+        <w:hyperlink r:id="rId23" w:history="1">
+          <w:r>
+            <w:rPr>
+              <w:rStyle w:val="Hyperlink"/>
+            </w:rPr>
+            <w:t>"cus</w:t>
+          </w:r>
+        </w:hyperlink>
+      </w:r>
+      <w:r>
+        <w:rPr>
+          <w:rFonts w:ascii="Charis SIL Italic" w:hAnsi="Charis SIL Italic" w:eastAsia="Charis SIL Italic"/>
+          <w:b w:val="0"/>
+          <w:i w:val="0"/>
+          <w:color w:val="000000"/>
+          <w:sz w:val="24"/>
+        </w:rPr>
+        <w:t xml:space="preserve">tomSearchCriteria":[{"field":"/Record/ConX/ </w:t>
+      </w:r>
+      <w:r>
+        <w:rPr>
+          <w:rFonts w:ascii="Charis SIL Italic" w:hAnsi="Charis SIL Italic" w:eastAsia="Charis SIL Italic"/>
+          <w:b w:val="0"/>
+          <w:i w:val="0"/>
+          <w:color w:val="000000"/>
+          <w:sz w:val="24"/>
+        </w:rPr>
+        <w:t xml:space="preserve">AlphaSortConX,/Record/ConXother/AlphaSort","fieldLabel":"","searchValues":["[Aubert </w:t>
+      </w:r>
+      <w:r>
+        <w:rPr>
+          <w:rFonts w:ascii="Charis SIL Italic" w:hAnsi="Charis SIL Italic" w:eastAsia="Charis SIL Italic"/>
+          <w:b w:val="0"/>
+          <w:i w:val="0"/>
+          <w:color w:val="000000"/>
+          <w:sz w:val="24"/>
+        </w:rPr>
+        <w:t>de la Rüe, Edgar]"],"description":"Personne(s) : Aubert de la Rüe, Edgar"}]})</w:t>
       </w:r>
     </w:p>
     <w:p>
@@ -2027,8 +2445,8 @@
         </w:tabs>
         <w:autoSpaceDE w:val="0"/>
         <w:widowControl/>
-        <w:spacing w:line="348" w:lineRule="exact" w:before="4" w:after="0"/>
-        <w:ind w:left="398" w:right="0" w:firstLine="0"/>
+        <w:spacing w:line="288" w:lineRule="exact" w:before="240" w:after="0"/>
+        <w:ind w:left="398" w:right="720" w:firstLine="0"/>
         <w:jc w:val="left"/>
       </w:pPr>
       <w:r>
@@ -2039,7 +2457,7 @@
           <w:color w:val="000000"/>
           <w:sz w:val="24"/>
         </w:rPr>
-        <w:t xml:space="preserve">state={"matchAllCriteria":true,"customSearchCriteria":[{"field":"/Record/ConX/ </w:t>
+        <w:t xml:space="preserve">•  1968-1969: Claude Bernardin [verzameling](https://collections.quaibranly.fr/? </w:t>
       </w:r>
       <w:r>
         <w:rPr>
@@ -2049,340 +2467,14 @@
           <w:color w:val="000000"/>
           <w:sz w:val="24"/>
         </w:rPr>
-        <w:t xml:space="preserve">AlphaSortConX,/Record/ConXother/AlphaSort","fieldLabel":"","searchValues":["[Geay, </w:t>
-      </w:r>
-      <w:r>
-        <w:rPr>
-          <w:rFonts w:ascii="Charis SIL Italic" w:hAnsi="Charis SIL Italic" w:eastAsia="Charis SIL Italic"/>
-          <w:b w:val="0"/>
-          <w:i w:val="0"/>
-          <w:color w:val="000000"/>
-          <w:sz w:val="24"/>
-        </w:rPr>
-        <w:t xml:space="preserve">Martin-François]"],"description":"Personne(s) : Geay, Martin-François"}]}), lijkt niet uit </w:t>
-      </w:r>
-      <w:r>
-        <w:rPr>
-          <w:rFonts w:ascii="Charis SIL Italic" w:hAnsi="Charis SIL Italic" w:eastAsia="Charis SIL Italic"/>
-          <w:b w:val="0"/>
-          <w:i w:val="0"/>
-          <w:color w:val="000000"/>
-          <w:sz w:val="24"/>
-        </w:rPr>
-        <w:t>het Marowijnegebied afkomstig, dus hoeft niet in deze zoekhulp</w:t>
-      </w:r>
-      <w:r>
-        <w:br/>
-      </w:r>
-      <w:r>
-        <w:rPr>
-          <w:rFonts w:ascii="Charis SIL Italic" w:hAnsi="Charis SIL Italic" w:eastAsia="Charis SIL Italic"/>
-          <w:b w:val="0"/>
-          <w:i w:val="0"/>
-          <w:color w:val="000000"/>
-          <w:sz w:val="24"/>
-        </w:rPr>
-        <w:t xml:space="preserve">•  1948-1950: </w:t>
-      </w:r>
-      <w:r>
-        <w:rPr>
-          <w:rFonts w:ascii="Charis SIL Italic" w:hAnsi="Charis SIL Italic" w:eastAsia="Charis SIL Italic"/>
-          <w:b w:val="0"/>
-          <w:i w:val="0"/>
-          <w:color w:val="0000FF"/>
-          <w:sz w:val="24"/>
-          <w:u w:val="single"/>
-        </w:rPr>
-        <w:hyperlink r:id="rId24" w:history="1">
-          <w:r>
-            <w:rPr>
-              <w:rStyle w:val="Hyperlink"/>
-            </w:rPr>
-            <w:t>Edgar</w:t>
-          </w:r>
-        </w:hyperlink>
-      </w:r>
-      <w:r>
-        <w:rPr>
-          <w:rFonts w:ascii="Charis SIL Italic" w:hAnsi="Charis SIL Italic" w:eastAsia="Charis SIL Italic"/>
-          <w:b w:val="0"/>
-          <w:i w:val="0"/>
-          <w:color w:val="0000FF"/>
-          <w:sz w:val="24"/>
-          <w:u w:val="single"/>
-        </w:rPr>
-        <w:t xml:space="preserve"> </w:t>
-      </w:r>
-      <w:r>
-        <w:rPr>
-          <w:rFonts w:ascii="Charis SIL Italic" w:hAnsi="Charis SIL Italic" w:eastAsia="Charis SIL Italic"/>
-          <w:b w:val="0"/>
-          <w:i w:val="0"/>
-          <w:color w:val="0000FF"/>
-          <w:sz w:val="24"/>
-          <w:u w:val="single"/>
-        </w:rPr>
-        <w:hyperlink r:id="rId24" w:history="1">
-          <w:r>
-            <w:rPr>
-              <w:rStyle w:val="Hyperlink"/>
-            </w:rPr>
-            <w:t>Aubert</w:t>
-          </w:r>
-        </w:hyperlink>
-      </w:r>
-      <w:r>
-        <w:rPr>
-          <w:rFonts w:ascii="Charis SIL Italic" w:hAnsi="Charis SIL Italic" w:eastAsia="Charis SIL Italic"/>
-          <w:b w:val="0"/>
-          <w:i w:val="0"/>
-          <w:color w:val="0000FF"/>
-          <w:sz w:val="24"/>
-          <w:u w:val="single"/>
-        </w:rPr>
-        <w:t xml:space="preserve"> </w:t>
-      </w:r>
-      <w:r>
-        <w:rPr>
-          <w:rFonts w:ascii="Charis SIL Italic" w:hAnsi="Charis SIL Italic" w:eastAsia="Charis SIL Italic"/>
-          <w:b w:val="0"/>
-          <w:i w:val="0"/>
-          <w:color w:val="0000FF"/>
-          <w:sz w:val="24"/>
-          <w:u w:val="single"/>
-        </w:rPr>
-        <w:hyperlink r:id="rId24" w:history="1">
-          <w:r>
-            <w:rPr>
-              <w:rStyle w:val="Hyperlink"/>
-            </w:rPr>
-            <w:t>de</w:t>
-          </w:r>
-        </w:hyperlink>
-      </w:r>
-      <w:r>
-        <w:rPr>
-          <w:rFonts w:ascii="Charis SIL Italic" w:hAnsi="Charis SIL Italic" w:eastAsia="Charis SIL Italic"/>
-          <w:b w:val="0"/>
-          <w:i w:val="0"/>
-          <w:color w:val="0000FF"/>
-          <w:sz w:val="24"/>
-          <w:u w:val="single"/>
-        </w:rPr>
-        <w:t xml:space="preserve"> </w:t>
-      </w:r>
-      <w:r>
-        <w:rPr>
-          <w:rFonts w:ascii="Charis SIL Italic" w:hAnsi="Charis SIL Italic" w:eastAsia="Charis SIL Italic"/>
-          <w:b w:val="0"/>
-          <w:i w:val="0"/>
-          <w:color w:val="0000FF"/>
-          <w:sz w:val="24"/>
-          <w:u w:val="single"/>
-        </w:rPr>
-        <w:hyperlink r:id="rId24" w:history="1">
-          <w:r>
-            <w:rPr>
-              <w:rStyle w:val="Hyperlink"/>
-            </w:rPr>
-            <w:t>la</w:t>
-          </w:r>
-        </w:hyperlink>
-      </w:r>
-      <w:r>
-        <w:rPr>
-          <w:rFonts w:ascii="Charis SIL Italic" w:hAnsi="Charis SIL Italic" w:eastAsia="Charis SIL Italic"/>
-          <w:b w:val="0"/>
-          <w:i w:val="0"/>
-          <w:color w:val="0000FF"/>
-          <w:sz w:val="24"/>
-          <w:u w:val="single"/>
-        </w:rPr>
-        <w:t xml:space="preserve"> </w:t>
-      </w:r>
-      <w:r>
-        <w:rPr>
-          <w:rFonts w:ascii="Charis SIL Italic" w:hAnsi="Charis SIL Italic" w:eastAsia="Charis SIL Italic"/>
-          <w:b w:val="0"/>
-          <w:i w:val="0"/>
-          <w:color w:val="0000FF"/>
-          <w:sz w:val="24"/>
-          <w:u w:val="single"/>
-        </w:rPr>
-        <w:hyperlink r:id="rId24" w:history="1">
-          <w:r>
-            <w:rPr>
-              <w:rStyle w:val="Hyperlink"/>
-            </w:rPr>
-            <w:t>Rüe</w:t>
-          </w:r>
-        </w:hyperlink>
-      </w:r>
-      <w:r>
-        <w:rPr>
-          <w:rFonts w:ascii="Charis SIL Italic" w:hAnsi="Charis SIL Italic" w:eastAsia="Charis SIL Italic"/>
-          <w:b w:val="0"/>
-          <w:i w:val="0"/>
-          <w:color w:val="000000"/>
-          <w:sz w:val="24"/>
-        </w:rPr>
-        <w:t xml:space="preserve"> [verzameling](https://collections.quaibranly.fr/?</w:t>
-      </w:r>
-    </w:p>
-    <w:p>
-      <w:pPr>
-        <w:autoSpaceDN w:val="0"/>
-        <w:autoSpaceDE w:val="0"/>
-        <w:widowControl/>
-        <w:spacing w:line="352" w:lineRule="exact" w:before="0" w:after="0"/>
-        <w:ind w:left="610" w:right="0" w:firstLine="0"/>
-        <w:jc w:val="left"/>
-      </w:pPr>
-      <w:r>
-        <w:rPr>
-          <w:rFonts w:ascii="Charis SIL Italic" w:hAnsi="Charis SIL Italic" w:eastAsia="Charis SIL Italic"/>
-          <w:b w:val="0"/>
-          <w:i w:val="0"/>
-          <w:color w:val="000000"/>
-          <w:sz w:val="24"/>
-        </w:rPr>
-        <w:t>state={"matchAllC</w:t>
-      </w:r>
-      <w:r>
-        <w:rPr>
-          <w:rFonts w:ascii="Charis SIL Italic" w:hAnsi="Charis SIL Italic" w:eastAsia="Charis SIL Italic"/>
-          <w:b w:val="0"/>
-          <w:i w:val="0"/>
-          <w:color w:val="000000"/>
-          <w:sz w:val="24"/>
-        </w:rPr>
-        <w:hyperlink r:id="rId24" w:history="1">
-          <w:r>
-            <w:rPr>
-              <w:rStyle w:val="Hyperlink"/>
-            </w:rPr>
-            <w:t>riteria</w:t>
-          </w:r>
-        </w:hyperlink>
-      </w:r>
-      <w:r>
-        <w:rPr>
-          <w:rFonts w:ascii="Charis SIL Italic" w:hAnsi="Charis SIL Italic" w:eastAsia="Charis SIL Italic"/>
-          <w:b w:val="0"/>
-          <w:i w:val="0"/>
-          <w:color w:val="000000"/>
-          <w:sz w:val="24"/>
-        </w:rPr>
-        <w:hyperlink r:id="rId24" w:history="1">
-          <w:r>
-            <w:rPr>
-              <w:rStyle w:val="Hyperlink"/>
-            </w:rPr>
-            <w:t>"</w:t>
-          </w:r>
-        </w:hyperlink>
-      </w:r>
-      <w:r>
-        <w:rPr>
-          <w:rFonts w:ascii="Charis SIL Italic" w:hAnsi="Charis SIL Italic" w:eastAsia="Charis SIL Italic"/>
-          <w:b w:val="0"/>
-          <w:i w:val="0"/>
-          <w:color w:val="000000"/>
-          <w:sz w:val="24"/>
-        </w:rPr>
-        <w:hyperlink r:id="rId24" w:history="1">
-          <w:r>
-            <w:rPr>
-              <w:rStyle w:val="Hyperlink"/>
-            </w:rPr>
-            <w:t>:tr</w:t>
-          </w:r>
-        </w:hyperlink>
-      </w:r>
-      <w:r>
-        <w:rPr>
-          <w:rFonts w:ascii="Charis SIL Italic" w:hAnsi="Charis SIL Italic" w:eastAsia="Charis SIL Italic"/>
-          <w:b w:val="0"/>
-          <w:i w:val="0"/>
-          <w:color w:val="000000"/>
-          <w:sz w:val="24"/>
-        </w:rPr>
-        <w:hyperlink r:id="rId24" w:history="1">
-          <w:r>
-            <w:rPr>
-              <w:rStyle w:val="Hyperlink"/>
-            </w:rPr>
-            <w:t>u</w:t>
-          </w:r>
-        </w:hyperlink>
-      </w:r>
-      <w:r>
-        <w:rPr>
-          <w:rFonts w:ascii="Charis SIL Italic" w:hAnsi="Charis SIL Italic" w:eastAsia="Charis SIL Italic"/>
-          <w:b w:val="0"/>
-          <w:i w:val="0"/>
-          <w:color w:val="000000"/>
-          <w:sz w:val="24"/>
-        </w:rPr>
-        <w:hyperlink r:id="rId24" w:history="1">
-          <w:r>
-            <w:rPr>
-              <w:rStyle w:val="Hyperlink"/>
-            </w:rPr>
-            <w:t>e</w:t>
-          </w:r>
-        </w:hyperlink>
-      </w:r>
-      <w:r>
-        <w:rPr>
-          <w:rFonts w:ascii="Charis SIL Italic" w:hAnsi="Charis SIL Italic" w:eastAsia="Charis SIL Italic"/>
-          <w:b w:val="0"/>
-          <w:i w:val="0"/>
-          <w:color w:val="000000"/>
-          <w:sz w:val="24"/>
-        </w:rPr>
-        <w:hyperlink r:id="rId24" w:history="1">
-          <w:r>
-            <w:rPr>
-              <w:rStyle w:val="Hyperlink"/>
-            </w:rPr>
-            <w:t>,</w:t>
-          </w:r>
-        </w:hyperlink>
-      </w:r>
-      <w:r>
-        <w:rPr>
-          <w:rFonts w:ascii="Charis SIL Italic" w:hAnsi="Charis SIL Italic" w:eastAsia="Charis SIL Italic"/>
-          <w:b w:val="0"/>
-          <w:i w:val="0"/>
-          <w:color w:val="000000"/>
-          <w:sz w:val="24"/>
-        </w:rPr>
-        <w:hyperlink r:id="rId24" w:history="1">
-          <w:r>
-            <w:rPr>
-              <w:rStyle w:val="Hyperlink"/>
-            </w:rPr>
-            <w:t>"cus</w:t>
-          </w:r>
-        </w:hyperlink>
-      </w:r>
-      <w:r>
-        <w:rPr>
-          <w:rFonts w:ascii="Charis SIL Italic" w:hAnsi="Charis SIL Italic" w:eastAsia="Charis SIL Italic"/>
-          <w:b w:val="0"/>
-          <w:i w:val="0"/>
-          <w:color w:val="000000"/>
-          <w:sz w:val="24"/>
-        </w:rPr>
-        <w:t>tomSearchCriteria":[{"field":"/Record/ConX/</w:t>
+        <w:t>state={"matchAllCriteria":true,"customSearchCriteria":[{"field":"/Record/ConX/</w:t>
       </w:r>
     </w:p>
     <w:p>
       <w:pPr>
         <w:sectPr>
           <w:pgSz w:w="11900" w:h="16840"/>
-          <w:pgMar w:top="324" w:right="978" w:bottom="382" w:left="950" w:header="720" w:footer="720" w:gutter="0"/>
+          <w:pgMar w:top="324" w:right="978" w:bottom="438" w:left="950" w:header="720" w:footer="720" w:gutter="0"/>
           <w:cols/>
           <w:docGrid w:linePitch="360"/>
         </w:sectPr>
@@ -2403,59 +2495,9 @@
         <w:autoSpaceDE w:val="0"/>
         <w:widowControl/>
         <w:spacing w:line="288" w:lineRule="exact" w:before="64" w:after="0"/>
-        <w:ind w:left="610" w:right="0" w:firstLine="0"/>
+        <w:ind w:left="610" w:right="1008" w:firstLine="0"/>
         <w:jc w:val="left"/>
       </w:pPr>
-      <w:r>
-        <w:rPr>
-          <w:rFonts w:ascii="Charis SIL Italic" w:hAnsi="Charis SIL Italic" w:eastAsia="Charis SIL Italic"/>
-          <w:b w:val="0"/>
-          <w:i w:val="0"/>
-          <w:color w:val="000000"/>
-          <w:sz w:val="24"/>
-        </w:rPr>
-        <w:t xml:space="preserve">AlphaSortConX,/Record/ConXother/AlphaSort","fieldLabel":"","searchValues":["[Aubert </w:t>
-      </w:r>
-      <w:r>
-        <w:rPr>
-          <w:rFonts w:ascii="Charis SIL Italic" w:hAnsi="Charis SIL Italic" w:eastAsia="Charis SIL Italic"/>
-          <w:b w:val="0"/>
-          <w:i w:val="0"/>
-          <w:color w:val="000000"/>
-          <w:sz w:val="24"/>
-        </w:rPr>
-        <w:t>de la Rüe, Edgar]"],"description":"Personne(s) : Aubert de la Rüe, Edgar"}]})</w:t>
-      </w:r>
-    </w:p>
-    <w:p>
-      <w:pPr>
-        <w:autoSpaceDN w:val="0"/>
-        <w:autoSpaceDE w:val="0"/>
-        <w:widowControl/>
-        <w:spacing w:line="288" w:lineRule="exact" w:before="240" w:after="0"/>
-        <w:ind w:left="610" w:right="720" w:hanging="212"/>
-        <w:jc w:val="left"/>
-      </w:pPr>
-      <w:r>
-        <w:rPr>
-          <w:rFonts w:ascii="Charis SIL Italic" w:hAnsi="Charis SIL Italic" w:eastAsia="Charis SIL Italic"/>
-          <w:b w:val="0"/>
-          <w:i w:val="0"/>
-          <w:color w:val="000000"/>
-          <w:sz w:val="24"/>
-        </w:rPr>
-        <w:t xml:space="preserve">•  1968-1969: Claude Bernardin [verzameling](https://collections.quaibranly.fr/? </w:t>
-      </w:r>
-      <w:r>
-        <w:rPr>
-          <w:rFonts w:ascii="Charis SIL Italic" w:hAnsi="Charis SIL Italic" w:eastAsia="Charis SIL Italic"/>
-          <w:b w:val="0"/>
-          <w:i w:val="0"/>
-          <w:color w:val="000000"/>
-          <w:sz w:val="24"/>
-        </w:rPr>
-        <w:t xml:space="preserve">state={"matchAllCriteria":true,"customSearchCriteria":[{"field":"/Record/ConX/ </w:t>
-      </w:r>
       <w:r>
         <w:rPr>
           <w:rFonts w:ascii="Charis SIL Italic" w:hAnsi="Charis SIL Italic" w:eastAsia="Charis SIL Italic"/>
@@ -2615,7 +2657,7 @@
           <w:sz w:val="24"/>
           <w:u w:val="single"/>
         </w:rPr>
-        <w:hyperlink r:id="rId25" w:history="1">
+        <w:hyperlink r:id="rId24" w:history="1">
           <w:r>
             <w:rPr>
               <w:rStyle w:val="Hyperlink"/>
@@ -2644,7 +2686,7 @@
           <w:sz w:val="24"/>
           <w:u w:val="single"/>
         </w:rPr>
-        <w:hyperlink r:id="rId25" w:history="1">
+        <w:hyperlink r:id="rId24" w:history="1">
           <w:r>
             <w:rPr>
               <w:rStyle w:val="Hyperlink"/>
@@ -2673,7 +2715,7 @@
           <w:sz w:val="24"/>
           <w:u w:val="single"/>
         </w:rPr>
-        <w:hyperlink r:id="rId25" w:history="1">
+        <w:hyperlink r:id="rId24" w:history="1">
           <w:r>
             <w:rPr>
               <w:rStyle w:val="Hyperlink"/>
@@ -2702,7 +2744,7 @@
           <w:sz w:val="24"/>
           <w:u w:val="single"/>
         </w:rPr>
-        <w:hyperlink r:id="rId25" w:history="1">
+        <w:hyperlink r:id="rId24" w:history="1">
           <w:r>
             <w:rPr>
               <w:rStyle w:val="Hyperlink"/>
@@ -2731,7 +2773,7 @@
           <w:sz w:val="24"/>
           <w:u w:val="single"/>
         </w:rPr>
-        <w:hyperlink r:id="rId25" w:history="1">
+        <w:hyperlink r:id="rId24" w:history="1">
           <w:r>
             <w:rPr>
               <w:rStyle w:val="Hyperlink"/>
@@ -2760,7 +2802,7 @@
           <w:sz w:val="24"/>
           <w:u w:val="single"/>
         </w:rPr>
-        <w:hyperlink r:id="rId25" w:history="1">
+        <w:hyperlink r:id="rId24" w:history="1">
           <w:r>
             <w:rPr>
               <w:rStyle w:val="Hyperlink"/>
@@ -2789,7 +2831,7 @@
           <w:sz w:val="24"/>
           <w:u w:val="single"/>
         </w:rPr>
-        <w:hyperlink r:id="rId25" w:history="1">
+        <w:hyperlink r:id="rId24" w:history="1">
           <w:r>
             <w:rPr>
               <w:rStyle w:val="Hyperlink"/>
@@ -2867,7 +2909,7 @@
           <w:sz w:val="24"/>
           <w:u w:val="single"/>
         </w:rPr>
-        <w:hyperlink r:id="rId26" w:history="1">
+        <w:hyperlink r:id="rId25" w:history="1">
           <w:r>
             <w:rPr>
               <w:rStyle w:val="Hyperlink"/>
@@ -2945,7 +2987,7 @@
           <w:sz w:val="24"/>
           <w:u w:val="single"/>
         </w:rPr>
-        <w:hyperlink r:id="rId27" w:history="1">
+        <w:hyperlink r:id="rId26" w:history="1">
           <w:r>
             <w:rPr>
               <w:rStyle w:val="Hyperlink"/>
@@ -2974,7 +3016,7 @@
           <w:sz w:val="24"/>
           <w:u w:val="single"/>
         </w:rPr>
-        <w:hyperlink r:id="rId27" w:history="1">
+        <w:hyperlink r:id="rId26" w:history="1">
           <w:r>
             <w:rPr>
               <w:rStyle w:val="Hyperlink"/>
@@ -3003,7 +3045,7 @@
           <w:sz w:val="24"/>
           <w:u w:val="single"/>
         </w:rPr>
-        <w:hyperlink r:id="rId27" w:history="1">
+        <w:hyperlink r:id="rId26" w:history="1">
           <w:r>
             <w:rPr>
               <w:rStyle w:val="Hyperlink"/>
@@ -3032,7 +3074,7 @@
           <w:sz w:val="24"/>
           <w:u w:val="single"/>
         </w:rPr>
-        <w:hyperlink r:id="rId27" w:history="1">
+        <w:hyperlink r:id="rId26" w:history="1">
           <w:r>
             <w:rPr>
               <w:rStyle w:val="Hyperlink"/>
@@ -3061,7 +3103,7 @@
           <w:sz w:val="24"/>
           <w:u w:val="single"/>
         </w:rPr>
-        <w:hyperlink r:id="rId27" w:history="1">
+        <w:hyperlink r:id="rId26" w:history="1">
           <w:r>
             <w:rPr>
               <w:rStyle w:val="Hyperlink"/>
@@ -3090,7 +3132,7 @@
           <w:sz w:val="24"/>
           <w:u w:val="single"/>
         </w:rPr>
-        <w:hyperlink r:id="rId27" w:history="1">
+        <w:hyperlink r:id="rId26" w:history="1">
           <w:r>
             <w:rPr>
               <w:rStyle w:val="Hyperlink"/>
@@ -3120,7 +3162,117 @@
           <w:color w:val="0000FF"/>
           <w:sz w:val="24"/>
         </w:rPr>
-        <w:t>Gift of Mis</w:t>
+        <w:t>G</w:t>
+      </w:r>
+      <w:r>
+        <w:rPr>
+          <w:rFonts w:ascii="Charis SIL Italic" w:hAnsi="Charis SIL Italic" w:eastAsia="Charis SIL Italic"/>
+          <w:b w:val="0"/>
+          <w:i w:val="0"/>
+          <w:color w:val="0000FF"/>
+          <w:sz w:val="24"/>
+          <w:u w:val="single"/>
+        </w:rPr>
+        <w:hyperlink r:id="rId26" w:history="1">
+          <w:r>
+            <w:rPr>
+              <w:rStyle w:val="Hyperlink"/>
+            </w:rPr>
+            <w:t>ift</w:t>
+          </w:r>
+        </w:hyperlink>
+      </w:r>
+      <w:r>
+        <w:rPr>
+          <w:rFonts w:ascii="Charis SIL Italic" w:hAnsi="Charis SIL Italic" w:eastAsia="Charis SIL Italic"/>
+          <w:b w:val="0"/>
+          <w:i w:val="0"/>
+          <w:color w:val="0000FF"/>
+          <w:sz w:val="24"/>
+          <w:u w:val="single"/>
+        </w:rPr>
+        <w:t xml:space="preserve"> </w:t>
+      </w:r>
+      <w:r>
+        <w:rPr>
+          <w:rFonts w:ascii="Charis SIL Italic" w:hAnsi="Charis SIL Italic" w:eastAsia="Charis SIL Italic"/>
+          <w:b w:val="0"/>
+          <w:i w:val="0"/>
+          <w:color w:val="0000FF"/>
+          <w:sz w:val="24"/>
+          <w:u w:val="single"/>
+        </w:rPr>
+        <w:hyperlink r:id="rId27" w:history="1">
+          <w:r>
+            <w:rPr>
+              <w:rStyle w:val="Hyperlink"/>
+            </w:rPr>
+            <w:t>o</w:t>
+          </w:r>
+        </w:hyperlink>
+      </w:r>
+      <w:r>
+        <w:rPr>
+          <w:rFonts w:ascii="Charis SIL Italic" w:hAnsi="Charis SIL Italic" w:eastAsia="Charis SIL Italic"/>
+          <w:b w:val="0"/>
+          <w:i w:val="0"/>
+          <w:color w:val="0000FF"/>
+          <w:sz w:val="24"/>
+          <w:u w:val="single"/>
+        </w:rPr>
+        <w:hyperlink r:id="rId27" w:history="1">
+          <w:r>
+            <w:rPr>
+              <w:rStyle w:val="Hyperlink"/>
+            </w:rPr>
+            <w:t>f</w:t>
+          </w:r>
+        </w:hyperlink>
+      </w:r>
+      <w:r>
+        <w:rPr>
+          <w:rFonts w:ascii="Charis SIL Italic" w:hAnsi="Charis SIL Italic" w:eastAsia="Charis SIL Italic"/>
+          <w:b w:val="0"/>
+          <w:i w:val="0"/>
+          <w:color w:val="0000FF"/>
+          <w:sz w:val="24"/>
+        </w:rPr>
+        <w:t xml:space="preserve"> </w:t>
+      </w:r>
+      <w:r>
+        <w:rPr>
+          <w:rFonts w:ascii="Charis SIL Italic" w:hAnsi="Charis SIL Italic" w:eastAsia="Charis SIL Italic"/>
+          <w:b w:val="0"/>
+          <w:i w:val="0"/>
+          <w:color w:val="0000FF"/>
+          <w:sz w:val="24"/>
+        </w:rPr>
+        <w:hyperlink r:id="rId27" w:history="1">
+          <w:r>
+            <w:rPr>
+              <w:rStyle w:val="Hyperlink"/>
+            </w:rPr>
+            <w:t>M</w:t>
+          </w:r>
+        </w:hyperlink>
+      </w:r>
+      <w:r>
+        <w:rPr>
+          <w:rFonts w:ascii="Charis SIL Italic" w:hAnsi="Charis SIL Italic" w:eastAsia="Charis SIL Italic"/>
+          <w:b w:val="0"/>
+          <w:i w:val="0"/>
+          <w:color w:val="0000FF"/>
+          <w:sz w:val="24"/>
+          <w:u w:val="single"/>
+        </w:rPr>
+        <w:hyperlink r:id="rId27" w:history="1">
+          <w:r>
+            <w:rPr>
+              <w:rStyle w:val="Hyperlink"/>
+            </w:rPr>
+            <w:t>is</w:t>
+          </w:r>
+        </w:hyperlink>
       </w:r>
       <w:r>
         <w:rPr>
@@ -3158,8 +3310,16 @@
           <w:i w:val="0"/>
           <w:color w:val="0000FF"/>
           <w:sz w:val="24"/>
-        </w:rPr>
-        <w:t>A</w:t>
+          <w:u w:val="single"/>
+        </w:rPr>
+        <w:hyperlink r:id="rId27" w:history="1">
+          <w:r>
+            <w:rPr>
+              <w:rStyle w:val="Hyperlink"/>
+            </w:rPr>
+            <w:t>A</w:t>
+          </w:r>
+        </w:hyperlink>
       </w:r>
       <w:r>
         <w:rPr>
@@ -3199,7 +3359,7 @@
           <w:sz w:val="24"/>
           <w:u w:val="single"/>
         </w:rPr>
-        <w:hyperlink r:id="rId28" w:history="1">
+        <w:hyperlink r:id="rId27" w:history="1">
           <w:r>
             <w:rPr>
               <w:rStyle w:val="Hyperlink"/>
@@ -3217,7 +3377,7 @@
           <w:sz w:val="24"/>
           <w:u w:val="single"/>
         </w:rPr>
-        <w:hyperlink r:id="rId28" w:history="1">
+        <w:hyperlink r:id="rId27" w:history="1">
           <w:r>
             <w:rPr>
               <w:rStyle w:val="Hyperlink"/>
@@ -3246,7 +3406,7 @@
           <w:sz w:val="24"/>
           <w:u w:val="single"/>
         </w:rPr>
-        <w:hyperlink r:id="rId28" w:history="1">
+        <w:hyperlink r:id="rId27" w:history="1">
           <w:r>
             <w:rPr>
               <w:rStyle w:val="Hyperlink"/>
@@ -3264,7 +3424,7 @@
           <w:sz w:val="24"/>
           <w:u w:val="single"/>
         </w:rPr>
-        <w:hyperlink r:id="rId28" w:history="1">
+        <w:hyperlink r:id="rId27" w:history="1">
           <w:r>
             <w:rPr>
               <w:rStyle w:val="Hyperlink"/>
@@ -3293,7 +3453,7 @@
           <w:sz w:val="24"/>
           <w:u w:val="single"/>
         </w:rPr>
-        <w:hyperlink r:id="rId28" w:history="1">
+        <w:hyperlink r:id="rId27" w:history="1">
           <w:r>
             <w:rPr>
               <w:rStyle w:val="Hyperlink"/>
@@ -3321,7 +3481,7 @@
           <w:color w:val="000000"/>
           <w:sz w:val="24"/>
         </w:rPr>
-        <w:hyperlink r:id="rId28" w:history="1">
+        <w:hyperlink r:id="rId27" w:history="1">
           <w:r>
             <w:rPr>
               <w:rStyle w:val="Hyperlink"/>
@@ -3350,7 +3510,7 @@
           <w:color w:val="000000"/>
           <w:sz w:val="24"/>
         </w:rPr>
-        <w:hyperlink r:id="rId28" w:history="1">
+        <w:hyperlink r:id="rId27" w:history="1">
           <w:r>
             <w:rPr>
               <w:rStyle w:val="Hyperlink"/>
@@ -3368,7 +3528,7 @@
           <w:color w:val="000000"/>
           <w:sz w:val="24"/>
         </w:rPr>
-        <w:hyperlink r:id="rId28" w:history="1">
+        <w:hyperlink r:id="rId27" w:history="1">
           <w:r>
             <w:rPr>
               <w:rStyle w:val="Hyperlink"/>
@@ -3386,7 +3546,7 @@
           <w:color w:val="000000"/>
           <w:sz w:val="24"/>
         </w:rPr>
-        <w:hyperlink r:id="rId28" w:history="1">
+        <w:hyperlink r:id="rId27" w:history="1">
           <w:r>
             <w:rPr>
               <w:rStyle w:val="Hyperlink"/>
@@ -3404,7 +3564,7 @@
           <w:color w:val="000000"/>
           <w:sz w:val="24"/>
         </w:rPr>
-        <w:hyperlink r:id="rId28" w:history="1">
+        <w:hyperlink r:id="rId27" w:history="1">
           <w:r>
             <w:rPr>
               <w:rStyle w:val="Hyperlink"/>
@@ -3422,7 +3582,7 @@
           <w:color w:val="000000"/>
           <w:sz w:val="24"/>
         </w:rPr>
-        <w:hyperlink r:id="rId28" w:history="1">
+        <w:hyperlink r:id="rId27" w:history="1">
           <w:r>
             <w:rPr>
               <w:rStyle w:val="Hyperlink"/>
@@ -3440,7 +3600,7 @@
           <w:color w:val="000000"/>
           <w:sz w:val="24"/>
         </w:rPr>
-        <w:hyperlink r:id="rId28" w:history="1">
+        <w:hyperlink r:id="rId27" w:history="1">
           <w:r>
             <w:rPr>
               <w:rStyle w:val="Hyperlink"/>
@@ -3458,7 +3618,7 @@
           <w:color w:val="000000"/>
           <w:sz w:val="24"/>
         </w:rPr>
-        <w:hyperlink r:id="rId28" w:history="1">
+        <w:hyperlink r:id="rId27" w:history="1">
           <w:r>
             <w:rPr>
               <w:rStyle w:val="Hyperlink"/>
@@ -3476,7 +3636,7 @@
           <w:color w:val="000000"/>
           <w:sz w:val="24"/>
         </w:rPr>
-        <w:hyperlink r:id="rId28" w:history="1">
+        <w:hyperlink r:id="rId27" w:history="1">
           <w:r>
             <w:rPr>
               <w:rStyle w:val="Hyperlink"/>
@@ -3530,7 +3690,7 @@
           <w:sz w:val="24"/>
           <w:u w:val="single"/>
         </w:rPr>
-        <w:hyperlink r:id="rId29" w:history="1">
+        <w:hyperlink r:id="rId28" w:history="1">
           <w:r>
             <w:rPr>
               <w:rStyle w:val="Hyperlink"/>
@@ -3568,7 +3728,7 @@
           <w:sz w:val="24"/>
           <w:u w:val="single"/>
         </w:rPr>
-        <w:hyperlink r:id="rId30" w:history="1">
+        <w:hyperlink r:id="rId29" w:history="1">
           <w:r>
             <w:rPr>
               <w:rStyle w:val="Hyperlink"/>
@@ -3597,7 +3757,7 @@
           <w:sz w:val="24"/>
           <w:u w:val="single"/>
         </w:rPr>
-        <w:hyperlink r:id="rId30" w:history="1">
+        <w:hyperlink r:id="rId29" w:history="1">
           <w:r>
             <w:rPr>
               <w:rStyle w:val="Hyperlink"/>
@@ -3626,7 +3786,7 @@
           <w:sz w:val="24"/>
           <w:u w:val="single"/>
         </w:rPr>
-        <w:hyperlink r:id="rId30" w:history="1">
+        <w:hyperlink r:id="rId29" w:history="1">
           <w:r>
             <w:rPr>
               <w:rStyle w:val="Hyperlink"/>
@@ -3694,35 +3854,93 @@
           <w:sz w:val="24"/>
           <w:u w:val="single"/>
         </w:rPr>
-        <w:t>Thomas Jefferson</w:t>
-      </w:r>
-      <w:r>
-        <w:rPr>
-          <w:rFonts w:ascii="Charis SIL Italic" w:hAnsi="Charis SIL Italic" w:eastAsia="Charis SIL Italic"/>
-          <w:b w:val="0"/>
-          <w:i w:val="0"/>
-          <w:color w:val="0000FF"/>
-          <w:sz w:val="24"/>
-        </w:rPr>
-        <w:t xml:space="preserve"> </w:t>
-      </w:r>
-      <w:r>
-        <w:rPr>
-          <w:rFonts w:ascii="Charis SIL Italic" w:hAnsi="Charis SIL Italic" w:eastAsia="Charis SIL Italic"/>
-          <w:b w:val="0"/>
-          <w:i w:val="0"/>
-          <w:color w:val="0000FF"/>
-          <w:sz w:val="24"/>
-          <w:u w:val="single"/>
-        </w:rPr>
-        <w:hyperlink r:id="rId31" w:history="1">
+        <w:hyperlink r:id="rId30" w:history="1">
           <w:r>
             <w:rPr>
               <w:rStyle w:val="Hyperlink"/>
             </w:rPr>
-            <w:t>Collins</w:t>
+            <w:t>Thomas</w:t>
           </w:r>
         </w:hyperlink>
+      </w:r>
+      <w:r>
+        <w:rPr>
+          <w:rFonts w:ascii="Charis SIL Italic" w:hAnsi="Charis SIL Italic" w:eastAsia="Charis SIL Italic"/>
+          <w:b w:val="0"/>
+          <w:i w:val="0"/>
+          <w:color w:val="0000FF"/>
+          <w:sz w:val="24"/>
+          <w:u w:val="single"/>
+        </w:rPr>
+        <w:t xml:space="preserve"> </w:t>
+      </w:r>
+      <w:r>
+        <w:rPr>
+          <w:rFonts w:ascii="Charis SIL Italic" w:hAnsi="Charis SIL Italic" w:eastAsia="Charis SIL Italic"/>
+          <w:b w:val="0"/>
+          <w:i w:val="0"/>
+          <w:color w:val="0000FF"/>
+          <w:sz w:val="24"/>
+          <w:u w:val="single"/>
+        </w:rPr>
+        <w:hyperlink r:id="rId30" w:history="1">
+          <w:r>
+            <w:rPr>
+              <w:rStyle w:val="Hyperlink"/>
+            </w:rPr>
+            <w:t>Jefferso</w:t>
+          </w:r>
+        </w:hyperlink>
+      </w:r>
+      <w:r>
+        <w:rPr>
+          <w:rFonts w:ascii="Charis SIL Italic" w:hAnsi="Charis SIL Italic" w:eastAsia="Charis SIL Italic"/>
+          <w:b w:val="0"/>
+          <w:i w:val="0"/>
+          <w:color w:val="0000FF"/>
+          <w:sz w:val="24"/>
+          <w:u w:val="single"/>
+        </w:rPr>
+        <w:t>n</w:t>
+      </w:r>
+      <w:r>
+        <w:rPr>
+          <w:rFonts w:ascii="Charis SIL Italic" w:hAnsi="Charis SIL Italic" w:eastAsia="Charis SIL Italic"/>
+          <w:b w:val="0"/>
+          <w:i w:val="0"/>
+          <w:color w:val="0000FF"/>
+          <w:sz w:val="24"/>
+          <w:u w:val="single"/>
+        </w:rPr>
+        <w:t xml:space="preserve"> </w:t>
+      </w:r>
+      <w:r>
+        <w:rPr>
+          <w:rFonts w:ascii="Charis SIL Italic" w:hAnsi="Charis SIL Italic" w:eastAsia="Charis SIL Italic"/>
+          <w:b w:val="0"/>
+          <w:i w:val="0"/>
+          <w:color w:val="0000FF"/>
+          <w:sz w:val="24"/>
+          <w:u w:val="single"/>
+        </w:rPr>
+        <w:hyperlink r:id="rId30" w:history="1">
+          <w:r>
+            <w:rPr>
+              <w:rStyle w:val="Hyperlink"/>
+            </w:rPr>
+            <w:t>Collin</w:t>
+          </w:r>
+        </w:hyperlink>
+      </w:r>
+      <w:r>
+        <w:rPr>
+          <w:rFonts w:ascii="Charis SIL Italic" w:hAnsi="Charis SIL Italic" w:eastAsia="Charis SIL Italic"/>
+          <w:b w:val="0"/>
+          <w:i w:val="0"/>
+          <w:color w:val="0000FF"/>
+          <w:sz w:val="24"/>
+        </w:rPr>
+        <w:t>s</w:t>
       </w:r>
     </w:p>
     <w:p>
@@ -3743,7 +3961,7 @@
           <w:sz w:val="24"/>
           <w:u w:val="single"/>
         </w:rPr>
-        <w:hyperlink r:id="rId32" w:history="1">
+        <w:hyperlink r:id="rId31" w:history="1">
           <w:r>
             <w:rPr>
               <w:rStyle w:val="Hyperlink"/>
@@ -3772,7 +3990,7 @@
           <w:sz w:val="24"/>
           <w:u w:val="single"/>
         </w:rPr>
-        <w:hyperlink r:id="rId32" w:history="1">
+        <w:hyperlink r:id="rId31" w:history="1">
           <w:r>
             <w:rPr>
               <w:rStyle w:val="Hyperlink"/>
@@ -3801,7 +4019,7 @@
           <w:sz w:val="24"/>
           <w:u w:val="single"/>
         </w:rPr>
-        <w:hyperlink r:id="rId32" w:history="1">
+        <w:hyperlink r:id="rId31" w:history="1">
           <w:r>
             <w:rPr>
               <w:rStyle w:val="Hyperlink"/>
@@ -3830,7 +4048,7 @@
           <w:sz w:val="24"/>
           <w:u w:val="single"/>
         </w:rPr>
-        <w:hyperlink r:id="rId32" w:history="1">
+        <w:hyperlink r:id="rId31" w:history="1">
           <w:r>
             <w:rPr>
               <w:rStyle w:val="Hyperlink"/>
@@ -3878,7 +4096,7 @@
           <w:sz w:val="24"/>
           <w:u w:val="single"/>
         </w:rPr>
-        <w:hyperlink r:id="rId33" w:history="1">
+        <w:hyperlink r:id="rId32" w:history="1">
           <w:r>
             <w:rPr>
               <w:rStyle w:val="Hyperlink"/>
@@ -3906,7 +4124,7 @@
           <w:sz w:val="24"/>
           <w:u w:val="single"/>
         </w:rPr>
-        <w:hyperlink r:id="rId34" w:history="1">
+        <w:hyperlink r:id="rId33" w:history="1">
           <w:r>
             <w:rPr>
               <w:rStyle w:val="Hyperlink"/>
@@ -3938,9 +4156,85 @@
     </w:p>
     <w:p>
       <w:pPr>
+        <w:autoSpaceDN w:val="0"/>
+        <w:autoSpaceDE w:val="0"/>
+        <w:widowControl/>
+        <w:spacing w:line="352" w:lineRule="exact" w:before="248" w:after="0"/>
+        <w:ind w:left="10" w:right="0" w:firstLine="0"/>
+        <w:jc w:val="left"/>
+      </w:pPr>
+      <w:r>
+        <w:rPr>
+          <w:rFonts w:ascii="Charis SIL Italic" w:hAnsi="Charis SIL Italic" w:eastAsia="Charis SIL Italic"/>
+          <w:b w:val="0"/>
+          <w:i w:val="0"/>
+          <w:color w:val="0000FF"/>
+          <w:sz w:val="24"/>
+          <w:u w:val="single"/>
+        </w:rPr>
+        <w:hyperlink r:id="rId34" w:history="1">
+          <w:r>
+            <w:rPr>
+              <w:rStyle w:val="Hyperlink"/>
+            </w:rPr>
+            <w:t>Website</w:t>
+          </w:r>
+        </w:hyperlink>
+      </w:r>
+    </w:p>
+    <w:p>
+      <w:pPr>
+        <w:autoSpaceDN w:val="0"/>
+        <w:autoSpaceDE w:val="0"/>
+        <w:widowControl/>
+        <w:spacing w:line="360" w:lineRule="exact" w:before="254" w:after="0"/>
+        <w:ind w:left="10" w:right="0" w:firstLine="0"/>
+        <w:jc w:val="left"/>
+      </w:pPr>
+      <w:r>
+        <w:rPr>
+          <w:rFonts w:ascii="Charis SIL Bold" w:hAnsi="Charis SIL Bold" w:eastAsia="Charis SIL Bold"/>
+          <w:b/>
+          <w:i w:val="0"/>
+          <w:color w:val="000000"/>
+          <w:sz w:val="24"/>
+        </w:rPr>
+        <w:t>Weltkulturen Museum, Frankfurt</w:t>
+      </w:r>
+    </w:p>
+    <w:p>
+      <w:pPr>
+        <w:autoSpaceDN w:val="0"/>
+        <w:autoSpaceDE w:val="0"/>
+        <w:widowControl/>
+        <w:spacing w:line="352" w:lineRule="exact" w:before="248" w:after="0"/>
+        <w:ind w:left="10" w:right="0" w:firstLine="0"/>
+        <w:jc w:val="left"/>
+      </w:pPr>
+      <w:r>
+        <w:rPr>
+          <w:rFonts w:ascii="Charis SIL Italic" w:hAnsi="Charis SIL Italic" w:eastAsia="Charis SIL Italic"/>
+          <w:b w:val="0"/>
+          <w:i w:val="0"/>
+          <w:color w:val="0000FF"/>
+          <w:sz w:val="24"/>
+          <w:u w:val="single"/>
+        </w:rPr>
+        <w:hyperlink r:id="rId35" w:history="1">
+          <w:r>
+            <w:rPr>
+              <w:rStyle w:val="Hyperlink"/>
+            </w:rPr>
+            <w:t>Website</w:t>
+          </w:r>
+        </w:hyperlink>
+      </w:r>
+    </w:p>
+    <w:p>
+      <w:pPr>
         <w:sectPr>
           <w:pgSz w:w="11900" w:h="16840"/>
-          <w:pgMar w:top="324" w:right="1040" w:bottom="582" w:left="950" w:header="720" w:footer="720" w:gutter="0"/>
+          <w:pgMar w:top="324" w:right="1040" w:bottom="372" w:left="950" w:header="720" w:footer="720" w:gutter="0"/>
           <w:cols/>
           <w:docGrid w:linePitch="360"/>
         </w:sectPr>
@@ -3960,12 +4254,32 @@
         <w:autoSpaceDN w:val="0"/>
         <w:autoSpaceDE w:val="0"/>
         <w:widowControl/>
-        <w:spacing w:line="352" w:lineRule="exact" w:before="0" w:after="0"/>
+        <w:spacing w:line="358" w:lineRule="exact" w:before="0" w:after="0"/>
         <w:ind w:left="10" w:right="0" w:firstLine="0"/>
         <w:jc w:val="left"/>
       </w:pPr>
       <w:r>
         <w:rPr>
+          <w:rFonts w:ascii="Charis SIL Bold" w:hAnsi="Charis SIL Bold" w:eastAsia="Charis SIL Bold"/>
+          <w:b/>
+          <w:i w:val="0"/>
+          <w:color w:val="000000"/>
+          <w:sz w:val="24"/>
+        </w:rPr>
+        <w:t>Museum of Archaeology and Anthropology, Cambridge</w:t>
+      </w:r>
+    </w:p>
+    <w:p>
+      <w:pPr>
+        <w:autoSpaceDN w:val="0"/>
+        <w:autoSpaceDE w:val="0"/>
+        <w:widowControl/>
+        <w:spacing w:line="288" w:lineRule="exact" w:before="314" w:after="0"/>
+        <w:ind w:left="10" w:right="864" w:firstLine="0"/>
+        <w:jc w:val="left"/>
+      </w:pPr>
+      <w:r>
+        <w:rPr>
           <w:rFonts w:ascii="Charis SIL Italic" w:hAnsi="Charis SIL Italic" w:eastAsia="Charis SIL Italic"/>
           <w:b w:val="0"/>
           <w:i w:val="0"/>
@@ -3973,14 +4287,52 @@
           <w:sz w:val="24"/>
           <w:u w:val="single"/>
         </w:rPr>
-        <w:hyperlink r:id="rId35" w:history="1">
+        <w:hyperlink r:id="rId36" w:history="1">
           <w:r>
             <w:rPr>
               <w:rStyle w:val="Hyperlink"/>
             </w:rPr>
-            <w:t>Website</w:t>
+            <w:t>Collectiewebsite</w:t>
           </w:r>
         </w:hyperlink>
+      </w:r>
+      <w:r>
+        <w:rPr>
+          <w:rFonts w:ascii="Charis SIL Italic" w:hAnsi="Charis SIL Italic" w:eastAsia="Charis SIL Italic"/>
+          <w:b w:val="0"/>
+          <w:i w:val="0"/>
+          <w:color w:val="000000"/>
+          <w:sz w:val="24"/>
+        </w:rPr>
+        <w:t xml:space="preserve"> Lijkt grotendeels afkomstig van een door Cambridge georganiseerde </w:t>
+      </w:r>
+      <w:r>
+        <w:rPr>
+          <w:u w:val="single" w:color="0000ff"/>
+          <w:rFonts w:ascii="Charis SIL Italic" w:hAnsi="Charis SIL Italic" w:eastAsia="Charis SIL Italic"/>
+          <w:b w:val="0"/>
+          <w:i w:val="0"/>
+          <w:color w:val="000000"/>
+          <w:sz w:val="24"/>
+        </w:rPr>
+        <w:hyperlink r:id="rId36" w:history="1">
+          <w:r>
+            <w:rPr>
+              <w:rStyle w:val="Hyperlink"/>
+            </w:rPr>
+            <w:t>expeditie naar L</w:t>
+          </w:r>
+        </w:hyperlink>
+      </w:r>
+      <w:r>
+        <w:rPr>
+          <w:rFonts w:ascii="Charis SIL Italic" w:hAnsi="Charis SIL Italic" w:eastAsia="Charis SIL Italic"/>
+          <w:b w:val="0"/>
+          <w:i w:val="0"/>
+          <w:color w:val="000000"/>
+          <w:sz w:val="24"/>
+        </w:rPr>
+        <w:t>angatabiki in 1966.</w:t>
       </w:r>
     </w:p>
     <w:p>
@@ -4000,7 +4352,7 @@
           <w:color w:val="000000"/>
           <w:sz w:val="24"/>
         </w:rPr>
-        <w:t>Weltkulturen Museum, Frankfurt</w:t>
+        <w:t>Pitt Rivers Museum, Oxford</w:t>
       </w:r>
     </w:p>
     <w:p>
@@ -4008,141 +4360,7 @@
         <w:autoSpaceDN w:val="0"/>
         <w:autoSpaceDE w:val="0"/>
         <w:widowControl/>
-        <w:spacing w:line="352" w:lineRule="exact" w:before="248" w:after="0"/>
-        <w:ind w:left="10" w:right="0" w:firstLine="0"/>
-        <w:jc w:val="left"/>
-      </w:pPr>
-      <w:r>
-        <w:rPr>
-          <w:rFonts w:ascii="Charis SIL Italic" w:hAnsi="Charis SIL Italic" w:eastAsia="Charis SIL Italic"/>
-          <w:b w:val="0"/>
-          <w:i w:val="0"/>
-          <w:color w:val="0000FF"/>
-          <w:sz w:val="24"/>
-          <w:u w:val="single"/>
-        </w:rPr>
-        <w:hyperlink r:id="rId36" w:history="1">
-          <w:r>
-            <w:rPr>
-              <w:rStyle w:val="Hyperlink"/>
-            </w:rPr>
-            <w:t>Website</w:t>
-          </w:r>
-        </w:hyperlink>
-      </w:r>
-    </w:p>
-    <w:p>
-      <w:pPr>
-        <w:autoSpaceDN w:val="0"/>
-        <w:autoSpaceDE w:val="0"/>
-        <w:widowControl/>
-        <w:spacing w:line="358" w:lineRule="exact" w:before="256" w:after="0"/>
-        <w:ind w:left="10" w:right="0" w:firstLine="0"/>
-        <w:jc w:val="left"/>
-      </w:pPr>
-      <w:r>
-        <w:rPr>
-          <w:rFonts w:ascii="Charis SIL Bold" w:hAnsi="Charis SIL Bold" w:eastAsia="Charis SIL Bold"/>
-          <w:b/>
-          <w:i w:val="0"/>
-          <w:color w:val="000000"/>
-          <w:sz w:val="24"/>
-        </w:rPr>
-        <w:t>Museum of Archaeology and Anthropology, Cambridge</w:t>
-      </w:r>
-    </w:p>
-    <w:p>
-      <w:pPr>
-        <w:autoSpaceDN w:val="0"/>
-        <w:autoSpaceDE w:val="0"/>
-        <w:widowControl/>
-        <w:spacing w:line="288" w:lineRule="exact" w:before="314" w:after="0"/>
-        <w:ind w:left="10" w:right="864" w:firstLine="0"/>
-        <w:jc w:val="left"/>
-      </w:pPr>
-      <w:r>
-        <w:rPr>
-          <w:rFonts w:ascii="Charis SIL Italic" w:hAnsi="Charis SIL Italic" w:eastAsia="Charis SIL Italic"/>
-          <w:b w:val="0"/>
-          <w:i w:val="0"/>
-          <w:color w:val="0000FF"/>
-          <w:sz w:val="24"/>
-          <w:u w:val="single"/>
-        </w:rPr>
-        <w:hyperlink r:id="rId37" w:history="1">
-          <w:r>
-            <w:rPr>
-              <w:rStyle w:val="Hyperlink"/>
-            </w:rPr>
-            <w:t>Collectiewebsite</w:t>
-          </w:r>
-        </w:hyperlink>
-      </w:r>
-      <w:r>
-        <w:rPr>
-          <w:rFonts w:ascii="Charis SIL Italic" w:hAnsi="Charis SIL Italic" w:eastAsia="Charis SIL Italic"/>
-          <w:b w:val="0"/>
-          <w:i w:val="0"/>
-          <w:color w:val="000000"/>
-          <w:sz w:val="24"/>
-        </w:rPr>
-        <w:t xml:space="preserve"> Lijkt grotendeels afkomstig van een door Cambridge georganiseerde </w:t>
-      </w:r>
-      <w:r>
-        <w:rPr>
-          <w:u w:val="single" w:color="0000ff"/>
-          <w:rFonts w:ascii="Charis SIL Italic" w:hAnsi="Charis SIL Italic" w:eastAsia="Charis SIL Italic"/>
-          <w:b w:val="0"/>
-          <w:i w:val="0"/>
-          <w:color w:val="000000"/>
-          <w:sz w:val="24"/>
-        </w:rPr>
-        <w:hyperlink r:id="rId37" w:history="1">
-          <w:r>
-            <w:rPr>
-              <w:rStyle w:val="Hyperlink"/>
-            </w:rPr>
-            <w:t>expeditie naar L</w:t>
-          </w:r>
-        </w:hyperlink>
-      </w:r>
-      <w:r>
-        <w:rPr>
-          <w:rFonts w:ascii="Charis SIL Italic" w:hAnsi="Charis SIL Italic" w:eastAsia="Charis SIL Italic"/>
-          <w:b w:val="0"/>
-          <w:i w:val="0"/>
-          <w:color w:val="000000"/>
-          <w:sz w:val="24"/>
-        </w:rPr>
-        <w:t>angatabiki in 1966.</w:t>
-      </w:r>
-    </w:p>
-    <w:p>
-      <w:pPr>
-        <w:autoSpaceDN w:val="0"/>
-        <w:autoSpaceDE w:val="0"/>
-        <w:widowControl/>
-        <w:spacing w:line="358" w:lineRule="exact" w:before="254" w:after="0"/>
-        <w:ind w:left="10" w:right="0" w:firstLine="0"/>
-        <w:jc w:val="left"/>
-      </w:pPr>
-      <w:r>
-        <w:rPr>
-          <w:rFonts w:ascii="Charis SIL Bold" w:hAnsi="Charis SIL Bold" w:eastAsia="Charis SIL Bold"/>
-          <w:b/>
-          <w:i w:val="0"/>
-          <w:color w:val="000000"/>
-          <w:sz w:val="24"/>
-        </w:rPr>
-        <w:t>Pitt Rivers Museum, Oxford</w:t>
-      </w:r>
-    </w:p>
-    <w:p>
-      <w:pPr>
-        <w:autoSpaceDN w:val="0"/>
-        <w:autoSpaceDE w:val="0"/>
-        <w:widowControl/>
-        <w:spacing w:line="288" w:lineRule="exact" w:before="314" w:after="0"/>
+        <w:spacing w:line="288" w:lineRule="exact" w:before="312" w:after="0"/>
         <w:ind w:left="10" w:right="144" w:firstLine="0"/>
         <w:jc w:val="left"/>
       </w:pPr>
@@ -4275,7 +4493,7 @@
           <w:sz w:val="24"/>
           <w:u w:val="single"/>
         </w:rPr>
-        <w:hyperlink r:id="rId38" w:history="1">
+        <w:hyperlink r:id="rId37" w:history="1">
           <w:r>
             <w:rPr>
               <w:rStyle w:val="Hyperlink"/>
@@ -4290,7 +4508,7 @@
         <w:autoSpaceDN w:val="0"/>
         <w:autoSpaceDE w:val="0"/>
         <w:widowControl/>
-        <w:spacing w:line="354" w:lineRule="exact" w:before="174" w:after="0"/>
+        <w:spacing w:line="352" w:lineRule="exact" w:before="176" w:after="0"/>
         <w:ind w:left="10" w:right="0" w:firstLine="0"/>
         <w:jc w:val="left"/>
       </w:pPr>
@@ -4333,7 +4551,7 @@
           <w:sz w:val="24"/>
           <w:u w:val="single"/>
         </w:rPr>
-        <w:hyperlink r:id="rId39" w:history="1">
+        <w:hyperlink r:id="rId38" w:history="1">
           <w:r>
             <w:rPr>
               <w:rStyle w:val="Hyperlink"/>
@@ -4364,7 +4582,7 @@
           <w:sz w:val="24"/>
           <w:u w:val="single"/>
         </w:rPr>
-        <w:hyperlink r:id="rId40" w:history="1">
+        <w:hyperlink r:id="rId38" w:history="1">
           <w:r>
             <w:rPr>
               <w:rStyle w:val="Hyperlink"/>
@@ -4382,7 +4600,7 @@
           <w:sz w:val="24"/>
           <w:u w:val="single"/>
         </w:rPr>
-        <w:hyperlink r:id="rId40" w:history="1">
+        <w:hyperlink r:id="rId39" w:history="1">
           <w:r>
             <w:rPr>
               <w:rStyle w:val="Hyperlink"/>
@@ -4413,7 +4631,7 @@
           <w:sz w:val="24"/>
           <w:u w:val="single"/>
         </w:rPr>
-        <w:hyperlink r:id="rId40" w:history="1">
+        <w:hyperlink r:id="rId39" w:history="1">
           <w:r>
             <w:rPr>
               <w:rStyle w:val="Hyperlink"/>
@@ -4481,7 +4699,7 @@
           <w:sz w:val="24"/>
           <w:u w:val="single"/>
         </w:rPr>
-        <w:hyperlink r:id="rId41" w:history="1">
+        <w:hyperlink r:id="rId40" w:history="1">
           <w:r>
             <w:rPr>
               <w:rStyle w:val="Hyperlink"/>
@@ -4510,7 +4728,7 @@
           <w:sz w:val="24"/>
           <w:u w:val="single"/>
         </w:rPr>
-        <w:hyperlink r:id="rId41" w:history="1">
+        <w:hyperlink r:id="rId40" w:history="1">
           <w:r>
             <w:rPr>
               <w:rStyle w:val="Hyperlink"/>
@@ -4539,7 +4757,7 @@
           <w:sz w:val="24"/>
           <w:u w:val="single"/>
         </w:rPr>
-        <w:hyperlink r:id="rId41" w:history="1">
+        <w:hyperlink r:id="rId40" w:history="1">
           <w:r>
             <w:rPr>
               <w:rStyle w:val="Hyperlink"/>
@@ -4721,29 +4939,10 @@
     </w:p>
     <w:p>
       <w:pPr>
-        <w:sectPr>
-          <w:pgSz w:w="11900" w:h="16840"/>
-          <w:pgMar w:top="324" w:right="1020" w:bottom="548" w:left="950" w:header="720" w:footer="720" w:gutter="0"/>
-          <w:cols/>
-          <w:docGrid w:linePitch="360"/>
-        </w:sectPr>
-      </w:pPr>
-    </w:p>
-    <w:p>
-      <w:pPr>
         <w:autoSpaceDN w:val="0"/>
         <w:autoSpaceDE w:val="0"/>
         <w:widowControl/>
-        <w:spacing w:line="220" w:lineRule="exact" w:before="0" w:after="104"/>
-        <w:ind w:left="0" w:right="0"/>
-      </w:pPr>
-    </w:p>
-    <w:p>
-      <w:pPr>
-        <w:autoSpaceDN w:val="0"/>
-        <w:autoSpaceDE w:val="0"/>
-        <w:widowControl/>
-        <w:spacing w:line="352" w:lineRule="exact" w:before="0" w:after="0"/>
+        <w:spacing w:line="352" w:lineRule="exact" w:before="176" w:after="0"/>
         <w:ind w:left="10" w:right="0" w:firstLine="0"/>
         <w:jc w:val="left"/>
       </w:pPr>
@@ -4818,757 +5017,14 @@
           <w:color w:val="000000"/>
           <w:sz w:val="24"/>
         </w:rPr>
-        <w:t xml:space="preserve">Bromet, wellicht ook diorama's van Schouten? RV-360-1639 tot en met RV-360-1653 1826: </w:t>
-      </w:r>
-      <w:r>
-        <w:rPr>
-          <w:rFonts w:ascii="Charis SIL Italic" w:hAnsi="Charis SIL Italic" w:eastAsia="Charis SIL Italic"/>
-          <w:b w:val="0"/>
-          <w:i w:val="0"/>
-          <w:color w:val="000000"/>
-          <w:sz w:val="24"/>
-        </w:rPr>
-        <w:t xml:space="preserve">zending D. Kanngiesser 1827: mr. A.F. Lammens stuurt twee diorama's van Schouten </w:t>
-      </w:r>
-      <w:r>
-        <w:rPr>
-          <w:rFonts w:ascii="Charis SIL Italic" w:hAnsi="Charis SIL Italic" w:eastAsia="Charis SIL Italic"/>
-          <w:b w:val="0"/>
-          <w:i w:val="0"/>
-          <w:color w:val="000000"/>
-          <w:sz w:val="24"/>
-        </w:rPr>
-        <w:t xml:space="preserve">Temminck 1827 zending die met naturalia waren meegekomen, uiteindelijk afkomstig van </w:t>
-      </w:r>
-      <w:r>
-        <w:rPr>
-          <w:rFonts w:ascii="Charis SIL Italic" w:hAnsi="Charis SIL Italic" w:eastAsia="Charis SIL Italic"/>
-          <w:b w:val="0"/>
-          <w:i w:val="0"/>
-          <w:color w:val="000000"/>
-          <w:sz w:val="24"/>
-        </w:rPr>
-        <w:t xml:space="preserve">apotheker H.H. Dieperink? 1 april 1828: grotere schenking van Lammens. 30 mei 1835: nog </w:t>
-      </w:r>
-      <w:r>
-        <w:rPr>
-          <w:rFonts w:ascii="Charis SIL Italic" w:hAnsi="Charis SIL Italic" w:eastAsia="Charis SIL Italic"/>
-          <w:b w:val="0"/>
-          <w:i w:val="0"/>
-          <w:color w:val="000000"/>
-          <w:sz w:val="24"/>
-        </w:rPr>
-        <w:t>een schenking van J. Bromet via F.J. van Maanen</w:t>
-      </w:r>
-    </w:p>
-    <w:p>
-      <w:pPr>
-        <w:autoSpaceDN w:val="0"/>
-        <w:autoSpaceDE w:val="0"/>
-        <w:widowControl/>
-        <w:spacing w:line="352" w:lineRule="exact" w:before="176" w:after="0"/>
-        <w:ind w:left="10" w:right="0" w:firstLine="0"/>
-        <w:jc w:val="left"/>
-      </w:pPr>
-      <w:r>
-        <w:rPr>
-          <w:rFonts w:ascii="Charis SIL Italic" w:hAnsi="Charis SIL Italic" w:eastAsia="Charis SIL Italic"/>
-          <w:b w:val="0"/>
-          <w:i w:val="0"/>
-          <w:color w:val="000000"/>
-          <w:sz w:val="24"/>
-        </w:rPr>
-        <w:t>Crevaux, Coudreaux, Brunetti?</w:t>
-      </w:r>
-    </w:p>
-    <w:p>
-      <w:pPr>
-        <w:autoSpaceDN w:val="0"/>
-        <w:autoSpaceDE w:val="0"/>
-        <w:widowControl/>
-        <w:spacing w:line="360" w:lineRule="exact" w:before="254" w:after="0"/>
-        <w:ind w:left="10" w:right="0" w:firstLine="0"/>
-        <w:jc w:val="left"/>
-      </w:pPr>
-      <w:r>
-        <w:rPr>
-          <w:rFonts w:ascii="Charis SIL Bold" w:hAnsi="Charis SIL Bold" w:eastAsia="Charis SIL Bold"/>
-          <w:b/>
-          <w:i w:val="0"/>
-          <w:color w:val="000000"/>
-          <w:sz w:val="24"/>
-        </w:rPr>
-        <w:t>Musée des cultures guyanaises</w:t>
-      </w:r>
-    </w:p>
-    <w:p>
-      <w:pPr>
-        <w:autoSpaceDN w:val="0"/>
-        <w:autoSpaceDE w:val="0"/>
-        <w:widowControl/>
-        <w:spacing w:line="352" w:lineRule="exact" w:before="248" w:after="0"/>
-        <w:ind w:left="10" w:right="0" w:firstLine="0"/>
-        <w:jc w:val="left"/>
-      </w:pPr>
-      <w:r>
-        <w:rPr>
-          <w:rFonts w:ascii="Charis SIL Italic" w:hAnsi="Charis SIL Italic" w:eastAsia="Charis SIL Italic"/>
-          <w:b w:val="0"/>
-          <w:i w:val="0"/>
-          <w:color w:val="0000FF"/>
-          <w:sz w:val="24"/>
-          <w:u w:val="single"/>
-        </w:rPr>
-        <w:hyperlink r:id="rId42" w:history="1">
-          <w:r>
-            <w:rPr>
-              <w:rStyle w:val="Hyperlink"/>
-            </w:rPr>
-            <w:t>Collectie</w:t>
-          </w:r>
-        </w:hyperlink>
-      </w:r>
-    </w:p>
-    <w:p>
-      <w:pPr>
-        <w:autoSpaceDN w:val="0"/>
-        <w:autoSpaceDE w:val="0"/>
-        <w:widowControl/>
-        <w:spacing w:line="352" w:lineRule="exact" w:before="176" w:after="0"/>
-        <w:ind w:left="10" w:right="0" w:firstLine="0"/>
-        <w:jc w:val="left"/>
-      </w:pPr>
-      <w:r>
-        <w:rPr>
-          <w:rFonts w:ascii="Charis SIL Italic" w:hAnsi="Charis SIL Italic" w:eastAsia="Charis SIL Italic"/>
-          <w:b w:val="0"/>
-          <w:i w:val="0"/>
-          <w:color w:val="000000"/>
-          <w:sz w:val="24"/>
-        </w:rPr>
-        <w:t>Valt buiten de scope van de zoekhulp, want de collectie bevindt zich in land van herkomst.</w:t>
-      </w:r>
-    </w:p>
-    <w:p>
-      <w:pPr>
-        <w:autoSpaceDN w:val="0"/>
-        <w:autoSpaceDE w:val="0"/>
-        <w:widowControl/>
-        <w:spacing w:line="358" w:lineRule="exact" w:before="256" w:after="0"/>
-        <w:ind w:left="10" w:right="0" w:firstLine="0"/>
-        <w:jc w:val="left"/>
-      </w:pPr>
-      <w:r>
-        <w:rPr>
-          <w:rFonts w:ascii="Charis SIL Bold" w:hAnsi="Charis SIL Bold" w:eastAsia="Charis SIL Bold"/>
-          <w:b/>
-          <w:i w:val="0"/>
-          <w:color w:val="000000"/>
-          <w:sz w:val="24"/>
-        </w:rPr>
-        <w:t>Surinaams Museum:</w:t>
-      </w:r>
-    </w:p>
-    <w:p>
-      <w:pPr>
-        <w:autoSpaceDN w:val="0"/>
-        <w:autoSpaceDE w:val="0"/>
-        <w:widowControl/>
-        <w:spacing w:line="288" w:lineRule="exact" w:before="314" w:after="0"/>
-        <w:ind w:left="10" w:right="432" w:firstLine="0"/>
-        <w:jc w:val="left"/>
-      </w:pPr>
-      <w:r>
-        <w:rPr>
-          <w:rFonts w:ascii="Charis SIL Italic" w:hAnsi="Charis SIL Italic" w:eastAsia="Charis SIL Italic"/>
-          <w:b w:val="0"/>
-          <w:i w:val="0"/>
-          <w:color w:val="0000FF"/>
-          <w:sz w:val="24"/>
-          <w:u w:val="single"/>
-        </w:rPr>
-        <w:hyperlink r:id="rId43" w:history="1">
-          <w:r>
-            <w:rPr>
-              <w:rStyle w:val="Hyperlink"/>
-            </w:rPr>
-            <w:t>Collectie</w:t>
-          </w:r>
-        </w:hyperlink>
-      </w:r>
-      <w:r>
-        <w:rPr>
-          <w:rFonts w:ascii="Charis SIL Italic" w:hAnsi="Charis SIL Italic" w:eastAsia="Charis SIL Italic"/>
-          <w:b w:val="0"/>
-          <w:i w:val="0"/>
-          <w:color w:val="000000"/>
-          <w:sz w:val="24"/>
-        </w:rPr>
-        <w:t xml:space="preserve"> Oorsprong Koloniaal museum is de collectie die Tjark Jansen Eijken Sluyters in </w:t>
-      </w:r>
-      <w:r>
-        <w:rPr>
-          <w:u w:val="single" w:color="0000ff"/>
-          <w:rFonts w:ascii="Charis SIL Italic" w:hAnsi="Charis SIL Italic" w:eastAsia="Charis SIL Italic"/>
-          <w:b w:val="0"/>
-          <w:i w:val="0"/>
-          <w:color w:val="000000"/>
-          <w:sz w:val="24"/>
-        </w:rPr>
-        <w:hyperlink r:id="rId43" w:history="1">
-          <w:r>
-            <w:rPr>
-              <w:rStyle w:val="Hyperlink"/>
-            </w:rPr>
-            <w:t>1865 aan</w:t>
-          </w:r>
-        </w:hyperlink>
-      </w:r>
-      <w:r>
-        <w:rPr>
-          <w:rFonts w:ascii="Charis SIL Italic" w:hAnsi="Charis SIL Italic" w:eastAsia="Charis SIL Italic"/>
-          <w:b w:val="0"/>
-          <w:i w:val="0"/>
-          <w:color w:val="000000"/>
-          <w:sz w:val="24"/>
-        </w:rPr>
-        <w:t xml:space="preserve"> het koloniale gouvernement schonk. In 1867 werd een Genootschap tot </w:t>
-      </w:r>
-      <w:r>
-        <w:rPr>
-          <w:rFonts w:ascii="Charis SIL Italic" w:hAnsi="Charis SIL Italic" w:eastAsia="Charis SIL Italic"/>
-          <w:b w:val="0"/>
-          <w:i w:val="0"/>
-          <w:color w:val="000000"/>
-          <w:sz w:val="24"/>
-        </w:rPr>
-        <w:t xml:space="preserve">bevordering van kennis opgericht, dat zorg moest dragen voor het museum en voor de </w:t>
-      </w:r>
-      <w:r>
-        <w:rPr>
-          <w:rFonts w:ascii="Charis SIL Italic" w:hAnsi="Charis SIL Italic" w:eastAsia="Charis SIL Italic"/>
-          <w:b w:val="0"/>
-          <w:i w:val="0"/>
-          <w:color w:val="000000"/>
-          <w:sz w:val="24"/>
-        </w:rPr>
-        <w:t>koloniale bibliotheek. 1876 Surinametentoonstelling in het Koloniaal Museum.</w:t>
-      </w:r>
-    </w:p>
-    <w:p>
-      <w:pPr>
-        <w:autoSpaceDN w:val="0"/>
-        <w:autoSpaceDE w:val="0"/>
-        <w:widowControl/>
-        <w:spacing w:line="540" w:lineRule="exact" w:before="196" w:after="0"/>
-        <w:ind w:left="10" w:right="0" w:firstLine="0"/>
-        <w:jc w:val="left"/>
-      </w:pPr>
-      <w:r>
-        <w:rPr>
-          <w:rFonts w:ascii="Charis SIL Bold" w:hAnsi="Charis SIL Bold" w:eastAsia="Charis SIL Bold"/>
-          <w:b/>
-          <w:i w:val="0"/>
-          <w:color w:val="000000"/>
-          <w:sz w:val="36"/>
-        </w:rPr>
-        <w:t>Related Aids</w:t>
-      </w:r>
-    </w:p>
-    <w:p>
-      <w:pPr>
-        <w:autoSpaceDN w:val="0"/>
-        <w:autoSpaceDE w:val="0"/>
-        <w:widowControl/>
-        <w:spacing w:line="288" w:lineRule="exact" w:before="292" w:after="0"/>
-        <w:ind w:left="398" w:right="3600" w:firstLine="0"/>
-        <w:jc w:val="left"/>
-      </w:pPr>
-      <w:r>
-        <w:rPr>
-          <w:rFonts w:ascii="Charis SIL Italic" w:hAnsi="Charis SIL Italic" w:eastAsia="Charis SIL Italic"/>
-          <w:b w:val="0"/>
-          <w:i w:val="0"/>
-          <w:color w:val="000000"/>
-          <w:sz w:val="24"/>
-        </w:rPr>
-        <w:t xml:space="preserve">•  </w:t>
-      </w:r>
-      <w:r>
-        <w:rPr>
-          <w:rFonts w:ascii="Charis SIL Italic" w:hAnsi="Charis SIL Italic" w:eastAsia="Charis SIL Italic"/>
-          <w:b w:val="0"/>
-          <w:i w:val="0"/>
-          <w:color w:val="0000FF"/>
-          <w:sz w:val="24"/>
-          <w:u w:val="single"/>
-        </w:rPr>
-        <w:t>Selecteren en afbakenen</w:t>
-      </w:r>
-      <w:r>
-        <w:br/>
-      </w:r>
-      <w:r>
-        <w:rPr>
-          <w:rFonts w:ascii="Charis SIL Italic" w:hAnsi="Charis SIL Italic" w:eastAsia="Charis SIL Italic"/>
-          <w:b w:val="0"/>
-          <w:i w:val="0"/>
-          <w:color w:val="000000"/>
-          <w:sz w:val="24"/>
-        </w:rPr>
-        <w:t xml:space="preserve">•  </w:t>
-      </w:r>
-      <w:r>
-        <w:rPr>
-          <w:rFonts w:ascii="Charis SIL Italic" w:hAnsi="Charis SIL Italic" w:eastAsia="Charis SIL Italic"/>
-          <w:b w:val="0"/>
-          <w:i w:val="0"/>
-          <w:color w:val="0000FF"/>
-          <w:sz w:val="24"/>
-          <w:u w:val="single"/>
-        </w:rPr>
-        <w:t>Bronnen</w:t>
-      </w:r>
-      <w:r>
-        <w:br/>
-      </w:r>
-      <w:r>
-        <w:rPr>
-          <w:rFonts w:ascii="Charis SIL Italic" w:hAnsi="Charis SIL Italic" w:eastAsia="Charis SIL Italic"/>
-          <w:b w:val="0"/>
-          <w:i w:val="0"/>
-          <w:color w:val="000000"/>
-          <w:sz w:val="24"/>
-        </w:rPr>
-        <w:t xml:space="preserve">•  </w:t>
-      </w:r>
-      <w:r>
-        <w:rPr>
-          <w:rFonts w:ascii="Charis SIL Italic" w:hAnsi="Charis SIL Italic" w:eastAsia="Charis SIL Italic"/>
-          <w:b w:val="0"/>
-          <w:i w:val="0"/>
-          <w:color w:val="0000FF"/>
-          <w:sz w:val="24"/>
-          <w:u w:val="single"/>
-        </w:rPr>
-        <w:t>Ambtena</w:t>
-      </w:r>
-      <w:r>
-        <w:rPr>
-          <w:rFonts w:ascii="Charis SIL Italic" w:hAnsi="Charis SIL Italic" w:eastAsia="Charis SIL Italic"/>
-          <w:b w:val="0"/>
-          <w:i w:val="0"/>
-          <w:color w:val="0000FF"/>
-          <w:sz w:val="24"/>
-          <w:u w:val="single"/>
-        </w:rPr>
-        <w:t>ren</w:t>
-      </w:r>
-      <w:r>
-        <w:br/>
-      </w:r>
-      <w:r>
-        <w:rPr>
-          <w:rFonts w:ascii="Charis SIL Italic" w:hAnsi="Charis SIL Italic" w:eastAsia="Charis SIL Italic"/>
-          <w:b w:val="0"/>
-          <w:i w:val="0"/>
-          <w:color w:val="000000"/>
-          <w:sz w:val="24"/>
-        </w:rPr>
-        <w:t xml:space="preserve">•  </w:t>
-      </w:r>
-      <w:r>
-        <w:rPr>
-          <w:rFonts w:ascii="Charis SIL Italic" w:hAnsi="Charis SIL Italic" w:eastAsia="Charis SIL Italic"/>
-          <w:b w:val="0"/>
-          <w:i w:val="0"/>
-          <w:color w:val="0000FF"/>
-          <w:sz w:val="24"/>
-          <w:u w:val="single"/>
-        </w:rPr>
-        <w:t>Leger en ma</w:t>
-      </w:r>
-      <w:r>
-        <w:rPr>
-          <w:rFonts w:ascii="Charis SIL Italic" w:hAnsi="Charis SIL Italic" w:eastAsia="Charis SIL Italic"/>
-          <w:b w:val="0"/>
-          <w:i w:val="0"/>
-          <w:color w:val="0000FF"/>
-          <w:sz w:val="24"/>
-          <w:u w:val="single"/>
-        </w:rPr>
-        <w:t>rine</w:t>
-      </w:r>
-      <w:r>
-        <w:br/>
-      </w:r>
-      <w:r>
-        <w:rPr>
-          <w:rFonts w:ascii="Charis SIL Italic" w:hAnsi="Charis SIL Italic" w:eastAsia="Charis SIL Italic"/>
-          <w:b w:val="0"/>
-          <w:i w:val="0"/>
-          <w:color w:val="000000"/>
-          <w:sz w:val="24"/>
-        </w:rPr>
-        <w:t xml:space="preserve">•  </w:t>
-      </w:r>
-      <w:r>
-        <w:rPr>
-          <w:rFonts w:ascii="Charis SIL Italic" w:hAnsi="Charis SIL Italic" w:eastAsia="Charis SIL Italic"/>
-          <w:b w:val="0"/>
-          <w:i w:val="0"/>
-          <w:color w:val="0000FF"/>
-          <w:sz w:val="24"/>
-          <w:u w:val="single"/>
-        </w:rPr>
-        <w:t>Koninklijk Instit</w:t>
-      </w:r>
-      <w:r>
-        <w:rPr>
-          <w:rFonts w:ascii="Charis SIL Italic" w:hAnsi="Charis SIL Italic" w:eastAsia="Charis SIL Italic"/>
-          <w:b w:val="0"/>
-          <w:i w:val="0"/>
-          <w:color w:val="0000FF"/>
-          <w:sz w:val="24"/>
-          <w:u w:val="single"/>
-        </w:rPr>
-        <w:t>uut voor Taal-, Land en Volkenkunde</w:t>
-      </w:r>
-      <w:r>
-        <w:rPr>
-          <w:rFonts w:ascii="Charis SIL Italic" w:hAnsi="Charis SIL Italic" w:eastAsia="Charis SIL Italic"/>
-          <w:b w:val="0"/>
-          <w:i w:val="0"/>
-          <w:color w:val="000000"/>
-          <w:sz w:val="24"/>
-        </w:rPr>
-        <w:t xml:space="preserve">•  </w:t>
-      </w:r>
-      <w:r>
-        <w:rPr>
-          <w:rFonts w:ascii="Charis SIL Italic" w:hAnsi="Charis SIL Italic" w:eastAsia="Charis SIL Italic"/>
-          <w:b w:val="0"/>
-          <w:i w:val="0"/>
-          <w:color w:val="0000FF"/>
-          <w:sz w:val="24"/>
-          <w:u w:val="single"/>
-        </w:rPr>
-        <w:t>Rijksmuseum Amsterdam</w:t>
-      </w:r>
-      <w:r>
-        <w:br/>
-      </w:r>
-      <w:r>
-        <w:rPr>
-          <w:rFonts w:ascii="Charis SIL Italic" w:hAnsi="Charis SIL Italic" w:eastAsia="Charis SIL Italic"/>
-          <w:b w:val="0"/>
-          <w:i w:val="0"/>
-          <w:color w:val="000000"/>
-          <w:sz w:val="24"/>
-        </w:rPr>
-        <w:t xml:space="preserve">•  </w:t>
-      </w:r>
-      <w:r>
-        <w:rPr>
-          <w:rFonts w:ascii="Charis SIL Italic" w:hAnsi="Charis SIL Italic" w:eastAsia="Charis SIL Italic"/>
-          <w:b w:val="0"/>
-          <w:i w:val="0"/>
-          <w:color w:val="0000FF"/>
-          <w:sz w:val="24"/>
-          <w:u w:val="single"/>
-        </w:rPr>
-        <w:t>Wereldmuseum Amsterda</w:t>
-      </w:r>
-      <w:r>
-        <w:rPr>
-          <w:rFonts w:ascii="Charis SIL Italic" w:hAnsi="Charis SIL Italic" w:eastAsia="Charis SIL Italic"/>
-          <w:b w:val="0"/>
-          <w:i w:val="0"/>
-          <w:color w:val="0000FF"/>
-          <w:sz w:val="24"/>
-          <w:u w:val="single"/>
-        </w:rPr>
-        <w:t>m</w:t>
-      </w:r>
-      <w:r>
-        <w:br/>
-      </w:r>
-      <w:r>
-        <w:rPr>
-          <w:rFonts w:ascii="Charis SIL Italic" w:hAnsi="Charis SIL Italic" w:eastAsia="Charis SIL Italic"/>
-          <w:b w:val="0"/>
-          <w:i w:val="0"/>
-          <w:color w:val="000000"/>
-          <w:sz w:val="24"/>
-        </w:rPr>
-        <w:t xml:space="preserve">•  </w:t>
-      </w:r>
-      <w:r>
-        <w:rPr>
-          <w:rFonts w:ascii="Charis SIL Italic" w:hAnsi="Charis SIL Italic" w:eastAsia="Charis SIL Italic"/>
-          <w:b w:val="0"/>
-          <w:i w:val="0"/>
-          <w:color w:val="0000FF"/>
-          <w:sz w:val="24"/>
-          <w:u w:val="single"/>
-        </w:rPr>
-        <w:t>Wereldmuseum Leiden</w:t>
-      </w:r>
-      <w:r>
-        <w:br/>
-      </w:r>
-      <w:r>
-        <w:rPr>
-          <w:rFonts w:ascii="Charis SIL Italic" w:hAnsi="Charis SIL Italic" w:eastAsia="Charis SIL Italic"/>
-          <w:b w:val="0"/>
-          <w:i w:val="0"/>
-          <w:color w:val="000000"/>
-          <w:sz w:val="24"/>
-        </w:rPr>
-        <w:t xml:space="preserve">•  </w:t>
-      </w:r>
-      <w:r>
-        <w:rPr>
-          <w:rFonts w:ascii="Charis SIL Italic" w:hAnsi="Charis SIL Italic" w:eastAsia="Charis SIL Italic"/>
-          <w:b w:val="0"/>
-          <w:i w:val="0"/>
-          <w:color w:val="0000FF"/>
-          <w:sz w:val="24"/>
-          <w:u w:val="single"/>
-        </w:rPr>
-        <w:t>Wereldmuseum Rotter</w:t>
-      </w:r>
-      <w:r>
-        <w:rPr>
-          <w:rFonts w:ascii="Charis SIL Italic" w:hAnsi="Charis SIL Italic" w:eastAsia="Charis SIL Italic"/>
-          <w:b w:val="0"/>
-          <w:i w:val="0"/>
-          <w:color w:val="0000FF"/>
-          <w:sz w:val="24"/>
-          <w:u w:val="single"/>
-        </w:rPr>
-        <w:t>dam</w:t>
-      </w:r>
-    </w:p>
-    <w:p>
-      <w:pPr>
-        <w:autoSpaceDN w:val="0"/>
-        <w:autoSpaceDE w:val="0"/>
-        <w:widowControl/>
-        <w:spacing w:line="540" w:lineRule="exact" w:before="198" w:after="0"/>
-        <w:ind w:left="10" w:right="0" w:firstLine="0"/>
-        <w:jc w:val="left"/>
-      </w:pPr>
-      <w:r>
-        <w:rPr>
-          <w:rFonts w:ascii="Charis SIL Bold" w:hAnsi="Charis SIL Bold" w:eastAsia="Charis SIL Bold"/>
-          <w:b/>
-          <w:i w:val="0"/>
-          <w:color w:val="000000"/>
-          <w:sz w:val="36"/>
-        </w:rPr>
-        <w:t>Primary sources</w:t>
-      </w:r>
-    </w:p>
-    <w:p>
-      <w:pPr>
-        <w:autoSpaceDN w:val="0"/>
-        <w:autoSpaceDE w:val="0"/>
-        <w:widowControl/>
-        <w:spacing w:line="352" w:lineRule="exact" w:before="228" w:after="0"/>
-        <w:ind w:left="10" w:right="0" w:firstLine="0"/>
-        <w:jc w:val="left"/>
-      </w:pPr>
-      <w:r>
-        <w:rPr>
-          <w:rFonts w:ascii="Charis SIL Italic" w:hAnsi="Charis SIL Italic" w:eastAsia="Charis SIL Italic"/>
-          <w:b w:val="0"/>
-          <w:i w:val="0"/>
-          <w:color w:val="000000"/>
-          <w:sz w:val="24"/>
-        </w:rPr>
-        <w:t>Archiefstukken:</w:t>
-      </w:r>
-    </w:p>
-    <w:p>
-      <w:pPr>
-        <w:autoSpaceDN w:val="0"/>
-        <w:autoSpaceDE w:val="0"/>
-        <w:widowControl/>
-        <w:spacing w:line="288" w:lineRule="exact" w:before="240" w:after="0"/>
-        <w:ind w:left="810" w:right="720" w:firstLine="0"/>
-        <w:jc w:val="left"/>
-      </w:pPr>
-      <w:r>
-        <w:rPr>
-          <w:rFonts w:ascii="Charis SIL Italic" w:hAnsi="Charis SIL Italic" w:eastAsia="Charis SIL Italic"/>
-          <w:b w:val="0"/>
-          <w:i/>
-          <w:color w:val="000000"/>
-          <w:sz w:val="24"/>
-        </w:rPr>
-        <w:t xml:space="preserve">Noord-Hollands Archief 476 Rijksmuseum en rechtsvoorgangers - toegang 5 Archief </w:t>
-      </w:r>
-      <w:r>
-        <w:rPr>
-          <w:rFonts w:ascii="Charis SIL Italic" w:hAnsi="Charis SIL Italic" w:eastAsia="Charis SIL Italic"/>
-          <w:b w:val="0"/>
-          <w:i/>
-          <w:color w:val="000000"/>
-          <w:sz w:val="24"/>
-        </w:rPr>
-        <w:t xml:space="preserve">van het Koninklijk Kabinet van Zeldzaamheden, (17e eeuw) 1815-1883, </w:t>
-      </w:r>
-      <w:r>
-        <w:br/>
-      </w:r>
-      <w:r>
-        <w:rPr>
-          <w:rFonts w:ascii="Charis SIL Italic" w:hAnsi="Charis SIL Italic" w:eastAsia="Charis SIL Italic"/>
-          <w:b w:val="0"/>
-          <w:i/>
-          <w:color w:val="000000"/>
-          <w:sz w:val="24"/>
-        </w:rPr>
-        <w:t>inventarisnummer 854, 122/123</w:t>
-      </w:r>
-      <w:r>
-        <w:rPr>
-          <w:rFonts w:ascii="Charis SIL Italic" w:hAnsi="Charis SIL Italic" w:eastAsia="Charis SIL Italic"/>
-          <w:b w:val="0"/>
-          <w:i/>
-          <w:color w:val="000000"/>
-          <w:sz w:val="24"/>
-        </w:rPr>
-        <w:t xml:space="preserve">Stukken in het archief van het Koninklijk Kabinet </w:t>
-      </w:r>
-      <w:r>
-        <w:rPr>
-          <w:rFonts w:ascii="Charis SIL Italic" w:hAnsi="Charis SIL Italic" w:eastAsia="Charis SIL Italic"/>
-          <w:b w:val="0"/>
-          <w:i/>
-          <w:color w:val="000000"/>
-          <w:sz w:val="24"/>
-        </w:rPr>
-        <w:t>van Zeldzaamheden over de zending van Kühn uit 1824.</w:t>
-      </w:r>
-    </w:p>
-    <w:p>
-      <w:pPr>
-        <w:autoSpaceDN w:val="0"/>
-        <w:autoSpaceDE w:val="0"/>
-        <w:widowControl/>
-        <w:spacing w:line="352" w:lineRule="exact" w:before="176" w:after="0"/>
-        <w:ind w:left="810" w:right="0" w:firstLine="0"/>
-        <w:jc w:val="left"/>
-      </w:pPr>
-      <w:r>
-        <w:rPr>
-          <w:rFonts w:ascii="Charis SIL Italic" w:hAnsi="Charis SIL Italic" w:eastAsia="Charis SIL Italic"/>
-          <w:b w:val="0"/>
-          <w:i w:val="0"/>
-          <w:color w:val="0000FF"/>
-          <w:sz w:val="24"/>
-        </w:rPr>
-        <w:hyperlink r:id="rId44" w:history="1">
-          <w:r>
-            <w:rPr>
-              <w:rStyle w:val="Hyperlink"/>
-            </w:rPr>
-            <w:t>https://</w:t>
-          </w:r>
-        </w:hyperlink>
-      </w:r>
-      <w:r>
-        <w:rPr>
-          <w:rFonts w:ascii="Charis SIL Italic" w:hAnsi="Charis SIL Italic" w:eastAsia="Charis SIL Italic"/>
-          <w:b w:val="0"/>
-          <w:i w:val="0"/>
-          <w:color w:val="0000FF"/>
-          <w:sz w:val="24"/>
-        </w:rPr>
-        <w:hyperlink r:id="rId44" w:history="1">
-          <w:r>
-            <w:rPr>
-              <w:rStyle w:val="Hyperlink"/>
-            </w:rPr>
-            <w:t>hdl.handle.net/21.12102/</w:t>
-          </w:r>
-        </w:hyperlink>
-      </w:r>
-      <w:r>
-        <w:rPr>
-          <w:rFonts w:ascii="Charis SIL Italic" w:hAnsi="Charis SIL Italic" w:eastAsia="Charis SIL Italic"/>
-          <w:b w:val="0"/>
-          <w:i w:val="0"/>
-          <w:color w:val="0000FF"/>
-          <w:sz w:val="24"/>
-        </w:rPr>
-        <w:hyperlink r:id="rId44" w:history="1">
-          <w:r>
-            <w:rPr>
-              <w:rStyle w:val="Hyperlink"/>
-            </w:rPr>
-            <w:t>C334F15F47A042DBB02101D8E375A1C8</w:t>
-          </w:r>
-        </w:hyperlink>
-      </w:r>
-    </w:p>
-    <w:p>
-      <w:pPr>
-        <w:autoSpaceDN w:val="0"/>
-        <w:autoSpaceDE w:val="0"/>
-        <w:widowControl/>
-        <w:spacing w:line="352" w:lineRule="exact" w:before="176" w:after="0"/>
-        <w:ind w:left="10" w:right="0" w:firstLine="0"/>
-        <w:jc w:val="left"/>
-      </w:pPr>
-      <w:r>
-        <w:rPr>
-          <w:rFonts w:ascii="Charis SIL Italic" w:hAnsi="Charis SIL Italic" w:eastAsia="Charis SIL Italic"/>
-          <w:b w:val="0"/>
-          <w:i w:val="0"/>
-          <w:color w:val="000000"/>
-          <w:sz w:val="24"/>
-        </w:rPr>
-        <w:t>Archiefstukken:</w:t>
-      </w:r>
-    </w:p>
-    <w:p>
-      <w:pPr>
-        <w:autoSpaceDN w:val="0"/>
-        <w:autoSpaceDE w:val="0"/>
-        <w:widowControl/>
-        <w:spacing w:line="288" w:lineRule="exact" w:before="240" w:after="0"/>
-        <w:ind w:left="810" w:right="720" w:firstLine="0"/>
-        <w:jc w:val="left"/>
-      </w:pPr>
-      <w:r>
-        <w:rPr>
-          <w:rFonts w:ascii="Charis SIL Italic" w:hAnsi="Charis SIL Italic" w:eastAsia="Charis SIL Italic"/>
-          <w:b w:val="0"/>
-          <w:i/>
-          <w:color w:val="000000"/>
-          <w:sz w:val="24"/>
-        </w:rPr>
-        <w:t xml:space="preserve">Noord-Hollands Archief 476 Rijksmuseum en rechtsvoorgangers - toegang 5 Archief </w:t>
-      </w:r>
-      <w:r>
-        <w:rPr>
-          <w:rFonts w:ascii="Charis SIL Italic" w:hAnsi="Charis SIL Italic" w:eastAsia="Charis SIL Italic"/>
-          <w:b w:val="0"/>
-          <w:i/>
-          <w:color w:val="000000"/>
-          <w:sz w:val="24"/>
-        </w:rPr>
-        <w:t>van het Koninklijk Kabinet van Zeldzaamheden, (17e eeuw) 1815-1883,</w:t>
+        <w:t>Bromet, wellicht ook diorama's van Schouten? RV-360-1639 tot en met RV-360-1653 1826:</w:t>
       </w:r>
     </w:p>
     <w:p>
       <w:pPr>
         <w:sectPr>
           <w:pgSz w:w="11900" w:h="16840"/>
-          <w:pgMar w:top="324" w:right="1038" w:bottom="372" w:left="950" w:header="720" w:footer="720" w:gutter="0"/>
+          <w:pgMar w:top="324" w:right="1020" w:bottom="498" w:left="950" w:header="720" w:footer="720" w:gutter="0"/>
           <w:cols/>
           <w:docGrid w:linePitch="360"/>
         </w:sectPr>
@@ -5589,55 +5045,99 @@
         <w:autoSpaceDE w:val="0"/>
         <w:widowControl/>
         <w:spacing w:line="288" w:lineRule="exact" w:before="64" w:after="0"/>
-        <w:ind w:left="800" w:right="1008" w:firstLine="0"/>
+        <w:ind w:left="10" w:right="0" w:firstLine="0"/>
         <w:jc w:val="left"/>
       </w:pPr>
       <w:r>
         <w:rPr>
           <w:rFonts w:ascii="Charis SIL Italic" w:hAnsi="Charis SIL Italic" w:eastAsia="Charis SIL Italic"/>
           <w:b w:val="0"/>
-          <w:i/>
+          <w:i w:val="0"/>
           <w:color w:val="000000"/>
           <w:sz w:val="24"/>
         </w:rPr>
-        <w:t>inventarisnummer 854, 160/161a</w:t>
-      </w:r>
-      <w:r>
-        <w:rPr>
-          <w:rFonts w:ascii="Charis SIL Italic" w:hAnsi="Charis SIL Italic" w:eastAsia="Charis SIL Italic"/>
-          <w:b w:val="0"/>
-          <w:i/>
+        <w:t xml:space="preserve">zending D. Kanngiesser 1827: mr. A.F. Lammens stuurt twee diorama's van Schouten </w:t>
+      </w:r>
+      <w:r>
+        <w:rPr>
+          <w:rFonts w:ascii="Charis SIL Italic" w:hAnsi="Charis SIL Italic" w:eastAsia="Charis SIL Italic"/>
+          <w:b w:val="0"/>
+          <w:i w:val="0"/>
           <w:color w:val="000000"/>
           <w:sz w:val="24"/>
         </w:rPr>
-        <w:t xml:space="preserve">Stukken in het archief van het Koninklijk </w:t>
-      </w:r>
-      <w:r>
-        <w:rPr>
-          <w:rFonts w:ascii="Charis SIL Italic" w:hAnsi="Charis SIL Italic" w:eastAsia="Charis SIL Italic"/>
-          <w:b w:val="0"/>
-          <w:i/>
+        <w:t xml:space="preserve">Temminck 1827 zending die met naturalia waren meegekomen, uiteindelijk afkomstig van </w:t>
+      </w:r>
+      <w:r>
+        <w:rPr>
+          <w:rFonts w:ascii="Charis SIL Italic" w:hAnsi="Charis SIL Italic" w:eastAsia="Charis SIL Italic"/>
+          <w:b w:val="0"/>
+          <w:i w:val="0"/>
           <w:color w:val="000000"/>
           <w:sz w:val="24"/>
         </w:rPr>
-        <w:t>Kabinet van Zeldzaamheden over de zending van Bromet uit 1825.</w:t>
+        <w:t xml:space="preserve">apotheker H.H. Dieperink? 1 april 1828: grotere schenking van Lammens. 30 mei 1835: nog </w:t>
+      </w:r>
+      <w:r>
+        <w:rPr>
+          <w:rFonts w:ascii="Charis SIL Italic" w:hAnsi="Charis SIL Italic" w:eastAsia="Charis SIL Italic"/>
+          <w:b w:val="0"/>
+          <w:i w:val="0"/>
+          <w:color w:val="000000"/>
+          <w:sz w:val="24"/>
+        </w:rPr>
+        <w:t>een schenking van J. Bromet via F.J. van Maanen</w:t>
       </w:r>
     </w:p>
     <w:p>
       <w:pPr>
         <w:autoSpaceDN w:val="0"/>
-        <w:tabs>
-          <w:tab w:pos="800" w:val="left"/>
-        </w:tabs>
         <w:autoSpaceDE w:val="0"/>
         <w:widowControl/>
-        <w:spacing w:line="384" w:lineRule="exact" w:before="144" w:after="0"/>
-        <w:ind w:left="0" w:right="288" w:firstLine="0"/>
+        <w:spacing w:line="352" w:lineRule="exact" w:before="176" w:after="0"/>
+        <w:ind w:left="10" w:right="0" w:firstLine="0"/>
         <w:jc w:val="left"/>
       </w:pPr>
       <w:r>
-        <w:tab/>
-      </w:r>
+        <w:rPr>
+          <w:rFonts w:ascii="Charis SIL Italic" w:hAnsi="Charis SIL Italic" w:eastAsia="Charis SIL Italic"/>
+          <w:b w:val="0"/>
+          <w:i w:val="0"/>
+          <w:color w:val="000000"/>
+          <w:sz w:val="24"/>
+        </w:rPr>
+        <w:t>Crevaux, Coudreaux, Brunetti?</w:t>
+      </w:r>
+    </w:p>
+    <w:p>
+      <w:pPr>
+        <w:autoSpaceDN w:val="0"/>
+        <w:autoSpaceDE w:val="0"/>
+        <w:widowControl/>
+        <w:spacing w:line="360" w:lineRule="exact" w:before="254" w:after="0"/>
+        <w:ind w:left="10" w:right="0" w:firstLine="0"/>
+        <w:jc w:val="left"/>
+      </w:pPr>
+      <w:r>
+        <w:rPr>
+          <w:rFonts w:ascii="Charis SIL Bold" w:hAnsi="Charis SIL Bold" w:eastAsia="Charis SIL Bold"/>
+          <w:b/>
+          <w:i w:val="0"/>
+          <w:color w:val="000000"/>
+          <w:sz w:val="24"/>
+        </w:rPr>
+        <w:t>Musée des cultures guyanaises</w:t>
+      </w:r>
+    </w:p>
+    <w:p>
+      <w:pPr>
+        <w:autoSpaceDN w:val="0"/>
+        <w:autoSpaceDE w:val="0"/>
+        <w:widowControl/>
+        <w:spacing w:line="352" w:lineRule="exact" w:before="248" w:after="0"/>
+        <w:ind w:left="10" w:right="0" w:firstLine="0"/>
+        <w:jc w:val="left"/>
+      </w:pPr>
       <w:r>
         <w:rPr>
           <w:rFonts w:ascii="Charis SIL Italic" w:hAnsi="Charis SIL Italic" w:eastAsia="Charis SIL Italic"/>
@@ -5647,7 +5147,558 @@
           <w:sz w:val="24"/>
           <w:u w:val="single"/>
         </w:rPr>
-        <w:hyperlink r:id="rId45" w:history="1">
+        <w:hyperlink r:id="rId41" w:history="1">
+          <w:r>
+            <w:rPr>
+              <w:rStyle w:val="Hyperlink"/>
+            </w:rPr>
+            <w:t>Collectie</w:t>
+          </w:r>
+        </w:hyperlink>
+      </w:r>
+    </w:p>
+    <w:p>
+      <w:pPr>
+        <w:autoSpaceDN w:val="0"/>
+        <w:autoSpaceDE w:val="0"/>
+        <w:widowControl/>
+        <w:spacing w:line="352" w:lineRule="exact" w:before="176" w:after="0"/>
+        <w:ind w:left="10" w:right="0" w:firstLine="0"/>
+        <w:jc w:val="left"/>
+      </w:pPr>
+      <w:r>
+        <w:rPr>
+          <w:rFonts w:ascii="Charis SIL Italic" w:hAnsi="Charis SIL Italic" w:eastAsia="Charis SIL Italic"/>
+          <w:b w:val="0"/>
+          <w:i w:val="0"/>
+          <w:color w:val="000000"/>
+          <w:sz w:val="24"/>
+        </w:rPr>
+        <w:t>Valt buiten de scope van de zoekhulp, want de collectie bevindt zich in land van herkomst.</w:t>
+      </w:r>
+    </w:p>
+    <w:p>
+      <w:pPr>
+        <w:autoSpaceDN w:val="0"/>
+        <w:autoSpaceDE w:val="0"/>
+        <w:widowControl/>
+        <w:spacing w:line="358" w:lineRule="exact" w:before="256" w:after="0"/>
+        <w:ind w:left="10" w:right="0" w:firstLine="0"/>
+        <w:jc w:val="left"/>
+      </w:pPr>
+      <w:r>
+        <w:rPr>
+          <w:rFonts w:ascii="Charis SIL Bold" w:hAnsi="Charis SIL Bold" w:eastAsia="Charis SIL Bold"/>
+          <w:b/>
+          <w:i w:val="0"/>
+          <w:color w:val="000000"/>
+          <w:sz w:val="24"/>
+        </w:rPr>
+        <w:t>Surinaams Museum:</w:t>
+      </w:r>
+    </w:p>
+    <w:p>
+      <w:pPr>
+        <w:autoSpaceDN w:val="0"/>
+        <w:autoSpaceDE w:val="0"/>
+        <w:widowControl/>
+        <w:spacing w:line="288" w:lineRule="exact" w:before="314" w:after="0"/>
+        <w:ind w:left="10" w:right="288" w:firstLine="0"/>
+        <w:jc w:val="left"/>
+      </w:pPr>
+      <w:r>
+        <w:rPr>
+          <w:rFonts w:ascii="Charis SIL Italic" w:hAnsi="Charis SIL Italic" w:eastAsia="Charis SIL Italic"/>
+          <w:b w:val="0"/>
+          <w:i w:val="0"/>
+          <w:color w:val="0000FF"/>
+          <w:sz w:val="24"/>
+          <w:u w:val="single"/>
+        </w:rPr>
+        <w:hyperlink r:id="rId42" w:history="1">
+          <w:r>
+            <w:rPr>
+              <w:rStyle w:val="Hyperlink"/>
+            </w:rPr>
+            <w:t>Collectie</w:t>
+          </w:r>
+        </w:hyperlink>
+      </w:r>
+      <w:r>
+        <w:rPr>
+          <w:rFonts w:ascii="Charis SIL Italic" w:hAnsi="Charis SIL Italic" w:eastAsia="Charis SIL Italic"/>
+          <w:b w:val="0"/>
+          <w:i w:val="0"/>
+          <w:color w:val="000000"/>
+          <w:sz w:val="24"/>
+        </w:rPr>
+        <w:t xml:space="preserve"> Oorsprong Koloniaal museum is de collectie die Tjark Jansen Eijken Sluyters in </w:t>
+      </w:r>
+      <w:r>
+        <w:rPr>
+          <w:u w:val="single" w:color="0000ff"/>
+          <w:rFonts w:ascii="Charis SIL Italic" w:hAnsi="Charis SIL Italic" w:eastAsia="Charis SIL Italic"/>
+          <w:b w:val="0"/>
+          <w:i w:val="0"/>
+          <w:color w:val="000000"/>
+          <w:sz w:val="24"/>
+        </w:rPr>
+        <w:hyperlink r:id="rId42" w:history="1">
+          <w:r>
+            <w:rPr>
+              <w:rStyle w:val="Hyperlink"/>
+            </w:rPr>
+            <w:t>1865 aan</w:t>
+          </w:r>
+        </w:hyperlink>
+      </w:r>
+      <w:r>
+        <w:rPr>
+          <w:rFonts w:ascii="Charis SIL Italic" w:hAnsi="Charis SIL Italic" w:eastAsia="Charis SIL Italic"/>
+          <w:b w:val="0"/>
+          <w:i w:val="0"/>
+          <w:color w:val="000000"/>
+          <w:sz w:val="24"/>
+        </w:rPr>
+        <w:t xml:space="preserve"> het koloniale gouvernement schonk. In 1867 werd een Genootschap tot </w:t>
+      </w:r>
+      <w:r>
+        <w:rPr>
+          <w:rFonts w:ascii="Charis SIL Italic" w:hAnsi="Charis SIL Italic" w:eastAsia="Charis SIL Italic"/>
+          <w:b w:val="0"/>
+          <w:i w:val="0"/>
+          <w:color w:val="000000"/>
+          <w:sz w:val="24"/>
+        </w:rPr>
+        <w:t xml:space="preserve">bevordering van kennis opgericht, dat zorg moest dragen voor het museum en voor de </w:t>
+      </w:r>
+      <w:r>
+        <w:rPr>
+          <w:rFonts w:ascii="Charis SIL Italic" w:hAnsi="Charis SIL Italic" w:eastAsia="Charis SIL Italic"/>
+          <w:b w:val="0"/>
+          <w:i w:val="0"/>
+          <w:color w:val="000000"/>
+          <w:sz w:val="24"/>
+        </w:rPr>
+        <w:t>koloniale bibliotheek. 1876 Surinametentoonstelling in het Koloniaal Museum.</w:t>
+      </w:r>
+    </w:p>
+    <w:p>
+      <w:pPr>
+        <w:autoSpaceDN w:val="0"/>
+        <w:autoSpaceDE w:val="0"/>
+        <w:widowControl/>
+        <w:spacing w:line="540" w:lineRule="exact" w:before="196" w:after="0"/>
+        <w:ind w:left="10" w:right="0" w:firstLine="0"/>
+        <w:jc w:val="left"/>
+      </w:pPr>
+      <w:r>
+        <w:rPr>
+          <w:rFonts w:ascii="Charis SIL Bold" w:hAnsi="Charis SIL Bold" w:eastAsia="Charis SIL Bold"/>
+          <w:b/>
+          <w:i w:val="0"/>
+          <w:color w:val="000000"/>
+          <w:sz w:val="36"/>
+        </w:rPr>
+        <w:t>Related Aids</w:t>
+      </w:r>
+    </w:p>
+    <w:p>
+      <w:pPr>
+        <w:autoSpaceDN w:val="0"/>
+        <w:autoSpaceDE w:val="0"/>
+        <w:widowControl/>
+        <w:spacing w:line="288" w:lineRule="exact" w:before="292" w:after="0"/>
+        <w:ind w:left="398" w:right="3456" w:firstLine="0"/>
+        <w:jc w:val="left"/>
+      </w:pPr>
+      <w:r>
+        <w:rPr>
+          <w:rFonts w:ascii="Charis SIL Italic" w:hAnsi="Charis SIL Italic" w:eastAsia="Charis SIL Italic"/>
+          <w:b w:val="0"/>
+          <w:i w:val="0"/>
+          <w:color w:val="000000"/>
+          <w:sz w:val="24"/>
+        </w:rPr>
+        <w:t xml:space="preserve">•  </w:t>
+      </w:r>
+      <w:r>
+        <w:rPr>
+          <w:rFonts w:ascii="Charis SIL Italic" w:hAnsi="Charis SIL Italic" w:eastAsia="Charis SIL Italic"/>
+          <w:b w:val="0"/>
+          <w:i w:val="0"/>
+          <w:color w:val="0000FF"/>
+          <w:sz w:val="24"/>
+          <w:u w:val="single"/>
+        </w:rPr>
+        <w:t>Selecteren en afbakenen</w:t>
+      </w:r>
+      <w:r>
+        <w:br/>
+      </w:r>
+      <w:r>
+        <w:rPr>
+          <w:rFonts w:ascii="Charis SIL Italic" w:hAnsi="Charis SIL Italic" w:eastAsia="Charis SIL Italic"/>
+          <w:b w:val="0"/>
+          <w:i w:val="0"/>
+          <w:color w:val="000000"/>
+          <w:sz w:val="24"/>
+        </w:rPr>
+        <w:t xml:space="preserve">•  </w:t>
+      </w:r>
+      <w:r>
+        <w:rPr>
+          <w:rFonts w:ascii="Charis SIL Italic" w:hAnsi="Charis SIL Italic" w:eastAsia="Charis SIL Italic"/>
+          <w:b w:val="0"/>
+          <w:i w:val="0"/>
+          <w:color w:val="0000FF"/>
+          <w:sz w:val="24"/>
+          <w:u w:val="single"/>
+        </w:rPr>
+        <w:t>Bronnen</w:t>
+      </w:r>
+      <w:r>
+        <w:br/>
+      </w:r>
+      <w:r>
+        <w:rPr>
+          <w:rFonts w:ascii="Charis SIL Italic" w:hAnsi="Charis SIL Italic" w:eastAsia="Charis SIL Italic"/>
+          <w:b w:val="0"/>
+          <w:i w:val="0"/>
+          <w:color w:val="000000"/>
+          <w:sz w:val="24"/>
+        </w:rPr>
+        <w:t xml:space="preserve">•  </w:t>
+      </w:r>
+      <w:r>
+        <w:rPr>
+          <w:rFonts w:ascii="Charis SIL Italic" w:hAnsi="Charis SIL Italic" w:eastAsia="Charis SIL Italic"/>
+          <w:b w:val="0"/>
+          <w:i w:val="0"/>
+          <w:color w:val="0000FF"/>
+          <w:sz w:val="24"/>
+          <w:u w:val="single"/>
+        </w:rPr>
+        <w:t>Ambtena</w:t>
+      </w:r>
+      <w:r>
+        <w:rPr>
+          <w:rFonts w:ascii="Charis SIL Italic" w:hAnsi="Charis SIL Italic" w:eastAsia="Charis SIL Italic"/>
+          <w:b w:val="0"/>
+          <w:i w:val="0"/>
+          <w:color w:val="0000FF"/>
+          <w:sz w:val="24"/>
+          <w:u w:val="single"/>
+        </w:rPr>
+        <w:t>ren</w:t>
+      </w:r>
+      <w:r>
+        <w:br/>
+      </w:r>
+      <w:r>
+        <w:rPr>
+          <w:rFonts w:ascii="Charis SIL Italic" w:hAnsi="Charis SIL Italic" w:eastAsia="Charis SIL Italic"/>
+          <w:b w:val="0"/>
+          <w:i w:val="0"/>
+          <w:color w:val="000000"/>
+          <w:sz w:val="24"/>
+        </w:rPr>
+        <w:t xml:space="preserve">•  </w:t>
+      </w:r>
+      <w:r>
+        <w:rPr>
+          <w:rFonts w:ascii="Charis SIL Italic" w:hAnsi="Charis SIL Italic" w:eastAsia="Charis SIL Italic"/>
+          <w:b w:val="0"/>
+          <w:i w:val="0"/>
+          <w:color w:val="0000FF"/>
+          <w:sz w:val="24"/>
+          <w:u w:val="single"/>
+        </w:rPr>
+        <w:t>Leger en ma</w:t>
+      </w:r>
+      <w:r>
+        <w:rPr>
+          <w:rFonts w:ascii="Charis SIL Italic" w:hAnsi="Charis SIL Italic" w:eastAsia="Charis SIL Italic"/>
+          <w:b w:val="0"/>
+          <w:i w:val="0"/>
+          <w:color w:val="0000FF"/>
+          <w:sz w:val="24"/>
+          <w:u w:val="single"/>
+        </w:rPr>
+        <w:t>rine</w:t>
+      </w:r>
+      <w:r>
+        <w:br/>
+      </w:r>
+      <w:r>
+        <w:rPr>
+          <w:rFonts w:ascii="Charis SIL Italic" w:hAnsi="Charis SIL Italic" w:eastAsia="Charis SIL Italic"/>
+          <w:b w:val="0"/>
+          <w:i w:val="0"/>
+          <w:color w:val="000000"/>
+          <w:sz w:val="24"/>
+        </w:rPr>
+        <w:t xml:space="preserve">•  </w:t>
+      </w:r>
+      <w:r>
+        <w:rPr>
+          <w:rFonts w:ascii="Charis SIL Italic" w:hAnsi="Charis SIL Italic" w:eastAsia="Charis SIL Italic"/>
+          <w:b w:val="0"/>
+          <w:i w:val="0"/>
+          <w:color w:val="0000FF"/>
+          <w:sz w:val="24"/>
+          <w:u w:val="single"/>
+        </w:rPr>
+        <w:t>Koninklijk Instit</w:t>
+      </w:r>
+      <w:r>
+        <w:rPr>
+          <w:rFonts w:ascii="Charis SIL Italic" w:hAnsi="Charis SIL Italic" w:eastAsia="Charis SIL Italic"/>
+          <w:b w:val="0"/>
+          <w:i w:val="0"/>
+          <w:color w:val="0000FF"/>
+          <w:sz w:val="24"/>
+          <w:u w:val="single"/>
+        </w:rPr>
+        <w:t>uut voor Taal-, Land en Volkenkunde</w:t>
+      </w:r>
+      <w:r>
+        <w:rPr>
+          <w:rFonts w:ascii="Charis SIL Italic" w:hAnsi="Charis SIL Italic" w:eastAsia="Charis SIL Italic"/>
+          <w:b w:val="0"/>
+          <w:i w:val="0"/>
+          <w:color w:val="000000"/>
+          <w:sz w:val="24"/>
+        </w:rPr>
+        <w:t xml:space="preserve">•  </w:t>
+      </w:r>
+      <w:r>
+        <w:rPr>
+          <w:rFonts w:ascii="Charis SIL Italic" w:hAnsi="Charis SIL Italic" w:eastAsia="Charis SIL Italic"/>
+          <w:b w:val="0"/>
+          <w:i w:val="0"/>
+          <w:color w:val="0000FF"/>
+          <w:sz w:val="24"/>
+          <w:u w:val="single"/>
+        </w:rPr>
+        <w:t>Rijksmuseum Amsterdam</w:t>
+      </w:r>
+      <w:r>
+        <w:br/>
+      </w:r>
+      <w:r>
+        <w:rPr>
+          <w:rFonts w:ascii="Charis SIL Italic" w:hAnsi="Charis SIL Italic" w:eastAsia="Charis SIL Italic"/>
+          <w:b w:val="0"/>
+          <w:i w:val="0"/>
+          <w:color w:val="000000"/>
+          <w:sz w:val="24"/>
+        </w:rPr>
+        <w:t xml:space="preserve">•  </w:t>
+      </w:r>
+      <w:r>
+        <w:rPr>
+          <w:rFonts w:ascii="Charis SIL Italic" w:hAnsi="Charis SIL Italic" w:eastAsia="Charis SIL Italic"/>
+          <w:b w:val="0"/>
+          <w:i w:val="0"/>
+          <w:color w:val="0000FF"/>
+          <w:sz w:val="24"/>
+          <w:u w:val="single"/>
+        </w:rPr>
+        <w:t>Wereldmuseum Amsterda</w:t>
+      </w:r>
+      <w:r>
+        <w:rPr>
+          <w:rFonts w:ascii="Charis SIL Italic" w:hAnsi="Charis SIL Italic" w:eastAsia="Charis SIL Italic"/>
+          <w:b w:val="0"/>
+          <w:i w:val="0"/>
+          <w:color w:val="0000FF"/>
+          <w:sz w:val="24"/>
+          <w:u w:val="single"/>
+        </w:rPr>
+        <w:t>m</w:t>
+      </w:r>
+      <w:r>
+        <w:br/>
+      </w:r>
+      <w:r>
+        <w:rPr>
+          <w:rFonts w:ascii="Charis SIL Italic" w:hAnsi="Charis SIL Italic" w:eastAsia="Charis SIL Italic"/>
+          <w:b w:val="0"/>
+          <w:i w:val="0"/>
+          <w:color w:val="000000"/>
+          <w:sz w:val="24"/>
+        </w:rPr>
+        <w:t xml:space="preserve">•  </w:t>
+      </w:r>
+      <w:r>
+        <w:rPr>
+          <w:rFonts w:ascii="Charis SIL Italic" w:hAnsi="Charis SIL Italic" w:eastAsia="Charis SIL Italic"/>
+          <w:b w:val="0"/>
+          <w:i w:val="0"/>
+          <w:color w:val="0000FF"/>
+          <w:sz w:val="24"/>
+          <w:u w:val="single"/>
+        </w:rPr>
+        <w:t>Wereldmuseum Leiden</w:t>
+      </w:r>
+      <w:r>
+        <w:br/>
+      </w:r>
+      <w:r>
+        <w:rPr>
+          <w:rFonts w:ascii="Charis SIL Italic" w:hAnsi="Charis SIL Italic" w:eastAsia="Charis SIL Italic"/>
+          <w:b w:val="0"/>
+          <w:i w:val="0"/>
+          <w:color w:val="000000"/>
+          <w:sz w:val="24"/>
+        </w:rPr>
+        <w:t xml:space="preserve">•  </w:t>
+      </w:r>
+      <w:r>
+        <w:rPr>
+          <w:rFonts w:ascii="Charis SIL Italic" w:hAnsi="Charis SIL Italic" w:eastAsia="Charis SIL Italic"/>
+          <w:b w:val="0"/>
+          <w:i w:val="0"/>
+          <w:color w:val="0000FF"/>
+          <w:sz w:val="24"/>
+          <w:u w:val="single"/>
+        </w:rPr>
+        <w:t>Wereldmuseum Rotter</w:t>
+      </w:r>
+      <w:r>
+        <w:rPr>
+          <w:rFonts w:ascii="Charis SIL Italic" w:hAnsi="Charis SIL Italic" w:eastAsia="Charis SIL Italic"/>
+          <w:b w:val="0"/>
+          <w:i w:val="0"/>
+          <w:color w:val="0000FF"/>
+          <w:sz w:val="24"/>
+          <w:u w:val="single"/>
+        </w:rPr>
+        <w:t>dam</w:t>
+      </w:r>
+    </w:p>
+    <w:p>
+      <w:pPr>
+        <w:autoSpaceDN w:val="0"/>
+        <w:autoSpaceDE w:val="0"/>
+        <w:widowControl/>
+        <w:spacing w:line="540" w:lineRule="exact" w:before="198" w:after="0"/>
+        <w:ind w:left="10" w:right="0" w:firstLine="0"/>
+        <w:jc w:val="left"/>
+      </w:pPr>
+      <w:r>
+        <w:rPr>
+          <w:rFonts w:ascii="Charis SIL Bold" w:hAnsi="Charis SIL Bold" w:eastAsia="Charis SIL Bold"/>
+          <w:b/>
+          <w:i w:val="0"/>
+          <w:color w:val="000000"/>
+          <w:sz w:val="36"/>
+        </w:rPr>
+        <w:t>Primary sources</w:t>
+      </w:r>
+    </w:p>
+    <w:p>
+      <w:pPr>
+        <w:autoSpaceDN w:val="0"/>
+        <w:autoSpaceDE w:val="0"/>
+        <w:widowControl/>
+        <w:spacing w:line="352" w:lineRule="exact" w:before="228" w:after="0"/>
+        <w:ind w:left="10" w:right="0" w:firstLine="0"/>
+        <w:jc w:val="left"/>
+      </w:pPr>
+      <w:r>
+        <w:rPr>
+          <w:rFonts w:ascii="Charis SIL Italic" w:hAnsi="Charis SIL Italic" w:eastAsia="Charis SIL Italic"/>
+          <w:b w:val="0"/>
+          <w:i w:val="0"/>
+          <w:color w:val="000000"/>
+          <w:sz w:val="24"/>
+        </w:rPr>
+        <w:t>Archiefstukken:</w:t>
+      </w:r>
+    </w:p>
+    <w:p>
+      <w:pPr>
+        <w:autoSpaceDN w:val="0"/>
+        <w:autoSpaceDE w:val="0"/>
+        <w:widowControl/>
+        <w:spacing w:line="288" w:lineRule="exact" w:before="240" w:after="0"/>
+        <w:ind w:left="810" w:right="576" w:firstLine="0"/>
+        <w:jc w:val="left"/>
+      </w:pPr>
+      <w:r>
+        <w:rPr>
+          <w:rFonts w:ascii="Charis SIL Italic" w:hAnsi="Charis SIL Italic" w:eastAsia="Charis SIL Italic"/>
+          <w:b w:val="0"/>
+          <w:i/>
+          <w:color w:val="000000"/>
+          <w:sz w:val="24"/>
+        </w:rPr>
+        <w:t xml:space="preserve">Noord-Hollands Archief 476 Rijksmuseum en rechtsvoorgangers - toegang 5 Archief </w:t>
+      </w:r>
+      <w:r>
+        <w:rPr>
+          <w:rFonts w:ascii="Charis SIL Italic" w:hAnsi="Charis SIL Italic" w:eastAsia="Charis SIL Italic"/>
+          <w:b w:val="0"/>
+          <w:i/>
+          <w:color w:val="000000"/>
+          <w:sz w:val="24"/>
+        </w:rPr>
+        <w:t xml:space="preserve">van het Koninklijk Kabinet van Zeldzaamheden, (17e eeuw) 1815-1883, </w:t>
+      </w:r>
+      <w:r>
+        <w:br/>
+      </w:r>
+      <w:r>
+        <w:rPr>
+          <w:rFonts w:ascii="Charis SIL Italic" w:hAnsi="Charis SIL Italic" w:eastAsia="Charis SIL Italic"/>
+          <w:b w:val="0"/>
+          <w:i/>
+          <w:color w:val="000000"/>
+          <w:sz w:val="24"/>
+        </w:rPr>
+        <w:t>inventarisnummer 854, 122/123</w:t>
+      </w:r>
+      <w:r>
+        <w:rPr>
+          <w:rFonts w:ascii="Charis SIL Italic" w:hAnsi="Charis SIL Italic" w:eastAsia="Charis SIL Italic"/>
+          <w:b w:val="0"/>
+          <w:i/>
+          <w:color w:val="000000"/>
+          <w:sz w:val="24"/>
+        </w:rPr>
+        <w:t xml:space="preserve">Stukken in het archief van het Koninklijk Kabinet </w:t>
+      </w:r>
+      <w:r>
+        <w:rPr>
+          <w:rFonts w:ascii="Charis SIL Italic" w:hAnsi="Charis SIL Italic" w:eastAsia="Charis SIL Italic"/>
+          <w:b w:val="0"/>
+          <w:i/>
+          <w:color w:val="000000"/>
+          <w:sz w:val="24"/>
+        </w:rPr>
+        <w:t>van Zeldzaamheden over de zending van Kühn uit 1824.</w:t>
+      </w:r>
+    </w:p>
+    <w:p>
+      <w:pPr>
+        <w:autoSpaceDN w:val="0"/>
+        <w:autoSpaceDE w:val="0"/>
+        <w:widowControl/>
+        <w:spacing w:line="352" w:lineRule="exact" w:before="176" w:after="0"/>
+        <w:ind w:left="810" w:right="0" w:firstLine="0"/>
+        <w:jc w:val="left"/>
+      </w:pPr>
+      <w:r>
+        <w:rPr>
+          <w:rFonts w:ascii="Charis SIL Italic" w:hAnsi="Charis SIL Italic" w:eastAsia="Charis SIL Italic"/>
+          <w:b w:val="0"/>
+          <w:i w:val="0"/>
+          <w:color w:val="0000FF"/>
+          <w:sz w:val="24"/>
+        </w:rPr>
+        <w:hyperlink r:id="rId43" w:history="1">
           <w:r>
             <w:rPr>
               <w:rStyle w:val="Hyperlink"/>
@@ -5663,14 +5714,13 @@
           <w:i w:val="0"/>
           <w:color w:val="0000FF"/>
           <w:sz w:val="24"/>
-          <w:u w:val="single"/>
-        </w:rPr>
-        <w:hyperlink r:id="rId45" w:history="1">
+        </w:rPr>
+        <w:hyperlink r:id="rId43" w:history="1">
           <w:r>
             <w:rPr>
               <w:rStyle w:val="Hyperlink"/>
             </w:rPr>
-            <w:t xml:space="preserve">hdl.handle.net/21.12102/3A7BAE23CFCE4E4480F45EC256FF1901 </w:t>
+            <w:t>hdl.handle.net/21.12102/</w:t>
           </w:r>
         </w:hyperlink>
       </w:r>
@@ -5679,17 +5729,48 @@
           <w:rFonts w:ascii="Charis SIL Italic" w:hAnsi="Charis SIL Italic" w:eastAsia="Charis SIL Italic"/>
           <w:b w:val="0"/>
           <w:i w:val="0"/>
+          <w:color w:val="0000FF"/>
+          <w:sz w:val="24"/>
+        </w:rPr>
+        <w:hyperlink r:id="rId43" w:history="1">
+          <w:r>
+            <w:rPr>
+              <w:rStyle w:val="Hyperlink"/>
+            </w:rPr>
+            <w:t>C334F15F47A042DBB02101D8E375A1C8</w:t>
+          </w:r>
+        </w:hyperlink>
+      </w:r>
+    </w:p>
+    <w:p>
+      <w:pPr>
+        <w:autoSpaceDN w:val="0"/>
+        <w:autoSpaceDE w:val="0"/>
+        <w:widowControl/>
+        <w:spacing w:line="352" w:lineRule="exact" w:before="176" w:after="0"/>
+        <w:ind w:left="10" w:right="0" w:firstLine="0"/>
+        <w:jc w:val="left"/>
+      </w:pPr>
+      <w:r>
+        <w:rPr>
+          <w:rFonts w:ascii="Charis SIL Italic" w:hAnsi="Charis SIL Italic" w:eastAsia="Charis SIL Italic"/>
+          <w:b w:val="0"/>
+          <w:i w:val="0"/>
           <w:color w:val="000000"/>
           <w:sz w:val="24"/>
         </w:rPr>
-        <w:t xml:space="preserve">Archiefstukken: </w:t>
-      </w:r>
-      <w:r>
-        <w:br/>
-      </w:r>
-      <w:r>
-        <w:tab/>
-      </w:r>
+        <w:t>Archiefstukken:</w:t>
+      </w:r>
+    </w:p>
+    <w:p>
+      <w:pPr>
+        <w:autoSpaceDN w:val="0"/>
+        <w:autoSpaceDE w:val="0"/>
+        <w:widowControl/>
+        <w:spacing w:line="288" w:lineRule="exact" w:before="240" w:after="0"/>
+        <w:ind w:left="810" w:right="576" w:firstLine="0"/>
+        <w:jc w:val="left"/>
+      </w:pPr>
       <w:r>
         <w:rPr>
           <w:rFonts w:ascii="Charis SIL Italic" w:hAnsi="Charis SIL Italic" w:eastAsia="Charis SIL Italic"/>
@@ -5701,9 +5782,6 @@
         <w:t xml:space="preserve">Noord-Hollands Archief 476 Rijksmuseum en rechtsvoorgangers - toegang 5 Archief </w:t>
       </w:r>
       <w:r>
-        <w:tab/>
-      </w:r>
-      <w:r>
         <w:rPr>
           <w:rFonts w:ascii="Charis SIL Italic" w:hAnsi="Charis SIL Italic" w:eastAsia="Charis SIL Italic"/>
           <w:b w:val="0"/>
@@ -5717,9 +5795,6 @@
         <w:br/>
       </w:r>
       <w:r>
-        <w:tab/>
-      </w:r>
-      <w:r>
         <w:rPr>
           <w:rFonts w:ascii="Charis SIL Italic" w:hAnsi="Charis SIL Italic" w:eastAsia="Charis SIL Italic"/>
           <w:b w:val="0"/>
@@ -5727,7 +5802,7 @@
           <w:color w:val="000000"/>
           <w:sz w:val="24"/>
         </w:rPr>
-        <w:t>inventarisnummer 855, 167</w:t>
+        <w:t>inventarisnummer 854, 160/161a</w:t>
       </w:r>
       <w:r>
         <w:rPr>
@@ -5737,10 +5812,155 @@
           <w:color w:val="000000"/>
           <w:sz w:val="24"/>
         </w:rPr>
+        <w:t xml:space="preserve">Stukken in het archief van het Koninklijk </w:t>
+      </w:r>
+      <w:r>
+        <w:rPr>
+          <w:rFonts w:ascii="Charis SIL Italic" w:hAnsi="Charis SIL Italic" w:eastAsia="Charis SIL Italic"/>
+          <w:b w:val="0"/>
+          <w:i/>
+          <w:color w:val="000000"/>
+          <w:sz w:val="24"/>
+        </w:rPr>
+        <w:t>Kabinet van Zeldzaamheden over de zending van Bromet uit 1825.</w:t>
+      </w:r>
+    </w:p>
+    <w:p>
+      <w:pPr>
+        <w:autoSpaceDN w:val="0"/>
+        <w:autoSpaceDE w:val="0"/>
+        <w:widowControl/>
+        <w:spacing w:line="352" w:lineRule="exact" w:before="176" w:after="0"/>
+        <w:ind w:left="810" w:right="0" w:firstLine="0"/>
+        <w:jc w:val="left"/>
+      </w:pPr>
+      <w:r>
+        <w:rPr>
+          <w:rFonts w:ascii="Charis SIL Italic" w:hAnsi="Charis SIL Italic" w:eastAsia="Charis SIL Italic"/>
+          <w:b w:val="0"/>
+          <w:i w:val="0"/>
+          <w:color w:val="0000FF"/>
+          <w:sz w:val="24"/>
+          <w:u w:val="single"/>
+        </w:rPr>
+        <w:hyperlink r:id="rId44" w:history="1">
+          <w:r>
+            <w:rPr>
+              <w:rStyle w:val="Hyperlink"/>
+            </w:rPr>
+            <w:t>https://</w:t>
+          </w:r>
+        </w:hyperlink>
+      </w:r>
+      <w:r>
+        <w:rPr>
+          <w:rFonts w:ascii="Charis SIL Italic" w:hAnsi="Charis SIL Italic" w:eastAsia="Charis SIL Italic"/>
+          <w:b w:val="0"/>
+          <w:i w:val="0"/>
+          <w:color w:val="0000FF"/>
+          <w:sz w:val="24"/>
+          <w:u w:val="single"/>
+        </w:rPr>
+        <w:hyperlink r:id="rId44" w:history="1">
+          <w:r>
+            <w:rPr>
+              <w:rStyle w:val="Hyperlink"/>
+            </w:rPr>
+            <w:t>hdl.handle.net/21.12102/3A7BAE23CFCE4E4480F45EC256FF1901</w:t>
+          </w:r>
+        </w:hyperlink>
+      </w:r>
+    </w:p>
+    <w:p>
+      <w:pPr>
+        <w:autoSpaceDN w:val="0"/>
+        <w:autoSpaceDE w:val="0"/>
+        <w:widowControl/>
+        <w:spacing w:line="352" w:lineRule="exact" w:before="176" w:after="0"/>
+        <w:ind w:left="10" w:right="0" w:firstLine="0"/>
+        <w:jc w:val="left"/>
+      </w:pPr>
+      <w:r>
+        <w:rPr>
+          <w:rFonts w:ascii="Charis SIL Italic" w:hAnsi="Charis SIL Italic" w:eastAsia="Charis SIL Italic"/>
+          <w:b w:val="0"/>
+          <w:i w:val="0"/>
+          <w:color w:val="000000"/>
+          <w:sz w:val="24"/>
+        </w:rPr>
+        <w:t>Archiefstukken:</w:t>
+      </w:r>
+    </w:p>
+    <w:p>
+      <w:pPr>
+        <w:sectPr>
+          <w:pgSz w:w="11900" w:h="16840"/>
+          <w:pgMar w:top="324" w:right="1124" w:bottom="396" w:left="950" w:header="720" w:footer="720" w:gutter="0"/>
+          <w:cols/>
+          <w:docGrid w:linePitch="360"/>
+        </w:sectPr>
+      </w:pPr>
+    </w:p>
+    <w:p>
+      <w:pPr>
+        <w:autoSpaceDN w:val="0"/>
+        <w:autoSpaceDE w:val="0"/>
+        <w:widowControl/>
+        <w:spacing w:line="220" w:lineRule="exact" w:before="0" w:after="104"/>
+        <w:ind w:left="0" w:right="0"/>
+      </w:pPr>
+    </w:p>
+    <w:p>
+      <w:pPr>
+        <w:autoSpaceDN w:val="0"/>
+        <w:autoSpaceDE w:val="0"/>
+        <w:widowControl/>
+        <w:spacing w:line="288" w:lineRule="exact" w:before="64" w:after="0"/>
+        <w:ind w:left="800" w:right="288" w:firstLine="0"/>
+        <w:jc w:val="left"/>
+      </w:pPr>
+      <w:r>
+        <w:rPr>
+          <w:rFonts w:ascii="Charis SIL Italic" w:hAnsi="Charis SIL Italic" w:eastAsia="Charis SIL Italic"/>
+          <w:b w:val="0"/>
+          <w:i/>
+          <w:color w:val="000000"/>
+          <w:sz w:val="24"/>
+        </w:rPr>
+        <w:t xml:space="preserve">Noord-Hollands Archief 476 Rijksmuseum en rechtsvoorgangers - toegang 5 Archief </w:t>
+      </w:r>
+      <w:r>
+        <w:rPr>
+          <w:rFonts w:ascii="Charis SIL Italic" w:hAnsi="Charis SIL Italic" w:eastAsia="Charis SIL Italic"/>
+          <w:b w:val="0"/>
+          <w:i/>
+          <w:color w:val="000000"/>
+          <w:sz w:val="24"/>
+        </w:rPr>
+        <w:t xml:space="preserve">van het Koninklijk Kabinet van Zeldzaamheden, (17e eeuw) 1815-1883, </w:t>
+      </w:r>
+      <w:r>
+        <w:br/>
+      </w:r>
+      <w:r>
+        <w:rPr>
+          <w:rFonts w:ascii="Charis SIL Italic" w:hAnsi="Charis SIL Italic" w:eastAsia="Charis SIL Italic"/>
+          <w:b w:val="0"/>
+          <w:i/>
+          <w:color w:val="000000"/>
+          <w:sz w:val="24"/>
+        </w:rPr>
+        <w:t>inventarisnummer 855, 167</w:t>
+      </w:r>
+      <w:r>
+        <w:rPr>
+          <w:rFonts w:ascii="Charis SIL Italic" w:hAnsi="Charis SIL Italic" w:eastAsia="Charis SIL Italic"/>
+          <w:b w:val="0"/>
+          <w:i/>
+          <w:color w:val="000000"/>
+          <w:sz w:val="24"/>
+        </w:rPr>
         <w:t xml:space="preserve">Stukken in het archief van het Koninklijk Kabinet van </w:t>
-      </w:r>
-      <w:r>
-        <w:tab/>
       </w:r>
       <w:r>
         <w:rPr>
@@ -5770,7 +5990,7 @@
           <w:color w:val="0000FF"/>
           <w:sz w:val="24"/>
         </w:rPr>
-        <w:hyperlink r:id="rId46" w:history="1">
+        <w:hyperlink r:id="rId45" w:history="1">
           <w:r>
             <w:rPr>
               <w:rStyle w:val="Hyperlink"/>
@@ -5787,7 +6007,7 @@
           <w:color w:val="0000FF"/>
           <w:sz w:val="24"/>
         </w:rPr>
-        <w:hyperlink r:id="rId46" w:history="1">
+        <w:hyperlink r:id="rId45" w:history="1">
           <w:r>
             <w:rPr>
               <w:rStyle w:val="Hyperlink"/>
@@ -5894,7 +6114,7 @@
           <w:sz w:val="24"/>
           <w:u w:val="single"/>
         </w:rPr>
-        <w:hyperlink r:id="rId47" w:history="1">
+        <w:hyperlink r:id="rId46" w:history="1">
           <w:r>
             <w:rPr>
               <w:rStyle w:val="Hyperlink"/>
@@ -5912,7 +6132,7 @@
           <w:sz w:val="24"/>
           <w:u w:val="single"/>
         </w:rPr>
-        <w:hyperlink r:id="rId47" w:history="1">
+        <w:hyperlink r:id="rId46" w:history="1">
           <w:r>
             <w:rPr>
               <w:rStyle w:val="Hyperlink"/>
@@ -5930,7 +6150,7 @@
           <w:sz w:val="24"/>
           <w:u w:val="single"/>
         </w:rPr>
-        <w:hyperlink r:id="rId47" w:history="1">
+        <w:hyperlink r:id="rId46" w:history="1">
           <w:r>
             <w:rPr>
               <w:rStyle w:val="Hyperlink"/>
@@ -5948,7 +6168,7 @@
           <w:sz w:val="24"/>
           <w:u w:val="single"/>
         </w:rPr>
-        <w:hyperlink r:id="rId47" w:history="1">
+        <w:hyperlink r:id="rId46" w:history="1">
           <w:r>
             <w:rPr>
               <w:rStyle w:val="Hyperlink"/>
@@ -6024,7 +6244,7 @@
           <w:sz w:val="24"/>
           <w:u w:val="single"/>
         </w:rPr>
-        <w:hyperlink r:id="rId48" w:history="1">
+        <w:hyperlink r:id="rId47" w:history="1">
           <w:r>
             <w:rPr>
               <w:rStyle w:val="Hyperlink"/>
@@ -6042,7 +6262,7 @@
           <w:sz w:val="24"/>
           <w:u w:val="single"/>
         </w:rPr>
-        <w:hyperlink r:id="rId48" w:history="1">
+        <w:hyperlink r:id="rId47" w:history="1">
           <w:r>
             <w:rPr>
               <w:rStyle w:val="Hyperlink"/>
@@ -6060,7 +6280,7 @@
           <w:sz w:val="24"/>
           <w:u w:val="single"/>
         </w:rPr>
-        <w:hyperlink r:id="rId48" w:history="1">
+        <w:hyperlink r:id="rId47" w:history="1">
           <w:r>
             <w:rPr>
               <w:rStyle w:val="Hyperlink"/>
@@ -6078,7 +6298,7 @@
           <w:sz w:val="24"/>
           <w:u w:val="single"/>
         </w:rPr>
-        <w:hyperlink r:id="rId48" w:history="1">
+        <w:hyperlink r:id="rId47" w:history="1">
           <w:r>
             <w:rPr>
               <w:rStyle w:val="Hyperlink"/>
@@ -6154,7 +6374,7 @@
           <w:sz w:val="24"/>
           <w:u w:val="single"/>
         </w:rPr>
-        <w:hyperlink r:id="rId49" w:history="1">
+        <w:hyperlink r:id="rId48" w:history="1">
           <w:r>
             <w:rPr>
               <w:rStyle w:val="Hyperlink"/>
@@ -6172,7 +6392,7 @@
           <w:sz w:val="24"/>
           <w:u w:val="single"/>
         </w:rPr>
-        <w:hyperlink r:id="rId49" w:history="1">
+        <w:hyperlink r:id="rId48" w:history="1">
           <w:r>
             <w:rPr>
               <w:rStyle w:val="Hyperlink"/>
@@ -6190,7 +6410,7 @@
           <w:sz w:val="24"/>
           <w:u w:val="single"/>
         </w:rPr>
-        <w:hyperlink r:id="rId49" w:history="1">
+        <w:hyperlink r:id="rId48" w:history="1">
           <w:r>
             <w:rPr>
               <w:rStyle w:val="Hyperlink"/>
@@ -6208,7 +6428,7 @@
           <w:sz w:val="24"/>
           <w:u w:val="single"/>
         </w:rPr>
-        <w:hyperlink r:id="rId49" w:history="1">
+        <w:hyperlink r:id="rId48" w:history="1">
           <w:r>
             <w:rPr>
               <w:rStyle w:val="Hyperlink"/>
@@ -6307,7 +6527,7 @@
           <w:sz w:val="24"/>
           <w:u w:val="single"/>
         </w:rPr>
-        <w:hyperlink r:id="rId50" w:history="1">
+        <w:hyperlink r:id="rId49" w:history="1">
           <w:r>
             <w:rPr>
               <w:rStyle w:val="Hyperlink"/>
@@ -6325,7 +6545,7 @@
           <w:sz w:val="24"/>
           <w:u w:val="single"/>
         </w:rPr>
-        <w:hyperlink r:id="rId50" w:history="1">
+        <w:hyperlink r:id="rId49" w:history="1">
           <w:r>
             <w:rPr>
               <w:rStyle w:val="Hyperlink"/>
@@ -6343,7 +6563,7 @@
           <w:sz w:val="24"/>
           <w:u w:val="single"/>
         </w:rPr>
-        <w:hyperlink r:id="rId50" w:history="1">
+        <w:hyperlink r:id="rId49" w:history="1">
           <w:r>
             <w:rPr>
               <w:rStyle w:val="Hyperlink"/>
@@ -6361,7 +6581,7 @@
           <w:sz w:val="24"/>
           <w:u w:val="single"/>
         </w:rPr>
-        <w:hyperlink r:id="rId50" w:history="1">
+        <w:hyperlink r:id="rId49" w:history="1">
           <w:r>
             <w:rPr>
               <w:rStyle w:val="Hyperlink"/>
@@ -6379,7 +6599,7 @@
           <w:sz w:val="24"/>
           <w:u w:val="single"/>
         </w:rPr>
-        <w:hyperlink r:id="rId50" w:history="1">
+        <w:hyperlink r:id="rId49" w:history="1">
           <w:r>
             <w:rPr>
               <w:rStyle w:val="Hyperlink"/>
@@ -6465,6 +6685,146 @@
           <w:sz w:val="24"/>
           <w:u w:val="single"/>
         </w:rPr>
+        <w:hyperlink r:id="rId50" w:history="1">
+          <w:r>
+            <w:rPr>
+              <w:rStyle w:val="Hyperlink"/>
+            </w:rPr>
+            <w:t>https://</w:t>
+          </w:r>
+        </w:hyperlink>
+      </w:r>
+      <w:r>
+        <w:rPr>
+          <w:rFonts w:ascii="Charis SIL Italic" w:hAnsi="Charis SIL Italic" w:eastAsia="Charis SIL Italic"/>
+          <w:b w:val="0"/>
+          <w:i w:val="0"/>
+          <w:color w:val="0000FF"/>
+          <w:sz w:val="24"/>
+          <w:u w:val="single"/>
+        </w:rPr>
+        <w:hyperlink r:id="rId50" w:history="1">
+          <w:r>
+            <w:rPr>
+              <w:rStyle w:val="Hyperlink"/>
+            </w:rPr>
+            <w:t>archive.org/</w:t>
+          </w:r>
+        </w:hyperlink>
+      </w:r>
+      <w:r>
+        <w:rPr>
+          <w:rFonts w:ascii="Charis SIL Italic" w:hAnsi="Charis SIL Italic" w:eastAsia="Charis SIL Italic"/>
+          <w:b w:val="0"/>
+          <w:i w:val="0"/>
+          <w:color w:val="0000FF"/>
+          <w:sz w:val="24"/>
+          <w:u w:val="single"/>
+        </w:rPr>
+        <w:hyperlink r:id="rId50" w:history="1">
+          <w:r>
+            <w:rPr>
+              <w:rStyle w:val="Hyperlink"/>
+            </w:rPr>
+            <w:t>details/</w:t>
+          </w:r>
+        </w:hyperlink>
+      </w:r>
+      <w:r>
+        <w:rPr>
+          <w:rFonts w:ascii="Charis SIL Italic" w:hAnsi="Charis SIL Italic" w:eastAsia="Charis SIL Italic"/>
+          <w:b w:val="0"/>
+          <w:i w:val="0"/>
+          <w:color w:val="0000FF"/>
+          <w:sz w:val="24"/>
+          <w:u w:val="single"/>
+        </w:rPr>
+        <w:hyperlink r:id="rId50" w:history="1">
+          <w:r>
+            <w:rPr>
+              <w:rStyle w:val="Hyperlink"/>
+            </w:rPr>
+            <w:t xml:space="preserve">westindischeskiz00mart_0 </w:t>
+          </w:r>
+        </w:hyperlink>
+      </w:r>
+      <w:r>
+        <w:br/>
+      </w:r>
+      <w:r>
+        <w:rPr>
+          <w:rFonts w:ascii="Charis SIL Italic" w:hAnsi="Charis SIL Italic" w:eastAsia="Charis SIL Italic"/>
+          <w:b w:val="0"/>
+          <w:i w:val="0"/>
+          <w:color w:val="000000"/>
+          <w:sz w:val="24"/>
+        </w:rPr>
+        <w:t xml:space="preserve">Wetenschappelijk artikel: </w:t>
+      </w:r>
+      <w:r>
+        <w:br/>
+      </w:r>
+      <w:r>
+        <w:tab/>
+      </w:r>
+      <w:r>
+        <w:rPr>
+          <w:rFonts w:ascii="Charis SIL Italic" w:hAnsi="Charis SIL Italic" w:eastAsia="Charis SIL Italic"/>
+          <w:b w:val="0"/>
+          <w:i/>
+          <w:color w:val="000000"/>
+          <w:sz w:val="24"/>
+        </w:rPr>
+        <w:t xml:space="preserve">Pleyte, C.M. ‘Die Kwakwabank der Buschneger Surinams’, Globus, (1896), </w:t>
+      </w:r>
+      <w:r>
+        <w:tab/>
+      </w:r>
+      <w:r>
+        <w:rPr>
+          <w:rFonts w:ascii="Charis SIL Italic" w:hAnsi="Charis SIL Italic" w:eastAsia="Charis SIL Italic"/>
+          <w:b w:val="0"/>
+          <w:i/>
+          <w:color w:val="000000"/>
+          <w:sz w:val="24"/>
+        </w:rPr>
+        <w:t>370-371.</w:t>
+      </w:r>
+      <w:r>
+        <w:rPr>
+          <w:rFonts w:ascii="Charis SIL Italic" w:hAnsi="Charis SIL Italic" w:eastAsia="Charis SIL Italic"/>
+          <w:b w:val="0"/>
+          <w:i/>
+          <w:color w:val="000000"/>
+          <w:sz w:val="24"/>
+        </w:rPr>
+        <w:t>SCHRIJVEN!</w:t>
+      </w:r>
+    </w:p>
+    <w:p>
+      <w:pPr>
+        <w:autoSpaceDN w:val="0"/>
+        <w:tabs>
+          <w:tab w:pos="800" w:val="left"/>
+        </w:tabs>
+        <w:autoSpaceDE w:val="0"/>
+        <w:widowControl/>
+        <w:spacing w:line="448" w:lineRule="exact" w:before="80" w:after="0"/>
+        <w:ind w:left="0" w:right="432" w:firstLine="0"/>
+        <w:jc w:val="left"/>
+      </w:pPr>
+      <w:r>
+        <w:tab/>
+      </w:r>
+      <w:r>
+        <w:rPr>
+          <w:rFonts w:ascii="Charis SIL Italic" w:hAnsi="Charis SIL Italic" w:eastAsia="Charis SIL Italic"/>
+          <w:b w:val="0"/>
+          <w:i w:val="0"/>
+          <w:color w:val="0000FF"/>
+          <w:sz w:val="24"/>
+          <w:u w:val="single"/>
+        </w:rPr>
         <w:hyperlink r:id="rId51" w:history="1">
           <w:r>
             <w:rPr>
@@ -6488,7 +6848,7 @@
             <w:rPr>
               <w:rStyle w:val="Hyperlink"/>
             </w:rPr>
-            <w:t>archive.org/</w:t>
+            <w:t>www.digi-</w:t>
           </w:r>
         </w:hyperlink>
       </w:r>
@@ -6506,7 +6866,7 @@
             <w:rPr>
               <w:rStyle w:val="Hyperlink"/>
             </w:rPr>
-            <w:t>details/</w:t>
+            <w:t>hub.de/</w:t>
           </w:r>
         </w:hyperlink>
       </w:r>
@@ -6524,12 +6884,63 @@
             <w:rPr>
               <w:rStyle w:val="Hyperlink"/>
             </w:rPr>
-            <w:t xml:space="preserve">westindischeskiz00mart_0 </w:t>
+            <w:t>viewer/</w:t>
           </w:r>
         </w:hyperlink>
       </w:r>
       <w:r>
-        <w:br/>
+        <w:rPr>
+          <w:rFonts w:ascii="Charis SIL Italic" w:hAnsi="Charis SIL Italic" w:eastAsia="Charis SIL Italic"/>
+          <w:b w:val="0"/>
+          <w:i w:val="0"/>
+          <w:color w:val="0000FF"/>
+          <w:sz w:val="24"/>
+          <w:u w:val="single"/>
+        </w:rPr>
+        <w:hyperlink r:id="rId51" w:history="1">
+          <w:r>
+            <w:rPr>
+              <w:rStyle w:val="Hyperlink"/>
+            </w:rPr>
+            <w:t>image/</w:t>
+          </w:r>
+        </w:hyperlink>
+      </w:r>
+      <w:r>
+        <w:rPr>
+          <w:rFonts w:ascii="Charis SIL Italic" w:hAnsi="Charis SIL Italic" w:eastAsia="Charis SIL Italic"/>
+          <w:b w:val="0"/>
+          <w:i w:val="0"/>
+          <w:color w:val="0000FF"/>
+          <w:sz w:val="24"/>
+          <w:u w:val="single"/>
+        </w:rPr>
+        <w:hyperlink r:id="rId51" w:history="1">
+          <w:r>
+            <w:rPr>
+              <w:rStyle w:val="Hyperlink"/>
+            </w:rPr>
+            <w:t>DE-11-001785756/394/</w:t>
+          </w:r>
+        </w:hyperlink>
+      </w:r>
+      <w:r>
+        <w:rPr>
+          <w:rFonts w:ascii="Charis SIL Italic" w:hAnsi="Charis SIL Italic" w:eastAsia="Charis SIL Italic"/>
+          <w:b w:val="0"/>
+          <w:i w:val="0"/>
+          <w:color w:val="0000FF"/>
+          <w:sz w:val="24"/>
+          <w:u w:val="single"/>
+        </w:rPr>
+        <w:hyperlink r:id="rId51" w:history="1">
+          <w:r>
+            <w:rPr>
+              <w:rStyle w:val="Hyperlink"/>
+            </w:rPr>
+            <w:t xml:space="preserve">LOG_0381/ </w:t>
+          </w:r>
+        </w:hyperlink>
       </w:r>
       <w:r>
         <w:rPr>
@@ -6555,7 +6966,7 @@
           <w:color w:val="000000"/>
           <w:sz w:val="24"/>
         </w:rPr>
-        <w:t xml:space="preserve">Pleyte, C.M. ‘Die Kwakwabank der Buschneger Surinams’, Globus, (1896), </w:t>
+        <w:t xml:space="preserve">Spitzly, John H. ‘Etnographische gegenstände aus Surinam’, Verhandlungen der </w:t>
       </w:r>
       <w:r>
         <w:tab/>
@@ -6568,17 +6979,7 @@
           <w:color w:val="000000"/>
           <w:sz w:val="24"/>
         </w:rPr>
-        <w:t>370-371.</w:t>
-      </w:r>
-      <w:r>
-        <w:rPr>
-          <w:rFonts w:ascii="Charis SIL Italic" w:hAnsi="Charis SIL Italic" w:eastAsia="Charis SIL Italic"/>
-          <w:b w:val="0"/>
-          <w:i/>
-          <w:color w:val="000000"/>
-          <w:sz w:val="24"/>
-        </w:rPr>
-        <w:t>SCHRIJVEN!</w:t>
+        <w:t>Berliner Gesellschaft für Anthropologie, Ethnologie und Urgeschichte, (1889),</w:t>
       </w:r>
     </w:p>
     <w:p>
@@ -6603,186 +7004,12 @@
     <w:p>
       <w:pPr>
         <w:autoSpaceDN w:val="0"/>
-        <w:tabs>
-          <w:tab w:pos="800" w:val="left"/>
-        </w:tabs>
         <w:autoSpaceDE w:val="0"/>
         <w:widowControl/>
-        <w:spacing w:line="396" w:lineRule="exact" w:before="0" w:after="0"/>
-        <w:ind w:left="0" w:right="1872" w:firstLine="0"/>
+        <w:spacing w:line="352" w:lineRule="exact" w:before="0" w:after="0"/>
+        <w:ind w:left="800" w:right="0" w:firstLine="0"/>
         <w:jc w:val="left"/>
       </w:pPr>
-      <w:r>
-        <w:tab/>
-      </w:r>
-      <w:r>
-        <w:rPr>
-          <w:rFonts w:ascii="Charis SIL Italic" w:hAnsi="Charis SIL Italic" w:eastAsia="Charis SIL Italic"/>
-          <w:b w:val="0"/>
-          <w:i w:val="0"/>
-          <w:color w:val="0000FF"/>
-          <w:sz w:val="24"/>
-          <w:u w:val="single"/>
-        </w:rPr>
-        <w:hyperlink r:id="rId52" w:history="1">
-          <w:r>
-            <w:rPr>
-              <w:rStyle w:val="Hyperlink"/>
-            </w:rPr>
-            <w:t>https://</w:t>
-          </w:r>
-        </w:hyperlink>
-      </w:r>
-      <w:r>
-        <w:rPr>
-          <w:rFonts w:ascii="Charis SIL Italic" w:hAnsi="Charis SIL Italic" w:eastAsia="Charis SIL Italic"/>
-          <w:b w:val="0"/>
-          <w:i w:val="0"/>
-          <w:color w:val="0000FF"/>
-          <w:sz w:val="24"/>
-          <w:u w:val="single"/>
-        </w:rPr>
-        <w:hyperlink r:id="rId52" w:history="1">
-          <w:r>
-            <w:rPr>
-              <w:rStyle w:val="Hyperlink"/>
-            </w:rPr>
-            <w:t>www.digi-</w:t>
-          </w:r>
-        </w:hyperlink>
-      </w:r>
-      <w:r>
-        <w:rPr>
-          <w:rFonts w:ascii="Charis SIL Italic" w:hAnsi="Charis SIL Italic" w:eastAsia="Charis SIL Italic"/>
-          <w:b w:val="0"/>
-          <w:i w:val="0"/>
-          <w:color w:val="0000FF"/>
-          <w:sz w:val="24"/>
-          <w:u w:val="single"/>
-        </w:rPr>
-        <w:hyperlink r:id="rId52" w:history="1">
-          <w:r>
-            <w:rPr>
-              <w:rStyle w:val="Hyperlink"/>
-            </w:rPr>
-            <w:t>hub.de/</w:t>
-          </w:r>
-        </w:hyperlink>
-      </w:r>
-      <w:r>
-        <w:rPr>
-          <w:rFonts w:ascii="Charis SIL Italic" w:hAnsi="Charis SIL Italic" w:eastAsia="Charis SIL Italic"/>
-          <w:b w:val="0"/>
-          <w:i w:val="0"/>
-          <w:color w:val="0000FF"/>
-          <w:sz w:val="24"/>
-          <w:u w:val="single"/>
-        </w:rPr>
-        <w:hyperlink r:id="rId52" w:history="1">
-          <w:r>
-            <w:rPr>
-              <w:rStyle w:val="Hyperlink"/>
-            </w:rPr>
-            <w:t>viewer/</w:t>
-          </w:r>
-        </w:hyperlink>
-      </w:r>
-      <w:r>
-        <w:rPr>
-          <w:rFonts w:ascii="Charis SIL Italic" w:hAnsi="Charis SIL Italic" w:eastAsia="Charis SIL Italic"/>
-          <w:b w:val="0"/>
-          <w:i w:val="0"/>
-          <w:color w:val="0000FF"/>
-          <w:sz w:val="24"/>
-          <w:u w:val="single"/>
-        </w:rPr>
-        <w:hyperlink r:id="rId52" w:history="1">
-          <w:r>
-            <w:rPr>
-              <w:rStyle w:val="Hyperlink"/>
-            </w:rPr>
-            <w:t>image/</w:t>
-          </w:r>
-        </w:hyperlink>
-      </w:r>
-      <w:r>
-        <w:rPr>
-          <w:rFonts w:ascii="Charis SIL Italic" w:hAnsi="Charis SIL Italic" w:eastAsia="Charis SIL Italic"/>
-          <w:b w:val="0"/>
-          <w:i w:val="0"/>
-          <w:color w:val="0000FF"/>
-          <w:sz w:val="24"/>
-          <w:u w:val="single"/>
-        </w:rPr>
-        <w:hyperlink r:id="rId52" w:history="1">
-          <w:r>
-            <w:rPr>
-              <w:rStyle w:val="Hyperlink"/>
-            </w:rPr>
-            <w:t>DE-11-001785756/394/</w:t>
-          </w:r>
-        </w:hyperlink>
-      </w:r>
-      <w:r>
-        <w:rPr>
-          <w:rFonts w:ascii="Charis SIL Italic" w:hAnsi="Charis SIL Italic" w:eastAsia="Charis SIL Italic"/>
-          <w:b w:val="0"/>
-          <w:i w:val="0"/>
-          <w:color w:val="0000FF"/>
-          <w:sz w:val="24"/>
-          <w:u w:val="single"/>
-        </w:rPr>
-        <w:hyperlink r:id="rId52" w:history="1">
-          <w:r>
-            <w:rPr>
-              <w:rStyle w:val="Hyperlink"/>
-            </w:rPr>
-            <w:t xml:space="preserve">LOG_0381/ </w:t>
-          </w:r>
-        </w:hyperlink>
-      </w:r>
-      <w:r>
-        <w:rPr>
-          <w:rFonts w:ascii="Charis SIL Italic" w:hAnsi="Charis SIL Italic" w:eastAsia="Charis SIL Italic"/>
-          <w:b w:val="0"/>
-          <w:i w:val="0"/>
-          <w:color w:val="000000"/>
-          <w:sz w:val="24"/>
-        </w:rPr>
-        <w:t xml:space="preserve">Wetenschappelijk artikel: </w:t>
-      </w:r>
-      <w:r>
-        <w:br/>
-      </w:r>
-      <w:r>
-        <w:tab/>
-      </w:r>
-      <w:r>
-        <w:rPr>
-          <w:rFonts w:ascii="Charis SIL Italic" w:hAnsi="Charis SIL Italic" w:eastAsia="Charis SIL Italic"/>
-          <w:b w:val="0"/>
-          <w:i/>
-          <w:color w:val="000000"/>
-          <w:sz w:val="24"/>
-        </w:rPr>
-        <w:t xml:space="preserve">Spitzly, John H. ‘Etnographische gegenstände aus Surinam’, Verhandlungen der </w:t>
-      </w:r>
-      <w:r>
-        <w:tab/>
-      </w:r>
-      <w:r>
-        <w:rPr>
-          <w:rFonts w:ascii="Charis SIL Italic" w:hAnsi="Charis SIL Italic" w:eastAsia="Charis SIL Italic"/>
-          <w:b w:val="0"/>
-          <w:i/>
-          <w:color w:val="000000"/>
-          <w:sz w:val="24"/>
-        </w:rPr>
-        <w:t xml:space="preserve">Berliner Gesellschaft für Anthropologie, Ethnologie und Urgeschichte, (1889), </w:t>
-      </w:r>
-      <w:r>
-        <w:tab/>
-      </w:r>
       <w:r>
         <w:rPr>
           <w:rFonts w:ascii="Charis SIL Italic" w:hAnsi="Charis SIL Italic" w:eastAsia="Charis SIL Italic"/>
@@ -6828,7 +7055,7 @@
           <w:sz w:val="24"/>
           <w:u w:val="single"/>
         </w:rPr>
-        <w:hyperlink r:id="rId53" w:history="1">
+        <w:hyperlink r:id="rId52" w:history="1">
           <w:r>
             <w:rPr>
               <w:rStyle w:val="Hyperlink"/>
@@ -6846,7 +7073,7 @@
           <w:sz w:val="24"/>
           <w:u w:val="single"/>
         </w:rPr>
-        <w:hyperlink r:id="rId53" w:history="1">
+        <w:hyperlink r:id="rId52" w:history="1">
           <w:r>
             <w:rPr>
               <w:rStyle w:val="Hyperlink"/>
@@ -6864,7 +7091,7 @@
           <w:sz w:val="24"/>
           <w:u w:val="single"/>
         </w:rPr>
-        <w:hyperlink r:id="rId53" w:history="1">
+        <w:hyperlink r:id="rId52" w:history="1">
           <w:r>
             <w:rPr>
               <w:rStyle w:val="Hyperlink"/>
@@ -6882,7 +7109,7 @@
           <w:sz w:val="24"/>
           <w:u w:val="single"/>
         </w:rPr>
-        <w:hyperlink r:id="rId53" w:history="1">
+        <w:hyperlink r:id="rId52" w:history="1">
           <w:r>
             <w:rPr>
               <w:rStyle w:val="Hyperlink"/>
@@ -6988,7 +7215,7 @@
           <w:sz w:val="24"/>
           <w:u w:val="single"/>
         </w:rPr>
-        <w:hyperlink r:id="rId54" w:history="1">
+        <w:hyperlink r:id="rId53" w:history="1">
           <w:r>
             <w:rPr>
               <w:rStyle w:val="Hyperlink"/>
@@ -7006,7 +7233,7 @@
           <w:sz w:val="24"/>
           <w:u w:val="single"/>
         </w:rPr>
-        <w:hyperlink r:id="rId54" w:history="1">
+        <w:hyperlink r:id="rId53" w:history="1">
           <w:r>
             <w:rPr>
               <w:rStyle w:val="Hyperlink"/>
@@ -7024,7 +7251,7 @@
           <w:sz w:val="24"/>
           <w:u w:val="single"/>
         </w:rPr>
-        <w:hyperlink r:id="rId54" w:history="1">
+        <w:hyperlink r:id="rId53" w:history="1">
           <w:r>
             <w:rPr>
               <w:rStyle w:val="Hyperlink"/>
@@ -7045,7 +7272,7 @@
           <w:sz w:val="24"/>
           <w:u w:val="single"/>
         </w:rPr>
-        <w:hyperlink r:id="rId54" w:history="1">
+        <w:hyperlink r:id="rId53" w:history="1">
           <w:r>
             <w:rPr>
               <w:rStyle w:val="Hyperlink"/>
@@ -7063,7 +7290,7 @@
           <w:sz w:val="24"/>
           <w:u w:val="single"/>
         </w:rPr>
-        <w:hyperlink r:id="rId54" w:history="1">
+        <w:hyperlink r:id="rId53" w:history="1">
           <w:r>
             <w:rPr>
               <w:rStyle w:val="Hyperlink"/>
@@ -7081,7 +7308,7 @@
           <w:sz w:val="24"/>
           <w:u w:val="single"/>
         </w:rPr>
-        <w:hyperlink r:id="rId54" w:history="1">
+        <w:hyperlink r:id="rId53" w:history="1">
           <w:r>
             <w:rPr>
               <w:rStyle w:val="Hyperlink"/>
@@ -7098,7 +7325,7 @@
           <w:color w:val="0000FF"/>
           <w:sz w:val="24"/>
         </w:rPr>
-        <w:hyperlink r:id="rId54" w:history="1">
+        <w:hyperlink r:id="rId53" w:history="1">
           <w:r>
             <w:rPr>
               <w:rStyle w:val="Hyperlink"/>

--- a/EXPORTS/DOCX/review/niveau2/Dutch/Suriname aanvullingen.docx
+++ b/EXPORTS/DOCX/review/niveau2/Dutch/Suriname aanvullingen.docx
@@ -3162,7 +3162,14 @@
           <w:color w:val="0000FF"/>
           <w:sz w:val="24"/>
         </w:rPr>
-        <w:t>G</w:t>
+        <w:hyperlink r:id="rId27" w:history="1">
+          <w:r>
+            <w:rPr>
+              <w:rStyle w:val="Hyperlink"/>
+            </w:rPr>
+            <w:t>G</w:t>
+          </w:r>
+        </w:hyperlink>
       </w:r>
       <w:r>
         <w:rPr>
@@ -3202,7 +3209,7 @@
           <w:sz w:val="24"/>
           <w:u w:val="single"/>
         </w:rPr>
-        <w:hyperlink r:id="rId27" w:history="1">
+        <w:hyperlink r:id="rId26" w:history="1">
           <w:r>
             <w:rPr>
               <w:rStyle w:val="Hyperlink"/>
@@ -3220,7 +3227,7 @@
           <w:sz w:val="24"/>
           <w:u w:val="single"/>
         </w:rPr>
-        <w:hyperlink r:id="rId27" w:history="1">
+        <w:hyperlink r:id="rId26" w:history="1">
           <w:r>
             <w:rPr>
               <w:rStyle w:val="Hyperlink"/>
@@ -3236,6 +3243,7 @@
           <w:i w:val="0"/>
           <w:color w:val="0000FF"/>
           <w:sz w:val="24"/>
+          <w:u w:val="single"/>
         </w:rPr>
         <w:t xml:space="preserve"> </w:t>
       </w:r>
@@ -3470,54 +3478,7 @@
           <w:color w:val="000000"/>
           <w:sz w:val="24"/>
         </w:rPr>
-        <w:t>•  Purchased f</w:t>
-      </w:r>
-      <w:r>
-        <w:rPr>
-          <w:u w:val="single" w:color="0000ff"/>
-          <w:rFonts w:ascii="Charis SIL Italic" w:hAnsi="Charis SIL Italic" w:eastAsia="Charis SIL Italic"/>
-          <w:b w:val="0"/>
-          <w:i w:val="0"/>
-          <w:color w:val="000000"/>
-          <w:sz w:val="24"/>
-        </w:rPr>
-        <w:hyperlink r:id="rId27" w:history="1">
-          <w:r>
-            <w:rPr>
-              <w:rStyle w:val="Hyperlink"/>
-            </w:rPr>
-            <w:t>rom</w:t>
-          </w:r>
-        </w:hyperlink>
-      </w:r>
-      <w:r>
-        <w:rPr>
-          <w:u w:val="single" w:color="0000ff"/>
-          <w:rFonts w:ascii="Charis SIL Italic" w:hAnsi="Charis SIL Italic" w:eastAsia="Charis SIL Italic"/>
-          <w:b w:val="0"/>
-          <w:i w:val="0"/>
-          <w:color w:val="000000"/>
-          <w:sz w:val="24"/>
-        </w:rPr>
-        <w:t xml:space="preserve"> </w:t>
-      </w:r>
-      <w:r>
-        <w:rPr>
-          <w:u w:val="single" w:color="0000ff"/>
-          <w:rFonts w:ascii="Charis SIL Italic" w:hAnsi="Charis SIL Italic" w:eastAsia="Charis SIL Italic"/>
-          <w:b w:val="0"/>
-          <w:i w:val="0"/>
-          <w:color w:val="000000"/>
-          <w:sz w:val="24"/>
-        </w:rPr>
-        <w:hyperlink r:id="rId27" w:history="1">
-          <w:r>
-            <w:rPr>
-              <w:rStyle w:val="Hyperlink"/>
-            </w:rPr>
-            <w:t>th</w:t>
-          </w:r>
-        </w:hyperlink>
+        <w:t>•  Purchased from th</w:t>
       </w:r>
       <w:r>
         <w:rPr>
@@ -7343,7 +7304,7 @@
           <w:sz w:val="24"/>
           <w:u w:val="single"/>
         </w:rPr>
-        <w:hyperlink r:id="rId54" w:history="1">
+        <w:hyperlink r:id="rId53" w:history="1">
           <w:r>
             <w:rPr>
               <w:rStyle w:val="Hyperlink"/>

--- a/EXPORTS/DOCX/review/niveau2/Dutch/Suriname aanvullingen.docx
+++ b/EXPORTS/DOCX/review/niveau2/Dutch/Suriname aanvullingen.docx
@@ -626,34 +626,7 @@
           <w:color w:val="000000"/>
           <w:sz w:val="24"/>
         </w:rPr>
-        <w:t xml:space="preserve">•  TM-9 </w:t>
-      </w:r>
-      <w:r>
-        <w:rPr>
-          <w:rFonts w:ascii="Charis SIL Italic" w:hAnsi="Charis SIL Italic" w:eastAsia="Charis SIL Italic"/>
-          <w:b w:val="0"/>
-          <w:i w:val="0"/>
-          <w:color w:val="000000"/>
-          <w:sz w:val="24"/>
-        </w:rPr>
-        <w:hyperlink r:id="rId11" w:history="1">
-          <w:r>
-            <w:rPr>
-              <w:rStyle w:val="Hyperlink"/>
-            </w:rPr>
-            <w:t>is Coran</w:t>
-          </w:r>
-        </w:hyperlink>
-      </w:r>
-      <w:r>
-        <w:rPr>
-          <w:rFonts w:ascii="Charis SIL Italic" w:hAnsi="Charis SIL Italic" w:eastAsia="Charis SIL Italic"/>
-          <w:b w:val="0"/>
-          <w:i w:val="0"/>
-          <w:color w:val="000000"/>
-          <w:sz w:val="24"/>
-        </w:rPr>
-        <w:t xml:space="preserve">tijnexpeditie?? </w:t>
+        <w:t xml:space="preserve">•  TM-9 is Corantijnexpeditie?? </w:t>
       </w:r>
       <w:r>
         <w:rPr>
@@ -3161,6 +3134,7 @@
           <w:i w:val="0"/>
           <w:color w:val="0000FF"/>
           <w:sz w:val="24"/>
+          <w:u w:val="single"/>
         </w:rPr>
         <w:hyperlink r:id="rId27" w:history="1">
           <w:r>
@@ -3180,7 +3154,7 @@
           <w:sz w:val="24"/>
           <w:u w:val="single"/>
         </w:rPr>
-        <w:hyperlink r:id="rId26" w:history="1">
+        <w:hyperlink r:id="rId27" w:history="1">
           <w:r>
             <w:rPr>
               <w:rStyle w:val="Hyperlink"/>
@@ -3209,7 +3183,7 @@
           <w:sz w:val="24"/>
           <w:u w:val="single"/>
         </w:rPr>
-        <w:hyperlink r:id="rId26" w:history="1">
+        <w:hyperlink r:id="rId27" w:history="1">
           <w:r>
             <w:rPr>
               <w:rStyle w:val="Hyperlink"/>
@@ -3227,7 +3201,7 @@
           <w:sz w:val="24"/>
           <w:u w:val="single"/>
         </w:rPr>
-        <w:hyperlink r:id="rId26" w:history="1">
+        <w:hyperlink r:id="rId27" w:history="1">
           <w:r>
             <w:rPr>
               <w:rStyle w:val="Hyperlink"/>
@@ -3254,6 +3228,7 @@
           <w:i w:val="0"/>
           <w:color w:val="0000FF"/>
           <w:sz w:val="24"/>
+          <w:u w:val="single"/>
         </w:rPr>
         <w:hyperlink r:id="rId27" w:history="1">
           <w:r>
@@ -3273,7 +3248,7 @@
           <w:sz w:val="24"/>
           <w:u w:val="single"/>
         </w:rPr>
-        <w:hyperlink r:id="rId27" w:history="1">
+        <w:hyperlink r:id="rId26" w:history="1">
           <w:r>
             <w:rPr>
               <w:rStyle w:val="Hyperlink"/>
@@ -3291,7 +3266,7 @@
           <w:sz w:val="24"/>
           <w:u w:val="single"/>
         </w:rPr>
-        <w:hyperlink r:id="rId27" w:history="1">
+        <w:hyperlink r:id="rId26" w:history="1">
           <w:r>
             <w:rPr>
               <w:rStyle w:val="Hyperlink"/>
@@ -3318,27 +3293,19 @@
           <w:i w:val="0"/>
           <w:color w:val="0000FF"/>
           <w:sz w:val="24"/>
+        </w:rPr>
+        <w:t>A</w:t>
+      </w:r>
+      <w:r>
+        <w:rPr>
+          <w:rFonts w:ascii="Charis SIL Italic" w:hAnsi="Charis SIL Italic" w:eastAsia="Charis SIL Italic"/>
+          <w:b w:val="0"/>
+          <w:i w:val="0"/>
+          <w:color w:val="0000FF"/>
+          <w:sz w:val="24"/>
           <w:u w:val="single"/>
         </w:rPr>
-        <w:hyperlink r:id="rId27" w:history="1">
-          <w:r>
-            <w:rPr>
-              <w:rStyle w:val="Hyperlink"/>
-            </w:rPr>
-            <w:t>A</w:t>
-          </w:r>
-        </w:hyperlink>
-      </w:r>
-      <w:r>
-        <w:rPr>
-          <w:rFonts w:ascii="Charis SIL Italic" w:hAnsi="Charis SIL Italic" w:eastAsia="Charis SIL Italic"/>
-          <w:b w:val="0"/>
-          <w:i w:val="0"/>
-          <w:color w:val="0000FF"/>
-          <w:sz w:val="24"/>
-          <w:u w:val="single"/>
-        </w:rPr>
-        <w:hyperlink r:id="rId27" w:history="1">
+        <w:hyperlink r:id="rId26" w:history="1">
           <w:r>
             <w:rPr>
               <w:rStyle w:val="Hyperlink"/>
@@ -3478,7 +3445,54 @@
           <w:color w:val="000000"/>
           <w:sz w:val="24"/>
         </w:rPr>
-        <w:t>•  Purchased from th</w:t>
+        <w:t>•  Purchased f</w:t>
+      </w:r>
+      <w:r>
+        <w:rPr>
+          <w:u w:val="single" w:color="0000ff"/>
+          <w:rFonts w:ascii="Charis SIL Italic" w:hAnsi="Charis SIL Italic" w:eastAsia="Charis SIL Italic"/>
+          <w:b w:val="0"/>
+          <w:i w:val="0"/>
+          <w:color w:val="000000"/>
+          <w:sz w:val="24"/>
+        </w:rPr>
+        <w:hyperlink r:id="rId27" w:history="1">
+          <w:r>
+            <w:rPr>
+              <w:rStyle w:val="Hyperlink"/>
+            </w:rPr>
+            <w:t>rom</w:t>
+          </w:r>
+        </w:hyperlink>
+      </w:r>
+      <w:r>
+        <w:rPr>
+          <w:u w:val="single" w:color="0000ff"/>
+          <w:rFonts w:ascii="Charis SIL Italic" w:hAnsi="Charis SIL Italic" w:eastAsia="Charis SIL Italic"/>
+          <w:b w:val="0"/>
+          <w:i w:val="0"/>
+          <w:color w:val="000000"/>
+          <w:sz w:val="24"/>
+        </w:rPr>
+        <w:t xml:space="preserve"> </w:t>
+      </w:r>
+      <w:r>
+        <w:rPr>
+          <w:u w:val="single" w:color="0000ff"/>
+          <w:rFonts w:ascii="Charis SIL Italic" w:hAnsi="Charis SIL Italic" w:eastAsia="Charis SIL Italic"/>
+          <w:b w:val="0"/>
+          <w:i w:val="0"/>
+          <w:color w:val="000000"/>
+          <w:sz w:val="24"/>
+        </w:rPr>
+        <w:hyperlink r:id="rId27" w:history="1">
+          <w:r>
+            <w:rPr>
+              <w:rStyle w:val="Hyperlink"/>
+            </w:rPr>
+            <w:t>th</w:t>
+          </w:r>
+        </w:hyperlink>
       </w:r>
       <w:r>
         <w:rPr>
@@ -3849,7 +3863,7 @@
             <w:rPr>
               <w:rStyle w:val="Hyperlink"/>
             </w:rPr>
-            <w:t>Jefferso</w:t>
+            <w:t>Jeffers</w:t>
           </w:r>
         </w:hyperlink>
       </w:r>
@@ -3860,36 +3874,13 @@
           <w:i w:val="0"/>
           <w:color w:val="0000FF"/>
           <w:sz w:val="24"/>
-          <w:u w:val="single"/>
-        </w:rPr>
-        <w:t>n</w:t>
-      </w:r>
-      <w:r>
-        <w:rPr>
-          <w:rFonts w:ascii="Charis SIL Italic" w:hAnsi="Charis SIL Italic" w:eastAsia="Charis SIL Italic"/>
-          <w:b w:val="0"/>
-          <w:i w:val="0"/>
-          <w:color w:val="0000FF"/>
-          <w:sz w:val="24"/>
-          <w:u w:val="single"/>
-        </w:rPr>
-        <w:t xml:space="preserve"> </w:t>
-      </w:r>
-      <w:r>
-        <w:rPr>
-          <w:rFonts w:ascii="Charis SIL Italic" w:hAnsi="Charis SIL Italic" w:eastAsia="Charis SIL Italic"/>
-          <w:b w:val="0"/>
-          <w:i w:val="0"/>
-          <w:color w:val="0000FF"/>
-          <w:sz w:val="24"/>
-          <w:u w:val="single"/>
         </w:rPr>
         <w:hyperlink r:id="rId30" w:history="1">
           <w:r>
             <w:rPr>
               <w:rStyle w:val="Hyperlink"/>
             </w:rPr>
-            <w:t>Collin</w:t>
+            <w:t>o</w:t>
           </w:r>
         </w:hyperlink>
       </w:r>
@@ -3901,7 +3892,36 @@
           <w:color w:val="0000FF"/>
           <w:sz w:val="24"/>
         </w:rPr>
-        <w:t>s</w:t>
+        <w:t>n</w:t>
+      </w:r>
+      <w:r>
+        <w:rPr>
+          <w:rFonts w:ascii="Charis SIL Italic" w:hAnsi="Charis SIL Italic" w:eastAsia="Charis SIL Italic"/>
+          <w:b w:val="0"/>
+          <w:i w:val="0"/>
+          <w:color w:val="0000FF"/>
+          <w:sz w:val="24"/>
+          <w:u w:val="single"/>
+        </w:rPr>
+        <w:t xml:space="preserve"> </w:t>
+      </w:r>
+      <w:r>
+        <w:rPr>
+          <w:rFonts w:ascii="Charis SIL Italic" w:hAnsi="Charis SIL Italic" w:eastAsia="Charis SIL Italic"/>
+          <w:b w:val="0"/>
+          <w:i w:val="0"/>
+          <w:color w:val="0000FF"/>
+          <w:sz w:val="24"/>
+          <w:u w:val="single"/>
+        </w:rPr>
+        <w:hyperlink r:id="rId30" w:history="1">
+          <w:r>
+            <w:rPr>
+              <w:rStyle w:val="Hyperlink"/>
+            </w:rPr>
+            <w:t>Collins</w:t>
+          </w:r>
+        </w:hyperlink>
       </w:r>
     </w:p>
     <w:p>

--- a/EXPORTS/DOCX/review/niveau2/Dutch/Suriname aanvullingen.docx
+++ b/EXPORTS/DOCX/review/niveau2/Dutch/Suriname aanvullingen.docx
@@ -626,7 +626,34 @@
           <w:color w:val="000000"/>
           <w:sz w:val="24"/>
         </w:rPr>
-        <w:t xml:space="preserve">•  TM-9 is Corantijnexpeditie?? </w:t>
+        <w:t xml:space="preserve">•  TM-9 </w:t>
+      </w:r>
+      <w:r>
+        <w:rPr>
+          <w:rFonts w:ascii="Charis SIL Italic" w:hAnsi="Charis SIL Italic" w:eastAsia="Charis SIL Italic"/>
+          <w:b w:val="0"/>
+          <w:i w:val="0"/>
+          <w:color w:val="000000"/>
+          <w:sz w:val="24"/>
+        </w:rPr>
+        <w:hyperlink r:id="rId11" w:history="1">
+          <w:r>
+            <w:rPr>
+              <w:rStyle w:val="Hyperlink"/>
+            </w:rPr>
+            <w:t>is Coran</w:t>
+          </w:r>
+        </w:hyperlink>
+      </w:r>
+      <w:r>
+        <w:rPr>
+          <w:rFonts w:ascii="Charis SIL Italic" w:hAnsi="Charis SIL Italic" w:eastAsia="Charis SIL Italic"/>
+          <w:b w:val="0"/>
+          <w:i w:val="0"/>
+          <w:color w:val="000000"/>
+          <w:sz w:val="24"/>
+        </w:rPr>
+        <w:t xml:space="preserve">tijnexpeditie?? </w:t>
       </w:r>
       <w:r>
         <w:rPr>
@@ -3248,7 +3275,7 @@
           <w:sz w:val="24"/>
           <w:u w:val="single"/>
         </w:rPr>
-        <w:hyperlink r:id="rId26" w:history="1">
+        <w:hyperlink r:id="rId27" w:history="1">
           <w:r>
             <w:rPr>
               <w:rStyle w:val="Hyperlink"/>
@@ -3293,6 +3320,7 @@
           <w:i w:val="0"/>
           <w:color w:val="0000FF"/>
           <w:sz w:val="24"/>
+          <w:u w:val="single"/>
         </w:rPr>
         <w:t>A</w:t>
       </w:r>
@@ -3334,7 +3362,7 @@
           <w:sz w:val="24"/>
           <w:u w:val="single"/>
         </w:rPr>
-        <w:hyperlink r:id="rId27" w:history="1">
+        <w:hyperlink r:id="rId26" w:history="1">
           <w:r>
             <w:rPr>
               <w:rStyle w:val="Hyperlink"/>
@@ -3352,7 +3380,7 @@
           <w:sz w:val="24"/>
           <w:u w:val="single"/>
         </w:rPr>
-        <w:hyperlink r:id="rId27" w:history="1">
+        <w:hyperlink r:id="rId26" w:history="1">
           <w:r>
             <w:rPr>
               <w:rStyle w:val="Hyperlink"/>
@@ -3863,7 +3891,7 @@
             <w:rPr>
               <w:rStyle w:val="Hyperlink"/>
             </w:rPr>
-            <w:t>Jeffers</w:t>
+            <w:t>Jefferso</w:t>
           </w:r>
         </w:hyperlink>
       </w:r>
@@ -3874,15 +3902,9 @@
           <w:i w:val="0"/>
           <w:color w:val="0000FF"/>
           <w:sz w:val="24"/>
-        </w:rPr>
-        <w:hyperlink r:id="rId30" w:history="1">
-          <w:r>
-            <w:rPr>
-              <w:rStyle w:val="Hyperlink"/>
-            </w:rPr>
-            <w:t>o</w:t>
-          </w:r>
-        </w:hyperlink>
+          <w:u w:val="single"/>
+        </w:rPr>
+        <w:t>n</w:t>
       </w:r>
       <w:r>
         <w:rPr>
@@ -3891,17 +3913,6 @@
           <w:i w:val="0"/>
           <w:color w:val="0000FF"/>
           <w:sz w:val="24"/>
-        </w:rPr>
-        <w:t>n</w:t>
-      </w:r>
-      <w:r>
-        <w:rPr>
-          <w:rFonts w:ascii="Charis SIL Italic" w:hAnsi="Charis SIL Italic" w:eastAsia="Charis SIL Italic"/>
-          <w:b w:val="0"/>
-          <w:i w:val="0"/>
-          <w:color w:val="0000FF"/>
-          <w:sz w:val="24"/>
-          <w:u w:val="single"/>
         </w:rPr>
         <w:t xml:space="preserve"> </w:t>
       </w:r>
@@ -7353,7 +7364,7 @@
           <w:sz w:val="24"/>
           <w:u w:val="single"/>
         </w:rPr>
-        <w:hyperlink r:id="rId54" w:history="1">
+        <w:hyperlink r:id="rId53" w:history="1">
           <w:r>
             <w:rPr>
               <w:rStyle w:val="Hyperlink"/>

--- a/EXPORTS/DOCX/review/niveau2/Dutch/Suriname aanvullingen.docx
+++ b/EXPORTS/DOCX/review/niveau2/Dutch/Suriname aanvullingen.docx
@@ -1137,31 +1137,13 @@
       </w:r>
       <w:r>
         <w:rPr>
-          <w:u w:val="single" w:color="0000ff"/>
           <w:rFonts w:ascii="Charis SIL Italic" w:hAnsi="Charis SIL Italic" w:eastAsia="Charis SIL Italic"/>
           <w:b w:val="0"/>
           <w:i w:val="0"/>
           <w:color w:val="000000"/>
           <w:sz w:val="24"/>
         </w:rPr>
-        <w:hyperlink r:id="rId16" w:history="1">
-          <w:r>
-            <w:rPr>
-              <w:rStyle w:val="Hyperlink"/>
-            </w:rPr>
-            <w:t>achttiende e</w:t>
-          </w:r>
-        </w:hyperlink>
-      </w:r>
-      <w:r>
-        <w:rPr>
-          <w:rFonts w:ascii="Charis SIL Italic" w:hAnsi="Charis SIL Italic" w:eastAsia="Charis SIL Italic"/>
-          <w:b w:val="0"/>
-          <w:i w:val="0"/>
-          <w:color w:val="000000"/>
-          <w:sz w:val="24"/>
-        </w:rPr>
-        <w:t xml:space="preserve">euw, </w:t>
+        <w:t xml:space="preserve">achttiende eeuw, </w:t>
       </w:r>
       <w:r>
         <w:rPr>
@@ -2258,34 +2240,7 @@
           <w:color w:val="000000"/>
           <w:sz w:val="24"/>
         </w:rPr>
-        <w:t>state={"ma</w:t>
-      </w:r>
-      <w:r>
-        <w:rPr>
-          <w:rFonts w:ascii="Charis SIL Italic" w:hAnsi="Charis SIL Italic" w:eastAsia="Charis SIL Italic"/>
-          <w:b w:val="0"/>
-          <w:i w:val="0"/>
-          <w:color w:val="000000"/>
-          <w:sz w:val="24"/>
-        </w:rPr>
-        <w:hyperlink r:id="rId23" w:history="1">
-          <w:r>
-            <w:rPr>
-              <w:rStyle w:val="Hyperlink"/>
-            </w:rPr>
-            <w:t>tchAll</w:t>
-          </w:r>
-        </w:hyperlink>
-      </w:r>
-      <w:r>
-        <w:rPr>
-          <w:rFonts w:ascii="Charis SIL Italic" w:hAnsi="Charis SIL Italic" w:eastAsia="Charis SIL Italic"/>
-          <w:b w:val="0"/>
-          <w:i w:val="0"/>
-          <w:color w:val="000000"/>
-          <w:sz w:val="24"/>
-        </w:rPr>
-        <w:t>C</w:t>
+        <w:t>state={"matchAllC</w:t>
       </w:r>
       <w:r>
         <w:rPr>
@@ -3161,7 +3116,6 @@
           <w:i w:val="0"/>
           <w:color w:val="0000FF"/>
           <w:sz w:val="24"/>
-          <w:u w:val="single"/>
         </w:rPr>
         <w:hyperlink r:id="rId27" w:history="1">
           <w:r>
@@ -3255,7 +3209,6 @@
           <w:i w:val="0"/>
           <w:color w:val="0000FF"/>
           <w:sz w:val="24"/>
-          <w:u w:val="single"/>
         </w:rPr>
         <w:hyperlink r:id="rId27" w:history="1">
           <w:r>
@@ -3293,7 +3246,7 @@
           <w:sz w:val="24"/>
           <w:u w:val="single"/>
         </w:rPr>
-        <w:hyperlink r:id="rId26" w:history="1">
+        <w:hyperlink r:id="rId27" w:history="1">
           <w:r>
             <w:rPr>
               <w:rStyle w:val="Hyperlink"/>
@@ -3322,7 +3275,14 @@
           <w:sz w:val="24"/>
           <w:u w:val="single"/>
         </w:rPr>
-        <w:t>A</w:t>
+        <w:hyperlink r:id="rId27" w:history="1">
+          <w:r>
+            <w:rPr>
+              <w:rStyle w:val="Hyperlink"/>
+            </w:rPr>
+            <w:t>A</w:t>
+          </w:r>
+        </w:hyperlink>
       </w:r>
       <w:r>
         <w:rPr>
@@ -3333,7 +3293,7 @@
           <w:sz w:val="24"/>
           <w:u w:val="single"/>
         </w:rPr>
-        <w:hyperlink r:id="rId26" w:history="1">
+        <w:hyperlink r:id="rId27" w:history="1">
           <w:r>
             <w:rPr>
               <w:rStyle w:val="Hyperlink"/>
@@ -3362,7 +3322,7 @@
           <w:sz w:val="24"/>
           <w:u w:val="single"/>
         </w:rPr>
-        <w:hyperlink r:id="rId26" w:history="1">
+        <w:hyperlink r:id="rId27" w:history="1">
           <w:r>
             <w:rPr>
               <w:rStyle w:val="Hyperlink"/>
@@ -3409,7 +3369,7 @@
           <w:sz w:val="24"/>
           <w:u w:val="single"/>
         </w:rPr>
-        <w:hyperlink r:id="rId27" w:history="1">
+        <w:hyperlink r:id="rId26" w:history="1">
           <w:r>
             <w:rPr>
               <w:rStyle w:val="Hyperlink"/>
@@ -3913,6 +3873,7 @@
           <w:i w:val="0"/>
           <w:color w:val="0000FF"/>
           <w:sz w:val="24"/>
+          <w:u w:val="single"/>
         </w:rPr>
         <w:t xml:space="preserve"> </w:t>
       </w:r>
@@ -3930,9 +3891,19 @@
             <w:rPr>
               <w:rStyle w:val="Hyperlink"/>
             </w:rPr>
-            <w:t>Collins</w:t>
+            <w:t>Collin</w:t>
           </w:r>
         </w:hyperlink>
+      </w:r>
+      <w:r>
+        <w:rPr>
+          <w:rFonts w:ascii="Charis SIL Italic" w:hAnsi="Charis SIL Italic" w:eastAsia="Charis SIL Italic"/>
+          <w:b w:val="0"/>
+          <w:i w:val="0"/>
+          <w:color w:val="0000FF"/>
+          <w:sz w:val="24"/>
+        </w:rPr>
+        <w:t>s</w:t>
       </w:r>
     </w:p>
     <w:p>
@@ -7335,7 +7306,7 @@
           <w:sz w:val="24"/>
           <w:u w:val="single"/>
         </w:rPr>
-        <w:hyperlink r:id="rId53" w:history="1">
+        <w:hyperlink r:id="rId54" w:history="1">
           <w:r>
             <w:rPr>
               <w:rStyle w:val="Hyperlink"/>
@@ -7364,7 +7335,7 @@
           <w:sz w:val="24"/>
           <w:u w:val="single"/>
         </w:rPr>
-        <w:hyperlink r:id="rId53" w:history="1">
+        <w:hyperlink r:id="rId54" w:history="1">
           <w:r>
             <w:rPr>
               <w:rStyle w:val="Hyperlink"/>

--- a/EXPORTS/DOCX/review/niveau2/Dutch/Suriname aanvullingen.docx
+++ b/EXPORTS/DOCX/review/niveau2/Dutch/Suriname aanvullingen.docx
@@ -1137,13 +1137,31 @@
       </w:r>
       <w:r>
         <w:rPr>
+          <w:u w:val="single" w:color="0000ff"/>
           <w:rFonts w:ascii="Charis SIL Italic" w:hAnsi="Charis SIL Italic" w:eastAsia="Charis SIL Italic"/>
           <w:b w:val="0"/>
           <w:i w:val="0"/>
           <w:color w:val="000000"/>
           <w:sz w:val="24"/>
         </w:rPr>
-        <w:t xml:space="preserve">achttiende eeuw, </w:t>
+        <w:hyperlink r:id="rId16" w:history="1">
+          <w:r>
+            <w:rPr>
+              <w:rStyle w:val="Hyperlink"/>
+            </w:rPr>
+            <w:t>achttiende e</w:t>
+          </w:r>
+        </w:hyperlink>
+      </w:r>
+      <w:r>
+        <w:rPr>
+          <w:rFonts w:ascii="Charis SIL Italic" w:hAnsi="Charis SIL Italic" w:eastAsia="Charis SIL Italic"/>
+          <w:b w:val="0"/>
+          <w:i w:val="0"/>
+          <w:color w:val="000000"/>
+          <w:sz w:val="24"/>
+        </w:rPr>
+        <w:t xml:space="preserve">euw, </w:t>
       </w:r>
       <w:r>
         <w:rPr>
@@ -2240,7 +2258,34 @@
           <w:color w:val="000000"/>
           <w:sz w:val="24"/>
         </w:rPr>
-        <w:t>state={"matchAllC</w:t>
+        <w:t>state={"ma</w:t>
+      </w:r>
+      <w:r>
+        <w:rPr>
+          <w:rFonts w:ascii="Charis SIL Italic" w:hAnsi="Charis SIL Italic" w:eastAsia="Charis SIL Italic"/>
+          <w:b w:val="0"/>
+          <w:i w:val="0"/>
+          <w:color w:val="000000"/>
+          <w:sz w:val="24"/>
+        </w:rPr>
+        <w:hyperlink r:id="rId23" w:history="1">
+          <w:r>
+            <w:rPr>
+              <w:rStyle w:val="Hyperlink"/>
+            </w:rPr>
+            <w:t>tchAll</w:t>
+          </w:r>
+        </w:hyperlink>
+      </w:r>
+      <w:r>
+        <w:rPr>
+          <w:rFonts w:ascii="Charis SIL Italic" w:hAnsi="Charis SIL Italic" w:eastAsia="Charis SIL Italic"/>
+          <w:b w:val="0"/>
+          <w:i w:val="0"/>
+          <w:color w:val="000000"/>
+          <w:sz w:val="24"/>
+        </w:rPr>
+        <w:t>C</w:t>
       </w:r>
       <w:r>
         <w:rPr>
@@ -3117,14 +3162,7 @@
           <w:color w:val="0000FF"/>
           <w:sz w:val="24"/>
         </w:rPr>
-        <w:hyperlink r:id="rId27" w:history="1">
-          <w:r>
-            <w:rPr>
-              <w:rStyle w:val="Hyperlink"/>
-            </w:rPr>
-            <w:t>G</w:t>
-          </w:r>
-        </w:hyperlink>
+        <w:t>Gift of Mis</w:t>
       </w:r>
       <w:r>
         <w:rPr>
@@ -3135,118 +3173,7 @@
           <w:sz w:val="24"/>
           <w:u w:val="single"/>
         </w:rPr>
-        <w:hyperlink r:id="rId27" w:history="1">
-          <w:r>
-            <w:rPr>
-              <w:rStyle w:val="Hyperlink"/>
-            </w:rPr>
-            <w:t>ift</w:t>
-          </w:r>
-        </w:hyperlink>
-      </w:r>
-      <w:r>
-        <w:rPr>
-          <w:rFonts w:ascii="Charis SIL Italic" w:hAnsi="Charis SIL Italic" w:eastAsia="Charis SIL Italic"/>
-          <w:b w:val="0"/>
-          <w:i w:val="0"/>
-          <w:color w:val="0000FF"/>
-          <w:sz w:val="24"/>
-          <w:u w:val="single"/>
-        </w:rPr>
-        <w:t xml:space="preserve"> </w:t>
-      </w:r>
-      <w:r>
-        <w:rPr>
-          <w:rFonts w:ascii="Charis SIL Italic" w:hAnsi="Charis SIL Italic" w:eastAsia="Charis SIL Italic"/>
-          <w:b w:val="0"/>
-          <w:i w:val="0"/>
-          <w:color w:val="0000FF"/>
-          <w:sz w:val="24"/>
-          <w:u w:val="single"/>
-        </w:rPr>
-        <w:hyperlink r:id="rId27" w:history="1">
-          <w:r>
-            <w:rPr>
-              <w:rStyle w:val="Hyperlink"/>
-            </w:rPr>
-            <w:t>o</w:t>
-          </w:r>
-        </w:hyperlink>
-      </w:r>
-      <w:r>
-        <w:rPr>
-          <w:rFonts w:ascii="Charis SIL Italic" w:hAnsi="Charis SIL Italic" w:eastAsia="Charis SIL Italic"/>
-          <w:b w:val="0"/>
-          <w:i w:val="0"/>
-          <w:color w:val="0000FF"/>
-          <w:sz w:val="24"/>
-          <w:u w:val="single"/>
-        </w:rPr>
-        <w:hyperlink r:id="rId27" w:history="1">
-          <w:r>
-            <w:rPr>
-              <w:rStyle w:val="Hyperlink"/>
-            </w:rPr>
-            <w:t>f</w:t>
-          </w:r>
-        </w:hyperlink>
-      </w:r>
-      <w:r>
-        <w:rPr>
-          <w:rFonts w:ascii="Charis SIL Italic" w:hAnsi="Charis SIL Italic" w:eastAsia="Charis SIL Italic"/>
-          <w:b w:val="0"/>
-          <w:i w:val="0"/>
-          <w:color w:val="0000FF"/>
-          <w:sz w:val="24"/>
-          <w:u w:val="single"/>
-        </w:rPr>
-        <w:t xml:space="preserve"> </w:t>
-      </w:r>
-      <w:r>
-        <w:rPr>
-          <w:rFonts w:ascii="Charis SIL Italic" w:hAnsi="Charis SIL Italic" w:eastAsia="Charis SIL Italic"/>
-          <w:b w:val="0"/>
-          <w:i w:val="0"/>
-          <w:color w:val="0000FF"/>
-          <w:sz w:val="24"/>
-        </w:rPr>
-        <w:hyperlink r:id="rId27" w:history="1">
-          <w:r>
-            <w:rPr>
-              <w:rStyle w:val="Hyperlink"/>
-            </w:rPr>
-            <w:t>M</w:t>
-          </w:r>
-        </w:hyperlink>
-      </w:r>
-      <w:r>
-        <w:rPr>
-          <w:rFonts w:ascii="Charis SIL Italic" w:hAnsi="Charis SIL Italic" w:eastAsia="Charis SIL Italic"/>
-          <w:b w:val="0"/>
-          <w:i w:val="0"/>
-          <w:color w:val="0000FF"/>
-          <w:sz w:val="24"/>
-          <w:u w:val="single"/>
-        </w:rPr>
-        <w:hyperlink r:id="rId27" w:history="1">
-          <w:r>
-            <w:rPr>
-              <w:rStyle w:val="Hyperlink"/>
-            </w:rPr>
-            <w:t>is</w:t>
-          </w:r>
-        </w:hyperlink>
-      </w:r>
-      <w:r>
-        <w:rPr>
-          <w:rFonts w:ascii="Charis SIL Italic" w:hAnsi="Charis SIL Italic" w:eastAsia="Charis SIL Italic"/>
-          <w:b w:val="0"/>
-          <w:i w:val="0"/>
-          <w:color w:val="0000FF"/>
-          <w:sz w:val="24"/>
-          <w:u w:val="single"/>
-        </w:rPr>
-        <w:hyperlink r:id="rId27" w:history="1">
+        <w:hyperlink r:id="rId26" w:history="1">
           <w:r>
             <w:rPr>
               <w:rStyle w:val="Hyperlink"/>
@@ -3273,27 +3200,19 @@
           <w:i w:val="0"/>
           <w:color w:val="0000FF"/>
           <w:sz w:val="24"/>
+        </w:rPr>
+        <w:t>A</w:t>
+      </w:r>
+      <w:r>
+        <w:rPr>
+          <w:rFonts w:ascii="Charis SIL Italic" w:hAnsi="Charis SIL Italic" w:eastAsia="Charis SIL Italic"/>
+          <w:b w:val="0"/>
+          <w:i w:val="0"/>
+          <w:color w:val="0000FF"/>
+          <w:sz w:val="24"/>
           <w:u w:val="single"/>
         </w:rPr>
-        <w:hyperlink r:id="rId27" w:history="1">
-          <w:r>
-            <w:rPr>
-              <w:rStyle w:val="Hyperlink"/>
-            </w:rPr>
-            <w:t>A</w:t>
-          </w:r>
-        </w:hyperlink>
-      </w:r>
-      <w:r>
-        <w:rPr>
-          <w:rFonts w:ascii="Charis SIL Italic" w:hAnsi="Charis SIL Italic" w:eastAsia="Charis SIL Italic"/>
-          <w:b w:val="0"/>
-          <w:i w:val="0"/>
-          <w:color w:val="0000FF"/>
-          <w:sz w:val="24"/>
-          <w:u w:val="single"/>
-        </w:rPr>
-        <w:hyperlink r:id="rId27" w:history="1">
+        <w:hyperlink r:id="rId26" w:history="1">
           <w:r>
             <w:rPr>
               <w:rStyle w:val="Hyperlink"/>
@@ -3322,7 +3241,7 @@
           <w:sz w:val="24"/>
           <w:u w:val="single"/>
         </w:rPr>
-        <w:hyperlink r:id="rId27" w:history="1">
+        <w:hyperlink r:id="rId26" w:history="1">
           <w:r>
             <w:rPr>
               <w:rStyle w:val="Hyperlink"/>
@@ -3369,7 +3288,7 @@
           <w:sz w:val="24"/>
           <w:u w:val="single"/>
         </w:rPr>
-        <w:hyperlink r:id="rId26" w:history="1">
+        <w:hyperlink r:id="rId27" w:history="1">
           <w:r>
             <w:rPr>
               <w:rStyle w:val="Hyperlink"/>
@@ -3851,7 +3770,7 @@
             <w:rPr>
               <w:rStyle w:val="Hyperlink"/>
             </w:rPr>
-            <w:t>Jefferso</w:t>
+            <w:t>Jeffers</w:t>
           </w:r>
         </w:hyperlink>
       </w:r>
@@ -3863,6 +3782,16 @@
           <w:color w:val="0000FF"/>
           <w:sz w:val="24"/>
           <w:u w:val="single"/>
+        </w:rPr>
+        <w:t>o</w:t>
+      </w:r>
+      <w:r>
+        <w:rPr>
+          <w:rFonts w:ascii="Charis SIL Italic" w:hAnsi="Charis SIL Italic" w:eastAsia="Charis SIL Italic"/>
+          <w:b w:val="0"/>
+          <w:i w:val="0"/>
+          <w:color w:val="0000FF"/>
+          <w:sz w:val="24"/>
         </w:rPr>
         <w:t>n</w:t>
       </w:r>
@@ -3891,19 +3820,9 @@
             <w:rPr>
               <w:rStyle w:val="Hyperlink"/>
             </w:rPr>
-            <w:t>Collin</w:t>
+            <w:t>Collins</w:t>
           </w:r>
         </w:hyperlink>
-      </w:r>
-      <w:r>
-        <w:rPr>
-          <w:rFonts w:ascii="Charis SIL Italic" w:hAnsi="Charis SIL Italic" w:eastAsia="Charis SIL Italic"/>
-          <w:b w:val="0"/>
-          <w:i w:val="0"/>
-          <w:color w:val="0000FF"/>
-          <w:sz w:val="24"/>
-        </w:rPr>
-        <w:t>s</w:t>
       </w:r>
     </w:p>
     <w:p>
@@ -7306,7 +7225,7 @@
           <w:sz w:val="24"/>
           <w:u w:val="single"/>
         </w:rPr>
-        <w:hyperlink r:id="rId54" w:history="1">
+        <w:hyperlink r:id="rId53" w:history="1">
           <w:r>
             <w:rPr>
               <w:rStyle w:val="Hyperlink"/>

--- a/EXPORTS/DOCX/review/niveau2/Dutch/Suriname aanvullingen.docx
+++ b/EXPORTS/DOCX/review/niveau2/Dutch/Suriname aanvullingen.docx
@@ -626,34 +626,7 @@
           <w:color w:val="000000"/>
           <w:sz w:val="24"/>
         </w:rPr>
-        <w:t xml:space="preserve">•  TM-9 </w:t>
-      </w:r>
-      <w:r>
-        <w:rPr>
-          <w:rFonts w:ascii="Charis SIL Italic" w:hAnsi="Charis SIL Italic" w:eastAsia="Charis SIL Italic"/>
-          <w:b w:val="0"/>
-          <w:i w:val="0"/>
-          <w:color w:val="000000"/>
-          <w:sz w:val="24"/>
-        </w:rPr>
-        <w:hyperlink r:id="rId11" w:history="1">
-          <w:r>
-            <w:rPr>
-              <w:rStyle w:val="Hyperlink"/>
-            </w:rPr>
-            <w:t>is Coran</w:t>
-          </w:r>
-        </w:hyperlink>
-      </w:r>
-      <w:r>
-        <w:rPr>
-          <w:rFonts w:ascii="Charis SIL Italic" w:hAnsi="Charis SIL Italic" w:eastAsia="Charis SIL Italic"/>
-          <w:b w:val="0"/>
-          <w:i w:val="0"/>
-          <w:color w:val="000000"/>
-          <w:sz w:val="24"/>
-        </w:rPr>
-        <w:t xml:space="preserve">tijnexpeditie?? </w:t>
+        <w:t xml:space="preserve">•  TM-9 is Corantijnexpeditie?? </w:t>
       </w:r>
       <w:r>
         <w:rPr>
@@ -1137,31 +1110,13 @@
       </w:r>
       <w:r>
         <w:rPr>
-          <w:u w:val="single" w:color="0000ff"/>
           <w:rFonts w:ascii="Charis SIL Italic" w:hAnsi="Charis SIL Italic" w:eastAsia="Charis SIL Italic"/>
           <w:b w:val="0"/>
           <w:i w:val="0"/>
           <w:color w:val="000000"/>
           <w:sz w:val="24"/>
         </w:rPr>
-        <w:hyperlink r:id="rId16" w:history="1">
-          <w:r>
-            <w:rPr>
-              <w:rStyle w:val="Hyperlink"/>
-            </w:rPr>
-            <w:t>achttiende e</w:t>
-          </w:r>
-        </w:hyperlink>
-      </w:r>
-      <w:r>
-        <w:rPr>
-          <w:rFonts w:ascii="Charis SIL Italic" w:hAnsi="Charis SIL Italic" w:eastAsia="Charis SIL Italic"/>
-          <w:b w:val="0"/>
-          <w:i w:val="0"/>
-          <w:color w:val="000000"/>
-          <w:sz w:val="24"/>
-        </w:rPr>
-        <w:t xml:space="preserve">euw, </w:t>
+        <w:t xml:space="preserve">achttiende eeuw, </w:t>
       </w:r>
       <w:r>
         <w:rPr>
@@ -3162,7 +3117,25 @@
           <w:color w:val="0000FF"/>
           <w:sz w:val="24"/>
         </w:rPr>
-        <w:t>Gift of Mis</w:t>
+        <w:t>Gift of M</w:t>
+      </w:r>
+      <w:r>
+        <w:rPr>
+          <w:rFonts w:ascii="Charis SIL Italic" w:hAnsi="Charis SIL Italic" w:eastAsia="Charis SIL Italic"/>
+          <w:b w:val="0"/>
+          <w:i w:val="0"/>
+          <w:color w:val="0000FF"/>
+          <w:sz w:val="24"/>
+          <w:u w:val="single"/>
+        </w:rPr>
+        <w:hyperlink r:id="rId26" w:history="1">
+          <w:r>
+            <w:rPr>
+              <w:rStyle w:val="Hyperlink"/>
+            </w:rPr>
+            <w:t>is</w:t>
+          </w:r>
+        </w:hyperlink>
       </w:r>
       <w:r>
         <w:rPr>
@@ -3241,7 +3214,7 @@
           <w:sz w:val="24"/>
           <w:u w:val="single"/>
         </w:rPr>
-        <w:hyperlink r:id="rId26" w:history="1">
+        <w:hyperlink r:id="rId27" w:history="1">
           <w:r>
             <w:rPr>
               <w:rStyle w:val="Hyperlink"/>
@@ -3259,7 +3232,7 @@
           <w:sz w:val="24"/>
           <w:u w:val="single"/>
         </w:rPr>
-        <w:hyperlink r:id="rId26" w:history="1">
+        <w:hyperlink r:id="rId27" w:history="1">
           <w:r>
             <w:rPr>
               <w:rStyle w:val="Hyperlink"/>
@@ -3781,9 +3754,15 @@
           <w:i w:val="0"/>
           <w:color w:val="0000FF"/>
           <w:sz w:val="24"/>
-          <w:u w:val="single"/>
-        </w:rPr>
-        <w:t>o</w:t>
+        </w:rPr>
+        <w:hyperlink r:id="rId30" w:history="1">
+          <w:r>
+            <w:rPr>
+              <w:rStyle w:val="Hyperlink"/>
+            </w:rPr>
+            <w:t>o</w:t>
+          </w:r>
+        </w:hyperlink>
       </w:r>
       <w:r>
         <w:rPr>
@@ -4513,7 +4492,7 @@
           <w:sz w:val="24"/>
           <w:u w:val="single"/>
         </w:rPr>
-        <w:hyperlink r:id="rId39" w:history="1">
+        <w:hyperlink r:id="rId40" w:history="1">
           <w:r>
             <w:rPr>
               <w:rStyle w:val="Hyperlink"/>
@@ -4581,7 +4560,7 @@
           <w:sz w:val="24"/>
           <w:u w:val="single"/>
         </w:rPr>
-        <w:hyperlink r:id="rId40" w:history="1">
+        <w:hyperlink r:id="rId41" w:history="1">
           <w:r>
             <w:rPr>
               <w:rStyle w:val="Hyperlink"/>
@@ -4610,7 +4589,7 @@
           <w:sz w:val="24"/>
           <w:u w:val="single"/>
         </w:rPr>
-        <w:hyperlink r:id="rId40" w:history="1">
+        <w:hyperlink r:id="rId41" w:history="1">
           <w:r>
             <w:rPr>
               <w:rStyle w:val="Hyperlink"/>
@@ -4639,7 +4618,7 @@
           <w:sz w:val="24"/>
           <w:u w:val="single"/>
         </w:rPr>
-        <w:hyperlink r:id="rId40" w:history="1">
+        <w:hyperlink r:id="rId41" w:history="1">
           <w:r>
             <w:rPr>
               <w:rStyle w:val="Hyperlink"/>
@@ -5029,7 +5008,7 @@
           <w:sz w:val="24"/>
           <w:u w:val="single"/>
         </w:rPr>
-        <w:hyperlink r:id="rId41" w:history="1">
+        <w:hyperlink r:id="rId42" w:history="1">
           <w:r>
             <w:rPr>
               <w:rStyle w:val="Hyperlink"/>
@@ -5097,7 +5076,7 @@
           <w:sz w:val="24"/>
           <w:u w:val="single"/>
         </w:rPr>
-        <w:hyperlink r:id="rId42" w:history="1">
+        <w:hyperlink r:id="rId43" w:history="1">
           <w:r>
             <w:rPr>
               <w:rStyle w:val="Hyperlink"/>
@@ -5125,7 +5104,7 @@
           <w:color w:val="000000"/>
           <w:sz w:val="24"/>
         </w:rPr>
-        <w:hyperlink r:id="rId42" w:history="1">
+        <w:hyperlink r:id="rId43" w:history="1">
           <w:r>
             <w:rPr>
               <w:rStyle w:val="Hyperlink"/>
@@ -5580,7 +5559,7 @@
           <w:color w:val="0000FF"/>
           <w:sz w:val="24"/>
         </w:rPr>
-        <w:hyperlink r:id="rId43" w:history="1">
+        <w:hyperlink r:id="rId44" w:history="1">
           <w:r>
             <w:rPr>
               <w:rStyle w:val="Hyperlink"/>
@@ -5597,7 +5576,7 @@
           <w:color w:val="0000FF"/>
           <w:sz w:val="24"/>
         </w:rPr>
-        <w:hyperlink r:id="rId43" w:history="1">
+        <w:hyperlink r:id="rId44" w:history="1">
           <w:r>
             <w:rPr>
               <w:rStyle w:val="Hyperlink"/>
@@ -5614,7 +5593,7 @@
           <w:color w:val="0000FF"/>
           <w:sz w:val="24"/>
         </w:rPr>
-        <w:hyperlink r:id="rId43" w:history="1">
+        <w:hyperlink r:id="rId44" w:history="1">
           <w:r>
             <w:rPr>
               <w:rStyle w:val="Hyperlink"/>
@@ -5725,7 +5704,7 @@
           <w:sz w:val="24"/>
           <w:u w:val="single"/>
         </w:rPr>
-        <w:hyperlink r:id="rId44" w:history="1">
+        <w:hyperlink r:id="rId45" w:history="1">
           <w:r>
             <w:rPr>
               <w:rStyle w:val="Hyperlink"/>
@@ -5743,7 +5722,7 @@
           <w:sz w:val="24"/>
           <w:u w:val="single"/>
         </w:rPr>
-        <w:hyperlink r:id="rId44" w:history="1">
+        <w:hyperlink r:id="rId45" w:history="1">
           <w:r>
             <w:rPr>
               <w:rStyle w:val="Hyperlink"/>
@@ -5872,7 +5851,7 @@
           <w:color w:val="0000FF"/>
           <w:sz w:val="24"/>
         </w:rPr>
-        <w:hyperlink r:id="rId45" w:history="1">
+        <w:hyperlink r:id="rId46" w:history="1">
           <w:r>
             <w:rPr>
               <w:rStyle w:val="Hyperlink"/>
@@ -5889,7 +5868,7 @@
           <w:color w:val="0000FF"/>
           <w:sz w:val="24"/>
         </w:rPr>
-        <w:hyperlink r:id="rId45" w:history="1">
+        <w:hyperlink r:id="rId46" w:history="1">
           <w:r>
             <w:rPr>
               <w:rStyle w:val="Hyperlink"/>
@@ -5996,7 +5975,7 @@
           <w:sz w:val="24"/>
           <w:u w:val="single"/>
         </w:rPr>
-        <w:hyperlink r:id="rId46" w:history="1">
+        <w:hyperlink r:id="rId47" w:history="1">
           <w:r>
             <w:rPr>
               <w:rStyle w:val="Hyperlink"/>
@@ -6014,7 +5993,7 @@
           <w:sz w:val="24"/>
           <w:u w:val="single"/>
         </w:rPr>
-        <w:hyperlink r:id="rId46" w:history="1">
+        <w:hyperlink r:id="rId47" w:history="1">
           <w:r>
             <w:rPr>
               <w:rStyle w:val="Hyperlink"/>
@@ -6032,7 +6011,7 @@
           <w:sz w:val="24"/>
           <w:u w:val="single"/>
         </w:rPr>
-        <w:hyperlink r:id="rId46" w:history="1">
+        <w:hyperlink r:id="rId47" w:history="1">
           <w:r>
             <w:rPr>
               <w:rStyle w:val="Hyperlink"/>
@@ -6050,7 +6029,7 @@
           <w:sz w:val="24"/>
           <w:u w:val="single"/>
         </w:rPr>
-        <w:hyperlink r:id="rId46" w:history="1">
+        <w:hyperlink r:id="rId47" w:history="1">
           <w:r>
             <w:rPr>
               <w:rStyle w:val="Hyperlink"/>
@@ -6126,7 +6105,7 @@
           <w:sz w:val="24"/>
           <w:u w:val="single"/>
         </w:rPr>
-        <w:hyperlink r:id="rId47" w:history="1">
+        <w:hyperlink r:id="rId48" w:history="1">
           <w:r>
             <w:rPr>
               <w:rStyle w:val="Hyperlink"/>
@@ -6144,7 +6123,7 @@
           <w:sz w:val="24"/>
           <w:u w:val="single"/>
         </w:rPr>
-        <w:hyperlink r:id="rId47" w:history="1">
+        <w:hyperlink r:id="rId48" w:history="1">
           <w:r>
             <w:rPr>
               <w:rStyle w:val="Hyperlink"/>
@@ -6162,7 +6141,7 @@
           <w:sz w:val="24"/>
           <w:u w:val="single"/>
         </w:rPr>
-        <w:hyperlink r:id="rId47" w:history="1">
+        <w:hyperlink r:id="rId48" w:history="1">
           <w:r>
             <w:rPr>
               <w:rStyle w:val="Hyperlink"/>
@@ -6180,7 +6159,7 @@
           <w:sz w:val="24"/>
           <w:u w:val="single"/>
         </w:rPr>
-        <w:hyperlink r:id="rId47" w:history="1">
+        <w:hyperlink r:id="rId48" w:history="1">
           <w:r>
             <w:rPr>
               <w:rStyle w:val="Hyperlink"/>
@@ -6256,7 +6235,7 @@
           <w:sz w:val="24"/>
           <w:u w:val="single"/>
         </w:rPr>
-        <w:hyperlink r:id="rId48" w:history="1">
+        <w:hyperlink r:id="rId49" w:history="1">
           <w:r>
             <w:rPr>
               <w:rStyle w:val="Hyperlink"/>
@@ -6274,7 +6253,7 @@
           <w:sz w:val="24"/>
           <w:u w:val="single"/>
         </w:rPr>
-        <w:hyperlink r:id="rId48" w:history="1">
+        <w:hyperlink r:id="rId49" w:history="1">
           <w:r>
             <w:rPr>
               <w:rStyle w:val="Hyperlink"/>
@@ -6292,7 +6271,7 @@
           <w:sz w:val="24"/>
           <w:u w:val="single"/>
         </w:rPr>
-        <w:hyperlink r:id="rId48" w:history="1">
+        <w:hyperlink r:id="rId49" w:history="1">
           <w:r>
             <w:rPr>
               <w:rStyle w:val="Hyperlink"/>
@@ -6310,7 +6289,7 @@
           <w:sz w:val="24"/>
           <w:u w:val="single"/>
         </w:rPr>
-        <w:hyperlink r:id="rId48" w:history="1">
+        <w:hyperlink r:id="rId49" w:history="1">
           <w:r>
             <w:rPr>
               <w:rStyle w:val="Hyperlink"/>
@@ -6409,7 +6388,7 @@
           <w:sz w:val="24"/>
           <w:u w:val="single"/>
         </w:rPr>
-        <w:hyperlink r:id="rId49" w:history="1">
+        <w:hyperlink r:id="rId50" w:history="1">
           <w:r>
             <w:rPr>
               <w:rStyle w:val="Hyperlink"/>
@@ -6427,7 +6406,7 @@
           <w:sz w:val="24"/>
           <w:u w:val="single"/>
         </w:rPr>
-        <w:hyperlink r:id="rId49" w:history="1">
+        <w:hyperlink r:id="rId50" w:history="1">
           <w:r>
             <w:rPr>
               <w:rStyle w:val="Hyperlink"/>
@@ -6445,7 +6424,7 @@
           <w:sz w:val="24"/>
           <w:u w:val="single"/>
         </w:rPr>
-        <w:hyperlink r:id="rId49" w:history="1">
+        <w:hyperlink r:id="rId50" w:history="1">
           <w:r>
             <w:rPr>
               <w:rStyle w:val="Hyperlink"/>
@@ -6463,7 +6442,7 @@
           <w:sz w:val="24"/>
           <w:u w:val="single"/>
         </w:rPr>
-        <w:hyperlink r:id="rId49" w:history="1">
+        <w:hyperlink r:id="rId50" w:history="1">
           <w:r>
             <w:rPr>
               <w:rStyle w:val="Hyperlink"/>
@@ -6481,7 +6460,7 @@
           <w:sz w:val="24"/>
           <w:u w:val="single"/>
         </w:rPr>
-        <w:hyperlink r:id="rId49" w:history="1">
+        <w:hyperlink r:id="rId50" w:history="1">
           <w:r>
             <w:rPr>
               <w:rStyle w:val="Hyperlink"/>
@@ -6567,7 +6546,7 @@
           <w:sz w:val="24"/>
           <w:u w:val="single"/>
         </w:rPr>
-        <w:hyperlink r:id="rId50" w:history="1">
+        <w:hyperlink r:id="rId51" w:history="1">
           <w:r>
             <w:rPr>
               <w:rStyle w:val="Hyperlink"/>
@@ -6585,7 +6564,7 @@
           <w:sz w:val="24"/>
           <w:u w:val="single"/>
         </w:rPr>
-        <w:hyperlink r:id="rId50" w:history="1">
+        <w:hyperlink r:id="rId51" w:history="1">
           <w:r>
             <w:rPr>
               <w:rStyle w:val="Hyperlink"/>
@@ -6603,7 +6582,7 @@
           <w:sz w:val="24"/>
           <w:u w:val="single"/>
         </w:rPr>
-        <w:hyperlink r:id="rId50" w:history="1">
+        <w:hyperlink r:id="rId51" w:history="1">
           <w:r>
             <w:rPr>
               <w:rStyle w:val="Hyperlink"/>
@@ -6621,7 +6600,7 @@
           <w:sz w:val="24"/>
           <w:u w:val="single"/>
         </w:rPr>
-        <w:hyperlink r:id="rId50" w:history="1">
+        <w:hyperlink r:id="rId51" w:history="1">
           <w:r>
             <w:rPr>
               <w:rStyle w:val="Hyperlink"/>
@@ -6707,7 +6686,7 @@
           <w:sz w:val="24"/>
           <w:u w:val="single"/>
         </w:rPr>
-        <w:hyperlink r:id="rId51" w:history="1">
+        <w:hyperlink r:id="rId52" w:history="1">
           <w:r>
             <w:rPr>
               <w:rStyle w:val="Hyperlink"/>
@@ -6725,7 +6704,7 @@
           <w:sz w:val="24"/>
           <w:u w:val="single"/>
         </w:rPr>
-        <w:hyperlink r:id="rId51" w:history="1">
+        <w:hyperlink r:id="rId52" w:history="1">
           <w:r>
             <w:rPr>
               <w:rStyle w:val="Hyperlink"/>
@@ -6743,7 +6722,7 @@
           <w:sz w:val="24"/>
           <w:u w:val="single"/>
         </w:rPr>
-        <w:hyperlink r:id="rId51" w:history="1">
+        <w:hyperlink r:id="rId52" w:history="1">
           <w:r>
             <w:rPr>
               <w:rStyle w:val="Hyperlink"/>
@@ -6761,7 +6740,7 @@
           <w:sz w:val="24"/>
           <w:u w:val="single"/>
         </w:rPr>
-        <w:hyperlink r:id="rId51" w:history="1">
+        <w:hyperlink r:id="rId52" w:history="1">
           <w:r>
             <w:rPr>
               <w:rStyle w:val="Hyperlink"/>
@@ -6779,7 +6758,7 @@
           <w:sz w:val="24"/>
           <w:u w:val="single"/>
         </w:rPr>
-        <w:hyperlink r:id="rId51" w:history="1">
+        <w:hyperlink r:id="rId52" w:history="1">
           <w:r>
             <w:rPr>
               <w:rStyle w:val="Hyperlink"/>
@@ -6797,7 +6776,7 @@
           <w:sz w:val="24"/>
           <w:u w:val="single"/>
         </w:rPr>
-        <w:hyperlink r:id="rId51" w:history="1">
+        <w:hyperlink r:id="rId52" w:history="1">
           <w:r>
             <w:rPr>
               <w:rStyle w:val="Hyperlink"/>
@@ -6815,7 +6794,7 @@
           <w:sz w:val="24"/>
           <w:u w:val="single"/>
         </w:rPr>
-        <w:hyperlink r:id="rId51" w:history="1">
+        <w:hyperlink r:id="rId52" w:history="1">
           <w:r>
             <w:rPr>
               <w:rStyle w:val="Hyperlink"/>
@@ -6937,7 +6916,7 @@
           <w:sz w:val="24"/>
           <w:u w:val="single"/>
         </w:rPr>
-        <w:hyperlink r:id="rId52" w:history="1">
+        <w:hyperlink r:id="rId53" w:history="1">
           <w:r>
             <w:rPr>
               <w:rStyle w:val="Hyperlink"/>
@@ -6955,7 +6934,7 @@
           <w:sz w:val="24"/>
           <w:u w:val="single"/>
         </w:rPr>
-        <w:hyperlink r:id="rId52" w:history="1">
+        <w:hyperlink r:id="rId53" w:history="1">
           <w:r>
             <w:rPr>
               <w:rStyle w:val="Hyperlink"/>
@@ -6973,7 +6952,7 @@
           <w:sz w:val="24"/>
           <w:u w:val="single"/>
         </w:rPr>
-        <w:hyperlink r:id="rId52" w:history="1">
+        <w:hyperlink r:id="rId53" w:history="1">
           <w:r>
             <w:rPr>
               <w:rStyle w:val="Hyperlink"/>
@@ -6991,7 +6970,7 @@
           <w:sz w:val="24"/>
           <w:u w:val="single"/>
         </w:rPr>
-        <w:hyperlink r:id="rId52" w:history="1">
+        <w:hyperlink r:id="rId53" w:history="1">
           <w:r>
             <w:rPr>
               <w:rStyle w:val="Hyperlink"/>
@@ -7097,7 +7076,7 @@
           <w:sz w:val="24"/>
           <w:u w:val="single"/>
         </w:rPr>
-        <w:hyperlink r:id="rId53" w:history="1">
+        <w:hyperlink r:id="rId54" w:history="1">
           <w:r>
             <w:rPr>
               <w:rStyle w:val="Hyperlink"/>
@@ -7115,7 +7094,7 @@
           <w:sz w:val="24"/>
           <w:u w:val="single"/>
         </w:rPr>
-        <w:hyperlink r:id="rId53" w:history="1">
+        <w:hyperlink r:id="rId54" w:history="1">
           <w:r>
             <w:rPr>
               <w:rStyle w:val="Hyperlink"/>
@@ -7133,7 +7112,7 @@
           <w:sz w:val="24"/>
           <w:u w:val="single"/>
         </w:rPr>
-        <w:hyperlink r:id="rId53" w:history="1">
+        <w:hyperlink r:id="rId54" w:history="1">
           <w:r>
             <w:rPr>
               <w:rStyle w:val="Hyperlink"/>
@@ -7154,7 +7133,7 @@
           <w:sz w:val="24"/>
           <w:u w:val="single"/>
         </w:rPr>
-        <w:hyperlink r:id="rId53" w:history="1">
+        <w:hyperlink r:id="rId54" w:history="1">
           <w:r>
             <w:rPr>
               <w:rStyle w:val="Hyperlink"/>
@@ -7172,7 +7151,7 @@
           <w:sz w:val="24"/>
           <w:u w:val="single"/>
         </w:rPr>
-        <w:hyperlink r:id="rId53" w:history="1">
+        <w:hyperlink r:id="rId54" w:history="1">
           <w:r>
             <w:rPr>
               <w:rStyle w:val="Hyperlink"/>
@@ -7190,7 +7169,7 @@
           <w:sz w:val="24"/>
           <w:u w:val="single"/>
         </w:rPr>
-        <w:hyperlink r:id="rId53" w:history="1">
+        <w:hyperlink r:id="rId54" w:history="1">
           <w:r>
             <w:rPr>
               <w:rStyle w:val="Hyperlink"/>
@@ -7207,7 +7186,7 @@
           <w:color w:val="0000FF"/>
           <w:sz w:val="24"/>
         </w:rPr>
-        <w:hyperlink r:id="rId53" w:history="1">
+        <w:hyperlink r:id="rId54" w:history="1">
           <w:r>
             <w:rPr>
               <w:rStyle w:val="Hyperlink"/>
@@ -7225,7 +7204,7 @@
           <w:sz w:val="24"/>
           <w:u w:val="single"/>
         </w:rPr>
-        <w:hyperlink r:id="rId53" w:history="1">
+        <w:hyperlink r:id="rId54" w:history="1">
           <w:r>
             <w:rPr>
               <w:rStyle w:val="Hyperlink"/>

--- a/EXPORTS/DOCX/review/niveau2/Dutch/Suriname aanvullingen.docx
+++ b/EXPORTS/DOCX/review/niveau2/Dutch/Suriname aanvullingen.docx
@@ -626,7 +626,34 @@
           <w:color w:val="000000"/>
           <w:sz w:val="24"/>
         </w:rPr>
-        <w:t xml:space="preserve">•  TM-9 is Corantijnexpeditie?? </w:t>
+        <w:t xml:space="preserve">•  TM-9 </w:t>
+      </w:r>
+      <w:r>
+        <w:rPr>
+          <w:rFonts w:ascii="Charis SIL Italic" w:hAnsi="Charis SIL Italic" w:eastAsia="Charis SIL Italic"/>
+          <w:b w:val="0"/>
+          <w:i w:val="0"/>
+          <w:color w:val="000000"/>
+          <w:sz w:val="24"/>
+        </w:rPr>
+        <w:hyperlink r:id="rId11" w:history="1">
+          <w:r>
+            <w:rPr>
+              <w:rStyle w:val="Hyperlink"/>
+            </w:rPr>
+            <w:t>is Coran</w:t>
+          </w:r>
+        </w:hyperlink>
+      </w:r>
+      <w:r>
+        <w:rPr>
+          <w:rFonts w:ascii="Charis SIL Italic" w:hAnsi="Charis SIL Italic" w:eastAsia="Charis SIL Italic"/>
+          <w:b w:val="0"/>
+          <w:i w:val="0"/>
+          <w:color w:val="000000"/>
+          <w:sz w:val="24"/>
+        </w:rPr>
+        <w:t xml:space="preserve">tijnexpeditie?? </w:t>
       </w:r>
       <w:r>
         <w:rPr>
@@ -3116,8 +3143,102 @@
           <w:i w:val="0"/>
           <w:color w:val="0000FF"/>
           <w:sz w:val="24"/>
-        </w:rPr>
-        <w:t>Gift of M</w:t>
+          <w:u w:val="single"/>
+        </w:rPr>
+        <w:hyperlink r:id="rId27" w:history="1">
+          <w:r>
+            <w:rPr>
+              <w:rStyle w:val="Hyperlink"/>
+            </w:rPr>
+            <w:t>G</w:t>
+          </w:r>
+        </w:hyperlink>
+      </w:r>
+      <w:r>
+        <w:rPr>
+          <w:rFonts w:ascii="Charis SIL Italic" w:hAnsi="Charis SIL Italic" w:eastAsia="Charis SIL Italic"/>
+          <w:b w:val="0"/>
+          <w:i w:val="0"/>
+          <w:color w:val="0000FF"/>
+          <w:sz w:val="24"/>
+          <w:u w:val="single"/>
+        </w:rPr>
+        <w:hyperlink r:id="rId27" w:history="1">
+          <w:r>
+            <w:rPr>
+              <w:rStyle w:val="Hyperlink"/>
+            </w:rPr>
+            <w:t>ift</w:t>
+          </w:r>
+        </w:hyperlink>
+      </w:r>
+      <w:r>
+        <w:rPr>
+          <w:rFonts w:ascii="Charis SIL Italic" w:hAnsi="Charis SIL Italic" w:eastAsia="Charis SIL Italic"/>
+          <w:b w:val="0"/>
+          <w:i w:val="0"/>
+          <w:color w:val="0000FF"/>
+          <w:sz w:val="24"/>
+          <w:u w:val="single"/>
+        </w:rPr>
+        <w:t xml:space="preserve"> </w:t>
+      </w:r>
+      <w:r>
+        <w:rPr>
+          <w:rFonts w:ascii="Charis SIL Italic" w:hAnsi="Charis SIL Italic" w:eastAsia="Charis SIL Italic"/>
+          <w:b w:val="0"/>
+          <w:i w:val="0"/>
+          <w:color w:val="0000FF"/>
+          <w:sz w:val="24"/>
+          <w:u w:val="single"/>
+        </w:rPr>
+        <w:hyperlink r:id="rId27" w:history="1">
+          <w:r>
+            <w:rPr>
+              <w:rStyle w:val="Hyperlink"/>
+            </w:rPr>
+            <w:t>o</w:t>
+          </w:r>
+        </w:hyperlink>
+      </w:r>
+      <w:r>
+        <w:rPr>
+          <w:rFonts w:ascii="Charis SIL Italic" w:hAnsi="Charis SIL Italic" w:eastAsia="Charis SIL Italic"/>
+          <w:b w:val="0"/>
+          <w:i w:val="0"/>
+          <w:color w:val="0000FF"/>
+          <w:sz w:val="24"/>
+          <w:u w:val="single"/>
+        </w:rPr>
+        <w:hyperlink r:id="rId26" w:history="1">
+          <w:r>
+            <w:rPr>
+              <w:rStyle w:val="Hyperlink"/>
+            </w:rPr>
+            <w:t>f</w:t>
+          </w:r>
+        </w:hyperlink>
+      </w:r>
+      <w:r>
+        <w:rPr>
+          <w:rFonts w:ascii="Charis SIL Italic" w:hAnsi="Charis SIL Italic" w:eastAsia="Charis SIL Italic"/>
+          <w:b w:val="0"/>
+          <w:i w:val="0"/>
+          <w:color w:val="0000FF"/>
+          <w:sz w:val="24"/>
+          <w:u w:val="single"/>
+        </w:rPr>
+        <w:t xml:space="preserve"> </w:t>
+      </w:r>
+      <w:r>
+        <w:rPr>
+          <w:rFonts w:ascii="Charis SIL Italic" w:hAnsi="Charis SIL Italic" w:eastAsia="Charis SIL Italic"/>
+          <w:b w:val="0"/>
+          <w:i w:val="0"/>
+          <w:color w:val="0000FF"/>
+          <w:sz w:val="24"/>
+        </w:rPr>
+        <w:t>M</w:t>
       </w:r>
       <w:r>
         <w:rPr>
@@ -3173,8 +3294,16 @@
           <w:i w:val="0"/>
           <w:color w:val="0000FF"/>
           <w:sz w:val="24"/>
-        </w:rPr>
-        <w:t>A</w:t>
+          <w:u w:val="single"/>
+        </w:rPr>
+        <w:hyperlink r:id="rId27" w:history="1">
+          <w:r>
+            <w:rPr>
+              <w:rStyle w:val="Hyperlink"/>
+            </w:rPr>
+            <w:t>A</w:t>
+          </w:r>
+        </w:hyperlink>
       </w:r>
       <w:r>
         <w:rPr>
@@ -3185,7 +3314,7 @@
           <w:sz w:val="24"/>
           <w:u w:val="single"/>
         </w:rPr>
-        <w:hyperlink r:id="rId26" w:history="1">
+        <w:hyperlink r:id="rId27" w:history="1">
           <w:r>
             <w:rPr>
               <w:rStyle w:val="Hyperlink"/>
@@ -7204,7 +7333,7 @@
           <w:sz w:val="24"/>
           <w:u w:val="single"/>
         </w:rPr>
-        <w:hyperlink r:id="rId54" w:history="1">
+        <w:hyperlink r:id="rId55" w:history="1">
           <w:r>
             <w:rPr>
               <w:rStyle w:val="Hyperlink"/>
@@ -7233,7 +7362,7 @@
           <w:sz w:val="24"/>
           <w:u w:val="single"/>
         </w:rPr>
-        <w:hyperlink r:id="rId54" w:history="1">
+        <w:hyperlink r:id="rId55" w:history="1">
           <w:r>
             <w:rPr>
               <w:rStyle w:val="Hyperlink"/>

--- a/EXPORTS/DOCX/review/niveau2/Dutch/Suriname aanvullingen.docx
+++ b/EXPORTS/DOCX/review/niveau2/Dutch/Suriname aanvullingen.docx
@@ -1137,13 +1137,31 @@
       </w:r>
       <w:r>
         <w:rPr>
+          <w:u w:val="single" w:color="0000ff"/>
           <w:rFonts w:ascii="Charis SIL Italic" w:hAnsi="Charis SIL Italic" w:eastAsia="Charis SIL Italic"/>
           <w:b w:val="0"/>
           <w:i w:val="0"/>
           <w:color w:val="000000"/>
           <w:sz w:val="24"/>
         </w:rPr>
-        <w:t xml:space="preserve">achttiende eeuw, </w:t>
+        <w:hyperlink r:id="rId16" w:history="1">
+          <w:r>
+            <w:rPr>
+              <w:rStyle w:val="Hyperlink"/>
+            </w:rPr>
+            <w:t>achttiende e</w:t>
+          </w:r>
+        </w:hyperlink>
+      </w:r>
+      <w:r>
+        <w:rPr>
+          <w:rFonts w:ascii="Charis SIL Italic" w:hAnsi="Charis SIL Italic" w:eastAsia="Charis SIL Italic"/>
+          <w:b w:val="0"/>
+          <w:i w:val="0"/>
+          <w:color w:val="000000"/>
+          <w:sz w:val="24"/>
+        </w:rPr>
+        <w:t xml:space="preserve">euw, </w:t>
       </w:r>
       <w:r>
         <w:rPr>
@@ -3143,63 +3161,8 @@
           <w:i w:val="0"/>
           <w:color w:val="0000FF"/>
           <w:sz w:val="24"/>
-          <w:u w:val="single"/>
-        </w:rPr>
-        <w:hyperlink r:id="rId27" w:history="1">
-          <w:r>
-            <w:rPr>
-              <w:rStyle w:val="Hyperlink"/>
-            </w:rPr>
-            <w:t>G</w:t>
-          </w:r>
-        </w:hyperlink>
-      </w:r>
-      <w:r>
-        <w:rPr>
-          <w:rFonts w:ascii="Charis SIL Italic" w:hAnsi="Charis SIL Italic" w:eastAsia="Charis SIL Italic"/>
-          <w:b w:val="0"/>
-          <w:i w:val="0"/>
-          <w:color w:val="0000FF"/>
-          <w:sz w:val="24"/>
-          <w:u w:val="single"/>
-        </w:rPr>
-        <w:hyperlink r:id="rId27" w:history="1">
-          <w:r>
-            <w:rPr>
-              <w:rStyle w:val="Hyperlink"/>
-            </w:rPr>
-            <w:t>ift</w:t>
-          </w:r>
-        </w:hyperlink>
-      </w:r>
-      <w:r>
-        <w:rPr>
-          <w:rFonts w:ascii="Charis SIL Italic" w:hAnsi="Charis SIL Italic" w:eastAsia="Charis SIL Italic"/>
-          <w:b w:val="0"/>
-          <w:i w:val="0"/>
-          <w:color w:val="0000FF"/>
-          <w:sz w:val="24"/>
-          <w:u w:val="single"/>
-        </w:rPr>
-        <w:t xml:space="preserve"> </w:t>
-      </w:r>
-      <w:r>
-        <w:rPr>
-          <w:rFonts w:ascii="Charis SIL Italic" w:hAnsi="Charis SIL Italic" w:eastAsia="Charis SIL Italic"/>
-          <w:b w:val="0"/>
-          <w:i w:val="0"/>
-          <w:color w:val="0000FF"/>
-          <w:sz w:val="24"/>
-          <w:u w:val="single"/>
-        </w:rPr>
-        <w:hyperlink r:id="rId27" w:history="1">
-          <w:r>
-            <w:rPr>
-              <w:rStyle w:val="Hyperlink"/>
-            </w:rPr>
-            <w:t>o</w:t>
-          </w:r>
-        </w:hyperlink>
+        </w:rPr>
+        <w:t>Gift o</w:t>
       </w:r>
       <w:r>
         <w:rPr>
@@ -3238,7 +3201,14 @@
           <w:color w:val="0000FF"/>
           <w:sz w:val="24"/>
         </w:rPr>
-        <w:t>M</w:t>
+        <w:hyperlink r:id="rId27" w:history="1">
+          <w:r>
+            <w:rPr>
+              <w:rStyle w:val="Hyperlink"/>
+            </w:rPr>
+            <w:t>M</w:t>
+          </w:r>
+        </w:hyperlink>
       </w:r>
       <w:r>
         <w:rPr>
@@ -3249,7 +3219,7 @@
           <w:sz w:val="24"/>
           <w:u w:val="single"/>
         </w:rPr>
-        <w:hyperlink r:id="rId26" w:history="1">
+        <w:hyperlink r:id="rId27" w:history="1">
           <w:r>
             <w:rPr>
               <w:rStyle w:val="Hyperlink"/>
@@ -3267,7 +3237,7 @@
           <w:sz w:val="24"/>
           <w:u w:val="single"/>
         </w:rPr>
-        <w:hyperlink r:id="rId26" w:history="1">
+        <w:hyperlink r:id="rId27" w:history="1">
           <w:r>
             <w:rPr>
               <w:rStyle w:val="Hyperlink"/>

--- a/EXPORTS/DOCX/review/niveau2/Dutch/Suriname aanvullingen.docx
+++ b/EXPORTS/DOCX/review/niveau2/Dutch/Suriname aanvullingen.docx
@@ -626,34 +626,7 @@
           <w:color w:val="000000"/>
           <w:sz w:val="24"/>
         </w:rPr>
-        <w:t xml:space="preserve">•  TM-9 </w:t>
-      </w:r>
-      <w:r>
-        <w:rPr>
-          <w:rFonts w:ascii="Charis SIL Italic" w:hAnsi="Charis SIL Italic" w:eastAsia="Charis SIL Italic"/>
-          <w:b w:val="0"/>
-          <w:i w:val="0"/>
-          <w:color w:val="000000"/>
-          <w:sz w:val="24"/>
-        </w:rPr>
-        <w:hyperlink r:id="rId11" w:history="1">
-          <w:r>
-            <w:rPr>
-              <w:rStyle w:val="Hyperlink"/>
-            </w:rPr>
-            <w:t>is Coran</w:t>
-          </w:r>
-        </w:hyperlink>
-      </w:r>
-      <w:r>
-        <w:rPr>
-          <w:rFonts w:ascii="Charis SIL Italic" w:hAnsi="Charis SIL Italic" w:eastAsia="Charis SIL Italic"/>
-          <w:b w:val="0"/>
-          <w:i w:val="0"/>
-          <w:color w:val="000000"/>
-          <w:sz w:val="24"/>
-        </w:rPr>
-        <w:t xml:space="preserve">tijnexpeditie?? </w:t>
+        <w:t xml:space="preserve">•  TM-9 is Corantijnexpeditie?? </w:t>
       </w:r>
       <w:r>
         <w:rPr>
@@ -1137,31 +1110,13 @@
       </w:r>
       <w:r>
         <w:rPr>
-          <w:u w:val="single" w:color="0000ff"/>
           <w:rFonts w:ascii="Charis SIL Italic" w:hAnsi="Charis SIL Italic" w:eastAsia="Charis SIL Italic"/>
           <w:b w:val="0"/>
           <w:i w:val="0"/>
           <w:color w:val="000000"/>
           <w:sz w:val="24"/>
         </w:rPr>
-        <w:hyperlink r:id="rId16" w:history="1">
-          <w:r>
-            <w:rPr>
-              <w:rStyle w:val="Hyperlink"/>
-            </w:rPr>
-            <w:t>achttiende e</w:t>
-          </w:r>
-        </w:hyperlink>
-      </w:r>
-      <w:r>
-        <w:rPr>
-          <w:rFonts w:ascii="Charis SIL Italic" w:hAnsi="Charis SIL Italic" w:eastAsia="Charis SIL Italic"/>
-          <w:b w:val="0"/>
-          <w:i w:val="0"/>
-          <w:color w:val="000000"/>
-          <w:sz w:val="24"/>
-        </w:rPr>
-        <w:t xml:space="preserve">euw, </w:t>
+        <w:t xml:space="preserve">achttiende eeuw, </w:t>
       </w:r>
       <w:r>
         <w:rPr>
@@ -3161,8 +3116,16 @@
           <w:i w:val="0"/>
           <w:color w:val="0000FF"/>
           <w:sz w:val="24"/>
-        </w:rPr>
-        <w:t>Gift o</w:t>
+          <w:u w:val="single"/>
+        </w:rPr>
+        <w:hyperlink r:id="rId27" w:history="1">
+          <w:r>
+            <w:rPr>
+              <w:rStyle w:val="Hyperlink"/>
+            </w:rPr>
+            <w:t>G</w:t>
+          </w:r>
+        </w:hyperlink>
       </w:r>
       <w:r>
         <w:rPr>
@@ -3173,7 +3136,54 @@
           <w:sz w:val="24"/>
           <w:u w:val="single"/>
         </w:rPr>
-        <w:hyperlink r:id="rId26" w:history="1">
+        <w:hyperlink r:id="rId27" w:history="1">
+          <w:r>
+            <w:rPr>
+              <w:rStyle w:val="Hyperlink"/>
+            </w:rPr>
+            <w:t>ift</w:t>
+          </w:r>
+        </w:hyperlink>
+      </w:r>
+      <w:r>
+        <w:rPr>
+          <w:rFonts w:ascii="Charis SIL Italic" w:hAnsi="Charis SIL Italic" w:eastAsia="Charis SIL Italic"/>
+          <w:b w:val="0"/>
+          <w:i w:val="0"/>
+          <w:color w:val="0000FF"/>
+          <w:sz w:val="24"/>
+          <w:u w:val="single"/>
+        </w:rPr>
+        <w:t xml:space="preserve"> </w:t>
+      </w:r>
+      <w:r>
+        <w:rPr>
+          <w:rFonts w:ascii="Charis SIL Italic" w:hAnsi="Charis SIL Italic" w:eastAsia="Charis SIL Italic"/>
+          <w:b w:val="0"/>
+          <w:i w:val="0"/>
+          <w:color w:val="0000FF"/>
+          <w:sz w:val="24"/>
+          <w:u w:val="single"/>
+        </w:rPr>
+        <w:hyperlink r:id="rId27" w:history="1">
+          <w:r>
+            <w:rPr>
+              <w:rStyle w:val="Hyperlink"/>
+            </w:rPr>
+            <w:t>o</w:t>
+          </w:r>
+        </w:hyperlink>
+      </w:r>
+      <w:r>
+        <w:rPr>
+          <w:rFonts w:ascii="Charis SIL Italic" w:hAnsi="Charis SIL Italic" w:eastAsia="Charis SIL Italic"/>
+          <w:b w:val="0"/>
+          <w:i w:val="0"/>
+          <w:color w:val="0000FF"/>
+          <w:sz w:val="24"/>
+          <w:u w:val="single"/>
+        </w:rPr>
+        <w:hyperlink r:id="rId27" w:history="1">
           <w:r>
             <w:rPr>
               <w:rStyle w:val="Hyperlink"/>
@@ -3200,6 +3210,7 @@
           <w:i w:val="0"/>
           <w:color w:val="0000FF"/>
           <w:sz w:val="24"/>
+          <w:u w:val="single"/>
         </w:rPr>
         <w:hyperlink r:id="rId27" w:history="1">
           <w:r>
@@ -3237,7 +3248,7 @@
           <w:sz w:val="24"/>
           <w:u w:val="single"/>
         </w:rPr>
-        <w:hyperlink r:id="rId27" w:history="1">
+        <w:hyperlink r:id="rId26" w:history="1">
           <w:r>
             <w:rPr>
               <w:rStyle w:val="Hyperlink"/>
@@ -3264,27 +3275,19 @@
           <w:i w:val="0"/>
           <w:color w:val="0000FF"/>
           <w:sz w:val="24"/>
+        </w:rPr>
+        <w:t>A</w:t>
+      </w:r>
+      <w:r>
+        <w:rPr>
+          <w:rFonts w:ascii="Charis SIL Italic" w:hAnsi="Charis SIL Italic" w:eastAsia="Charis SIL Italic"/>
+          <w:b w:val="0"/>
+          <w:i w:val="0"/>
+          <w:color w:val="0000FF"/>
+          <w:sz w:val="24"/>
           <w:u w:val="single"/>
         </w:rPr>
-        <w:hyperlink r:id="rId27" w:history="1">
-          <w:r>
-            <w:rPr>
-              <w:rStyle w:val="Hyperlink"/>
-            </w:rPr>
-            <w:t>A</w:t>
-          </w:r>
-        </w:hyperlink>
-      </w:r>
-      <w:r>
-        <w:rPr>
-          <w:rFonts w:ascii="Charis SIL Italic" w:hAnsi="Charis SIL Italic" w:eastAsia="Charis SIL Italic"/>
-          <w:b w:val="0"/>
-          <w:i w:val="0"/>
-          <w:color w:val="0000FF"/>
-          <w:sz w:val="24"/>
-          <w:u w:val="single"/>
-        </w:rPr>
-        <w:hyperlink r:id="rId27" w:history="1">
+        <w:hyperlink r:id="rId26" w:history="1">
           <w:r>
             <w:rPr>
               <w:rStyle w:val="Hyperlink"/>
@@ -3313,7 +3316,7 @@
           <w:sz w:val="24"/>
           <w:u w:val="single"/>
         </w:rPr>
-        <w:hyperlink r:id="rId27" w:history="1">
+        <w:hyperlink r:id="rId26" w:history="1">
           <w:r>
             <w:rPr>
               <w:rStyle w:val="Hyperlink"/>
@@ -3331,7 +3334,7 @@
           <w:sz w:val="24"/>
           <w:u w:val="single"/>
         </w:rPr>
-        <w:hyperlink r:id="rId27" w:history="1">
+        <w:hyperlink r:id="rId26" w:history="1">
           <w:r>
             <w:rPr>
               <w:rStyle w:val="Hyperlink"/>
@@ -3842,7 +3845,7 @@
             <w:rPr>
               <w:rStyle w:val="Hyperlink"/>
             </w:rPr>
-            <w:t>Jeffers</w:t>
+            <w:t>Jefferso</w:t>
           </w:r>
         </w:hyperlink>
       </w:r>
@@ -3853,15 +3856,9 @@
           <w:i w:val="0"/>
           <w:color w:val="0000FF"/>
           <w:sz w:val="24"/>
-        </w:rPr>
-        <w:hyperlink r:id="rId30" w:history="1">
-          <w:r>
-            <w:rPr>
-              <w:rStyle w:val="Hyperlink"/>
-            </w:rPr>
-            <w:t>o</w:t>
-          </w:r>
-        </w:hyperlink>
+          <w:u w:val="single"/>
+        </w:rPr>
+        <w:t>n</w:t>
       </w:r>
       <w:r>
         <w:rPr>
@@ -3870,17 +3867,6 @@
           <w:i w:val="0"/>
           <w:color w:val="0000FF"/>
           <w:sz w:val="24"/>
-        </w:rPr>
-        <w:t>n</w:t>
-      </w:r>
-      <w:r>
-        <w:rPr>
-          <w:rFonts w:ascii="Charis SIL Italic" w:hAnsi="Charis SIL Italic" w:eastAsia="Charis SIL Italic"/>
-          <w:b w:val="0"/>
-          <w:i w:val="0"/>
-          <w:color w:val="0000FF"/>
-          <w:sz w:val="24"/>
-          <w:u w:val="single"/>
         </w:rPr>
         <w:t xml:space="preserve"> </w:t>
       </w:r>
@@ -4591,7 +4577,7 @@
           <w:sz w:val="24"/>
           <w:u w:val="single"/>
         </w:rPr>
-        <w:hyperlink r:id="rId40" w:history="1">
+        <w:hyperlink r:id="rId39" w:history="1">
           <w:r>
             <w:rPr>
               <w:rStyle w:val="Hyperlink"/>
@@ -4659,7 +4645,7 @@
           <w:sz w:val="24"/>
           <w:u w:val="single"/>
         </w:rPr>
-        <w:hyperlink r:id="rId41" w:history="1">
+        <w:hyperlink r:id="rId40" w:history="1">
           <w:r>
             <w:rPr>
               <w:rStyle w:val="Hyperlink"/>
@@ -4688,7 +4674,7 @@
           <w:sz w:val="24"/>
           <w:u w:val="single"/>
         </w:rPr>
-        <w:hyperlink r:id="rId41" w:history="1">
+        <w:hyperlink r:id="rId40" w:history="1">
           <w:r>
             <w:rPr>
               <w:rStyle w:val="Hyperlink"/>
@@ -4717,7 +4703,7 @@
           <w:sz w:val="24"/>
           <w:u w:val="single"/>
         </w:rPr>
-        <w:hyperlink r:id="rId41" w:history="1">
+        <w:hyperlink r:id="rId40" w:history="1">
           <w:r>
             <w:rPr>
               <w:rStyle w:val="Hyperlink"/>
@@ -5107,7 +5093,7 @@
           <w:sz w:val="24"/>
           <w:u w:val="single"/>
         </w:rPr>
-        <w:hyperlink r:id="rId42" w:history="1">
+        <w:hyperlink r:id="rId41" w:history="1">
           <w:r>
             <w:rPr>
               <w:rStyle w:val="Hyperlink"/>
@@ -5175,7 +5161,7 @@
           <w:sz w:val="24"/>
           <w:u w:val="single"/>
         </w:rPr>
-        <w:hyperlink r:id="rId43" w:history="1">
+        <w:hyperlink r:id="rId42" w:history="1">
           <w:r>
             <w:rPr>
               <w:rStyle w:val="Hyperlink"/>
@@ -5203,7 +5189,7 @@
           <w:color w:val="000000"/>
           <w:sz w:val="24"/>
         </w:rPr>
-        <w:hyperlink r:id="rId43" w:history="1">
+        <w:hyperlink r:id="rId42" w:history="1">
           <w:r>
             <w:rPr>
               <w:rStyle w:val="Hyperlink"/>
@@ -5658,7 +5644,7 @@
           <w:color w:val="0000FF"/>
           <w:sz w:val="24"/>
         </w:rPr>
-        <w:hyperlink r:id="rId44" w:history="1">
+        <w:hyperlink r:id="rId43" w:history="1">
           <w:r>
             <w:rPr>
               <w:rStyle w:val="Hyperlink"/>
@@ -5675,7 +5661,7 @@
           <w:color w:val="0000FF"/>
           <w:sz w:val="24"/>
         </w:rPr>
-        <w:hyperlink r:id="rId44" w:history="1">
+        <w:hyperlink r:id="rId43" w:history="1">
           <w:r>
             <w:rPr>
               <w:rStyle w:val="Hyperlink"/>
@@ -5692,7 +5678,7 @@
           <w:color w:val="0000FF"/>
           <w:sz w:val="24"/>
         </w:rPr>
-        <w:hyperlink r:id="rId44" w:history="1">
+        <w:hyperlink r:id="rId43" w:history="1">
           <w:r>
             <w:rPr>
               <w:rStyle w:val="Hyperlink"/>
@@ -5803,7 +5789,7 @@
           <w:sz w:val="24"/>
           <w:u w:val="single"/>
         </w:rPr>
-        <w:hyperlink r:id="rId45" w:history="1">
+        <w:hyperlink r:id="rId44" w:history="1">
           <w:r>
             <w:rPr>
               <w:rStyle w:val="Hyperlink"/>
@@ -5821,7 +5807,7 @@
           <w:sz w:val="24"/>
           <w:u w:val="single"/>
         </w:rPr>
-        <w:hyperlink r:id="rId45" w:history="1">
+        <w:hyperlink r:id="rId44" w:history="1">
           <w:r>
             <w:rPr>
               <w:rStyle w:val="Hyperlink"/>
@@ -5950,7 +5936,7 @@
           <w:color w:val="0000FF"/>
           <w:sz w:val="24"/>
         </w:rPr>
-        <w:hyperlink r:id="rId46" w:history="1">
+        <w:hyperlink r:id="rId45" w:history="1">
           <w:r>
             <w:rPr>
               <w:rStyle w:val="Hyperlink"/>
@@ -5967,7 +5953,7 @@
           <w:color w:val="0000FF"/>
           <w:sz w:val="24"/>
         </w:rPr>
-        <w:hyperlink r:id="rId46" w:history="1">
+        <w:hyperlink r:id="rId45" w:history="1">
           <w:r>
             <w:rPr>
               <w:rStyle w:val="Hyperlink"/>
@@ -6074,7 +6060,7 @@
           <w:sz w:val="24"/>
           <w:u w:val="single"/>
         </w:rPr>
-        <w:hyperlink r:id="rId47" w:history="1">
+        <w:hyperlink r:id="rId46" w:history="1">
           <w:r>
             <w:rPr>
               <w:rStyle w:val="Hyperlink"/>
@@ -6092,7 +6078,7 @@
           <w:sz w:val="24"/>
           <w:u w:val="single"/>
         </w:rPr>
-        <w:hyperlink r:id="rId47" w:history="1">
+        <w:hyperlink r:id="rId46" w:history="1">
           <w:r>
             <w:rPr>
               <w:rStyle w:val="Hyperlink"/>
@@ -6110,7 +6096,7 @@
           <w:sz w:val="24"/>
           <w:u w:val="single"/>
         </w:rPr>
-        <w:hyperlink r:id="rId47" w:history="1">
+        <w:hyperlink r:id="rId46" w:history="1">
           <w:r>
             <w:rPr>
               <w:rStyle w:val="Hyperlink"/>
@@ -6128,7 +6114,7 @@
           <w:sz w:val="24"/>
           <w:u w:val="single"/>
         </w:rPr>
-        <w:hyperlink r:id="rId47" w:history="1">
+        <w:hyperlink r:id="rId46" w:history="1">
           <w:r>
             <w:rPr>
               <w:rStyle w:val="Hyperlink"/>
@@ -6204,7 +6190,7 @@
           <w:sz w:val="24"/>
           <w:u w:val="single"/>
         </w:rPr>
-        <w:hyperlink r:id="rId48" w:history="1">
+        <w:hyperlink r:id="rId47" w:history="1">
           <w:r>
             <w:rPr>
               <w:rStyle w:val="Hyperlink"/>
@@ -6222,7 +6208,7 @@
           <w:sz w:val="24"/>
           <w:u w:val="single"/>
         </w:rPr>
-        <w:hyperlink r:id="rId48" w:history="1">
+        <w:hyperlink r:id="rId47" w:history="1">
           <w:r>
             <w:rPr>
               <w:rStyle w:val="Hyperlink"/>
@@ -6240,7 +6226,7 @@
           <w:sz w:val="24"/>
           <w:u w:val="single"/>
         </w:rPr>
-        <w:hyperlink r:id="rId48" w:history="1">
+        <w:hyperlink r:id="rId47" w:history="1">
           <w:r>
             <w:rPr>
               <w:rStyle w:val="Hyperlink"/>
@@ -6258,7 +6244,7 @@
           <w:sz w:val="24"/>
           <w:u w:val="single"/>
         </w:rPr>
-        <w:hyperlink r:id="rId48" w:history="1">
+        <w:hyperlink r:id="rId47" w:history="1">
           <w:r>
             <w:rPr>
               <w:rStyle w:val="Hyperlink"/>
@@ -6334,7 +6320,7 @@
           <w:sz w:val="24"/>
           <w:u w:val="single"/>
         </w:rPr>
-        <w:hyperlink r:id="rId49" w:history="1">
+        <w:hyperlink r:id="rId48" w:history="1">
           <w:r>
             <w:rPr>
               <w:rStyle w:val="Hyperlink"/>
@@ -6352,7 +6338,7 @@
           <w:sz w:val="24"/>
           <w:u w:val="single"/>
         </w:rPr>
-        <w:hyperlink r:id="rId49" w:history="1">
+        <w:hyperlink r:id="rId48" w:history="1">
           <w:r>
             <w:rPr>
               <w:rStyle w:val="Hyperlink"/>
@@ -6370,7 +6356,7 @@
           <w:sz w:val="24"/>
           <w:u w:val="single"/>
         </w:rPr>
-        <w:hyperlink r:id="rId49" w:history="1">
+        <w:hyperlink r:id="rId48" w:history="1">
           <w:r>
             <w:rPr>
               <w:rStyle w:val="Hyperlink"/>
@@ -6388,7 +6374,7 @@
           <w:sz w:val="24"/>
           <w:u w:val="single"/>
         </w:rPr>
-        <w:hyperlink r:id="rId49" w:history="1">
+        <w:hyperlink r:id="rId48" w:history="1">
           <w:r>
             <w:rPr>
               <w:rStyle w:val="Hyperlink"/>
@@ -6487,7 +6473,7 @@
           <w:sz w:val="24"/>
           <w:u w:val="single"/>
         </w:rPr>
-        <w:hyperlink r:id="rId50" w:history="1">
+        <w:hyperlink r:id="rId49" w:history="1">
           <w:r>
             <w:rPr>
               <w:rStyle w:val="Hyperlink"/>
@@ -6505,7 +6491,7 @@
           <w:sz w:val="24"/>
           <w:u w:val="single"/>
         </w:rPr>
-        <w:hyperlink r:id="rId50" w:history="1">
+        <w:hyperlink r:id="rId49" w:history="1">
           <w:r>
             <w:rPr>
               <w:rStyle w:val="Hyperlink"/>
@@ -6523,7 +6509,7 @@
           <w:sz w:val="24"/>
           <w:u w:val="single"/>
         </w:rPr>
-        <w:hyperlink r:id="rId50" w:history="1">
+        <w:hyperlink r:id="rId49" w:history="1">
           <w:r>
             <w:rPr>
               <w:rStyle w:val="Hyperlink"/>
@@ -6541,7 +6527,7 @@
           <w:sz w:val="24"/>
           <w:u w:val="single"/>
         </w:rPr>
-        <w:hyperlink r:id="rId50" w:history="1">
+        <w:hyperlink r:id="rId49" w:history="1">
           <w:r>
             <w:rPr>
               <w:rStyle w:val="Hyperlink"/>
@@ -6559,7 +6545,7 @@
           <w:sz w:val="24"/>
           <w:u w:val="single"/>
         </w:rPr>
-        <w:hyperlink r:id="rId50" w:history="1">
+        <w:hyperlink r:id="rId49" w:history="1">
           <w:r>
             <w:rPr>
               <w:rStyle w:val="Hyperlink"/>
@@ -6645,7 +6631,7 @@
           <w:sz w:val="24"/>
           <w:u w:val="single"/>
         </w:rPr>
-        <w:hyperlink r:id="rId51" w:history="1">
+        <w:hyperlink r:id="rId50" w:history="1">
           <w:r>
             <w:rPr>
               <w:rStyle w:val="Hyperlink"/>
@@ -6663,7 +6649,7 @@
           <w:sz w:val="24"/>
           <w:u w:val="single"/>
         </w:rPr>
-        <w:hyperlink r:id="rId51" w:history="1">
+        <w:hyperlink r:id="rId50" w:history="1">
           <w:r>
             <w:rPr>
               <w:rStyle w:val="Hyperlink"/>
@@ -6681,7 +6667,7 @@
           <w:sz w:val="24"/>
           <w:u w:val="single"/>
         </w:rPr>
-        <w:hyperlink r:id="rId51" w:history="1">
+        <w:hyperlink r:id="rId50" w:history="1">
           <w:r>
             <w:rPr>
               <w:rStyle w:val="Hyperlink"/>
@@ -6699,7 +6685,7 @@
           <w:sz w:val="24"/>
           <w:u w:val="single"/>
         </w:rPr>
-        <w:hyperlink r:id="rId51" w:history="1">
+        <w:hyperlink r:id="rId50" w:history="1">
           <w:r>
             <w:rPr>
               <w:rStyle w:val="Hyperlink"/>
@@ -6785,7 +6771,7 @@
           <w:sz w:val="24"/>
           <w:u w:val="single"/>
         </w:rPr>
-        <w:hyperlink r:id="rId52" w:history="1">
+        <w:hyperlink r:id="rId51" w:history="1">
           <w:r>
             <w:rPr>
               <w:rStyle w:val="Hyperlink"/>
@@ -6803,7 +6789,7 @@
           <w:sz w:val="24"/>
           <w:u w:val="single"/>
         </w:rPr>
-        <w:hyperlink r:id="rId52" w:history="1">
+        <w:hyperlink r:id="rId51" w:history="1">
           <w:r>
             <w:rPr>
               <w:rStyle w:val="Hyperlink"/>
@@ -6821,7 +6807,7 @@
           <w:sz w:val="24"/>
           <w:u w:val="single"/>
         </w:rPr>
-        <w:hyperlink r:id="rId52" w:history="1">
+        <w:hyperlink r:id="rId51" w:history="1">
           <w:r>
             <w:rPr>
               <w:rStyle w:val="Hyperlink"/>
@@ -6839,7 +6825,7 @@
           <w:sz w:val="24"/>
           <w:u w:val="single"/>
         </w:rPr>
-        <w:hyperlink r:id="rId52" w:history="1">
+        <w:hyperlink r:id="rId51" w:history="1">
           <w:r>
             <w:rPr>
               <w:rStyle w:val="Hyperlink"/>
@@ -6857,7 +6843,7 @@
           <w:sz w:val="24"/>
           <w:u w:val="single"/>
         </w:rPr>
-        <w:hyperlink r:id="rId52" w:history="1">
+        <w:hyperlink r:id="rId51" w:history="1">
           <w:r>
             <w:rPr>
               <w:rStyle w:val="Hyperlink"/>
@@ -6875,7 +6861,7 @@
           <w:sz w:val="24"/>
           <w:u w:val="single"/>
         </w:rPr>
-        <w:hyperlink r:id="rId52" w:history="1">
+        <w:hyperlink r:id="rId51" w:history="1">
           <w:r>
             <w:rPr>
               <w:rStyle w:val="Hyperlink"/>
@@ -6893,7 +6879,7 @@
           <w:sz w:val="24"/>
           <w:u w:val="single"/>
         </w:rPr>
-        <w:hyperlink r:id="rId52" w:history="1">
+        <w:hyperlink r:id="rId51" w:history="1">
           <w:r>
             <w:rPr>
               <w:rStyle w:val="Hyperlink"/>
@@ -7015,7 +7001,7 @@
           <w:sz w:val="24"/>
           <w:u w:val="single"/>
         </w:rPr>
-        <w:hyperlink r:id="rId53" w:history="1">
+        <w:hyperlink r:id="rId52" w:history="1">
           <w:r>
             <w:rPr>
               <w:rStyle w:val="Hyperlink"/>
@@ -7033,7 +7019,7 @@
           <w:sz w:val="24"/>
           <w:u w:val="single"/>
         </w:rPr>
-        <w:hyperlink r:id="rId53" w:history="1">
+        <w:hyperlink r:id="rId52" w:history="1">
           <w:r>
             <w:rPr>
               <w:rStyle w:val="Hyperlink"/>
@@ -7051,7 +7037,7 @@
           <w:sz w:val="24"/>
           <w:u w:val="single"/>
         </w:rPr>
-        <w:hyperlink r:id="rId53" w:history="1">
+        <w:hyperlink r:id="rId52" w:history="1">
           <w:r>
             <w:rPr>
               <w:rStyle w:val="Hyperlink"/>
@@ -7069,7 +7055,7 @@
           <w:sz w:val="24"/>
           <w:u w:val="single"/>
         </w:rPr>
-        <w:hyperlink r:id="rId53" w:history="1">
+        <w:hyperlink r:id="rId52" w:history="1">
           <w:r>
             <w:rPr>
               <w:rStyle w:val="Hyperlink"/>
@@ -7175,7 +7161,7 @@
           <w:sz w:val="24"/>
           <w:u w:val="single"/>
         </w:rPr>
-        <w:hyperlink r:id="rId54" w:history="1">
+        <w:hyperlink r:id="rId53" w:history="1">
           <w:r>
             <w:rPr>
               <w:rStyle w:val="Hyperlink"/>
@@ -7193,7 +7179,7 @@
           <w:sz w:val="24"/>
           <w:u w:val="single"/>
         </w:rPr>
-        <w:hyperlink r:id="rId54" w:history="1">
+        <w:hyperlink r:id="rId53" w:history="1">
           <w:r>
             <w:rPr>
               <w:rStyle w:val="Hyperlink"/>
@@ -7211,7 +7197,7 @@
           <w:sz w:val="24"/>
           <w:u w:val="single"/>
         </w:rPr>
-        <w:hyperlink r:id="rId54" w:history="1">
+        <w:hyperlink r:id="rId53" w:history="1">
           <w:r>
             <w:rPr>
               <w:rStyle w:val="Hyperlink"/>
@@ -7232,7 +7218,7 @@
           <w:sz w:val="24"/>
           <w:u w:val="single"/>
         </w:rPr>
-        <w:hyperlink r:id="rId54" w:history="1">
+        <w:hyperlink r:id="rId53" w:history="1">
           <w:r>
             <w:rPr>
               <w:rStyle w:val="Hyperlink"/>
@@ -7250,7 +7236,7 @@
           <w:sz w:val="24"/>
           <w:u w:val="single"/>
         </w:rPr>
-        <w:hyperlink r:id="rId54" w:history="1">
+        <w:hyperlink r:id="rId53" w:history="1">
           <w:r>
             <w:rPr>
               <w:rStyle w:val="Hyperlink"/>
@@ -7268,7 +7254,7 @@
           <w:sz w:val="24"/>
           <w:u w:val="single"/>
         </w:rPr>
-        <w:hyperlink r:id="rId54" w:history="1">
+        <w:hyperlink r:id="rId53" w:history="1">
           <w:r>
             <w:rPr>
               <w:rStyle w:val="Hyperlink"/>
@@ -7285,7 +7271,7 @@
           <w:color w:val="0000FF"/>
           <w:sz w:val="24"/>
         </w:rPr>
-        <w:hyperlink r:id="rId54" w:history="1">
+        <w:hyperlink r:id="rId53" w:history="1">
           <w:r>
             <w:rPr>
               <w:rStyle w:val="Hyperlink"/>
@@ -7303,7 +7289,7 @@
           <w:sz w:val="24"/>
           <w:u w:val="single"/>
         </w:rPr>
-        <w:hyperlink r:id="rId55" w:history="1">
+        <w:hyperlink r:id="rId53" w:history="1">
           <w:r>
             <w:rPr>
               <w:rStyle w:val="Hyperlink"/>
@@ -7332,7 +7318,7 @@
           <w:sz w:val="24"/>
           <w:u w:val="single"/>
         </w:rPr>
-        <w:hyperlink r:id="rId55" w:history="1">
+        <w:hyperlink r:id="rId53" w:history="1">
           <w:r>
             <w:rPr>
               <w:rStyle w:val="Hyperlink"/>

--- a/EXPORTS/DOCX/review/niveau2/Dutch/Suriname aanvullingen.docx
+++ b/EXPORTS/DOCX/review/niveau2/Dutch/Suriname aanvullingen.docx
@@ -1110,13 +1110,31 @@
       </w:r>
       <w:r>
         <w:rPr>
+          <w:u w:val="single" w:color="0000ff"/>
           <w:rFonts w:ascii="Charis SIL Italic" w:hAnsi="Charis SIL Italic" w:eastAsia="Charis SIL Italic"/>
           <w:b w:val="0"/>
           <w:i w:val="0"/>
           <w:color w:val="000000"/>
           <w:sz w:val="24"/>
         </w:rPr>
-        <w:t xml:space="preserve">achttiende eeuw, </w:t>
+        <w:hyperlink r:id="rId16" w:history="1">
+          <w:r>
+            <w:rPr>
+              <w:rStyle w:val="Hyperlink"/>
+            </w:rPr>
+            <w:t>achttiende e</w:t>
+          </w:r>
+        </w:hyperlink>
+      </w:r>
+      <w:r>
+        <w:rPr>
+          <w:rFonts w:ascii="Charis SIL Italic" w:hAnsi="Charis SIL Italic" w:eastAsia="Charis SIL Italic"/>
+          <w:b w:val="0"/>
+          <w:i w:val="0"/>
+          <w:color w:val="000000"/>
+          <w:sz w:val="24"/>
+        </w:rPr>
+        <w:t xml:space="preserve">euw, </w:t>
       </w:r>
       <w:r>
         <w:rPr>
@@ -3230,7 +3248,7 @@
           <w:sz w:val="24"/>
           <w:u w:val="single"/>
         </w:rPr>
-        <w:hyperlink r:id="rId27" w:history="1">
+        <w:hyperlink r:id="rId26" w:history="1">
           <w:r>
             <w:rPr>
               <w:rStyle w:val="Hyperlink"/>
@@ -3246,84 +3264,8 @@
           <w:i w:val="0"/>
           <w:color w:val="0000FF"/>
           <w:sz w:val="24"/>
-          <w:u w:val="single"/>
-        </w:rPr>
-        <w:hyperlink r:id="rId26" w:history="1">
-          <w:r>
-            <w:rPr>
-              <w:rStyle w:val="Hyperlink"/>
-            </w:rPr>
-            <w:t>s</w:t>
-          </w:r>
-        </w:hyperlink>
-      </w:r>
-      <w:r>
-        <w:rPr>
-          <w:rFonts w:ascii="Charis SIL Italic" w:hAnsi="Charis SIL Italic" w:eastAsia="Charis SIL Italic"/>
-          <w:b w:val="0"/>
-          <w:i w:val="0"/>
-          <w:color w:val="0000FF"/>
-          <w:sz w:val="24"/>
-          <w:u w:val="single"/>
-        </w:rPr>
-        <w:t xml:space="preserve"> </w:t>
-      </w:r>
-      <w:r>
-        <w:rPr>
-          <w:rFonts w:ascii="Charis SIL Italic" w:hAnsi="Charis SIL Italic" w:eastAsia="Charis SIL Italic"/>
-          <w:b w:val="0"/>
-          <w:i w:val="0"/>
-          <w:color w:val="0000FF"/>
-          <w:sz w:val="24"/>
-        </w:rPr>
-        <w:t>A</w:t>
-      </w:r>
-      <w:r>
-        <w:rPr>
-          <w:rFonts w:ascii="Charis SIL Italic" w:hAnsi="Charis SIL Italic" w:eastAsia="Charis SIL Italic"/>
-          <w:b w:val="0"/>
-          <w:i w:val="0"/>
-          <w:color w:val="0000FF"/>
-          <w:sz w:val="24"/>
-          <w:u w:val="single"/>
-        </w:rPr>
-        <w:hyperlink r:id="rId26" w:history="1">
-          <w:r>
-            <w:rPr>
-              <w:rStyle w:val="Hyperlink"/>
-            </w:rPr>
-            <w:t>nna</w:t>
-          </w:r>
-        </w:hyperlink>
-      </w:r>
-      <w:r>
-        <w:rPr>
-          <w:rFonts w:ascii="Charis SIL Italic" w:hAnsi="Charis SIL Italic" w:eastAsia="Charis SIL Italic"/>
-          <w:b w:val="0"/>
-          <w:i w:val="0"/>
-          <w:color w:val="0000FF"/>
-          <w:sz w:val="24"/>
-          <w:u w:val="single"/>
-        </w:rPr>
-        <w:t xml:space="preserve"> </w:t>
-      </w:r>
-      <w:r>
-        <w:rPr>
-          <w:rFonts w:ascii="Charis SIL Italic" w:hAnsi="Charis SIL Italic" w:eastAsia="Charis SIL Italic"/>
-          <w:b w:val="0"/>
-          <w:i w:val="0"/>
-          <w:color w:val="0000FF"/>
-          <w:sz w:val="24"/>
-          <w:u w:val="single"/>
-        </w:rPr>
-        <w:hyperlink r:id="rId26" w:history="1">
-          <w:r>
-            <w:rPr>
-              <w:rStyle w:val="Hyperlink"/>
-            </w:rPr>
-            <w:t>Wa</w:t>
-          </w:r>
-        </w:hyperlink>
+        </w:rPr>
+        <w:t>s Anna Wa</w:t>
       </w:r>
       <w:r>
         <w:rPr>
@@ -3363,7 +3305,7 @@
           <w:sz w:val="24"/>
           <w:u w:val="single"/>
         </w:rPr>
-        <w:hyperlink r:id="rId27" w:history="1">
+        <w:hyperlink r:id="rId26" w:history="1">
           <w:r>
             <w:rPr>
               <w:rStyle w:val="Hyperlink"/>
@@ -3460,21 +3402,13 @@
       </w:r>
       <w:r>
         <w:rPr>
-          <w:u w:val="single" w:color="0000ff"/>
           <w:rFonts w:ascii="Charis SIL Italic" w:hAnsi="Charis SIL Italic" w:eastAsia="Charis SIL Italic"/>
           <w:b w:val="0"/>
           <w:i w:val="0"/>
           <w:color w:val="000000"/>
           <w:sz w:val="24"/>
         </w:rPr>
-        <w:hyperlink r:id="rId27" w:history="1">
-          <w:r>
-            <w:rPr>
-              <w:rStyle w:val="Hyperlink"/>
-            </w:rPr>
-            <w:t>th</w:t>
-          </w:r>
-        </w:hyperlink>
+        <w:t>th</w:t>
       </w:r>
       <w:r>
         <w:rPr>
@@ -3845,7 +3779,7 @@
             <w:rPr>
               <w:rStyle w:val="Hyperlink"/>
             </w:rPr>
-            <w:t>Jefferso</w:t>
+            <w:t>Jeffers</w:t>
           </w:r>
         </w:hyperlink>
       </w:r>
@@ -3856,17 +3790,34 @@
           <w:i w:val="0"/>
           <w:color w:val="0000FF"/>
           <w:sz w:val="24"/>
+        </w:rPr>
+        <w:hyperlink r:id="rId30" w:history="1">
+          <w:r>
+            <w:rPr>
+              <w:rStyle w:val="Hyperlink"/>
+            </w:rPr>
+            <w:t>o</w:t>
+          </w:r>
+        </w:hyperlink>
+      </w:r>
+      <w:r>
+        <w:rPr>
+          <w:rFonts w:ascii="Charis SIL Italic" w:hAnsi="Charis SIL Italic" w:eastAsia="Charis SIL Italic"/>
+          <w:b w:val="0"/>
+          <w:i w:val="0"/>
+          <w:color w:val="0000FF"/>
+          <w:sz w:val="24"/>
+        </w:rPr>
+        <w:t>n</w:t>
+      </w:r>
+      <w:r>
+        <w:rPr>
+          <w:rFonts w:ascii="Charis SIL Italic" w:hAnsi="Charis SIL Italic" w:eastAsia="Charis SIL Italic"/>
+          <w:b w:val="0"/>
+          <w:i w:val="0"/>
+          <w:color w:val="0000FF"/>
+          <w:sz w:val="24"/>
           <w:u w:val="single"/>
-        </w:rPr>
-        <w:t>n</w:t>
-      </w:r>
-      <w:r>
-        <w:rPr>
-          <w:rFonts w:ascii="Charis SIL Italic" w:hAnsi="Charis SIL Italic" w:eastAsia="Charis SIL Italic"/>
-          <w:b w:val="0"/>
-          <w:i w:val="0"/>
-          <w:color w:val="0000FF"/>
-          <w:sz w:val="24"/>
         </w:rPr>
         <w:t xml:space="preserve"> </w:t>
       </w:r>
@@ -4528,7 +4479,7 @@
           <w:sz w:val="24"/>
           <w:u w:val="single"/>
         </w:rPr>
-        <w:hyperlink r:id="rId38" w:history="1">
+        <w:hyperlink r:id="rId39" w:history="1">
           <w:r>
             <w:rPr>
               <w:rStyle w:val="Hyperlink"/>
@@ -7318,7 +7269,7 @@
           <w:sz w:val="24"/>
           <w:u w:val="single"/>
         </w:rPr>
-        <w:hyperlink r:id="rId53" w:history="1">
+        <w:hyperlink r:id="rId54" w:history="1">
           <w:r>
             <w:rPr>
               <w:rStyle w:val="Hyperlink"/>

--- a/EXPORTS/DOCX/review/niveau2/Dutch/Suriname aanvullingen.docx
+++ b/EXPORTS/DOCX/review/niveau2/Dutch/Suriname aanvullingen.docx
@@ -626,7 +626,34 @@
           <w:color w:val="000000"/>
           <w:sz w:val="24"/>
         </w:rPr>
-        <w:t xml:space="preserve">•  TM-9 is Corantijnexpeditie?? </w:t>
+        <w:t xml:space="preserve">•  TM-9 </w:t>
+      </w:r>
+      <w:r>
+        <w:rPr>
+          <w:rFonts w:ascii="Charis SIL Italic" w:hAnsi="Charis SIL Italic" w:eastAsia="Charis SIL Italic"/>
+          <w:b w:val="0"/>
+          <w:i w:val="0"/>
+          <w:color w:val="000000"/>
+          <w:sz w:val="24"/>
+        </w:rPr>
+        <w:hyperlink r:id="rId11" w:history="1">
+          <w:r>
+            <w:rPr>
+              <w:rStyle w:val="Hyperlink"/>
+            </w:rPr>
+            <w:t>is Coran</w:t>
+          </w:r>
+        </w:hyperlink>
+      </w:r>
+      <w:r>
+        <w:rPr>
+          <w:rFonts w:ascii="Charis SIL Italic" w:hAnsi="Charis SIL Italic" w:eastAsia="Charis SIL Italic"/>
+          <w:b w:val="0"/>
+          <w:i w:val="0"/>
+          <w:color w:val="000000"/>
+          <w:sz w:val="24"/>
+        </w:rPr>
+        <w:t xml:space="preserve">tijnexpeditie?? </w:t>
       </w:r>
       <w:r>
         <w:rPr>
@@ -2231,34 +2258,7 @@
           <w:color w:val="000000"/>
           <w:sz w:val="24"/>
         </w:rPr>
-        <w:t>state={"ma</w:t>
-      </w:r>
-      <w:r>
-        <w:rPr>
-          <w:rFonts w:ascii="Charis SIL Italic" w:hAnsi="Charis SIL Italic" w:eastAsia="Charis SIL Italic"/>
-          <w:b w:val="0"/>
-          <w:i w:val="0"/>
-          <w:color w:val="000000"/>
-          <w:sz w:val="24"/>
-        </w:rPr>
-        <w:hyperlink r:id="rId23" w:history="1">
-          <w:r>
-            <w:rPr>
-              <w:rStyle w:val="Hyperlink"/>
-            </w:rPr>
-            <w:t>tchAll</w:t>
-          </w:r>
-        </w:hyperlink>
-      </w:r>
-      <w:r>
-        <w:rPr>
-          <w:rFonts w:ascii="Charis SIL Italic" w:hAnsi="Charis SIL Italic" w:eastAsia="Charis SIL Italic"/>
-          <w:b w:val="0"/>
-          <w:i w:val="0"/>
-          <w:color w:val="000000"/>
-          <w:sz w:val="24"/>
-        </w:rPr>
-        <w:t>C</w:t>
+        <w:t>state={"matchAllC</w:t>
       </w:r>
       <w:r>
         <w:rPr>
@@ -3134,74 +3134,19 @@
           <w:i w:val="0"/>
           <w:color w:val="0000FF"/>
           <w:sz w:val="24"/>
+        </w:rPr>
+        <w:t>Gift o</w:t>
+      </w:r>
+      <w:r>
+        <w:rPr>
+          <w:rFonts w:ascii="Charis SIL Italic" w:hAnsi="Charis SIL Italic" w:eastAsia="Charis SIL Italic"/>
+          <w:b w:val="0"/>
+          <w:i w:val="0"/>
+          <w:color w:val="0000FF"/>
+          <w:sz w:val="24"/>
           <w:u w:val="single"/>
         </w:rPr>
-        <w:hyperlink r:id="rId27" w:history="1">
-          <w:r>
-            <w:rPr>
-              <w:rStyle w:val="Hyperlink"/>
-            </w:rPr>
-            <w:t>G</w:t>
-          </w:r>
-        </w:hyperlink>
-      </w:r>
-      <w:r>
-        <w:rPr>
-          <w:rFonts w:ascii="Charis SIL Italic" w:hAnsi="Charis SIL Italic" w:eastAsia="Charis SIL Italic"/>
-          <w:b w:val="0"/>
-          <w:i w:val="0"/>
-          <w:color w:val="0000FF"/>
-          <w:sz w:val="24"/>
-          <w:u w:val="single"/>
-        </w:rPr>
-        <w:hyperlink r:id="rId27" w:history="1">
-          <w:r>
-            <w:rPr>
-              <w:rStyle w:val="Hyperlink"/>
-            </w:rPr>
-            <w:t>ift</w:t>
-          </w:r>
-        </w:hyperlink>
-      </w:r>
-      <w:r>
-        <w:rPr>
-          <w:rFonts w:ascii="Charis SIL Italic" w:hAnsi="Charis SIL Italic" w:eastAsia="Charis SIL Italic"/>
-          <w:b w:val="0"/>
-          <w:i w:val="0"/>
-          <w:color w:val="0000FF"/>
-          <w:sz w:val="24"/>
-          <w:u w:val="single"/>
-        </w:rPr>
-        <w:t xml:space="preserve"> </w:t>
-      </w:r>
-      <w:r>
-        <w:rPr>
-          <w:rFonts w:ascii="Charis SIL Italic" w:hAnsi="Charis SIL Italic" w:eastAsia="Charis SIL Italic"/>
-          <w:b w:val="0"/>
-          <w:i w:val="0"/>
-          <w:color w:val="0000FF"/>
-          <w:sz w:val="24"/>
-          <w:u w:val="single"/>
-        </w:rPr>
-        <w:hyperlink r:id="rId27" w:history="1">
-          <w:r>
-            <w:rPr>
-              <w:rStyle w:val="Hyperlink"/>
-            </w:rPr>
-            <w:t>o</w:t>
-          </w:r>
-        </w:hyperlink>
-      </w:r>
-      <w:r>
-        <w:rPr>
-          <w:rFonts w:ascii="Charis SIL Italic" w:hAnsi="Charis SIL Italic" w:eastAsia="Charis SIL Italic"/>
-          <w:b w:val="0"/>
-          <w:i w:val="0"/>
-          <w:color w:val="0000FF"/>
-          <w:sz w:val="24"/>
-          <w:u w:val="single"/>
-        </w:rPr>
-        <w:hyperlink r:id="rId27" w:history="1">
+        <w:hyperlink r:id="rId26" w:history="1">
           <w:r>
             <w:rPr>
               <w:rStyle w:val="Hyperlink"/>
@@ -3228,16 +3173,8 @@
           <w:i w:val="0"/>
           <w:color w:val="0000FF"/>
           <w:sz w:val="24"/>
-          <w:u w:val="single"/>
-        </w:rPr>
-        <w:hyperlink r:id="rId27" w:history="1">
-          <w:r>
-            <w:rPr>
-              <w:rStyle w:val="Hyperlink"/>
-            </w:rPr>
-            <w:t>M</w:t>
-          </w:r>
-        </w:hyperlink>
+        </w:rPr>
+        <w:t>M</w:t>
       </w:r>
       <w:r>
         <w:rPr>
@@ -3264,8 +3201,16 @@
           <w:i w:val="0"/>
           <w:color w:val="0000FF"/>
           <w:sz w:val="24"/>
-        </w:rPr>
-        <w:t>s Anna Wa</w:t>
+          <w:u w:val="single"/>
+        </w:rPr>
+        <w:hyperlink r:id="rId26" w:history="1">
+          <w:r>
+            <w:rPr>
+              <w:rStyle w:val="Hyperlink"/>
+            </w:rPr>
+            <w:t>s</w:t>
+          </w:r>
+        </w:hyperlink>
       </w:r>
       <w:r>
         <w:rPr>
@@ -3276,7 +3221,83 @@
           <w:sz w:val="24"/>
           <w:u w:val="single"/>
         </w:rPr>
-        <w:hyperlink r:id="rId26" w:history="1">
+        <w:t xml:space="preserve"> </w:t>
+      </w:r>
+      <w:r>
+        <w:rPr>
+          <w:rFonts w:ascii="Charis SIL Italic" w:hAnsi="Charis SIL Italic" w:eastAsia="Charis SIL Italic"/>
+          <w:b w:val="0"/>
+          <w:i w:val="0"/>
+          <w:color w:val="0000FF"/>
+          <w:sz w:val="24"/>
+          <w:u w:val="single"/>
+        </w:rPr>
+        <w:hyperlink r:id="rId27" w:history="1">
+          <w:r>
+            <w:rPr>
+              <w:rStyle w:val="Hyperlink"/>
+            </w:rPr>
+            <w:t>A</w:t>
+          </w:r>
+        </w:hyperlink>
+      </w:r>
+      <w:r>
+        <w:rPr>
+          <w:rFonts w:ascii="Charis SIL Italic" w:hAnsi="Charis SIL Italic" w:eastAsia="Charis SIL Italic"/>
+          <w:b w:val="0"/>
+          <w:i w:val="0"/>
+          <w:color w:val="0000FF"/>
+          <w:sz w:val="24"/>
+          <w:u w:val="single"/>
+        </w:rPr>
+        <w:hyperlink r:id="rId27" w:history="1">
+          <w:r>
+            <w:rPr>
+              <w:rStyle w:val="Hyperlink"/>
+            </w:rPr>
+            <w:t>nna</w:t>
+          </w:r>
+        </w:hyperlink>
+      </w:r>
+      <w:r>
+        <w:rPr>
+          <w:rFonts w:ascii="Charis SIL Italic" w:hAnsi="Charis SIL Italic" w:eastAsia="Charis SIL Italic"/>
+          <w:b w:val="0"/>
+          <w:i w:val="0"/>
+          <w:color w:val="0000FF"/>
+          <w:sz w:val="24"/>
+          <w:u w:val="single"/>
+        </w:rPr>
+        <w:t xml:space="preserve"> </w:t>
+      </w:r>
+      <w:r>
+        <w:rPr>
+          <w:rFonts w:ascii="Charis SIL Italic" w:hAnsi="Charis SIL Italic" w:eastAsia="Charis SIL Italic"/>
+          <w:b w:val="0"/>
+          <w:i w:val="0"/>
+          <w:color w:val="0000FF"/>
+          <w:sz w:val="24"/>
+          <w:u w:val="single"/>
+        </w:rPr>
+        <w:hyperlink r:id="rId27" w:history="1">
+          <w:r>
+            <w:rPr>
+              <w:rStyle w:val="Hyperlink"/>
+            </w:rPr>
+            <w:t>Wa</w:t>
+          </w:r>
+        </w:hyperlink>
+      </w:r>
+      <w:r>
+        <w:rPr>
+          <w:rFonts w:ascii="Charis SIL Italic" w:hAnsi="Charis SIL Italic" w:eastAsia="Charis SIL Italic"/>
+          <w:b w:val="0"/>
+          <w:i w:val="0"/>
+          <w:color w:val="0000FF"/>
+          <w:sz w:val="24"/>
+          <w:u w:val="single"/>
+        </w:rPr>
+        <w:hyperlink r:id="rId27" w:history="1">
           <w:r>
             <w:rPr>
               <w:rStyle w:val="Hyperlink"/>
@@ -3305,7 +3326,7 @@
           <w:sz w:val="24"/>
           <w:u w:val="single"/>
         </w:rPr>
-        <w:hyperlink r:id="rId26" w:history="1">
+        <w:hyperlink r:id="rId27" w:history="1">
           <w:r>
             <w:rPr>
               <w:rStyle w:val="Hyperlink"/>
@@ -3402,13 +3423,21 @@
       </w:r>
       <w:r>
         <w:rPr>
+          <w:u w:val="single" w:color="0000ff"/>
           <w:rFonts w:ascii="Charis SIL Italic" w:hAnsi="Charis SIL Italic" w:eastAsia="Charis SIL Italic"/>
           <w:b w:val="0"/>
           <w:i w:val="0"/>
           <w:color w:val="000000"/>
           <w:sz w:val="24"/>
         </w:rPr>
-        <w:t>th</w:t>
+        <w:hyperlink r:id="rId27" w:history="1">
+          <w:r>
+            <w:rPr>
+              <w:rStyle w:val="Hyperlink"/>
+            </w:rPr>
+            <w:t>th</w:t>
+          </w:r>
+        </w:hyperlink>
       </w:r>
       <w:r>
         <w:rPr>
@@ -7240,7 +7269,7 @@
           <w:sz w:val="24"/>
           <w:u w:val="single"/>
         </w:rPr>
-        <w:hyperlink r:id="rId53" w:history="1">
+        <w:hyperlink r:id="rId54" w:history="1">
           <w:r>
             <w:rPr>
               <w:rStyle w:val="Hyperlink"/>
@@ -7269,7 +7298,7 @@
           <w:sz w:val="24"/>
           <w:u w:val="single"/>
         </w:rPr>
-        <w:hyperlink r:id="rId54" w:history="1">
+        <w:hyperlink r:id="rId53" w:history="1">
           <w:r>
             <w:rPr>
               <w:rStyle w:val="Hyperlink"/>
